--- a/tese/_book/A-coordenação-da-competição-intrapartidária-em-listas-abertas-via-alocação-de-fundos-públicos.docx
+++ b/tese/_book/A-coordenação-da-competição-intrapartidária-em-listas-abertas-via-alocação-de-fundos-públicos.docx
@@ -2116,13 +2116,13 @@
     </w:p>
     <w:bookmarkEnd w:id="28"/>
     <w:bookmarkEnd w:id="29"/>
-    <w:bookmarkStart w:id="80" w:name="X93cc9717ded81a9ccdbf1c9e772c6dc1cc8a81a"/>
+    <w:bookmarkStart w:id="79" w:name="X106d2aaaffc6e23b4f14a1ec11bf8bbb6fa4fa4"/>
     <w:p>
       <w:pPr>
         <w:pStyle w:val="Ttulo1"/>
       </w:pPr>
       <w:r>
-        <w:t xml:space="preserve">3. Coordenação intrapartidária pela alocação de recursos</w:t>
+        <w:t xml:space="preserve">3. Priorização na alocação de recursos partidários</w:t>
       </w:r>
     </w:p>
     <w:p>
@@ -2236,7 +2236,7 @@
         <w:pStyle w:val="Corpodetexto"/>
       </w:pPr>
       <w:r>
-        <w:t xml:space="preserve">Uma vez identificadas as candidaturas do</w:t>
+        <w:t xml:space="preserve">Uma vez identificadas as candidaturas do núcleo de cada nominata, calcula-se a parcela destas que possuem credenciais eleitorais prévias. Do ponto de vista do</w:t>
       </w:r>
       <w:r>
         <w:t xml:space="preserve"> </w:t>
@@ -2246,13 +2246,21 @@
           <w:i/>
           <w:iCs/>
         </w:rPr>
-        <w:t xml:space="preserve">núcleo</w:t>
-      </w:r>
-      <w:r>
-        <w:t xml:space="preserve"> </w:t>
-      </w:r>
-      <w:r>
-        <w:t xml:space="preserve">de cada nominata, calcula-se a parcela destas que possuem credenciais eleitorais prévias. Do ponto de vista do</w:t>
+        <w:t xml:space="preserve">gatekeeping</w:t>
+      </w:r>
+      <w:r>
+        <w:t xml:space="preserve"> </w:t>
+      </w:r>
+      <w:r>
+        <w:t xml:space="preserve">partidário via recursos de campanha, espera-se que tais núcleos contenham uma taxa desproporcional de concorrentes com estas credenciais do que seria esperado em uma seleção aleatória que respeite o tamanho das nominatas e dos subconjuntos priorizados. O objetivo é testar se partidos sobrerrepresentam candidatos com histórico eleitoral relevante entre os priorizados.</w:t>
+      </w:r>
+    </w:p>
+    <w:p>
+      <w:pPr>
+        <w:pStyle w:val="Corpodetexto"/>
+      </w:pPr>
+      <w:r>
+        <w:t xml:space="preserve">Como validação e descrições adicionais, calcula-se as métricas de interesse com diferentes estratégias de seleção do</w:t>
       </w:r>
       <w:r>
         <w:t xml:space="preserve"> </w:t>
@@ -2262,13 +2270,18 @@
           <w:i/>
           <w:iCs/>
         </w:rPr>
-        <w:t xml:space="preserve">gatekeeping</w:t>
-      </w:r>
-      <w:r>
-        <w:t xml:space="preserve"> </w:t>
-      </w:r>
-      <w:r>
-        <w:t xml:space="preserve">partidário via recursos de campanha, espera-se que tais</w:t>
+        <w:t xml:space="preserve">núcleo priorizado</w:t>
+      </w:r>
+      <w:r>
+        <w:t xml:space="preserve">, mas sempre utilizando a distribuição de recursos como referência. Também verifica-se a presença desproporcional de candidaturas que são posteriormente eleitas em suas nominatas entre os priorizados.</w:t>
+      </w:r>
+    </w:p>
+    <w:p>
+      <w:pPr>
+        <w:pStyle w:val="Corpodetexto"/>
+      </w:pPr>
+      <w:r>
+        <w:t xml:space="preserve">Os resultados encontrados confirmam a expectativa, partidos priorizam financeiramente candidatos com credenciais eleitorais prévias. Com esta constatação, o capítulo é encerrado com uma análise desagregada destas credenciais para verificar o</w:t>
       </w:r>
       <w:r>
         <w:t xml:space="preserve"> </w:t>
@@ -2278,51 +2291,6 @@
           <w:i/>
           <w:iCs/>
         </w:rPr>
-        <w:t xml:space="preserve">núcleos</w:t>
-      </w:r>
-      <w:r>
-        <w:t xml:space="preserve"> </w:t>
-      </w:r>
-      <w:r>
-        <w:t xml:space="preserve">contenham uma taxa desproporcional de concorrentes com estas credenciais do que seria esperado em uma seleção aleatória que respeite o tamanho das nominatas e dos subconjuntos priorizados. O objetivo é testar se partidos sobrerrepresentam candidatos com histórico eleitoral relevante entre os priorizados.</w:t>
-      </w:r>
-    </w:p>
-    <w:p>
-      <w:pPr>
-        <w:pStyle w:val="Corpodetexto"/>
-      </w:pPr>
-      <w:r>
-        <w:t xml:space="preserve">Como validação e descrições adicionais, são calculadas as métricas de interesse com diferentes estratégias de seleção do</w:t>
-      </w:r>
-      <w:r>
-        <w:t xml:space="preserve"> </w:t>
-      </w:r>
-      <w:r>
-        <w:rPr>
-          <w:i/>
-          <w:iCs/>
-        </w:rPr>
-        <w:t xml:space="preserve">núcleo priorizado</w:t>
-      </w:r>
-      <w:r>
-        <w:t xml:space="preserve">, mas sempre utilizando a distribuição de recursos como referência. Também calcula-se a presença desproporcional de candidaturas que são posteriormente eleitas em suas nominatas entre os priorizados.</w:t>
-      </w:r>
-    </w:p>
-    <w:p>
-      <w:pPr>
-        <w:pStyle w:val="Corpodetexto"/>
-      </w:pPr>
-      <w:r>
-        <w:t xml:space="preserve">Os resultados encontrados confirmam a expectativa, partidos priorizam financeiramente candidatos com credenciais eleitorais prévias. Com esta constatação, o capítulo é encerrado com uma análise desagregada destas credenciais para verificar o</w:t>
-      </w:r>
-      <w:r>
-        <w:t xml:space="preserve"> </w:t>
-      </w:r>
-      <w:r>
-        <w:rPr>
-          <w:i/>
-          <w:iCs/>
-        </w:rPr>
         <w:t xml:space="preserve">prêmio</w:t>
       </w:r>
       <w:r>
@@ -2332,13 +2300,13 @@
         <w:t xml:space="preserve">recebido em termos de pontos percentuais na distribuição intralista de recursos para cada vitória eleitoral prévia.</w:t>
       </w:r>
     </w:p>
-    <w:bookmarkStart w:id="34" w:name="seleção-do-núcleo-priorizado"/>
+    <w:bookmarkStart w:id="30" w:name="dados"/>
     <w:p>
       <w:pPr>
         <w:pStyle w:val="Ttulo2"/>
       </w:pPr>
       <w:r>
-        <w:t xml:space="preserve">3.1 Seleção do núcleo priorizado</w:t>
+        <w:t xml:space="preserve">3.1 Dados</w:t>
       </w:r>
     </w:p>
     <w:p>
@@ -2346,7 +2314,32 @@
         <w:pStyle w:val="FirstParagraph"/>
       </w:pPr>
       <w:r>
-        <w:t xml:space="preserve">A análise utiliza registros de candidaturas, resultados eleitorais e prestação de contas provenientes do TSE. O universo reúne 7.630 candidaturas em 2018 e 9.675 em 2022. A candidatura é a unidade utilizada para identificar o histórico eleitoral e estimar a participação nos recursos. Para examinar a distribuição intrapartidária, essas observações são agregadas por partido, unidade da federação e eleição.</w:t>
+        <w:t xml:space="preserve">A análise utiliza registros de candidaturas, resultados eleitorais e prestação de contas provenientes do Portal de Dados Abertos do TSE. O universo reúne 7.630 candidaturas em 2018 e 9.675 em 2022.</w:t>
+      </w:r>
+    </w:p>
+    <w:p>
+      <w:pPr>
+        <w:pStyle w:val="Corpodetexto"/>
+      </w:pPr>
+      <w:r>
+        <w:t xml:space="preserve">O histórico eleitoral de cada candidatura destas eleições foi verificado pelo CPF, retroagindo até as eleições de 1998, que foram as primeiras a identificar os candidatos com este documento. Dessa maneira, os candidatos de 2018 e 2022 são vinculados a contagens de suas vitórias eleitorais anteriores para cada cargo disputado.</w:t>
+      </w:r>
+    </w:p>
+    <w:p>
+      <w:pPr>
+        <w:pStyle w:val="Corpodetexto"/>
+      </w:pPr>
+      <w:r>
+        <w:t xml:space="preserve">A análise dos repasses partidários provém da base de receitas dos candidatos, identificando os registros com origem igual a</w:t>
+      </w:r>
+      <w:r>
+        <w:t xml:space="preserve"> </w:t>
+      </w:r>
+      <w:r>
+        <w:t xml:space="preserve">“recursos de partidos políticos”</w:t>
+      </w:r>
+      <w:r>
+        <w:t xml:space="preserve">. Estes somam recursos do Fundo Partidário e Fundo Especial de Financiamento de Campanhas.</w:t>
       </w:r>
     </w:p>
     <w:p>
@@ -2357,37 +2350,14 @@
         <w:t xml:space="preserve">A base de dados composta soma 859 listas em 2018 e 711 em 2022. Destas, 73 não receberam recursos partidários em 2018 e 63 nominatas em 2022. Dos candidatos nas listas sem recursos de partidos, três candidatos foram eleitos em 2018 e nenhum em 2022.</w:t>
       </w:r>
     </w:p>
-    <w:p>
-      <w:pPr>
-        <w:pStyle w:val="Corpodetexto"/>
-      </w:pPr>
-      <w:r>
-        <w:t xml:space="preserve">As operacionalizações da seleção do</w:t>
-      </w:r>
-      <w:r>
-        <w:t xml:space="preserve"> </w:t>
-      </w:r>
-      <w:r>
-        <w:rPr>
-          <w:i/>
-          <w:iCs/>
-        </w:rPr>
-        <w:t xml:space="preserve">núcleo</w:t>
-      </w:r>
-      <w:r>
-        <w:t xml:space="preserve"> </w:t>
-      </w:r>
-      <w:r>
-        <w:t xml:space="preserve">usam exclusivamente as informações da distribuição de financiamento de campanha provenientes de fundos públicos. A estratégia de seleção das candidaturas deste núcleo utiliza como referência uma medida de concentração da distribuição observada a partir dos próprios recursos partidários. Como testes de robustez, os resultados também são calculados de acordo com outras regras de seleção do núcleo.</w:t>
-      </w:r>
-    </w:p>
-    <w:bookmarkStart w:id="31" w:name="top-necr"/>
-    <w:p>
-      <w:pPr>
-        <w:pStyle w:val="Ttulo3"/>
-      </w:pPr>
-      <w:r>
-        <w:t xml:space="preserve">3.1.1 Top-NECr</w:t>
+    <w:bookmarkEnd w:id="30"/>
+    <w:bookmarkStart w:id="32" w:name="seleção-do-núcleo-priorizado-top-necr"/>
+    <w:p>
+      <w:pPr>
+        <w:pStyle w:val="Ttulo2"/>
+      </w:pPr>
+      <w:r>
+        <w:t xml:space="preserve">3.2 Seleção do núcleo priorizado: Top-NECr</w:t>
       </w:r>
     </w:p>
     <w:p>
@@ -2395,7 +2365,7 @@
         <w:pStyle w:val="FirstParagraph"/>
       </w:pPr>
       <w:r>
-        <w:t xml:space="preserve">Para verificar a concentração de recursos entre candidaturas de uma mesma nominata, adapta-se o Número Efetivo de Partidos de</w:t>
+        <w:t xml:space="preserve">O tamanho do núcleo priorizado é calculado por uma medida endógena à distribuição dos recursos de campanha em cada lista. Uma adaptação do Número Efetivo de Partidos de</w:t>
       </w:r>
       <w:r>
         <w:t xml:space="preserve"> </w:t>
@@ -2407,7 +2377,7 @@
         <w:t xml:space="preserve"> </w:t>
       </w:r>
       <w:r>
-        <w:t xml:space="preserve">e, seguindo</w:t>
+        <w:t xml:space="preserve">proposta por</w:t>
       </w:r>
       <w:r>
         <w:t xml:space="preserve"> </w:t>
@@ -2416,14 +2386,14 @@
         <w:t xml:space="preserve">Thomsen (2023)</w:t>
       </w:r>
       <w:r>
-        <w:t xml:space="preserve">, calcula-se o Número Efetivo de Candidatos em recursos (NECr) para obter um indicador de candidaturas equivalentes em financiamento partidário dentro das nominatas. O NECr ao nível da nominata é calculado da seguinte maneira:</w:t>
-      </w:r>
-    </w:p>
-    <w:p>
-      <w:pPr>
-        <w:pStyle w:val="Corpodetexto"/>
-      </w:pPr>
-      <w:bookmarkStart w:id="30" w:name="eq-necr"/>
+        <w:t xml:space="preserve">: o Número Efetivo de Candidatos em recursos (NECr). O NECr ao nível da nominata é calculado da seguinte maneira:</w:t>
+      </w:r>
+    </w:p>
+    <w:p>
+      <w:pPr>
+        <w:pStyle w:val="Corpodetexto"/>
+      </w:pPr>
+      <w:bookmarkStart w:id="31" w:name="eq-necr"/>
       <m:oMathPara>
         <m:oMathParaPr>
           <m:jc m:val="center"/>
@@ -2705,7 +2675,7 @@
           </m:d>
         </m:oMath>
       </m:oMathPara>
-      <w:bookmarkEnd w:id="30"/>
+      <w:bookmarkEnd w:id="31"/>
     </w:p>
     <w:p>
       <w:pPr>
@@ -2736,14 +2706,6 @@
       </w:r>
       <w:r>
         <w:t xml:space="preserve">representa os recursos controlados por partidos políticos recebidos pelos candidatos.</w:t>
-      </w:r>
-    </w:p>
-    <w:p>
-      <w:pPr>
-        <w:pStyle w:val="Corpodetexto"/>
-      </w:pPr>
-      <w:r>
-        <w:t xml:space="preserve">Para obter-se uma medida endógena à distribuição para determinar o tamanho do núcleo de candidaturas priorizadas, a estratégia principal adotada é a seleção das Top-NECr candidaturas de cada nominata com recursos partidários positivos.</w:t>
       </w:r>
     </w:p>
     <w:p>
@@ -2828,7 +2790,7 @@
         </m:r>
       </m:oMath>
       <w:r>
-        <w:t xml:space="preserve">, um arredondamento convencional. As candidaturas são ordenadas pelos recursos partidários recebidos e as</w:t>
+        <w:t xml:space="preserve">, um arredondamento convencional. As candidaturas são ordenadas pelos recursos recebidos e as</w:t>
       </w:r>
       <w:r>
         <w:t xml:space="preserve"> </w:t>
@@ -2851,7 +2813,7 @@
         <w:t xml:space="preserve"> </w:t>
       </w:r>
       <w:r>
-        <w:t xml:space="preserve">primeiras posições formam o núcleo. Se há empate na posição igual a</w:t>
+        <w:t xml:space="preserve">primeiras posições formam o Top-NECr. Se há empate na posição igual a</w:t>
       </w:r>
       <w:r>
         <w:t xml:space="preserve"> </w:t>
@@ -2903,14 +2865,14 @@
         <w:t xml:space="preserve">.</w:t>
       </w:r>
     </w:p>
-    <w:bookmarkEnd w:id="31"/>
-    <w:bookmarkStart w:id="33" w:name="top-x"/>
-    <w:p>
-      <w:pPr>
-        <w:pStyle w:val="Ttulo3"/>
-      </w:pPr>
-      <w:r>
-        <w:t xml:space="preserve">3.1.2 Top-X%</w:t>
+    <w:bookmarkEnd w:id="32"/>
+    <w:bookmarkStart w:id="39" w:name="sec-competitivos"/>
+    <w:p>
+      <w:pPr>
+        <w:pStyle w:val="Ttulo2"/>
+      </w:pPr>
+      <w:r>
+        <w:t xml:space="preserve">3.3 Credenciais eleitorais prévias</w:t>
       </w:r>
     </w:p>
     <w:p>
@@ -2918,7 +2880,7 @@
         <w:pStyle w:val="FirstParagraph"/>
       </w:pPr>
       <w:r>
-        <w:t xml:space="preserve">A segunda operacionalização proposta seleciona o</w:t>
+        <w:t xml:space="preserve">Para analisar a composição do</w:t>
       </w:r>
       <w:r>
         <w:t xml:space="preserve"> </w:t>
@@ -2928,6 +2890,2732 @@
           <w:i/>
           <w:iCs/>
         </w:rPr>
+        <w:t xml:space="preserve">núcleo de priorizados</w:t>
+      </w:r>
+      <w:r>
+        <w:t xml:space="preserve"> </w:t>
+      </w:r>
+      <w:r>
+        <w:t xml:space="preserve">propõe-se um indicador binário que classifica como</w:t>
+      </w:r>
+      <w:r>
+        <w:t xml:space="preserve"> </w:t>
+      </w:r>
+      <w:r>
+        <w:rPr>
+          <w:i/>
+          <w:iCs/>
+        </w:rPr>
+        <w:t xml:space="preserve">candidatura competitiva</w:t>
+      </w:r>
+      <w:r>
+        <w:t xml:space="preserve"> </w:t>
+      </w:r>
+      <w:r>
+        <w:t xml:space="preserve">no ano</w:t>
+      </w:r>
+      <w:r>
+        <w:t xml:space="preserve"> </w:t>
+      </w:r>
+      <m:oMath>
+        <m:r>
+          <m:t>y</m:t>
+        </m:r>
+      </m:oMath>
+      <w:r>
+        <w:t xml:space="preserve"> </w:t>
+      </w:r>
+      <w:r>
+        <w:t xml:space="preserve">aquela que tenha, antes de</w:t>
+      </w:r>
+      <w:r>
+        <w:t xml:space="preserve"> </w:t>
+      </w:r>
+      <m:oMath>
+        <m:r>
+          <m:t>y</m:t>
+        </m:r>
+      </m:oMath>
+      <w:r>
+        <w:t xml:space="preserve">: i) sido eleita em alguma disputa para Presidente, Governador, Senador, Deputado Federal, Deputado Estadual ou Prefeito; ou ii) obteve ao menos 10% do quociente eleitoral em disputa proporcional para Deputado Federal ou Deputado Estadual:</w:t>
+      </w:r>
+    </w:p>
+    <w:p>
+      <w:pPr>
+        <w:pStyle w:val="Corpodetexto"/>
+      </w:pPr>
+      <w:bookmarkStart w:id="33" w:name="eq-competitivo"/>
+      <m:oMathPara>
+        <m:oMathParaPr>
+          <m:jc m:val="center"/>
+        </m:oMathParaPr>
+        <m:oMath>
+          <m:sSub>
+            <m:e>
+              <m:r>
+                <m:rPr>
+                  <m:nor/>
+                  <m:sty m:val="p"/>
+                </m:rPr>
+                <m:t>Competitivo</m:t>
+              </m:r>
+            </m:e>
+            <m:sub>
+              <m:r>
+                <m:t>i</m:t>
+              </m:r>
+              <m:r>
+                <m:t>y</m:t>
+              </m:r>
+            </m:sub>
+          </m:sSub>
+          <m:r>
+            <m:rPr>
+              <m:sty m:val="p"/>
+            </m:rPr>
+            <m:t>=</m:t>
+          </m:r>
+          <m:d>
+            <m:dPr>
+              <m:begChr m:val="{"/>
+              <m:endChr m:val=""/>
+              <m:sepChr m:val=""/>
+              <m:grow/>
+            </m:dPr>
+            <m:e>
+              <m:m>
+                <m:mPr>
+                  <m:baseJc m:val="center"/>
+                  <m:plcHide m:val="on"/>
+                  <m:mcs>
+                    <m:mc>
+                      <m:mcPr>
+                        <m:mcJc m:val="left"/>
+                        <m:count m:val="1"/>
+                      </m:mcPr>
+                    </m:mc>
+                    <m:mc>
+                      <m:mcPr>
+                        <m:mcJc m:val="left"/>
+                        <m:count m:val="1"/>
+                      </m:mcPr>
+                    </m:mc>
+                  </m:mcs>
+                </m:mPr>
+                <m:mr>
+                  <m:e>
+                    <m:r>
+                      <m:t>1</m:t>
+                    </m:r>
+                  </m:e>
+                  <m:e>
+                    <m:r>
+                      <m:rPr>
+                        <m:nor/>
+                        <m:sty m:val="p"/>
+                      </m:rPr>
+                      <m:t>se, antes de </m:t>
+                    </m:r>
+                    <m:r>
+                      <m:t>y</m:t>
+                    </m:r>
+                    <m:r>
+                      <m:rPr>
+                        <m:sty m:val="p"/>
+                      </m:rPr>
+                      <m:t>,</m:t>
+                    </m:r>
+                    <m:r>
+                      <m:t> </m:t>
+                    </m:r>
+                    <m:r>
+                      <m:t>i</m:t>
+                    </m:r>
+                    <m:r>
+                      <m:rPr>
+                        <m:nor/>
+                        <m:sty m:val="p"/>
+                      </m:rPr>
+                      <m:t> satisfez (i) ou (ii)</m:t>
+                    </m:r>
+                  </m:e>
+                </m:mr>
+                <m:mr>
+                  <m:e>
+                    <m:r>
+                      <m:t>0</m:t>
+                    </m:r>
+                  </m:e>
+                  <m:e>
+                    <m:r>
+                      <m:rPr>
+                        <m:nor/>
+                        <m:sty m:val="p"/>
+                      </m:rPr>
+                      <m:t>caso contrário</m:t>
+                    </m:r>
+                  </m:e>
+                </m:mr>
+              </m:m>
+            </m:e>
+          </m:d>
+          <m:r>
+            <m:t>  </m:t>
+          </m:r>
+          <m:d>
+            <m:dPr>
+              <m:begChr m:val="("/>
+              <m:endChr m:val=")"/>
+              <m:sepChr m:val=""/>
+              <m:grow/>
+            </m:dPr>
+            <m:e>
+              <m:r>
+                <m:t>3.2</m:t>
+              </m:r>
+            </m:e>
+          </m:d>
+        </m:oMath>
+      </m:oMathPara>
+      <w:bookmarkEnd w:id="33"/>
+    </w:p>
+    <w:p>
+      <w:pPr>
+        <w:pStyle w:val="FirstParagraph"/>
+      </w:pPr>
+      <w:r>
+        <w:t xml:space="preserve">Estas regras de identificação de credenciais eleitorais prévias adaptam a proposta de</w:t>
+      </w:r>
+      <w:r>
+        <w:t xml:space="preserve"> </w:t>
+      </w:r>
+      <w:r>
+        <w:t xml:space="preserve">Cheibub; Sin (2020)</w:t>
+      </w:r>
+      <w:r>
+        <w:t xml:space="preserve">. Os autores consideraram também como competitivos os candidatos que atingiram ao menos 10% do quociente eleitoral das eleições sob análise. Isto está em desacordo com o princípio temporal, motivo pelo qual deliberadamente descarta-se como competitivos os candidatos que tiveram performance surpreendente.</w:t>
+      </w:r>
+    </w:p>
+    <w:p>
+      <w:pPr>
+        <w:pStyle w:val="Corpodetexto"/>
+      </w:pPr>
+      <w:r>
+        <w:t xml:space="preserve">Note-se também que os termos</w:t>
+      </w:r>
+      <w:r>
+        <w:t xml:space="preserve"> </w:t>
+      </w:r>
+      <w:r>
+        <w:t xml:space="preserve">“candidaturas com credenciais eleitorais prévias”</w:t>
+      </w:r>
+      <w:r>
+        <w:t xml:space="preserve"> </w:t>
+      </w:r>
+      <w:r>
+        <w:t xml:space="preserve">e</w:t>
+      </w:r>
+      <w:r>
+        <w:t xml:space="preserve"> </w:t>
+      </w:r>
+      <w:r>
+        <w:t xml:space="preserve">“candidaturas competitivas”</w:t>
+      </w:r>
+      <w:r>
+        <w:t xml:space="preserve"> </w:t>
+      </w:r>
+      <w:r>
+        <w:t xml:space="preserve">se referem ao mesmo conjunto de concorrentes e são usados de maneira intercambiada.</w:t>
+      </w:r>
+    </w:p>
+    <w:bookmarkStart w:id="38" w:name="sec-metricas"/>
+    <w:p>
+      <w:pPr>
+        <w:pStyle w:val="Ttulo3"/>
+      </w:pPr>
+      <w:r>
+        <w:t xml:space="preserve">3.3.1 Composição do núcleo priorizado e credenciais eleitorais</w:t>
+      </w:r>
+    </w:p>
+    <w:p>
+      <w:pPr>
+        <w:pStyle w:val="FirstParagraph"/>
+      </w:pPr>
+      <w:r>
+        <w:t xml:space="preserve">Uma vez identificado o núcleo priorizado pela distribuição dos recursos partidários, examina-se sua composição. A expectativa é que candidaturas com credenciais eleitorais prévias estejam sobrerrepresentadas nesse núcleo. Para verificar essa expectativa, utilizam-se três medidas complementares: a precisão informa qual parcela do núcleo possui essas credenciais; a cobertura indica qual parcela das candidaturas com essas credenciais está incluída no núcleo; e o</w:t>
+      </w:r>
+      <w:r>
+        <w:t xml:space="preserve"> </w:t>
+      </w:r>
+      <w:r>
+        <w:rPr>
+          <w:i/>
+          <w:iCs/>
+        </w:rPr>
+        <w:t xml:space="preserve">lift</w:t>
+      </w:r>
+      <w:r>
+        <w:t xml:space="preserve"> </w:t>
+      </w:r>
+      <w:r>
+        <w:t xml:space="preserve">compara sua presença observada àquela esperada em uma seleção aleatória dentro de cada nominata.</w:t>
+      </w:r>
+    </w:p>
+    <w:p>
+      <w:pPr>
+        <w:pStyle w:val="Corpodetexto"/>
+      </w:pPr>
+      <w:r>
+        <w:t xml:space="preserve">Cada lista</w:t>
+      </w:r>
+      <w:r>
+        <w:t xml:space="preserve"> </w:t>
+      </w:r>
+      <m:oMath>
+        <m:r>
+          <m:t>l</m:t>
+        </m:r>
+      </m:oMath>
+      <w:r>
+        <w:t xml:space="preserve"> </w:t>
+      </w:r>
+      <w:r>
+        <w:t xml:space="preserve">possui</w:t>
+      </w:r>
+      <w:r>
+        <w:t xml:space="preserve"> </w:t>
+      </w:r>
+      <m:oMath>
+        <m:sSub>
+          <m:e>
+            <m:r>
+              <m:t>C</m:t>
+            </m:r>
+          </m:e>
+          <m:sub>
+            <m:r>
+              <m:t>l</m:t>
+            </m:r>
+          </m:sub>
+        </m:sSub>
+      </m:oMath>
+      <w:r>
+        <w:t xml:space="preserve"> </w:t>
+      </w:r>
+      <w:r>
+        <w:t xml:space="preserve">candidaturas e um núcleo de tamanho</w:t>
+      </w:r>
+      <w:r>
+        <w:t xml:space="preserve"> </w:t>
+      </w:r>
+      <m:oMath>
+        <m:sSub>
+          <m:e>
+            <m:r>
+              <m:t>k</m:t>
+            </m:r>
+          </m:e>
+          <m:sub>
+            <m:r>
+              <m:t>l</m:t>
+            </m:r>
+          </m:sub>
+        </m:sSub>
+      </m:oMath>
+      <w:r>
+        <w:t xml:space="preserve">. Para cada candidatura</w:t>
+      </w:r>
+      <w:r>
+        <w:t xml:space="preserve"> </w:t>
+      </w:r>
+      <m:oMath>
+        <m:r>
+          <m:t>i</m:t>
+        </m:r>
+      </m:oMath>
+      <w:r>
+        <w:t xml:space="preserve">, define-se</w:t>
+      </w:r>
+      <w:r>
+        <w:t xml:space="preserve"> </w:t>
+      </w:r>
+      <m:oMath>
+        <m:sSub>
+          <m:e>
+            <m:r>
+              <m:t>g</m:t>
+            </m:r>
+          </m:e>
+          <m:sub>
+            <m:r>
+              <m:t>i</m:t>
+            </m:r>
+            <m:r>
+              <m:t>l</m:t>
+            </m:r>
+          </m:sub>
+        </m:sSub>
+        <m:r>
+          <m:rPr>
+            <m:sty m:val="p"/>
+          </m:rPr>
+          <m:t>=</m:t>
+        </m:r>
+        <m:r>
+          <m:t>1</m:t>
+        </m:r>
+      </m:oMath>
+      <w:r>
+        <w:t xml:space="preserve"> </w:t>
+      </w:r>
+      <w:r>
+        <w:t xml:space="preserve">quando ela possui as credenciais eleitorais prévias estabelecidas na seção anterior, e</w:t>
+      </w:r>
+      <w:r>
+        <w:t xml:space="preserve"> </w:t>
+      </w:r>
+      <m:oMath>
+        <m:sSub>
+          <m:e>
+            <m:r>
+              <m:t>g</m:t>
+            </m:r>
+          </m:e>
+          <m:sub>
+            <m:r>
+              <m:t>i</m:t>
+            </m:r>
+            <m:r>
+              <m:t>l</m:t>
+            </m:r>
+          </m:sub>
+        </m:sSub>
+        <m:r>
+          <m:rPr>
+            <m:sty m:val="p"/>
+          </m:rPr>
+          <m:t>=</m:t>
+        </m:r>
+        <m:r>
+          <m:t>0</m:t>
+        </m:r>
+      </m:oMath>
+      <w:r>
+        <w:t xml:space="preserve"> </w:t>
+      </w:r>
+      <w:r>
+        <w:t xml:space="preserve">caso contrário. Assim,</w:t>
+      </w:r>
+      <w:r>
+        <w:t xml:space="preserve"> </w:t>
+      </w:r>
+      <m:oMath>
+        <m:sSub>
+          <m:e>
+            <m:r>
+              <m:t>G</m:t>
+            </m:r>
+          </m:e>
+          <m:sub>
+            <m:r>
+              <m:t>l</m:t>
+            </m:r>
+          </m:sub>
+        </m:sSub>
+        <m:r>
+          <m:rPr>
+            <m:sty m:val="p"/>
+          </m:rPr>
+          <m:t>=</m:t>
+        </m:r>
+        <m:nary>
+          <m:naryPr>
+            <m:chr m:val="∑"/>
+            <m:limLoc m:val="undOvr"/>
+            <m:subHide m:val="off"/>
+            <m:supHide m:val="on"/>
+          </m:naryPr>
+          <m:sub>
+            <m:r>
+              <m:t>i</m:t>
+            </m:r>
+          </m:sub>
+          <m:sup>
+            <m:r>
+              <m:t>​</m:t>
+            </m:r>
+          </m:sup>
+          <m:e>
+            <m:sSub>
+              <m:e>
+                <m:r>
+                  <m:t>g</m:t>
+                </m:r>
+              </m:e>
+              <m:sub>
+                <m:r>
+                  <m:t>i</m:t>
+                </m:r>
+                <m:r>
+                  <m:t>l</m:t>
+                </m:r>
+              </m:sub>
+            </m:sSub>
+          </m:e>
+        </m:nary>
+      </m:oMath>
+      <w:r>
+        <w:t xml:space="preserve"> </w:t>
+      </w:r>
+      <w:r>
+        <w:t xml:space="preserve">corresponde ao total de candidaturas com essas credenciais na lista.</w:t>
+      </w:r>
+    </w:p>
+    <w:p>
+      <w:pPr>
+        <w:pStyle w:val="Corpodetexto"/>
+      </w:pPr>
+      <w:r>
+        <w:t xml:space="preserve">A participação no núcleo é representada por</w:t>
+      </w:r>
+      <w:r>
+        <w:t xml:space="preserve"> </w:t>
+      </w:r>
+      <m:oMath>
+        <m:sSub>
+          <m:e>
+            <m:r>
+              <m:t>w</m:t>
+            </m:r>
+          </m:e>
+          <m:sub>
+            <m:r>
+              <m:t>i</m:t>
+            </m:r>
+            <m:r>
+              <m:t>l</m:t>
+            </m:r>
+          </m:sub>
+        </m:sSub>
+      </m:oMath>
+      <w:r>
+        <w:t xml:space="preserve">: vale 1 para candidaturas integralmente incluídas, 0 para aquelas excluídas e uma fração quando há empate na fronteira de seleção, conforme a regra apresentada anteriormente. A soma desses pesos preserva o tamanho do núcleo:</w:t>
+      </w:r>
+      <w:r>
+        <w:t xml:space="preserve"> </w:t>
+      </w:r>
+      <m:oMath>
+        <m:nary>
+          <m:naryPr>
+            <m:chr m:val="∑"/>
+            <m:limLoc m:val="undOvr"/>
+            <m:subHide m:val="off"/>
+            <m:supHide m:val="on"/>
+          </m:naryPr>
+          <m:sub>
+            <m:r>
+              <m:t>i</m:t>
+            </m:r>
+          </m:sub>
+          <m:sup>
+            <m:r>
+              <m:t>​</m:t>
+            </m:r>
+          </m:sup>
+          <m:e>
+            <m:sSub>
+              <m:e>
+                <m:r>
+                  <m:t>w</m:t>
+                </m:r>
+              </m:e>
+              <m:sub>
+                <m:r>
+                  <m:t>i</m:t>
+                </m:r>
+                <m:r>
+                  <m:t>l</m:t>
+                </m:r>
+              </m:sub>
+            </m:sSub>
+          </m:e>
+        </m:nary>
+        <m:r>
+          <m:rPr>
+            <m:sty m:val="p"/>
+          </m:rPr>
+          <m:t>=</m:t>
+        </m:r>
+        <m:sSub>
+          <m:e>
+            <m:r>
+              <m:t>k</m:t>
+            </m:r>
+          </m:e>
+          <m:sub>
+            <m:r>
+              <m:t>l</m:t>
+            </m:r>
+          </m:sub>
+        </m:sSub>
+      </m:oMath>
+      <w:r>
+        <w:t xml:space="preserve">. O número de candidaturas com credenciais prévias incluídas no núcleo é, portanto:</w:t>
+      </w:r>
+    </w:p>
+    <w:p>
+      <w:pPr>
+        <w:pStyle w:val="Corpodetexto"/>
+      </w:pPr>
+      <w:bookmarkStart w:id="34" w:name="eq-acerto"/>
+      <m:oMathPara>
+        <m:oMathParaPr>
+          <m:jc m:val="center"/>
+        </m:oMathParaPr>
+        <m:oMath>
+          <m:sSub>
+            <m:e>
+              <m:r>
+                <m:t>H</m:t>
+              </m:r>
+            </m:e>
+            <m:sub>
+              <m:r>
+                <m:t>l</m:t>
+              </m:r>
+            </m:sub>
+          </m:sSub>
+          <m:r>
+            <m:rPr>
+              <m:sty m:val="p"/>
+            </m:rPr>
+            <m:t>=</m:t>
+          </m:r>
+          <m:nary>
+            <m:naryPr>
+              <m:chr m:val="∑"/>
+              <m:limLoc m:val="undOvr"/>
+              <m:subHide m:val="off"/>
+              <m:supHide m:val="off"/>
+            </m:naryPr>
+            <m:sub>
+              <m:r>
+                <m:t>i</m:t>
+              </m:r>
+              <m:r>
+                <m:rPr>
+                  <m:sty m:val="p"/>
+                </m:rPr>
+                <m:t>=</m:t>
+              </m:r>
+              <m:r>
+                <m:t>1</m:t>
+              </m:r>
+            </m:sub>
+            <m:sup>
+              <m:sSub>
+                <m:e>
+                  <m:r>
+                    <m:t>C</m:t>
+                  </m:r>
+                </m:e>
+                <m:sub>
+                  <m:r>
+                    <m:t>l</m:t>
+                  </m:r>
+                </m:sub>
+              </m:sSub>
+            </m:sup>
+            <m:e>
+              <m:sSub>
+                <m:e>
+                  <m:r>
+                    <m:t>w</m:t>
+                  </m:r>
+                </m:e>
+                <m:sub>
+                  <m:r>
+                    <m:t>i</m:t>
+                  </m:r>
+                  <m:r>
+                    <m:t>l</m:t>
+                  </m:r>
+                </m:sub>
+              </m:sSub>
+            </m:e>
+          </m:nary>
+          <m:r>
+            <m:t> </m:t>
+          </m:r>
+          <m:sSub>
+            <m:e>
+              <m:r>
+                <m:t>g</m:t>
+              </m:r>
+            </m:e>
+            <m:sub>
+              <m:r>
+                <m:t>i</m:t>
+              </m:r>
+              <m:r>
+                <m:t>l</m:t>
+              </m:r>
+            </m:sub>
+          </m:sSub>
+          <m:r>
+            <m:rPr>
+              <m:sty m:val="p"/>
+            </m:rPr>
+            <m:t>.</m:t>
+          </m:r>
+          <m:r>
+            <m:t>  </m:t>
+          </m:r>
+          <m:d>
+            <m:dPr>
+              <m:begChr m:val="("/>
+              <m:endChr m:val=")"/>
+              <m:sepChr m:val=""/>
+              <m:grow/>
+            </m:dPr>
+            <m:e>
+              <m:r>
+                <m:t>3.3</m:t>
+              </m:r>
+            </m:e>
+          </m:d>
+        </m:oMath>
+      </m:oMathPara>
+      <w:bookmarkEnd w:id="34"/>
+    </w:p>
+    <w:p>
+      <w:pPr>
+        <w:pStyle w:val="FirstParagraph"/>
+      </w:pPr>
+      <m:oMath>
+        <m:sSub>
+          <m:e>
+            <m:r>
+              <m:t>H</m:t>
+            </m:r>
+          </m:e>
+          <m:sub>
+            <m:r>
+              <m:t>l</m:t>
+            </m:r>
+          </m:sub>
+        </m:sSub>
+      </m:oMath>
+      <w:r>
+        <w:t xml:space="preserve"> </w:t>
+      </w:r>
+      <w:r>
+        <w:t xml:space="preserve">pode assumir valores fracionários em razão do tratamento dos empates. A partir dessa contagem, calculam-se a precisão e a cobertura, agregando as listas de cada eleição:</w:t>
+      </w:r>
+    </w:p>
+    <w:p>
+      <w:pPr>
+        <w:pStyle w:val="Corpodetexto"/>
+      </w:pPr>
+      <w:bookmarkStart w:id="35" w:name="eq-indicadores"/>
+      <m:oMathPara>
+        <m:oMathParaPr>
+          <m:jc m:val="center"/>
+        </m:oMathParaPr>
+        <m:oMath>
+          <m:r>
+            <m:rPr>
+              <m:nor/>
+              <m:sty m:val="p"/>
+            </m:rPr>
+            <m:t>Precisão</m:t>
+          </m:r>
+          <m:r>
+            <m:rPr>
+              <m:sty m:val="p"/>
+            </m:rPr>
+            <m:t>=</m:t>
+          </m:r>
+          <m:f>
+            <m:fPr>
+              <m:type m:val="bar"/>
+            </m:fPr>
+            <m:num>
+              <m:nary>
+                <m:naryPr>
+                  <m:chr m:val="∑"/>
+                  <m:limLoc m:val="undOvr"/>
+                  <m:subHide m:val="off"/>
+                  <m:supHide m:val="on"/>
+                </m:naryPr>
+                <m:sub>
+                  <m:r>
+                    <m:t>l</m:t>
+                  </m:r>
+                </m:sub>
+                <m:sup>
+                  <m:r>
+                    <m:t>​</m:t>
+                  </m:r>
+                </m:sup>
+                <m:e>
+                  <m:sSub>
+                    <m:e>
+                      <m:r>
+                        <m:t>H</m:t>
+                      </m:r>
+                    </m:e>
+                    <m:sub>
+                      <m:r>
+                        <m:t>l</m:t>
+                      </m:r>
+                    </m:sub>
+                  </m:sSub>
+                </m:e>
+              </m:nary>
+            </m:num>
+            <m:den>
+              <m:nary>
+                <m:naryPr>
+                  <m:chr m:val="∑"/>
+                  <m:limLoc m:val="undOvr"/>
+                  <m:subHide m:val="off"/>
+                  <m:supHide m:val="on"/>
+                </m:naryPr>
+                <m:sub>
+                  <m:r>
+                    <m:t>l</m:t>
+                  </m:r>
+                </m:sub>
+                <m:sup>
+                  <m:r>
+                    <m:t>​</m:t>
+                  </m:r>
+                </m:sup>
+                <m:e>
+                  <m:sSub>
+                    <m:e>
+                      <m:r>
+                        <m:t>k</m:t>
+                      </m:r>
+                    </m:e>
+                    <m:sub>
+                      <m:r>
+                        <m:t>l</m:t>
+                      </m:r>
+                    </m:sub>
+                  </m:sSub>
+                </m:e>
+              </m:nary>
+            </m:den>
+          </m:f>
+          <m:r>
+            <m:rPr>
+              <m:sty m:val="p"/>
+            </m:rPr>
+            <m:t>,</m:t>
+          </m:r>
+          <m:r>
+            <m:t>  </m:t>
+          </m:r>
+          <m:r>
+            <m:rPr>
+              <m:nor/>
+              <m:sty m:val="p"/>
+            </m:rPr>
+            <m:t>Cobertura</m:t>
+          </m:r>
+          <m:r>
+            <m:rPr>
+              <m:sty m:val="p"/>
+            </m:rPr>
+            <m:t>=</m:t>
+          </m:r>
+          <m:f>
+            <m:fPr>
+              <m:type m:val="bar"/>
+            </m:fPr>
+            <m:num>
+              <m:nary>
+                <m:naryPr>
+                  <m:chr m:val="∑"/>
+                  <m:limLoc m:val="undOvr"/>
+                  <m:subHide m:val="off"/>
+                  <m:supHide m:val="on"/>
+                </m:naryPr>
+                <m:sub>
+                  <m:r>
+                    <m:t>l</m:t>
+                  </m:r>
+                </m:sub>
+                <m:sup>
+                  <m:r>
+                    <m:t>​</m:t>
+                  </m:r>
+                </m:sup>
+                <m:e>
+                  <m:sSub>
+                    <m:e>
+                      <m:r>
+                        <m:t>H</m:t>
+                      </m:r>
+                    </m:e>
+                    <m:sub>
+                      <m:r>
+                        <m:t>l</m:t>
+                      </m:r>
+                    </m:sub>
+                  </m:sSub>
+                </m:e>
+              </m:nary>
+            </m:num>
+            <m:den>
+              <m:nary>
+                <m:naryPr>
+                  <m:chr m:val="∑"/>
+                  <m:limLoc m:val="undOvr"/>
+                  <m:subHide m:val="off"/>
+                  <m:supHide m:val="on"/>
+                </m:naryPr>
+                <m:sub>
+                  <m:r>
+                    <m:t>l</m:t>
+                  </m:r>
+                </m:sub>
+                <m:sup>
+                  <m:r>
+                    <m:t>​</m:t>
+                  </m:r>
+                </m:sup>
+                <m:e>
+                  <m:sSub>
+                    <m:e>
+                      <m:r>
+                        <m:t>G</m:t>
+                      </m:r>
+                    </m:e>
+                    <m:sub>
+                      <m:r>
+                        <m:t>l</m:t>
+                      </m:r>
+                    </m:sub>
+                  </m:sSub>
+                </m:e>
+              </m:nary>
+            </m:den>
+          </m:f>
+          <m:r>
+            <m:rPr>
+              <m:sty m:val="p"/>
+            </m:rPr>
+            <m:t>.</m:t>
+          </m:r>
+          <m:r>
+            <m:t>  </m:t>
+          </m:r>
+          <m:d>
+            <m:dPr>
+              <m:begChr m:val="("/>
+              <m:endChr m:val=")"/>
+              <m:sepChr m:val=""/>
+              <m:grow/>
+            </m:dPr>
+            <m:e>
+              <m:r>
+                <m:t>3.4</m:t>
+              </m:r>
+            </m:e>
+          </m:d>
+        </m:oMath>
+      </m:oMathPara>
+      <w:bookmarkEnd w:id="35"/>
+    </w:p>
+    <w:p>
+      <w:pPr>
+        <w:pStyle w:val="FirstParagraph"/>
+      </w:pPr>
+      <w:r>
+        <w:t xml:space="preserve">A precisão descreve a composição do núcleo: quanto maior seu valor, maior a parcela de suas posições ocupada por candidaturas com credenciais eleitorais prévias. A cobertura descreve a abrangência da priorização entre essas candidaturas: quanto maior seu valor, maior a parcela delas incluída nos núcleos de suas respectivas listas. As duas medidas permitem distinguir um núcleo composto predominantemente por candidaturas com credenciais de um núcleo que alcança grande parte dessas candidaturas, mas também inclui muitas outras.</w:t>
+      </w:r>
+    </w:p>
+    <w:p>
+      <w:pPr>
+        <w:pStyle w:val="Corpodetexto"/>
+      </w:pPr>
+      <w:r>
+        <w:t xml:space="preserve">Para avaliar se a presença dessas credenciais no núcleo é desproporcional, é necessário considerar sua frequência nas nominatas e o tamanho dos subconjuntos selecionados. A referência adotada corresponde à seleção aleatória, sem reposição e com igual probabilidade de inclusão, de</w:t>
+      </w:r>
+      <w:r>
+        <w:t xml:space="preserve"> </w:t>
+      </w:r>
+      <m:oMath>
+        <m:sSub>
+          <m:e>
+            <m:r>
+              <m:t>k</m:t>
+            </m:r>
+          </m:e>
+          <m:sub>
+            <m:r>
+              <m:t>l</m:t>
+            </m:r>
+          </m:sub>
+        </m:sSub>
+      </m:oMath>
+      <w:r>
+        <w:t xml:space="preserve"> </w:t>
+      </w:r>
+      <w:r>
+        <w:t xml:space="preserve">candidaturas entre as</w:t>
+      </w:r>
+      <w:r>
+        <w:t xml:space="preserve"> </w:t>
+      </w:r>
+      <m:oMath>
+        <m:sSub>
+          <m:e>
+            <m:r>
+              <m:t>C</m:t>
+            </m:r>
+          </m:e>
+          <m:sub>
+            <m:r>
+              <m:t>l</m:t>
+            </m:r>
+          </m:sub>
+        </m:sSub>
+      </m:oMath>
+      <w:r>
+        <w:t xml:space="preserve"> </w:t>
+      </w:r>
+      <w:r>
+        <w:t xml:space="preserve">integrantes de cada lista. Sob essa referência, o número esperado de candidaturas com credenciais prévias no núcleo é:</w:t>
+      </w:r>
+    </w:p>
+    <w:p>
+      <w:pPr>
+        <w:pStyle w:val="Corpodetexto"/>
+      </w:pPr>
+      <w:bookmarkStart w:id="36" w:name="eq-referencia-aleatoria"/>
+      <m:oMathPara>
+        <m:oMathParaPr>
+          <m:jc m:val="center"/>
+        </m:oMathParaPr>
+        <m:oMath>
+          <m:r>
+            <m:rPr>
+              <m:sty m:val="p"/>
+              <m:scr m:val="double-struck"/>
+            </m:rPr>
+            <m:t>E</m:t>
+          </m:r>
+          <m:d>
+            <m:dPr>
+              <m:begChr m:val="["/>
+              <m:endChr m:val="]"/>
+              <m:sepChr m:val=""/>
+              <m:grow/>
+            </m:dPr>
+            <m:e>
+              <m:sSub>
+                <m:e>
+                  <m:r>
+                    <m:t>H</m:t>
+                  </m:r>
+                </m:e>
+                <m:sub>
+                  <m:r>
+                    <m:t>l</m:t>
+                  </m:r>
+                </m:sub>
+              </m:sSub>
+            </m:e>
+          </m:d>
+          <m:r>
+            <m:rPr>
+              <m:sty m:val="p"/>
+            </m:rPr>
+            <m:t>=</m:t>
+          </m:r>
+          <m:sSub>
+            <m:e>
+              <m:r>
+                <m:t>G</m:t>
+              </m:r>
+            </m:e>
+            <m:sub>
+              <m:r>
+                <m:t>l</m:t>
+              </m:r>
+            </m:sub>
+          </m:sSub>
+          <m:r>
+            <m:rPr>
+              <m:sty m:val="p"/>
+            </m:rPr>
+            <m:t>,</m:t>
+          </m:r>
+          <m:f>
+            <m:fPr>
+              <m:type m:val="bar"/>
+            </m:fPr>
+            <m:num>
+              <m:sSub>
+                <m:e>
+                  <m:r>
+                    <m:t>k</m:t>
+                  </m:r>
+                </m:e>
+                <m:sub>
+                  <m:r>
+                    <m:t>l</m:t>
+                  </m:r>
+                </m:sub>
+              </m:sSub>
+            </m:num>
+            <m:den>
+              <m:sSub>
+                <m:e>
+                  <m:r>
+                    <m:t>C</m:t>
+                  </m:r>
+                </m:e>
+                <m:sub>
+                  <m:r>
+                    <m:t>l</m:t>
+                  </m:r>
+                </m:sub>
+              </m:sSub>
+            </m:den>
+          </m:f>
+          <m:r>
+            <m:rPr>
+              <m:sty m:val="p"/>
+            </m:rPr>
+            <m:t>.</m:t>
+          </m:r>
+          <m:r>
+            <m:t>  </m:t>
+          </m:r>
+          <m:d>
+            <m:dPr>
+              <m:begChr m:val="("/>
+              <m:endChr m:val=")"/>
+              <m:sepChr m:val=""/>
+              <m:grow/>
+            </m:dPr>
+            <m:e>
+              <m:r>
+                <m:t>3.5</m:t>
+              </m:r>
+            </m:e>
+          </m:d>
+        </m:oMath>
+      </m:oMathPara>
+      <w:bookmarkEnd w:id="36"/>
+    </w:p>
+    <w:p>
+      <w:pPr>
+        <w:pStyle w:val="FirstParagraph"/>
+      </w:pPr>
+      <w:r>
+        <w:t xml:space="preserve">Essa referência preserva o tamanho de cada nominata, o número de candidaturas com credenciais e o tamanho do núcleo. Trata-se de uma comparação para a composição do subconjunto selecionado, sem pressupor uma distribuição igualitária dos recursos partidários.</w:t>
+      </w:r>
+    </w:p>
+    <w:p>
+      <w:pPr>
+        <w:pStyle w:val="Corpodetexto"/>
+      </w:pPr>
+      <w:r>
+        <w:t xml:space="preserve">O</w:t>
+      </w:r>
+      <w:r>
+        <w:t xml:space="preserve"> </w:t>
+      </w:r>
+      <w:r>
+        <w:rPr>
+          <w:i/>
+          <w:iCs/>
+        </w:rPr>
+        <w:t xml:space="preserve">lift</w:t>
+      </w:r>
+      <w:r>
+        <w:t xml:space="preserve"> </w:t>
+      </w:r>
+      <w:r>
+        <w:t xml:space="preserve">corresponde à razão entre a soma das presenças observadas e a soma das presenças esperadas:</w:t>
+      </w:r>
+    </w:p>
+    <w:p>
+      <w:pPr>
+        <w:pStyle w:val="Corpodetexto"/>
+      </w:pPr>
+      <w:bookmarkStart w:id="37" w:name="eq-lift"/>
+      <m:oMathPara>
+        <m:oMathParaPr>
+          <m:jc m:val="center"/>
+        </m:oMathParaPr>
+        <m:oMath>
+          <m:r>
+            <m:rPr>
+              <m:nor/>
+              <m:sty m:val="p"/>
+            </m:rPr>
+            <m:t>Lift</m:t>
+          </m:r>
+          <m:r>
+            <m:rPr>
+              <m:sty m:val="p"/>
+            </m:rPr>
+            <m:t>=</m:t>
+          </m:r>
+          <m:f>
+            <m:fPr>
+              <m:type m:val="bar"/>
+            </m:fPr>
+            <m:num>
+              <m:nary>
+                <m:naryPr>
+                  <m:chr m:val="∑"/>
+                  <m:limLoc m:val="undOvr"/>
+                  <m:subHide m:val="off"/>
+                  <m:supHide m:val="on"/>
+                </m:naryPr>
+                <m:sub>
+                  <m:r>
+                    <m:t>l</m:t>
+                  </m:r>
+                </m:sub>
+                <m:sup>
+                  <m:r>
+                    <m:t>​</m:t>
+                  </m:r>
+                </m:sup>
+                <m:e>
+                  <m:sSub>
+                    <m:e>
+                      <m:r>
+                        <m:t>H</m:t>
+                      </m:r>
+                    </m:e>
+                    <m:sub>
+                      <m:r>
+                        <m:t>l</m:t>
+                      </m:r>
+                    </m:sub>
+                  </m:sSub>
+                </m:e>
+              </m:nary>
+            </m:num>
+            <m:den>
+              <m:nary>
+                <m:naryPr>
+                  <m:chr m:val="∑"/>
+                  <m:limLoc m:val="undOvr"/>
+                  <m:subHide m:val="off"/>
+                  <m:supHide m:val="on"/>
+                </m:naryPr>
+                <m:sub>
+                  <m:r>
+                    <m:t>l</m:t>
+                  </m:r>
+                </m:sub>
+                <m:sup>
+                  <m:r>
+                    <m:t>​</m:t>
+                  </m:r>
+                </m:sup>
+                <m:e>
+                  <m:sSub>
+                    <m:e>
+                      <m:r>
+                        <m:t>G</m:t>
+                      </m:r>
+                    </m:e>
+                    <m:sub>
+                      <m:r>
+                        <m:t>l</m:t>
+                      </m:r>
+                    </m:sub>
+                  </m:sSub>
+                </m:e>
+              </m:nary>
+              <m:r>
+                <m:rPr>
+                  <m:sty m:val="p"/>
+                </m:rPr>
+                <m:t>,</m:t>
+              </m:r>
+              <m:sSub>
+                <m:e>
+                  <m:r>
+                    <m:t>k</m:t>
+                  </m:r>
+                </m:e>
+                <m:sub>
+                  <m:r>
+                    <m:t>l</m:t>
+                  </m:r>
+                </m:sub>
+              </m:sSub>
+              <m:r>
+                <m:rPr>
+                  <m:sty m:val="p"/>
+                </m:rPr>
+                <m:t>/</m:t>
+              </m:r>
+              <m:sSub>
+                <m:e>
+                  <m:r>
+                    <m:t>C</m:t>
+                  </m:r>
+                </m:e>
+                <m:sub>
+                  <m:r>
+                    <m:t>l</m:t>
+                  </m:r>
+                </m:sub>
+              </m:sSub>
+            </m:den>
+          </m:f>
+          <m:r>
+            <m:rPr>
+              <m:sty m:val="p"/>
+            </m:rPr>
+            <m:t>.</m:t>
+          </m:r>
+          <m:r>
+            <m:t>  </m:t>
+          </m:r>
+          <m:d>
+            <m:dPr>
+              <m:begChr m:val="("/>
+              <m:endChr m:val=")"/>
+              <m:sepChr m:val=""/>
+              <m:grow/>
+            </m:dPr>
+            <m:e>
+              <m:r>
+                <m:t>3.6</m:t>
+              </m:r>
+            </m:e>
+          </m:d>
+        </m:oMath>
+      </m:oMathPara>
+      <w:bookmarkEnd w:id="37"/>
+    </w:p>
+    <w:p>
+      <w:pPr>
+        <w:pStyle w:val="FirstParagraph"/>
+      </w:pPr>
+      <w:r>
+        <w:t xml:space="preserve">Um</w:t>
+      </w:r>
+      <w:r>
+        <w:t xml:space="preserve"> </w:t>
+      </w:r>
+      <w:r>
+        <w:rPr>
+          <w:i/>
+          <w:iCs/>
+        </w:rPr>
+        <w:t xml:space="preserve">lift</w:t>
+      </w:r>
+      <w:r>
+        <w:t xml:space="preserve"> </w:t>
+      </w:r>
+      <w:r>
+        <w:t xml:space="preserve">igual a 1 indica que a presença observada coincide com a expectativa da seleção aleatória. Valores superiores a 1 indicam sobrerrepresentação de candidaturas com credenciais prévias; valores inferiores a 1 indicam sub-representação. Um valor de 1,9, por exemplo, significa que os núcleos reúnem 90% mais candidaturas com essas credenciais do que seria esperado sob essa referência. Nos recortes por magnitude distrital, aplica-se o mesmo cálculo às listas pertencentes a cada categoria.</w:t>
+      </w:r>
+    </w:p>
+    <w:p>
+      <w:pPr>
+        <w:pStyle w:val="Corpodetexto"/>
+      </w:pPr>
+      <w:r>
+        <w:t xml:space="preserve">A comparação com a referência aleatória também pode ser expressa nas escalas da precisão e da cobertura. Para isso, substitui-se o numerador observado,</w:t>
+      </w:r>
+      <w:r>
+        <w:t xml:space="preserve"> </w:t>
+      </w:r>
+      <m:oMath>
+        <m:nary>
+          <m:naryPr>
+            <m:chr m:val="∑"/>
+            <m:limLoc m:val="undOvr"/>
+            <m:subHide m:val="off"/>
+            <m:supHide m:val="on"/>
+          </m:naryPr>
+          <m:sub>
+            <m:r>
+              <m:t>l</m:t>
+            </m:r>
+          </m:sub>
+          <m:sup>
+            <m:r>
+              <m:t>​</m:t>
+            </m:r>
+          </m:sup>
+          <m:e>
+            <m:sSub>
+              <m:e>
+                <m:r>
+                  <m:t>H</m:t>
+                </m:r>
+              </m:e>
+              <m:sub>
+                <m:r>
+                  <m:t>l</m:t>
+                </m:r>
+              </m:sub>
+            </m:sSub>
+          </m:e>
+        </m:nary>
+      </m:oMath>
+      <w:r>
+        <w:t xml:space="preserve">, pelo esperado,</w:t>
+      </w:r>
+      <w:r>
+        <w:t xml:space="preserve"> </w:t>
+      </w:r>
+      <m:oMath>
+        <m:nary>
+          <m:naryPr>
+            <m:chr m:val="∑"/>
+            <m:limLoc m:val="undOvr"/>
+            <m:subHide m:val="off"/>
+            <m:supHide m:val="on"/>
+          </m:naryPr>
+          <m:sub>
+            <m:r>
+              <m:t>l</m:t>
+            </m:r>
+          </m:sub>
+          <m:sup>
+            <m:r>
+              <m:t>​</m:t>
+            </m:r>
+          </m:sup>
+          <m:e>
+            <m:sSub>
+              <m:e>
+                <m:r>
+                  <m:t>G</m:t>
+                </m:r>
+              </m:e>
+              <m:sub>
+                <m:r>
+                  <m:t>l</m:t>
+                </m:r>
+              </m:sub>
+            </m:sSub>
+          </m:e>
+        </m:nary>
+        <m:r>
+          <m:t> </m:t>
+        </m:r>
+        <m:sSub>
+          <m:e>
+            <m:r>
+              <m:t>k</m:t>
+            </m:r>
+          </m:e>
+          <m:sub>
+            <m:r>
+              <m:t>l</m:t>
+            </m:r>
+          </m:sub>
+        </m:sSub>
+        <m:r>
+          <m:rPr>
+            <m:sty m:val="p"/>
+          </m:rPr>
+          <m:t>/</m:t>
+        </m:r>
+        <m:sSub>
+          <m:e>
+            <m:r>
+              <m:t>C</m:t>
+            </m:r>
+          </m:e>
+          <m:sub>
+            <m:r>
+              <m:t>l</m:t>
+            </m:r>
+          </m:sub>
+        </m:sSub>
+      </m:oMath>
+      <w:r>
+        <w:t xml:space="preserve">, mantendo-se os respectivos denominadores.</w:t>
+      </w:r>
+    </w:p>
+    <w:p>
+      <w:pPr>
+        <w:pStyle w:val="Corpodetexto"/>
+      </w:pPr>
+      <w:r>
+        <w:t xml:space="preserve">As três medidas são utilizadas tanto para o Top-NECr quanto para as delimitações alternativas do núcleo. A ampliação de núcleos aninhados não reduz a cobertura, pois preserva as candidaturas já incluídas. Seu efeito sobre a precisão depende da composição das candidaturas incorporadas: ela diminui quando a proporção de candidaturas com credenciais entre as novas integrantes é inferior à observada no núcleo anterior. O</w:t>
+      </w:r>
+      <w:r>
+        <w:t xml:space="preserve"> </w:t>
+      </w:r>
+      <w:r>
+        <w:rPr>
+          <w:i/>
+          <w:iCs/>
+        </w:rPr>
+        <w:t xml:space="preserve">lift</w:t>
+      </w:r>
+      <w:r>
+        <w:t xml:space="preserve"> </w:t>
+      </w:r>
+      <w:r>
+        <w:t xml:space="preserve">permite examinar se a sobrerrepresentação persiste diante dessas mudanças, tomando como referência os tamanhos envolvidos em cada delimitação.</w:t>
+      </w:r>
+    </w:p>
+    <w:p>
+      <w:pPr>
+        <w:pStyle w:val="Corpodetexto"/>
+      </w:pPr>
+      <w:r>
+        <w:t xml:space="preserve">Como análise complementar, as mesmas medidas são calculadas para as candidaturas posteriormente eleitas. Nesse exercício,</w:t>
+      </w:r>
+      <w:r>
+        <w:t xml:space="preserve"> </w:t>
+      </w:r>
+      <m:oMath>
+        <m:sSub>
+          <m:e>
+            <m:r>
+              <m:t>g</m:t>
+            </m:r>
+          </m:e>
+          <m:sub>
+            <m:r>
+              <m:t>i</m:t>
+            </m:r>
+            <m:r>
+              <m:t>l</m:t>
+            </m:r>
+          </m:sub>
+        </m:sSub>
+      </m:oMath>
+      <w:r>
+        <w:t xml:space="preserve"> </w:t>
+      </w:r>
+      <w:r>
+        <w:t xml:space="preserve">passa a indicar a eleição da candidatura, mantendo-se as demais definições. Os resultados descrevem a correspondência entre a priorização financeira e o sucesso eleitoral posterior, oferecendo uma validação</w:t>
+      </w:r>
+      <w:r>
+        <w:t xml:space="preserve"> </w:t>
+      </w:r>
+      <w:r>
+        <w:rPr>
+          <w:i/>
+          <w:iCs/>
+        </w:rPr>
+        <w:t xml:space="preserve">ex post</w:t>
+      </w:r>
+      <w:r>
+        <w:t xml:space="preserve"> </w:t>
+      </w:r>
+      <w:r>
+        <w:t xml:space="preserve">de sua relevância eleitoral. Essa correspondência, contudo, não permite distinguir a seleção de candidaturas previamente viáveis dos possíveis efeitos do financiamento sobre suas chances de eleição.</w:t>
+      </w:r>
+    </w:p>
+    <w:bookmarkEnd w:id="38"/>
+    <w:bookmarkEnd w:id="39"/>
+    <w:bookmarkStart w:id="55" w:name="resultados"/>
+    <w:p>
+      <w:pPr>
+        <w:pStyle w:val="Ttulo2"/>
+      </w:pPr>
+      <w:r>
+        <w:t xml:space="preserve">3.4 Resultados</w:t>
+      </w:r>
+    </w:p>
+    <w:bookmarkStart w:id="48" w:name="Xc98ff001544a0bc9dfd18dc0f4597d098f74c3c"/>
+    <w:p>
+      <w:pPr>
+        <w:pStyle w:val="Ttulo3"/>
+      </w:pPr>
+      <w:r>
+        <w:t xml:space="preserve">3.4.1 Amplitude das nominatas e concentração dos recursos</w:t>
+      </w:r>
+    </w:p>
+    <w:p>
+      <w:pPr>
+        <w:pStyle w:val="FirstParagraph"/>
+      </w:pPr>
+      <w:r>
+        <w:t xml:space="preserve">Dos 7.630 candidatos a Deputado Federal em 2018, 973 (12,75%) foram classificados como</w:t>
+      </w:r>
+      <w:r>
+        <w:t xml:space="preserve"> </w:t>
+      </w:r>
+      <w:r>
+        <w:t xml:space="preserve">“competitivos”</w:t>
+      </w:r>
+      <w:r>
+        <w:t xml:space="preserve"> </w:t>
+      </w:r>
+      <w:r>
+        <w:t xml:space="preserve">pelos critérios adaptados de</w:t>
+      </w:r>
+      <w:r>
+        <w:t xml:space="preserve"> </w:t>
+      </w:r>
+      <w:r>
+        <w:t xml:space="preserve">Cheibub; Sin (2020)</w:t>
+      </w:r>
+      <w:r>
+        <w:t xml:space="preserve">. Em 2022, foram 9.675 candidaturas com 1.354 (13,99%) competitivas. Houve um aumento desproporcional dentro do grupo de candidaturas competitivas: enquanto o total de candidatos lançados aumentou 27%, o total de competitivas cresceu 39% no período.</w:t>
+      </w:r>
+    </w:p>
+    <w:p>
+      <w:pPr>
+        <w:pStyle w:val="Corpodetexto"/>
+      </w:pPr>
+      <w:r>
+        <w:t xml:space="preserve">A</w:t>
+      </w:r>
+      <w:r>
+        <w:t xml:space="preserve"> </w:t>
+      </w:r>
+      <w:hyperlink w:anchor="fig-amplitude">
+        <w:r>
+          <w:rPr>
+            <w:rStyle w:val="Hyperlink"/>
+          </w:rPr>
+          <w:t xml:space="preserve">Figura 3.1</w:t>
+        </w:r>
+      </w:hyperlink>
+      <w:r>
+        <w:t xml:space="preserve"> </w:t>
+      </w:r>
+      <w:r>
+        <w:t xml:space="preserve">apresenta a amplitude formal e efetiva das nominatas financiadas. Calculando-se a partir da base criada para a tese, a lista partidária mediana possuiu quatro candidatos em 2018 e nove em 2022. A média de candidaturas foi maior, indicando uma distribuição com cauda à direita. Quando se limitam às candidaturas com credenciais eleitorais prévias, os números são bem menores, em consonância com as evidências de</w:t>
+      </w:r>
+      <w:r>
+        <w:t xml:space="preserve"> </w:t>
+      </w:r>
+      <w:r>
+        <w:t xml:space="preserve">Cheibub; Sin (2020)</w:t>
+      </w:r>
+      <w:r>
+        <w:t xml:space="preserve">. Em 2018 e 2022, a mediana de candidaturas competitivas por lista é igual a um candidato. A média, respectivamente, é de 1,22 e 2,09 candidatos.</w:t>
+      </w:r>
+    </w:p>
+    <w:tbl>
+      <w:tblPr>
+        <w:tblStyle w:val="Table"/>
+        <w:tblW w:type="pct" w:w="5000"/>
+        <w:tblLayout w:type="fixed"/>
+        <w:tblLook w:firstRow="0" w:lastRow="0" w:firstColumn="0" w:lastColumn="0" w:noHBand="0" w:noVBand="0" w:val="0000"/>
+      </w:tblPr>
+      <w:tblGrid>
+        <w:gridCol w:w="7920"/>
+      </w:tblGrid>
+      <w:tr>
+        <w:tc>
+          <w:tcPr/>
+          <w:bookmarkStart w:id="43" w:name="fig-amplitude"/>
+          <w:p>
+            <w:pPr>
+              <w:jc w:val="center"/>
+            </w:pPr>
+            <w:pPr>
+              <w:jc w:val="start"/>
+              <w:spacing w:before="200"/>
+              <w:pStyle w:val="ImageCaption"/>
+            </w:pPr>
+            <w:r>
+              <w:t xml:space="preserve">Figura 3.1: Amplitude formal e efetiva nas nominatas financiadas.</w:t>
+            </w:r>
+          </w:p>
+          <w:p>
+            <w:pPr>
+              <w:pStyle w:val="Compact"/>
+              <w:jc w:val="center"/>
+            </w:pPr>
+            <w:r>
+              <w:drawing>
+                <wp:inline>
+                  <wp:extent cx="5600700" cy="2520315"/>
+                  <wp:effectExtent b="0" l="0" r="0" t="0"/>
+                  <wp:docPr descr="" title="" id="41" name="Picture"/>
+                  <a:graphic>
+                    <a:graphicData uri="http://schemas.openxmlformats.org/drawingml/2006/picture">
+                      <pic:pic>
+                        <pic:nvPicPr>
+                          <pic:cNvPr descr="../figs/cap3_fig_amplitude_barras.png" id="42" name="Picture"/>
+                          <pic:cNvPicPr>
+                            <a:picLocks noChangeArrowheads="1" noChangeAspect="1"/>
+                          </pic:cNvPicPr>
+                        </pic:nvPicPr>
+                        <pic:blipFill>
+                          <a:blip r:embed="rId40"/>
+                          <a:stretch>
+                            <a:fillRect/>
+                          </a:stretch>
+                        </pic:blipFill>
+                        <pic:spPr bwMode="auto">
+                          <a:xfrm>
+                            <a:off x="0" y="0"/>
+                            <a:ext cx="5600700" cy="2520315"/>
+                          </a:xfrm>
+                          <a:prstGeom prst="rect">
+                            <a:avLst/>
+                          </a:prstGeom>
+                          <a:noFill/>
+                          <a:ln w="9525">
+                            <a:noFill/>
+                            <a:headEnd/>
+                            <a:tailEnd/>
+                          </a:ln>
+                        </pic:spPr>
+                      </pic:pic>
+                    </a:graphicData>
+                  </a:graphic>
+                </wp:inline>
+              </w:drawing>
+            </w:r>
+          </w:p>
+          <w:bookmarkEnd w:id="43"/>
+        </w:tc>
+      </w:tr>
+    </w:tbl>
+    <w:p>
+      <w:pPr>
+        <w:pStyle w:val="Corpodetexto"/>
+      </w:pPr>
+      <w:r>
+        <w:t xml:space="preserve">O Número Efetivo de Candidaturas em recursos, o NECr, também cresce: em 2018, na mediana, partidos concentraram recursos em 1,88 candidato efetivo equivalente; em 2022, esse número passou a 4,81 candidaturas.</w:t>
+      </w:r>
+    </w:p>
+    <w:p>
+      <w:pPr>
+        <w:pStyle w:val="Corpodetexto"/>
+      </w:pPr>
+      <w:r>
+        <w:t xml:space="preserve">O argumento de</w:t>
+      </w:r>
+      <w:r>
+        <w:t xml:space="preserve"> </w:t>
+      </w:r>
+      <w:r>
+        <w:t xml:space="preserve">Cheibub; Sin (2020)</w:t>
+      </w:r>
+      <w:r>
+        <w:t xml:space="preserve"> </w:t>
+      </w:r>
+      <w:r>
+        <w:t xml:space="preserve">parte de resultados que estão marcados nesta redução entre o número de candidatos lançados formalmente e um afunilamento de candidatos competitivos segundo o histórico eleitoral. Destacam que as listas abertas no Brasil são controladas pelos partidos no momento de sua elaboração, ao lançarem poucas candidaturas competitivas em suas nominatas.</w:t>
+      </w:r>
+    </w:p>
+    <w:p>
+      <w:pPr>
+        <w:pStyle w:val="Corpodetexto"/>
+      </w:pPr>
+      <w:r>
+        <w:t xml:space="preserve">Ao considerarmos a concentração de recursos intralista pelo NECr, busca-se verificar justamente se esta redução também está presente ao considerar a alocação partidária dos recursos dos fundos públicos. Embora o NECr seja maior que as candidaturas competitivas na média e mediana para as duas eleições observadas, ainda assim destaca-se um conjunto de candidaturas menor do que o tamanho total da lista.</w:t>
+      </w:r>
+    </w:p>
+    <w:p>
+      <w:pPr>
+        <w:pStyle w:val="Corpodetexto"/>
+      </w:pPr>
+      <w:r>
+        <w:t xml:space="preserve">A</w:t>
+      </w:r>
+      <w:r>
+        <w:t xml:space="preserve"> </w:t>
+      </w:r>
+      <w:hyperlink w:anchor="fig-concentracao">
+        <w:r>
+          <w:rPr>
+            <w:rStyle w:val="Hyperlink"/>
+          </w:rPr>
+          <w:t xml:space="preserve">Figura 3.2</w:t>
+        </w:r>
+      </w:hyperlink>
+      <w:r>
+        <w:t xml:space="preserve"> </w:t>
+      </w:r>
+      <w:r>
+        <w:t xml:space="preserve">compara o número formal de candidatos ao NECr nas nominatas financiadas. A lista mediana possuía 1,95 e 1,86 candidato formal para cada candidato efetivo em termos de recursos de campanha partidários em 2018 e 2022, respectivamente. Ao inverter o indicador, vê-se que a proporção mediana de candidaturas efetivas foi de 51,36% e 53,65% do tamanho das nominatas nas eleições estudadas.</w:t>
+      </w:r>
+    </w:p>
+    <w:tbl>
+      <w:tblPr>
+        <w:tblStyle w:val="Table"/>
+        <w:tblW w:type="pct" w:w="5000"/>
+        <w:tblLayout w:type="fixed"/>
+        <w:tblLook w:firstRow="0" w:lastRow="0" w:firstColumn="0" w:lastColumn="0" w:noHBand="0" w:noVBand="0" w:val="0000"/>
+      </w:tblPr>
+      <w:tblGrid>
+        <w:gridCol w:w="7920"/>
+      </w:tblGrid>
+      <w:tr>
+        <w:tc>
+          <w:tcPr/>
+          <w:bookmarkStart w:id="47" w:name="fig-concentracao"/>
+          <w:p>
+            <w:pPr>
+              <w:jc w:val="center"/>
+            </w:pPr>
+            <w:pPr>
+              <w:jc w:val="start"/>
+              <w:spacing w:before="200"/>
+              <w:pStyle w:val="ImageCaption"/>
+            </w:pPr>
+            <w:r>
+              <w:t xml:space="preserve">Figura 3.2: Concentração relativa dos recursos nas nominatas financiadas.</w:t>
+            </w:r>
+          </w:p>
+          <w:p>
+            <w:pPr>
+              <w:pStyle w:val="Compact"/>
+              <w:jc w:val="center"/>
+            </w:pPr>
+            <w:r>
+              <w:drawing>
+                <wp:inline>
+                  <wp:extent cx="5600700" cy="2144601"/>
+                  <wp:effectExtent b="0" l="0" r="0" t="0"/>
+                  <wp:docPr descr="" title="" id="45" name="Picture"/>
+                  <a:graphic>
+                    <a:graphicData uri="http://schemas.openxmlformats.org/drawingml/2006/picture">
+                      <pic:pic>
+                        <pic:nvPicPr>
+                          <pic:cNvPr descr="../figs/cap3_fig_concentracao_barras.png" id="46" name="Picture"/>
+                          <pic:cNvPicPr>
+                            <a:picLocks noChangeArrowheads="1" noChangeAspect="1"/>
+                          </pic:cNvPicPr>
+                        </pic:nvPicPr>
+                        <pic:blipFill>
+                          <a:blip r:embed="rId44"/>
+                          <a:stretch>
+                            <a:fillRect/>
+                          </a:stretch>
+                        </pic:blipFill>
+                        <pic:spPr bwMode="auto">
+                          <a:xfrm>
+                            <a:off x="0" y="0"/>
+                            <a:ext cx="5600700" cy="2144601"/>
+                          </a:xfrm>
+                          <a:prstGeom prst="rect">
+                            <a:avLst/>
+                          </a:prstGeom>
+                          <a:noFill/>
+                          <a:ln w="9525">
+                            <a:noFill/>
+                            <a:headEnd/>
+                            <a:tailEnd/>
+                          </a:ln>
+                        </pic:spPr>
+                      </pic:pic>
+                    </a:graphicData>
+                  </a:graphic>
+                </wp:inline>
+              </w:drawing>
+            </w:r>
+          </w:p>
+          <w:bookmarkEnd w:id="47"/>
+        </w:tc>
+      </w:tr>
+    </w:tbl>
+    <w:p>
+      <w:pPr>
+        <w:pStyle w:val="Corpodetexto"/>
+      </w:pPr>
+      <w:r>
+        <w:t xml:space="preserve">Em conjunto, os resultados reforçam o argumento de</w:t>
+      </w:r>
+      <w:r>
+        <w:t xml:space="preserve"> </w:t>
+      </w:r>
+      <w:r>
+        <w:t xml:space="preserve">Cheibub; Sin (2020)</w:t>
+      </w:r>
+      <w:r>
+        <w:t xml:space="preserve"> </w:t>
+      </w:r>
+      <w:r>
+        <w:t xml:space="preserve">sobre o afunilamento das candidaturas quando se considera a competitividade prévia e concentração de recursos partidários intralista. Há indicativos de que apenas a metade das candidaturas são financiadas por seus partidos de maneira efetiva. Todavia, apenas estes indicadores não sustentam sozinhos a ideia de priorização financeira. A seção seguinte operacionaliza o núcleo partidário priorizado em recursos e valida as seleções realizadas por diferentes critérios.</w:t>
+      </w:r>
+    </w:p>
+    <w:bookmarkEnd w:id="48"/>
+    <w:bookmarkStart w:id="54" w:name="priorização-financeira-pelo-top-necr"/>
+    <w:p>
+      <w:pPr>
+        <w:pStyle w:val="Ttulo3"/>
+      </w:pPr>
+      <w:r>
+        <w:t xml:space="preserve">3.4.2 Priorização financeira pelo Top-NECr</w:t>
+      </w:r>
+    </w:p>
+    <w:p>
+      <w:pPr>
+        <w:pStyle w:val="FirstParagraph"/>
+      </w:pPr>
+      <w:r>
+        <w:t xml:space="preserve">A</w:t>
+      </w:r>
+      <w:r>
+        <w:t xml:space="preserve"> </w:t>
+      </w:r>
+      <w:hyperlink w:anchor="fig-cap3-03-top-necr">
+        <w:r>
+          <w:rPr>
+            <w:rStyle w:val="Hyperlink"/>
+          </w:rPr>
+          <w:t xml:space="preserve">Figura 3.3</w:t>
+        </w:r>
+      </w:hyperlink>
+      <w:r>
+        <w:t xml:space="preserve"> </w:t>
+      </w:r>
+      <w:r>
+        <w:t xml:space="preserve">apresenta a cobertura, precisão e</w:t>
+      </w:r>
+      <w:r>
+        <w:t xml:space="preserve"> </w:t>
+      </w:r>
+      <w:r>
+        <w:rPr>
+          <w:i/>
+          <w:iCs/>
+        </w:rPr>
+        <w:t xml:space="preserve">lift</w:t>
+      </w:r>
+      <w:r>
+        <w:t xml:space="preserve"> </w:t>
+      </w:r>
+      <w:r>
+        <w:t xml:space="preserve">calculados pela correspondência entre o núcleo priorizado identificado pelo Top-NECr de cada nominata e as candidaturas com credenciais eleitorais prévias.</w:t>
+      </w:r>
+    </w:p>
+    <w:p>
+      <w:pPr>
+        <w:pStyle w:val="Corpodetexto"/>
+      </w:pPr>
+      <w:r>
+        <w:t xml:space="preserve">Entre as candidaturas competitivas, mais de 80% compõem o núcleo identificado pelo Top-NECr nas eleições de 2018 e 2022. Isso indica que o grupo priorizado, de acordo com o recorte proposto, cobre 4/5 dos candidatos classificados como competitivos. Dito de outra maneira, parte majoritária dos candidatos competitivos está entre os candidatos que concentram os recursos de suas listas. O valor de referência aleatório, que preserva o tamanho de cada lista e de cada núcleo, tem resultado inferior: 42,8 e 43,6% em 2018 e 2022, respectivamente.</w:t>
+      </w:r>
+    </w:p>
+    <w:p>
+      <w:pPr>
+        <w:pStyle w:val="Corpodetexto"/>
+      </w:pPr>
+      <w:r>
+        <w:t xml:space="preserve">A precisão nos mostra que 33,9 e 28,6% dos candidatos selecionados no núcleo Top-NECr estão entre os classificados como competitivos em 2018 e 2022, respectivamente. Um núcleo do mesmo tamanho, construído sem relação com o histórico eleitoral das candidaturas, conteria 17,9 e 15,4% de competitivos.</w:t>
+      </w:r>
+    </w:p>
+    <w:p>
+      <w:pPr>
+        <w:pStyle w:val="Corpodetexto"/>
+      </w:pPr>
+      <w:r>
+        <w:t xml:space="preserve">O</w:t>
+      </w:r>
+      <w:r>
+        <w:t xml:space="preserve"> </w:t>
+      </w:r>
+      <w:r>
+        <w:rPr>
+          <w:i/>
+          <w:iCs/>
+        </w:rPr>
+        <w:t xml:space="preserve">lift</w:t>
+      </w:r>
+      <w:r>
+        <w:t xml:space="preserve"> </w:t>
+      </w:r>
+      <w:r>
+        <w:t xml:space="preserve">resume as comparações anteriores em um número: 1,89 em 2018 e 1,86 em 2022. Isto representa que o núcleo Top-NECr apresenta quase 90% mais candidaturas competitivas do que seria esperado ao acaso pelo tamanho das listas e do núcleo.</w:t>
+      </w:r>
+    </w:p>
+    <w:tbl>
+      <w:tblPr>
+        <w:tblStyle w:val="Table"/>
+        <w:tblW w:type="pct" w:w="5000"/>
+        <w:tblLayout w:type="fixed"/>
+        <w:tblLook w:firstRow="0" w:lastRow="0" w:firstColumn="0" w:lastColumn="0" w:noHBand="0" w:noVBand="0" w:val="0000"/>
+      </w:tblPr>
+      <w:tblGrid>
+        <w:gridCol w:w="7920"/>
+      </w:tblGrid>
+      <w:tr>
+        <w:tc>
+          <w:tcPr/>
+          <w:bookmarkStart w:id="52" w:name="fig-cap3-03-top-necr"/>
+          <w:p>
+            <w:pPr>
+              <w:jc w:val="center"/>
+            </w:pPr>
+            <w:pPr>
+              <w:jc w:val="start"/>
+              <w:spacing w:before="200"/>
+              <w:pStyle w:val="ImageCaption"/>
+            </w:pPr>
+            <w:r>
+              <w:t xml:space="preserve">Figura 3.3: Top-NECr: cobertura, precisão e</w:t>
+            </w:r>
+            <w:r>
+              <w:t xml:space="preserve"> </w:t>
+            </w:r>
+            <w:r>
+              <w:rPr>
+                <w:i/>
+                <w:iCs/>
+              </w:rPr>
+              <w:t xml:space="preserve">lift</w:t>
+            </w:r>
+            <w:r>
+              <w:t xml:space="preserve"> </w:t>
+            </w:r>
+            <w:r>
+              <w:t xml:space="preserve">de candidatos com credenciais eleitorais prévias em 2018 e 2022.</w:t>
+            </w:r>
+          </w:p>
+          <w:p>
+            <w:pPr>
+              <w:pStyle w:val="Compact"/>
+              <w:jc w:val="center"/>
+            </w:pPr>
+            <w:r>
+              <w:drawing>
+                <wp:inline>
+                  <wp:extent cx="5600700" cy="1892295"/>
+                  <wp:effectExtent b="0" l="0" r="0" t="0"/>
+                  <wp:docPr descr="" title="" id="50" name="Picture"/>
+                  <a:graphic>
+                    <a:graphicData uri="http://schemas.openxmlformats.org/drawingml/2006/picture">
+                      <pic:pic>
+                        <pic:nvPicPr>
+                          <pic:cNvPr descr="../figs/cap3_fig_top_necr.png" id="51" name="Picture"/>
+                          <pic:cNvPicPr>
+                            <a:picLocks noChangeArrowheads="1" noChangeAspect="1"/>
+                          </pic:cNvPicPr>
+                        </pic:nvPicPr>
+                        <pic:blipFill>
+                          <a:blip r:embed="rId49"/>
+                          <a:stretch>
+                            <a:fillRect/>
+                          </a:stretch>
+                        </pic:blipFill>
+                        <pic:spPr bwMode="auto">
+                          <a:xfrm>
+                            <a:off x="0" y="0"/>
+                            <a:ext cx="5600700" cy="1892295"/>
+                          </a:xfrm>
+                          <a:prstGeom prst="rect">
+                            <a:avLst/>
+                          </a:prstGeom>
+                          <a:noFill/>
+                          <a:ln w="9525">
+                            <a:noFill/>
+                            <a:headEnd/>
+                            <a:tailEnd/>
+                          </a:ln>
+                        </pic:spPr>
+                      </pic:pic>
+                    </a:graphicData>
+                  </a:graphic>
+                </wp:inline>
+              </w:drawing>
+            </w:r>
+          </w:p>
+          <w:bookmarkEnd w:id="52"/>
+        </w:tc>
+      </w:tr>
+    </w:tbl>
+    <w:p>
+      <w:pPr>
+        <w:pStyle w:val="Corpodetexto"/>
+      </w:pPr>
+      <w:r>
+        <w:t xml:space="preserve">A</w:t>
+      </w:r>
+      <w:r>
+        <w:t xml:space="preserve"> </w:t>
+      </w:r>
+      <w:hyperlink w:anchor="tbl-cap3-01-lift-magnitude">
+        <w:r>
+          <w:rPr>
+            <w:rStyle w:val="Hyperlink"/>
+          </w:rPr>
+          <w:t xml:space="preserve">Tabela 3.1</w:t>
+        </w:r>
+      </w:hyperlink>
+      <w:r>
+        <w:t xml:space="preserve"> </w:t>
+      </w:r>
+      <w:r>
+        <w:t xml:space="preserve">apresenta o cálculo do</w:t>
+      </w:r>
+      <w:r>
+        <w:t xml:space="preserve"> </w:t>
+      </w:r>
+      <w:r>
+        <w:rPr>
+          <w:i/>
+          <w:iCs/>
+        </w:rPr>
+        <w:t xml:space="preserve">lift</w:t>
+      </w:r>
+      <w:r>
+        <w:t xml:space="preserve"> </w:t>
+      </w:r>
+      <w:r>
+        <w:t xml:space="preserve">agregado para cada grupo de magnitude de distrito. Nota-se que os resultados são sempre crescentes na medida em que o número de cadeiras em disputa também cresce. Isso ocorre nas duas eleições observadas. Isso indica que, relativamente ao tamanho da nominata, o núcleo financiado pelo partido se torna mais discriminante nos distritos de maior magnitude.</w:t>
+      </w:r>
+    </w:p>
+    <w:tbl>
+      <w:tblPr>
+        <w:tblStyle w:val="Table"/>
+        <w:tblW w:type="pct" w:w="5000"/>
+        <w:tblLayout w:type="fixed"/>
+        <w:tblLook w:firstRow="0" w:lastRow="0" w:firstColumn="0" w:lastColumn="0" w:noHBand="0" w:noVBand="0" w:val="0000"/>
+      </w:tblPr>
+      <w:tblGrid>
+        <w:gridCol w:w="7920"/>
+      </w:tblGrid>
+      <w:tr>
+        <w:tc>
+          <w:tcPr/>
+          <w:bookmarkStart w:id="53" w:name="tbl-cap3-01-lift-magnitude"/>
+          <w:p>
+            <w:pPr>
+              <w:jc w:val="center"/>
+            </w:pPr>
+            <w:pPr>
+              <w:jc w:val="start"/>
+              <w:spacing w:before="200"/>
+              <w:pStyle w:val="ImageCaption"/>
+            </w:pPr>
+            <w:r>
+              <w:t xml:space="preserve">Tabela 3.1</w:t>
+            </w:r>
+          </w:p>
+          <w:tbl>
+            <w:tblPr>
+              <w:tblStyle w:val="Table"/>
+              <w:tblW w:type="auto" w:w="0"/>
+              <w:tblLook w:firstRow="1" w:lastRow="0" w:firstColumn="0" w:lastColumn="0" w:noHBand="0" w:noVBand="0" w:val="0020"/>
+            </w:tblPr>
+            <w:tblGrid>
+              <w:gridCol w:w="2640"/>
+              <w:gridCol w:w="2640"/>
+              <w:gridCol w:w="2640"/>
+            </w:tblGrid>
+            <w:tr>
+              <w:trPr>
+                <w:tblHeader w:val="on"/>
+              </w:trPr>
+              <w:tc>
+                <w:tcPr/>
+                <w:p>
+                  <w:pPr>
+                    <w:pStyle w:val="Compact"/>
+                    <w:jc w:val="center"/>
+                  </w:pPr>
+                  <w:r>
+                    <w:t xml:space="preserve">Magnitude</w:t>
+                  </w:r>
+                </w:p>
+              </w:tc>
+              <w:tc>
+                <w:tcPr/>
+                <w:p>
+                  <w:pPr>
+                    <w:pStyle w:val="Compact"/>
+                    <w:jc w:val="center"/>
+                  </w:pPr>
+                  <w:r>
+                    <w:t xml:space="preserve">Competitivos 2018</w:t>
+                  </w:r>
+                </w:p>
+              </w:tc>
+              <w:tc>
+                <w:tcPr/>
+                <w:p>
+                  <w:pPr>
+                    <w:pStyle w:val="Compact"/>
+                    <w:jc w:val="center"/>
+                  </w:pPr>
+                  <w:r>
+                    <w:t xml:space="preserve">Competitivos 2022</w:t>
+                  </w:r>
+                </w:p>
+              </w:tc>
+            </w:tr>
+            <w:tr>
+              <w:tc>
+                <w:tcPr/>
+                <w:p>
+                  <w:pPr>
+                    <w:pStyle w:val="Compact"/>
+                    <w:jc w:val="center"/>
+                  </w:pPr>
+                  <w:r>
+                    <w:t xml:space="preserve">Pequeno (8–12)</w:t>
+                  </w:r>
+                </w:p>
+              </w:tc>
+              <w:tc>
+                <w:tcPr/>
+                <w:p>
+                  <w:pPr>
+                    <w:pStyle w:val="Compact"/>
+                    <w:jc w:val="center"/>
+                  </w:pPr>
+                  <w:r>
+                    <w:t xml:space="preserve">1,40</w:t>
+                  </w:r>
+                </w:p>
+              </w:tc>
+              <w:tc>
+                <w:tcPr/>
+                <w:p>
+                  <w:pPr>
+                    <w:pStyle w:val="Compact"/>
+                    <w:jc w:val="center"/>
+                  </w:pPr>
+                  <w:r>
+                    <w:t xml:space="preserve">1,37</w:t>
+                  </w:r>
+                </w:p>
+              </w:tc>
+            </w:tr>
+            <w:tr>
+              <w:tc>
+                <w:tcPr/>
+                <w:p>
+                  <w:pPr>
+                    <w:pStyle w:val="Compact"/>
+                    <w:jc w:val="center"/>
+                  </w:pPr>
+                  <w:r>
+                    <w:t xml:space="preserve">Médio (16–31)</w:t>
+                  </w:r>
+                </w:p>
+              </w:tc>
+              <w:tc>
+                <w:tcPr/>
+                <w:p>
+                  <w:pPr>
+                    <w:pStyle w:val="Compact"/>
+                    <w:jc w:val="center"/>
+                  </w:pPr>
+                  <w:r>
+                    <w:t xml:space="preserve">1,96</w:t>
+                  </w:r>
+                </w:p>
+              </w:tc>
+              <w:tc>
+                <w:tcPr/>
+                <w:p>
+                  <w:pPr>
+                    <w:pStyle w:val="Compact"/>
+                    <w:jc w:val="center"/>
+                  </w:pPr>
+                  <w:r>
+                    <w:t xml:space="preserve">2,00</w:t>
+                  </w:r>
+                </w:p>
+              </w:tc>
+            </w:tr>
+            <w:tr>
+              <w:tc>
+                <w:tcPr/>
+                <w:p>
+                  <w:pPr>
+                    <w:pStyle w:val="Compact"/>
+                    <w:jc w:val="center"/>
+                  </w:pPr>
+                  <w:r>
+                    <w:t xml:space="preserve">Grande (39–70)</w:t>
+                  </w:r>
+                </w:p>
+              </w:tc>
+              <w:tc>
+                <w:tcPr/>
+                <w:p>
+                  <w:pPr>
+                    <w:pStyle w:val="Compact"/>
+                    <w:jc w:val="center"/>
+                  </w:pPr>
+                  <w:r>
+                    <w:t xml:space="preserve">2,52</w:t>
+                  </w:r>
+                </w:p>
+              </w:tc>
+              <w:tc>
+                <w:tcPr/>
+                <w:p>
+                  <w:pPr>
+                    <w:pStyle w:val="Compact"/>
+                    <w:jc w:val="center"/>
+                  </w:pPr>
+                  <w:r>
+                    <w:t xml:space="preserve">2,37</w:t>
+                  </w:r>
+                </w:p>
+              </w:tc>
+            </w:tr>
+          </w:tbl>
+          <w:bookmarkEnd w:id="53"/>
+          <w:p/>
+        </w:tc>
+      </w:tr>
+    </w:tbl>
+    <w:bookmarkEnd w:id="54"/>
+    <w:bookmarkEnd w:id="55"/>
+    <w:bookmarkStart w:id="72" w:name="robustez-da-operacionalização"/>
+    <w:p>
+      <w:pPr>
+        <w:pStyle w:val="Ttulo2"/>
+      </w:pPr>
+      <w:r>
+        <w:t xml:space="preserve">3.5 Robustez da operacionalização</w:t>
+      </w:r>
+    </w:p>
+    <w:bookmarkStart w:id="61" w:name="X6e76b9f960f9830fb01c551e1e835dd0b730392"/>
+    <w:p>
+      <w:pPr>
+        <w:pStyle w:val="Ttulo3"/>
+      </w:pPr>
+      <w:r>
+        <w:t xml:space="preserve">3.5.1 Correspondência entre priorização financeira e eleição</w:t>
+      </w:r>
+    </w:p>
+    <w:p>
+      <w:pPr>
+        <w:pStyle w:val="FirstParagraph"/>
+      </w:pPr>
+      <w:r>
+        <w:t xml:space="preserve">A</w:t>
+      </w:r>
+      <w:r>
+        <w:t xml:space="preserve"> </w:t>
+      </w:r>
+      <w:hyperlink w:anchor="fig-cap3-03-top-necr-eleicao">
+        <w:r>
+          <w:rPr>
+            <w:rStyle w:val="Hyperlink"/>
+          </w:rPr>
+          <w:t xml:space="preserve">Figura 3.4</w:t>
+        </w:r>
+      </w:hyperlink>
+      <w:r>
+        <w:t xml:space="preserve"> </w:t>
+      </w:r>
+      <w:r>
+        <w:t xml:space="preserve">repete o exercício de correspondência do Top-NECr, mas desta vez a referência passa a ser o sucesso eleitoral posterior das candidaturas. Entre os candidatos no núcleo Top-NECr de suas listas, estão 86,7% dos eleitos em 2018 e 92,6% dos eleitos em 2022. Proporções que representam o dobro daquelas esperadas aleatoriamente.</w:t>
+      </w:r>
+    </w:p>
+    <w:p>
+      <w:pPr>
+        <w:pStyle w:val="Corpodetexto"/>
+      </w:pPr>
+      <w:r>
+        <w:t xml:space="preserve">Já a precisão é de 19,2 e 12,4% em 2018 e 2022. Esta menor proporção reflete sobretudo o tamanho menor do alvo analisado. As eleições para a câmara baixa elegem 513 deputados. Estas taxas de precisão seguem duas vezes maiores quando comparadas ao seu</w:t>
+      </w:r>
+      <w:r>
+        <w:t xml:space="preserve"> </w:t>
+      </w:r>
+      <w:r>
+        <w:rPr>
+          <w:i/>
+          <w:iCs/>
+        </w:rPr>
+        <w:t xml:space="preserve">benchmark</w:t>
+      </w:r>
+      <w:r>
+        <w:t xml:space="preserve"> </w:t>
+      </w:r>
+      <w:r>
+        <w:t xml:space="preserve">aleatório. O</w:t>
+      </w:r>
+      <w:r>
+        <w:t xml:space="preserve"> </w:t>
+      </w:r>
+      <w:r>
+        <w:rPr>
+          <w:i/>
+          <w:iCs/>
+        </w:rPr>
+        <w:t xml:space="preserve">lift</w:t>
+      </w:r>
+      <w:r>
+        <w:t xml:space="preserve"> </w:t>
+      </w:r>
+      <w:r>
+        <w:t xml:space="preserve">confirma que essa diferença não vem do tamanho dos grupos selecionados pelo Top-NECr: o núcleo reúne 1,98 vez o número de eleitos esperado em 2018 e 2,12 vez em 2022. Isto é, cerca do dobro, em ambos os ciclos, do que teria um núcleo de mesmo tamanho composto sem relação com o resultado eleitoral.</w:t>
+      </w:r>
+    </w:p>
+    <w:tbl>
+      <w:tblPr>
+        <w:tblStyle w:val="Table"/>
+        <w:tblW w:type="pct" w:w="5000"/>
+        <w:tblLayout w:type="fixed"/>
+        <w:tblLook w:firstRow="0" w:lastRow="0" w:firstColumn="0" w:lastColumn="0" w:noHBand="0" w:noVBand="0" w:val="0000"/>
+      </w:tblPr>
+      <w:tblGrid>
+        <w:gridCol w:w="7920"/>
+      </w:tblGrid>
+      <w:tr>
+        <w:tc>
+          <w:tcPr/>
+          <w:bookmarkStart w:id="59" w:name="fig-cap3-03-top-necr-eleicao"/>
+          <w:p>
+            <w:pPr>
+              <w:jc w:val="center"/>
+            </w:pPr>
+            <w:pPr>
+              <w:jc w:val="start"/>
+              <w:spacing w:before="200"/>
+              <w:pStyle w:val="ImageCaption"/>
+            </w:pPr>
+            <w:r>
+              <w:t xml:space="preserve">Figura 3.4: Top-NECr: cobertura, precisão e</w:t>
+            </w:r>
+            <w:r>
+              <w:t xml:space="preserve"> </w:t>
+            </w:r>
+            <w:r>
+              <w:rPr>
+                <w:i/>
+                <w:iCs/>
+              </w:rPr>
+              <w:t xml:space="preserve">lift</w:t>
+            </w:r>
+            <w:r>
+              <w:t xml:space="preserve"> </w:t>
+            </w:r>
+            <w:r>
+              <w:t xml:space="preserve">dos eleitos em 2018 e 2022.</w:t>
+            </w:r>
+          </w:p>
+          <w:p>
+            <w:pPr>
+              <w:pStyle w:val="Compact"/>
+              <w:jc w:val="center"/>
+            </w:pPr>
+            <w:r>
+              <w:drawing>
+                <wp:inline>
+                  <wp:extent cx="5600700" cy="1892295"/>
+                  <wp:effectExtent b="0" l="0" r="0" t="0"/>
+                  <wp:docPr descr="" title="" id="57" name="Picture"/>
+                  <a:graphic>
+                    <a:graphicData uri="http://schemas.openxmlformats.org/drawingml/2006/picture">
+                      <pic:pic>
+                        <pic:nvPicPr>
+                          <pic:cNvPr descr="../figs/cap3_fig_top_necr_eleicao.png" id="58" name="Picture"/>
+                          <pic:cNvPicPr>
+                            <a:picLocks noChangeArrowheads="1" noChangeAspect="1"/>
+                          </pic:cNvPicPr>
+                        </pic:nvPicPr>
+                        <pic:blipFill>
+                          <a:blip r:embed="rId56"/>
+                          <a:stretch>
+                            <a:fillRect/>
+                          </a:stretch>
+                        </pic:blipFill>
+                        <pic:spPr bwMode="auto">
+                          <a:xfrm>
+                            <a:off x="0" y="0"/>
+                            <a:ext cx="5600700" cy="1892295"/>
+                          </a:xfrm>
+                          <a:prstGeom prst="rect">
+                            <a:avLst/>
+                          </a:prstGeom>
+                          <a:noFill/>
+                          <a:ln w="9525">
+                            <a:noFill/>
+                            <a:headEnd/>
+                            <a:tailEnd/>
+                          </a:ln>
+                        </pic:spPr>
+                      </pic:pic>
+                    </a:graphicData>
+                  </a:graphic>
+                </wp:inline>
+              </w:drawing>
+            </w:r>
+          </w:p>
+          <w:bookmarkEnd w:id="59"/>
+        </w:tc>
+      </w:tr>
+    </w:tbl>
+    <w:p>
+      <w:pPr>
+        <w:pStyle w:val="Corpodetexto"/>
+      </w:pPr>
+      <w:r>
+        <w:t xml:space="preserve">A</w:t>
+      </w:r>
+      <w:r>
+        <w:t xml:space="preserve"> </w:t>
+      </w:r>
+      <w:hyperlink w:anchor="tbl-cap3-02-lift-magnitude-eleicao">
+        <w:r>
+          <w:rPr>
+            <w:rStyle w:val="Hyperlink"/>
+          </w:rPr>
+          <w:t xml:space="preserve">Tabela 3.2</w:t>
+        </w:r>
+      </w:hyperlink>
+      <w:r>
+        <w:t xml:space="preserve"> </w:t>
+      </w:r>
+      <w:r>
+        <w:t xml:space="preserve">apresenta o</w:t>
+      </w:r>
+      <w:r>
+        <w:t xml:space="preserve"> </w:t>
+      </w:r>
+      <w:r>
+        <w:rPr>
+          <w:i/>
+          <w:iCs/>
+        </w:rPr>
+        <w:t xml:space="preserve">lift</w:t>
+      </w:r>
+      <w:r>
+        <w:t xml:space="preserve"> </w:t>
+      </w:r>
+      <w:r>
+        <w:t xml:space="preserve">agregado dos eleitos para cada grupo de magnitude de distrito. Assim como para as candidaturas com credenciais eleitorais prévias, os valores crescem com o número de cadeiras em disputa nas duas eleições.</w:t>
+      </w:r>
+    </w:p>
+    <w:tbl>
+      <w:tblPr>
+        <w:tblStyle w:val="Table"/>
+        <w:tblW w:type="pct" w:w="5000"/>
+        <w:tblLayout w:type="fixed"/>
+        <w:tblLook w:firstRow="0" w:lastRow="0" w:firstColumn="0" w:lastColumn="0" w:noHBand="0" w:noVBand="0" w:val="0000"/>
+      </w:tblPr>
+      <w:tblGrid>
+        <w:gridCol w:w="7920"/>
+      </w:tblGrid>
+      <w:tr>
+        <w:tc>
+          <w:tcPr/>
+          <w:bookmarkStart w:id="60" w:name="tbl-cap3-02-lift-magnitude-eleicao"/>
+          <w:p>
+            <w:pPr>
+              <w:jc w:val="center"/>
+            </w:pPr>
+            <w:pPr>
+              <w:jc w:val="start"/>
+              <w:spacing w:before="200"/>
+              <w:pStyle w:val="ImageCaption"/>
+            </w:pPr>
+            <w:r>
+              <w:t xml:space="preserve">Tabela 3.2</w:t>
+            </w:r>
+          </w:p>
+          <w:tbl>
+            <w:tblPr>
+              <w:tblStyle w:val="Table"/>
+              <w:tblW w:type="auto" w:w="0"/>
+              <w:tblLook w:firstRow="1" w:lastRow="0" w:firstColumn="0" w:lastColumn="0" w:noHBand="0" w:noVBand="0" w:val="0020"/>
+            </w:tblPr>
+            <w:tblGrid>
+              <w:gridCol w:w="2640"/>
+              <w:gridCol w:w="2640"/>
+              <w:gridCol w:w="2640"/>
+            </w:tblGrid>
+            <w:tr>
+              <w:trPr>
+                <w:tblHeader w:val="on"/>
+              </w:trPr>
+              <w:tc>
+                <w:tcPr/>
+                <w:p>
+                  <w:pPr>
+                    <w:pStyle w:val="Compact"/>
+                    <w:jc w:val="center"/>
+                  </w:pPr>
+                  <w:r>
+                    <w:t xml:space="preserve">Magnitude</w:t>
+                  </w:r>
+                </w:p>
+              </w:tc>
+              <w:tc>
+                <w:tcPr/>
+                <w:p>
+                  <w:pPr>
+                    <w:pStyle w:val="Compact"/>
+                    <w:jc w:val="center"/>
+                  </w:pPr>
+                  <w:r>
+                    <w:t xml:space="preserve">Eleitos 2018</w:t>
+                  </w:r>
+                </w:p>
+              </w:tc>
+              <w:tc>
+                <w:tcPr/>
+                <w:p>
+                  <w:pPr>
+                    <w:pStyle w:val="Compact"/>
+                    <w:jc w:val="center"/>
+                  </w:pPr>
+                  <w:r>
+                    <w:t xml:space="preserve">Eleitos 2022</w:t>
+                  </w:r>
+                </w:p>
+              </w:tc>
+            </w:tr>
+            <w:tr>
+              <w:tc>
+                <w:tcPr/>
+                <w:p>
+                  <w:pPr>
+                    <w:pStyle w:val="Compact"/>
+                    <w:jc w:val="center"/>
+                  </w:pPr>
+                  <w:r>
+                    <w:t xml:space="preserve">Pequeno (8–12)</w:t>
+                  </w:r>
+                </w:p>
+              </w:tc>
+              <w:tc>
+                <w:tcPr/>
+                <w:p>
+                  <w:pPr>
+                    <w:pStyle w:val="Compact"/>
+                    <w:jc w:val="center"/>
+                  </w:pPr>
+                  <w:r>
+                    <w:t xml:space="preserve">1,50</w:t>
+                  </w:r>
+                </w:p>
+              </w:tc>
+              <w:tc>
+                <w:tcPr/>
+                <w:p>
+                  <w:pPr>
+                    <w:pStyle w:val="Compact"/>
+                    <w:jc w:val="center"/>
+                  </w:pPr>
+                  <w:r>
+                    <w:t xml:space="preserve">1,44</w:t>
+                  </w:r>
+                </w:p>
+              </w:tc>
+            </w:tr>
+            <w:tr>
+              <w:tc>
+                <w:tcPr/>
+                <w:p>
+                  <w:pPr>
+                    <w:pStyle w:val="Compact"/>
+                    <w:jc w:val="center"/>
+                  </w:pPr>
+                  <w:r>
+                    <w:t xml:space="preserve">Médio (16–31)</w:t>
+                  </w:r>
+                </w:p>
+              </w:tc>
+              <w:tc>
+                <w:tcPr/>
+                <w:p>
+                  <w:pPr>
+                    <w:pStyle w:val="Compact"/>
+                    <w:jc w:val="center"/>
+                  </w:pPr>
+                  <w:r>
+                    <w:t xml:space="preserve">2,07</w:t>
+                  </w:r>
+                </w:p>
+              </w:tc>
+              <w:tc>
+                <w:tcPr/>
+                <w:p>
+                  <w:pPr>
+                    <w:pStyle w:val="Compact"/>
+                    <w:jc w:val="center"/>
+                  </w:pPr>
+                  <w:r>
+                    <w:t xml:space="preserve">2,40</w:t>
+                  </w:r>
+                </w:p>
+              </w:tc>
+            </w:tr>
+            <w:tr>
+              <w:tc>
+                <w:tcPr/>
+                <w:p>
+                  <w:pPr>
+                    <w:pStyle w:val="Compact"/>
+                    <w:jc w:val="center"/>
+                  </w:pPr>
+                  <w:r>
+                    <w:t xml:space="preserve">Grande (39–70)</w:t>
+                  </w:r>
+                </w:p>
+              </w:tc>
+              <w:tc>
+                <w:tcPr/>
+                <w:p>
+                  <w:pPr>
+                    <w:pStyle w:val="Compact"/>
+                    <w:jc w:val="center"/>
+                  </w:pPr>
+                  <w:r>
+                    <w:t xml:space="preserve">2,45</w:t>
+                  </w:r>
+                </w:p>
+              </w:tc>
+              <w:tc>
+                <w:tcPr/>
+                <w:p>
+                  <w:pPr>
+                    <w:pStyle w:val="Compact"/>
+                    <w:jc w:val="center"/>
+                  </w:pPr>
+                  <w:r>
+                    <w:t xml:space="preserve">2,63</w:t>
+                  </w:r>
+                </w:p>
+              </w:tc>
+            </w:tr>
+          </w:tbl>
+          <w:bookmarkEnd w:id="60"/>
+          <w:p/>
+        </w:tc>
+      </w:tr>
+    </w:tbl>
+    <w:bookmarkEnd w:id="61"/>
+    <w:bookmarkStart w:id="71" w:name="sensibilidade-ao-limiar-top-x"/>
+    <w:p>
+      <w:pPr>
+        <w:pStyle w:val="Ttulo3"/>
+      </w:pPr>
+      <w:r>
+        <w:t xml:space="preserve">3.5.2 Sensibilidade ao limiar Top-X%</w:t>
+      </w:r>
+    </w:p>
+    <w:p>
+      <w:pPr>
+        <w:pStyle w:val="FirstParagraph"/>
+      </w:pPr>
+      <w:r>
+        <w:t xml:space="preserve">A segunda operacionalização proposta seleciona o</w:t>
+      </w:r>
+      <w:r>
+        <w:t xml:space="preserve"> </w:t>
+      </w:r>
+      <w:r>
+        <w:rPr>
+          <w:i/>
+          <w:iCs/>
+        </w:rPr>
         <w:t xml:space="preserve">menor</w:t>
       </w:r>
       <w:r>
@@ -2941,7 +5629,7 @@
       <w:pPr>
         <w:pStyle w:val="Corpodetexto"/>
       </w:pPr>
-      <w:bookmarkStart w:id="32" w:name="eq-ktopx"/>
+      <w:bookmarkStart w:id="62" w:name="eq-ktopx"/>
       <m:oMathPara>
         <m:oMathParaPr>
           <m:jc m:val="center"/>
@@ -3283,1634 +5971,45 @@
             </m:dPr>
             <m:e>
               <m:r>
-                <m:t>3.2</m:t>
-              </m:r>
-            </m:e>
-          </m:d>
-        </m:oMath>
-      </m:oMathPara>
-      <w:bookmarkEnd w:id="32"/>
-    </w:p>
-    <w:bookmarkEnd w:id="33"/>
-    <w:bookmarkEnd w:id="34"/>
-    <w:bookmarkStart w:id="41" w:name="sec-competitivos"/>
-    <w:p>
-      <w:pPr>
-        <w:pStyle w:val="Ttulo2"/>
-      </w:pPr>
-      <w:r>
-        <w:t xml:space="preserve">3.2 Credenciais eleitorais prévias</w:t>
-      </w:r>
-    </w:p>
-    <w:p>
-      <w:pPr>
-        <w:pStyle w:val="FirstParagraph"/>
-      </w:pPr>
-      <w:r>
-        <w:t xml:space="preserve">Inspirado em</w:t>
-      </w:r>
-      <w:r>
-        <w:t xml:space="preserve"> </w:t>
-      </w:r>
-      <w:r>
-        <w:t xml:space="preserve">Cheibub; Sin (2020)</w:t>
-      </w:r>
-      <w:r>
-        <w:t xml:space="preserve">, verificou-se o histórico eleitoral das candidaturas para deputado federal de 2018 desde as eleições de 1998 até 2016. Para os candidatos de 2022, o histórico de 1998 até 2020. O resultado desta busca, portanto, identifica por candidato nas eleições em estudo quantas eleições prévias para cada cargo disputado este venceu.</w:t>
-      </w:r>
-    </w:p>
-    <w:p>
-      <w:pPr>
-        <w:pStyle w:val="Corpodetexto"/>
-      </w:pPr>
-      <w:r>
-        <w:t xml:space="preserve">Para se analiar a composição do</w:t>
-      </w:r>
-      <w:r>
-        <w:t xml:space="preserve"> </w:t>
-      </w:r>
-      <w:r>
-        <w:rPr>
-          <w:i/>
-          <w:iCs/>
-        </w:rPr>
-        <w:t xml:space="preserve">núcleo de priorizados</w:t>
-      </w:r>
-      <w:r>
-        <w:t xml:space="preserve">, todavia, propõe-se um indicador binário que classifica como</w:t>
-      </w:r>
-      <w:r>
-        <w:t xml:space="preserve"> </w:t>
-      </w:r>
-      <w:r>
-        <w:rPr>
-          <w:i/>
-          <w:iCs/>
-        </w:rPr>
-        <w:t xml:space="preserve">candidatura competitiva</w:t>
-      </w:r>
-      <w:r>
-        <w:t xml:space="preserve"> </w:t>
-      </w:r>
-      <w:r>
-        <w:t xml:space="preserve">no ano</w:t>
-      </w:r>
-      <w:r>
-        <w:t xml:space="preserve"> </w:t>
-      </w:r>
-      <m:oMath>
-        <m:r>
-          <m:t>y</m:t>
-        </m:r>
-      </m:oMath>
-      <w:r>
-        <w:t xml:space="preserve"> </w:t>
-      </w:r>
-      <w:r>
-        <w:t xml:space="preserve">aquela que tenha, antes de</w:t>
-      </w:r>
-      <w:r>
-        <w:t xml:space="preserve"> </w:t>
-      </w:r>
-      <m:oMath>
-        <m:r>
-          <m:t>y</m:t>
-        </m:r>
-      </m:oMath>
-      <w:r>
-        <w:t xml:space="preserve">: i) vencido alguma disputa para Presidente, Governador, Senador, Deputado Federal, Deputado Estadual ou Prefeito; ou ii) obteve ao menos 10% do quociente eleitoral em disputa proporcional para Deputado Federal ou Deputado Estadual:</w:t>
-      </w:r>
-    </w:p>
-    <w:p>
-      <w:pPr>
-        <w:pStyle w:val="Corpodetexto"/>
-      </w:pPr>
-      <w:bookmarkStart w:id="35" w:name="eq-competitivo"/>
-      <m:oMathPara>
-        <m:oMathParaPr>
-          <m:jc m:val="center"/>
-        </m:oMathParaPr>
-        <m:oMath>
-          <m:sSub>
-            <m:e>
-              <m:r>
-                <m:rPr>
-                  <m:nor/>
-                  <m:sty m:val="p"/>
-                </m:rPr>
-                <m:t>Competitivo</m:t>
-              </m:r>
-            </m:e>
-            <m:sub>
-              <m:r>
-                <m:t>i</m:t>
-              </m:r>
-              <m:r>
-                <m:t>y</m:t>
-              </m:r>
-            </m:sub>
-          </m:sSub>
-          <m:r>
-            <m:rPr>
-              <m:sty m:val="p"/>
-            </m:rPr>
-            <m:t>=</m:t>
-          </m:r>
-          <m:d>
-            <m:dPr>
-              <m:begChr m:val="{"/>
-              <m:endChr m:val=""/>
-              <m:sepChr m:val=""/>
-              <m:grow/>
-            </m:dPr>
-            <m:e>
-              <m:m>
-                <m:mPr>
-                  <m:baseJc m:val="center"/>
-                  <m:plcHide m:val="on"/>
-                  <m:mcs>
-                    <m:mc>
-                      <m:mcPr>
-                        <m:mcJc m:val="left"/>
-                        <m:count m:val="1"/>
-                      </m:mcPr>
-                    </m:mc>
-                    <m:mc>
-                      <m:mcPr>
-                        <m:mcJc m:val="left"/>
-                        <m:count m:val="1"/>
-                      </m:mcPr>
-                    </m:mc>
-                  </m:mcs>
-                </m:mPr>
-                <m:mr>
-                  <m:e>
-                    <m:r>
-                      <m:t>1</m:t>
-                    </m:r>
-                  </m:e>
-                  <m:e>
-                    <m:r>
-                      <m:rPr>
-                        <m:nor/>
-                        <m:sty m:val="p"/>
-                      </m:rPr>
-                      <m:t>se, antes de </m:t>
-                    </m:r>
-                    <m:r>
-                      <m:t>y</m:t>
-                    </m:r>
-                    <m:r>
-                      <m:rPr>
-                        <m:sty m:val="p"/>
-                      </m:rPr>
-                      <m:t>,</m:t>
-                    </m:r>
-                    <m:r>
-                      <m:t> </m:t>
-                    </m:r>
-                    <m:r>
-                      <m:t>i</m:t>
-                    </m:r>
-                    <m:r>
-                      <m:rPr>
-                        <m:nor/>
-                        <m:sty m:val="p"/>
-                      </m:rPr>
-                      <m:t> satisfez (i) ou (ii)</m:t>
-                    </m:r>
-                  </m:e>
-                </m:mr>
-                <m:mr>
-                  <m:e>
-                    <m:r>
-                      <m:t>0</m:t>
-                    </m:r>
-                  </m:e>
-                  <m:e>
-                    <m:r>
-                      <m:rPr>
-                        <m:nor/>
-                        <m:sty m:val="p"/>
-                      </m:rPr>
-                      <m:t>caso contrário</m:t>
-                    </m:r>
-                  </m:e>
-                </m:mr>
-              </m:m>
-            </m:e>
-          </m:d>
-          <m:r>
-            <m:t>  </m:t>
-          </m:r>
-          <m:d>
-            <m:dPr>
-              <m:begChr m:val="("/>
-              <m:endChr m:val=")"/>
-              <m:sepChr m:val=""/>
-              <m:grow/>
-            </m:dPr>
-            <m:e>
-              <m:r>
-                <m:t>3.3</m:t>
-              </m:r>
-            </m:e>
-          </m:d>
-        </m:oMath>
-      </m:oMathPara>
-      <w:bookmarkEnd w:id="35"/>
-    </w:p>
-    <w:p>
-      <w:pPr>
-        <w:pStyle w:val="FirstParagraph"/>
-      </w:pPr>
-      <w:r>
-        <w:t xml:space="preserve">Estas regras de identificação de credenciais eleitorais prévias adaptam a proposta de</w:t>
-      </w:r>
-      <w:r>
-        <w:t xml:space="preserve"> </w:t>
-      </w:r>
-      <w:r>
-        <w:t xml:space="preserve">Cheibub; Sin (2020)</w:t>
-      </w:r>
-      <w:r>
-        <w:t xml:space="preserve">. Os autores consideraram também como competitivos os candidatos que atingiram ao menos 10% do quociente eleitoral das eleições sob análise. Isto está em desacordo com o princípio temporal, motivo pelo qual deliberadamente descarta-se como competitivos os candidatos que tiveram performance surpreendente.</w:t>
-      </w:r>
-    </w:p>
-    <w:p>
-      <w:pPr>
-        <w:pStyle w:val="Corpodetexto"/>
-      </w:pPr>
-      <w:r>
-        <w:t xml:space="preserve">Note-se também que os termos</w:t>
-      </w:r>
-      <w:r>
-        <w:t xml:space="preserve"> </w:t>
-      </w:r>
-      <w:r>
-        <w:t xml:space="preserve">“candidaturas com credenciais eleitorais prévias”</w:t>
-      </w:r>
-      <w:r>
-        <w:t xml:space="preserve"> </w:t>
-      </w:r>
-      <w:r>
-        <w:t xml:space="preserve">e</w:t>
-      </w:r>
-      <w:r>
-        <w:t xml:space="preserve"> </w:t>
-      </w:r>
-      <w:r>
-        <w:t xml:space="preserve">“candidaturas competitivas”</w:t>
-      </w:r>
-      <w:r>
-        <w:t xml:space="preserve"> </w:t>
-      </w:r>
-      <w:r>
-        <w:t xml:space="preserve">se referem ao mesmo conjunto de concorrentes e são usados de maneira intercambiada.</w:t>
-      </w:r>
-    </w:p>
-    <w:bookmarkStart w:id="40" w:name="sec-metricas"/>
-    <w:p>
-      <w:pPr>
-        <w:pStyle w:val="Ttulo3"/>
-      </w:pPr>
-      <w:r>
-        <w:t xml:space="preserve">3.2.1 Composição do núcleo priorizado e credenciais eleitorais</w:t>
-      </w:r>
-    </w:p>
-    <w:p>
-      <w:pPr>
-        <w:pStyle w:val="FirstParagraph"/>
-      </w:pPr>
-      <w:r>
-        <w:t xml:space="preserve">Uma vez identificado o núcleo priorizado pela distribuição dos recursos partidários, examina-se sua composição. A expectativa é que candidaturas com credenciais eleitorais prévias estejam sobrerrepresentadas nesse núcleo. Para verificar essa expectativa, utilizam-se três medidas complementares: a precisão informa qual parcela do núcleo possui essas credenciais; a cobertura indica qual parcela das candidaturas com essas credenciais está incluída no núcleo; e o</w:t>
-      </w:r>
-      <w:r>
-        <w:t xml:space="preserve"> </w:t>
-      </w:r>
-      <w:r>
-        <w:rPr>
-          <w:i/>
-          <w:iCs/>
-        </w:rPr>
-        <w:t xml:space="preserve">lift</w:t>
-      </w:r>
-      <w:r>
-        <w:t xml:space="preserve"> </w:t>
-      </w:r>
-      <w:r>
-        <w:t xml:space="preserve">compara sua presença observada àquela esperada em uma seleção aleatória dentro de cada nominata.</w:t>
-      </w:r>
-    </w:p>
-    <w:p>
-      <w:pPr>
-        <w:pStyle w:val="Corpodetexto"/>
-      </w:pPr>
-      <w:r>
-        <w:t xml:space="preserve">Cada lista</w:t>
-      </w:r>
-      <w:r>
-        <w:t xml:space="preserve"> </w:t>
-      </w:r>
-      <m:oMath>
-        <m:r>
-          <m:t>l</m:t>
-        </m:r>
-      </m:oMath>
-      <w:r>
-        <w:t xml:space="preserve"> </w:t>
-      </w:r>
-      <w:r>
-        <w:t xml:space="preserve">possui</w:t>
-      </w:r>
-      <w:r>
-        <w:t xml:space="preserve"> </w:t>
-      </w:r>
-      <m:oMath>
-        <m:sSub>
-          <m:e>
-            <m:r>
-              <m:t>C</m:t>
-            </m:r>
-          </m:e>
-          <m:sub>
-            <m:r>
-              <m:t>l</m:t>
-            </m:r>
-          </m:sub>
-        </m:sSub>
-      </m:oMath>
-      <w:r>
-        <w:t xml:space="preserve"> </w:t>
-      </w:r>
-      <w:r>
-        <w:t xml:space="preserve">candidaturas e um núcleo de tamanho</w:t>
-      </w:r>
-      <w:r>
-        <w:t xml:space="preserve"> </w:t>
-      </w:r>
-      <m:oMath>
-        <m:sSub>
-          <m:e>
-            <m:r>
-              <m:t>k</m:t>
-            </m:r>
-          </m:e>
-          <m:sub>
-            <m:r>
-              <m:t>l</m:t>
-            </m:r>
-          </m:sub>
-        </m:sSub>
-      </m:oMath>
-      <w:r>
-        <w:t xml:space="preserve">. Para cada candidatura</w:t>
-      </w:r>
-      <w:r>
-        <w:t xml:space="preserve"> </w:t>
-      </w:r>
-      <m:oMath>
-        <m:r>
-          <m:t>i</m:t>
-        </m:r>
-      </m:oMath>
-      <w:r>
-        <w:t xml:space="preserve">, define-se</w:t>
-      </w:r>
-      <w:r>
-        <w:t xml:space="preserve"> </w:t>
-      </w:r>
-      <m:oMath>
-        <m:sSub>
-          <m:e>
-            <m:r>
-              <m:t>g</m:t>
-            </m:r>
-          </m:e>
-          <m:sub>
-            <m:r>
-              <m:t>i</m:t>
-            </m:r>
-            <m:r>
-              <m:t>l</m:t>
-            </m:r>
-          </m:sub>
-        </m:sSub>
-        <m:r>
-          <m:rPr>
-            <m:sty m:val="p"/>
-          </m:rPr>
-          <m:t>=</m:t>
-        </m:r>
-        <m:r>
-          <m:t>1</m:t>
-        </m:r>
-      </m:oMath>
-      <w:r>
-        <w:t xml:space="preserve"> </w:t>
-      </w:r>
-      <w:r>
-        <w:t xml:space="preserve">quando ela possui as credenciais eleitorais prévias estabelecidas na seção anterior, e</w:t>
-      </w:r>
-      <w:r>
-        <w:t xml:space="preserve"> </w:t>
-      </w:r>
-      <m:oMath>
-        <m:sSub>
-          <m:e>
-            <m:r>
-              <m:t>g</m:t>
-            </m:r>
-          </m:e>
-          <m:sub>
-            <m:r>
-              <m:t>i</m:t>
-            </m:r>
-            <m:r>
-              <m:t>l</m:t>
-            </m:r>
-          </m:sub>
-        </m:sSub>
-        <m:r>
-          <m:rPr>
-            <m:sty m:val="p"/>
-          </m:rPr>
-          <m:t>=</m:t>
-        </m:r>
-        <m:r>
-          <m:t>0</m:t>
-        </m:r>
-      </m:oMath>
-      <w:r>
-        <w:t xml:space="preserve"> </w:t>
-      </w:r>
-      <w:r>
-        <w:t xml:space="preserve">caso contrário. Assim,</w:t>
-      </w:r>
-      <w:r>
-        <w:t xml:space="preserve"> </w:t>
-      </w:r>
-      <m:oMath>
-        <m:sSub>
-          <m:e>
-            <m:r>
-              <m:t>G</m:t>
-            </m:r>
-          </m:e>
-          <m:sub>
-            <m:r>
-              <m:t>l</m:t>
-            </m:r>
-          </m:sub>
-        </m:sSub>
-        <m:r>
-          <m:rPr>
-            <m:sty m:val="p"/>
-          </m:rPr>
-          <m:t>=</m:t>
-        </m:r>
-        <m:nary>
-          <m:naryPr>
-            <m:chr m:val="∑"/>
-            <m:limLoc m:val="undOvr"/>
-            <m:subHide m:val="off"/>
-            <m:supHide m:val="on"/>
-          </m:naryPr>
-          <m:sub>
-            <m:r>
-              <m:t>i</m:t>
-            </m:r>
-          </m:sub>
-          <m:sup>
-            <m:r>
-              <m:t>​</m:t>
-            </m:r>
-          </m:sup>
-          <m:e>
-            <m:sSub>
-              <m:e>
-                <m:r>
-                  <m:t>g</m:t>
-                </m:r>
-              </m:e>
-              <m:sub>
-                <m:r>
-                  <m:t>i</m:t>
-                </m:r>
-                <m:r>
-                  <m:t>l</m:t>
-                </m:r>
-              </m:sub>
-            </m:sSub>
-          </m:e>
-        </m:nary>
-      </m:oMath>
-      <w:r>
-        <w:t xml:space="preserve"> </w:t>
-      </w:r>
-      <w:r>
-        <w:t xml:space="preserve">corresponde ao total de candidaturas com essas credenciais na lista.</w:t>
-      </w:r>
-    </w:p>
-    <w:p>
-      <w:pPr>
-        <w:pStyle w:val="Corpodetexto"/>
-      </w:pPr>
-      <w:r>
-        <w:t xml:space="preserve">A participação no núcleo é representada por</w:t>
-      </w:r>
-      <w:r>
-        <w:t xml:space="preserve"> </w:t>
-      </w:r>
-      <m:oMath>
-        <m:sSub>
-          <m:e>
-            <m:r>
-              <m:t>w</m:t>
-            </m:r>
-          </m:e>
-          <m:sub>
-            <m:r>
-              <m:t>i</m:t>
-            </m:r>
-            <m:r>
-              <m:t>l</m:t>
-            </m:r>
-          </m:sub>
-        </m:sSub>
-      </m:oMath>
-      <w:r>
-        <w:t xml:space="preserve">: vale 1 para candidaturas integralmente incluídas, 0 para aquelas excluídas e uma fração quando há empate na fronteira de seleção, conforme a regra apresentada anteriormente. A soma desses pesos preserva o tamanho do núcleo:</w:t>
-      </w:r>
-      <w:r>
-        <w:t xml:space="preserve"> </w:t>
-      </w:r>
-      <m:oMath>
-        <m:nary>
-          <m:naryPr>
-            <m:chr m:val="∑"/>
-            <m:limLoc m:val="undOvr"/>
-            <m:subHide m:val="off"/>
-            <m:supHide m:val="on"/>
-          </m:naryPr>
-          <m:sub>
-            <m:r>
-              <m:t>i</m:t>
-            </m:r>
-          </m:sub>
-          <m:sup>
-            <m:r>
-              <m:t>​</m:t>
-            </m:r>
-          </m:sup>
-          <m:e>
-            <m:sSub>
-              <m:e>
-                <m:r>
-                  <m:t>w</m:t>
-                </m:r>
-              </m:e>
-              <m:sub>
-                <m:r>
-                  <m:t>i</m:t>
-                </m:r>
-                <m:r>
-                  <m:t>l</m:t>
-                </m:r>
-              </m:sub>
-            </m:sSub>
-          </m:e>
-        </m:nary>
-        <m:r>
-          <m:rPr>
-            <m:sty m:val="p"/>
-          </m:rPr>
-          <m:t>=</m:t>
-        </m:r>
-        <m:sSub>
-          <m:e>
-            <m:r>
-              <m:t>k</m:t>
-            </m:r>
-          </m:e>
-          <m:sub>
-            <m:r>
-              <m:t>l</m:t>
-            </m:r>
-          </m:sub>
-        </m:sSub>
-      </m:oMath>
-      <w:r>
-        <w:t xml:space="preserve">. O número de candidaturas com credenciais prévias incluídas no núcleo é, portanto:</w:t>
-      </w:r>
-    </w:p>
-    <w:p>
-      <w:pPr>
-        <w:pStyle w:val="Corpodetexto"/>
-      </w:pPr>
-      <w:bookmarkStart w:id="36" w:name="eq-acerto"/>
-      <m:oMathPara>
-        <m:oMathParaPr>
-          <m:jc m:val="center"/>
-        </m:oMathParaPr>
-        <m:oMath>
-          <m:sSub>
-            <m:e>
-              <m:r>
-                <m:t>H</m:t>
-              </m:r>
-            </m:e>
-            <m:sub>
-              <m:r>
-                <m:t>l</m:t>
-              </m:r>
-            </m:sub>
-          </m:sSub>
-          <m:r>
-            <m:rPr>
-              <m:sty m:val="p"/>
-            </m:rPr>
-            <m:t>=</m:t>
-          </m:r>
-          <m:nary>
-            <m:naryPr>
-              <m:chr m:val="∑"/>
-              <m:limLoc m:val="undOvr"/>
-              <m:subHide m:val="off"/>
-              <m:supHide m:val="off"/>
-            </m:naryPr>
-            <m:sub>
-              <m:r>
-                <m:t>i</m:t>
-              </m:r>
-              <m:r>
-                <m:rPr>
-                  <m:sty m:val="p"/>
-                </m:rPr>
-                <m:t>=</m:t>
-              </m:r>
-              <m:r>
-                <m:t>1</m:t>
-              </m:r>
-            </m:sub>
-            <m:sup>
-              <m:sSub>
-                <m:e>
-                  <m:r>
-                    <m:t>C</m:t>
-                  </m:r>
-                </m:e>
-                <m:sub>
-                  <m:r>
-                    <m:t>l</m:t>
-                  </m:r>
-                </m:sub>
-              </m:sSub>
-            </m:sup>
-            <m:e>
-              <m:sSub>
-                <m:e>
-                  <m:r>
-                    <m:t>w</m:t>
-                  </m:r>
-                </m:e>
-                <m:sub>
-                  <m:r>
-                    <m:t>i</m:t>
-                  </m:r>
-                  <m:r>
-                    <m:t>l</m:t>
-                  </m:r>
-                </m:sub>
-              </m:sSub>
-            </m:e>
-          </m:nary>
-          <m:r>
-            <m:t> </m:t>
-          </m:r>
-          <m:sSub>
-            <m:e>
-              <m:r>
-                <m:t>g</m:t>
-              </m:r>
-            </m:e>
-            <m:sub>
-              <m:r>
-                <m:t>i</m:t>
-              </m:r>
-              <m:r>
-                <m:t>l</m:t>
-              </m:r>
-            </m:sub>
-          </m:sSub>
-          <m:r>
-            <m:rPr>
-              <m:sty m:val="p"/>
-            </m:rPr>
-            <m:t>.</m:t>
-          </m:r>
-          <m:r>
-            <m:t>  </m:t>
-          </m:r>
-          <m:d>
-            <m:dPr>
-              <m:begChr m:val="("/>
-              <m:endChr m:val=")"/>
-              <m:sepChr m:val=""/>
-              <m:grow/>
-            </m:dPr>
-            <m:e>
-              <m:r>
-                <m:t>3.4</m:t>
-              </m:r>
-            </m:e>
-          </m:d>
-        </m:oMath>
-      </m:oMathPara>
-      <w:bookmarkEnd w:id="36"/>
-    </w:p>
-    <w:p>
-      <w:pPr>
-        <w:pStyle w:val="FirstParagraph"/>
-      </w:pPr>
-      <m:oMath>
-        <m:sSub>
-          <m:e>
-            <m:r>
-              <m:t>H</m:t>
-            </m:r>
-          </m:e>
-          <m:sub>
-            <m:r>
-              <m:t>l</m:t>
-            </m:r>
-          </m:sub>
-        </m:sSub>
-      </m:oMath>
-      <w:r>
-        <w:t xml:space="preserve"> </w:t>
-      </w:r>
-      <w:r>
-        <w:t xml:space="preserve">pode assumir valores fracionários em razão do tratamento dos empates. A partir dessa contagem, calculam-se a precisão e a cobertura, agregando as listas de cada eleição:</w:t>
-      </w:r>
-    </w:p>
-    <w:p>
-      <w:pPr>
-        <w:pStyle w:val="Corpodetexto"/>
-      </w:pPr>
-      <w:bookmarkStart w:id="37" w:name="eq-indicadores"/>
-      <m:oMathPara>
-        <m:oMathParaPr>
-          <m:jc m:val="center"/>
-        </m:oMathParaPr>
-        <m:oMath>
-          <m:r>
-            <m:rPr>
-              <m:nor/>
-              <m:sty m:val="p"/>
-            </m:rPr>
-            <m:t>Precisão</m:t>
-          </m:r>
-          <m:r>
-            <m:rPr>
-              <m:sty m:val="p"/>
-            </m:rPr>
-            <m:t>=</m:t>
-          </m:r>
-          <m:f>
-            <m:fPr>
-              <m:type m:val="bar"/>
-            </m:fPr>
-            <m:num>
-              <m:nary>
-                <m:naryPr>
-                  <m:chr m:val="∑"/>
-                  <m:limLoc m:val="undOvr"/>
-                  <m:subHide m:val="off"/>
-                  <m:supHide m:val="on"/>
-                </m:naryPr>
-                <m:sub>
-                  <m:r>
-                    <m:t>l</m:t>
-                  </m:r>
-                </m:sub>
-                <m:sup>
-                  <m:r>
-                    <m:t>​</m:t>
-                  </m:r>
-                </m:sup>
-                <m:e>
-                  <m:sSub>
-                    <m:e>
-                      <m:r>
-                        <m:t>H</m:t>
-                      </m:r>
-                    </m:e>
-                    <m:sub>
-                      <m:r>
-                        <m:t>l</m:t>
-                      </m:r>
-                    </m:sub>
-                  </m:sSub>
-                </m:e>
-              </m:nary>
-            </m:num>
-            <m:den>
-              <m:nary>
-                <m:naryPr>
-                  <m:chr m:val="∑"/>
-                  <m:limLoc m:val="undOvr"/>
-                  <m:subHide m:val="off"/>
-                  <m:supHide m:val="on"/>
-                </m:naryPr>
-                <m:sub>
-                  <m:r>
-                    <m:t>l</m:t>
-                  </m:r>
-                </m:sub>
-                <m:sup>
-                  <m:r>
-                    <m:t>​</m:t>
-                  </m:r>
-                </m:sup>
-                <m:e>
-                  <m:sSub>
-                    <m:e>
-                      <m:r>
-                        <m:t>k</m:t>
-                      </m:r>
-                    </m:e>
-                    <m:sub>
-                      <m:r>
-                        <m:t>l</m:t>
-                      </m:r>
-                    </m:sub>
-                  </m:sSub>
-                </m:e>
-              </m:nary>
-            </m:den>
-          </m:f>
-          <m:r>
-            <m:rPr>
-              <m:sty m:val="p"/>
-            </m:rPr>
-            <m:t>,</m:t>
-          </m:r>
-          <m:r>
-            <m:t>  </m:t>
-          </m:r>
-          <m:r>
-            <m:rPr>
-              <m:nor/>
-              <m:sty m:val="p"/>
-            </m:rPr>
-            <m:t>Cobertura</m:t>
-          </m:r>
-          <m:r>
-            <m:rPr>
-              <m:sty m:val="p"/>
-            </m:rPr>
-            <m:t>=</m:t>
-          </m:r>
-          <m:f>
-            <m:fPr>
-              <m:type m:val="bar"/>
-            </m:fPr>
-            <m:num>
-              <m:nary>
-                <m:naryPr>
-                  <m:chr m:val="∑"/>
-                  <m:limLoc m:val="undOvr"/>
-                  <m:subHide m:val="off"/>
-                  <m:supHide m:val="on"/>
-                </m:naryPr>
-                <m:sub>
-                  <m:r>
-                    <m:t>l</m:t>
-                  </m:r>
-                </m:sub>
-                <m:sup>
-                  <m:r>
-                    <m:t>​</m:t>
-                  </m:r>
-                </m:sup>
-                <m:e>
-                  <m:sSub>
-                    <m:e>
-                      <m:r>
-                        <m:t>H</m:t>
-                      </m:r>
-                    </m:e>
-                    <m:sub>
-                      <m:r>
-                        <m:t>l</m:t>
-                      </m:r>
-                    </m:sub>
-                  </m:sSub>
-                </m:e>
-              </m:nary>
-            </m:num>
-            <m:den>
-              <m:nary>
-                <m:naryPr>
-                  <m:chr m:val="∑"/>
-                  <m:limLoc m:val="undOvr"/>
-                  <m:subHide m:val="off"/>
-                  <m:supHide m:val="on"/>
-                </m:naryPr>
-                <m:sub>
-                  <m:r>
-                    <m:t>l</m:t>
-                  </m:r>
-                </m:sub>
-                <m:sup>
-                  <m:r>
-                    <m:t>​</m:t>
-                  </m:r>
-                </m:sup>
-                <m:e>
-                  <m:sSub>
-                    <m:e>
-                      <m:r>
-                        <m:t>G</m:t>
-                      </m:r>
-                    </m:e>
-                    <m:sub>
-                      <m:r>
-                        <m:t>l</m:t>
-                      </m:r>
-                    </m:sub>
-                  </m:sSub>
-                </m:e>
-              </m:nary>
-            </m:den>
-          </m:f>
-          <m:r>
-            <m:rPr>
-              <m:sty m:val="p"/>
-            </m:rPr>
-            <m:t>.</m:t>
-          </m:r>
-          <m:r>
-            <m:t>  </m:t>
-          </m:r>
-          <m:d>
-            <m:dPr>
-              <m:begChr m:val="("/>
-              <m:endChr m:val=")"/>
-              <m:sepChr m:val=""/>
-              <m:grow/>
-            </m:dPr>
-            <m:e>
-              <m:r>
-                <m:t>3.5</m:t>
-              </m:r>
-            </m:e>
-          </m:d>
-        </m:oMath>
-      </m:oMathPara>
-      <w:bookmarkEnd w:id="37"/>
-    </w:p>
-    <w:p>
-      <w:pPr>
-        <w:pStyle w:val="FirstParagraph"/>
-      </w:pPr>
-      <w:r>
-        <w:t xml:space="preserve">A precisão descreve a composição do núcleo: quanto maior seu valor, maior a parcela de suas posições ocupada por candidaturas com credenciais eleitorais prévias. A cobertura descreve a abrangência da priorização entre essas candidaturas: quanto maior seu valor, maior a parcela delas incluída nos núcleos de suas respectivas listas. As duas medidas permitem distinguir um núcleo composto predominantemente por candidaturas com credenciais de um núcleo que alcança grande parte dessas candidaturas, mas também inclui muitas outras.</w:t>
-      </w:r>
-    </w:p>
-    <w:p>
-      <w:pPr>
-        <w:pStyle w:val="Corpodetexto"/>
-      </w:pPr>
-      <w:r>
-        <w:t xml:space="preserve">Para avaliar se a presença dessas credenciais no núcleo é desproporcional, é necessário considerar sua frequência nas nominatas e o tamanho dos subconjuntos selecionados. A referência adotada corresponde à seleção aleatória, sem reposição e com igual probabilidade de inclusão, de</w:t>
-      </w:r>
-      <w:r>
-        <w:t xml:space="preserve"> </w:t>
-      </w:r>
-      <m:oMath>
-        <m:sSub>
-          <m:e>
-            <m:r>
-              <m:t>k</m:t>
-            </m:r>
-          </m:e>
-          <m:sub>
-            <m:r>
-              <m:t>l</m:t>
-            </m:r>
-          </m:sub>
-        </m:sSub>
-      </m:oMath>
-      <w:r>
-        <w:t xml:space="preserve"> </w:t>
-      </w:r>
-      <w:r>
-        <w:t xml:space="preserve">candidaturas entre as</w:t>
-      </w:r>
-      <w:r>
-        <w:t xml:space="preserve"> </w:t>
-      </w:r>
-      <m:oMath>
-        <m:sSub>
-          <m:e>
-            <m:r>
-              <m:t>C</m:t>
-            </m:r>
-          </m:e>
-          <m:sub>
-            <m:r>
-              <m:t>l</m:t>
-            </m:r>
-          </m:sub>
-        </m:sSub>
-      </m:oMath>
-      <w:r>
-        <w:t xml:space="preserve"> </w:t>
-      </w:r>
-      <w:r>
-        <w:t xml:space="preserve">integrantes de cada lista. Sob essa referência, o número esperado de candidaturas com credenciais prévias no núcleo é:</w:t>
-      </w:r>
-    </w:p>
-    <w:p>
-      <w:pPr>
-        <w:pStyle w:val="Corpodetexto"/>
-      </w:pPr>
-      <w:bookmarkStart w:id="38" w:name="eq-referencia-aleatoria"/>
-      <m:oMathPara>
-        <m:oMathParaPr>
-          <m:jc m:val="center"/>
-        </m:oMathParaPr>
-        <m:oMath>
-          <m:r>
-            <m:rPr>
-              <m:sty m:val="p"/>
-              <m:scr m:val="double-struck"/>
-            </m:rPr>
-            <m:t>E</m:t>
-          </m:r>
-          <m:d>
-            <m:dPr>
-              <m:begChr m:val="["/>
-              <m:endChr m:val="]"/>
-              <m:sepChr m:val=""/>
-              <m:grow/>
-            </m:dPr>
-            <m:e>
-              <m:sSub>
-                <m:e>
-                  <m:r>
-                    <m:t>H</m:t>
-                  </m:r>
-                </m:e>
-                <m:sub>
-                  <m:r>
-                    <m:t>l</m:t>
-                  </m:r>
-                </m:sub>
-              </m:sSub>
-            </m:e>
-          </m:d>
-          <m:r>
-            <m:rPr>
-              <m:sty m:val="p"/>
-            </m:rPr>
-            <m:t>=</m:t>
-          </m:r>
-          <m:sSub>
-            <m:e>
-              <m:r>
-                <m:t>G</m:t>
-              </m:r>
-            </m:e>
-            <m:sub>
-              <m:r>
-                <m:t>l</m:t>
-              </m:r>
-            </m:sub>
-          </m:sSub>
-          <m:r>
-            <m:rPr>
-              <m:sty m:val="p"/>
-            </m:rPr>
-            <m:t>,</m:t>
-          </m:r>
-          <m:f>
-            <m:fPr>
-              <m:type m:val="bar"/>
-            </m:fPr>
-            <m:num>
-              <m:sSub>
-                <m:e>
-                  <m:r>
-                    <m:t>k</m:t>
-                  </m:r>
-                </m:e>
-                <m:sub>
-                  <m:r>
-                    <m:t>l</m:t>
-                  </m:r>
-                </m:sub>
-              </m:sSub>
-            </m:num>
-            <m:den>
-              <m:sSub>
-                <m:e>
-                  <m:r>
-                    <m:t>C</m:t>
-                  </m:r>
-                </m:e>
-                <m:sub>
-                  <m:r>
-                    <m:t>l</m:t>
-                  </m:r>
-                </m:sub>
-              </m:sSub>
-            </m:den>
-          </m:f>
-          <m:r>
-            <m:rPr>
-              <m:sty m:val="p"/>
-            </m:rPr>
-            <m:t>.</m:t>
-          </m:r>
-          <m:r>
-            <m:t>  </m:t>
-          </m:r>
-          <m:d>
-            <m:dPr>
-              <m:begChr m:val="("/>
-              <m:endChr m:val=")"/>
-              <m:sepChr m:val=""/>
-              <m:grow/>
-            </m:dPr>
-            <m:e>
-              <m:r>
-                <m:t>3.6</m:t>
-              </m:r>
-            </m:e>
-          </m:d>
-        </m:oMath>
-      </m:oMathPara>
-      <w:bookmarkEnd w:id="38"/>
-    </w:p>
-    <w:p>
-      <w:pPr>
-        <w:pStyle w:val="FirstParagraph"/>
-      </w:pPr>
-      <w:r>
-        <w:t xml:space="preserve">Essa referência preserva o tamanho de cada nominata, o número de candidaturas com credenciais e o tamanho do núcleo. Trata-se de uma comparação para a composição do subconjunto selecionado, sem pressupor uma distribuição igualitária dos recursos partidários.</w:t>
-      </w:r>
-    </w:p>
-    <w:p>
-      <w:pPr>
-        <w:pStyle w:val="Corpodetexto"/>
-      </w:pPr>
-      <w:r>
-        <w:t xml:space="preserve">O</w:t>
-      </w:r>
-      <w:r>
-        <w:t xml:space="preserve"> </w:t>
-      </w:r>
-      <w:r>
-        <w:rPr>
-          <w:i/>
-          <w:iCs/>
-        </w:rPr>
-        <w:t xml:space="preserve">lift</w:t>
-      </w:r>
-      <w:r>
-        <w:t xml:space="preserve"> </w:t>
-      </w:r>
-      <w:r>
-        <w:t xml:space="preserve">corresponde à razão entre a soma das presenças observadas e a soma das presenças esperadas:</w:t>
-      </w:r>
-    </w:p>
-    <w:p>
-      <w:pPr>
-        <w:pStyle w:val="Corpodetexto"/>
-      </w:pPr>
-      <w:bookmarkStart w:id="39" w:name="eq-lift"/>
-      <m:oMathPara>
-        <m:oMathParaPr>
-          <m:jc m:val="center"/>
-        </m:oMathParaPr>
-        <m:oMath>
-          <m:r>
-            <m:rPr>
-              <m:nor/>
-              <m:sty m:val="p"/>
-            </m:rPr>
-            <m:t>Lift</m:t>
-          </m:r>
-          <m:r>
-            <m:rPr>
-              <m:sty m:val="p"/>
-            </m:rPr>
-            <m:t>=</m:t>
-          </m:r>
-          <m:f>
-            <m:fPr>
-              <m:type m:val="bar"/>
-            </m:fPr>
-            <m:num>
-              <m:nary>
-                <m:naryPr>
-                  <m:chr m:val="∑"/>
-                  <m:limLoc m:val="undOvr"/>
-                  <m:subHide m:val="off"/>
-                  <m:supHide m:val="on"/>
-                </m:naryPr>
-                <m:sub>
-                  <m:r>
-                    <m:t>l</m:t>
-                  </m:r>
-                </m:sub>
-                <m:sup>
-                  <m:r>
-                    <m:t>​</m:t>
-                  </m:r>
-                </m:sup>
-                <m:e>
-                  <m:sSub>
-                    <m:e>
-                      <m:r>
-                        <m:t>H</m:t>
-                      </m:r>
-                    </m:e>
-                    <m:sub>
-                      <m:r>
-                        <m:t>l</m:t>
-                      </m:r>
-                    </m:sub>
-                  </m:sSub>
-                </m:e>
-              </m:nary>
-            </m:num>
-            <m:den>
-              <m:nary>
-                <m:naryPr>
-                  <m:chr m:val="∑"/>
-                  <m:limLoc m:val="undOvr"/>
-                  <m:subHide m:val="off"/>
-                  <m:supHide m:val="on"/>
-                </m:naryPr>
-                <m:sub>
-                  <m:r>
-                    <m:t>l</m:t>
-                  </m:r>
-                </m:sub>
-                <m:sup>
-                  <m:r>
-                    <m:t>​</m:t>
-                  </m:r>
-                </m:sup>
-                <m:e>
-                  <m:sSub>
-                    <m:e>
-                      <m:r>
-                        <m:t>G</m:t>
-                      </m:r>
-                    </m:e>
-                    <m:sub>
-                      <m:r>
-                        <m:t>l</m:t>
-                      </m:r>
-                    </m:sub>
-                  </m:sSub>
-                </m:e>
-              </m:nary>
-              <m:r>
-                <m:rPr>
-                  <m:sty m:val="p"/>
-                </m:rPr>
-                <m:t>,</m:t>
-              </m:r>
-              <m:sSub>
-                <m:e>
-                  <m:r>
-                    <m:t>k</m:t>
-                  </m:r>
-                </m:e>
-                <m:sub>
-                  <m:r>
-                    <m:t>l</m:t>
-                  </m:r>
-                </m:sub>
-              </m:sSub>
-              <m:r>
-                <m:rPr>
-                  <m:sty m:val="p"/>
-                </m:rPr>
-                <m:t>/</m:t>
-              </m:r>
-              <m:sSub>
-                <m:e>
-                  <m:r>
-                    <m:t>C</m:t>
-                  </m:r>
-                </m:e>
-                <m:sub>
-                  <m:r>
-                    <m:t>l</m:t>
-                  </m:r>
-                </m:sub>
-              </m:sSub>
-            </m:den>
-          </m:f>
-          <m:r>
-            <m:rPr>
-              <m:sty m:val="p"/>
-            </m:rPr>
-            <m:t>.</m:t>
-          </m:r>
-          <m:r>
-            <m:t>  </m:t>
-          </m:r>
-          <m:d>
-            <m:dPr>
-              <m:begChr m:val="("/>
-              <m:endChr m:val=")"/>
-              <m:sepChr m:val=""/>
-              <m:grow/>
-            </m:dPr>
-            <m:e>
-              <m:r>
                 <m:t>3.7</m:t>
               </m:r>
             </m:e>
           </m:d>
         </m:oMath>
       </m:oMathPara>
-      <w:bookmarkEnd w:id="39"/>
+      <w:bookmarkEnd w:id="62"/>
     </w:p>
     <w:p>
       <w:pPr>
         <w:pStyle w:val="FirstParagraph"/>
       </w:pPr>
       <w:r>
-        <w:t xml:space="preserve">Um</w:t>
-      </w:r>
-      <w:r>
-        <w:t xml:space="preserve"> </w:t>
-      </w:r>
-      <w:r>
-        <w:rPr>
-          <w:i/>
-          <w:iCs/>
-        </w:rPr>
-        <w:t xml:space="preserve">lift</w:t>
-      </w:r>
-      <w:r>
-        <w:t xml:space="preserve"> </w:t>
-      </w:r>
-      <w:r>
-        <w:t xml:space="preserve">igual a 1 indica que a presença observada coincide com a expectativa da seleção aleatória. Valores superiores a 1 indicam sobrerrepresentação de candidaturas com credenciais prévias; valores inferiores a 1 indicam sub-representação. Um valor de 1,9, por exemplo, significa que os núcleos reúnem 90% mais candidaturas com essas credenciais do que seria esperado sob essa referência. Nos recortes por magnitude distrital, aplica-se o mesmo cálculo às listas pertencentes a cada categoria.</w:t>
-      </w:r>
-    </w:p>
-    <w:p>
-      <w:pPr>
-        <w:pStyle w:val="Corpodetexto"/>
-      </w:pPr>
-      <w:r>
-        <w:t xml:space="preserve">A comparação com a referência aleatória também pode ser expressa nas escalas da precisão e da cobertura. Para isso, substitui-se o numerador observado,</w:t>
+        <w:t xml:space="preserve">Para avaliar a sensibilidade dos achados deste capítulo sobre a arbitrariedade do recorte do núcleo de candidaturas priorizadas pelo Top-NECr, utiliza-se o número mínimo de candidatos que são necessários para alcançar a concentração de</w:t>
       </w:r>
       <w:r>
         <w:t xml:space="preserve"> </w:t>
       </w:r>
       <m:oMath>
-        <m:nary>
-          <m:naryPr>
-            <m:chr m:val="∑"/>
-            <m:limLoc m:val="undOvr"/>
-            <m:subHide m:val="off"/>
-            <m:supHide m:val="on"/>
-          </m:naryPr>
-          <m:sub>
-            <m:r>
-              <m:t>l</m:t>
-            </m:r>
-          </m:sub>
-          <m:sup>
-            <m:r>
-              <m:t>​</m:t>
-            </m:r>
-          </m:sup>
-          <m:e>
-            <m:sSub>
-              <m:e>
-                <m:r>
-                  <m:t>H</m:t>
-                </m:r>
-              </m:e>
-              <m:sub>
-                <m:r>
-                  <m:t>l</m:t>
-                </m:r>
-              </m:sub>
-            </m:sSub>
-          </m:e>
-        </m:nary>
+        <m:r>
+          <m:t>i</m:t>
+        </m:r>
       </m:oMath>
       <w:r>
-        <w:t xml:space="preserve">, pelo esperado,</w:t>
+        <w:t xml:space="preserve">% dos recursos da lista, com</w:t>
       </w:r>
       <w:r>
         <w:t xml:space="preserve"> </w:t>
       </w:r>
       <m:oMath>
-        <m:nary>
-          <m:naryPr>
-            <m:chr m:val="∑"/>
-            <m:limLoc m:val="undOvr"/>
-            <m:subHide m:val="off"/>
-            <m:supHide m:val="on"/>
-          </m:naryPr>
-          <m:sub>
-            <m:r>
-              <m:t>l</m:t>
-            </m:r>
-          </m:sub>
-          <m:sup>
-            <m:r>
-              <m:t>​</m:t>
-            </m:r>
-          </m:sup>
-          <m:e>
-            <m:sSub>
-              <m:e>
-                <m:r>
-                  <m:t>G</m:t>
-                </m:r>
-              </m:e>
-              <m:sub>
-                <m:r>
-                  <m:t>l</m:t>
-                </m:r>
-              </m:sub>
-            </m:sSub>
-          </m:e>
-        </m:nary>
         <m:r>
-          <m:t> </m:t>
+          <m:t>i</m:t>
         </m:r>
-        <m:sSub>
-          <m:e>
-            <m:r>
-              <m:t>k</m:t>
-            </m:r>
-          </m:e>
-          <m:sub>
-            <m:r>
-              <m:t>l</m:t>
-            </m:r>
-          </m:sub>
-        </m:sSub>
-        <m:r>
-          <m:rPr>
-            <m:sty m:val="p"/>
-          </m:rPr>
-          <m:t>/</m:t>
-        </m:r>
-        <m:sSub>
-          <m:e>
-            <m:r>
-              <m:t>C</m:t>
-            </m:r>
-          </m:e>
-          <m:sub>
-            <m:r>
-              <m:t>l</m:t>
-            </m:r>
-          </m:sub>
-        </m:sSub>
       </m:oMath>
       <w:r>
-        <w:t xml:space="preserve">, mantendo-se os respectivos denominadores.</w:t>
-      </w:r>
-    </w:p>
-    <w:p>
-      <w:pPr>
-        <w:pStyle w:val="Corpodetexto"/>
-      </w:pPr>
-      <w:r>
-        <w:t xml:space="preserve">As três medidas são utilizadas tanto para o Top-NECr quanto para as delimitações alternativas do núcleo. A ampliação de núcleos aninhados não reduz a cobertura, pois preserva as candidaturas já incluídas. Seu efeito sobre a precisão depende da composição das candidaturas incorporadas: ela diminui quando a proporção de candidaturas com credenciais entre as novas integrantes é inferior à observada no núcleo anterior. O</w:t>
-      </w:r>
-      <w:r>
-        <w:t xml:space="preserve"> </w:t>
-      </w:r>
-      <w:r>
-        <w:rPr>
-          <w:i/>
-          <w:iCs/>
-        </w:rPr>
-        <w:t xml:space="preserve">lift</w:t>
-      </w:r>
-      <w:r>
-        <w:t xml:space="preserve"> </w:t>
-      </w:r>
-      <w:r>
-        <w:t xml:space="preserve">permite examinar se a sobrerrepresentação persiste diante dessas mudanças, tomando como referência os tamanhos envolvidos em cada delimitação.</w:t>
-      </w:r>
-    </w:p>
-    <w:p>
-      <w:pPr>
-        <w:pStyle w:val="Corpodetexto"/>
-      </w:pPr>
-      <w:r>
-        <w:t xml:space="preserve">Como análise complementar, as mesmas medidas são calculadas para as candidaturas posteriormente eleitas. Nesse exercício,</w:t>
-      </w:r>
-      <w:r>
-        <w:t xml:space="preserve"> </w:t>
-      </w:r>
-      <m:oMath>
-        <m:sSub>
-          <m:e>
-            <m:r>
-              <m:t>g</m:t>
-            </m:r>
-          </m:e>
-          <m:sub>
-            <m:r>
-              <m:t>i</m:t>
-            </m:r>
-            <m:r>
-              <m:t>l</m:t>
-            </m:r>
-          </m:sub>
-        </m:sSub>
-      </m:oMath>
-      <w:r>
-        <w:t xml:space="preserve"> </w:t>
-      </w:r>
-      <w:r>
-        <w:t xml:space="preserve">passa a indicar a eleição da candidatura, mantendo-se as demais definições. Os resultados descrevem a correspondência entre a priorização financeira e o sucesso eleitoral posterior, oferecendo uma validação</w:t>
-      </w:r>
-      <w:r>
-        <w:t xml:space="preserve"> </w:t>
-      </w:r>
-      <w:r>
-        <w:rPr>
-          <w:i/>
-          <w:iCs/>
-        </w:rPr>
-        <w:t xml:space="preserve">ex post</w:t>
-      </w:r>
-      <w:r>
-        <w:t xml:space="preserve"> </w:t>
-      </w:r>
-      <w:r>
-        <w:t xml:space="preserve">de sua relevância eleitoral. Essa correspondência, contudo, não permite distinguir a seleção de candidaturas previamente viáveis dos possíveis efeitos do financiamento sobre suas chances de eleição.</w:t>
-      </w:r>
-    </w:p>
-    <w:bookmarkEnd w:id="40"/>
-    <w:bookmarkEnd w:id="41"/>
-    <w:bookmarkStart w:id="57" w:name="resultados"/>
-    <w:p>
-      <w:pPr>
-        <w:pStyle w:val="Ttulo2"/>
-      </w:pPr>
-      <w:r>
-        <w:t xml:space="preserve">3.3 Resultados</w:t>
-      </w:r>
-    </w:p>
-    <w:bookmarkStart w:id="50" w:name="Xc98ff001544a0bc9dfd18dc0f4597d098f74c3c"/>
-    <w:p>
-      <w:pPr>
-        <w:pStyle w:val="Ttulo3"/>
-      </w:pPr>
-      <w:r>
-        <w:t xml:space="preserve">3.3.1 Amplitude das nominatas e concentração dos recursos</w:t>
-      </w:r>
-    </w:p>
-    <w:p>
-      <w:pPr>
-        <w:pStyle w:val="FirstParagraph"/>
-      </w:pPr>
-      <w:r>
-        <w:t xml:space="preserve">Dos 7.630 candidatos a Deputado Federal em 2018, 973 (12,75%) foram classificados como</w:t>
-      </w:r>
-      <w:r>
-        <w:t xml:space="preserve"> </w:t>
-      </w:r>
-      <w:r>
-        <w:t xml:space="preserve">“competitivos”</w:t>
-      </w:r>
-      <w:r>
-        <w:t xml:space="preserve"> </w:t>
-      </w:r>
-      <w:r>
-        <w:t xml:space="preserve">pelos critérios adaptados de</w:t>
-      </w:r>
-      <w:r>
-        <w:t xml:space="preserve"> </w:t>
-      </w:r>
-      <w:r>
-        <w:t xml:space="preserve">Cheibub; Sin (2020)</w:t>
-      </w:r>
-      <w:r>
-        <w:t xml:space="preserve">. Em 2022, foram 9.675 candidaturas com 1.354 (13,99%) competitivas. Houve um aumento desproporcional dentro do grupo de candidaturas competitivas: enquanto o total de candidatos lançados aumentou 27%, o total de competitivas cresceu 39% no período.</w:t>
+        <w:t xml:space="preserve"> </w:t>
+      </w:r>
+      <w:r>
+        <w:t xml:space="preserve">sendo definido nos patamares de 50, 60, 70, 80, 90 e 95% dos recursos partidários.</w:t>
       </w:r>
     </w:p>
     <w:p>
@@ -4923,28 +6022,65 @@
       <w:r>
         <w:t xml:space="preserve"> </w:t>
       </w:r>
-      <w:hyperlink w:anchor="fig-amplitude">
+      <w:hyperlink w:anchor="fig-cap3-04-topx-competitividade">
         <w:r>
           <w:rPr>
             <w:rStyle w:val="Hyperlink"/>
           </w:rPr>
-          <w:t xml:space="preserve">Figura 3.1</w:t>
+          <w:t xml:space="preserve">Figura 3.5</w:t>
         </w:r>
       </w:hyperlink>
       <w:r>
         <w:t xml:space="preserve"> </w:t>
       </w:r>
       <w:r>
-        <w:t xml:space="preserve">apresenta a amplitude formal e efetiva das nominatas financiadas. No período estudado, a lista partidária mediana possuiu quatro candidatos em 2018 e nove em 2022. A média de candidaturas foi maior, indicando uma distribuição com cauda à direita. Quando se limitam às candidaturas com credenciais eleitorais prévias, os números são bem menores, em consonância com as evidências de</w:t>
-      </w:r>
-      <w:r>
-        <w:t xml:space="preserve"> </w:t>
-      </w:r>
-      <w:r>
-        <w:t xml:space="preserve">Cheibub; Sin (2020)</w:t>
-      </w:r>
-      <w:r>
-        <w:t xml:space="preserve">. Em 2018 e 2022, a mediana de candidaturas competitivas por lista é igual a um candidato. A média, respectivamente, é de 1,22 e 2,09 candidatos.</w:t>
+        <w:t xml:space="preserve">mostra um padrão consistente entre as métricas de 2018 e 2022. Ao considerarmos um recorte restrito do número de candidaturas no Top-50% dos recursos partidários, há mais de 50% de cobertura do núcleo priorizado entre os candidatos classificados como competitivos. Na medida em que o limiar percentual aumenta, a cobertura também cresce, tendo em vista que limiares maiores incluem mais candidatos e acabam selecionando mais candidatos competitivos também, conforme o esperado pela construção da métrica definida em</w:t>
+      </w:r>
+      <w:r>
+        <w:t xml:space="preserve"> </w:t>
+      </w:r>
+      <w:hyperlink w:anchor="sec-metricas">
+        <w:r>
+          <w:rPr>
+            <w:rStyle w:val="Hyperlink"/>
+          </w:rPr>
+          <w:t xml:space="preserve">Seção 3.3.1</w:t>
+        </w:r>
+      </w:hyperlink>
+      <w:r>
+        <w:t xml:space="preserve">.</w:t>
+      </w:r>
+    </w:p>
+    <w:p>
+      <w:pPr>
+        <w:pStyle w:val="Corpodetexto"/>
+      </w:pPr>
+      <w:r>
+        <w:t xml:space="preserve">Quanto mais se restringe o núcleo ao topo da distribuição de recursos de campanha partidários, maior é a presença desproporcional de candidaturas previamente definidas como competitivas entre os candidatos que estamos tratando como priorizados. Isto ocorre nos dois ciclos eleitorais observados e não é fruto de variação no tamanho das nominatas dos partidos, o</w:t>
+      </w:r>
+      <w:r>
+        <w:t xml:space="preserve"> </w:t>
+      </w:r>
+      <w:r>
+        <w:rPr>
+          <w:i/>
+          <w:iCs/>
+        </w:rPr>
+        <w:t xml:space="preserve">lift</w:t>
+      </w:r>
+      <w:r>
+        <w:t xml:space="preserve"> </w:t>
+      </w:r>
+      <w:r>
+        <w:t xml:space="preserve">normaliza essa variação pelo valor de referência de cada lista e permanece acima de um em todos os limiares. Mesmo no Top-95%, o corte mais permissivo calculado, ele é 1,55 em 2018 e 1,37 em 2022.</w:t>
+      </w:r>
+    </w:p>
+    <w:p>
+      <w:pPr>
+        <w:pStyle w:val="Corpodetexto"/>
+      </w:pPr>
+      <w:r>
+        <w:t xml:space="preserve">Destaca-se também a diferença entre as taxas de cobertura e precisão e suas referências aleatórias. Sistematicamente há mais candidaturas competitivas dentro do núcleo priorizado do que fora.</w:t>
       </w:r>
     </w:p>
     <w:tbl>
@@ -4960,1206 +6096,7 @@
       <w:tr>
         <w:tc>
           <w:tcPr/>
-          <w:bookmarkStart w:id="45" w:name="fig-amplitude"/>
-          <w:p>
-            <w:pPr>
-              <w:jc w:val="center"/>
-            </w:pPr>
-            <w:pPr>
-              <w:jc w:val="start"/>
-              <w:spacing w:before="200"/>
-              <w:pStyle w:val="ImageCaption"/>
-            </w:pPr>
-            <w:r>
-              <w:t xml:space="preserve">Figura 3.1: Amplitude formal e efetiva nas nominatas financiadas.</w:t>
-            </w:r>
-          </w:p>
-          <w:p>
-            <w:pPr>
-              <w:pStyle w:val="Compact"/>
-              <w:jc w:val="center"/>
-            </w:pPr>
-            <w:r>
-              <w:drawing>
-                <wp:inline>
-                  <wp:extent cx="5600700" cy="2520315"/>
-                  <wp:effectExtent b="0" l="0" r="0" t="0"/>
-                  <wp:docPr descr="" title="" id="43" name="Picture"/>
-                  <a:graphic>
-                    <a:graphicData uri="http://schemas.openxmlformats.org/drawingml/2006/picture">
-                      <pic:pic>
-                        <pic:nvPicPr>
-                          <pic:cNvPr descr="../figs/cap3_fig_amplitude_barras.png" id="44" name="Picture"/>
-                          <pic:cNvPicPr>
-                            <a:picLocks noChangeArrowheads="1" noChangeAspect="1"/>
-                          </pic:cNvPicPr>
-                        </pic:nvPicPr>
-                        <pic:blipFill>
-                          <a:blip r:embed="rId42"/>
-                          <a:stretch>
-                            <a:fillRect/>
-                          </a:stretch>
-                        </pic:blipFill>
-                        <pic:spPr bwMode="auto">
-                          <a:xfrm>
-                            <a:off x="0" y="0"/>
-                            <a:ext cx="5600700" cy="2520315"/>
-                          </a:xfrm>
-                          <a:prstGeom prst="rect">
-                            <a:avLst/>
-                          </a:prstGeom>
-                          <a:noFill/>
-                          <a:ln w="9525">
-                            <a:noFill/>
-                            <a:headEnd/>
-                            <a:tailEnd/>
-                          </a:ln>
-                        </pic:spPr>
-                      </pic:pic>
-                    </a:graphicData>
-                  </a:graphic>
-                </wp:inline>
-              </w:drawing>
-            </w:r>
-          </w:p>
-          <w:bookmarkEnd w:id="45"/>
-        </w:tc>
-      </w:tr>
-    </w:tbl>
-    <w:p>
-      <w:pPr>
-        <w:pStyle w:val="Corpodetexto"/>
-      </w:pPr>
-      <w:r>
-        <w:t xml:space="preserve">O Número Efetivo de Candidaturas em recursos, o NECr, também cresce: em 2018, na mediana, partidos concentraram recursos em 1,88 candidato efetivo equivalente; em 2022, esse número passou a 4,81 candidaturas.</w:t>
-      </w:r>
-    </w:p>
-    <w:p>
-      <w:pPr>
-        <w:pStyle w:val="Corpodetexto"/>
-      </w:pPr>
-      <w:r>
-        <w:t xml:space="preserve">O argumento de</w:t>
-      </w:r>
-      <w:r>
-        <w:t xml:space="preserve"> </w:t>
-      </w:r>
-      <w:r>
-        <w:t xml:space="preserve">Cheibub; Sin (2020)</w:t>
-      </w:r>
-      <w:r>
-        <w:t xml:space="preserve"> </w:t>
-      </w:r>
-      <w:r>
-        <w:t xml:space="preserve">parte de resultados que estão marcados nesta redução entre o número de candidatos lançados formalmente e um afunilamento de candidatos competitivos segundo o histórico eleitoral. Destacam que as listas abertas no Brasil são controladas pelos partidos no momento de sua elaboração, ao lançarem poucas candidaturas competitivas em suas nominatas.</w:t>
-      </w:r>
-    </w:p>
-    <w:p>
-      <w:pPr>
-        <w:pStyle w:val="Corpodetexto"/>
-      </w:pPr>
-      <w:r>
-        <w:t xml:space="preserve">Ao considerarmos a concentração de recursos intralista pelo NECr, busca-se verificar justamente se esta redução também está presente ao considerar a alocação partidária dos recursos dos fundos públicos. Embora o NECr seja maior que as candidaturas competitivas na média e mediana para as duas eleições observadas, ainda assim destaca-se um conjunto de candidaturas menor do que o tamanho total da lista.</w:t>
-      </w:r>
-    </w:p>
-    <w:p>
-      <w:pPr>
-        <w:pStyle w:val="Corpodetexto"/>
-      </w:pPr>
-      <w:r>
-        <w:t xml:space="preserve">A</w:t>
-      </w:r>
-      <w:r>
-        <w:t xml:space="preserve"> </w:t>
-      </w:r>
-      <w:hyperlink w:anchor="fig-concentracao">
-        <w:r>
-          <w:rPr>
-            <w:rStyle w:val="Hyperlink"/>
-          </w:rPr>
-          <w:t xml:space="preserve">Figura 3.2</w:t>
-        </w:r>
-      </w:hyperlink>
-      <w:r>
-        <w:t xml:space="preserve"> </w:t>
-      </w:r>
-      <w:r>
-        <w:t xml:space="preserve">compara o número formal de candidatos ao NECr nas nominatas financiadas. A lista mediana possuía 1,95 e 1,86 candidato formal para cada candidato efetivo em termos de recursos de campanha partidários em 2018 e 2022, respectivamente. Ao inverter o indicador, vê-se que a proporção mediana de candidaturas efetivas foi de 51,36% e 53,65% do tamanho das nominatas nas eleições estudadas.</w:t>
-      </w:r>
-    </w:p>
-    <w:tbl>
-      <w:tblPr>
-        <w:tblStyle w:val="Table"/>
-        <w:tblW w:type="pct" w:w="5000"/>
-        <w:tblLayout w:type="fixed"/>
-        <w:tblLook w:firstRow="0" w:lastRow="0" w:firstColumn="0" w:lastColumn="0" w:noHBand="0" w:noVBand="0" w:val="0000"/>
-      </w:tblPr>
-      <w:tblGrid>
-        <w:gridCol w:w="7920"/>
-      </w:tblGrid>
-      <w:tr>
-        <w:tc>
-          <w:tcPr/>
-          <w:bookmarkStart w:id="49" w:name="fig-concentracao"/>
-          <w:p>
-            <w:pPr>
-              <w:jc w:val="center"/>
-            </w:pPr>
-            <w:pPr>
-              <w:jc w:val="start"/>
-              <w:spacing w:before="200"/>
-              <w:pStyle w:val="ImageCaption"/>
-            </w:pPr>
-            <w:r>
-              <w:t xml:space="preserve">Figura 3.2: Concentração relativa dos recursos nas nominatas financiadas.</w:t>
-            </w:r>
-          </w:p>
-          <w:p>
-            <w:pPr>
-              <w:pStyle w:val="Compact"/>
-              <w:jc w:val="center"/>
-            </w:pPr>
-            <w:r>
-              <w:drawing>
-                <wp:inline>
-                  <wp:extent cx="5600700" cy="2144601"/>
-                  <wp:effectExtent b="0" l="0" r="0" t="0"/>
-                  <wp:docPr descr="" title="" id="47" name="Picture"/>
-                  <a:graphic>
-                    <a:graphicData uri="http://schemas.openxmlformats.org/drawingml/2006/picture">
-                      <pic:pic>
-                        <pic:nvPicPr>
-                          <pic:cNvPr descr="../figs/cap3_fig_concentracao_barras.png" id="48" name="Picture"/>
-                          <pic:cNvPicPr>
-                            <a:picLocks noChangeArrowheads="1" noChangeAspect="1"/>
-                          </pic:cNvPicPr>
-                        </pic:nvPicPr>
-                        <pic:blipFill>
-                          <a:blip r:embed="rId46"/>
-                          <a:stretch>
-                            <a:fillRect/>
-                          </a:stretch>
-                        </pic:blipFill>
-                        <pic:spPr bwMode="auto">
-                          <a:xfrm>
-                            <a:off x="0" y="0"/>
-                            <a:ext cx="5600700" cy="2144601"/>
-                          </a:xfrm>
-                          <a:prstGeom prst="rect">
-                            <a:avLst/>
-                          </a:prstGeom>
-                          <a:noFill/>
-                          <a:ln w="9525">
-                            <a:noFill/>
-                            <a:headEnd/>
-                            <a:tailEnd/>
-                          </a:ln>
-                        </pic:spPr>
-                      </pic:pic>
-                    </a:graphicData>
-                  </a:graphic>
-                </wp:inline>
-              </w:drawing>
-            </w:r>
-          </w:p>
-          <w:bookmarkEnd w:id="49"/>
-        </w:tc>
-      </w:tr>
-    </w:tbl>
-    <w:p>
-      <w:pPr>
-        <w:pStyle w:val="Corpodetexto"/>
-      </w:pPr>
-      <w:r>
-        <w:t xml:space="preserve">Em conjunto, os resultados reforçam o argumento de</w:t>
-      </w:r>
-      <w:r>
-        <w:t xml:space="preserve"> </w:t>
-      </w:r>
-      <w:r>
-        <w:t xml:space="preserve">Cheibub; Sin (2020)</w:t>
-      </w:r>
-      <w:r>
-        <w:t xml:space="preserve"> </w:t>
-      </w:r>
-      <w:r>
-        <w:t xml:space="preserve">sobre o afunilamento das candidaturas quando se considera a competitividade prévia e concentração de recursos partidários intralista. Há indicativos de que apenas a metade das candidaturas são financiadas por seus partidos de maneira efetiva. Todavia, apenas estes indicadores não sustentam sozinhos a ideia de priorização financeira. A seção seguinte operacionaliza o núcleo partidário priorizado em recursos e valida as seleções realizadas por diferentes critérios.</w:t>
-      </w:r>
-    </w:p>
-    <w:bookmarkEnd w:id="50"/>
-    <w:bookmarkStart w:id="56" w:name="priorização-financeira-pelo-top-necr"/>
-    <w:p>
-      <w:pPr>
-        <w:pStyle w:val="Ttulo3"/>
-      </w:pPr>
-      <w:r>
-        <w:t xml:space="preserve">3.3.2 Priorização financeira pelo Top-NECr</w:t>
-      </w:r>
-    </w:p>
-    <w:p>
-      <w:pPr>
-        <w:pStyle w:val="FirstParagraph"/>
-      </w:pPr>
-      <w:r>
-        <w:t xml:space="preserve">A</w:t>
-      </w:r>
-      <w:r>
-        <w:t xml:space="preserve"> </w:t>
-      </w:r>
-      <w:hyperlink w:anchor="fig-cap3-03-top-necr">
-        <w:r>
-          <w:rPr>
-            <w:rStyle w:val="Hyperlink"/>
-          </w:rPr>
-          <w:t xml:space="preserve">Figura 3.3</w:t>
-        </w:r>
-      </w:hyperlink>
-      <w:r>
-        <w:t xml:space="preserve"> </w:t>
-      </w:r>
-      <w:r>
-        <w:t xml:space="preserve">apresenta a cobertura, precisão e</w:t>
-      </w:r>
-      <w:r>
-        <w:t xml:space="preserve"> </w:t>
-      </w:r>
-      <w:r>
-        <w:rPr>
-          <w:i/>
-          <w:iCs/>
-        </w:rPr>
-        <w:t xml:space="preserve">lift</w:t>
-      </w:r>
-      <w:r>
-        <w:t xml:space="preserve"> </w:t>
-      </w:r>
-      <w:r>
-        <w:t xml:space="preserve">calculados pela correspondência entre o núcleo priorizado identificado pelo Top-NECr de cada nominata e as candidaturas com credenciais eleitorais prévias.</w:t>
-      </w:r>
-    </w:p>
-    <w:p>
-      <w:pPr>
-        <w:pStyle w:val="Corpodetexto"/>
-      </w:pPr>
-      <w:r>
-        <w:t xml:space="preserve">Entre as candidaturas competitivas, mais de 80% compõem o núcleo identificado pelo Top-NECr nas eleições de 2018 e 2022. Isso indica que o grupo priorizado, de acordo com o recorte proposto, cobre 4/5 dos candidatos classificados como competitivos. Dito de outra maneira, parte majoritária dos candidatos competitivos está entre os candidatos que concentram os recursos de suas listas. O valor de referência aleatório, que preserva o tamanho de cada lista e de cada núcleo, tem resultado inferior: 42,8 e 43,6% em 2018 e 2022, respectivamente.</w:t>
-      </w:r>
-    </w:p>
-    <w:p>
-      <w:pPr>
-        <w:pStyle w:val="Corpodetexto"/>
-      </w:pPr>
-      <w:r>
-        <w:t xml:space="preserve">A precisão nos mostra que 33,9 e 28,6% dos candidatos selecionados no núcleo Top-NECr estão entre os classificados como competitivos em 2018 e 2022, respectivamente. Um núcleo do mesmo tamanho, construído sem relação com o histórico eleitoral das candidaturas, conteria 17,9 e 15,4% de competitivos.</w:t>
-      </w:r>
-    </w:p>
-    <w:p>
-      <w:pPr>
-        <w:pStyle w:val="Corpodetexto"/>
-      </w:pPr>
-      <w:r>
-        <w:t xml:space="preserve">O</w:t>
-      </w:r>
-      <w:r>
-        <w:t xml:space="preserve"> </w:t>
-      </w:r>
-      <w:r>
-        <w:rPr>
-          <w:i/>
-          <w:iCs/>
-        </w:rPr>
-        <w:t xml:space="preserve">lift</w:t>
-      </w:r>
-      <w:r>
-        <w:t xml:space="preserve"> </w:t>
-      </w:r>
-      <w:r>
-        <w:t xml:space="preserve">resume as comparações anteriores em um número: 1,89 em 2018 e 1,86 em 2022. Isto representa que o núcleo Top-NECr apresenta quase 90% mais candidaturas competitivas do que seria esperado ao acaso pelo tamanho das listas e do núcleo.</w:t>
-      </w:r>
-    </w:p>
-    <w:tbl>
-      <w:tblPr>
-        <w:tblStyle w:val="Table"/>
-        <w:tblW w:type="pct" w:w="5000"/>
-        <w:tblLayout w:type="fixed"/>
-        <w:tblLook w:firstRow="0" w:lastRow="0" w:firstColumn="0" w:lastColumn="0" w:noHBand="0" w:noVBand="0" w:val="0000"/>
-      </w:tblPr>
-      <w:tblGrid>
-        <w:gridCol w:w="7920"/>
-      </w:tblGrid>
-      <w:tr>
-        <w:tc>
-          <w:tcPr/>
-          <w:bookmarkStart w:id="54" w:name="fig-cap3-03-top-necr"/>
-          <w:p>
-            <w:pPr>
-              <w:jc w:val="center"/>
-            </w:pPr>
-            <w:pPr>
-              <w:jc w:val="start"/>
-              <w:spacing w:before="200"/>
-              <w:pStyle w:val="ImageCaption"/>
-            </w:pPr>
-            <w:r>
-              <w:t xml:space="preserve">Figura 3.3: Top-NECr: cobertura, precisão e</w:t>
-            </w:r>
-            <w:r>
-              <w:t xml:space="preserve"> </w:t>
-            </w:r>
-            <w:r>
-              <w:rPr>
-                <w:i/>
-                <w:iCs/>
-              </w:rPr>
-              <w:t xml:space="preserve">lift</w:t>
-            </w:r>
-            <w:r>
-              <w:t xml:space="preserve"> </w:t>
-            </w:r>
-            <w:r>
-              <w:t xml:space="preserve">de candidatos com credenciais eleitorais prévias em 2018 e 2022.</w:t>
-            </w:r>
-          </w:p>
-          <w:p>
-            <w:pPr>
-              <w:pStyle w:val="Compact"/>
-              <w:jc w:val="center"/>
-            </w:pPr>
-            <w:r>
-              <w:drawing>
-                <wp:inline>
-                  <wp:extent cx="5600700" cy="1892295"/>
-                  <wp:effectExtent b="0" l="0" r="0" t="0"/>
-                  <wp:docPr descr="" title="" id="52" name="Picture"/>
-                  <a:graphic>
-                    <a:graphicData uri="http://schemas.openxmlformats.org/drawingml/2006/picture">
-                      <pic:pic>
-                        <pic:nvPicPr>
-                          <pic:cNvPr descr="../figs/cap3_fig_top_necr.png" id="53" name="Picture"/>
-                          <pic:cNvPicPr>
-                            <a:picLocks noChangeArrowheads="1" noChangeAspect="1"/>
-                          </pic:cNvPicPr>
-                        </pic:nvPicPr>
-                        <pic:blipFill>
-                          <a:blip r:embed="rId51"/>
-                          <a:stretch>
-                            <a:fillRect/>
-                          </a:stretch>
-                        </pic:blipFill>
-                        <pic:spPr bwMode="auto">
-                          <a:xfrm>
-                            <a:off x="0" y="0"/>
-                            <a:ext cx="5600700" cy="1892295"/>
-                          </a:xfrm>
-                          <a:prstGeom prst="rect">
-                            <a:avLst/>
-                          </a:prstGeom>
-                          <a:noFill/>
-                          <a:ln w="9525">
-                            <a:noFill/>
-                            <a:headEnd/>
-                            <a:tailEnd/>
-                          </a:ln>
-                        </pic:spPr>
-                      </pic:pic>
-                    </a:graphicData>
-                  </a:graphic>
-                </wp:inline>
-              </w:drawing>
-            </w:r>
-          </w:p>
-          <w:bookmarkEnd w:id="54"/>
-        </w:tc>
-      </w:tr>
-    </w:tbl>
-    <w:p>
-      <w:pPr>
-        <w:pStyle w:val="Corpodetexto"/>
-      </w:pPr>
-      <w:r>
-        <w:t xml:space="preserve">A</w:t>
-      </w:r>
-      <w:r>
-        <w:t xml:space="preserve"> </w:t>
-      </w:r>
-      <w:hyperlink w:anchor="tbl-cap3-01-lift-magnitude">
-        <w:r>
-          <w:rPr>
-            <w:rStyle w:val="Hyperlink"/>
-          </w:rPr>
-          <w:t xml:space="preserve">Tabela 3.1</w:t>
-        </w:r>
-      </w:hyperlink>
-      <w:r>
-        <w:t xml:space="preserve"> </w:t>
-      </w:r>
-      <w:r>
-        <w:t xml:space="preserve">apresenta o cálculo do</w:t>
-      </w:r>
-      <w:r>
-        <w:t xml:space="preserve"> </w:t>
-      </w:r>
-      <w:r>
-        <w:rPr>
-          <w:i/>
-          <w:iCs/>
-        </w:rPr>
-        <w:t xml:space="preserve">lift</w:t>
-      </w:r>
-      <w:r>
-        <w:t xml:space="preserve"> </w:t>
-      </w:r>
-      <w:r>
-        <w:t xml:space="preserve">agregado para cada grupo de magnitude de distrito. Nota-se que os resultados são sempre crescentes na medida em que o número de cadeiras em disputa também cresce. Isso ocorre nas duas eleições observadas. Isso indica que, relativamente ao tamanho da nominata, o núcleo financiado pelo partido se torna mais discriminante nos distritos de maior magnitude.</w:t>
-      </w:r>
-    </w:p>
-    <w:tbl>
-      <w:tblPr>
-        <w:tblStyle w:val="Table"/>
-        <w:tblW w:type="pct" w:w="5000"/>
-        <w:tblLayout w:type="fixed"/>
-        <w:tblLook w:firstRow="0" w:lastRow="0" w:firstColumn="0" w:lastColumn="0" w:noHBand="0" w:noVBand="0" w:val="0000"/>
-      </w:tblPr>
-      <w:tblGrid>
-        <w:gridCol w:w="7920"/>
-      </w:tblGrid>
-      <w:tr>
-        <w:tc>
-          <w:tcPr/>
-          <w:bookmarkStart w:id="55" w:name="tbl-cap3-01-lift-magnitude"/>
-          <w:p>
-            <w:pPr>
-              <w:jc w:val="center"/>
-            </w:pPr>
-            <w:pPr>
-              <w:jc w:val="start"/>
-              <w:spacing w:before="200"/>
-              <w:pStyle w:val="ImageCaption"/>
-            </w:pPr>
-            <w:r>
-              <w:t xml:space="preserve">Tabela 3.1</w:t>
-            </w:r>
-          </w:p>
-          <w:tbl>
-            <w:tblPr>
-              <w:tblStyle w:val="Table"/>
-              <w:tblW w:type="auto" w:w="0"/>
-              <w:tblLook w:firstRow="1" w:lastRow="0" w:firstColumn="0" w:lastColumn="0" w:noHBand="0" w:noVBand="0" w:val="0020"/>
-            </w:tblPr>
-            <w:tblGrid>
-              <w:gridCol w:w="2640"/>
-              <w:gridCol w:w="2640"/>
-              <w:gridCol w:w="2640"/>
-            </w:tblGrid>
-            <w:tr>
-              <w:trPr>
-                <w:tblHeader w:val="on"/>
-              </w:trPr>
-              <w:tc>
-                <w:tcPr/>
-                <w:p>
-                  <w:pPr>
-                    <w:pStyle w:val="Compact"/>
-                    <w:jc w:val="center"/>
-                  </w:pPr>
-                  <w:r>
-                    <w:t xml:space="preserve">Magnitude</w:t>
-                  </w:r>
-                </w:p>
-              </w:tc>
-              <w:tc>
-                <w:tcPr/>
-                <w:p>
-                  <w:pPr>
-                    <w:pStyle w:val="Compact"/>
-                    <w:jc w:val="center"/>
-                  </w:pPr>
-                  <w:r>
-                    <w:t xml:space="preserve">Competitivos 2018</w:t>
-                  </w:r>
-                </w:p>
-              </w:tc>
-              <w:tc>
-                <w:tcPr/>
-                <w:p>
-                  <w:pPr>
-                    <w:pStyle w:val="Compact"/>
-                    <w:jc w:val="center"/>
-                  </w:pPr>
-                  <w:r>
-                    <w:t xml:space="preserve">Competitivos 2022</w:t>
-                  </w:r>
-                </w:p>
-              </w:tc>
-            </w:tr>
-            <w:tr>
-              <w:tc>
-                <w:tcPr/>
-                <w:p>
-                  <w:pPr>
-                    <w:pStyle w:val="Compact"/>
-                    <w:jc w:val="center"/>
-                  </w:pPr>
-                  <w:r>
-                    <w:t xml:space="preserve">Pequeno (8–12)</w:t>
-                  </w:r>
-                </w:p>
-              </w:tc>
-              <w:tc>
-                <w:tcPr/>
-                <w:p>
-                  <w:pPr>
-                    <w:pStyle w:val="Compact"/>
-                    <w:jc w:val="center"/>
-                  </w:pPr>
-                  <w:r>
-                    <w:t xml:space="preserve">1,40</w:t>
-                  </w:r>
-                </w:p>
-              </w:tc>
-              <w:tc>
-                <w:tcPr/>
-                <w:p>
-                  <w:pPr>
-                    <w:pStyle w:val="Compact"/>
-                    <w:jc w:val="center"/>
-                  </w:pPr>
-                  <w:r>
-                    <w:t xml:space="preserve">1,37</w:t>
-                  </w:r>
-                </w:p>
-              </w:tc>
-            </w:tr>
-            <w:tr>
-              <w:tc>
-                <w:tcPr/>
-                <w:p>
-                  <w:pPr>
-                    <w:pStyle w:val="Compact"/>
-                    <w:jc w:val="center"/>
-                  </w:pPr>
-                  <w:r>
-                    <w:t xml:space="preserve">Médio (16–31)</w:t>
-                  </w:r>
-                </w:p>
-              </w:tc>
-              <w:tc>
-                <w:tcPr/>
-                <w:p>
-                  <w:pPr>
-                    <w:pStyle w:val="Compact"/>
-                    <w:jc w:val="center"/>
-                  </w:pPr>
-                  <w:r>
-                    <w:t xml:space="preserve">1,96</w:t>
-                  </w:r>
-                </w:p>
-              </w:tc>
-              <w:tc>
-                <w:tcPr/>
-                <w:p>
-                  <w:pPr>
-                    <w:pStyle w:val="Compact"/>
-                    <w:jc w:val="center"/>
-                  </w:pPr>
-                  <w:r>
-                    <w:t xml:space="preserve">2,00</w:t>
-                  </w:r>
-                </w:p>
-              </w:tc>
-            </w:tr>
-            <w:tr>
-              <w:tc>
-                <w:tcPr/>
-                <w:p>
-                  <w:pPr>
-                    <w:pStyle w:val="Compact"/>
-                    <w:jc w:val="center"/>
-                  </w:pPr>
-                  <w:r>
-                    <w:t xml:space="preserve">Grande (39–70)</w:t>
-                  </w:r>
-                </w:p>
-              </w:tc>
-              <w:tc>
-                <w:tcPr/>
-                <w:p>
-                  <w:pPr>
-                    <w:pStyle w:val="Compact"/>
-                    <w:jc w:val="center"/>
-                  </w:pPr>
-                  <w:r>
-                    <w:t xml:space="preserve">2,52</w:t>
-                  </w:r>
-                </w:p>
-              </w:tc>
-              <w:tc>
-                <w:tcPr/>
-                <w:p>
-                  <w:pPr>
-                    <w:pStyle w:val="Compact"/>
-                    <w:jc w:val="center"/>
-                  </w:pPr>
-                  <w:r>
-                    <w:t xml:space="preserve">2,37</w:t>
-                  </w:r>
-                </w:p>
-              </w:tc>
-            </w:tr>
-          </w:tbl>
-          <w:bookmarkEnd w:id="55"/>
-          <w:p/>
-        </w:tc>
-      </w:tr>
-    </w:tbl>
-    <w:bookmarkEnd w:id="56"/>
-    <w:bookmarkEnd w:id="57"/>
-    <w:bookmarkStart w:id="73" w:name="robustez-da-operacionalização"/>
-    <w:p>
-      <w:pPr>
-        <w:pStyle w:val="Ttulo2"/>
-      </w:pPr>
-      <w:r>
-        <w:t xml:space="preserve">3.4 Robustez da operacionalização</w:t>
-      </w:r>
-    </w:p>
-    <w:bookmarkStart w:id="63" w:name="X6e76b9f960f9830fb01c551e1e835dd0b730392"/>
-    <w:p>
-      <w:pPr>
-        <w:pStyle w:val="Ttulo3"/>
-      </w:pPr>
-      <w:r>
-        <w:t xml:space="preserve">3.4.1 Correspondência entre priorização financeira e eleição</w:t>
-      </w:r>
-    </w:p>
-    <w:p>
-      <w:pPr>
-        <w:pStyle w:val="FirstParagraph"/>
-      </w:pPr>
-      <w:r>
-        <w:t xml:space="preserve">A</w:t>
-      </w:r>
-      <w:r>
-        <w:t xml:space="preserve"> </w:t>
-      </w:r>
-      <w:hyperlink w:anchor="fig-cap3-03-top-necr-eleicao">
-        <w:r>
-          <w:rPr>
-            <w:rStyle w:val="Hyperlink"/>
-          </w:rPr>
-          <w:t xml:space="preserve">Figura 3.4</w:t>
-        </w:r>
-      </w:hyperlink>
-      <w:r>
-        <w:t xml:space="preserve"> </w:t>
-      </w:r>
-      <w:r>
-        <w:t xml:space="preserve">repete o exercício de correspondência do Top-NECr, mas desta vez a referência passa a ser o sucesso eleitoral posterior das candidaturas. Entre os candidatos no núcleo Top-NECr de suas listas, estão 86,7% dos eleitos em 2018 e 92,6% dos eleitos em 2022. Proporções que representam o dobro daquelas esperadas aleatoriamente.</w:t>
-      </w:r>
-    </w:p>
-    <w:p>
-      <w:pPr>
-        <w:pStyle w:val="Corpodetexto"/>
-      </w:pPr>
-      <w:r>
-        <w:t xml:space="preserve">Já a precisão é de 19,2 e 12,4% em 2018 e 2022. Esta menor proporção reflete sobretudo o tamanho menor do alvo analisado. As eleições para a câmara baixa elegem 513 deputados. Estas taxas de precisão seguem duas vezes maiores quando comparadas ao seu</w:t>
-      </w:r>
-      <w:r>
-        <w:t xml:space="preserve"> </w:t>
-      </w:r>
-      <w:r>
-        <w:rPr>
-          <w:i/>
-          <w:iCs/>
-        </w:rPr>
-        <w:t xml:space="preserve">benchmark</w:t>
-      </w:r>
-      <w:r>
-        <w:t xml:space="preserve"> </w:t>
-      </w:r>
-      <w:r>
-        <w:t xml:space="preserve">aleatório. O</w:t>
-      </w:r>
-      <w:r>
-        <w:t xml:space="preserve"> </w:t>
-      </w:r>
-      <w:r>
-        <w:rPr>
-          <w:i/>
-          <w:iCs/>
-        </w:rPr>
-        <w:t xml:space="preserve">lift</w:t>
-      </w:r>
-      <w:r>
-        <w:t xml:space="preserve"> </w:t>
-      </w:r>
-      <w:r>
-        <w:t xml:space="preserve">confirma que essa diferença não vem do tamanho dos grupos selecionados pelo Top-NECr: o núcleo reúne 1,98 vez o número de eleitos esperado em 2018 e 2,12 vez em 2022. Isto é, cerca do dobro, em ambos os ciclos, do que teria um núcleo de mesmo tamanho composto sem relação com o resultado eleitoral.</w:t>
-      </w:r>
-    </w:p>
-    <w:tbl>
-      <w:tblPr>
-        <w:tblStyle w:val="Table"/>
-        <w:tblW w:type="pct" w:w="5000"/>
-        <w:tblLayout w:type="fixed"/>
-        <w:tblLook w:firstRow="0" w:lastRow="0" w:firstColumn="0" w:lastColumn="0" w:noHBand="0" w:noVBand="0" w:val="0000"/>
-      </w:tblPr>
-      <w:tblGrid>
-        <w:gridCol w:w="7920"/>
-      </w:tblGrid>
-      <w:tr>
-        <w:tc>
-          <w:tcPr/>
-          <w:bookmarkStart w:id="61" w:name="fig-cap3-03-top-necr-eleicao"/>
-          <w:p>
-            <w:pPr>
-              <w:jc w:val="center"/>
-            </w:pPr>
-            <w:pPr>
-              <w:jc w:val="start"/>
-              <w:spacing w:before="200"/>
-              <w:pStyle w:val="ImageCaption"/>
-            </w:pPr>
-            <w:r>
-              <w:t xml:space="preserve">Figura 3.4: Top-NECr: cobertura, precisão e</w:t>
-            </w:r>
-            <w:r>
-              <w:t xml:space="preserve"> </w:t>
-            </w:r>
-            <w:r>
-              <w:rPr>
-                <w:i/>
-                <w:iCs/>
-              </w:rPr>
-              <w:t xml:space="preserve">lift</w:t>
-            </w:r>
-            <w:r>
-              <w:t xml:space="preserve"> </w:t>
-            </w:r>
-            <w:r>
-              <w:t xml:space="preserve">dos eleitos em 2018 e 2022.</w:t>
-            </w:r>
-          </w:p>
-          <w:p>
-            <w:pPr>
-              <w:pStyle w:val="Compact"/>
-              <w:jc w:val="center"/>
-            </w:pPr>
-            <w:r>
-              <w:drawing>
-                <wp:inline>
-                  <wp:extent cx="5600700" cy="1892295"/>
-                  <wp:effectExtent b="0" l="0" r="0" t="0"/>
-                  <wp:docPr descr="" title="" id="59" name="Picture"/>
-                  <a:graphic>
-                    <a:graphicData uri="http://schemas.openxmlformats.org/drawingml/2006/picture">
-                      <pic:pic>
-                        <pic:nvPicPr>
-                          <pic:cNvPr descr="../figs/cap3_fig_top_necr_eleicao.png" id="60" name="Picture"/>
-                          <pic:cNvPicPr>
-                            <a:picLocks noChangeArrowheads="1" noChangeAspect="1"/>
-                          </pic:cNvPicPr>
-                        </pic:nvPicPr>
-                        <pic:blipFill>
-                          <a:blip r:embed="rId58"/>
-                          <a:stretch>
-                            <a:fillRect/>
-                          </a:stretch>
-                        </pic:blipFill>
-                        <pic:spPr bwMode="auto">
-                          <a:xfrm>
-                            <a:off x="0" y="0"/>
-                            <a:ext cx="5600700" cy="1892295"/>
-                          </a:xfrm>
-                          <a:prstGeom prst="rect">
-                            <a:avLst/>
-                          </a:prstGeom>
-                          <a:noFill/>
-                          <a:ln w="9525">
-                            <a:noFill/>
-                            <a:headEnd/>
-                            <a:tailEnd/>
-                          </a:ln>
-                        </pic:spPr>
-                      </pic:pic>
-                    </a:graphicData>
-                  </a:graphic>
-                </wp:inline>
-              </w:drawing>
-            </w:r>
-          </w:p>
-          <w:bookmarkEnd w:id="61"/>
-        </w:tc>
-      </w:tr>
-    </w:tbl>
-    <w:p>
-      <w:pPr>
-        <w:pStyle w:val="Corpodetexto"/>
-      </w:pPr>
-      <w:r>
-        <w:t xml:space="preserve">A</w:t>
-      </w:r>
-      <w:r>
-        <w:t xml:space="preserve"> </w:t>
-      </w:r>
-      <w:hyperlink w:anchor="tbl-cap3-02-lift-magnitude-eleicao">
-        <w:r>
-          <w:rPr>
-            <w:rStyle w:val="Hyperlink"/>
-          </w:rPr>
-          <w:t xml:space="preserve">Tabela 3.2</w:t>
-        </w:r>
-      </w:hyperlink>
-      <w:r>
-        <w:t xml:space="preserve"> </w:t>
-      </w:r>
-      <w:r>
-        <w:t xml:space="preserve">apresenta o</w:t>
-      </w:r>
-      <w:r>
-        <w:t xml:space="preserve"> </w:t>
-      </w:r>
-      <w:r>
-        <w:rPr>
-          <w:i/>
-          <w:iCs/>
-        </w:rPr>
-        <w:t xml:space="preserve">lift</w:t>
-      </w:r>
-      <w:r>
-        <w:t xml:space="preserve"> </w:t>
-      </w:r>
-      <w:r>
-        <w:t xml:space="preserve">agregado dos eleitos para cada grupo de magnitude de distrito. Assim como para as candidaturas com credenciais eleitorais prévias, os valores crescem com o número de cadeiras em disputa nas duas eleições.</w:t>
-      </w:r>
-    </w:p>
-    <w:tbl>
-      <w:tblPr>
-        <w:tblStyle w:val="Table"/>
-        <w:tblW w:type="pct" w:w="5000"/>
-        <w:tblLayout w:type="fixed"/>
-        <w:tblLook w:firstRow="0" w:lastRow="0" w:firstColumn="0" w:lastColumn="0" w:noHBand="0" w:noVBand="0" w:val="0000"/>
-      </w:tblPr>
-      <w:tblGrid>
-        <w:gridCol w:w="7920"/>
-      </w:tblGrid>
-      <w:tr>
-        <w:tc>
-          <w:tcPr/>
-          <w:bookmarkStart w:id="62" w:name="tbl-cap3-02-lift-magnitude-eleicao"/>
-          <w:p>
-            <w:pPr>
-              <w:jc w:val="center"/>
-            </w:pPr>
-            <w:pPr>
-              <w:jc w:val="start"/>
-              <w:spacing w:before="200"/>
-              <w:pStyle w:val="ImageCaption"/>
-            </w:pPr>
-            <w:r>
-              <w:t xml:space="preserve">Tabela 3.2</w:t>
-            </w:r>
-          </w:p>
-          <w:tbl>
-            <w:tblPr>
-              <w:tblStyle w:val="Table"/>
-              <w:tblW w:type="auto" w:w="0"/>
-              <w:tblLook w:firstRow="1" w:lastRow="0" w:firstColumn="0" w:lastColumn="0" w:noHBand="0" w:noVBand="0" w:val="0020"/>
-            </w:tblPr>
-            <w:tblGrid>
-              <w:gridCol w:w="2640"/>
-              <w:gridCol w:w="2640"/>
-              <w:gridCol w:w="2640"/>
-            </w:tblGrid>
-            <w:tr>
-              <w:trPr>
-                <w:tblHeader w:val="on"/>
-              </w:trPr>
-              <w:tc>
-                <w:tcPr/>
-                <w:p>
-                  <w:pPr>
-                    <w:pStyle w:val="Compact"/>
-                    <w:jc w:val="center"/>
-                  </w:pPr>
-                  <w:r>
-                    <w:t xml:space="preserve">Magnitude</w:t>
-                  </w:r>
-                </w:p>
-              </w:tc>
-              <w:tc>
-                <w:tcPr/>
-                <w:p>
-                  <w:pPr>
-                    <w:pStyle w:val="Compact"/>
-                    <w:jc w:val="center"/>
-                  </w:pPr>
-                  <w:r>
-                    <w:t xml:space="preserve">Eleitos 2018</w:t>
-                  </w:r>
-                </w:p>
-              </w:tc>
-              <w:tc>
-                <w:tcPr/>
-                <w:p>
-                  <w:pPr>
-                    <w:pStyle w:val="Compact"/>
-                    <w:jc w:val="center"/>
-                  </w:pPr>
-                  <w:r>
-                    <w:t xml:space="preserve">Eleitos 2022</w:t>
-                  </w:r>
-                </w:p>
-              </w:tc>
-            </w:tr>
-            <w:tr>
-              <w:tc>
-                <w:tcPr/>
-                <w:p>
-                  <w:pPr>
-                    <w:pStyle w:val="Compact"/>
-                    <w:jc w:val="center"/>
-                  </w:pPr>
-                  <w:r>
-                    <w:t xml:space="preserve">Pequeno (8–12)</w:t>
-                  </w:r>
-                </w:p>
-              </w:tc>
-              <w:tc>
-                <w:tcPr/>
-                <w:p>
-                  <w:pPr>
-                    <w:pStyle w:val="Compact"/>
-                    <w:jc w:val="center"/>
-                  </w:pPr>
-                  <w:r>
-                    <w:t xml:space="preserve">1,50</w:t>
-                  </w:r>
-                </w:p>
-              </w:tc>
-              <w:tc>
-                <w:tcPr/>
-                <w:p>
-                  <w:pPr>
-                    <w:pStyle w:val="Compact"/>
-                    <w:jc w:val="center"/>
-                  </w:pPr>
-                  <w:r>
-                    <w:t xml:space="preserve">1,44</w:t>
-                  </w:r>
-                </w:p>
-              </w:tc>
-            </w:tr>
-            <w:tr>
-              <w:tc>
-                <w:tcPr/>
-                <w:p>
-                  <w:pPr>
-                    <w:pStyle w:val="Compact"/>
-                    <w:jc w:val="center"/>
-                  </w:pPr>
-                  <w:r>
-                    <w:t xml:space="preserve">Médio (16–31)</w:t>
-                  </w:r>
-                </w:p>
-              </w:tc>
-              <w:tc>
-                <w:tcPr/>
-                <w:p>
-                  <w:pPr>
-                    <w:pStyle w:val="Compact"/>
-                    <w:jc w:val="center"/>
-                  </w:pPr>
-                  <w:r>
-                    <w:t xml:space="preserve">2,07</w:t>
-                  </w:r>
-                </w:p>
-              </w:tc>
-              <w:tc>
-                <w:tcPr/>
-                <w:p>
-                  <w:pPr>
-                    <w:pStyle w:val="Compact"/>
-                    <w:jc w:val="center"/>
-                  </w:pPr>
-                  <w:r>
-                    <w:t xml:space="preserve">2,40</w:t>
-                  </w:r>
-                </w:p>
-              </w:tc>
-            </w:tr>
-            <w:tr>
-              <w:tc>
-                <w:tcPr/>
-                <w:p>
-                  <w:pPr>
-                    <w:pStyle w:val="Compact"/>
-                    <w:jc w:val="center"/>
-                  </w:pPr>
-                  <w:r>
-                    <w:t xml:space="preserve">Grande (39–70)</w:t>
-                  </w:r>
-                </w:p>
-              </w:tc>
-              <w:tc>
-                <w:tcPr/>
-                <w:p>
-                  <w:pPr>
-                    <w:pStyle w:val="Compact"/>
-                    <w:jc w:val="center"/>
-                  </w:pPr>
-                  <w:r>
-                    <w:t xml:space="preserve">2,45</w:t>
-                  </w:r>
-                </w:p>
-              </w:tc>
-              <w:tc>
-                <w:tcPr/>
-                <w:p>
-                  <w:pPr>
-                    <w:pStyle w:val="Compact"/>
-                    <w:jc w:val="center"/>
-                  </w:pPr>
-                  <w:r>
-                    <w:t xml:space="preserve">2,63</w:t>
-                  </w:r>
-                </w:p>
-              </w:tc>
-            </w:tr>
-          </w:tbl>
-          <w:bookmarkEnd w:id="62"/>
-          <w:p/>
-        </w:tc>
-      </w:tr>
-    </w:tbl>
-    <w:bookmarkEnd w:id="63"/>
-    <w:bookmarkStart w:id="72" w:name="sensibilidade-ao-limiar-top-x"/>
-    <w:p>
-      <w:pPr>
-        <w:pStyle w:val="Ttulo3"/>
-      </w:pPr>
-      <w:r>
-        <w:t xml:space="preserve">3.4.2 Sensibilidade ao limiar Top-X%</w:t>
-      </w:r>
-    </w:p>
-    <w:p>
-      <w:pPr>
-        <w:pStyle w:val="FirstParagraph"/>
-      </w:pPr>
-      <w:r>
-        <w:t xml:space="preserve">Para avaliar a sensibilidade dos achados deste capítulo sobre a arbitrariedade do recorte do núcleo de candidaturas priorizadas pelo Top-NECr, utiliza-se o número mínimo de candidatos que são necessários para alcançar a concentração de</w:t>
-      </w:r>
-      <w:r>
-        <w:t xml:space="preserve"> </w:t>
-      </w:r>
-      <m:oMath>
-        <m:r>
-          <m:t>i</m:t>
-        </m:r>
-      </m:oMath>
-      <w:r>
-        <w:t xml:space="preserve">% dos recursos da lista, com</w:t>
-      </w:r>
-      <w:r>
-        <w:t xml:space="preserve"> </w:t>
-      </w:r>
-      <m:oMath>
-        <m:r>
-          <m:t>i</m:t>
-        </m:r>
-      </m:oMath>
-      <w:r>
-        <w:t xml:space="preserve"> </w:t>
-      </w:r>
-      <w:r>
-        <w:t xml:space="preserve">sendo definido nos patamares de 50, 60, 70, 80, 90 e 95% dos recursos partidários.</w:t>
-      </w:r>
-    </w:p>
-    <w:p>
-      <w:pPr>
-        <w:pStyle w:val="Corpodetexto"/>
-      </w:pPr>
-      <w:r>
-        <w:t xml:space="preserve">A</w:t>
-      </w:r>
-      <w:r>
-        <w:t xml:space="preserve"> </w:t>
-      </w:r>
-      <w:hyperlink w:anchor="fig-cap3-04-topx-competitividade">
-        <w:r>
-          <w:rPr>
-            <w:rStyle w:val="Hyperlink"/>
-          </w:rPr>
-          <w:t xml:space="preserve">Figura 3.5</w:t>
-        </w:r>
-      </w:hyperlink>
-      <w:r>
-        <w:t xml:space="preserve"> </w:t>
-      </w:r>
-      <w:r>
-        <w:t xml:space="preserve">mostra um padrão consistente entre as métricas de 2018 e 2022. Ao considerarmos um recorte restrito do número de candidaturas no Top-50% dos recursos partidários, há mais de 50% de cobertura do núcleo priorizado entre os candidatos classificados como competitivos. Na medida em que o limiar percentual aumenta, a cobertura também cresce, tendo em vista que limiares maiores incluem mais candidatos e acabam selecionando mais candidatos competitivos também, conforme o esperado pela construção da métrica definida em</w:t>
-      </w:r>
-      <w:r>
-        <w:t xml:space="preserve"> </w:t>
-      </w:r>
-      <w:hyperlink w:anchor="sec-metricas">
-        <w:r>
-          <w:rPr>
-            <w:rStyle w:val="Hyperlink"/>
-          </w:rPr>
-          <w:t xml:space="preserve">Seção 3.2.1</w:t>
-        </w:r>
-      </w:hyperlink>
-      <w:r>
-        <w:t xml:space="preserve">.</w:t>
-      </w:r>
-    </w:p>
-    <w:p>
-      <w:pPr>
-        <w:pStyle w:val="Corpodetexto"/>
-      </w:pPr>
-      <w:r>
-        <w:t xml:space="preserve">Quanto mais se restringe o núcleo ao topo da distribuição de recursos de campanha partidários, maior é a presença desproporcional de candidaturas previamente definidas como competitivas entre os candidatos que estamos tratando como priorizados. Isto ocorre nos dois ciclos eleitorais observados e não é fruto de variação no tamanho das nominatas dos partidos, o</w:t>
-      </w:r>
-      <w:r>
-        <w:t xml:space="preserve"> </w:t>
-      </w:r>
-      <w:r>
-        <w:rPr>
-          <w:i/>
-          <w:iCs/>
-        </w:rPr>
-        <w:t xml:space="preserve">lift</w:t>
-      </w:r>
-      <w:r>
-        <w:t xml:space="preserve"> </w:t>
-      </w:r>
-      <w:r>
-        <w:t xml:space="preserve">normaliza essa variação pelo valor de referência de cada lista e permanece acima de um em todos os limiares. Mesmo no Top-95%, o corte mais permissivo calculado, ele é 1,55 em 2018 e 1,37 em 2022.</w:t>
-      </w:r>
-    </w:p>
-    <w:p>
-      <w:pPr>
-        <w:pStyle w:val="Corpodetexto"/>
-      </w:pPr>
-      <w:r>
-        <w:t xml:space="preserve">Destaca-se também a diferença entre as taxas de cobertura e precisão e suas referências aleatórias. Sistematicamente há mais candidaturas competitivas dentro do núcleo priorizado do que fora.</w:t>
-      </w:r>
-    </w:p>
-    <w:tbl>
-      <w:tblPr>
-        <w:tblStyle w:val="Table"/>
-        <w:tblW w:type="pct" w:w="5000"/>
-        <w:tblLayout w:type="fixed"/>
-        <w:tblLook w:firstRow="0" w:lastRow="0" w:firstColumn="0" w:lastColumn="0" w:noHBand="0" w:noVBand="0" w:val="0000"/>
-      </w:tblPr>
-      <w:tblGrid>
-        <w:gridCol w:w="7920"/>
-      </w:tblGrid>
-      <w:tr>
-        <w:tc>
-          <w:tcPr/>
-          <w:bookmarkStart w:id="67" w:name="fig-cap3-04-topx-competitividade"/>
+          <w:bookmarkStart w:id="66" w:name="fig-cap3-04-topx-competitividade"/>
           <w:p>
             <w:pPr>
               <w:jc w:val="center"/>
@@ -6199,18 +6136,18 @@
                 <wp:inline>
                   <wp:extent cx="5600700" cy="3459255"/>
                   <wp:effectExtent b="0" l="0" r="0" t="0"/>
-                  <wp:docPr descr="" title="" id="65" name="Picture"/>
+                  <wp:docPr descr="" title="" id="64" name="Picture"/>
                   <a:graphic>
                     <a:graphicData uri="http://schemas.openxmlformats.org/drawingml/2006/picture">
                       <pic:pic>
                         <pic:nvPicPr>
-                          <pic:cNvPr descr="../figs/cap3_fig_topx_competitividade.png" id="66" name="Picture"/>
+                          <pic:cNvPr descr="../figs/cap3_fig_topx_competitividade.png" id="65" name="Picture"/>
                           <pic:cNvPicPr>
                             <a:picLocks noChangeArrowheads="1" noChangeAspect="1"/>
                           </pic:cNvPicPr>
                         </pic:nvPicPr>
                         <pic:blipFill>
-                          <a:blip r:embed="rId64"/>
+                          <a:blip r:embed="rId63"/>
                           <a:stretch>
                             <a:fillRect/>
                           </a:stretch>
@@ -6237,7 +6174,7 @@
               </w:drawing>
             </w:r>
           </w:p>
-          <w:bookmarkEnd w:id="67"/>
+          <w:bookmarkEnd w:id="66"/>
         </w:tc>
       </w:tr>
     </w:tbl>
@@ -6295,7 +6232,7 @@
       <w:tr>
         <w:tc>
           <w:tcPr/>
-          <w:bookmarkStart w:id="71" w:name="fig-cap3-05-topx-eleicao"/>
+          <w:bookmarkStart w:id="70" w:name="fig-cap3-05-topx-eleicao"/>
           <w:p>
             <w:pPr>
               <w:jc w:val="center"/>
@@ -6335,18 +6272,18 @@
                 <wp:inline>
                   <wp:extent cx="5600700" cy="3459255"/>
                   <wp:effectExtent b="0" l="0" r="0" t="0"/>
-                  <wp:docPr descr="" title="" id="69" name="Picture"/>
+                  <wp:docPr descr="" title="" id="68" name="Picture"/>
                   <a:graphic>
                     <a:graphicData uri="http://schemas.openxmlformats.org/drawingml/2006/picture">
                       <pic:pic>
                         <pic:nvPicPr>
-                          <pic:cNvPr descr="../figs/cap3_fig_topx_eleicao.png" id="70" name="Picture"/>
+                          <pic:cNvPr descr="../figs/cap3_fig_topx_eleicao.png" id="69" name="Picture"/>
                           <pic:cNvPicPr>
                             <a:picLocks noChangeArrowheads="1" noChangeAspect="1"/>
                           </pic:cNvPicPr>
                         </pic:nvPicPr>
                         <pic:blipFill>
-                          <a:blip r:embed="rId68"/>
+                          <a:blip r:embed="rId67"/>
                           <a:stretch>
                             <a:fillRect/>
                           </a:stretch>
@@ -6373,19 +6310,19 @@
               </w:drawing>
             </w:r>
           </w:p>
-          <w:bookmarkEnd w:id="71"/>
+          <w:bookmarkEnd w:id="70"/>
         </w:tc>
       </w:tr>
     </w:tbl>
+    <w:bookmarkEnd w:id="71"/>
     <w:bookmarkEnd w:id="72"/>
-    <w:bookmarkEnd w:id="73"/>
-    <w:bookmarkStart w:id="78" w:name="sec-premio-credenciais"/>
+    <w:bookmarkStart w:id="77" w:name="sec-premio-credenciais"/>
     <w:p>
       <w:pPr>
         <w:pStyle w:val="Ttulo2"/>
       </w:pPr>
       <w:r>
-        <w:t xml:space="preserve">3.5 Prêmio das credenciais eleitorais prévias</w:t>
+        <w:t xml:space="preserve">3.6 Prêmio das credenciais eleitorais prévias</w:t>
       </w:r>
     </w:p>
     <w:p>
@@ -6457,7 +6394,21 @@
         <w:t xml:space="preserve"> </w:t>
       </w:r>
       <w:r>
-        <w:t xml:space="preserve">usada no cálculo do NECr. O modelo é estimado com as 7.391 candidaturas de 786 listas financiadas em 2018 e as 9.343 candidaturas de 648 listas financiadas em 2022. As covariáveis são o número de eleições vencidas por cargo (Prefeito, Vereador, Deputado Estadual, Deputado Federal, Governador e Senador, identificadas via CPF em todo o histórico eleitoral disponível até a eleição anterior), a proporção de votos nominais intralista obtida pela candidatura na eleição anterior e o logaritmo da magnitude do distrito.</w:t>
+        <w:t xml:space="preserve">usada no cálculo do NECr. As covariáveis de interesse são o número de eleições vencidas por cargo (Prefeito, Vereador, Deputado Estadual, Deputado Federal, Governador e Senador, identificadas via CPF em todo o histórico eleitoral disponível até a eleição anterior) e a proporção de votos nominais intralista obtida pela candidatura na eleição anterior. Ao lado destas, o modelo controla pelo logaritmo da magnitude do distrito e por duas variáveis estruturais — a candidatura ser de mulher ou de pessoa negra —, já que a alocação de recursos partidários está sujeita a pisos legais de repasse por gênero e raça, discutidos na</w:t>
+      </w:r>
+      <w:r>
+        <w:t xml:space="preserve"> </w:t>
+      </w:r>
+      <w:hyperlink w:anchor="sec-discussao-cap3">
+        <w:r>
+          <w:rPr>
+            <w:rStyle w:val="Hyperlink"/>
+          </w:rPr>
+          <w:t xml:space="preserve">Seção 3.7</w:t>
+        </w:r>
+      </w:hyperlink>
+      <w:r>
+        <w:t xml:space="preserve">, que não decorrem de nenhuma credencial eleitoral. O modelo é estimado com as 7.391 candidaturas de 786 listas financiadas em 2018 e as 9.288 candidaturas de 648 listas financiadas em 2022 (excluídas as poucas candidaturas sem raça/cor declarada ao TSE).</w:t>
       </w:r>
     </w:p>
     <w:p>
@@ -6482,7 +6433,31 @@
         <w:t xml:space="preserve"> </w:t>
       </w:r>
       <w:r>
-        <w:t xml:space="preserve">apresenta os AMEs estimados. Em 2018, todos os coeficientes das contagens de eleições vencidas são positivos e estatisticamente significativos (p&lt;0,05). Vencer uma eleição adicional para Deputado Federal ou Estadual está associado, na média, a um acréscimo de 4,7 e 3,8 pontos percentuais na fatia de recursos da candidatura, respectivamente; os maiores efeitos aparecem para Senador (12,2 p.p.) e Governador (10,5 p.p.), cargos raros na amostra e, por isso, também com os maiores erros-padrão. Em 2022, o padrão se mantém para Deputado Federal (1,8 p.p.), Deputado Estadual (1,5 p.p.) e Senador (8,8 p.p.), mas os coeficientes de Governador, Prefeito e Vereador deixam de ser estatisticamente distinguíveis de zero. A magnitude do distrito segue negativamente associada à fatia de recursos de cada candidatura (-10,2 p.p. em 2018 e -5,7 p.p. em 2022, ambos p&lt;0,001): nas listas maiores, os recursos se dividem entre mais competidores relevantes, o que comprime a fatia média de cada um. Por fim, a proporção de votos nominais obtida pela candidatura na eleição anterior segue como a covariável de maior magnitude entre as testadas: cada 10 pontos percentuais adicionais de votos intralista em t-1 estão associados a 1,6 (2018) e 0,9 (2022) pontos percentuais a mais na fatia atual de recursos partidários.</w:t>
+        <w:t xml:space="preserve">apresenta os AMEs estimados. Em 2018, todos os coeficientes das contagens de eleições vencidas são positivos e estatisticamente significativos (p&lt;0,05). Vencer uma eleição adicional para Deputado Federal ou Estadual está associado, na média, a um acréscimo de 4,7 e 3,8 pontos percentuais na fatia de recursos da candidatura, respectivamente; os maiores efeitos aparecem para Senador (11,9 p.p.) e Governador (10,3 p.p.), cargos raros na amostra e, por isso, também com os maiores erros-padrão. Em 2022, o padrão se mantém para Deputado Federal (1,9 p.p.), Deputado Estadual (1,6 p.p.) e Senador (8,7 p.p.), mas os coeficientes de Governador, Prefeito e Vereador deixam de ser estatisticamente distinguíveis de zero. A magnitude do distrito segue negativamente associada à fatia de recursos de cada candidatura (-10,3 p.p. em 2018 e -5,6 p.p. em 2022, ambos p&lt;0,001): nas listas maiores, os recursos se dividem entre mais competidores relevantes, o que comprime a fatia média de cada um. A proporção de votos nominais obtida pela candidatura na eleição anterior segue como a covariável de maior magnitude entre as testadas: cada 10 pontos percentuais adicionais de votos intralista em t-1 estão associados a 1,6 (2018) e 0,9 (2022) pontos percentuais a mais na fatia atual de recursos partidários.</w:t>
+      </w:r>
+    </w:p>
+    <w:p>
+      <w:pPr>
+        <w:pStyle w:val="Corpodetexto"/>
+      </w:pPr>
+      <w:r>
+        <w:t xml:space="preserve">Os dois controles estruturais mostram um padrão informativo. Ser mulher está associado a um acréscimo de 1,8 p.p. (2018) e 2,0 p.p. (2022) na fatia de recursos, ambos significativos (p&lt;0,001) mesmo controlando pelas credenciais eleitorais — coerente com o piso legal de repasse às candidaturas femininas, que garante recursos a mulheres independentemente de seu histórico eleitoral. Já ser candidatura negra está associado a uma fatia 1,5 p.p.</w:t>
+      </w:r>
+      <w:r>
+        <w:t xml:space="preserve"> </w:t>
+      </w:r>
+      <w:r>
+        <w:rPr>
+          <w:i/>
+          <w:iCs/>
+        </w:rPr>
+        <w:t xml:space="preserve">menor</w:t>
+      </w:r>
+      <w:r>
+        <w:t xml:space="preserve"> </w:t>
+      </w:r>
+      <w:r>
+        <w:t xml:space="preserve">em 2018 (p=0,002), na eleição anterior à obrigatoriedade de repasse proporcional a candidaturas negras; em 2022, primeira eleição sob essa obrigatoriedade, o coeficiente cai para praticamente zero e deixa de ser distinguível estatisticamente (p=0,99). O contraste sugere que a regra de repasse teve efeito nivelador sobre uma desvantagem que, controlando por credenciais e por sexo, era estatisticamente detectável antes de sua vigência.</w:t>
       </w:r>
     </w:p>
     <w:tbl>
@@ -6498,7 +6473,7 @@
       <w:tr>
         <w:tc>
           <w:tcPr/>
-          <w:bookmarkStart w:id="77" w:name="fig-reg-frac"/>
+          <w:bookmarkStart w:id="76" w:name="fig-reg-frac"/>
           <w:p>
             <w:pPr>
               <w:jc w:val="center"/>
@@ -6509,7 +6484,7 @@
               <w:pStyle w:val="ImageCaption"/>
             </w:pPr>
             <w:r>
-              <w:t xml:space="preserve">Figura 3.7: Prêmio das credenciais eleitorais prévias na alocação intrapartidária de recursos: AMEs de um modelo fracionário (</w:t>
+              <w:t xml:space="preserve">Figura 3.7: Prêmio das credenciais eleitorais prévias e dos controles estruturais (mulher, negra) na alocação intrapartidária de recursos: AMEs de um modelo fracionário (</w:t>
             </w:r>
             <w:r>
               <w:t xml:space="preserve">Papke; Wooldridge (1996)</w:t>
@@ -6526,20 +6501,20 @@
             <w:r>
               <w:drawing>
                 <wp:inline>
-                  <wp:extent cx="5600700" cy="3733800"/>
+                  <wp:extent cx="5600700" cy="4231640"/>
                   <wp:effectExtent b="0" l="0" r="0" t="0"/>
-                  <wp:docPr descr="" title="" id="75" name="Picture"/>
+                  <wp:docPr descr="" title="" id="74" name="Picture"/>
                   <a:graphic>
                     <a:graphicData uri="http://schemas.openxmlformats.org/drawingml/2006/picture">
                       <pic:pic>
                         <pic:nvPicPr>
-                          <pic:cNvPr descr="../figs/cap3_regressao_fracionaria.png" id="76" name="Picture"/>
+                          <pic:cNvPr descr="../figs/cap3_regressao_fracionaria.png" id="75" name="Picture"/>
                           <pic:cNvPicPr>
                             <a:picLocks noChangeArrowheads="1" noChangeAspect="1"/>
                           </pic:cNvPicPr>
                         </pic:nvPicPr>
                         <pic:blipFill>
-                          <a:blip r:embed="rId74"/>
+                          <a:blip r:embed="rId73"/>
                           <a:stretch>
                             <a:fillRect/>
                           </a:stretch>
@@ -6547,7 +6522,7 @@
                         <pic:spPr bwMode="auto">
                           <a:xfrm>
                             <a:off x="0" y="0"/>
-                            <a:ext cx="5600700" cy="3733800"/>
+                            <a:ext cx="5600700" cy="4231640"/>
                           </a:xfrm>
                           <a:prstGeom prst="rect">
                             <a:avLst/>
@@ -6566,7 +6541,7 @@
               </w:drawing>
             </w:r>
           </w:p>
-          <w:bookmarkEnd w:id="77"/>
+          <w:bookmarkEnd w:id="76"/>
         </w:tc>
       </w:tr>
     </w:tbl>
@@ -6578,14 +6553,14 @@
         <w:t xml:space="preserve">Estes resultados são consistentes com os achados do Top-NECr: a mesma vitória eleitoral prévia que aumenta a chance de uma candidatura pertencer ao núcleo priorizado também aumenta, em média, a fatia de recursos que ela recebe dentro da lista. A atenuação de alguns efeitos entre 2018 e 2022 acompanha o próprio crescimento do NECr médio nas listas discutido a seguir: com um núcleo priorizado maior e mais candidaturas recebendo alguma fração dos recursos, cada credencial isolada carrega um prêmio marginal menor sobre a fatia individual, ainda que a priorização como um todo se mantenha.</w:t>
       </w:r>
     </w:p>
-    <w:bookmarkEnd w:id="78"/>
-    <w:bookmarkStart w:id="79" w:name="sec-discussao-cap3"/>
+    <w:bookmarkEnd w:id="77"/>
+    <w:bookmarkStart w:id="78" w:name="sec-discussao-cap3"/>
     <w:p>
       <w:pPr>
         <w:pStyle w:val="Ttulo2"/>
       </w:pPr>
       <w:r>
-        <w:t xml:space="preserve">3.6 Discussão</w:t>
+        <w:t xml:space="preserve">3.7 Discussão</w:t>
       </w:r>
     </w:p>
     <w:p>
@@ -6743,24 +6718,15 @@
         <w:t xml:space="preserve">Estas são evidências de que o partido prioriza candidaturas eleitoralmente relevantes com seus recursos e o aspecto mais importante a ser destacado é que isso pode ser observado mesmo antes da votação ocorrer. Este capítulo focou justamente na observação desta priorização, mas não revela mais do que isso. Para verificar estritamente a intencionalidade dos partidos, seria necessário um desenho quase experimental. Com os dados observacionais, entretanto, pode-se chegar ainda mais próximo da verificação desta intenção, ainda que não a identificando causalmente. Este será o foco do próximo capítulo, que verifica a construção deste núcleo de candidaturas priorizadas financeiramente ao longo do período da campanha pela análise dos registros datados de transferências entre partidos e candidatos.</w:t>
       </w:r>
     </w:p>
+    <w:bookmarkEnd w:id="78"/>
     <w:bookmarkEnd w:id="79"/>
-    <w:bookmarkEnd w:id="80"/>
-    <w:bookmarkStart w:id="102" w:name="o-mecanismo-de-coordenação-via-recursos"/>
+    <w:bookmarkStart w:id="100" w:name="Xb0ff3cdef3827d07830d1160b4986a9a425691a"/>
     <w:p>
       <w:pPr>
         <w:pStyle w:val="Ttulo1"/>
       </w:pPr>
       <w:r>
-        <w:t xml:space="preserve">4. O mecanismo de coordenação via recursos</w:t>
-      </w:r>
-    </w:p>
-    <w:bookmarkStart w:id="89" w:name="X2a7a7a0ba49530567f69869ce25be97f47e7d5d"/>
-    <w:p>
-      <w:pPr>
-        <w:pStyle w:val="Ttulo2"/>
-      </w:pPr>
-      <w:r>
-        <w:t xml:space="preserve">4.1</w:t>
+        <w:t xml:space="preserve">4. O</w:t>
       </w:r>
       <w:r>
         <w:t xml:space="preserve"> </w:t>
@@ -6770,13 +6736,13 @@
           <w:i/>
           <w:iCs/>
         </w:rPr>
-        <w:t xml:space="preserve">Timing</w:t>
-      </w:r>
-      <w:r>
-        <w:t xml:space="preserve"> </w:t>
-      </w:r>
-      <w:r>
-        <w:t xml:space="preserve">do recebimento do recurso pelas campanhas</w:t>
+        <w:t xml:space="preserve">timing</w:t>
+      </w:r>
+      <w:r>
+        <w:t xml:space="preserve"> </w:t>
+      </w:r>
+      <w:r>
+        <w:t xml:space="preserve">da distribuição de recursos partidários nas campanhas eleitorais</w:t>
       </w:r>
     </w:p>
     <w:p>
@@ -6907,7 +6873,7 @@
       <w:tr>
         <w:tc>
           <w:tcPr/>
-          <w:bookmarkStart w:id="84" w:name="fig-semana-campanha"/>
+          <w:bookmarkStart w:id="83" w:name="fig-semana-campanha"/>
           <w:p>
             <w:pPr>
               <w:jc w:val="center"/>
@@ -6929,20 +6895,20 @@
             <w:r>
               <w:drawing>
                 <wp:inline>
-                  <wp:extent cx="5600700" cy="4480560"/>
+                  <wp:extent cx="5600700" cy="3030967"/>
                   <wp:effectExtent b="0" l="0" r="0" t="0"/>
-                  <wp:docPr descr="" title="" id="82" name="Picture"/>
+                  <wp:docPr descr="" title="" id="81" name="Picture"/>
                   <a:graphic>
                     <a:graphicData uri="http://schemas.openxmlformats.org/drawingml/2006/picture">
                       <pic:pic>
                         <pic:nvPicPr>
-                          <pic:cNvPr descr="../figs/cap3_cumulative_proportion_cs.png" id="83" name="Picture"/>
+                          <pic:cNvPr descr="../figs/cap4_fluxo_cumulativo_prop.png" id="82" name="Picture"/>
                           <pic:cNvPicPr>
                             <a:picLocks noChangeArrowheads="1" noChangeAspect="1"/>
                           </pic:cNvPicPr>
                         </pic:nvPicPr>
                         <pic:blipFill>
-                          <a:blip r:embed="rId81"/>
+                          <a:blip r:embed="rId80"/>
                           <a:stretch>
                             <a:fillRect/>
                           </a:stretch>
@@ -6950,7 +6916,7 @@
                         <pic:spPr bwMode="auto">
                           <a:xfrm>
                             <a:off x="0" y="0"/>
-                            <a:ext cx="5600700" cy="4480560"/>
+                            <a:ext cx="5600700" cy="3030967"/>
                           </a:xfrm>
                           <a:prstGeom prst="rect">
                             <a:avLst/>
@@ -6969,7 +6935,7 @@
               </w:drawing>
             </w:r>
           </w:p>
-          <w:bookmarkEnd w:id="84"/>
+          <w:bookmarkEnd w:id="83"/>
         </w:tc>
       </w:tr>
     </w:tbl>
@@ -6995,15 +6961,15 @@
         <w:t xml:space="preserve"> </w:t>
       </w:r>
       <w:r>
-        <w:t xml:space="preserve">apresenta a proporção acumulada dos recursos recebidos por candidaturas a Deputado Federal. Em 2018, há um salto relevante na proporção acumulada entre a primeira e segunda semanas do período eleitoral para todos os candidatos e partidos. O salto, porém, é mais acentuado quando se considera apenas candidaturas competitivas, e ainda maior para estes candidatos em partidos competitivos.</w:t>
-      </w:r>
-    </w:p>
-    <w:p>
-      <w:pPr>
-        <w:pStyle w:val="Corpodetexto"/>
-      </w:pPr>
-      <w:r>
-        <w:t xml:space="preserve">Em 2022, o salto do acúmulo de recursos entre as primeiras semanas permanece elevado para candidatos competitivos em partidos também competitivos, mas a diferença para seus concorrentes é menor que em 2018. Com relação aos candidatos dos partidos menos competitivos, a diferença das proporções da semana um e dois é parecida para os dois tipos de candidatos, mas os competitivos já largam em vantagem de 20p.p.</w:t>
+        <w:t xml:space="preserve">apresenta a proporção acumulada dos recursos recebidos por candidaturas a Deputado Federal, distinguindo candidatos competitivos de não-competitivos (ex-ante). Em 2018, há um salto relevante na proporção acumulada entre a primeira e a segunda semana do período eleitoral para os dois grupos, mas o salto é bem mais acentuado para candidaturas competitivas: a proporção acumulada passa de 11,8% para 59,6% (quase 48 p.p.) entre as semanas 1 e 2, ante 6,0% para 31,1% (25 p.p.) entre os concorrentes não-competitivos.</w:t>
+      </w:r>
+    </w:p>
+    <w:p>
+      <w:pPr>
+        <w:pStyle w:val="Corpodetexto"/>
+      </w:pPr>
+      <w:r>
+        <w:t xml:space="preserve">Em 2022, o padrão se repete, ainda que com uma vantagem inicial menor: candidatos competitivos já acumulam 22,1% dos recursos na primeira semana (ante 11,6% dos não-competitivos) e chegam a 57,0% na segunda (35 p.p. de salto), contra 39,9% dos não-competitivos (28 p.p. de salto) — uma diferença ainda favorável aos competitivos, mas menor que a de 2018.</w:t>
       </w:r>
     </w:p>
     <w:tbl>
@@ -7019,7 +6985,7 @@
       <w:tr>
         <w:tc>
           <w:tcPr/>
-          <w:bookmarkStart w:id="88" w:name="fig-semana-abs"/>
+          <w:bookmarkStart w:id="87" w:name="fig-semana-abs"/>
           <w:p>
             <w:pPr>
               <w:jc w:val="center"/>
@@ -7041,20 +7007,20 @@
             <w:r>
               <w:drawing>
                 <wp:inline>
-                  <wp:extent cx="5600700" cy="4480560"/>
+                  <wp:extent cx="5600700" cy="3030967"/>
                   <wp:effectExtent b="0" l="0" r="0" t="0"/>
-                  <wp:docPr descr="" title="" id="86" name="Picture"/>
+                  <wp:docPr descr="" title="" id="85" name="Picture"/>
                   <a:graphic>
                     <a:graphicData uri="http://schemas.openxmlformats.org/drawingml/2006/picture">
                       <pic:pic>
                         <pic:nvPicPr>
-                          <pic:cNvPr descr="../figs/cap3_cumulative_abs_cs.png" id="87" name="Picture"/>
+                          <pic:cNvPr descr="../figs/cap4_fluxo_cumulativo_abs.png" id="86" name="Picture"/>
                           <pic:cNvPicPr>
                             <a:picLocks noChangeArrowheads="1" noChangeAspect="1"/>
                           </pic:cNvPicPr>
                         </pic:nvPicPr>
                         <pic:blipFill>
-                          <a:blip r:embed="rId85"/>
+                          <a:blip r:embed="rId84"/>
                           <a:stretch>
                             <a:fillRect/>
                           </a:stretch>
@@ -7062,7 +7028,7 @@
                         <pic:spPr bwMode="auto">
                           <a:xfrm>
                             <a:off x="0" y="0"/>
-                            <a:ext cx="5600700" cy="4480560"/>
+                            <a:ext cx="5600700" cy="3030967"/>
                           </a:xfrm>
                           <a:prstGeom prst="rect">
                             <a:avLst/>
@@ -7081,7 +7047,7 @@
               </w:drawing>
             </w:r>
           </w:p>
-          <w:bookmarkEnd w:id="88"/>
+          <w:bookmarkEnd w:id="87"/>
         </w:tc>
       </w:tr>
     </w:tbl>
@@ -7107,32 +7073,15 @@
         <w:t xml:space="preserve"> </w:t>
       </w:r>
       <w:r>
-        <w:t xml:space="preserve">confirma o padrão. Em 2018, candidatos competitivos acumularam recursos muito maiores que seus concorrentes, com o nítido salto entre a primeira e segunda semanas de campanha. Neste período, candidatos competitivos de partidos também competitivos tiveram um acréscimo de 250 milhões de reais em suas campanhas, enquanto nos demais partidos, o salto para o mesmo tipo de candidaturas foi menor, de 60 milhões de reais.</w:t>
-      </w:r>
-    </w:p>
-    <w:p>
-      <w:pPr>
-        <w:pStyle w:val="Corpodetexto"/>
-      </w:pPr>
-      <w:r>
-        <w:t xml:space="preserve">Os gráficos relacionados a 2022 na</w:t>
-      </w:r>
-      <w:r>
-        <w:t xml:space="preserve"> </w:t>
-      </w:r>
-      <w:hyperlink w:anchor="fig-semana-abs">
-        <w:r>
-          <w:rPr>
-            <w:rStyle w:val="Hyperlink"/>
-          </w:rPr>
-          <w:t xml:space="preserve">Figura 4.2</w:t>
-        </w:r>
-      </w:hyperlink>
-      <w:r>
-        <w:t xml:space="preserve"> </w:t>
-      </w:r>
-      <w:r>
-        <w:t xml:space="preserve">apresentam os resultados mais relevantes em termos teóricos. Enquanto para partidos menos competitivos a vantagem inicial dos candidatos competitivos é revertida logo na terceira semana, o salto dos repasses nas primeiras semanas para candidatos competitivos em partidos competitivos é da ordem de quase 400 milhões de reais — mais do que o dobro do salto do mesmo tipo de candidatos em partidos menos competitivos.</w:t>
+        <w:t xml:space="preserve">confirma o padrão. Em 2018, candidatos competitivos tiveram um salto de cerca de R$349 milhões entre a primeira e a segunda semana de campanha (de R$86 milhões para R$435 milhões), contra um salto de R$74 milhões entre os não-competitivos (de R$18 milhões para R$92 milhões) — quase cinco vezes menor.</w:t>
+      </w:r>
+    </w:p>
+    <w:p>
+      <w:pPr>
+        <w:pStyle w:val="Corpodetexto"/>
+      </w:pPr>
+      <w:r>
+        <w:t xml:space="preserve">Em 2022, o salto absoluto para candidatos competitivos chega a R$525 milhões entre as duas primeiras semanas (de R$333 milhões para R$858 milhões), acima dos R$371 milhões acumulados pelos não-competitivos no mesmo intervalo (de R$152 milhões para R$522 milhões). O padrão de antecipação para candidaturas competitivas, portanto, se mantém nos dois ciclos eleitorais sob o FEFC.</w:t>
       </w:r>
     </w:p>
     <w:p>
@@ -7164,7 +7113,7 @@
         <w:t xml:space="preserve"> </w:t>
       </w:r>
       <w:r>
-        <w:t xml:space="preserve">prevê que partidos mais fortes eleitoralmente, aqui considerados competitivos quando possuíam mais de 20 cadeiras na Câmara pré período das convenções, se saem melhor quando o assunto é agir seletivamente. Os resultados apresentados corroboram ao menos ao informar que candidaturas competitivas em partidos competitivos acumulam mais recursos que seus concorrentes, e em uma</w:t>
+        <w:t xml:space="preserve">prevê que partidos, ao controlarem a distribuição do FEFC, têm incentivos para agir seletivamente diante da competição intrapartidária. Os resultados apresentados corroboram essa expectativa: candidaturas competitivas acumulam mais recursos que seus concorrentes, e em uma</w:t>
       </w:r>
       <w:r>
         <w:t xml:space="preserve"> </w:t>
@@ -7180,17 +7129,16 @@
         <w:t xml:space="preserve"> </w:t>
       </w:r>
       <w:r>
-        <w:t xml:space="preserve">também maior.</w:t>
-      </w:r>
-    </w:p>
-    <w:bookmarkEnd w:id="89"/>
-    <w:bookmarkStart w:id="98" w:name="o-timing-dos-repasses-kaplan-meier"/>
+        <w:t xml:space="preserve">também maior, nas duas eleições analisadas.</w:t>
+      </w:r>
+    </w:p>
+    <w:bookmarkStart w:id="96" w:name="Xcd3a4c171c1b3f7854da6821424a17ad2ae7cce"/>
     <w:p>
       <w:pPr>
         <w:pStyle w:val="Ttulo2"/>
       </w:pPr>
       <w:r>
-        <w:t xml:space="preserve">4.2 O timing dos repasses: Kaplan-Meier</w:t>
+        <w:t xml:space="preserve">4.1 O timing do evento do repasses: Kaplan-Meier</w:t>
       </w:r>
     </w:p>
     <w:p>
@@ -7260,7 +7208,7 @@
         <w:t xml:space="preserve"> </w:t>
       </w:r>
       <w:r>
-        <w:t xml:space="preserve">o maior repasse. A alocação antecipada de recursos para candidaturas competitivas é o padrão observado nos dois ciclos eleitorais: candidatos competitivos apresentam menores probabilidades de não terem recebido o primeiro repasse, em especial nos partidos competitivos. A especificação do evento altera substancialmente a curva produzida pelo teste — ao considerar o maior repasse em vez do primeiro, as diferenças entre competitivos e não-competitivos se mantêm na mesma direção, confirmando que a antecipação não é apenas do contato inicial, mas do investimento principal do partido.</w:t>
+        <w:t xml:space="preserve">o maior repasse. A alocação antecipada de recursos para candidaturas competitivas é o padrão observado nos dois ciclos eleitorais: ao final da primeira semana de campanha, a probabilidade de um candidato competitivo ainda não ter recebido o primeiro repasse é de 71,8% em 2018 e 57,4% em 2022, contra 86,2% e 80,6% entre os não-competitivos, respectivamente; ao final da segunda semana a diferença se acentua (26,5% vs. 70,2% em 2018; 15,6% vs. 45,2% em 2022). A especificação do evento altera a magnitude, mas não a direção do padrão — ao considerar o maior repasse em vez do primeiro, as diferenças entre competitivos e não-competitivos se mantêm, confirmando que a antecipação não é apenas do contato inicial, mas do investimento principal do partido.</w:t>
       </w:r>
     </w:p>
     <w:tbl>
@@ -7276,7 +7224,7 @@
       <w:tr>
         <w:tc>
           <w:tcPr/>
-          <w:bookmarkStart w:id="93" w:name="fig-km-cs"/>
+          <w:bookmarkStart w:id="91" w:name="fig-km-cs"/>
           <w:p>
             <w:pPr>
               <w:jc w:val="center"/>
@@ -7298,20 +7246,20 @@
             <w:r>
               <w:drawing>
                 <wp:inline>
-                  <wp:extent cx="5600700" cy="5600700"/>
+                  <wp:extent cx="5600700" cy="2899185"/>
                   <wp:effectExtent b="0" l="0" r="0" t="0"/>
-                  <wp:docPr descr="" title="" id="91" name="Picture"/>
+                  <wp:docPr descr="" title="" id="89" name="Picture"/>
                   <a:graphic>
                     <a:graphicData uri="http://schemas.openxmlformats.org/drawingml/2006/picture">
                       <pic:pic>
                         <pic:nvPicPr>
-                          <pic:cNvPr descr="../figs/cap3_survival_km_cs_v2.png" id="92" name="Picture"/>
+                          <pic:cNvPr descr="../figs/cap4_survival_km_primeiro.png" id="90" name="Picture"/>
                           <pic:cNvPicPr>
                             <a:picLocks noChangeArrowheads="1" noChangeAspect="1"/>
                           </pic:cNvPicPr>
                         </pic:nvPicPr>
                         <pic:blipFill>
-                          <a:blip r:embed="rId90"/>
+                          <a:blip r:embed="rId88"/>
                           <a:stretch>
                             <a:fillRect/>
                           </a:stretch>
@@ -7319,7 +7267,7 @@
                         <pic:spPr bwMode="auto">
                           <a:xfrm>
                             <a:off x="0" y="0"/>
-                            <a:ext cx="5600700" cy="5600700"/>
+                            <a:ext cx="5600700" cy="2899185"/>
                           </a:xfrm>
                           <a:prstGeom prst="rect">
                             <a:avLst/>
@@ -7338,7 +7286,7 @@
               </w:drawing>
             </w:r>
           </w:p>
-          <w:bookmarkEnd w:id="93"/>
+          <w:bookmarkEnd w:id="91"/>
         </w:tc>
       </w:tr>
     </w:tbl>
@@ -7363,7 +7311,7 @@
       <w:tr>
         <w:tc>
           <w:tcPr/>
-          <w:bookmarkStart w:id="97" w:name="fig-km-maior-cs"/>
+          <w:bookmarkStart w:id="95" w:name="fig-km-maior-cs"/>
           <w:p>
             <w:pPr>
               <w:jc w:val="center"/>
@@ -7385,20 +7333,20 @@
             <w:r>
               <w:drawing>
                 <wp:inline>
-                  <wp:extent cx="5600700" cy="5600700"/>
+                  <wp:extent cx="5600700" cy="2899185"/>
                   <wp:effectExtent b="0" l="0" r="0" t="0"/>
-                  <wp:docPr descr="" title="" id="95" name="Picture"/>
+                  <wp:docPr descr="" title="" id="93" name="Picture"/>
                   <a:graphic>
                     <a:graphicData uri="http://schemas.openxmlformats.org/drawingml/2006/picture">
                       <pic:pic>
                         <pic:nvPicPr>
-                          <pic:cNvPr descr="../figs/cap3_survival_km_maior_cs_v2.png" id="96" name="Picture"/>
+                          <pic:cNvPr descr="../figs/cap4_survival_km_maior.png" id="94" name="Picture"/>
                           <pic:cNvPicPr>
                             <a:picLocks noChangeArrowheads="1" noChangeAspect="1"/>
                           </pic:cNvPicPr>
                         </pic:nvPicPr>
                         <pic:blipFill>
-                          <a:blip r:embed="rId94"/>
+                          <a:blip r:embed="rId92"/>
                           <a:stretch>
                             <a:fillRect/>
                           </a:stretch>
@@ -7406,7 +7354,7 @@
                         <pic:spPr bwMode="auto">
                           <a:xfrm>
                             <a:off x="0" y="0"/>
-                            <a:ext cx="5600700" cy="5600700"/>
+                            <a:ext cx="5600700" cy="2899185"/>
                           </a:xfrm>
                           <a:prstGeom prst="rect">
                             <a:avLst/>
@@ -7425,18 +7373,18 @@
               </w:drawing>
             </w:r>
           </w:p>
-          <w:bookmarkEnd w:id="97"/>
+          <w:bookmarkEnd w:id="95"/>
         </w:tc>
       </w:tr>
     </w:tbl>
-    <w:bookmarkEnd w:id="98"/>
-    <w:bookmarkStart w:id="100" w:name="X1bf88997fe28a27ec1f2d34d5218a77fef3b7eb"/>
+    <w:bookmarkEnd w:id="96"/>
+    <w:bookmarkStart w:id="98" w:name="X1bf88997fe28a27ec1f2d34d5218a77fef3b7eb"/>
     <w:p>
       <w:pPr>
         <w:pStyle w:val="Ttulo2"/>
       </w:pPr>
       <w:r>
-        <w:t xml:space="preserve">4.3 Modelos de Cox: determinantes do recebimento antecipado</w:t>
+        <w:t xml:space="preserve">4.2 Modelos de Cox: determinantes do recebimento antecipado</w:t>
       </w:r>
     </w:p>
     <w:p>
@@ -7504,7 +7452,7 @@
         <w:pStyle w:val="Corpodetexto"/>
       </w:pPr>
       <w:r>
-        <w:t xml:space="preserve">Aplicando os testes para os dois ciclos eleitorais em separado, nota-se que para cada eleição anteriormente vencida para deputado federal, candidatos têm aumento de 58% na</w:t>
+        <w:t xml:space="preserve">Aplicando os testes para os dois ciclos eleitorais em separado, nota-se que para cada eleição anteriormente vencida para deputado federal, candidatos têm aumento de 55% na</w:t>
       </w:r>
       <w:r>
         <w:t xml:space="preserve"> </w:t>
@@ -7516,7 +7464,7 @@
         <w:t xml:space="preserve"> </w:t>
       </w:r>
       <w:r>
-        <w:t xml:space="preserve">de recebimento em 2018, caindo para 38% em 2022. O maior efeito está na proporção de votos nominais dentro do distrito disputado na eleição anterior, indicando que além do histórico eleitoral de vitórias, o desempenho eleitoral imediatamente anterior para recandidaturas à Câmara dos Deputados é um determinante para recebimento antecipado de recursos partidários na campanha eleitoral. Um resultado consistente entre os dois ciclos é que não há efeito da magnitude do distrito sobre o tempo das transferências de recursos entre partidos a seus candidatos.</w:t>
+        <w:t xml:space="preserve">de recebimento em 2018, caindo para 36% em 2022. Entre as variáveis de desempenho eleitoral, o efeito mais robusto é o da proporção de votos nominais dentro do distrito disputado na eleição anterior, indicando que além do histórico eleitoral de vitórias, o desempenho eleitoral imediatamente anterior para recandidaturas à Câmara dos Deputados é um determinante para recebimento antecipado de recursos partidários na campanha eleitoral. Um resultado consistente entre os dois ciclos é que não há efeito da magnitude do distrito sobre o tempo das transferências de recursos entre partidos a seus candidatos.</w:t>
       </w:r>
     </w:p>
     <w:tbl>
@@ -7532,7 +7480,7 @@
       <w:tr>
         <w:tc>
           <w:tcPr/>
-          <w:bookmarkStart w:id="99" w:name="tbl-cox"/>
+          <w:bookmarkStart w:id="97" w:name="tbl-cox"/>
           <w:p>
             <w:pPr>
               <w:jc w:val="center"/>
@@ -7621,11 +7569,11 @@
               <w:tblLook w:firstRow="1" w:lastRow="0" w:firstColumn="0" w:lastColumn="0" w:noHBand="0" w:noVBand="0" w:val="0020"/>
             </w:tblPr>
             <w:tblGrid>
-              <w:gridCol w:w="2671"/>
-              <w:gridCol w:w="1049"/>
-              <w:gridCol w:w="1622"/>
-              <w:gridCol w:w="1049"/>
-              <w:gridCol w:w="1526"/>
+              <w:gridCol w:w="2704"/>
+              <w:gridCol w:w="1062"/>
+              <w:gridCol w:w="1545"/>
+              <w:gridCol w:w="1062"/>
+              <w:gridCol w:w="1545"/>
             </w:tblGrid>
             <w:tr>
               <w:trPr>
@@ -7720,7 +7668,7 @@
                     <w:jc w:val="center"/>
                   </w:pPr>
                   <w:r>
-                    <w:t xml:space="preserve">1.575***</w:t>
+                    <w:t xml:space="preserve">1.550***</w:t>
                   </w:r>
                 </w:p>
               </w:tc>
@@ -7733,7 +7681,7 @@
                     <w:jc w:val="center"/>
                   </w:pPr>
                   <w:r>
-                    <w:t xml:space="preserve">[1.484; 1.672]</w:t>
+                    <w:t xml:space="preserve">[1.464; 1.641]</w:t>
                   </w:r>
                 </w:p>
               </w:tc>
@@ -7746,7 +7694,7 @@
                     <w:jc w:val="center"/>
                   </w:pPr>
                   <w:r>
-                    <w:t xml:space="preserve">1.376***</w:t>
+                    <w:t xml:space="preserve">1.355***</w:t>
                   </w:r>
                 </w:p>
               </w:tc>
@@ -7759,7 +7707,7 @@
                     <w:jc w:val="center"/>
                   </w:pPr>
                   <w:r>
-                    <w:t xml:space="preserve">[1.298; 1.459]</w:t>
+                    <w:t xml:space="preserve">[1.279; 1.437]</w:t>
                   </w:r>
                 </w:p>
               </w:tc>
@@ -7787,7 +7735,7 @@
                     <w:jc w:val="center"/>
                   </w:pPr>
                   <w:r>
-                    <w:t xml:space="preserve">1.402***</w:t>
+                    <w:t xml:space="preserve">1.364***</w:t>
                   </w:r>
                 </w:p>
               </w:tc>
@@ -7800,7 +7748,7 @@
                     <w:jc w:val="center"/>
                   </w:pPr>
                   <w:r>
-                    <w:t xml:space="preserve">[1.302; 1.509]</w:t>
+                    <w:t xml:space="preserve">[1.276; 1.457]</w:t>
                   </w:r>
                 </w:p>
               </w:tc>
@@ -7813,7 +7761,7 @@
                     <w:jc w:val="center"/>
                   </w:pPr>
                   <w:r>
-                    <w:t xml:space="preserve">1.301***</w:t>
+                    <w:t xml:space="preserve">1.273***</w:t>
                   </w:r>
                 </w:p>
               </w:tc>
@@ -7826,7 +7774,7 @@
                     <w:jc w:val="center"/>
                   </w:pPr>
                   <w:r>
-                    <w:t xml:space="preserve">[1.210; 1.399]</w:t>
+                    <w:t xml:space="preserve">[1.195; 1.358]</w:t>
                   </w:r>
                 </w:p>
               </w:tc>
@@ -7854,7 +7802,7 @@
                     <w:jc w:val="center"/>
                   </w:pPr>
                   <w:r>
-                    <w:t xml:space="preserve">1.044</w:t>
+                    <w:t xml:space="preserve">1.141***</w:t>
                   </w:r>
                 </w:p>
               </w:tc>
@@ -7867,7 +7815,7 @@
                     <w:jc w:val="center"/>
                   </w:pPr>
                   <w:r>
-                    <w:t xml:space="preserve">[0.999; 1.091]</w:t>
+                    <w:t xml:space="preserve">[1.080; 1.205]</w:t>
                   </w:r>
                 </w:p>
               </w:tc>
@@ -7880,7 +7828,7 @@
                     <w:jc w:val="center"/>
                   </w:pPr>
                   <w:r>
-                    <w:t xml:space="preserve">1.014</w:t>
+                    <w:t xml:space="preserve">1.226***</w:t>
                   </w:r>
                 </w:p>
               </w:tc>
@@ -7893,7 +7841,7 @@
                     <w:jc w:val="center"/>
                   </w:pPr>
                   <w:r>
-                    <w:t xml:space="preserve">[0.993; 1.035]</w:t>
+                    <w:t xml:space="preserve">[1.176; 1.277]</w:t>
                   </w:r>
                 </w:p>
               </w:tc>
@@ -7921,7 +7869,7 @@
                     <w:jc w:val="center"/>
                   </w:pPr>
                   <w:r>
-                    <w:t xml:space="preserve">1.024</w:t>
+                    <w:t xml:space="preserve">1.363***</w:t>
                   </w:r>
                 </w:p>
               </w:tc>
@@ -7934,7 +7882,7 @@
                     <w:jc w:val="center"/>
                   </w:pPr>
                   <w:r>
-                    <w:t xml:space="preserve">[0.959; 1.092]</w:t>
+                    <w:t xml:space="preserve">[1.214; 1.530]</w:t>
                   </w:r>
                 </w:p>
               </w:tc>
@@ -7947,7 +7895,7 @@
                     <w:jc w:val="center"/>
                   </w:pPr>
                   <w:r>
-                    <w:t xml:space="preserve">1.012</w:t>
+                    <w:t xml:space="preserve">1.253***</w:t>
                   </w:r>
                 </w:p>
               </w:tc>
@@ -7960,7 +7908,7 @@
                     <w:jc w:val="center"/>
                   </w:pPr>
                   <w:r>
-                    <w:t xml:space="preserve">[0.992; 1.033]</w:t>
+                    <w:t xml:space="preserve">[1.130; 1.389]</w:t>
                   </w:r>
                 </w:p>
               </w:tc>
@@ -7988,7 +7936,7 @@
                     <w:jc w:val="center"/>
                   </w:pPr>
                   <w:r>
-                    <w:t xml:space="preserve">2.070***</w:t>
+                    <w:t xml:space="preserve">1.801***</w:t>
                   </w:r>
                 </w:p>
               </w:tc>
@@ -8001,7 +7949,7 @@
                     <w:jc w:val="center"/>
                   </w:pPr>
                   <w:r>
-                    <w:t xml:space="preserve">[1.604; 2.673]</w:t>
+                    <w:t xml:space="preserve">[1.453; 2.233]</w:t>
                   </w:r>
                 </w:p>
               </w:tc>
@@ -8014,7 +7962,7 @@
                     <w:jc w:val="center"/>
                   </w:pPr>
                   <w:r>
-                    <w:t xml:space="preserve">1.158</w:t>
+                    <w:t xml:space="preserve">1.127</w:t>
                   </w:r>
                 </w:p>
               </w:tc>
@@ -8027,7 +7975,7 @@
                     <w:jc w:val="center"/>
                   </w:pPr>
                   <w:r>
-                    <w:t xml:space="preserve">[0.790; 1.698]</w:t>
+                    <w:t xml:space="preserve">[0.829; 1.532]</w:t>
                   </w:r>
                 </w:p>
               </w:tc>
@@ -8055,7 +8003,7 @@
                     <w:jc w:val="center"/>
                   </w:pPr>
                   <w:r>
-                    <w:t xml:space="preserve">7.697***</w:t>
+                    <w:t xml:space="preserve">2.137***</w:t>
                   </w:r>
                 </w:p>
               </w:tc>
@@ -8068,7 +8016,7 @@
                     <w:jc w:val="center"/>
                   </w:pPr>
                   <w:r>
-                    <w:t xml:space="preserve">[4.711; 12.574]</w:t>
+                    <w:t xml:space="preserve">[1.610; 2.835]</w:t>
                   </w:r>
                 </w:p>
               </w:tc>
@@ -8081,7 +8029,7 @@
                     <w:jc w:val="center"/>
                   </w:pPr>
                   <w:r>
-                    <w:t xml:space="preserve">2.111**</w:t>
+                    <w:t xml:space="preserve">1.813***</w:t>
                   </w:r>
                 </w:p>
               </w:tc>
@@ -8094,7 +8042,7 @@
                     <w:jc w:val="center"/>
                   </w:pPr>
                   <w:r>
-                    <w:t xml:space="preserve">[1.328; 3.357]</w:t>
+                    <w:t xml:space="preserve">[1.359; 2.418]</w:t>
                   </w:r>
                 </w:p>
               </w:tc>
@@ -8122,7 +8070,7 @@
                     <w:jc w:val="center"/>
                   </w:pPr>
                   <w:r>
-                    <w:t xml:space="preserve">1.854***</w:t>
+                    <w:t xml:space="preserve">1.999***</w:t>
                   </w:r>
                 </w:p>
               </w:tc>
@@ -8135,7 +8083,7 @@
                     <w:jc w:val="center"/>
                   </w:pPr>
                   <w:r>
-                    <w:t xml:space="preserve">[1.418; 2.425]</w:t>
+                    <w:t xml:space="preserve">[1.542; 2.591]</w:t>
                   </w:r>
                 </w:p>
               </w:tc>
@@ -8148,7 +8096,7 @@
                     <w:jc w:val="center"/>
                   </w:pPr>
                   <w:r>
-                    <w:t xml:space="preserve">1.625**</w:t>
+                    <w:t xml:space="preserve">1.522**</w:t>
                   </w:r>
                 </w:p>
               </w:tc>
@@ -8161,7 +8109,7 @@
                     <w:jc w:val="center"/>
                   </w:pPr>
                   <w:r>
-                    <w:t xml:space="preserve">[1.209; 2.183]</w:t>
+                    <w:t xml:space="preserve">[1.126; 2.056]</w:t>
                   </w:r>
                 </w:p>
               </w:tc>
@@ -8189,7 +8137,7 @@
                     <w:jc w:val="center"/>
                   </w:pPr>
                   <w:r>
-                    <w:t xml:space="preserve">0.926</w:t>
+                    <w:t xml:space="preserve">0.924</w:t>
                   </w:r>
                 </w:p>
               </w:tc>
@@ -8202,7 +8150,7 @@
                     <w:jc w:val="center"/>
                   </w:pPr>
                   <w:r>
-                    <w:t xml:space="preserve">[0.802; 1.070]</w:t>
+                    <w:t xml:space="preserve">[0.801; 1.066]</w:t>
                   </w:r>
                 </w:p>
               </w:tc>
@@ -8215,7 +8163,7 @@
                     <w:jc w:val="center"/>
                   </w:pPr>
                   <w:r>
-                    <w:t xml:space="preserve">1.030</w:t>
+                    <w:t xml:space="preserve">1.029</w:t>
                   </w:r>
                 </w:p>
               </w:tc>
@@ -8228,7 +8176,7 @@
                     <w:jc w:val="center"/>
                   </w:pPr>
                   <w:r>
-                    <w:t xml:space="preserve">[0.925; 1.147]</w:t>
+                    <w:t xml:space="preserve">[0.926; 1.144]</w:t>
                   </w:r>
                 </w:p>
               </w:tc>
@@ -8256,7 +8204,7 @@
                     <w:jc w:val="center"/>
                   </w:pPr>
                   <w:r>
-                    <w:t xml:space="preserve">1.404***</w:t>
+                    <w:t xml:space="preserve">1.451***</w:t>
                   </w:r>
                 </w:p>
               </w:tc>
@@ -8269,7 +8217,7 @@
                     <w:jc w:val="center"/>
                   </w:pPr>
                   <w:r>
-                    <w:t xml:space="preserve">[1.301; 1.515]</w:t>
+                    <w:t xml:space="preserve">[1.343; 1.567]</w:t>
                   </w:r>
                 </w:p>
               </w:tc>
@@ -8282,7 +8230,7 @@
                     <w:jc w:val="center"/>
                   </w:pPr>
                   <w:r>
-                    <w:t xml:space="preserve">1.188***</w:t>
+                    <w:t xml:space="preserve">1.231***</w:t>
                   </w:r>
                 </w:p>
               </w:tc>
@@ -8295,7 +8243,7 @@
                     <w:jc w:val="center"/>
                   </w:pPr>
                   <w:r>
-                    <w:t xml:space="preserve">[1.136; 1.242]</w:t>
+                    <w:t xml:space="preserve">[1.176; 1.290]</w:t>
                   </w:r>
                 </w:p>
               </w:tc>
@@ -8323,7 +8271,7 @@
                     <w:jc w:val="center"/>
                   </w:pPr>
                   <w:r>
-                    <w:t xml:space="preserve">0.888**</w:t>
+                    <w:t xml:space="preserve">0.908*</w:t>
                   </w:r>
                 </w:p>
               </w:tc>
@@ -8336,7 +8284,7 @@
                     <w:jc w:val="center"/>
                   </w:pPr>
                   <w:r>
-                    <w:t xml:space="preserve">[0.814; 0.968]</w:t>
+                    <w:t xml:space="preserve">[0.832; 0.990]</w:t>
                   </w:r>
                 </w:p>
               </w:tc>
@@ -8349,7 +8297,7 @@
                     <w:jc w:val="center"/>
                   </w:pPr>
                   <w:r>
-                    <w:t xml:space="preserve">0.909**</w:t>
+                    <w:t xml:space="preserve">0.929*</w:t>
                   </w:r>
                 </w:p>
               </w:tc>
@@ -8362,30 +8310,30 @@
                     <w:jc w:val="center"/>
                   </w:pPr>
                   <w:r>
-                    <w:t xml:space="preserve">[0.852; 0.970]</w:t>
+                    <w:t xml:space="preserve">[0.872; 0.990]</w:t>
                   </w:r>
                 </w:p>
               </w:tc>
             </w:tr>
           </w:tbl>
-          <w:bookmarkEnd w:id="99"/>
+          <w:bookmarkEnd w:id="97"/>
           <w:p/>
         </w:tc>
       </w:tr>
     </w:tbl>
+    <w:bookmarkEnd w:id="98"/>
+    <w:bookmarkStart w:id="99" w:name="discussão-dos-resultados"/>
+    <w:p>
+      <w:pPr>
+        <w:pStyle w:val="Ttulo2"/>
+      </w:pPr>
+      <w:r>
+        <w:t xml:space="preserve">4.3 Discussão dos resultados</w:t>
+      </w:r>
+    </w:p>
+    <w:bookmarkEnd w:id="99"/>
     <w:bookmarkEnd w:id="100"/>
-    <w:bookmarkStart w:id="101" w:name="discussão-dos-resultados"/>
-    <w:p>
-      <w:pPr>
-        <w:pStyle w:val="Ttulo2"/>
-      </w:pPr>
-      <w:r>
-        <w:t xml:space="preserve">4.4 Discussão dos resultados</w:t>
-      </w:r>
-    </w:p>
-    <w:bookmarkEnd w:id="101"/>
-    <w:bookmarkEnd w:id="102"/>
-    <w:bookmarkStart w:id="185" w:name="bibliography"/>
+    <w:bookmarkStart w:id="183" w:name="bibliography"/>
     <w:p>
       <w:pPr>
         <w:pStyle w:val="Ttulo1"/>
@@ -8394,8 +8342,8 @@
         <w:t xml:space="preserve">Referências</w:t>
       </w:r>
     </w:p>
-    <w:bookmarkStart w:id="184" w:name="refs"/>
-    <w:bookmarkStart w:id="103" w:name="ref-aldrich2011"/>
+    <w:bookmarkStart w:id="182" w:name="refs"/>
+    <w:bookmarkStart w:id="101" w:name="ref-aldrich2011"/>
     <w:p>
       <w:pPr>
         <w:pStyle w:val="Bibliografia"/>
@@ -8417,8 +8365,8 @@
         <w:t xml:space="preserve">. Chicago: University of Chicago Press, 2011.</w:t>
       </w:r>
     </w:p>
-    <w:bookmarkEnd w:id="103"/>
-    <w:bookmarkStart w:id="105" w:name="ref-ames1995"/>
+    <w:bookmarkEnd w:id="101"/>
+    <w:bookmarkStart w:id="103" w:name="ref-ames1995"/>
     <w:p>
       <w:pPr>
         <w:pStyle w:val="Bibliografia"/>
@@ -8429,7 +8377,7 @@
       <w:r>
         <w:t xml:space="preserve"> </w:t>
       </w:r>
-      <w:hyperlink r:id="rId104">
+      <w:hyperlink r:id="rId102">
         <w:r>
           <w:rPr>
             <w:rStyle w:val="Hyperlink"/>
@@ -8454,8 +8402,8 @@
         <w:t xml:space="preserve">, v. 39, n. 2, p. 406–433, 1995.</w:t>
       </w:r>
     </w:p>
-    <w:bookmarkEnd w:id="105"/>
-    <w:bookmarkStart w:id="106" w:name="ref-ames2001"/>
+    <w:bookmarkEnd w:id="103"/>
+    <w:bookmarkStart w:id="104" w:name="ref-ames2001"/>
     <w:p>
       <w:pPr>
         <w:pStyle w:val="Bibliografia"/>
@@ -8490,8 +8438,8 @@
         <w:t xml:space="preserve">: University of Michigan Press, 2001.</w:t>
       </w:r>
     </w:p>
-    <w:bookmarkEnd w:id="106"/>
-    <w:bookmarkStart w:id="108" w:name="ref-andreetal2015"/>
+    <w:bookmarkEnd w:id="104"/>
+    <w:bookmarkStart w:id="106" w:name="ref-andreetal2015"/>
     <w:p>
       <w:pPr>
         <w:pStyle w:val="Bibliografia"/>
@@ -8512,7 +8460,7 @@
       <w:r>
         <w:t xml:space="preserve"> </w:t>
       </w:r>
-      <w:hyperlink r:id="rId107">
+      <w:hyperlink r:id="rId105">
         <w:r>
           <w:rPr>
             <w:rStyle w:val="Hyperlink"/>
@@ -8534,8 +8482,8 @@
         <w:t xml:space="preserve">, v. 23, n. 5, p. 589–600, 2017.</w:t>
       </w:r>
     </w:p>
-    <w:bookmarkEnd w:id="108"/>
-    <w:bookmarkStart w:id="109" w:name="ref-avelino_barone2012"/>
+    <w:bookmarkEnd w:id="106"/>
+    <w:bookmarkStart w:id="107" w:name="ref-avelino_barone2012"/>
     <w:p>
       <w:pPr>
         <w:pStyle w:val="Bibliografia"/>
@@ -8572,8 +8520,8 @@
         <w:t xml:space="preserve">, v. 55, n. 4, p. 987–1013, 2012.</w:t>
       </w:r>
     </w:p>
-    <w:bookmarkEnd w:id="109"/>
-    <w:bookmarkStart w:id="111" w:name="ref-avelinobidermansilva2011"/>
+    <w:bookmarkEnd w:id="107"/>
+    <w:bookmarkStart w:id="109" w:name="ref-avelinobidermansilva2011"/>
     <w:p>
       <w:pPr>
         <w:pStyle w:val="Bibliografia"/>
@@ -8584,7 +8532,7 @@
       <w:r>
         <w:t xml:space="preserve"> </w:t>
       </w:r>
-      <w:hyperlink r:id="rId110">
+      <w:hyperlink r:id="rId108">
         <w:r>
           <w:rPr>
             <w:rStyle w:val="Hyperlink"/>
@@ -8609,8 +8557,8 @@
         <w:t xml:space="preserve">, v. 54, n. 2, 2011.</w:t>
       </w:r>
     </w:p>
-    <w:bookmarkEnd w:id="111"/>
-    <w:bookmarkStart w:id="113" w:name="ref-braga_amaral_2013_implicacoes"/>
+    <w:bookmarkEnd w:id="109"/>
+    <w:bookmarkStart w:id="111" w:name="ref-braga_amaral_2013_implicacoes"/>
     <w:p>
       <w:pPr>
         <w:pStyle w:val="Bibliografia"/>
@@ -8621,7 +8569,7 @@
       <w:r>
         <w:t xml:space="preserve"> </w:t>
       </w:r>
-      <w:hyperlink r:id="rId112">
+      <w:hyperlink r:id="rId110">
         <w:r>
           <w:rPr>
             <w:rStyle w:val="Hyperlink"/>
@@ -8646,8 +8594,8 @@
         <w:t xml:space="preserve">, v. 21, n. 46, p. 33–43, 2013.</w:t>
       </w:r>
     </w:p>
-    <w:bookmarkEnd w:id="113"/>
-    <w:bookmarkStart w:id="115" w:name="ref-careyshugart1995"/>
+    <w:bookmarkEnd w:id="111"/>
+    <w:bookmarkStart w:id="113" w:name="ref-careyshugart1995"/>
     <w:p>
       <w:pPr>
         <w:pStyle w:val="Bibliografia"/>
@@ -8658,7 +8606,7 @@
       <w:r>
         <w:t xml:space="preserve"> </w:t>
       </w:r>
-      <w:hyperlink r:id="rId114">
+      <w:hyperlink r:id="rId112">
         <w:r>
           <w:rPr>
             <w:rStyle w:val="Hyperlink"/>
@@ -8683,8 +8631,8 @@
         <w:t xml:space="preserve">, v. 14, n. 4, p. 417–439, 1995.</w:t>
       </w:r>
     </w:p>
-    <w:bookmarkEnd w:id="115"/>
-    <w:bookmarkStart w:id="117" w:name="ref-chang2005"/>
+    <w:bookmarkEnd w:id="113"/>
+    <w:bookmarkStart w:id="115" w:name="ref-chang2005"/>
     <w:p>
       <w:pPr>
         <w:pStyle w:val="Bibliografia"/>
@@ -8695,7 +8643,7 @@
       <w:r>
         <w:t xml:space="preserve"> </w:t>
       </w:r>
-      <w:hyperlink r:id="rId116">
+      <w:hyperlink r:id="rId114">
         <w:r>
           <w:rPr>
             <w:rStyle w:val="Hyperlink"/>
@@ -8720,8 +8668,8 @@
         <w:t xml:space="preserve">, v. 67, n. 3, p. 716–730, 2005.</w:t>
       </w:r>
     </w:p>
-    <w:bookmarkEnd w:id="117"/>
-    <w:bookmarkStart w:id="118" w:name="ref-cheibub_junqueira_moreira_2024"/>
+    <w:bookmarkEnd w:id="115"/>
+    <w:bookmarkStart w:id="116" w:name="ref-cheibub_junqueira_moreira_2024"/>
     <w:p>
       <w:pPr>
         <w:pStyle w:val="Bibliografia"/>
@@ -8771,8 +8719,8 @@
         <w:t xml:space="preserve">. 2024.</w:t>
       </w:r>
     </w:p>
-    <w:bookmarkEnd w:id="118"/>
-    <w:bookmarkStart w:id="120" w:name="ref-cheibubsin2020"/>
+    <w:bookmarkEnd w:id="116"/>
+    <w:bookmarkStart w:id="118" w:name="ref-cheibubsin2020"/>
     <w:p>
       <w:pPr>
         <w:pStyle w:val="Bibliografia"/>
@@ -8783,7 +8731,7 @@
       <w:r>
         <w:t xml:space="preserve"> </w:t>
       </w:r>
-      <w:hyperlink r:id="rId119">
+      <w:hyperlink r:id="rId117">
         <w:r>
           <w:rPr>
             <w:rStyle w:val="Hyperlink"/>
@@ -8832,8 +8780,8 @@
         <w:t xml:space="preserve">, v. 32, n. 1, p. 70–95, 2020.</w:t>
       </w:r>
     </w:p>
-    <w:bookmarkEnd w:id="120"/>
-    <w:bookmarkStart w:id="121" w:name="ref-cox1972"/>
+    <w:bookmarkEnd w:id="118"/>
+    <w:bookmarkStart w:id="119" w:name="ref-cox1972"/>
     <w:p>
       <w:pPr>
         <w:pStyle w:val="Bibliografia"/>
@@ -8855,8 +8803,8 @@
         <w:t xml:space="preserve">, v. 34, n. 2, p. 187–220, 1972.</w:t>
       </w:r>
     </w:p>
-    <w:bookmarkEnd w:id="121"/>
-    <w:bookmarkStart w:id="122" w:name="ref-cox1997"/>
+    <w:bookmarkEnd w:id="119"/>
+    <w:bookmarkStart w:id="120" w:name="ref-cox1997"/>
     <w:p>
       <w:pPr>
         <w:pStyle w:val="Bibliografia"/>
@@ -8878,8 +8826,8 @@
         <w:t xml:space="preserve">. Cambridge: Cambridge University Press, 1997.</w:t>
       </w:r>
     </w:p>
-    <w:bookmarkEnd w:id="122"/>
-    <w:bookmarkStart w:id="124" w:name="ref-cox_mccubbins_2005_setting"/>
+    <w:bookmarkEnd w:id="120"/>
+    <w:bookmarkStart w:id="122" w:name="ref-cox_mccubbins_2005_setting"/>
     <w:p>
       <w:pPr>
         <w:pStyle w:val="Bibliografia"/>
@@ -8890,7 +8838,7 @@
       <w:r>
         <w:t xml:space="preserve"> </w:t>
       </w:r>
-      <w:hyperlink r:id="rId123">
+      <w:hyperlink r:id="rId121">
         <w:r>
           <w:rPr>
             <w:rStyle w:val="Hyperlink"/>
@@ -8904,8 +8852,8 @@
         <w:t xml:space="preserve">. Cambridge: Cambridge University Press, 2005. p. 352</w:t>
       </w:r>
     </w:p>
-    <w:bookmarkEnd w:id="124"/>
-    <w:bookmarkStart w:id="126" w:name="ref-cox_thies_1998_cost"/>
+    <w:bookmarkEnd w:id="122"/>
+    <w:bookmarkStart w:id="124" w:name="ref-cox_thies_1998_cost"/>
     <w:p>
       <w:pPr>
         <w:pStyle w:val="Bibliografia"/>
@@ -8916,7 +8864,7 @@
       <w:r>
         <w:t xml:space="preserve"> </w:t>
       </w:r>
-      <w:hyperlink r:id="rId125">
+      <w:hyperlink r:id="rId123">
         <w:r>
           <w:rPr>
             <w:rStyle w:val="Hyperlink"/>
@@ -8941,8 +8889,8 @@
         <w:t xml:space="preserve">, v. 31, n. 3, p. 267–291, 1998.</w:t>
       </w:r>
     </w:p>
-    <w:bookmarkEnd w:id="126"/>
-    <w:bookmarkStart w:id="128" w:name="ref-crispetal2013"/>
+    <w:bookmarkEnd w:id="124"/>
+    <w:bookmarkStart w:id="126" w:name="ref-crispetal2013"/>
     <w:p>
       <w:pPr>
         <w:pStyle w:val="Bibliografia"/>
@@ -8963,7 +8911,7 @@
       <w:r>
         <w:t xml:space="preserve"> </w:t>
       </w:r>
-      <w:hyperlink r:id="rId127">
+      <w:hyperlink r:id="rId125">
         <w:r>
           <w:rPr>
             <w:rStyle w:val="Hyperlink"/>
@@ -8988,8 +8936,8 @@
         <w:t xml:space="preserve">, v. 32, n. 4, p. 658–669, 2013.</w:t>
       </w:r>
     </w:p>
-    <w:bookmarkEnd w:id="128"/>
-    <w:bookmarkStart w:id="130" w:name="ref-desposato_2006_impact"/>
+    <w:bookmarkEnd w:id="126"/>
+    <w:bookmarkStart w:id="128" w:name="ref-desposato_2006_impact"/>
     <w:p>
       <w:pPr>
         <w:pStyle w:val="Bibliografia"/>
@@ -9000,7 +8948,7 @@
       <w:r>
         <w:t xml:space="preserve"> </w:t>
       </w:r>
-      <w:hyperlink r:id="rId129">
+      <w:hyperlink r:id="rId127">
         <w:r>
           <w:rPr>
             <w:rStyle w:val="Hyperlink"/>
@@ -9025,8 +8973,8 @@
         <w:t xml:space="preserve">, v. 68, n. 4, p. 1018–1030, 2006.</w:t>
       </w:r>
     </w:p>
-    <w:bookmarkEnd w:id="130"/>
-    <w:bookmarkStart w:id="132" w:name="ref-ferree2014"/>
+    <w:bookmarkEnd w:id="128"/>
+    <w:bookmarkStart w:id="130" w:name="ref-ferree2014"/>
     <w:p>
       <w:pPr>
         <w:pStyle w:val="Bibliografia"/>
@@ -9037,7 +8985,7 @@
       <w:r>
         <w:t xml:space="preserve"> </w:t>
       </w:r>
-      <w:hyperlink r:id="rId131">
+      <w:hyperlink r:id="rId129">
         <w:r>
           <w:rPr>
             <w:rStyle w:val="Hyperlink"/>
@@ -9062,8 +9010,8 @@
         <w:t xml:space="preserve">, v. 17, p. 421–439, 2014.</w:t>
       </w:r>
     </w:p>
-    <w:bookmarkEnd w:id="132"/>
-    <w:bookmarkStart w:id="134" w:name="ref-figueiredo_limongi_2002_incentivos"/>
+    <w:bookmarkEnd w:id="130"/>
+    <w:bookmarkStart w:id="132" w:name="ref-figueiredo_limongi_2002_incentivos"/>
     <w:p>
       <w:pPr>
         <w:pStyle w:val="Bibliografia"/>
@@ -9074,7 +9022,7 @@
       <w:r>
         <w:t xml:space="preserve"> </w:t>
       </w:r>
-      <w:hyperlink r:id="rId133">
+      <w:hyperlink r:id="rId131">
         <w:r>
           <w:rPr>
             <w:rStyle w:val="Hyperlink"/>
@@ -9099,8 +9047,8 @@
         <w:t xml:space="preserve">, v. 45, n. 2, p. 303–344, 2002.</w:t>
       </w:r>
     </w:p>
-    <w:bookmarkEnd w:id="134"/>
-    <w:bookmarkStart w:id="135" w:name="ref-figueiredolimongi1999"/>
+    <w:bookmarkEnd w:id="132"/>
+    <w:bookmarkStart w:id="133" w:name="ref-figueiredolimongi1999"/>
     <w:p>
       <w:pPr>
         <w:pStyle w:val="Bibliografia"/>
@@ -9135,8 +9083,8 @@
         <w:t xml:space="preserve">: Editora FGV, 1999.</w:t>
       </w:r>
     </w:p>
-    <w:bookmarkEnd w:id="135"/>
-    <w:bookmarkStart w:id="137" w:name="ref-fivaetal2024"/>
+    <w:bookmarkEnd w:id="133"/>
+    <w:bookmarkStart w:id="135" w:name="ref-fivaetal2024"/>
     <w:p>
       <w:pPr>
         <w:pStyle w:val="Bibliografia"/>
@@ -9147,7 +9095,7 @@
       <w:r>
         <w:t xml:space="preserve"> </w:t>
       </w:r>
-      <w:hyperlink r:id="rId136">
+      <w:hyperlink r:id="rId134">
         <w:r>
           <w:rPr>
             <w:rStyle w:val="Hyperlink"/>
@@ -9172,8 +9120,8 @@
         <w:t xml:space="preserve">, v. 234, p. 105133, 2024.</w:t>
       </w:r>
     </w:p>
-    <w:bookmarkEnd w:id="137"/>
-    <w:bookmarkStart w:id="138" w:name="ref-guarnieri2011"/>
+    <w:bookmarkEnd w:id="135"/>
+    <w:bookmarkStart w:id="136" w:name="ref-guarnieri2011"/>
     <w:p>
       <w:pPr>
         <w:pStyle w:val="Bibliografia"/>
@@ -9195,8 +9143,8 @@
         <w:t xml:space="preserve">. Tese de Doutorado em Ciência Política—São Paulo: Universidade de São Paulo, 2011.</w:t>
       </w:r>
     </w:p>
-    <w:bookmarkEnd w:id="138"/>
-    <w:bookmarkStart w:id="140" w:name="Xcccddcf4a05ee10039b153d7c2eb1c7db0de70e"/>
+    <w:bookmarkEnd w:id="136"/>
+    <w:bookmarkStart w:id="138" w:name="Xcccddcf4a05ee10039b153d7c2eb1c7db0de70e"/>
     <w:p>
       <w:pPr>
         <w:pStyle w:val="Bibliografia"/>
@@ -9207,7 +9155,7 @@
       <w:r>
         <w:t xml:space="preserve"> </w:t>
       </w:r>
-      <w:hyperlink r:id="rId139">
+      <w:hyperlink r:id="rId137">
         <w:r>
           <w:rPr>
             <w:rStyle w:val="Hyperlink"/>
@@ -9232,8 +9180,8 @@
         <w:t xml:space="preserve">, v. 42, n. 3, p. 360–391, 2009.</w:t>
       </w:r>
     </w:p>
-    <w:bookmarkEnd w:id="140"/>
-    <w:bookmarkStart w:id="141" w:name="ref-hazan_rahat_2010"/>
+    <w:bookmarkEnd w:id="138"/>
+    <w:bookmarkStart w:id="139" w:name="ref-hazan_rahat_2010"/>
     <w:p>
       <w:pPr>
         <w:pStyle w:val="Bibliografia"/>
@@ -9255,8 +9203,8 @@
         <w:t xml:space="preserve">. Oxford: Oxford University Press, 2010.</w:t>
       </w:r>
     </w:p>
-    <w:bookmarkEnd w:id="141"/>
-    <w:bookmarkStart w:id="143" w:name="ref-hottmenezes2023"/>
+    <w:bookmarkEnd w:id="139"/>
+    <w:bookmarkStart w:id="141" w:name="ref-hottmenezes2023"/>
     <w:p>
       <w:pPr>
         <w:pStyle w:val="Bibliografia"/>
@@ -9267,7 +9215,7 @@
       <w:r>
         <w:t xml:space="preserve"> </w:t>
       </w:r>
-      <w:hyperlink r:id="rId142">
+      <w:hyperlink r:id="rId140">
         <w:r>
           <w:rPr>
             <w:rStyle w:val="Hyperlink"/>
@@ -9292,8 +9240,8 @@
         <w:t xml:space="preserve">, 2023.</w:t>
       </w:r>
     </w:p>
-    <w:bookmarkEnd w:id="143"/>
-    <w:bookmarkStart w:id="145" w:name="ref-janusz_barreiro_cintron_2021"/>
+    <w:bookmarkEnd w:id="141"/>
+    <w:bookmarkStart w:id="143" w:name="ref-janusz_barreiro_cintron_2021"/>
     <w:p>
       <w:pPr>
         <w:pStyle w:val="Bibliografia"/>
@@ -9304,7 +9252,7 @@
       <w:r>
         <w:t xml:space="preserve"> </w:t>
       </w:r>
-      <w:hyperlink r:id="rId144">
+      <w:hyperlink r:id="rId142">
         <w:r>
           <w:rPr>
             <w:rStyle w:val="Hyperlink"/>
@@ -9329,8 +9277,8 @@
         <w:t xml:space="preserve">, 2021.</w:t>
       </w:r>
     </w:p>
-    <w:bookmarkEnd w:id="145"/>
-    <w:bookmarkStart w:id="146" w:name="ref-katz1986"/>
+    <w:bookmarkEnd w:id="143"/>
+    <w:bookmarkStart w:id="144" w:name="ref-katz1986"/>
     <w:p>
       <w:pPr>
         <w:pStyle w:val="Bibliografia"/>
@@ -9365,8 +9313,8 @@
         <w:t xml:space="preserve">. New York: Agathon Press, 1986. p. 85–103.</w:t>
       </w:r>
     </w:p>
-    <w:bookmarkEnd w:id="146"/>
-    <w:bookmarkStart w:id="147" w:name="ref-kselman2011"/>
+    <w:bookmarkEnd w:id="144"/>
+    <w:bookmarkStart w:id="145" w:name="ref-kselman2011"/>
     <w:p>
       <w:pPr>
         <w:pStyle w:val="Bibliografia"/>
@@ -9401,8 +9349,8 @@
         <w:t xml:space="preserve">. Berlin: Springer Science &amp; Business Media, 2011. p. 327–371.</w:t>
       </w:r>
     </w:p>
-    <w:bookmarkEnd w:id="147"/>
-    <w:bookmarkStart w:id="148" w:name="ref-laaksotaagepera1979"/>
+    <w:bookmarkEnd w:id="145"/>
+    <w:bookmarkStart w:id="146" w:name="ref-laaksotaagepera1979"/>
     <w:p>
       <w:pPr>
         <w:pStyle w:val="Bibliografia"/>
@@ -9436,8 +9384,8 @@
         <w:t xml:space="preserve">, v. 12, 1979.</w:t>
       </w:r>
     </w:p>
-    <w:bookmarkEnd w:id="148"/>
-    <w:bookmarkStart w:id="149" w:name="ref-lemosmarcelinopederiva2010"/>
+    <w:bookmarkEnd w:id="146"/>
+    <w:bookmarkStart w:id="147" w:name="ref-lemosmarcelinopederiva2010"/>
     <w:p>
       <w:pPr>
         <w:pStyle w:val="Bibliografia"/>
@@ -9459,8 +9407,8 @@
         <w:t xml:space="preserve">, v. 16, n. 2, p. 366–393, 2010.</w:t>
       </w:r>
     </w:p>
-    <w:bookmarkEnd w:id="149"/>
-    <w:bookmarkStart w:id="150" w:name="ref-mainwaring1999"/>
+    <w:bookmarkEnd w:id="147"/>
+    <w:bookmarkStart w:id="148" w:name="ref-mainwaring1999"/>
     <w:p>
       <w:pPr>
         <w:pStyle w:val="Bibliografia"/>
@@ -9495,8 +9443,8 @@
         <w:t xml:space="preserve">: Stanford University Press, 1999.</w:t>
       </w:r>
     </w:p>
-    <w:bookmarkEnd w:id="150"/>
-    <w:bookmarkStart w:id="151" w:name="ref-mancuso2012"/>
+    <w:bookmarkEnd w:id="148"/>
+    <w:bookmarkStart w:id="149" w:name="ref-mancuso2012"/>
     <w:p>
       <w:pPr>
         <w:pStyle w:val="Bibliografia"/>
@@ -9547,8 +9495,8 @@
         <w:t xml:space="preserve">. Curitiba: CRV, 2012.</w:t>
       </w:r>
     </w:p>
-    <w:bookmarkEnd w:id="151"/>
-    <w:bookmarkStart w:id="153" w:name="ref-mancuso_2015_investimento"/>
+    <w:bookmarkEnd w:id="149"/>
+    <w:bookmarkStart w:id="151" w:name="ref-mancuso_2015_investimento"/>
     <w:p>
       <w:pPr>
         <w:pStyle w:val="Bibliografia"/>
@@ -9559,7 +9507,7 @@
       <w:r>
         <w:t xml:space="preserve"> </w:t>
       </w:r>
-      <w:hyperlink r:id="rId152">
+      <w:hyperlink r:id="rId150">
         <w:r>
           <w:rPr>
             <w:rStyle w:val="Hyperlink"/>
@@ -9584,8 +9532,8 @@
         <w:t xml:space="preserve">, v. 23, n. 54, p. 155–183, 2015.</w:t>
       </w:r>
     </w:p>
-    <w:bookmarkEnd w:id="153"/>
-    <w:bookmarkStart w:id="154" w:name="ref-marcelino2010"/>
+    <w:bookmarkEnd w:id="151"/>
+    <w:bookmarkStart w:id="152" w:name="ref-marcelino2010"/>
     <w:p>
       <w:pPr>
         <w:pStyle w:val="Bibliografia"/>
@@ -9607,8 +9555,8 @@
         <w:t xml:space="preserve">. mathesis—Brasília: Universidade de Brasília, 2010.</w:t>
       </w:r>
     </w:p>
-    <w:bookmarkEnd w:id="154"/>
-    <w:bookmarkStart w:id="155" w:name="ref-marsh1985"/>
+    <w:bookmarkEnd w:id="152"/>
+    <w:bookmarkStart w:id="153" w:name="ref-marsh1985"/>
     <w:p>
       <w:pPr>
         <w:pStyle w:val="Bibliografia"/>
@@ -9630,8 +9578,8 @@
         <w:t xml:space="preserve">, v. 13, n. 4, p. 365–378, 1985.</w:t>
       </w:r>
     </w:p>
-    <w:bookmarkEnd w:id="155"/>
-    <w:bookmarkStart w:id="157" w:name="ref-mershon2020"/>
+    <w:bookmarkEnd w:id="153"/>
+    <w:bookmarkStart w:id="155" w:name="ref-mershon2020"/>
     <w:p>
       <w:pPr>
         <w:pStyle w:val="Bibliografia"/>
@@ -9642,7 +9590,7 @@
       <w:r>
         <w:t xml:space="preserve"> </w:t>
       </w:r>
-      <w:hyperlink r:id="rId156">
+      <w:hyperlink r:id="rId154">
         <w:r>
           <w:rPr>
             <w:rStyle w:val="Hyperlink"/>
@@ -9667,8 +9615,8 @@
         <w:t xml:space="preserve">, v. 32, n. 1, p. 168–182, 2020.</w:t>
       </w:r>
     </w:p>
-    <w:bookmarkEnd w:id="157"/>
-    <w:bookmarkStart w:id="158" w:name="ref-papke1996"/>
+    <w:bookmarkEnd w:id="155"/>
+    <w:bookmarkStart w:id="156" w:name="ref-papke1996"/>
     <w:p>
       <w:pPr>
         <w:pStyle w:val="Bibliografia"/>
@@ -9690,8 +9638,8 @@
         <w:t xml:space="preserve">, v. 11, n. 6, p. 619–632, 1996.</w:t>
       </w:r>
     </w:p>
-    <w:bookmarkEnd w:id="158"/>
-    <w:bookmarkStart w:id="159" w:name="ref-rae1971"/>
+    <w:bookmarkEnd w:id="156"/>
+    <w:bookmarkStart w:id="157" w:name="ref-rae1971"/>
     <w:p>
       <w:pPr>
         <w:pStyle w:val="Bibliografia"/>
@@ -9713,8 +9661,8 @@
         <w:t xml:space="preserve">. Rev. ed. New Haven, CT: Yale University Press, 1971.</w:t>
       </w:r>
     </w:p>
-    <w:bookmarkEnd w:id="159"/>
-    <w:bookmarkStart w:id="161" w:name="ref-ribeiro2013_organizacao"/>
+    <w:bookmarkEnd w:id="157"/>
+    <w:bookmarkStart w:id="159" w:name="ref-ribeiro2013_organizacao"/>
     <w:p>
       <w:pPr>
         <w:pStyle w:val="Bibliografia"/>
@@ -9725,7 +9673,7 @@
       <w:r>
         <w:t xml:space="preserve"> </w:t>
       </w:r>
-      <w:hyperlink r:id="rId160">
+      <w:hyperlink r:id="rId158">
         <w:r>
           <w:rPr>
             <w:rStyle w:val="Hyperlink"/>
@@ -9808,8 +9756,8 @@
         <w:t xml:space="preserve">, n. 10, p. 225–265, 2013.</w:t>
       </w:r>
     </w:p>
-    <w:bookmarkEnd w:id="161"/>
-    <w:bookmarkStart w:id="163" w:name="ref-ribeiroetal2022"/>
+    <w:bookmarkEnd w:id="159"/>
+    <w:bookmarkStart w:id="161" w:name="ref-ribeiroetal2022"/>
     <w:p>
       <w:pPr>
         <w:pStyle w:val="Bibliografia"/>
@@ -9820,7 +9768,7 @@
       <w:r>
         <w:t xml:space="preserve"> </w:t>
       </w:r>
-      <w:hyperlink r:id="rId162">
+      <w:hyperlink r:id="rId160">
         <w:r>
           <w:rPr>
             <w:rStyle w:val="Hyperlink"/>
@@ -9875,8 +9823,8 @@
         <w:t xml:space="preserve">, v. 65, n. 4, 2022.</w:t>
       </w:r>
     </w:p>
-    <w:bookmarkEnd w:id="163"/>
-    <w:bookmarkStart w:id="164" w:name="ref-sacchetspeck2011"/>
+    <w:bookmarkEnd w:id="161"/>
+    <w:bookmarkStart w:id="162" w:name="ref-sacchetspeck2011"/>
     <w:p>
       <w:pPr>
         <w:pStyle w:val="Bibliografia"/>
@@ -9924,8 +9872,8 @@
         <w:t xml:space="preserve">.</w:t>
       </w:r>
     </w:p>
-    <w:bookmarkEnd w:id="164"/>
-    <w:bookmarkStart w:id="166" w:name="ref-samuels_2001_every_penny"/>
+    <w:bookmarkEnd w:id="162"/>
+    <w:bookmarkStart w:id="164" w:name="ref-samuels_2001_every_penny"/>
     <w:p>
       <w:pPr>
         <w:pStyle w:val="Bibliografia"/>
@@ -9936,7 +9884,7 @@
       <w:r>
         <w:t xml:space="preserve"> </w:t>
       </w:r>
-      <w:hyperlink r:id="rId165">
+      <w:hyperlink r:id="rId163">
         <w:r>
           <w:rPr>
             <w:rStyle w:val="Hyperlink"/>
@@ -9961,8 +9909,8 @@
         <w:t xml:space="preserve">, v. 7, n. 1, p. 89–102, a2001.</w:t>
       </w:r>
     </w:p>
-    <w:bookmarkEnd w:id="166"/>
-    <w:bookmarkStart w:id="167" w:name="ref-samuels2001a"/>
+    <w:bookmarkEnd w:id="164"/>
+    <w:bookmarkStart w:id="165" w:name="ref-samuels2001a"/>
     <w:p>
       <w:pPr>
         <w:pStyle w:val="Bibliografia"/>
@@ -9984,8 +9932,8 @@
         <w:t xml:space="preserve">, v. 43, n. 2, p. 27–48, b2001.</w:t>
       </w:r>
     </w:p>
-    <w:bookmarkEnd w:id="167"/>
-    <w:bookmarkStart w:id="169" w:name="ref-samuels1999"/>
+    <w:bookmarkEnd w:id="165"/>
+    <w:bookmarkStart w:id="167" w:name="ref-samuels1999"/>
     <w:p>
       <w:pPr>
         <w:pStyle w:val="Bibliografia"/>
@@ -9996,7 +9944,7 @@
       <w:r>
         <w:t xml:space="preserve"> </w:t>
       </w:r>
-      <w:hyperlink r:id="rId168">
+      <w:hyperlink r:id="rId166">
         <w:r>
           <w:rPr>
             <w:rStyle w:val="Hyperlink"/>
@@ -10021,8 +9969,8 @@
         <w:t xml:space="preserve">, v. 32, n. 4, p. 487–518, 1999.</w:t>
       </w:r>
     </w:p>
-    <w:bookmarkEnd w:id="169"/>
-    <w:bookmarkStart w:id="171" w:name="ref-scarrowwebb2017"/>
+    <w:bookmarkEnd w:id="167"/>
+    <w:bookmarkStart w:id="169" w:name="ref-scarrowwebb2017"/>
     <w:p>
       <w:pPr>
         <w:pStyle w:val="Bibliografia"/>
@@ -10033,7 +9981,7 @@
       <w:r>
         <w:t xml:space="preserve"> </w:t>
       </w:r>
-      <w:hyperlink r:id="rId170">
+      <w:hyperlink r:id="rId168">
         <w:r>
           <w:rPr>
             <w:rStyle w:val="Hyperlink"/>
@@ -10071,8 +10019,8 @@
         <w:t xml:space="preserve">. Oxford: Oxford University Press, 2017. p. 1–28.</w:t>
       </w:r>
     </w:p>
-    <w:bookmarkEnd w:id="171"/>
-    <w:bookmarkStart w:id="173" w:name="X2e2e025430be4033cf536ec71d2c1da710b73ab"/>
+    <w:bookmarkEnd w:id="169"/>
+    <w:bookmarkStart w:id="171" w:name="X2e2e025430be4033cf536ec71d2c1da710b73ab"/>
     <w:p>
       <w:pPr>
         <w:pStyle w:val="Bibliografia"/>
@@ -10083,7 +10031,7 @@
       <w:r>
         <w:t xml:space="preserve"> </w:t>
       </w:r>
-      <w:hyperlink r:id="rId172">
+      <w:hyperlink r:id="rId170">
         <w:r>
           <w:rPr>
             <w:rStyle w:val="Hyperlink"/>
@@ -10108,8 +10056,8 @@
         <w:t xml:space="preserve">, v. 42, n. 2, p. 277–301, 1999.</w:t>
       </w:r>
     </w:p>
-    <w:bookmarkEnd w:id="173"/>
-    <w:bookmarkStart w:id="175" w:name="ref-silotto2019"/>
+    <w:bookmarkEnd w:id="171"/>
+    <w:bookmarkStart w:id="173" w:name="ref-silotto2019"/>
     <w:p>
       <w:pPr>
         <w:pStyle w:val="Bibliografia"/>
@@ -10120,7 +10068,7 @@
       <w:r>
         <w:t xml:space="preserve"> </w:t>
       </w:r>
-      <w:hyperlink r:id="rId174">
+      <w:hyperlink r:id="rId172">
         <w:r>
           <w:rPr>
             <w:rStyle w:val="Hyperlink"/>
@@ -10157,8 +10105,8 @@
         <w:t xml:space="preserve">, v. 27, n. 69, p. e003, 2019.</w:t>
       </w:r>
     </w:p>
-    <w:bookmarkEnd w:id="175"/>
-    <w:bookmarkStart w:id="176" w:name="ref-silvacodato2024"/>
+    <w:bookmarkEnd w:id="173"/>
+    <w:bookmarkStart w:id="174" w:name="ref-silvacodato2024"/>
     <w:p>
       <w:pPr>
         <w:pStyle w:val="Bibliografia"/>
@@ -10180,8 +10128,8 @@
         <w:t xml:space="preserve">, v. 39, 2024.</w:t>
       </w:r>
     </w:p>
-    <w:bookmarkEnd w:id="176"/>
-    <w:bookmarkStart w:id="177" w:name="ref-speck2011"/>
+    <w:bookmarkEnd w:id="174"/>
+    <w:bookmarkStart w:id="175" w:name="ref-speck2011"/>
     <w:p>
       <w:pPr>
         <w:pStyle w:val="Bibliografia"/>
@@ -10229,8 +10177,8 @@
         <w:t xml:space="preserve">.</w:t>
       </w:r>
     </w:p>
-    <w:bookmarkEnd w:id="177"/>
-    <w:bookmarkStart w:id="179" w:name="ref-tavits2012"/>
+    <w:bookmarkEnd w:id="175"/>
+    <w:bookmarkStart w:id="177" w:name="ref-tavits2012"/>
     <w:p>
       <w:pPr>
         <w:pStyle w:val="Bibliografia"/>
@@ -10241,7 +10189,7 @@
       <w:r>
         <w:t xml:space="preserve"> </w:t>
       </w:r>
-      <w:hyperlink r:id="rId178">
+      <w:hyperlink r:id="rId176">
         <w:r>
           <w:rPr>
             <w:rStyle w:val="Hyperlink"/>
@@ -10255,8 +10203,8 @@
         <w:t xml:space="preserve">. Cambridge: Cambridge University Press, 2013.</w:t>
       </w:r>
     </w:p>
-    <w:bookmarkEnd w:id="179"/>
-    <w:bookmarkStart w:id="181" w:name="ref-thomsen2023"/>
+    <w:bookmarkEnd w:id="177"/>
+    <w:bookmarkStart w:id="179" w:name="ref-thomsen2023"/>
     <w:p>
       <w:pPr>
         <w:pStyle w:val="Bibliografia"/>
@@ -10267,7 +10215,7 @@
       <w:r>
         <w:t xml:space="preserve"> </w:t>
       </w:r>
-      <w:hyperlink r:id="rId180">
+      <w:hyperlink r:id="rId178">
         <w:r>
           <w:rPr>
             <w:rStyle w:val="Hyperlink"/>
@@ -10292,8 +10240,8 @@
         <w:t xml:space="preserve">, v. 117, n. 2, p. 675–691, 2023.</w:t>
       </w:r>
     </w:p>
-    <w:bookmarkEnd w:id="181"/>
-    <w:bookmarkStart w:id="183" w:name="ref-webbkeith2017"/>
+    <w:bookmarkEnd w:id="179"/>
+    <w:bookmarkStart w:id="181" w:name="ref-webbkeith2017"/>
     <w:p>
       <w:pPr>
         <w:pStyle w:val="Bibliografia"/>
@@ -10304,7 +10252,7 @@
       <w:r>
         <w:t xml:space="preserve"> </w:t>
       </w:r>
-      <w:hyperlink r:id="rId182">
+      <w:hyperlink r:id="rId180">
         <w:r>
           <w:rPr>
             <w:rStyle w:val="Hyperlink"/>
@@ -10342,9 +10290,9 @@
         <w:t xml:space="preserve">. Oxford: Oxford University Press, 2017. p. 29–62.</w:t>
       </w:r>
     </w:p>
+    <w:bookmarkEnd w:id="181"/>
+    <w:bookmarkEnd w:id="182"/>
     <w:bookmarkEnd w:id="183"/>
-    <w:bookmarkEnd w:id="184"/>
-    <w:bookmarkEnd w:id="185"/>
     <w:sectPr>
       <w:pgSz w:h="15840" w:w="12240"/>
       <w:pgMar w:bottom="1417" w:footer="720" w:gutter="0" w:header="720" w:left="1701" w:right="1701" w:top="1417"/>

--- a/tese/_book/A-coordenação-da-competição-intrapartidária-em-listas-abertas-via-alocação-de-fundos-públicos.docx
+++ b/tese/_book/A-coordenação-da-competição-intrapartidária-em-listas-abertas-via-alocação-de-fundos-públicos.docx
@@ -1363,7 +1363,7 @@
         <w:pStyle w:val="Corpodetexto"/>
       </w:pPr>
       <w:r>
-        <w:t xml:space="preserve">A literatura nacional também já identificou a lacuna de avaliação da organização e atuação interna dos partidos políticos para avaliar os efeitos esperados da lista aberta</w:t>
+        <w:t xml:space="preserve">A literatura nacional também já identificou a lacuna de avaliação da organização e atuação interna dos partidos políticos considerando os efeitos esperados da lista aberta</w:t>
       </w:r>
       <w:r>
         <w:t xml:space="preserve"> </w:t>
@@ -1372,13 +1372,19 @@
         <w:t xml:space="preserve">(Ribeiro, 2013)</w:t>
       </w:r>
       <w:r>
-        <w:t xml:space="preserve">. Analisando os estatutos partidários, Ribeiro (</w:t>
+        <w:t xml:space="preserve">. Analisando os estatutos partidários, Ribeiro</w:t>
+      </w:r>
+      <w:r>
+        <w:t xml:space="preserve"> </w:t>
       </w:r>
       <w:r>
         <w:t xml:space="preserve">(2013)</w:t>
       </w:r>
       <w:r>
-        <w:t xml:space="preserve">) propõe observar a</w:t>
+        <w:t xml:space="preserve"> </w:t>
+      </w:r>
+      <w:r>
+        <w:t xml:space="preserve">propõe observar a</w:t>
       </w:r>
       <w:r>
         <w:t xml:space="preserve"> </w:t>
@@ -1452,7 +1458,7 @@
         <w:t xml:space="preserve"> </w:t>
       </w:r>
       <w:r>
-        <w:t xml:space="preserve">aplicada aos partidos políticos, que foca nos recursos essenciais para a sobrevivência organizacional das legendas para explicar suas capacidades organizacionais e particularidades estratégicas</w:t>
+        <w:t xml:space="preserve">aplicada aos partidos políticos, que foca nos recursos essenciais para a sobrevivência das legendas para explicar suas capacidades organizacionais e particularidades estratégicas</w:t>
       </w:r>
       <w:r>
         <w:t xml:space="preserve"> </w:t>
@@ -1677,13 +1683,10 @@
         <w:t xml:space="preserve"> </w:t>
       </w:r>
       <w:r>
-        <w:t xml:space="preserve">(</w:t>
-      </w:r>
-      <w:r>
-        <w:t xml:space="preserve">(2001a)</w:t>
-      </w:r>
-      <w:r>
-        <w:t xml:space="preserve">, p. 100).</w:t>
+        <w:t xml:space="preserve">(2001a, p. 100)</w:t>
+      </w:r>
+      <w:r>
+        <w:t xml:space="preserve">.</w:t>
       </w:r>
     </w:p>
     <w:p>
@@ -2116,7 +2119,7 @@
     </w:p>
     <w:bookmarkEnd w:id="28"/>
     <w:bookmarkEnd w:id="29"/>
-    <w:bookmarkStart w:id="79" w:name="X106d2aaaffc6e23b4f14a1ec11bf8bbb6fa4fa4"/>
+    <w:bookmarkStart w:id="80" w:name="X106d2aaaffc6e23b4f14a1ec11bf8bbb6fa4fa4"/>
     <w:p>
       <w:pPr>
         <w:pStyle w:val="Ttulo1"/>
@@ -2130,7 +2133,7 @@
         <w:pStyle w:val="FirstParagraph"/>
       </w:pPr>
       <w:r>
-        <w:t xml:space="preserve">Para a primeira geração de estudos sobre o voto preferencial, sistemas como a representação proporcional de lista aberta colocariam em oposição a busca individual de um candidato por votos e o interesse coletivo da organização partidária. Como visto, a segunda geração de estudos sobre o tema reivindica que a existência de tais incentivos não implica que todas as candidaturas disputem em condições semelhantes. Partidos possuem instrumentos para influenciar tais condições.</w:t>
+        <w:t xml:space="preserve">Para a primeira geração de estudos sobre o voto preferencial, sistemas como a representação proporcional de lista aberta colocariam em oposição a busca individual de um candidato por votos e o interesse coletivo da organização partidária. Como visto, a segunda geração de estudos sobre o tema reivindica que a existência de tais incentivos não implica que todas as candidaturas disputem em condições semelhantes, pois partidos possuem instrumentos para influenciar tais condições.</w:t>
       </w:r>
     </w:p>
     <w:p>
@@ -2790,7 +2793,7 @@
         </m:r>
       </m:oMath>
       <w:r>
-        <w:t xml:space="preserve">, um arredondamento convencional. As candidaturas são ordenadas pelos recursos recebidos e as</w:t>
+        <w:t xml:space="preserve">, um arredondamento convencional. As candidaturas são ordenadas de maneira decrescente pelos recursos recebidos e as</w:t>
       </w:r>
       <w:r>
         <w:t xml:space="preserve"> </w:t>
@@ -2866,7 +2869,7 @@
       </w:r>
     </w:p>
     <w:bookmarkEnd w:id="32"/>
-    <w:bookmarkStart w:id="39" w:name="sec-competitivos"/>
+    <w:bookmarkStart w:id="40" w:name="sec-competitivos"/>
     <w:p>
       <w:pPr>
         <w:pStyle w:val="Ttulo2"/>
@@ -2907,6 +2910,12 @@
           <w:iCs/>
         </w:rPr>
         <w:t xml:space="preserve">candidatura competitiva</w:t>
+      </w:r>
+      <w:r>
+        <w:rPr>
+          <w:rStyle w:val="Refdenotaderodap"/>
+        </w:rPr>
+        <w:footnoteReference w:id="33"/>
       </w:r>
       <w:r>
         <w:t xml:space="preserve"> </w:t>
@@ -2944,7 +2953,7 @@
       <w:pPr>
         <w:pStyle w:val="Corpodetexto"/>
       </w:pPr>
-      <w:bookmarkStart w:id="33" w:name="eq-competitivo"/>
+      <w:bookmarkStart w:id="34" w:name="eq-competitivo"/>
       <m:oMathPara>
         <m:oMathParaPr>
           <m:jc m:val="center"/>
@@ -3077,7 +3086,7 @@
           </m:d>
         </m:oMath>
       </m:oMathPara>
-      <w:bookmarkEnd w:id="33"/>
+      <w:bookmarkEnd w:id="34"/>
     </w:p>
     <w:p>
       <w:pPr>
@@ -3093,42 +3102,10 @@
         <w:t xml:space="preserve">Cheibub; Sin (2020)</w:t>
       </w:r>
       <w:r>
-        <w:t xml:space="preserve">. Os autores consideraram também como competitivos os candidatos que atingiram ao menos 10% do quociente eleitoral das eleições sob análise. Isto está em desacordo com o princípio temporal, motivo pelo qual deliberadamente descarta-se como competitivos os candidatos que tiveram performance surpreendente.</w:t>
-      </w:r>
-    </w:p>
-    <w:p>
-      <w:pPr>
-        <w:pStyle w:val="Corpodetexto"/>
-      </w:pPr>
-      <w:r>
-        <w:t xml:space="preserve">Note-se também que os termos</w:t>
-      </w:r>
-      <w:r>
-        <w:t xml:space="preserve"> </w:t>
-      </w:r>
-      <w:r>
-        <w:t xml:space="preserve">“candidaturas com credenciais eleitorais prévias”</w:t>
-      </w:r>
-      <w:r>
-        <w:t xml:space="preserve"> </w:t>
-      </w:r>
-      <w:r>
-        <w:t xml:space="preserve">e</w:t>
-      </w:r>
-      <w:r>
-        <w:t xml:space="preserve"> </w:t>
-      </w:r>
-      <w:r>
-        <w:t xml:space="preserve">“candidaturas competitivas”</w:t>
-      </w:r>
-      <w:r>
-        <w:t xml:space="preserve"> </w:t>
-      </w:r>
-      <w:r>
-        <w:t xml:space="preserve">se referem ao mesmo conjunto de concorrentes e são usados de maneira intercambiada.</w:t>
-      </w:r>
-    </w:p>
-    <w:bookmarkStart w:id="38" w:name="sec-metricas"/>
+        <w:t xml:space="preserve">. Os autores consideraram também como competitivos os candidatos que atingiram ao menos 10% do quociente eleitoral das eleições sob análise. Isto está em desacordo com o princípio temporal, motivo pelo qual deliberadamente descarta-se como competitivos os candidatos novatos que tiveram performance surpreendente.</w:t>
+      </w:r>
+    </w:p>
+    <w:bookmarkStart w:id="39" w:name="sec-metricas"/>
     <w:p>
       <w:pPr>
         <w:pStyle w:val="Ttulo3"/>
@@ -3467,7 +3444,7 @@
       <w:pPr>
         <w:pStyle w:val="Corpodetexto"/>
       </w:pPr>
-      <w:bookmarkStart w:id="34" w:name="eq-acerto"/>
+      <w:bookmarkStart w:id="35" w:name="eq-acerto"/>
       <m:oMathPara>
         <m:oMathParaPr>
           <m:jc m:val="center"/>
@@ -3586,7 +3563,7 @@
           </m:d>
         </m:oMath>
       </m:oMathPara>
-      <w:bookmarkEnd w:id="34"/>
+      <w:bookmarkEnd w:id="35"/>
     </w:p>
     <w:p>
       <w:pPr>
@@ -3617,7 +3594,7 @@
       <w:pPr>
         <w:pStyle w:val="Corpodetexto"/>
       </w:pPr>
-      <w:bookmarkStart w:id="35" w:name="eq-indicadores"/>
+      <w:bookmarkStart w:id="36" w:name="eq-indicadores"/>
       <m:oMathPara>
         <m:oMathParaPr>
           <m:jc m:val="center"/>
@@ -3828,7 +3805,7 @@
           </m:d>
         </m:oMath>
       </m:oMathPara>
-      <w:bookmarkEnd w:id="35"/>
+      <w:bookmarkEnd w:id="36"/>
     </w:p>
     <w:p>
       <w:pPr>
@@ -3896,7 +3873,7 @@
       <w:pPr>
         <w:pStyle w:val="Corpodetexto"/>
       </w:pPr>
-      <w:bookmarkStart w:id="36" w:name="eq-referencia-aleatoria"/>
+      <w:bookmarkStart w:id="37" w:name="eq-referencia-aleatoria"/>
       <m:oMathPara>
         <m:oMathParaPr>
           <m:jc m:val="center"/>
@@ -4012,7 +3989,7 @@
           </m:d>
         </m:oMath>
       </m:oMathPara>
-      <w:bookmarkEnd w:id="36"/>
+      <w:bookmarkEnd w:id="37"/>
     </w:p>
     <w:p>
       <w:pPr>
@@ -4050,7 +4027,7 @@
       <w:pPr>
         <w:pStyle w:val="Corpodetexto"/>
       </w:pPr>
-      <w:bookmarkStart w:id="37" w:name="eq-lift"/>
+      <w:bookmarkStart w:id="38" w:name="eq-lift"/>
       <m:oMathPara>
         <m:oMathParaPr>
           <m:jc m:val="center"/>
@@ -4202,7 +4179,7 @@
           </m:d>
         </m:oMath>
       </m:oMathPara>
-      <w:bookmarkEnd w:id="37"/>
+      <w:bookmarkEnd w:id="38"/>
     </w:p>
     <w:p>
       <w:pPr>
@@ -4423,9 +4400,9 @@
         <w:t xml:space="preserve">de sua relevância eleitoral. Essa correspondência, contudo, não permite distinguir a seleção de candidaturas previamente viáveis dos possíveis efeitos do financiamento sobre suas chances de eleição.</w:t>
       </w:r>
     </w:p>
-    <w:bookmarkEnd w:id="38"/>
     <w:bookmarkEnd w:id="39"/>
-    <w:bookmarkStart w:id="55" w:name="resultados"/>
+    <w:bookmarkEnd w:id="40"/>
+    <w:bookmarkStart w:id="56" w:name="resultados"/>
     <w:p>
       <w:pPr>
         <w:pStyle w:val="Ttulo2"/>
@@ -4434,7 +4411,7 @@
         <w:t xml:space="preserve">3.4 Resultados</w:t>
       </w:r>
     </w:p>
-    <w:bookmarkStart w:id="48" w:name="Xc98ff001544a0bc9dfd18dc0f4597d098f74c3c"/>
+    <w:bookmarkStart w:id="49" w:name="Xc98ff001544a0bc9dfd18dc0f4597d098f74c3c"/>
     <w:p>
       <w:pPr>
         <w:pStyle w:val="Ttulo3"/>
@@ -4519,7 +4496,7 @@
       <w:tr>
         <w:tc>
           <w:tcPr/>
-          <w:bookmarkStart w:id="43" w:name="fig-amplitude"/>
+          <w:bookmarkStart w:id="44" w:name="fig-amplitude"/>
           <w:p>
             <w:pPr>
               <w:jc w:val="center"/>
@@ -4543,18 +4520,18 @@
                 <wp:inline>
                   <wp:extent cx="5600700" cy="2520315"/>
                   <wp:effectExtent b="0" l="0" r="0" t="0"/>
-                  <wp:docPr descr="" title="" id="41" name="Picture"/>
+                  <wp:docPr descr="" title="" id="42" name="Picture"/>
                   <a:graphic>
                     <a:graphicData uri="http://schemas.openxmlformats.org/drawingml/2006/picture">
                       <pic:pic>
                         <pic:nvPicPr>
-                          <pic:cNvPr descr="../figs/cap3_fig_amplitude_barras.png" id="42" name="Picture"/>
+                          <pic:cNvPr descr="../figs/cap3_fig_amplitude_barras.png" id="43" name="Picture"/>
                           <pic:cNvPicPr>
                             <a:picLocks noChangeArrowheads="1" noChangeAspect="1"/>
                           </pic:cNvPicPr>
                         </pic:nvPicPr>
                         <pic:blipFill>
-                          <a:blip r:embed="rId40"/>
+                          <a:blip r:embed="rId41"/>
                           <a:stretch>
                             <a:fillRect/>
                           </a:stretch>
@@ -4581,7 +4558,7 @@
               </w:drawing>
             </w:r>
           </w:p>
-          <w:bookmarkEnd w:id="43"/>
+          <w:bookmarkEnd w:id="44"/>
         </w:tc>
       </w:tr>
     </w:tbl>
@@ -4659,7 +4636,7 @@
       <w:tr>
         <w:tc>
           <w:tcPr/>
-          <w:bookmarkStart w:id="47" w:name="fig-concentracao"/>
+          <w:bookmarkStart w:id="48" w:name="fig-concentracao"/>
           <w:p>
             <w:pPr>
               <w:jc w:val="center"/>
@@ -4681,20 +4658,20 @@
             <w:r>
               <w:drawing>
                 <wp:inline>
-                  <wp:extent cx="5600700" cy="2144601"/>
+                  <wp:extent cx="3080385" cy="2177595"/>
                   <wp:effectExtent b="0" l="0" r="0" t="0"/>
-                  <wp:docPr descr="" title="" id="45" name="Picture"/>
+                  <wp:docPr descr="" title="" id="46" name="Picture"/>
                   <a:graphic>
                     <a:graphicData uri="http://schemas.openxmlformats.org/drawingml/2006/picture">
                       <pic:pic>
                         <pic:nvPicPr>
-                          <pic:cNvPr descr="../figs/cap3_fig_concentracao_barras.png" id="46" name="Picture"/>
+                          <pic:cNvPr descr="../figs/cap3_fig_concentracao_barras.png" id="47" name="Picture"/>
                           <pic:cNvPicPr>
                             <a:picLocks noChangeArrowheads="1" noChangeAspect="1"/>
                           </pic:cNvPicPr>
                         </pic:nvPicPr>
                         <pic:blipFill>
-                          <a:blip r:embed="rId44"/>
+                          <a:blip r:embed="rId45"/>
                           <a:stretch>
                             <a:fillRect/>
                           </a:stretch>
@@ -4702,7 +4679,7 @@
                         <pic:spPr bwMode="auto">
                           <a:xfrm>
                             <a:off x="0" y="0"/>
-                            <a:ext cx="5600700" cy="2144601"/>
+                            <a:ext cx="3080385" cy="2177595"/>
                           </a:xfrm>
                           <a:prstGeom prst="rect">
                             <a:avLst/>
@@ -4721,7 +4698,7 @@
               </w:drawing>
             </w:r>
           </w:p>
-          <w:bookmarkEnd w:id="47"/>
+          <w:bookmarkEnd w:id="48"/>
         </w:tc>
       </w:tr>
     </w:tbl>
@@ -4745,8 +4722,8 @@
         <w:t xml:space="preserve">sobre o afunilamento das candidaturas quando se considera a competitividade prévia e concentração de recursos partidários intralista. Há indicativos de que apenas a metade das candidaturas são financiadas por seus partidos de maneira efetiva. Todavia, apenas estes indicadores não sustentam sozinhos a ideia de priorização financeira. A seção seguinte operacionaliza o núcleo partidário priorizado em recursos e valida as seleções realizadas por diferentes critérios.</w:t>
       </w:r>
     </w:p>
-    <w:bookmarkEnd w:id="48"/>
-    <w:bookmarkStart w:id="54" w:name="priorização-financeira-pelo-top-necr"/>
+    <w:bookmarkEnd w:id="49"/>
+    <w:bookmarkStart w:id="55" w:name="priorização-financeira-pelo-top-necr"/>
     <w:p>
       <w:pPr>
         <w:pStyle w:val="Ttulo3"/>
@@ -4849,7 +4826,7 @@
       <w:tr>
         <w:tc>
           <w:tcPr/>
-          <w:bookmarkStart w:id="52" w:name="fig-cap3-03-top-necr"/>
+          <w:bookmarkStart w:id="53" w:name="fig-cap3-03-top-necr"/>
           <w:p>
             <w:pPr>
               <w:jc w:val="center"/>
@@ -4889,18 +4866,18 @@
                 <wp:inline>
                   <wp:extent cx="5600700" cy="1892295"/>
                   <wp:effectExtent b="0" l="0" r="0" t="0"/>
-                  <wp:docPr descr="" title="" id="50" name="Picture"/>
+                  <wp:docPr descr="" title="" id="51" name="Picture"/>
                   <a:graphic>
                     <a:graphicData uri="http://schemas.openxmlformats.org/drawingml/2006/picture">
                       <pic:pic>
                         <pic:nvPicPr>
-                          <pic:cNvPr descr="../figs/cap3_fig_top_necr.png" id="51" name="Picture"/>
+                          <pic:cNvPr descr="../figs/cap3_fig_top_necr.png" id="52" name="Picture"/>
                           <pic:cNvPicPr>
                             <a:picLocks noChangeArrowheads="1" noChangeAspect="1"/>
                           </pic:cNvPicPr>
                         </pic:nvPicPr>
                         <pic:blipFill>
-                          <a:blip r:embed="rId49"/>
+                          <a:blip r:embed="rId50"/>
                           <a:stretch>
                             <a:fillRect/>
                           </a:stretch>
@@ -4927,7 +4904,7 @@
               </w:drawing>
             </w:r>
           </w:p>
-          <w:bookmarkEnd w:id="52"/>
+          <w:bookmarkEnd w:id="53"/>
         </w:tc>
       </w:tr>
     </w:tbl>
@@ -4985,7 +4962,7 @@
       <w:tr>
         <w:tc>
           <w:tcPr/>
-          <w:bookmarkStart w:id="53" w:name="tbl-cap3-01-lift-magnitude"/>
+          <w:bookmarkStart w:id="54" w:name="tbl-cap3-01-lift-magnitude"/>
           <w:p>
             <w:pPr>
               <w:jc w:val="center"/>
@@ -5166,14 +5143,14 @@
               </w:tc>
             </w:tr>
           </w:tbl>
-          <w:bookmarkEnd w:id="53"/>
+          <w:bookmarkEnd w:id="54"/>
           <w:p/>
         </w:tc>
       </w:tr>
     </w:tbl>
-    <w:bookmarkEnd w:id="54"/>
     <w:bookmarkEnd w:id="55"/>
-    <w:bookmarkStart w:id="72" w:name="robustez-da-operacionalização"/>
+    <w:bookmarkEnd w:id="56"/>
+    <w:bookmarkStart w:id="73" w:name="robustez-da-operacionalização"/>
     <w:p>
       <w:pPr>
         <w:pStyle w:val="Ttulo2"/>
@@ -5182,7 +5159,7 @@
         <w:t xml:space="preserve">3.5 Robustez da operacionalização</w:t>
       </w:r>
     </w:p>
-    <w:bookmarkStart w:id="61" w:name="X6e76b9f960f9830fb01c551e1e835dd0b730392"/>
+    <w:bookmarkStart w:id="62" w:name="X6e76b9f960f9830fb01c551e1e835dd0b730392"/>
     <w:p>
       <w:pPr>
         <w:pStyle w:val="Ttulo3"/>
@@ -5269,7 +5246,7 @@
       <w:tr>
         <w:tc>
           <w:tcPr/>
-          <w:bookmarkStart w:id="59" w:name="fig-cap3-03-top-necr-eleicao"/>
+          <w:bookmarkStart w:id="60" w:name="fig-cap3-03-top-necr-eleicao"/>
           <w:p>
             <w:pPr>
               <w:jc w:val="center"/>
@@ -5309,18 +5286,18 @@
                 <wp:inline>
                   <wp:extent cx="5600700" cy="1892295"/>
                   <wp:effectExtent b="0" l="0" r="0" t="0"/>
-                  <wp:docPr descr="" title="" id="57" name="Picture"/>
+                  <wp:docPr descr="" title="" id="58" name="Picture"/>
                   <a:graphic>
                     <a:graphicData uri="http://schemas.openxmlformats.org/drawingml/2006/picture">
                       <pic:pic>
                         <pic:nvPicPr>
-                          <pic:cNvPr descr="../figs/cap3_fig_top_necr_eleicao.png" id="58" name="Picture"/>
+                          <pic:cNvPr descr="../figs/cap3_fig_top_necr_eleicao.png" id="59" name="Picture"/>
                           <pic:cNvPicPr>
                             <a:picLocks noChangeArrowheads="1" noChangeAspect="1"/>
                           </pic:cNvPicPr>
                         </pic:nvPicPr>
                         <pic:blipFill>
-                          <a:blip r:embed="rId56"/>
+                          <a:blip r:embed="rId57"/>
                           <a:stretch>
                             <a:fillRect/>
                           </a:stretch>
@@ -5347,7 +5324,7 @@
               </w:drawing>
             </w:r>
           </w:p>
-          <w:bookmarkEnd w:id="59"/>
+          <w:bookmarkEnd w:id="60"/>
         </w:tc>
       </w:tr>
     </w:tbl>
@@ -5405,7 +5382,7 @@
       <w:tr>
         <w:tc>
           <w:tcPr/>
-          <w:bookmarkStart w:id="60" w:name="tbl-cap3-02-lift-magnitude-eleicao"/>
+          <w:bookmarkStart w:id="61" w:name="tbl-cap3-02-lift-magnitude-eleicao"/>
           <w:p>
             <w:pPr>
               <w:jc w:val="center"/>
@@ -5586,13 +5563,13 @@
               </w:tc>
             </w:tr>
           </w:tbl>
-          <w:bookmarkEnd w:id="60"/>
+          <w:bookmarkEnd w:id="61"/>
           <w:p/>
         </w:tc>
       </w:tr>
     </w:tbl>
-    <w:bookmarkEnd w:id="61"/>
-    <w:bookmarkStart w:id="71" w:name="sensibilidade-ao-limiar-top-x"/>
+    <w:bookmarkEnd w:id="62"/>
+    <w:bookmarkStart w:id="72" w:name="sensibilidade-ao-limiar-top-x"/>
     <w:p>
       <w:pPr>
         <w:pStyle w:val="Ttulo3"/>
@@ -5629,7 +5606,7 @@
       <w:pPr>
         <w:pStyle w:val="Corpodetexto"/>
       </w:pPr>
-      <w:bookmarkStart w:id="62" w:name="eq-ktopx"/>
+      <w:bookmarkStart w:id="63" w:name="eq-ktopx"/>
       <m:oMathPara>
         <m:oMathParaPr>
           <m:jc m:val="center"/>
@@ -5977,7 +5954,7 @@
           </m:d>
         </m:oMath>
       </m:oMathPara>
-      <w:bookmarkEnd w:id="62"/>
+      <w:bookmarkEnd w:id="63"/>
     </w:p>
     <w:p>
       <w:pPr>
@@ -6072,7 +6049,7 @@
         <w:t xml:space="preserve"> </w:t>
       </w:r>
       <w:r>
-        <w:t xml:space="preserve">normaliza essa variação pelo valor de referência de cada lista e permanece acima de um em todos os limiares. Mesmo no Top-95%, o corte mais permissivo calculado, ele é 1,55 em 2018 e 1,37 em 2022.</w:t>
+        <w:t xml:space="preserve">normaliza essa variação pela referência aleatórica calculada para cada lista e permanece acima de um em todos os limiares. Mesmo no Top-95%, o corte mais permissivo calculado, ele é 1,55 em 2018 e 1,37 em 2022.</w:t>
       </w:r>
     </w:p>
     <w:p>
@@ -6096,7 +6073,7 @@
       <w:tr>
         <w:tc>
           <w:tcPr/>
-          <w:bookmarkStart w:id="66" w:name="fig-cap3-04-topx-competitividade"/>
+          <w:bookmarkStart w:id="67" w:name="fig-cap3-04-topx-competitividade"/>
           <w:p>
             <w:pPr>
               <w:jc w:val="center"/>
@@ -6136,18 +6113,18 @@
                 <wp:inline>
                   <wp:extent cx="5600700" cy="3459255"/>
                   <wp:effectExtent b="0" l="0" r="0" t="0"/>
-                  <wp:docPr descr="" title="" id="64" name="Picture"/>
+                  <wp:docPr descr="" title="" id="65" name="Picture"/>
                   <a:graphic>
                     <a:graphicData uri="http://schemas.openxmlformats.org/drawingml/2006/picture">
                       <pic:pic>
                         <pic:nvPicPr>
-                          <pic:cNvPr descr="../figs/cap3_fig_topx_competitividade.png" id="65" name="Picture"/>
+                          <pic:cNvPr descr="../figs/cap3_fig_topx_competitividade.png" id="66" name="Picture"/>
                           <pic:cNvPicPr>
                             <a:picLocks noChangeArrowheads="1" noChangeAspect="1"/>
                           </pic:cNvPicPr>
                         </pic:nvPicPr>
                         <pic:blipFill>
-                          <a:blip r:embed="rId63"/>
+                          <a:blip r:embed="rId64"/>
                           <a:stretch>
                             <a:fillRect/>
                           </a:stretch>
@@ -6174,7 +6151,7 @@
               </w:drawing>
             </w:r>
           </w:p>
-          <w:bookmarkEnd w:id="66"/>
+          <w:bookmarkEnd w:id="67"/>
         </w:tc>
       </w:tr>
     </w:tbl>
@@ -6232,7 +6209,7 @@
       <w:tr>
         <w:tc>
           <w:tcPr/>
-          <w:bookmarkStart w:id="70" w:name="fig-cap3-05-topx-eleicao"/>
+          <w:bookmarkStart w:id="71" w:name="fig-cap3-05-topx-eleicao"/>
           <w:p>
             <w:pPr>
               <w:jc w:val="center"/>
@@ -6272,18 +6249,18 @@
                 <wp:inline>
                   <wp:extent cx="5600700" cy="3459255"/>
                   <wp:effectExtent b="0" l="0" r="0" t="0"/>
-                  <wp:docPr descr="" title="" id="68" name="Picture"/>
+                  <wp:docPr descr="" title="" id="69" name="Picture"/>
                   <a:graphic>
                     <a:graphicData uri="http://schemas.openxmlformats.org/drawingml/2006/picture">
                       <pic:pic>
                         <pic:nvPicPr>
-                          <pic:cNvPr descr="../figs/cap3_fig_topx_eleicao.png" id="69" name="Picture"/>
+                          <pic:cNvPr descr="../figs/cap3_fig_topx_eleicao.png" id="70" name="Picture"/>
                           <pic:cNvPicPr>
                             <a:picLocks noChangeArrowheads="1" noChangeAspect="1"/>
                           </pic:cNvPicPr>
                         </pic:nvPicPr>
                         <pic:blipFill>
-                          <a:blip r:embed="rId67"/>
+                          <a:blip r:embed="rId68"/>
                           <a:stretch>
                             <a:fillRect/>
                           </a:stretch>
@@ -6310,13 +6287,13 @@
               </w:drawing>
             </w:r>
           </w:p>
-          <w:bookmarkEnd w:id="70"/>
+          <w:bookmarkEnd w:id="71"/>
         </w:tc>
       </w:tr>
     </w:tbl>
-    <w:bookmarkEnd w:id="71"/>
     <w:bookmarkEnd w:id="72"/>
-    <w:bookmarkStart w:id="77" w:name="sec-premio-credenciais"/>
+    <w:bookmarkEnd w:id="73"/>
+    <w:bookmarkStart w:id="78" w:name="sec-premio-credenciais"/>
     <w:p>
       <w:pPr>
         <w:pStyle w:val="Ttulo2"/>
@@ -6473,7 +6450,7 @@
       <w:tr>
         <w:tc>
           <w:tcPr/>
-          <w:bookmarkStart w:id="76" w:name="fig-reg-frac"/>
+          <w:bookmarkStart w:id="77" w:name="fig-reg-frac"/>
           <w:p>
             <w:pPr>
               <w:jc w:val="center"/>
@@ -6503,18 +6480,18 @@
                 <wp:inline>
                   <wp:extent cx="5600700" cy="4231640"/>
                   <wp:effectExtent b="0" l="0" r="0" t="0"/>
-                  <wp:docPr descr="" title="" id="74" name="Picture"/>
+                  <wp:docPr descr="" title="" id="75" name="Picture"/>
                   <a:graphic>
                     <a:graphicData uri="http://schemas.openxmlformats.org/drawingml/2006/picture">
                       <pic:pic>
                         <pic:nvPicPr>
-                          <pic:cNvPr descr="../figs/cap3_regressao_fracionaria.png" id="75" name="Picture"/>
+                          <pic:cNvPr descr="../figs/cap3_regressao_fracionaria.png" id="76" name="Picture"/>
                           <pic:cNvPicPr>
                             <a:picLocks noChangeArrowheads="1" noChangeAspect="1"/>
                           </pic:cNvPicPr>
                         </pic:nvPicPr>
                         <pic:blipFill>
-                          <a:blip r:embed="rId73"/>
+                          <a:blip r:embed="rId74"/>
                           <a:stretch>
                             <a:fillRect/>
                           </a:stretch>
@@ -6541,7 +6518,7 @@
               </w:drawing>
             </w:r>
           </w:p>
-          <w:bookmarkEnd w:id="76"/>
+          <w:bookmarkEnd w:id="77"/>
         </w:tc>
       </w:tr>
     </w:tbl>
@@ -6553,8 +6530,8 @@
         <w:t xml:space="preserve">Estes resultados são consistentes com os achados do Top-NECr: a mesma vitória eleitoral prévia que aumenta a chance de uma candidatura pertencer ao núcleo priorizado também aumenta, em média, a fatia de recursos que ela recebe dentro da lista. A atenuação de alguns efeitos entre 2018 e 2022 acompanha o próprio crescimento do NECr médio nas listas discutido a seguir: com um núcleo priorizado maior e mais candidaturas recebendo alguma fração dos recursos, cada credencial isolada carrega um prêmio marginal menor sobre a fatia individual, ainda que a priorização como um todo se mantenha.</w:t>
       </w:r>
     </w:p>
-    <w:bookmarkEnd w:id="77"/>
-    <w:bookmarkStart w:id="78" w:name="sec-discussao-cap3"/>
+    <w:bookmarkEnd w:id="78"/>
+    <w:bookmarkStart w:id="79" w:name="sec-discussao-cap3"/>
     <w:p>
       <w:pPr>
         <w:pStyle w:val="Ttulo2"/>
@@ -6718,9 +6695,9 @@
         <w:t xml:space="preserve">Estas são evidências de que o partido prioriza candidaturas eleitoralmente relevantes com seus recursos e o aspecto mais importante a ser destacado é que isso pode ser observado mesmo antes da votação ocorrer. Este capítulo focou justamente na observação desta priorização, mas não revela mais do que isso. Para verificar estritamente a intencionalidade dos partidos, seria necessário um desenho quase experimental. Com os dados observacionais, entretanto, pode-se chegar ainda mais próximo da verificação desta intenção, ainda que não a identificando causalmente. Este será o foco do próximo capítulo, que verifica a construção deste núcleo de candidaturas priorizadas financeiramente ao longo do período da campanha pela análise dos registros datados de transferências entre partidos e candidatos.</w:t>
       </w:r>
     </w:p>
-    <w:bookmarkEnd w:id="78"/>
     <w:bookmarkEnd w:id="79"/>
-    <w:bookmarkStart w:id="100" w:name="Xb0ff3cdef3827d07830d1160b4986a9a425691a"/>
+    <w:bookmarkEnd w:id="80"/>
+    <w:bookmarkStart w:id="101" w:name="Xb0ff3cdef3827d07830d1160b4986a9a425691a"/>
     <w:p>
       <w:pPr>
         <w:pStyle w:val="Ttulo1"/>
@@ -6873,7 +6850,7 @@
       <w:tr>
         <w:tc>
           <w:tcPr/>
-          <w:bookmarkStart w:id="83" w:name="fig-semana-campanha"/>
+          <w:bookmarkStart w:id="84" w:name="fig-semana-campanha"/>
           <w:p>
             <w:pPr>
               <w:jc w:val="center"/>
@@ -6897,18 +6874,18 @@
                 <wp:inline>
                   <wp:extent cx="5600700" cy="3030967"/>
                   <wp:effectExtent b="0" l="0" r="0" t="0"/>
-                  <wp:docPr descr="" title="" id="81" name="Picture"/>
+                  <wp:docPr descr="" title="" id="82" name="Picture"/>
                   <a:graphic>
                     <a:graphicData uri="http://schemas.openxmlformats.org/drawingml/2006/picture">
                       <pic:pic>
                         <pic:nvPicPr>
-                          <pic:cNvPr descr="../figs/cap4_fluxo_cumulativo_prop.png" id="82" name="Picture"/>
+                          <pic:cNvPr descr="../figs/cap4_fluxo_cumulativo_prop.png" id="83" name="Picture"/>
                           <pic:cNvPicPr>
                             <a:picLocks noChangeArrowheads="1" noChangeAspect="1"/>
                           </pic:cNvPicPr>
                         </pic:nvPicPr>
                         <pic:blipFill>
-                          <a:blip r:embed="rId80"/>
+                          <a:blip r:embed="rId81"/>
                           <a:stretch>
                             <a:fillRect/>
                           </a:stretch>
@@ -6935,7 +6912,7 @@
               </w:drawing>
             </w:r>
           </w:p>
-          <w:bookmarkEnd w:id="83"/>
+          <w:bookmarkEnd w:id="84"/>
         </w:tc>
       </w:tr>
     </w:tbl>
@@ -6985,7 +6962,7 @@
       <w:tr>
         <w:tc>
           <w:tcPr/>
-          <w:bookmarkStart w:id="87" w:name="fig-semana-abs"/>
+          <w:bookmarkStart w:id="88" w:name="fig-semana-abs"/>
           <w:p>
             <w:pPr>
               <w:jc w:val="center"/>
@@ -7009,18 +6986,18 @@
                 <wp:inline>
                   <wp:extent cx="5600700" cy="3030967"/>
                   <wp:effectExtent b="0" l="0" r="0" t="0"/>
-                  <wp:docPr descr="" title="" id="85" name="Picture"/>
+                  <wp:docPr descr="" title="" id="86" name="Picture"/>
                   <a:graphic>
                     <a:graphicData uri="http://schemas.openxmlformats.org/drawingml/2006/picture">
                       <pic:pic>
                         <pic:nvPicPr>
-                          <pic:cNvPr descr="../figs/cap4_fluxo_cumulativo_abs.png" id="86" name="Picture"/>
+                          <pic:cNvPr descr="../figs/cap4_fluxo_cumulativo_abs.png" id="87" name="Picture"/>
                           <pic:cNvPicPr>
                             <a:picLocks noChangeArrowheads="1" noChangeAspect="1"/>
                           </pic:cNvPicPr>
                         </pic:nvPicPr>
                         <pic:blipFill>
-                          <a:blip r:embed="rId84"/>
+                          <a:blip r:embed="rId85"/>
                           <a:stretch>
                             <a:fillRect/>
                           </a:stretch>
@@ -7047,7 +7024,7 @@
               </w:drawing>
             </w:r>
           </w:p>
-          <w:bookmarkEnd w:id="87"/>
+          <w:bookmarkEnd w:id="88"/>
         </w:tc>
       </w:tr>
     </w:tbl>
@@ -7132,13 +7109,13 @@
         <w:t xml:space="preserve">também maior, nas duas eleições analisadas.</w:t>
       </w:r>
     </w:p>
-    <w:bookmarkStart w:id="96" w:name="Xcd3a4c171c1b3f7854da6821424a17ad2ae7cce"/>
+    <w:bookmarkStart w:id="97" w:name="X48c2094f377c8cdea7f95faeb29bacab7de370d"/>
     <w:p>
       <w:pPr>
         <w:pStyle w:val="Ttulo2"/>
       </w:pPr>
       <w:r>
-        <w:t xml:space="preserve">4.1 O timing do evento do repasses: Kaplan-Meier</w:t>
+        <w:t xml:space="preserve">4.1 O timing do evento do repasse: Kaplan-Meier</w:t>
       </w:r>
     </w:p>
     <w:p>
@@ -7224,7 +7201,7 @@
       <w:tr>
         <w:tc>
           <w:tcPr/>
-          <w:bookmarkStart w:id="91" w:name="fig-km-cs"/>
+          <w:bookmarkStart w:id="92" w:name="fig-km-cs"/>
           <w:p>
             <w:pPr>
               <w:jc w:val="center"/>
@@ -7248,18 +7225,18 @@
                 <wp:inline>
                   <wp:extent cx="5600700" cy="2899185"/>
                   <wp:effectExtent b="0" l="0" r="0" t="0"/>
-                  <wp:docPr descr="" title="" id="89" name="Picture"/>
+                  <wp:docPr descr="" title="" id="90" name="Picture"/>
                   <a:graphic>
                     <a:graphicData uri="http://schemas.openxmlformats.org/drawingml/2006/picture">
                       <pic:pic>
                         <pic:nvPicPr>
-                          <pic:cNvPr descr="../figs/cap4_survival_km_primeiro.png" id="90" name="Picture"/>
+                          <pic:cNvPr descr="../figs/cap4_survival_km_primeiro.png" id="91" name="Picture"/>
                           <pic:cNvPicPr>
                             <a:picLocks noChangeArrowheads="1" noChangeAspect="1"/>
                           </pic:cNvPicPr>
                         </pic:nvPicPr>
                         <pic:blipFill>
-                          <a:blip r:embed="rId88"/>
+                          <a:blip r:embed="rId89"/>
                           <a:stretch>
                             <a:fillRect/>
                           </a:stretch>
@@ -7286,7 +7263,7 @@
               </w:drawing>
             </w:r>
           </w:p>
-          <w:bookmarkEnd w:id="91"/>
+          <w:bookmarkEnd w:id="92"/>
         </w:tc>
       </w:tr>
     </w:tbl>
@@ -7311,7 +7288,7 @@
       <w:tr>
         <w:tc>
           <w:tcPr/>
-          <w:bookmarkStart w:id="95" w:name="fig-km-maior-cs"/>
+          <w:bookmarkStart w:id="96" w:name="fig-km-maior-cs"/>
           <w:p>
             <w:pPr>
               <w:jc w:val="center"/>
@@ -7335,18 +7312,18 @@
                 <wp:inline>
                   <wp:extent cx="5600700" cy="2899185"/>
                   <wp:effectExtent b="0" l="0" r="0" t="0"/>
-                  <wp:docPr descr="" title="" id="93" name="Picture"/>
+                  <wp:docPr descr="" title="" id="94" name="Picture"/>
                   <a:graphic>
                     <a:graphicData uri="http://schemas.openxmlformats.org/drawingml/2006/picture">
                       <pic:pic>
                         <pic:nvPicPr>
-                          <pic:cNvPr descr="../figs/cap4_survival_km_maior.png" id="94" name="Picture"/>
+                          <pic:cNvPr descr="../figs/cap4_survival_km_maior.png" id="95" name="Picture"/>
                           <pic:cNvPicPr>
                             <a:picLocks noChangeArrowheads="1" noChangeAspect="1"/>
                           </pic:cNvPicPr>
                         </pic:nvPicPr>
                         <pic:blipFill>
-                          <a:blip r:embed="rId92"/>
+                          <a:blip r:embed="rId93"/>
                           <a:stretch>
                             <a:fillRect/>
                           </a:stretch>
@@ -7373,12 +7350,12 @@
               </w:drawing>
             </w:r>
           </w:p>
-          <w:bookmarkEnd w:id="95"/>
+          <w:bookmarkEnd w:id="96"/>
         </w:tc>
       </w:tr>
     </w:tbl>
-    <w:bookmarkEnd w:id="96"/>
-    <w:bookmarkStart w:id="98" w:name="X1bf88997fe28a27ec1f2d34d5218a77fef3b7eb"/>
+    <w:bookmarkEnd w:id="97"/>
+    <w:bookmarkStart w:id="99" w:name="X1bf88997fe28a27ec1f2d34d5218a77fef3b7eb"/>
     <w:p>
       <w:pPr>
         <w:pStyle w:val="Ttulo2"/>
@@ -7480,7 +7457,7 @@
       <w:tr>
         <w:tc>
           <w:tcPr/>
-          <w:bookmarkStart w:id="97" w:name="tbl-cox"/>
+          <w:bookmarkStart w:id="98" w:name="tbl-cox"/>
           <w:p>
             <w:pPr>
               <w:jc w:val="center"/>
@@ -8316,13 +8293,13 @@
               </w:tc>
             </w:tr>
           </w:tbl>
-          <w:bookmarkEnd w:id="97"/>
+          <w:bookmarkEnd w:id="98"/>
           <w:p/>
         </w:tc>
       </w:tr>
     </w:tbl>
-    <w:bookmarkEnd w:id="98"/>
-    <w:bookmarkStart w:id="99" w:name="discussão-dos-resultados"/>
+    <w:bookmarkEnd w:id="99"/>
+    <w:bookmarkStart w:id="100" w:name="discussão-dos-resultados"/>
     <w:p>
       <w:pPr>
         <w:pStyle w:val="Ttulo2"/>
@@ -8331,9 +8308,9 @@
         <w:t xml:space="preserve">4.3 Discussão dos resultados</w:t>
       </w:r>
     </w:p>
-    <w:bookmarkEnd w:id="99"/>
     <w:bookmarkEnd w:id="100"/>
-    <w:bookmarkStart w:id="183" w:name="bibliography"/>
+    <w:bookmarkEnd w:id="101"/>
+    <w:bookmarkStart w:id="184" w:name="bibliography"/>
     <w:p>
       <w:pPr>
         <w:pStyle w:val="Ttulo1"/>
@@ -8342,8 +8319,8 @@
         <w:t xml:space="preserve">Referências</w:t>
       </w:r>
     </w:p>
-    <w:bookmarkStart w:id="182" w:name="refs"/>
-    <w:bookmarkStart w:id="101" w:name="ref-aldrich2011"/>
+    <w:bookmarkStart w:id="183" w:name="refs"/>
+    <w:bookmarkStart w:id="102" w:name="ref-aldrich2011"/>
     <w:p>
       <w:pPr>
         <w:pStyle w:val="Bibliografia"/>
@@ -8365,8 +8342,8 @@
         <w:t xml:space="preserve">. Chicago: University of Chicago Press, 2011.</w:t>
       </w:r>
     </w:p>
-    <w:bookmarkEnd w:id="101"/>
-    <w:bookmarkStart w:id="103" w:name="ref-ames1995"/>
+    <w:bookmarkEnd w:id="102"/>
+    <w:bookmarkStart w:id="104" w:name="ref-ames1995"/>
     <w:p>
       <w:pPr>
         <w:pStyle w:val="Bibliografia"/>
@@ -8377,7 +8354,7 @@
       <w:r>
         <w:t xml:space="preserve"> </w:t>
       </w:r>
-      <w:hyperlink r:id="rId102">
+      <w:hyperlink r:id="rId103">
         <w:r>
           <w:rPr>
             <w:rStyle w:val="Hyperlink"/>
@@ -8402,8 +8379,8 @@
         <w:t xml:space="preserve">, v. 39, n. 2, p. 406–433, 1995.</w:t>
       </w:r>
     </w:p>
-    <w:bookmarkEnd w:id="103"/>
-    <w:bookmarkStart w:id="104" w:name="ref-ames2001"/>
+    <w:bookmarkEnd w:id="104"/>
+    <w:bookmarkStart w:id="105" w:name="ref-ames2001"/>
     <w:p>
       <w:pPr>
         <w:pStyle w:val="Bibliografia"/>
@@ -8438,8 +8415,8 @@
         <w:t xml:space="preserve">: University of Michigan Press, 2001.</w:t>
       </w:r>
     </w:p>
-    <w:bookmarkEnd w:id="104"/>
-    <w:bookmarkStart w:id="106" w:name="ref-andreetal2015"/>
+    <w:bookmarkEnd w:id="105"/>
+    <w:bookmarkStart w:id="107" w:name="ref-andreetal2015"/>
     <w:p>
       <w:pPr>
         <w:pStyle w:val="Bibliografia"/>
@@ -8460,7 +8437,7 @@
       <w:r>
         <w:t xml:space="preserve"> </w:t>
       </w:r>
-      <w:hyperlink r:id="rId105">
+      <w:hyperlink r:id="rId106">
         <w:r>
           <w:rPr>
             <w:rStyle w:val="Hyperlink"/>
@@ -8482,8 +8459,8 @@
         <w:t xml:space="preserve">, v. 23, n. 5, p. 589–600, 2017.</w:t>
       </w:r>
     </w:p>
-    <w:bookmarkEnd w:id="106"/>
-    <w:bookmarkStart w:id="107" w:name="ref-avelino_barone2012"/>
+    <w:bookmarkEnd w:id="107"/>
+    <w:bookmarkStart w:id="108" w:name="ref-avelino_barone2012"/>
     <w:p>
       <w:pPr>
         <w:pStyle w:val="Bibliografia"/>
@@ -8520,8 +8497,8 @@
         <w:t xml:space="preserve">, v. 55, n. 4, p. 987–1013, 2012.</w:t>
       </w:r>
     </w:p>
-    <w:bookmarkEnd w:id="107"/>
-    <w:bookmarkStart w:id="109" w:name="ref-avelinobidermansilva2011"/>
+    <w:bookmarkEnd w:id="108"/>
+    <w:bookmarkStart w:id="110" w:name="ref-avelinobidermansilva2011"/>
     <w:p>
       <w:pPr>
         <w:pStyle w:val="Bibliografia"/>
@@ -8532,7 +8509,7 @@
       <w:r>
         <w:t xml:space="preserve"> </w:t>
       </w:r>
-      <w:hyperlink r:id="rId108">
+      <w:hyperlink r:id="rId109">
         <w:r>
           <w:rPr>
             <w:rStyle w:val="Hyperlink"/>
@@ -8557,8 +8534,8 @@
         <w:t xml:space="preserve">, v. 54, n. 2, 2011.</w:t>
       </w:r>
     </w:p>
-    <w:bookmarkEnd w:id="109"/>
-    <w:bookmarkStart w:id="111" w:name="ref-braga_amaral_2013_implicacoes"/>
+    <w:bookmarkEnd w:id="110"/>
+    <w:bookmarkStart w:id="112" w:name="ref-braga_amaral_2013_implicacoes"/>
     <w:p>
       <w:pPr>
         <w:pStyle w:val="Bibliografia"/>
@@ -8569,7 +8546,7 @@
       <w:r>
         <w:t xml:space="preserve"> </w:t>
       </w:r>
-      <w:hyperlink r:id="rId110">
+      <w:hyperlink r:id="rId111">
         <w:r>
           <w:rPr>
             <w:rStyle w:val="Hyperlink"/>
@@ -8594,8 +8571,8 @@
         <w:t xml:space="preserve">, v. 21, n. 46, p. 33–43, 2013.</w:t>
       </w:r>
     </w:p>
-    <w:bookmarkEnd w:id="111"/>
-    <w:bookmarkStart w:id="113" w:name="ref-careyshugart1995"/>
+    <w:bookmarkEnd w:id="112"/>
+    <w:bookmarkStart w:id="114" w:name="ref-careyshugart1995"/>
     <w:p>
       <w:pPr>
         <w:pStyle w:val="Bibliografia"/>
@@ -8606,7 +8583,7 @@
       <w:r>
         <w:t xml:space="preserve"> </w:t>
       </w:r>
-      <w:hyperlink r:id="rId112">
+      <w:hyperlink r:id="rId113">
         <w:r>
           <w:rPr>
             <w:rStyle w:val="Hyperlink"/>
@@ -8631,8 +8608,8 @@
         <w:t xml:space="preserve">, v. 14, n. 4, p. 417–439, 1995.</w:t>
       </w:r>
     </w:p>
-    <w:bookmarkEnd w:id="113"/>
-    <w:bookmarkStart w:id="115" w:name="ref-chang2005"/>
+    <w:bookmarkEnd w:id="114"/>
+    <w:bookmarkStart w:id="116" w:name="ref-chang2005"/>
     <w:p>
       <w:pPr>
         <w:pStyle w:val="Bibliografia"/>
@@ -8643,7 +8620,7 @@
       <w:r>
         <w:t xml:space="preserve"> </w:t>
       </w:r>
-      <w:hyperlink r:id="rId114">
+      <w:hyperlink r:id="rId115">
         <w:r>
           <w:rPr>
             <w:rStyle w:val="Hyperlink"/>
@@ -8668,8 +8645,8 @@
         <w:t xml:space="preserve">, v. 67, n. 3, p. 716–730, 2005.</w:t>
       </w:r>
     </w:p>
-    <w:bookmarkEnd w:id="115"/>
-    <w:bookmarkStart w:id="116" w:name="ref-cheibub_junqueira_moreira_2024"/>
+    <w:bookmarkEnd w:id="116"/>
+    <w:bookmarkStart w:id="117" w:name="ref-cheibub_junqueira_moreira_2024"/>
     <w:p>
       <w:pPr>
         <w:pStyle w:val="Bibliografia"/>
@@ -8719,8 +8696,8 @@
         <w:t xml:space="preserve">. 2024.</w:t>
       </w:r>
     </w:p>
-    <w:bookmarkEnd w:id="116"/>
-    <w:bookmarkStart w:id="118" w:name="ref-cheibubsin2020"/>
+    <w:bookmarkEnd w:id="117"/>
+    <w:bookmarkStart w:id="119" w:name="ref-cheibubsin2020"/>
     <w:p>
       <w:pPr>
         <w:pStyle w:val="Bibliografia"/>
@@ -8731,7 +8708,7 @@
       <w:r>
         <w:t xml:space="preserve"> </w:t>
       </w:r>
-      <w:hyperlink r:id="rId117">
+      <w:hyperlink r:id="rId118">
         <w:r>
           <w:rPr>
             <w:rStyle w:val="Hyperlink"/>
@@ -8780,8 +8757,8 @@
         <w:t xml:space="preserve">, v. 32, n. 1, p. 70–95, 2020.</w:t>
       </w:r>
     </w:p>
-    <w:bookmarkEnd w:id="118"/>
-    <w:bookmarkStart w:id="119" w:name="ref-cox1972"/>
+    <w:bookmarkEnd w:id="119"/>
+    <w:bookmarkStart w:id="120" w:name="ref-cox1972"/>
     <w:p>
       <w:pPr>
         <w:pStyle w:val="Bibliografia"/>
@@ -8803,8 +8780,8 @@
         <w:t xml:space="preserve">, v. 34, n. 2, p. 187–220, 1972.</w:t>
       </w:r>
     </w:p>
-    <w:bookmarkEnd w:id="119"/>
-    <w:bookmarkStart w:id="120" w:name="ref-cox1997"/>
+    <w:bookmarkEnd w:id="120"/>
+    <w:bookmarkStart w:id="121" w:name="ref-cox1997"/>
     <w:p>
       <w:pPr>
         <w:pStyle w:val="Bibliografia"/>
@@ -8826,8 +8803,8 @@
         <w:t xml:space="preserve">. Cambridge: Cambridge University Press, 1997.</w:t>
       </w:r>
     </w:p>
-    <w:bookmarkEnd w:id="120"/>
-    <w:bookmarkStart w:id="122" w:name="ref-cox_mccubbins_2005_setting"/>
+    <w:bookmarkEnd w:id="121"/>
+    <w:bookmarkStart w:id="123" w:name="ref-cox_mccubbins_2005_setting"/>
     <w:p>
       <w:pPr>
         <w:pStyle w:val="Bibliografia"/>
@@ -8838,7 +8815,7 @@
       <w:r>
         <w:t xml:space="preserve"> </w:t>
       </w:r>
-      <w:hyperlink r:id="rId121">
+      <w:hyperlink r:id="rId122">
         <w:r>
           <w:rPr>
             <w:rStyle w:val="Hyperlink"/>
@@ -8852,8 +8829,8 @@
         <w:t xml:space="preserve">. Cambridge: Cambridge University Press, 2005. p. 352</w:t>
       </w:r>
     </w:p>
-    <w:bookmarkEnd w:id="122"/>
-    <w:bookmarkStart w:id="124" w:name="ref-cox_thies_1998_cost"/>
+    <w:bookmarkEnd w:id="123"/>
+    <w:bookmarkStart w:id="125" w:name="ref-cox_thies_1998_cost"/>
     <w:p>
       <w:pPr>
         <w:pStyle w:val="Bibliografia"/>
@@ -8864,7 +8841,7 @@
       <w:r>
         <w:t xml:space="preserve"> </w:t>
       </w:r>
-      <w:hyperlink r:id="rId123">
+      <w:hyperlink r:id="rId124">
         <w:r>
           <w:rPr>
             <w:rStyle w:val="Hyperlink"/>
@@ -8889,8 +8866,8 @@
         <w:t xml:space="preserve">, v. 31, n. 3, p. 267–291, 1998.</w:t>
       </w:r>
     </w:p>
-    <w:bookmarkEnd w:id="124"/>
-    <w:bookmarkStart w:id="126" w:name="ref-crispetal2013"/>
+    <w:bookmarkEnd w:id="125"/>
+    <w:bookmarkStart w:id="127" w:name="ref-crispetal2013"/>
     <w:p>
       <w:pPr>
         <w:pStyle w:val="Bibliografia"/>
@@ -8911,7 +8888,7 @@
       <w:r>
         <w:t xml:space="preserve"> </w:t>
       </w:r>
-      <w:hyperlink r:id="rId125">
+      <w:hyperlink r:id="rId126">
         <w:r>
           <w:rPr>
             <w:rStyle w:val="Hyperlink"/>
@@ -8936,8 +8913,8 @@
         <w:t xml:space="preserve">, v. 32, n. 4, p. 658–669, 2013.</w:t>
       </w:r>
     </w:p>
-    <w:bookmarkEnd w:id="126"/>
-    <w:bookmarkStart w:id="128" w:name="ref-desposato_2006_impact"/>
+    <w:bookmarkEnd w:id="127"/>
+    <w:bookmarkStart w:id="129" w:name="ref-desposato_2006_impact"/>
     <w:p>
       <w:pPr>
         <w:pStyle w:val="Bibliografia"/>
@@ -8948,7 +8925,7 @@
       <w:r>
         <w:t xml:space="preserve"> </w:t>
       </w:r>
-      <w:hyperlink r:id="rId127">
+      <w:hyperlink r:id="rId128">
         <w:r>
           <w:rPr>
             <w:rStyle w:val="Hyperlink"/>
@@ -8973,8 +8950,8 @@
         <w:t xml:space="preserve">, v. 68, n. 4, p. 1018–1030, 2006.</w:t>
       </w:r>
     </w:p>
-    <w:bookmarkEnd w:id="128"/>
-    <w:bookmarkStart w:id="130" w:name="ref-ferree2014"/>
+    <w:bookmarkEnd w:id="129"/>
+    <w:bookmarkStart w:id="131" w:name="ref-ferree2014"/>
     <w:p>
       <w:pPr>
         <w:pStyle w:val="Bibliografia"/>
@@ -8985,7 +8962,7 @@
       <w:r>
         <w:t xml:space="preserve"> </w:t>
       </w:r>
-      <w:hyperlink r:id="rId129">
+      <w:hyperlink r:id="rId130">
         <w:r>
           <w:rPr>
             <w:rStyle w:val="Hyperlink"/>
@@ -9010,8 +8987,8 @@
         <w:t xml:space="preserve">, v. 17, p. 421–439, 2014.</w:t>
       </w:r>
     </w:p>
-    <w:bookmarkEnd w:id="130"/>
-    <w:bookmarkStart w:id="132" w:name="ref-figueiredo_limongi_2002_incentivos"/>
+    <w:bookmarkEnd w:id="131"/>
+    <w:bookmarkStart w:id="133" w:name="ref-figueiredo_limongi_2002_incentivos"/>
     <w:p>
       <w:pPr>
         <w:pStyle w:val="Bibliografia"/>
@@ -9022,7 +8999,7 @@
       <w:r>
         <w:t xml:space="preserve"> </w:t>
       </w:r>
-      <w:hyperlink r:id="rId131">
+      <w:hyperlink r:id="rId132">
         <w:r>
           <w:rPr>
             <w:rStyle w:val="Hyperlink"/>
@@ -9047,8 +9024,8 @@
         <w:t xml:space="preserve">, v. 45, n. 2, p. 303–344, 2002.</w:t>
       </w:r>
     </w:p>
-    <w:bookmarkEnd w:id="132"/>
-    <w:bookmarkStart w:id="133" w:name="ref-figueiredolimongi1999"/>
+    <w:bookmarkEnd w:id="133"/>
+    <w:bookmarkStart w:id="134" w:name="ref-figueiredolimongi1999"/>
     <w:p>
       <w:pPr>
         <w:pStyle w:val="Bibliografia"/>
@@ -9083,8 +9060,8 @@
         <w:t xml:space="preserve">: Editora FGV, 1999.</w:t>
       </w:r>
     </w:p>
-    <w:bookmarkEnd w:id="133"/>
-    <w:bookmarkStart w:id="135" w:name="ref-fivaetal2024"/>
+    <w:bookmarkEnd w:id="134"/>
+    <w:bookmarkStart w:id="136" w:name="ref-fivaetal2024"/>
     <w:p>
       <w:pPr>
         <w:pStyle w:val="Bibliografia"/>
@@ -9095,7 +9072,7 @@
       <w:r>
         <w:t xml:space="preserve"> </w:t>
       </w:r>
-      <w:hyperlink r:id="rId134">
+      <w:hyperlink r:id="rId135">
         <w:r>
           <w:rPr>
             <w:rStyle w:val="Hyperlink"/>
@@ -9120,8 +9097,8 @@
         <w:t xml:space="preserve">, v. 234, p. 105133, 2024.</w:t>
       </w:r>
     </w:p>
-    <w:bookmarkEnd w:id="135"/>
-    <w:bookmarkStart w:id="136" w:name="ref-guarnieri2011"/>
+    <w:bookmarkEnd w:id="136"/>
+    <w:bookmarkStart w:id="137" w:name="ref-guarnieri2011"/>
     <w:p>
       <w:pPr>
         <w:pStyle w:val="Bibliografia"/>
@@ -9143,8 +9120,8 @@
         <w:t xml:space="preserve">. Tese de Doutorado em Ciência Política—São Paulo: Universidade de São Paulo, 2011.</w:t>
       </w:r>
     </w:p>
-    <w:bookmarkEnd w:id="136"/>
-    <w:bookmarkStart w:id="138" w:name="Xcccddcf4a05ee10039b153d7c2eb1c7db0de70e"/>
+    <w:bookmarkEnd w:id="137"/>
+    <w:bookmarkStart w:id="139" w:name="Xcccddcf4a05ee10039b153d7c2eb1c7db0de70e"/>
     <w:p>
       <w:pPr>
         <w:pStyle w:val="Bibliografia"/>
@@ -9155,7 +9132,7 @@
       <w:r>
         <w:t xml:space="preserve"> </w:t>
       </w:r>
-      <w:hyperlink r:id="rId137">
+      <w:hyperlink r:id="rId138">
         <w:r>
           <w:rPr>
             <w:rStyle w:val="Hyperlink"/>
@@ -9180,8 +9157,8 @@
         <w:t xml:space="preserve">, v. 42, n. 3, p. 360–391, 2009.</w:t>
       </w:r>
     </w:p>
-    <w:bookmarkEnd w:id="138"/>
-    <w:bookmarkStart w:id="139" w:name="ref-hazan_rahat_2010"/>
+    <w:bookmarkEnd w:id="139"/>
+    <w:bookmarkStart w:id="140" w:name="ref-hazan_rahat_2010"/>
     <w:p>
       <w:pPr>
         <w:pStyle w:val="Bibliografia"/>
@@ -9203,8 +9180,8 @@
         <w:t xml:space="preserve">. Oxford: Oxford University Press, 2010.</w:t>
       </w:r>
     </w:p>
-    <w:bookmarkEnd w:id="139"/>
-    <w:bookmarkStart w:id="141" w:name="ref-hottmenezes2023"/>
+    <w:bookmarkEnd w:id="140"/>
+    <w:bookmarkStart w:id="142" w:name="ref-hottmenezes2023"/>
     <w:p>
       <w:pPr>
         <w:pStyle w:val="Bibliografia"/>
@@ -9215,7 +9192,7 @@
       <w:r>
         <w:t xml:space="preserve"> </w:t>
       </w:r>
-      <w:hyperlink r:id="rId140">
+      <w:hyperlink r:id="rId141">
         <w:r>
           <w:rPr>
             <w:rStyle w:val="Hyperlink"/>
@@ -9240,8 +9217,8 @@
         <w:t xml:space="preserve">, 2023.</w:t>
       </w:r>
     </w:p>
-    <w:bookmarkEnd w:id="141"/>
-    <w:bookmarkStart w:id="143" w:name="ref-janusz_barreiro_cintron_2021"/>
+    <w:bookmarkEnd w:id="142"/>
+    <w:bookmarkStart w:id="144" w:name="ref-janusz_barreiro_cintron_2021"/>
     <w:p>
       <w:pPr>
         <w:pStyle w:val="Bibliografia"/>
@@ -9252,7 +9229,7 @@
       <w:r>
         <w:t xml:space="preserve"> </w:t>
       </w:r>
-      <w:hyperlink r:id="rId142">
+      <w:hyperlink r:id="rId143">
         <w:r>
           <w:rPr>
             <w:rStyle w:val="Hyperlink"/>
@@ -9277,8 +9254,8 @@
         <w:t xml:space="preserve">, 2021.</w:t>
       </w:r>
     </w:p>
-    <w:bookmarkEnd w:id="143"/>
-    <w:bookmarkStart w:id="144" w:name="ref-katz1986"/>
+    <w:bookmarkEnd w:id="144"/>
+    <w:bookmarkStart w:id="145" w:name="ref-katz1986"/>
     <w:p>
       <w:pPr>
         <w:pStyle w:val="Bibliografia"/>
@@ -9313,8 +9290,8 @@
         <w:t xml:space="preserve">. New York: Agathon Press, 1986. p. 85–103.</w:t>
       </w:r>
     </w:p>
-    <w:bookmarkEnd w:id="144"/>
-    <w:bookmarkStart w:id="145" w:name="ref-kselman2011"/>
+    <w:bookmarkEnd w:id="145"/>
+    <w:bookmarkStart w:id="146" w:name="ref-kselman2011"/>
     <w:p>
       <w:pPr>
         <w:pStyle w:val="Bibliografia"/>
@@ -9349,8 +9326,8 @@
         <w:t xml:space="preserve">. Berlin: Springer Science &amp; Business Media, 2011. p. 327–371.</w:t>
       </w:r>
     </w:p>
-    <w:bookmarkEnd w:id="145"/>
-    <w:bookmarkStart w:id="146" w:name="ref-laaksotaagepera1979"/>
+    <w:bookmarkEnd w:id="146"/>
+    <w:bookmarkStart w:id="147" w:name="ref-laaksotaagepera1979"/>
     <w:p>
       <w:pPr>
         <w:pStyle w:val="Bibliografia"/>
@@ -9384,8 +9361,8 @@
         <w:t xml:space="preserve">, v. 12, 1979.</w:t>
       </w:r>
     </w:p>
-    <w:bookmarkEnd w:id="146"/>
-    <w:bookmarkStart w:id="147" w:name="ref-lemosmarcelinopederiva2010"/>
+    <w:bookmarkEnd w:id="147"/>
+    <w:bookmarkStart w:id="148" w:name="ref-lemosmarcelinopederiva2010"/>
     <w:p>
       <w:pPr>
         <w:pStyle w:val="Bibliografia"/>
@@ -9407,8 +9384,8 @@
         <w:t xml:space="preserve">, v. 16, n. 2, p. 366–393, 2010.</w:t>
       </w:r>
     </w:p>
-    <w:bookmarkEnd w:id="147"/>
-    <w:bookmarkStart w:id="148" w:name="ref-mainwaring1999"/>
+    <w:bookmarkEnd w:id="148"/>
+    <w:bookmarkStart w:id="149" w:name="ref-mainwaring1999"/>
     <w:p>
       <w:pPr>
         <w:pStyle w:val="Bibliografia"/>
@@ -9443,8 +9420,8 @@
         <w:t xml:space="preserve">: Stanford University Press, 1999.</w:t>
       </w:r>
     </w:p>
-    <w:bookmarkEnd w:id="148"/>
-    <w:bookmarkStart w:id="149" w:name="ref-mancuso2012"/>
+    <w:bookmarkEnd w:id="149"/>
+    <w:bookmarkStart w:id="150" w:name="ref-mancuso2012"/>
     <w:p>
       <w:pPr>
         <w:pStyle w:val="Bibliografia"/>
@@ -9495,8 +9472,8 @@
         <w:t xml:space="preserve">. Curitiba: CRV, 2012.</w:t>
       </w:r>
     </w:p>
-    <w:bookmarkEnd w:id="149"/>
-    <w:bookmarkStart w:id="151" w:name="ref-mancuso_2015_investimento"/>
+    <w:bookmarkEnd w:id="150"/>
+    <w:bookmarkStart w:id="152" w:name="ref-mancuso_2015_investimento"/>
     <w:p>
       <w:pPr>
         <w:pStyle w:val="Bibliografia"/>
@@ -9507,7 +9484,7 @@
       <w:r>
         <w:t xml:space="preserve"> </w:t>
       </w:r>
-      <w:hyperlink r:id="rId150">
+      <w:hyperlink r:id="rId151">
         <w:r>
           <w:rPr>
             <w:rStyle w:val="Hyperlink"/>
@@ -9532,8 +9509,8 @@
         <w:t xml:space="preserve">, v. 23, n. 54, p. 155–183, 2015.</w:t>
       </w:r>
     </w:p>
-    <w:bookmarkEnd w:id="151"/>
-    <w:bookmarkStart w:id="152" w:name="ref-marcelino2010"/>
+    <w:bookmarkEnd w:id="152"/>
+    <w:bookmarkStart w:id="153" w:name="ref-marcelino2010"/>
     <w:p>
       <w:pPr>
         <w:pStyle w:val="Bibliografia"/>
@@ -9555,8 +9532,8 @@
         <w:t xml:space="preserve">. mathesis—Brasília: Universidade de Brasília, 2010.</w:t>
       </w:r>
     </w:p>
-    <w:bookmarkEnd w:id="152"/>
-    <w:bookmarkStart w:id="153" w:name="ref-marsh1985"/>
+    <w:bookmarkEnd w:id="153"/>
+    <w:bookmarkStart w:id="154" w:name="ref-marsh1985"/>
     <w:p>
       <w:pPr>
         <w:pStyle w:val="Bibliografia"/>
@@ -9578,8 +9555,8 @@
         <w:t xml:space="preserve">, v. 13, n. 4, p. 365–378, 1985.</w:t>
       </w:r>
     </w:p>
-    <w:bookmarkEnd w:id="153"/>
-    <w:bookmarkStart w:id="155" w:name="ref-mershon2020"/>
+    <w:bookmarkEnd w:id="154"/>
+    <w:bookmarkStart w:id="156" w:name="ref-mershon2020"/>
     <w:p>
       <w:pPr>
         <w:pStyle w:val="Bibliografia"/>
@@ -9590,7 +9567,7 @@
       <w:r>
         <w:t xml:space="preserve"> </w:t>
       </w:r>
-      <w:hyperlink r:id="rId154">
+      <w:hyperlink r:id="rId155">
         <w:r>
           <w:rPr>
             <w:rStyle w:val="Hyperlink"/>
@@ -9615,8 +9592,8 @@
         <w:t xml:space="preserve">, v. 32, n. 1, p. 168–182, 2020.</w:t>
       </w:r>
     </w:p>
-    <w:bookmarkEnd w:id="155"/>
-    <w:bookmarkStart w:id="156" w:name="ref-papke1996"/>
+    <w:bookmarkEnd w:id="156"/>
+    <w:bookmarkStart w:id="157" w:name="ref-papke1996"/>
     <w:p>
       <w:pPr>
         <w:pStyle w:val="Bibliografia"/>
@@ -9638,8 +9615,8 @@
         <w:t xml:space="preserve">, v. 11, n. 6, p. 619–632, 1996.</w:t>
       </w:r>
     </w:p>
-    <w:bookmarkEnd w:id="156"/>
-    <w:bookmarkStart w:id="157" w:name="ref-rae1971"/>
+    <w:bookmarkEnd w:id="157"/>
+    <w:bookmarkStart w:id="158" w:name="ref-rae1971"/>
     <w:p>
       <w:pPr>
         <w:pStyle w:val="Bibliografia"/>
@@ -9661,8 +9638,8 @@
         <w:t xml:space="preserve">. Rev. ed. New Haven, CT: Yale University Press, 1971.</w:t>
       </w:r>
     </w:p>
-    <w:bookmarkEnd w:id="157"/>
-    <w:bookmarkStart w:id="159" w:name="ref-ribeiro2013_organizacao"/>
+    <w:bookmarkEnd w:id="158"/>
+    <w:bookmarkStart w:id="160" w:name="ref-ribeiro2013_organizacao"/>
     <w:p>
       <w:pPr>
         <w:pStyle w:val="Bibliografia"/>
@@ -9673,7 +9650,7 @@
       <w:r>
         <w:t xml:space="preserve"> </w:t>
       </w:r>
-      <w:hyperlink r:id="rId158">
+      <w:hyperlink r:id="rId159">
         <w:r>
           <w:rPr>
             <w:rStyle w:val="Hyperlink"/>
@@ -9756,8 +9733,8 @@
         <w:t xml:space="preserve">, n. 10, p. 225–265, 2013.</w:t>
       </w:r>
     </w:p>
-    <w:bookmarkEnd w:id="159"/>
-    <w:bookmarkStart w:id="161" w:name="ref-ribeiroetal2022"/>
+    <w:bookmarkEnd w:id="160"/>
+    <w:bookmarkStart w:id="162" w:name="ref-ribeiroetal2022"/>
     <w:p>
       <w:pPr>
         <w:pStyle w:val="Bibliografia"/>
@@ -9768,7 +9745,7 @@
       <w:r>
         <w:t xml:space="preserve"> </w:t>
       </w:r>
-      <w:hyperlink r:id="rId160">
+      <w:hyperlink r:id="rId161">
         <w:r>
           <w:rPr>
             <w:rStyle w:val="Hyperlink"/>
@@ -9823,8 +9800,8 @@
         <w:t xml:space="preserve">, v. 65, n. 4, 2022.</w:t>
       </w:r>
     </w:p>
-    <w:bookmarkEnd w:id="161"/>
-    <w:bookmarkStart w:id="162" w:name="ref-sacchetspeck2011"/>
+    <w:bookmarkEnd w:id="162"/>
+    <w:bookmarkStart w:id="163" w:name="ref-sacchetspeck2011"/>
     <w:p>
       <w:pPr>
         <w:pStyle w:val="Bibliografia"/>
@@ -9872,8 +9849,8 @@
         <w:t xml:space="preserve">.</w:t>
       </w:r>
     </w:p>
-    <w:bookmarkEnd w:id="162"/>
-    <w:bookmarkStart w:id="164" w:name="ref-samuels_2001_every_penny"/>
+    <w:bookmarkEnd w:id="163"/>
+    <w:bookmarkStart w:id="165" w:name="ref-samuels_2001_every_penny"/>
     <w:p>
       <w:pPr>
         <w:pStyle w:val="Bibliografia"/>
@@ -9884,7 +9861,7 @@
       <w:r>
         <w:t xml:space="preserve"> </w:t>
       </w:r>
-      <w:hyperlink r:id="rId163">
+      <w:hyperlink r:id="rId164">
         <w:r>
           <w:rPr>
             <w:rStyle w:val="Hyperlink"/>
@@ -9909,8 +9886,8 @@
         <w:t xml:space="preserve">, v. 7, n. 1, p. 89–102, a2001.</w:t>
       </w:r>
     </w:p>
-    <w:bookmarkEnd w:id="164"/>
-    <w:bookmarkStart w:id="165" w:name="ref-samuels2001a"/>
+    <w:bookmarkEnd w:id="165"/>
+    <w:bookmarkStart w:id="166" w:name="ref-samuels2001a"/>
     <w:p>
       <w:pPr>
         <w:pStyle w:val="Bibliografia"/>
@@ -9932,8 +9909,8 @@
         <w:t xml:space="preserve">, v. 43, n. 2, p. 27–48, b2001.</w:t>
       </w:r>
     </w:p>
-    <w:bookmarkEnd w:id="165"/>
-    <w:bookmarkStart w:id="167" w:name="ref-samuels1999"/>
+    <w:bookmarkEnd w:id="166"/>
+    <w:bookmarkStart w:id="168" w:name="ref-samuels1999"/>
     <w:p>
       <w:pPr>
         <w:pStyle w:val="Bibliografia"/>
@@ -9944,7 +9921,7 @@
       <w:r>
         <w:t xml:space="preserve"> </w:t>
       </w:r>
-      <w:hyperlink r:id="rId166">
+      <w:hyperlink r:id="rId167">
         <w:r>
           <w:rPr>
             <w:rStyle w:val="Hyperlink"/>
@@ -9969,8 +9946,8 @@
         <w:t xml:space="preserve">, v. 32, n. 4, p. 487–518, 1999.</w:t>
       </w:r>
     </w:p>
-    <w:bookmarkEnd w:id="167"/>
-    <w:bookmarkStart w:id="169" w:name="ref-scarrowwebb2017"/>
+    <w:bookmarkEnd w:id="168"/>
+    <w:bookmarkStart w:id="170" w:name="ref-scarrowwebb2017"/>
     <w:p>
       <w:pPr>
         <w:pStyle w:val="Bibliografia"/>
@@ -9981,7 +9958,7 @@
       <w:r>
         <w:t xml:space="preserve"> </w:t>
       </w:r>
-      <w:hyperlink r:id="rId168">
+      <w:hyperlink r:id="rId169">
         <w:r>
           <w:rPr>
             <w:rStyle w:val="Hyperlink"/>
@@ -10019,8 +9996,8 @@
         <w:t xml:space="preserve">. Oxford: Oxford University Press, 2017. p. 1–28.</w:t>
       </w:r>
     </w:p>
-    <w:bookmarkEnd w:id="169"/>
-    <w:bookmarkStart w:id="171" w:name="X2e2e025430be4033cf536ec71d2c1da710b73ab"/>
+    <w:bookmarkEnd w:id="170"/>
+    <w:bookmarkStart w:id="172" w:name="X2e2e025430be4033cf536ec71d2c1da710b73ab"/>
     <w:p>
       <w:pPr>
         <w:pStyle w:val="Bibliografia"/>
@@ -10031,7 +10008,7 @@
       <w:r>
         <w:t xml:space="preserve"> </w:t>
       </w:r>
-      <w:hyperlink r:id="rId170">
+      <w:hyperlink r:id="rId171">
         <w:r>
           <w:rPr>
             <w:rStyle w:val="Hyperlink"/>
@@ -10056,8 +10033,8 @@
         <w:t xml:space="preserve">, v. 42, n. 2, p. 277–301, 1999.</w:t>
       </w:r>
     </w:p>
-    <w:bookmarkEnd w:id="171"/>
-    <w:bookmarkStart w:id="173" w:name="ref-silotto2019"/>
+    <w:bookmarkEnd w:id="172"/>
+    <w:bookmarkStart w:id="174" w:name="ref-silotto2019"/>
     <w:p>
       <w:pPr>
         <w:pStyle w:val="Bibliografia"/>
@@ -10068,7 +10045,7 @@
       <w:r>
         <w:t xml:space="preserve"> </w:t>
       </w:r>
-      <w:hyperlink r:id="rId172">
+      <w:hyperlink r:id="rId173">
         <w:r>
           <w:rPr>
             <w:rStyle w:val="Hyperlink"/>
@@ -10105,8 +10082,8 @@
         <w:t xml:space="preserve">, v. 27, n. 69, p. e003, 2019.</w:t>
       </w:r>
     </w:p>
-    <w:bookmarkEnd w:id="173"/>
-    <w:bookmarkStart w:id="174" w:name="ref-silvacodato2024"/>
+    <w:bookmarkEnd w:id="174"/>
+    <w:bookmarkStart w:id="175" w:name="ref-silvacodato2024"/>
     <w:p>
       <w:pPr>
         <w:pStyle w:val="Bibliografia"/>
@@ -10128,8 +10105,8 @@
         <w:t xml:space="preserve">, v. 39, 2024.</w:t>
       </w:r>
     </w:p>
-    <w:bookmarkEnd w:id="174"/>
-    <w:bookmarkStart w:id="175" w:name="ref-speck2011"/>
+    <w:bookmarkEnd w:id="175"/>
+    <w:bookmarkStart w:id="176" w:name="ref-speck2011"/>
     <w:p>
       <w:pPr>
         <w:pStyle w:val="Bibliografia"/>
@@ -10177,8 +10154,8 @@
         <w:t xml:space="preserve">.</w:t>
       </w:r>
     </w:p>
-    <w:bookmarkEnd w:id="175"/>
-    <w:bookmarkStart w:id="177" w:name="ref-tavits2012"/>
+    <w:bookmarkEnd w:id="176"/>
+    <w:bookmarkStart w:id="178" w:name="ref-tavits2012"/>
     <w:p>
       <w:pPr>
         <w:pStyle w:val="Bibliografia"/>
@@ -10189,7 +10166,7 @@
       <w:r>
         <w:t xml:space="preserve"> </w:t>
       </w:r>
-      <w:hyperlink r:id="rId176">
+      <w:hyperlink r:id="rId177">
         <w:r>
           <w:rPr>
             <w:rStyle w:val="Hyperlink"/>
@@ -10203,8 +10180,8 @@
         <w:t xml:space="preserve">. Cambridge: Cambridge University Press, 2013.</w:t>
       </w:r>
     </w:p>
-    <w:bookmarkEnd w:id="177"/>
-    <w:bookmarkStart w:id="179" w:name="ref-thomsen2023"/>
+    <w:bookmarkEnd w:id="178"/>
+    <w:bookmarkStart w:id="180" w:name="ref-thomsen2023"/>
     <w:p>
       <w:pPr>
         <w:pStyle w:val="Bibliografia"/>
@@ -10215,7 +10192,7 @@
       <w:r>
         <w:t xml:space="preserve"> </w:t>
       </w:r>
-      <w:hyperlink r:id="rId178">
+      <w:hyperlink r:id="rId179">
         <w:r>
           <w:rPr>
             <w:rStyle w:val="Hyperlink"/>
@@ -10240,8 +10217,8 @@
         <w:t xml:space="preserve">, v. 117, n. 2, p. 675–691, 2023.</w:t>
       </w:r>
     </w:p>
-    <w:bookmarkEnd w:id="179"/>
-    <w:bookmarkStart w:id="181" w:name="ref-webbkeith2017"/>
+    <w:bookmarkEnd w:id="180"/>
+    <w:bookmarkStart w:id="182" w:name="ref-webbkeith2017"/>
     <w:p>
       <w:pPr>
         <w:pStyle w:val="Bibliografia"/>
@@ -10252,7 +10229,7 @@
       <w:r>
         <w:t xml:space="preserve"> </w:t>
       </w:r>
-      <w:hyperlink r:id="rId180">
+      <w:hyperlink r:id="rId181">
         <w:r>
           <w:rPr>
             <w:rStyle w:val="Hyperlink"/>
@@ -10290,9 +10267,9 @@
         <w:t xml:space="preserve">. Oxford: Oxford University Press, 2017. p. 29–62.</w:t>
       </w:r>
     </w:p>
-    <w:bookmarkEnd w:id="181"/>
     <w:bookmarkEnd w:id="182"/>
     <w:bookmarkEnd w:id="183"/>
+    <w:bookmarkEnd w:id="184"/>
     <w:sectPr>
       <w:pgSz w:h="15840" w:w="12240"/>
       <w:pgMar w:bottom="1417" w:footer="720" w:gutter="0" w:header="720" w:left="1701" w:right="1701" w:top="1417"/>
@@ -10319,6 +10296,49 @@
     <w:p>
       <w:r>
         <w:separator/>
+      </w:r>
+    </w:p>
+  </w:footnote>
+  <w:footnote w:id="33">
+    <w:p>
+      <w:pPr>
+        <w:pStyle w:val="Textodenotaderodap"/>
+      </w:pPr>
+      <w:r>
+        <w:rPr>
+          <w:rStyle w:val="Refdenotaderodap"/>
+        </w:rPr>
+        <w:footnoteRef/>
+      </w:r>
+      <w:r>
+        <w:t xml:space="preserve"> </w:t>
+      </w:r>
+      <w:r>
+        <w:t xml:space="preserve">Note-se que os termos</w:t>
+      </w:r>
+      <w:r>
+        <w:t xml:space="preserve"> </w:t>
+      </w:r>
+      <w:r>
+        <w:t xml:space="preserve">“candidaturas com credenciais eleitorais prévias”</w:t>
+      </w:r>
+      <w:r>
+        <w:t xml:space="preserve"> </w:t>
+      </w:r>
+      <w:r>
+        <w:t xml:space="preserve">e</w:t>
+      </w:r>
+      <w:r>
+        <w:t xml:space="preserve"> </w:t>
+      </w:r>
+      <w:r>
+        <w:t xml:space="preserve">“candidaturas competitivas”</w:t>
+      </w:r>
+      <w:r>
+        <w:t xml:space="preserve"> </w:t>
+      </w:r>
+      <w:r>
+        <w:t xml:space="preserve">se referem ao mesmo conjunto de concorrentes e são usados de maneira intercambiada.</w:t>
       </w:r>
     </w:p>
   </w:footnote>

--- a/tese/_book/A-coordenação-da-competição-intrapartidária-em-listas-abertas-via-alocação-de-fundos-públicos.docx
+++ b/tese/_book/A-coordenação-da-competição-intrapartidária-em-listas-abertas-via-alocação-de-fundos-públicos.docx
@@ -976,7 +976,7 @@
         <w:t xml:space="preserve"> </w:t>
       </w:r>
       <w:r>
-        <w:t xml:space="preserve">não se encerra na convenção partidária. Partidos manipulam dimensões posteriores da campanha, como número de urna, tempo de televisão e recursos financeiros. Com isso, produzem desigualdades relevantes entre candidaturas</w:t>
+        <w:t xml:space="preserve">não se encerra na convenção partidária. Partidos manipulam dimensões posteriores da campanha, como número de urna, tempo de televisão e recursos financeiros. Com isso, produzem desigualdades relevantes entre suas candidaturas</w:t>
       </w:r>
       <w:r>
         <w:t xml:space="preserve"> </w:t>
@@ -985,7 +985,20 @@
         <w:t xml:space="preserve">(Janusz; Barreiro; Cintron, 2021)</w:t>
       </w:r>
       <w:r>
-        <w:t xml:space="preserve">.</w:t>
+        <w:t xml:space="preserve">. Este tipo de controle é classificado pelos autores como</w:t>
+      </w:r>
+      <w:r>
+        <w:t xml:space="preserve"> </w:t>
+      </w:r>
+      <w:r>
+        <w:rPr>
+          <w:i/>
+          <w:iCs/>
+        </w:rPr>
+        <w:t xml:space="preserve">resource gatekeeping</w:t>
+      </w:r>
+      <w:r>
+        <w:t xml:space="preserve">, tendo em vista que se ampara em recursos sobre os quais os partidos políticos preservam capacidade de agência em sua alocação, fator necessário para que consigam produzir a desigualdade observada entre as candidaturas.</w:t>
       </w:r>
     </w:p>
     <w:p>
@@ -1786,6 +1799,55 @@
       </w:r>
       <w:r>
         <w:t xml:space="preserve">. A literatura identifica, ainda, associações entre o custo das campanhas e fatores como a magnitude do distrito, o PIB municipal, o grau de urbanização e a desigualdade de renda.</w:t>
+      </w:r>
+    </w:p>
+    <w:p>
+      <w:pPr>
+        <w:pStyle w:val="Corpodetexto"/>
+      </w:pPr>
+      <w:r>
+        <w:t xml:space="preserve">A distinção principal desta tese para esta literatura diz respeito à origem do dinheiro usufruído pelas campanhas eleitorais. Estes estudos utilizam dados de eleições em que doações de pessoas jurídicas eram permitidas para candidatos e partidos. Ou seja, partidos políticos podiam receber recursos de empresas e, posteriormente, repassar os recursos para seus candidatos.</w:t>
+      </w:r>
+      <w:r>
+        <w:t xml:space="preserve"> </w:t>
+      </w:r>
+      <w:r>
+        <w:t xml:space="preserve">Silva; Cervi (2017)</w:t>
+      </w:r>
+      <w:r>
+        <w:t xml:space="preserve"> </w:t>
+      </w:r>
+      <w:r>
+        <w:t xml:space="preserve">mostram que dos R$ 428 milhões repassados pelos partidos às candidaturas a deputado federal em 2014, 89,6% foram provenientes de pessoas jurídicas e apenas 7,5% provinham do Fundo Partidário.</w:t>
+      </w:r>
+    </w:p>
+    <w:p>
+      <w:pPr>
+        <w:pStyle w:val="Corpodetexto"/>
+      </w:pPr>
+      <w:r>
+        <w:t xml:space="preserve">Estes repasses intermediados pelos partidos políticos são o objeto de análise de</w:t>
+      </w:r>
+      <w:r>
+        <w:t xml:space="preserve"> </w:t>
+      </w:r>
+      <w:r>
+        <w:t xml:space="preserve">Janusz; Barreiro; Cintron (2021)</w:t>
+      </w:r>
+      <w:r>
+        <w:t xml:space="preserve">. Seus resultados mostram que a distribuição dos recursos sob controle imediato dos partidos foi seletiva, privilegiando incumbentes e candidatos que ocuparam algum cargo eletivo anteriormente. Este caráter de seletividade produzia desigualdade entre candidatos de uma mesma lista, e a análise desagregada dos resultados mostra que mulheres receberam sistematicamente menos recursos que homens, mesmo controlando-se a</w:t>
+      </w:r>
+      <w:r>
+        <w:t xml:space="preserve"> </w:t>
+      </w:r>
+      <w:r>
+        <w:t xml:space="preserve">“qualidade da candidatura”</w:t>
+      </w:r>
+      <w:r>
+        <w:t xml:space="preserve"> </w:t>
+      </w:r>
+      <w:r>
+        <w:t xml:space="preserve">medida por sua experiência prévia.</w:t>
       </w:r>
     </w:p>
     <w:p>
@@ -1974,34 +2036,46 @@
         <w:t xml:space="preserve">.</w:t>
       </w:r>
     </w:p>
-    <w:p>
-      <w:pPr>
-        <w:pStyle w:val="Corpodetexto"/>
-      </w:pPr>
+    <w:bookmarkEnd w:id="27"/>
+    <w:bookmarkStart w:id="28" w:name="argumento"/>
+    <w:p>
+      <w:pPr>
+        <w:pStyle w:val="Ttulo2"/>
+      </w:pPr>
+      <w:r>
+        <w:t xml:space="preserve">2.5 Argumento</w:t>
+      </w:r>
+    </w:p>
+    <w:p>
+      <w:pPr>
+        <w:pStyle w:val="FirstParagraph"/>
+      </w:pPr>
+      <w:r>
+        <w:t xml:space="preserve">Mesmo sob um sistema eleitoral que gera incentivos ao cultivo do voto pessoal pelos candidatos, os partidos políticos guardam instrumentos para coordenar suas candidaturas. Esta noção de</w:t>
+      </w:r>
+      <w:r>
+        <w:t xml:space="preserve"> </w:t>
+      </w:r>
       <w:r>
         <w:rPr>
           <w:i/>
           <w:iCs/>
         </w:rPr>
-        <w:t xml:space="preserve">Há muito em jogo, o partido precisa coordenar suas candidaturas internamente visando primordialmente o esforço de campanha individual. Nesta tese argumento que partidos coordenam suas nominatas ao definirem um conjunto de candidaturas priorizadas financeiramente, e que esta priorização aparece na forma de recursos maiores e antecipados.</w:t>
-      </w:r>
-    </w:p>
-    <w:bookmarkEnd w:id="27"/>
-    <w:bookmarkStart w:id="28" w:name="argumento"/>
-    <w:p>
-      <w:pPr>
-        <w:pStyle w:val="Ttulo2"/>
-      </w:pPr>
-      <w:r>
-        <w:t xml:space="preserve">2.5 Argumento</w:t>
-      </w:r>
-    </w:p>
-    <w:p>
-      <w:pPr>
-        <w:pStyle w:val="FirstParagraph"/>
-      </w:pPr>
-      <w:r>
-        <w:t xml:space="preserve">Mesmo sob um sistema eleitoral que gera incentivos ao cultivo do voto pessoal pelos candidatos, os partidos políticos guardam instrumentos para coordenar suas candidaturas. Esta noção de</w:t>
+        <w:t xml:space="preserve">gatekeeping</w:t>
+      </w:r>
+      <w:r>
+        <w:t xml:space="preserve"> </w:t>
+      </w:r>
+      <w:r>
+        <w:t xml:space="preserve">tem ampla adesão da literatura, conforme demonstrado nas seções anteriores, e orienta a ideia central do argumento.</w:t>
+      </w:r>
+    </w:p>
+    <w:p>
+      <w:pPr>
+        <w:pStyle w:val="Corpodetexto"/>
+      </w:pPr>
+      <w:r>
+        <w:t xml:space="preserve">O lançamento das candidaturas a Deputado Federal nas convenções partidárias é a primeira face aparente deste</w:t>
       </w:r>
       <w:r>
         <w:t xml:space="preserve"> </w:t>
@@ -2014,18 +2088,19 @@
         <w:t xml:space="preserve">gatekeeping</w:t>
       </w:r>
       <w:r>
-        <w:t xml:space="preserve"> </w:t>
-      </w:r>
-      <w:r>
-        <w:t xml:space="preserve">tem ampla adesão da literatura, conforme demonstrado nas seções anteriores, e orienta a ideia central do argumento.</w:t>
-      </w:r>
-    </w:p>
-    <w:p>
-      <w:pPr>
-        <w:pStyle w:val="Corpodetexto"/>
-      </w:pPr>
-      <w:r>
-        <w:t xml:space="preserve">O lançamento das candidaturas a Deputado Federal nas convenções partidárias é a primeira face aparente deste</w:t>
+        <w:t xml:space="preserve">. Dentre o universo dos filiados aos partidos, as nominatas definem o subconjunto de filiados que concorrerá ao pleito. As evidências de</w:t>
+      </w:r>
+      <w:r>
+        <w:t xml:space="preserve"> </w:t>
+      </w:r>
+      <w:r>
+        <w:t xml:space="preserve">Cheibub; Sin (2020)</w:t>
+      </w:r>
+      <w:r>
+        <w:t xml:space="preserve"> </w:t>
+      </w:r>
+      <w:r>
+        <w:t xml:space="preserve">estão neste ponto, os partidos limitam o número de candidaturas com</w:t>
       </w:r>
       <w:r>
         <w:t xml:space="preserve"> </w:t>
@@ -2035,10 +2110,47 @@
           <w:i/>
           <w:iCs/>
         </w:rPr>
-        <w:t xml:space="preserve">gatekeeping</w:t>
-      </w:r>
-      <w:r>
-        <w:t xml:space="preserve">. Dentre o universo dos filiados aos partidos, as nominatas definem o subconjunto de filiados que concorrerá ao pleito. As evidências de</w:t>
+        <w:t xml:space="preserve">credenciais eleitorais prévias</w:t>
+      </w:r>
+      <w:r>
+        <w:t xml:space="preserve"> </w:t>
+      </w:r>
+      <w:r>
+        <w:t xml:space="preserve">em suas nominatas.</w:t>
+      </w:r>
+    </w:p>
+    <w:p>
+      <w:pPr>
+        <w:pStyle w:val="Corpodetexto"/>
+      </w:pPr>
+      <w:r>
+        <w:t xml:space="preserve">Com as reformas do financiamento de campanhas no país, pode-se verificar diretamente a ação partidária em alocar recursos que controla. Enquanto em 2014 cerca de 90% dos recursos repassados pelos partidos políticos a seus candidatos a deputado federal possuía origem em pessoas jurídicas, apenas 7,5% dos valores eram provenientes do Fundo Partidário</w:t>
+      </w:r>
+      <w:r>
+        <w:t xml:space="preserve"> </w:t>
+      </w:r>
+      <w:r>
+        <w:t xml:space="preserve">(Silva; Cervi, 2017)</w:t>
+      </w:r>
+      <w:r>
+        <w:t xml:space="preserve">. Nas eleições de 2018 e 2022 recursos de fundos públicos obtidos pelos partidos e utilizados em campanhas eleitorais passam a representar X% do valor obtido pelos candidatos à Câmara dos Deputados.</w:t>
+      </w:r>
+    </w:p>
+    <w:p>
+      <w:pPr>
+        <w:pStyle w:val="Corpodetexto"/>
+      </w:pPr>
+      <w:r>
+        <w:t xml:space="preserve">A tese se aproxima mais de</w:t>
+      </w:r>
+      <w:r>
+        <w:t xml:space="preserve"> </w:t>
+      </w:r>
+      <w:r>
+        <w:t xml:space="preserve">Janusz; Barreiro; Cintron (2021)</w:t>
+      </w:r>
+      <w:r>
+        <w:t xml:space="preserve">. Considera-se que, uma vez formada as nominatas, partidos ainda assim guardam instrumentos para influenciar a competição de seus candidatos. As nominatas possuem um núcleo competitivo. Este núcleo competitivo é formado, segundo</w:t>
       </w:r>
       <w:r>
         <w:t xml:space="preserve"> </w:t>
@@ -2047,18 +2159,19 @@
         <w:t xml:space="preserve">Cheibub; Sin (2020)</w:t>
       </w:r>
       <w:r>
-        <w:t xml:space="preserve"> </w:t>
-      </w:r>
-      <w:r>
-        <w:t xml:space="preserve">estão neste ponto, os partidos limitam o número de candidaturas com credenciais eleitorais prévias em suas nominatas.</w:t>
-      </w:r>
-    </w:p>
-    <w:p>
-      <w:pPr>
-        <w:pStyle w:val="Corpodetexto"/>
-      </w:pPr>
-      <w:r>
-        <w:t xml:space="preserve">A tese se aproxima mais de</w:t>
+        <w:t xml:space="preserve">, principalmente por candidatos de</w:t>
+      </w:r>
+      <w:r>
+        <w:t xml:space="preserve"> </w:t>
+      </w:r>
+      <w:r>
+        <w:t xml:space="preserve">“alta qualidade”</w:t>
+      </w:r>
+      <w:r>
+        <w:t xml:space="preserve"> </w:t>
+      </w:r>
+      <w:r>
+        <w:t xml:space="preserve">que possuem histórico eleitoral relevante.</w:t>
       </w:r>
       <w:r>
         <w:t xml:space="preserve"> </w:t>
@@ -2067,13 +2180,24 @@
         <w:t xml:space="preserve">Janusz; Barreiro; Cintron (2021)</w:t>
       </w:r>
       <w:r>
-        <w:t xml:space="preserve">,</w:t>
-      </w:r>
-      <w:r>
-        <w:t xml:space="preserve"> </w:t>
-      </w:r>
-      <w:r>
-        <w:t xml:space="preserve">André et al. (2017)</w:t>
+        <w:t xml:space="preserve"> </w:t>
+      </w:r>
+      <w:r>
+        <w:t xml:space="preserve">mostram que a experiência eleitoral destes concorrentes é um preditor do montante dos recursos partidários que a candidatura receberá, mas o fazem com dados das eleições de 2014 que ainda permitia doações de pessoas jurídicas.</w:t>
+      </w:r>
+    </w:p>
+    <w:p>
+      <w:pPr>
+        <w:pStyle w:val="Corpodetexto"/>
+      </w:pPr>
+      <w:r>
+        <w:t xml:space="preserve">Desta maneira, a proposta da tese é destacar esta maior capacidade de agência dos partidos pelo controle dos recursos de fundos públicos, criando-se a base do argumento de que partidos priorizam candidaturas em suas nominatas com recursos. Esta priorização ocorre em duas frentes que serão observadas na sequência da tese: pelo volume de recursos e pelo momento em que estes recursos chegam às campanhas das candidaturas. Ainda inspirado em</w:t>
+      </w:r>
+      <w:r>
+        <w:t xml:space="preserve"> </w:t>
+      </w:r>
+      <w:r>
+        <w:t xml:space="preserve">Janusz; Barreiro; Cintron (2021)</w:t>
       </w:r>
       <w:r>
         <w:t xml:space="preserve"> </w:t>
@@ -2085,41 +2209,23 @@
         <w:t xml:space="preserve"> </w:t>
       </w:r>
       <w:r>
-        <w:t xml:space="preserve">Crisp et al. (2013)</w:t>
-      </w:r>
-      <w:r>
-        <w:t xml:space="preserve">. Considera-se que, uma vez formada as nominatas, partidos ainda assim guardam instrumentos para influenciar a competição de seus candidatos. As nominatas possuem um núcleo competitivo. Este núcleo competitivo é formado, segundo</w:t>
-      </w:r>
-      <w:r>
-        <w:t xml:space="preserve"> </w:t>
-      </w:r>
-      <w:r>
         <w:t xml:space="preserve">Cheibub; Sin (2020)</w:t>
       </w:r>
       <w:r>
-        <w:t xml:space="preserve">, principalmente por candidatos de</w:t>
-      </w:r>
-      <w:r>
-        <w:t xml:space="preserve"> </w:t>
-      </w:r>
-      <w:r>
-        <w:t xml:space="preserve">“alta qualidade”</w:t>
-      </w:r>
-      <w:r>
-        <w:t xml:space="preserve">, que possuem histórico eleitoral relevante. Resta saber, entretanto, como esta vantagem se constrói no período que liga o lançamento das candidaturas à data das eleições: a campanha eleitoral. A proposta da tese é utilizar os repasses partidários de fundos públicos como um sinal observável da estratégia partidária, sendo esta uma mensuração que não deriva estratégia do resultado eleitoral que confunde a atuação de partidos, candidatos e eleitores. É simplesmente um registro datado de uma ação partidária.</w:t>
-      </w:r>
-    </w:p>
-    <w:p>
-      <w:pPr>
-        <w:pStyle w:val="Corpodetexto"/>
-      </w:pPr>
-      <w:r>
-        <w:t xml:space="preserve">No capítulo 3, a ideia é destacar o caráter de priorização de um núcleo de candidaturas competitivas pelos partidos políticos por meio da alocação de recursos que controlam. Esta priorização não reflete essencialmente coordenação, mas sua demonstração se conecta ao que é estudado no capítulo 4, onde a análise de sobrevivência sobre as transferências partidárias datadas representa um indicativo mais consistente com coordenação.</w:t>
+        <w:t xml:space="preserve">, verifica-se a estrutura desta priorização financeira composta por candidatos com credenciais eleitorais prévias.</w:t>
+      </w:r>
+    </w:p>
+    <w:p>
+      <w:pPr>
+        <w:pStyle w:val="Corpodetexto"/>
+      </w:pPr>
+      <w:r>
+        <w:t xml:space="preserve">No capítulo 3, a ideia é destacar o caráter de priorização de um núcleo de candidaturas competitivas pelos partidos políticos por meio da alocação de recursos que controlam. Esta priorização não reflete essencialmente coordenação, mas sua demonstração se conecta ao que é estudado no capítulo 4, onde a análise de sobrevivência sobre as transferências partidárias datadas somadas às evidências do capítulo 3, constituem um indicativo cujo resumo é consistente com coordenação.</w:t>
       </w:r>
     </w:p>
     <w:bookmarkEnd w:id="28"/>
     <w:bookmarkEnd w:id="29"/>
-    <w:bookmarkStart w:id="80" w:name="X106d2aaaffc6e23b4f14a1ec11bf8bbb6fa4fa4"/>
+    <w:bookmarkStart w:id="75" w:name="X106d2aaaffc6e23b4f14a1ec11bf8bbb6fa4fa4"/>
     <w:p>
       <w:pPr>
         <w:pStyle w:val="Ttulo1"/>
@@ -2174,35 +2280,16 @@
         <w:pStyle w:val="Corpodetexto"/>
       </w:pPr>
       <w:r>
-        <w:t xml:space="preserve">A priorização é apresentada como uma propriedade partidária definida pela distinção intralista de um subconjunto de candidaturas que são priorizadas por meio de repasses proporcionalmente maiores de recursos eleitorais controlados pelo partido. Argumenta-se que partidos priorizam financeiramente candidaturas que possuem credenciais eleitorais prévias. A alocação dos recursos controlados pelos partidos ocorre durante o período eleitoral, com pouca informação sobre a conversão dos recursos em votos. Por isso, ter no registro votações anteriores expressivas e eleições conquistadas constituem sinais observáveis de capacidade pessoal de encabeçar uma campanha eleitoral e de atrair eleitores.</w:t>
-      </w:r>
-    </w:p>
-    <w:p>
-      <w:pPr>
-        <w:pStyle w:val="Corpodetexto"/>
-      </w:pPr>
-      <w:r>
-        <w:t xml:space="preserve">Priorizar candidaturas financeiramente está alinhado à perspectiva de</w:t>
-      </w:r>
-      <w:r>
-        <w:t xml:space="preserve"> </w:t>
-      </w:r>
-      <w:r>
-        <w:t xml:space="preserve">Cheibub; Sin (2020)</w:t>
-      </w:r>
-      <w:r>
-        <w:t xml:space="preserve"> </w:t>
-      </w:r>
-      <w:r>
-        <w:t xml:space="preserve">que verificam que a competição ocorre em torno de um número de candidaturas inferior àquele de candidaturas formalmente lançadas. Se partidos controlam o acesso de pleiteantes competitivos, estes candidatos devem receber recursos proporcionalmente maiores que seus colegas de nominata para que possam colocar suas campanhas nas ruas e buscar votos para garantir sua eleição e contribuir com o quociente partidário.</w:t>
-      </w:r>
-    </w:p>
-    <w:p>
-      <w:pPr>
-        <w:pStyle w:val="Corpodetexto"/>
-      </w:pPr>
-      <w:r>
-        <w:t xml:space="preserve">Para verificar esta priorização, propõe-se uma operacionalização de um</w:t>
+        <w:t xml:space="preserve">Sob o regime anterior de financiamento de campanhas com recursos de pessoas jurídicas (PJs), as candidaturas para as eleições de 2014 para a câmara baixa foram as primeiras em que o partido político aparece como maior origem imediata de dinheiro. Como mostram</w:t>
+      </w:r>
+      <w:r>
+        <w:t xml:space="preserve"> </w:t>
+      </w:r>
+      <w:r>
+        <w:t xml:space="preserve">Silva; Cervi (2017)</w:t>
+      </w:r>
+      <w:r>
+        <w:t xml:space="preserve">, este aumento de transferências de PJs para partidos refletia uma alteração na estratégia de doações das empresas, que deixaram de transferir recursos diretamente para candidatos. Partidos, portanto, passaram a intermediar as doações de campanhas empresariais. Os autores apresentam evidências de que o</w:t>
       </w:r>
       <w:r>
         <w:t xml:space="preserve"> </w:t>
@@ -2212,13 +2299,27 @@
           <w:i/>
           <w:iCs/>
         </w:rPr>
-        <w:t xml:space="preserve">núcleo priorizado</w:t>
-      </w:r>
-      <w:r>
-        <w:t xml:space="preserve"> </w:t>
-      </w:r>
-      <w:r>
-        <w:t xml:space="preserve">em cada nominata de maneira endógena à distribuição de recursos partidários pelas organizações. A estratégia principal do capítulo para seleção deste subconjunto de candidatos priorizados é a identificação do Número Efetivo de Candidatos em recursos (NECr). Com este número, têm-se um indicador sobre o número de competidores equivalentes. A proposta, portanto, é selecionar as Top-NECr candidaturas em recursos partidários de cada lista como o</w:t>
+        <w:t xml:space="preserve">subconjunto</w:t>
+      </w:r>
+      <w:r>
+        <w:t xml:space="preserve"> </w:t>
+      </w:r>
+      <w:r>
+        <w:t xml:space="preserve">de candidaturas que obtiveram melhor desempenho eleitoral receberam uma parcela maior destes recursos de PJs que passam pelas mãos dos partidos. Isto pode ser lido como evidência de priorização partidária, entretanto, a seleção deste subconjunto de candidaturas é realizada por meio de recortes sobre o resultado eleitoral das mesmas eleições que os recursos estudados ajudaram a construir.</w:t>
+      </w:r>
+    </w:p>
+    <w:p>
+      <w:pPr>
+        <w:pStyle w:val="Corpodetexto"/>
+      </w:pPr>
+      <w:r>
+        <w:t xml:space="preserve">Janusz; Barreiro; Cintron (2021)</w:t>
+      </w:r>
+      <w:r>
+        <w:t xml:space="preserve"> </w:t>
+      </w:r>
+      <w:r>
+        <w:t xml:space="preserve">operacionalizam indicadores</w:t>
       </w:r>
       <w:r>
         <w:t xml:space="preserve"> </w:t>
@@ -2228,18 +2329,13 @@
           <w:i/>
           <w:iCs/>
         </w:rPr>
-        <w:t xml:space="preserve">núcleo priorizado</w:t>
-      </w:r>
-      <w:r>
-        <w:t xml:space="preserve">.</w:t>
-      </w:r>
-    </w:p>
-    <w:p>
-      <w:pPr>
-        <w:pStyle w:val="Corpodetexto"/>
-      </w:pPr>
-      <w:r>
-        <w:t xml:space="preserve">Uma vez identificadas as candidaturas do núcleo de cada nominata, calcula-se a parcela destas que possuem credenciais eleitorais prévias. Do ponto de vista do</w:t>
+        <w:t xml:space="preserve">ex-ante</w:t>
+      </w:r>
+      <w:r>
+        <w:t xml:space="preserve"> </w:t>
+      </w:r>
+      <w:r>
+        <w:t xml:space="preserve">de experiência e qualidade eleitoral, e estimam se suas características predizem o recebimento de recursos controlados pelos partidos nas eleições de 2014. Para os autores, há um</w:t>
       </w:r>
       <w:r>
         <w:t xml:space="preserve"> </w:t>
@@ -2249,21 +2345,69 @@
           <w:i/>
           <w:iCs/>
         </w:rPr>
-        <w:t xml:space="preserve">gatekeeping</w:t>
-      </w:r>
-      <w:r>
-        <w:t xml:space="preserve"> </w:t>
-      </w:r>
-      <w:r>
-        <w:t xml:space="preserve">partidário via recursos de campanha, espera-se que tais núcleos contenham uma taxa desproporcional de concorrentes com estas credenciais do que seria esperado em uma seleção aleatória que respeite o tamanho das nominatas e dos subconjuntos priorizados. O objetivo é testar se partidos sobrerrepresentam candidatos com histórico eleitoral relevante entre os priorizados.</w:t>
-      </w:r>
-    </w:p>
-    <w:p>
-      <w:pPr>
-        <w:pStyle w:val="Corpodetexto"/>
-      </w:pPr>
-      <w:r>
-        <w:t xml:space="preserve">Como validação e descrições adicionais, calcula-se as métricas de interesse com diferentes estratégias de seleção do</w:t>
+        <w:t xml:space="preserve">resource gatekeeping</w:t>
+      </w:r>
+      <w:r>
+        <w:t xml:space="preserve"> </w:t>
+      </w:r>
+      <w:r>
+        <w:t xml:space="preserve">operado pelas organizações partidárias sobre os recursos de campanha que controla. Identificar as credenciais eleitorais prévias dos candidatos é um refinamento relevante pois respeita a temporalidade do processo causal que se pretende estudar, ainda que não identificando-o formalmente.</w:t>
+      </w:r>
+    </w:p>
+    <w:p>
+      <w:pPr>
+        <w:pStyle w:val="Corpodetexto"/>
+      </w:pPr>
+      <w:r>
+        <w:t xml:space="preserve">Da mesma maneira,</w:t>
+      </w:r>
+      <w:r>
+        <w:t xml:space="preserve"> </w:t>
+      </w:r>
+      <w:r>
+        <w:t xml:space="preserve">Cheibub; Sin (2020)</w:t>
+      </w:r>
+      <w:r>
+        <w:t xml:space="preserve"> </w:t>
+      </w:r>
+      <w:r>
+        <w:t xml:space="preserve">classificam candidaturas competitivas tomando sinais de bom desempenho eleitoral prévio, selecionando ou candidaturas eleitas, ou que tiveram boa votação referente ao quociente partidário do distrito que disputou. Entretanto, os autores misturam em sua classificação de competitividade critérios construídos sobre os resultados eleitorais das próprias eleições analisadas. Empregar o resultado das eleições para se estudar estratégia eleitoral de partidos constitui um deslocamento temporal das métricas, tendo em vista que o resultado eleitoral é o resultado da interação entre partidos, candidatos e eleitores, não sendo possível distinguir o que realmente é fruto de uma decisão propriamente partidária.</w:t>
+      </w:r>
+    </w:p>
+    <w:p>
+      <w:pPr>
+        <w:pStyle w:val="Corpodetexto"/>
+      </w:pPr>
+      <w:r>
+        <w:t xml:space="preserve">Ainda assim, a questão da priorização financeira de candidaturas também está alinhada à perspectiva de</w:t>
+      </w:r>
+      <w:r>
+        <w:t xml:space="preserve"> </w:t>
+      </w:r>
+      <w:r>
+        <w:t xml:space="preserve">Cheibub; Sin (2020)</w:t>
+      </w:r>
+      <w:r>
+        <w:t xml:space="preserve"> </w:t>
+      </w:r>
+      <w:r>
+        <w:t xml:space="preserve">de que a competição ocorre em torno de um número de candidaturas inferior àquele de candidaturas formalmente lançadas. Se partidos controlam o acesso de pleiteantes competitivos, estes candidatos devem receber recursos proporcionalmente maiores que seus colegas de nominata para que possam colocar suas campanhas nas ruas e buscar votos para garantir sua eleição e contribuir com o quociente partidário.</w:t>
+      </w:r>
+    </w:p>
+    <w:p>
+      <w:pPr>
+        <w:pStyle w:val="Corpodetexto"/>
+      </w:pPr>
+      <w:r>
+        <w:t xml:space="preserve">A priorização é apresentada como uma propriedade partidária definida pela distinção intralista de um subconjunto de candidaturas que são priorizadas por meio de repasses proporcionalmente maiores de recursos eleitorais controlados pelo partido. Argumenta-se que partidos priorizam financeiramente candidaturas que possuem credenciais eleitorais prévias. A alocação dos recursos controlados pelos partidos ocorre durante o período eleitoral, com pouca informação sobre a conversão dos recursos em votos. Por isso, ter no registro votações anteriores expressivas e eleições conquistadas constituem sinais observáveis de capacidade pessoal de encabeçar uma campanha eleitoral e de atrair eleitores.</w:t>
+      </w:r>
+    </w:p>
+    <w:p>
+      <w:pPr>
+        <w:pStyle w:val="Corpodetexto"/>
+      </w:pPr>
+      <w:r>
+        <w:t xml:space="preserve">Para verificar esta priorização, propõe-se uma operacionalização de um</w:t>
       </w:r>
       <w:r>
         <w:t xml:space="preserve"> </w:t>
@@ -2276,15 +2420,10 @@
         <w:t xml:space="preserve">núcleo priorizado</w:t>
       </w:r>
       <w:r>
-        <w:t xml:space="preserve">, mas sempre utilizando a distribuição de recursos como referência. Também verifica-se a presença desproporcional de candidaturas que são posteriormente eleitas em suas nominatas entre os priorizados.</w:t>
-      </w:r>
-    </w:p>
-    <w:p>
-      <w:pPr>
-        <w:pStyle w:val="Corpodetexto"/>
-      </w:pPr>
-      <w:r>
-        <w:t xml:space="preserve">Os resultados encontrados confirmam a expectativa, partidos priorizam financeiramente candidatos com credenciais eleitorais prévias. Com esta constatação, o capítulo é encerrado com uma análise desagregada destas credenciais para verificar o</w:t>
+        <w:t xml:space="preserve"> </w:t>
+      </w:r>
+      <w:r>
+        <w:t xml:space="preserve">em cada nominata de maneira endógena à distribuição de recursos partidários pelas organizações. A estratégia principal do capítulo para seleção deste subconjunto de candidatos priorizados é a identificação do Número Efetivo de Candidatos em recursos (NECr). A proposta, portanto, é selecionar as Top-NECr candidaturas em recursos partidários de cada lista como o</w:t>
       </w:r>
       <w:r>
         <w:t xml:space="preserve"> </w:t>
@@ -2294,6 +2433,114 @@
           <w:i/>
           <w:iCs/>
         </w:rPr>
+        <w:t xml:space="preserve">núcleo priorizado</w:t>
+      </w:r>
+      <w:r>
+        <w:t xml:space="preserve">.</w:t>
+      </w:r>
+    </w:p>
+    <w:p>
+      <w:pPr>
+        <w:pStyle w:val="Corpodetexto"/>
+      </w:pPr>
+      <w:r>
+        <w:t xml:space="preserve">Uma vez identificadas as candidaturas do núcleo de cada nominata, calcula-se a parcela destas que possuem credenciais eleitorais prévias. Estas candidaturas são classificadas utilizando exclusivamente indicadores</w:t>
+      </w:r>
+      <w:r>
+        <w:t xml:space="preserve"> </w:t>
+      </w:r>
+      <w:r>
+        <w:rPr>
+          <w:i/>
+          <w:iCs/>
+        </w:rPr>
+        <w:t xml:space="preserve">ex-ante</w:t>
+      </w:r>
+      <w:r>
+        <w:t xml:space="preserve"> </w:t>
+      </w:r>
+      <w:r>
+        <w:t xml:space="preserve">de desempenho eleitoral, em alusão a</w:t>
+      </w:r>
+      <w:r>
+        <w:t xml:space="preserve"> </w:t>
+      </w:r>
+      <w:r>
+        <w:t xml:space="preserve">Janusz; Barreiro; Cintron (2021)</w:t>
+      </w:r>
+      <w:r>
+        <w:t xml:space="preserve">, mas com critérios inspirados em</w:t>
+      </w:r>
+      <w:r>
+        <w:t xml:space="preserve"> </w:t>
+      </w:r>
+      <w:r>
+        <w:t xml:space="preserve">Cheibub; Sin (2020)</w:t>
+      </w:r>
+      <w:r>
+        <w:t xml:space="preserve">, que consideram não apenas o sucesso eleitoral como credencial, mas também o desempenho em eleição proporcional anterior com votação superior a 10% do quociente eleitoral.</w:t>
+      </w:r>
+    </w:p>
+    <w:p>
+      <w:pPr>
+        <w:pStyle w:val="Corpodetexto"/>
+      </w:pPr>
+      <w:r>
+        <w:t xml:space="preserve">Do ponto de vista do</w:t>
+      </w:r>
+      <w:r>
+        <w:t xml:space="preserve"> </w:t>
+      </w:r>
+      <w:r>
+        <w:rPr>
+          <w:i/>
+          <w:iCs/>
+        </w:rPr>
+        <w:t xml:space="preserve">gatekeeping</w:t>
+      </w:r>
+      <w:r>
+        <w:t xml:space="preserve"> </w:t>
+      </w:r>
+      <w:r>
+        <w:t xml:space="preserve">partidário via recursos de campanha, espera-se que tais núcleos contenham uma taxa desproporcional de concorrentes com estas credenciais do que seria esperado em uma seleção aleatória que respeite o tamanho das nominatas e dos subconjuntos priorizados. O objetivo é testar se partidos sobrerrepresentam candidatos com histórico eleitoral relevante entre os priorizados.</w:t>
+      </w:r>
+    </w:p>
+    <w:p>
+      <w:pPr>
+        <w:pStyle w:val="Corpodetexto"/>
+      </w:pPr>
+      <w:r>
+        <w:t xml:space="preserve">Como validação e descrições adicionais, calcula-se as métricas de interesse com diferentes estratégias de seleção do</w:t>
+      </w:r>
+      <w:r>
+        <w:t xml:space="preserve"> </w:t>
+      </w:r>
+      <w:r>
+        <w:rPr>
+          <w:i/>
+          <w:iCs/>
+        </w:rPr>
+        <w:t xml:space="preserve">núcleo priorizado</w:t>
+      </w:r>
+      <w:r>
+        <w:t xml:space="preserve">, mas sempre utilizando a distribuição de recursos como referência. Também verifica-se a presença desproporcional de candidaturas que são posteriormente eleitas em suas nominatas entre os priorizados.</w:t>
+      </w:r>
+    </w:p>
+    <w:p>
+      <w:pPr>
+        <w:pStyle w:val="Corpodetexto"/>
+      </w:pPr>
+      <w:r>
+        <w:t xml:space="preserve">Os resultados encontrados confirmam a expectativa, partidos priorizam financeiramente candidatos com credenciais eleitorais prévias. Com esta constatação, o capítulo é encerrado com uma análise desagregada destas credenciais para verificar o</w:t>
+      </w:r>
+      <w:r>
+        <w:t xml:space="preserve"> </w:t>
+      </w:r>
+      <w:r>
+        <w:rPr>
+          <w:i/>
+          <w:iCs/>
+        </w:rPr>
         <w:t xml:space="preserve">prêmio</w:t>
       </w:r>
       <w:r>
@@ -2303,7 +2550,7 @@
         <w:t xml:space="preserve">recebido em termos de pontos percentuais na distribuição intralista de recursos para cada vitória eleitoral prévia.</w:t>
       </w:r>
     </w:p>
-    <w:bookmarkStart w:id="30" w:name="dados"/>
+    <w:bookmarkStart w:id="30" w:name="sec-dados"/>
     <w:p>
       <w:pPr>
         <w:pStyle w:val="Ttulo2"/>
@@ -2793,7 +3040,7 @@
         </m:r>
       </m:oMath>
       <w:r>
-        <w:t xml:space="preserve">, um arredondamento convencional. As candidaturas são ordenadas de maneira decrescente pelos recursos recebidos e as</w:t>
+        <w:t xml:space="preserve">, um arredondamento convencional. As candidaturas são ordenadas de maneira decrescente pelos recursos partidários recebidos e as</w:t>
       </w:r>
       <w:r>
         <w:t xml:space="preserve"> </w:t>
@@ -2869,13 +3116,50 @@
       </w:r>
     </w:p>
     <w:bookmarkEnd w:id="32"/>
-    <w:bookmarkStart w:id="40" w:name="sec-competitivos"/>
+    <w:bookmarkStart w:id="36" w:name="sec-competitivos"/>
     <w:p>
       <w:pPr>
         <w:pStyle w:val="Ttulo2"/>
       </w:pPr>
       <w:r>
         <w:t xml:space="preserve">3.3 Credenciais eleitorais prévias</w:t>
+      </w:r>
+    </w:p>
+    <w:p>
+      <w:pPr>
+        <w:pStyle w:val="FirstParagraph"/>
+      </w:pPr>
+      <w:r>
+        <w:t xml:space="preserve">A experiência eleitoral anterior já foi testada como um preditor para o montante de recursos de pessoas jurídicas intermediados pelos partidos políticos que é recebido pelas candidaturas</w:t>
+      </w:r>
+      <w:r>
+        <w:t xml:space="preserve"> </w:t>
+      </w:r>
+      <w:r>
+        <w:t xml:space="preserve">(Janusz; Barreiro; Cintron, 2021)</w:t>
+      </w:r>
+      <w:r>
+        <w:t xml:space="preserve">. Estes autores distinguem a experiência prévia de três maneiras: candidatos incumbentes, candidatos que anteriormente ocuparam um cargo eletivo, e candidatos que concorreram anteriormente, mas nunca foram eleitos. Em seus resultados, encontram que a simples candidatura anterior a alguma posição não importa para o montante de recursos que o candidato recebe.</w:t>
+      </w:r>
+    </w:p>
+    <w:p>
+      <w:pPr>
+        <w:pStyle w:val="Textoembloco"/>
+      </w:pPr>
+      <w:r>
+        <w:t xml:space="preserve">precisa tratar</w:t>
+      </w:r>
+      <w:r>
+        <w:t xml:space="preserve"> </w:t>
+      </w:r>
+      <w:r>
+        <w:t xml:space="preserve">Silva; Cervi (2017)</w:t>
+      </w:r>
+      <w:r>
+        <w:t xml:space="preserve"> </w:t>
+      </w:r>
+      <w:r>
+        <w:t xml:space="preserve">aqui</w:t>
       </w:r>
     </w:p>
     <w:p>
@@ -2899,7 +3183,7 @@
         <w:t xml:space="preserve"> </w:t>
       </w:r>
       <w:r>
-        <w:t xml:space="preserve">propõe-se um indicador binário que classifica como</w:t>
+        <w:t xml:space="preserve">propõe-se um indicador binário que classifica uma</w:t>
       </w:r>
       <w:r>
         <w:t xml:space="preserve"> </w:t>
@@ -2918,10 +3202,7 @@
         <w:footnoteReference w:id="33"/>
       </w:r>
       <w:r>
-        <w:t xml:space="preserve"> </w:t>
-      </w:r>
-      <w:r>
-        <w:t xml:space="preserve">no ano</w:t>
+        <w:t xml:space="preserve">, mas o faz considerando algum sinal positivo de desempenho anterior. Portanto, para se considerar um candidato com credencial eleitoral prévia, seleciona-se para as eleições no ano</w:t>
       </w:r>
       <w:r>
         <w:t xml:space="preserve"> </w:t>
@@ -2935,7 +3216,7 @@
         <w:t xml:space="preserve"> </w:t>
       </w:r>
       <w:r>
-        <w:t xml:space="preserve">aquela que tenha, antes de</w:t>
+        <w:t xml:space="preserve">aquelas que tenham, antes de</w:t>
       </w:r>
       <w:r>
         <w:t xml:space="preserve"> </w:t>
@@ -2946,180 +3227,41 @@
         </m:r>
       </m:oMath>
       <w:r>
-        <w:t xml:space="preserve">: i) sido eleita em alguma disputa para Presidente, Governador, Senador, Deputado Federal, Deputado Estadual ou Prefeito; ou ii) obteve ao menos 10% do quociente eleitoral em disputa proporcional para Deputado Federal ou Deputado Estadual:</w:t>
-      </w:r>
-    </w:p>
-    <w:p>
-      <w:pPr>
-        <w:pStyle w:val="Corpodetexto"/>
-      </w:pPr>
-      <w:bookmarkStart w:id="34" w:name="eq-competitivo"/>
-      <m:oMathPara>
-        <m:oMathParaPr>
-          <m:jc m:val="center"/>
-        </m:oMathParaPr>
-        <m:oMath>
-          <m:sSub>
-            <m:e>
-              <m:r>
-                <m:rPr>
-                  <m:nor/>
-                  <m:sty m:val="p"/>
-                </m:rPr>
-                <m:t>Competitivo</m:t>
-              </m:r>
-            </m:e>
-            <m:sub>
-              <m:r>
-                <m:t>i</m:t>
-              </m:r>
-              <m:r>
-                <m:t>y</m:t>
-              </m:r>
-            </m:sub>
-          </m:sSub>
-          <m:r>
-            <m:rPr>
-              <m:sty m:val="p"/>
-            </m:rPr>
-            <m:t>=</m:t>
-          </m:r>
-          <m:d>
-            <m:dPr>
-              <m:begChr m:val="{"/>
-              <m:endChr m:val=""/>
-              <m:sepChr m:val=""/>
-              <m:grow/>
-            </m:dPr>
-            <m:e>
-              <m:m>
-                <m:mPr>
-                  <m:baseJc m:val="center"/>
-                  <m:plcHide m:val="on"/>
-                  <m:mcs>
-                    <m:mc>
-                      <m:mcPr>
-                        <m:mcJc m:val="left"/>
-                        <m:count m:val="1"/>
-                      </m:mcPr>
-                    </m:mc>
-                    <m:mc>
-                      <m:mcPr>
-                        <m:mcJc m:val="left"/>
-                        <m:count m:val="1"/>
-                      </m:mcPr>
-                    </m:mc>
-                  </m:mcs>
-                </m:mPr>
-                <m:mr>
-                  <m:e>
-                    <m:r>
-                      <m:t>1</m:t>
-                    </m:r>
-                  </m:e>
-                  <m:e>
-                    <m:r>
-                      <m:rPr>
-                        <m:nor/>
-                        <m:sty m:val="p"/>
-                      </m:rPr>
-                      <m:t>se, antes de </m:t>
-                    </m:r>
-                    <m:r>
-                      <m:t>y</m:t>
-                    </m:r>
-                    <m:r>
-                      <m:rPr>
-                        <m:sty m:val="p"/>
-                      </m:rPr>
-                      <m:t>,</m:t>
-                    </m:r>
-                    <m:r>
-                      <m:t> </m:t>
-                    </m:r>
-                    <m:r>
-                      <m:t>i</m:t>
-                    </m:r>
-                    <m:r>
-                      <m:rPr>
-                        <m:nor/>
-                        <m:sty m:val="p"/>
-                      </m:rPr>
-                      <m:t> satisfez (i) ou (ii)</m:t>
-                    </m:r>
-                  </m:e>
-                </m:mr>
-                <m:mr>
-                  <m:e>
-                    <m:r>
-                      <m:t>0</m:t>
-                    </m:r>
-                  </m:e>
-                  <m:e>
-                    <m:r>
-                      <m:rPr>
-                        <m:nor/>
-                        <m:sty m:val="p"/>
-                      </m:rPr>
-                      <m:t>caso contrário</m:t>
-                    </m:r>
-                  </m:e>
-                </m:mr>
-              </m:m>
-            </m:e>
-          </m:d>
-          <m:r>
-            <m:t>  </m:t>
-          </m:r>
-          <m:d>
-            <m:dPr>
-              <m:begChr m:val="("/>
-              <m:endChr m:val=")"/>
-              <m:sepChr m:val=""/>
-              <m:grow/>
-            </m:dPr>
-            <m:e>
-              <m:r>
-                <m:t>3.2</m:t>
-              </m:r>
-            </m:e>
-          </m:d>
-        </m:oMath>
-      </m:oMathPara>
-      <w:bookmarkEnd w:id="34"/>
+        <w:t xml:space="preserve">: i) sido eleitas em alguma disputa para Presidente, Governador, Senador, Deputado Federal, Deputado Estadual ou Prefeito; ou ii) que obtiveram ao menos 10% do quociente eleitoral em disputa proporcional para Deputado Federal ou Deputado Estadual.</w:t>
+      </w:r>
+    </w:p>
+    <w:p>
+      <w:pPr>
+        <w:pStyle w:val="Corpodetexto"/>
+      </w:pPr>
+      <w:r>
+        <w:t xml:space="preserve">Estas regras de identificação de credenciais eleitorais prévias adaptam a proposta de</w:t>
+      </w:r>
+      <w:r>
+        <w:t xml:space="preserve"> </w:t>
+      </w:r>
+      <w:r>
+        <w:t xml:space="preserve">Cheibub; Sin (2020)</w:t>
+      </w:r>
+      <w:r>
+        <w:t xml:space="preserve">. Os autores consideraram também como competitivos os candidatos que atingiram ao menos 10% do quociente eleitoral das eleições sob análise. Isto está em desacordo com o princípio temporal, motivo pelo qual deliberadamente descarta-se como competitivos os candidatos novatos que tiveram performance surpreendente.</w:t>
+      </w:r>
+    </w:p>
+    <w:bookmarkStart w:id="35" w:name="sec-metricas"/>
+    <w:p>
+      <w:pPr>
+        <w:pStyle w:val="Ttulo3"/>
+      </w:pPr>
+      <w:r>
+        <w:t xml:space="preserve">3.3.1 Composição do núcleo priorizado e credenciais eleitorais</w:t>
+      </w:r>
     </w:p>
     <w:p>
       <w:pPr>
         <w:pStyle w:val="FirstParagraph"/>
       </w:pPr>
       <w:r>
-        <w:t xml:space="preserve">Estas regras de identificação de credenciais eleitorais prévias adaptam a proposta de</w:t>
-      </w:r>
-      <w:r>
-        <w:t xml:space="preserve"> </w:t>
-      </w:r>
-      <w:r>
-        <w:t xml:space="preserve">Cheibub; Sin (2020)</w:t>
-      </w:r>
-      <w:r>
-        <w:t xml:space="preserve">. Os autores consideraram também como competitivos os candidatos que atingiram ao menos 10% do quociente eleitoral das eleições sob análise. Isto está em desacordo com o princípio temporal, motivo pelo qual deliberadamente descarta-se como competitivos os candidatos novatos que tiveram performance surpreendente.</w:t>
-      </w:r>
-    </w:p>
-    <w:bookmarkStart w:id="39" w:name="sec-metricas"/>
-    <w:p>
-      <w:pPr>
-        <w:pStyle w:val="Ttulo3"/>
-      </w:pPr>
-      <w:r>
-        <w:t xml:space="preserve">3.3.1 Composição do núcleo priorizado e credenciais eleitorais</w:t>
-      </w:r>
-    </w:p>
-    <w:p>
-      <w:pPr>
-        <w:pStyle w:val="FirstParagraph"/>
-      </w:pPr>
-      <w:r>
-        <w:t xml:space="preserve">Uma vez identificado o núcleo priorizado pela distribuição dos recursos partidários, examina-se sua composição. A expectativa é que candidaturas com credenciais eleitorais prévias estejam sobrerrepresentadas nesse núcleo. Para verificar essa expectativa, utilizam-se três medidas complementares: a precisão informa qual parcela do núcleo possui essas credenciais; a cobertura indica qual parcela das candidaturas com essas credenciais está incluída no núcleo; e o</w:t>
+        <w:t xml:space="preserve">Para analisar a composição do núcleo priorizado são calculados três indicadores: precisão, cobertura e o</w:t>
       </w:r>
       <w:r>
         <w:t xml:space="preserve"> </w:t>
@@ -3132,1355 +3274,46 @@
         <w:t xml:space="preserve">lift</w:t>
       </w:r>
       <w:r>
-        <w:t xml:space="preserve"> </w:t>
-      </w:r>
-      <w:r>
-        <w:t xml:space="preserve">compara sua presença observada àquela esperada em uma seleção aleatória dentro de cada nominata.</w:t>
-      </w:r>
-    </w:p>
-    <w:p>
-      <w:pPr>
-        <w:pStyle w:val="Corpodetexto"/>
-      </w:pPr>
-      <w:r>
-        <w:t xml:space="preserve">Cada lista</w:t>
-      </w:r>
-      <w:r>
-        <w:t xml:space="preserve"> </w:t>
-      </w:r>
-      <m:oMath>
-        <m:r>
-          <m:t>l</m:t>
-        </m:r>
-      </m:oMath>
-      <w:r>
-        <w:t xml:space="preserve"> </w:t>
-      </w:r>
-      <w:r>
-        <w:t xml:space="preserve">possui</w:t>
-      </w:r>
-      <w:r>
-        <w:t xml:space="preserve"> </w:t>
-      </w:r>
-      <m:oMath>
-        <m:sSub>
-          <m:e>
-            <m:r>
-              <m:t>C</m:t>
-            </m:r>
-          </m:e>
-          <m:sub>
-            <m:r>
-              <m:t>l</m:t>
-            </m:r>
-          </m:sub>
-        </m:sSub>
-      </m:oMath>
-      <w:r>
-        <w:t xml:space="preserve"> </w:t>
-      </w:r>
-      <w:r>
-        <w:t xml:space="preserve">candidaturas e um núcleo de tamanho</w:t>
-      </w:r>
-      <w:r>
-        <w:t xml:space="preserve"> </w:t>
-      </w:r>
-      <m:oMath>
-        <m:sSub>
-          <m:e>
-            <m:r>
-              <m:t>k</m:t>
-            </m:r>
-          </m:e>
-          <m:sub>
-            <m:r>
-              <m:t>l</m:t>
-            </m:r>
-          </m:sub>
-        </m:sSub>
-      </m:oMath>
-      <w:r>
-        <w:t xml:space="preserve">. Para cada candidatura</w:t>
-      </w:r>
-      <w:r>
-        <w:t xml:space="preserve"> </w:t>
-      </w:r>
-      <m:oMath>
-        <m:r>
-          <m:t>i</m:t>
-        </m:r>
-      </m:oMath>
-      <w:r>
-        <w:t xml:space="preserve">, define-se</w:t>
-      </w:r>
-      <w:r>
-        <w:t xml:space="preserve"> </w:t>
-      </w:r>
-      <m:oMath>
-        <m:sSub>
-          <m:e>
-            <m:r>
-              <m:t>g</m:t>
-            </m:r>
-          </m:e>
-          <m:sub>
-            <m:r>
-              <m:t>i</m:t>
-            </m:r>
-            <m:r>
-              <m:t>l</m:t>
-            </m:r>
-          </m:sub>
-        </m:sSub>
-        <m:r>
-          <m:rPr>
-            <m:sty m:val="p"/>
-          </m:rPr>
-          <m:t>=</m:t>
-        </m:r>
-        <m:r>
-          <m:t>1</m:t>
-        </m:r>
-      </m:oMath>
-      <w:r>
-        <w:t xml:space="preserve"> </w:t>
-      </w:r>
-      <w:r>
-        <w:t xml:space="preserve">quando ela possui as credenciais eleitorais prévias estabelecidas na seção anterior, e</w:t>
-      </w:r>
-      <w:r>
-        <w:t xml:space="preserve"> </w:t>
-      </w:r>
-      <m:oMath>
-        <m:sSub>
-          <m:e>
-            <m:r>
-              <m:t>g</m:t>
-            </m:r>
-          </m:e>
-          <m:sub>
-            <m:r>
-              <m:t>i</m:t>
-            </m:r>
-            <m:r>
-              <m:t>l</m:t>
-            </m:r>
-          </m:sub>
-        </m:sSub>
-        <m:r>
-          <m:rPr>
-            <m:sty m:val="p"/>
-          </m:rPr>
-          <m:t>=</m:t>
-        </m:r>
-        <m:r>
-          <m:t>0</m:t>
-        </m:r>
-      </m:oMath>
-      <w:r>
-        <w:t xml:space="preserve"> </w:t>
-      </w:r>
-      <w:r>
-        <w:t xml:space="preserve">caso contrário. Assim,</w:t>
-      </w:r>
-      <w:r>
-        <w:t xml:space="preserve"> </w:t>
-      </w:r>
-      <m:oMath>
-        <m:sSub>
-          <m:e>
-            <m:r>
-              <m:t>G</m:t>
-            </m:r>
-          </m:e>
-          <m:sub>
-            <m:r>
-              <m:t>l</m:t>
-            </m:r>
-          </m:sub>
-        </m:sSub>
-        <m:r>
-          <m:rPr>
-            <m:sty m:val="p"/>
-          </m:rPr>
-          <m:t>=</m:t>
-        </m:r>
-        <m:nary>
-          <m:naryPr>
-            <m:chr m:val="∑"/>
-            <m:limLoc m:val="undOvr"/>
-            <m:subHide m:val="off"/>
-            <m:supHide m:val="on"/>
-          </m:naryPr>
-          <m:sub>
-            <m:r>
-              <m:t>i</m:t>
-            </m:r>
-          </m:sub>
-          <m:sup>
-            <m:r>
-              <m:t>​</m:t>
-            </m:r>
-          </m:sup>
-          <m:e>
-            <m:sSub>
-              <m:e>
-                <m:r>
-                  <m:t>g</m:t>
-                </m:r>
-              </m:e>
-              <m:sub>
-                <m:r>
-                  <m:t>i</m:t>
-                </m:r>
-                <m:r>
-                  <m:t>l</m:t>
-                </m:r>
-              </m:sub>
-            </m:sSub>
-          </m:e>
-        </m:nary>
-      </m:oMath>
-      <w:r>
-        <w:t xml:space="preserve"> </w:t>
-      </w:r>
-      <w:r>
-        <w:t xml:space="preserve">corresponde ao total de candidaturas com essas credenciais na lista.</w:t>
-      </w:r>
-    </w:p>
-    <w:p>
-      <w:pPr>
-        <w:pStyle w:val="Corpodetexto"/>
-      </w:pPr>
-      <w:r>
-        <w:t xml:space="preserve">A participação no núcleo é representada por</w:t>
-      </w:r>
-      <w:r>
-        <w:t xml:space="preserve"> </w:t>
-      </w:r>
-      <m:oMath>
-        <m:sSub>
-          <m:e>
-            <m:r>
-              <m:t>w</m:t>
-            </m:r>
-          </m:e>
-          <m:sub>
-            <m:r>
-              <m:t>i</m:t>
-            </m:r>
-            <m:r>
-              <m:t>l</m:t>
-            </m:r>
-          </m:sub>
-        </m:sSub>
-      </m:oMath>
-      <w:r>
-        <w:t xml:space="preserve">: vale 1 para candidaturas integralmente incluídas, 0 para aquelas excluídas e uma fração quando há empate na fronteira de seleção, conforme a regra apresentada anteriormente. A soma desses pesos preserva o tamanho do núcleo:</w:t>
-      </w:r>
-      <w:r>
-        <w:t xml:space="preserve"> </w:t>
-      </w:r>
-      <m:oMath>
-        <m:nary>
-          <m:naryPr>
-            <m:chr m:val="∑"/>
-            <m:limLoc m:val="undOvr"/>
-            <m:subHide m:val="off"/>
-            <m:supHide m:val="on"/>
-          </m:naryPr>
-          <m:sub>
-            <m:r>
-              <m:t>i</m:t>
-            </m:r>
-          </m:sub>
-          <m:sup>
-            <m:r>
-              <m:t>​</m:t>
-            </m:r>
-          </m:sup>
-          <m:e>
-            <m:sSub>
-              <m:e>
-                <m:r>
-                  <m:t>w</m:t>
-                </m:r>
-              </m:e>
-              <m:sub>
-                <m:r>
-                  <m:t>i</m:t>
-                </m:r>
-                <m:r>
-                  <m:t>l</m:t>
-                </m:r>
-              </m:sub>
-            </m:sSub>
-          </m:e>
-        </m:nary>
-        <m:r>
-          <m:rPr>
-            <m:sty m:val="p"/>
-          </m:rPr>
-          <m:t>=</m:t>
-        </m:r>
-        <m:sSub>
-          <m:e>
-            <m:r>
-              <m:t>k</m:t>
-            </m:r>
-          </m:e>
-          <m:sub>
-            <m:r>
-              <m:t>l</m:t>
-            </m:r>
-          </m:sub>
-        </m:sSub>
-      </m:oMath>
-      <w:r>
-        <w:t xml:space="preserve">. O número de candidaturas com credenciais prévias incluídas no núcleo é, portanto:</w:t>
-      </w:r>
-    </w:p>
-    <w:p>
-      <w:pPr>
-        <w:pStyle w:val="Corpodetexto"/>
-      </w:pPr>
-      <w:bookmarkStart w:id="35" w:name="eq-acerto"/>
-      <m:oMathPara>
-        <m:oMathParaPr>
-          <m:jc m:val="center"/>
-        </m:oMathParaPr>
-        <m:oMath>
-          <m:sSub>
-            <m:e>
-              <m:r>
-                <m:t>H</m:t>
-              </m:r>
-            </m:e>
-            <m:sub>
-              <m:r>
-                <m:t>l</m:t>
-              </m:r>
-            </m:sub>
-          </m:sSub>
-          <m:r>
-            <m:rPr>
-              <m:sty m:val="p"/>
-            </m:rPr>
-            <m:t>=</m:t>
-          </m:r>
-          <m:nary>
-            <m:naryPr>
-              <m:chr m:val="∑"/>
-              <m:limLoc m:val="undOvr"/>
-              <m:subHide m:val="off"/>
-              <m:supHide m:val="off"/>
-            </m:naryPr>
-            <m:sub>
-              <m:r>
-                <m:t>i</m:t>
-              </m:r>
-              <m:r>
-                <m:rPr>
-                  <m:sty m:val="p"/>
-                </m:rPr>
-                <m:t>=</m:t>
-              </m:r>
-              <m:r>
-                <m:t>1</m:t>
-              </m:r>
-            </m:sub>
-            <m:sup>
-              <m:sSub>
-                <m:e>
-                  <m:r>
-                    <m:t>C</m:t>
-                  </m:r>
-                </m:e>
-                <m:sub>
-                  <m:r>
-                    <m:t>l</m:t>
-                  </m:r>
-                </m:sub>
-              </m:sSub>
-            </m:sup>
-            <m:e>
-              <m:sSub>
-                <m:e>
-                  <m:r>
-                    <m:t>w</m:t>
-                  </m:r>
-                </m:e>
-                <m:sub>
-                  <m:r>
-                    <m:t>i</m:t>
-                  </m:r>
-                  <m:r>
-                    <m:t>l</m:t>
-                  </m:r>
-                </m:sub>
-              </m:sSub>
-            </m:e>
-          </m:nary>
-          <m:r>
-            <m:t> </m:t>
-          </m:r>
-          <m:sSub>
-            <m:e>
-              <m:r>
-                <m:t>g</m:t>
-              </m:r>
-            </m:e>
-            <m:sub>
-              <m:r>
-                <m:t>i</m:t>
-              </m:r>
-              <m:r>
-                <m:t>l</m:t>
-              </m:r>
-            </m:sub>
-          </m:sSub>
-          <m:r>
-            <m:rPr>
-              <m:sty m:val="p"/>
-            </m:rPr>
-            <m:t>.</m:t>
-          </m:r>
-          <m:r>
-            <m:t>  </m:t>
-          </m:r>
-          <m:d>
-            <m:dPr>
-              <m:begChr m:val="("/>
-              <m:endChr m:val=")"/>
-              <m:sepChr m:val=""/>
-              <m:grow/>
-            </m:dPr>
-            <m:e>
-              <m:r>
-                <m:t>3.3</m:t>
-              </m:r>
-            </m:e>
-          </m:d>
-        </m:oMath>
-      </m:oMathPara>
-      <w:bookmarkEnd w:id="35"/>
-    </w:p>
-    <w:p>
-      <w:pPr>
-        <w:pStyle w:val="FirstParagraph"/>
-      </w:pPr>
-      <m:oMath>
-        <m:sSub>
-          <m:e>
-            <m:r>
-              <m:t>H</m:t>
-            </m:r>
-          </m:e>
-          <m:sub>
-            <m:r>
-              <m:t>l</m:t>
-            </m:r>
-          </m:sub>
-        </m:sSub>
-      </m:oMath>
-      <w:r>
-        <w:t xml:space="preserve"> </w:t>
-      </w:r>
-      <w:r>
-        <w:t xml:space="preserve">pode assumir valores fracionários em razão do tratamento dos empates. A partir dessa contagem, calculam-se a precisão e a cobertura, agregando as listas de cada eleição:</w:t>
-      </w:r>
-    </w:p>
-    <w:p>
-      <w:pPr>
-        <w:pStyle w:val="Corpodetexto"/>
-      </w:pPr>
-      <w:bookmarkStart w:id="36" w:name="eq-indicadores"/>
-      <m:oMathPara>
-        <m:oMathParaPr>
-          <m:jc m:val="center"/>
-        </m:oMathParaPr>
-        <m:oMath>
-          <m:r>
-            <m:rPr>
-              <m:nor/>
-              <m:sty m:val="p"/>
-            </m:rPr>
-            <m:t>Precisão</m:t>
-          </m:r>
-          <m:r>
-            <m:rPr>
-              <m:sty m:val="p"/>
-            </m:rPr>
-            <m:t>=</m:t>
-          </m:r>
-          <m:f>
-            <m:fPr>
-              <m:type m:val="bar"/>
-            </m:fPr>
-            <m:num>
-              <m:nary>
-                <m:naryPr>
-                  <m:chr m:val="∑"/>
-                  <m:limLoc m:val="undOvr"/>
-                  <m:subHide m:val="off"/>
-                  <m:supHide m:val="on"/>
-                </m:naryPr>
-                <m:sub>
-                  <m:r>
-                    <m:t>l</m:t>
-                  </m:r>
-                </m:sub>
-                <m:sup>
-                  <m:r>
-                    <m:t>​</m:t>
-                  </m:r>
-                </m:sup>
-                <m:e>
-                  <m:sSub>
-                    <m:e>
-                      <m:r>
-                        <m:t>H</m:t>
-                      </m:r>
-                    </m:e>
-                    <m:sub>
-                      <m:r>
-                        <m:t>l</m:t>
-                      </m:r>
-                    </m:sub>
-                  </m:sSub>
-                </m:e>
-              </m:nary>
-            </m:num>
-            <m:den>
-              <m:nary>
-                <m:naryPr>
-                  <m:chr m:val="∑"/>
-                  <m:limLoc m:val="undOvr"/>
-                  <m:subHide m:val="off"/>
-                  <m:supHide m:val="on"/>
-                </m:naryPr>
-                <m:sub>
-                  <m:r>
-                    <m:t>l</m:t>
-                  </m:r>
-                </m:sub>
-                <m:sup>
-                  <m:r>
-                    <m:t>​</m:t>
-                  </m:r>
-                </m:sup>
-                <m:e>
-                  <m:sSub>
-                    <m:e>
-                      <m:r>
-                        <m:t>k</m:t>
-                      </m:r>
-                    </m:e>
-                    <m:sub>
-                      <m:r>
-                        <m:t>l</m:t>
-                      </m:r>
-                    </m:sub>
-                  </m:sSub>
-                </m:e>
-              </m:nary>
-            </m:den>
-          </m:f>
-          <m:r>
-            <m:rPr>
-              <m:sty m:val="p"/>
-            </m:rPr>
-            <m:t>,</m:t>
-          </m:r>
-          <m:r>
-            <m:t>  </m:t>
-          </m:r>
-          <m:r>
-            <m:rPr>
-              <m:nor/>
-              <m:sty m:val="p"/>
-            </m:rPr>
-            <m:t>Cobertura</m:t>
-          </m:r>
-          <m:r>
-            <m:rPr>
-              <m:sty m:val="p"/>
-            </m:rPr>
-            <m:t>=</m:t>
-          </m:r>
-          <m:f>
-            <m:fPr>
-              <m:type m:val="bar"/>
-            </m:fPr>
-            <m:num>
-              <m:nary>
-                <m:naryPr>
-                  <m:chr m:val="∑"/>
-                  <m:limLoc m:val="undOvr"/>
-                  <m:subHide m:val="off"/>
-                  <m:supHide m:val="on"/>
-                </m:naryPr>
-                <m:sub>
-                  <m:r>
-                    <m:t>l</m:t>
-                  </m:r>
-                </m:sub>
-                <m:sup>
-                  <m:r>
-                    <m:t>​</m:t>
-                  </m:r>
-                </m:sup>
-                <m:e>
-                  <m:sSub>
-                    <m:e>
-                      <m:r>
-                        <m:t>H</m:t>
-                      </m:r>
-                    </m:e>
-                    <m:sub>
-                      <m:r>
-                        <m:t>l</m:t>
-                      </m:r>
-                    </m:sub>
-                  </m:sSub>
-                </m:e>
-              </m:nary>
-            </m:num>
-            <m:den>
-              <m:nary>
-                <m:naryPr>
-                  <m:chr m:val="∑"/>
-                  <m:limLoc m:val="undOvr"/>
-                  <m:subHide m:val="off"/>
-                  <m:supHide m:val="on"/>
-                </m:naryPr>
-                <m:sub>
-                  <m:r>
-                    <m:t>l</m:t>
-                  </m:r>
-                </m:sub>
-                <m:sup>
-                  <m:r>
-                    <m:t>​</m:t>
-                  </m:r>
-                </m:sup>
-                <m:e>
-                  <m:sSub>
-                    <m:e>
-                      <m:r>
-                        <m:t>G</m:t>
-                      </m:r>
-                    </m:e>
-                    <m:sub>
-                      <m:r>
-                        <m:t>l</m:t>
-                      </m:r>
-                    </m:sub>
-                  </m:sSub>
-                </m:e>
-              </m:nary>
-            </m:den>
-          </m:f>
-          <m:r>
-            <m:rPr>
-              <m:sty m:val="p"/>
-            </m:rPr>
-            <m:t>.</m:t>
-          </m:r>
-          <m:r>
-            <m:t>  </m:t>
-          </m:r>
-          <m:d>
-            <m:dPr>
-              <m:begChr m:val="("/>
-              <m:endChr m:val=")"/>
-              <m:sepChr m:val=""/>
-              <m:grow/>
-            </m:dPr>
-            <m:e>
-              <m:r>
-                <m:t>3.4</m:t>
-              </m:r>
-            </m:e>
-          </m:d>
-        </m:oMath>
-      </m:oMathPara>
-      <w:bookmarkEnd w:id="36"/>
-    </w:p>
-    <w:p>
-      <w:pPr>
-        <w:pStyle w:val="FirstParagraph"/>
-      </w:pPr>
-      <w:r>
-        <w:t xml:space="preserve">A precisão descreve a composição do núcleo: quanto maior seu valor, maior a parcela de suas posições ocupada por candidaturas com credenciais eleitorais prévias. A cobertura descreve a abrangência da priorização entre essas candidaturas: quanto maior seu valor, maior a parcela delas incluída nos núcleos de suas respectivas listas. As duas medidas permitem distinguir um núcleo composto predominantemente por candidaturas com credenciais de um núcleo que alcança grande parte dessas candidaturas, mas também inclui muitas outras.</w:t>
-      </w:r>
-    </w:p>
-    <w:p>
-      <w:pPr>
-        <w:pStyle w:val="Corpodetexto"/>
-      </w:pPr>
-      <w:r>
-        <w:t xml:space="preserve">Para avaliar se a presença dessas credenciais no núcleo é desproporcional, é necessário considerar sua frequência nas nominatas e o tamanho dos subconjuntos selecionados. A referência adotada corresponde à seleção aleatória, sem reposição e com igual probabilidade de inclusão, de</w:t>
-      </w:r>
-      <w:r>
-        <w:t xml:space="preserve"> </w:t>
-      </w:r>
-      <m:oMath>
-        <m:sSub>
-          <m:e>
-            <m:r>
-              <m:t>k</m:t>
-            </m:r>
-          </m:e>
-          <m:sub>
-            <m:r>
-              <m:t>l</m:t>
-            </m:r>
-          </m:sub>
-        </m:sSub>
-      </m:oMath>
-      <w:r>
-        <w:t xml:space="preserve"> </w:t>
-      </w:r>
-      <w:r>
-        <w:t xml:space="preserve">candidaturas entre as</w:t>
-      </w:r>
-      <w:r>
-        <w:t xml:space="preserve"> </w:t>
-      </w:r>
-      <m:oMath>
-        <m:sSub>
-          <m:e>
-            <m:r>
-              <m:t>C</m:t>
-            </m:r>
-          </m:e>
-          <m:sub>
-            <m:r>
-              <m:t>l</m:t>
-            </m:r>
-          </m:sub>
-        </m:sSub>
-      </m:oMath>
-      <w:r>
-        <w:t xml:space="preserve"> </w:t>
-      </w:r>
-      <w:r>
-        <w:t xml:space="preserve">integrantes de cada lista. Sob essa referência, o número esperado de candidaturas com credenciais prévias no núcleo é:</w:t>
-      </w:r>
-    </w:p>
-    <w:p>
-      <w:pPr>
-        <w:pStyle w:val="Corpodetexto"/>
-      </w:pPr>
-      <w:bookmarkStart w:id="37" w:name="eq-referencia-aleatoria"/>
-      <m:oMathPara>
-        <m:oMathParaPr>
-          <m:jc m:val="center"/>
-        </m:oMathParaPr>
-        <m:oMath>
-          <m:r>
-            <m:rPr>
-              <m:sty m:val="p"/>
-              <m:scr m:val="double-struck"/>
-            </m:rPr>
-            <m:t>E</m:t>
-          </m:r>
-          <m:d>
-            <m:dPr>
-              <m:begChr m:val="["/>
-              <m:endChr m:val="]"/>
-              <m:sepChr m:val=""/>
-              <m:grow/>
-            </m:dPr>
-            <m:e>
-              <m:sSub>
-                <m:e>
-                  <m:r>
-                    <m:t>H</m:t>
-                  </m:r>
-                </m:e>
-                <m:sub>
-                  <m:r>
-                    <m:t>l</m:t>
-                  </m:r>
-                </m:sub>
-              </m:sSub>
-            </m:e>
-          </m:d>
-          <m:r>
-            <m:rPr>
-              <m:sty m:val="p"/>
-            </m:rPr>
-            <m:t>=</m:t>
-          </m:r>
-          <m:sSub>
-            <m:e>
-              <m:r>
-                <m:t>G</m:t>
-              </m:r>
-            </m:e>
-            <m:sub>
-              <m:r>
-                <m:t>l</m:t>
-              </m:r>
-            </m:sub>
-          </m:sSub>
-          <m:r>
-            <m:rPr>
-              <m:sty m:val="p"/>
-            </m:rPr>
-            <m:t>,</m:t>
-          </m:r>
-          <m:f>
-            <m:fPr>
-              <m:type m:val="bar"/>
-            </m:fPr>
-            <m:num>
-              <m:sSub>
-                <m:e>
-                  <m:r>
-                    <m:t>k</m:t>
-                  </m:r>
-                </m:e>
-                <m:sub>
-                  <m:r>
-                    <m:t>l</m:t>
-                  </m:r>
-                </m:sub>
-              </m:sSub>
-            </m:num>
-            <m:den>
-              <m:sSub>
-                <m:e>
-                  <m:r>
-                    <m:t>C</m:t>
-                  </m:r>
-                </m:e>
-                <m:sub>
-                  <m:r>
-                    <m:t>l</m:t>
-                  </m:r>
-                </m:sub>
-              </m:sSub>
-            </m:den>
-          </m:f>
-          <m:r>
-            <m:rPr>
-              <m:sty m:val="p"/>
-            </m:rPr>
-            <m:t>.</m:t>
-          </m:r>
-          <m:r>
-            <m:t>  </m:t>
-          </m:r>
-          <m:d>
-            <m:dPr>
-              <m:begChr m:val="("/>
-              <m:endChr m:val=")"/>
-              <m:sepChr m:val=""/>
-              <m:grow/>
-            </m:dPr>
-            <m:e>
-              <m:r>
-                <m:t>3.5</m:t>
-              </m:r>
-            </m:e>
-          </m:d>
-        </m:oMath>
-      </m:oMathPara>
-      <w:bookmarkEnd w:id="37"/>
-    </w:p>
-    <w:p>
-      <w:pPr>
-        <w:pStyle w:val="FirstParagraph"/>
-      </w:pPr>
-      <w:r>
-        <w:t xml:space="preserve">Essa referência preserva o tamanho de cada nominata, o número de candidaturas com credenciais e o tamanho do núcleo. Trata-se de uma comparação para a composição do subconjunto selecionado, sem pressupor uma distribuição igualitária dos recursos partidários.</w:t>
-      </w:r>
-    </w:p>
-    <w:p>
-      <w:pPr>
-        <w:pStyle w:val="Corpodetexto"/>
-      </w:pPr>
-      <w:r>
-        <w:t xml:space="preserve">O</w:t>
-      </w:r>
-      <w:r>
-        <w:t xml:space="preserve"> </w:t>
-      </w:r>
-      <w:r>
-        <w:rPr>
-          <w:i/>
-          <w:iCs/>
-        </w:rPr>
-        <w:t xml:space="preserve">lift</w:t>
-      </w:r>
-      <w:r>
-        <w:t xml:space="preserve"> </w:t>
-      </w:r>
-      <w:r>
-        <w:t xml:space="preserve">corresponde à razão entre a soma das presenças observadas e a soma das presenças esperadas:</w:t>
-      </w:r>
-    </w:p>
-    <w:p>
-      <w:pPr>
-        <w:pStyle w:val="Corpodetexto"/>
-      </w:pPr>
-      <w:bookmarkStart w:id="38" w:name="eq-lift"/>
-      <m:oMathPara>
-        <m:oMathParaPr>
-          <m:jc m:val="center"/>
-        </m:oMathParaPr>
-        <m:oMath>
-          <m:r>
-            <m:rPr>
-              <m:nor/>
-              <m:sty m:val="p"/>
-            </m:rPr>
-            <m:t>Lift</m:t>
-          </m:r>
-          <m:r>
-            <m:rPr>
-              <m:sty m:val="p"/>
-            </m:rPr>
-            <m:t>=</m:t>
-          </m:r>
-          <m:f>
-            <m:fPr>
-              <m:type m:val="bar"/>
-            </m:fPr>
-            <m:num>
-              <m:nary>
-                <m:naryPr>
-                  <m:chr m:val="∑"/>
-                  <m:limLoc m:val="undOvr"/>
-                  <m:subHide m:val="off"/>
-                  <m:supHide m:val="on"/>
-                </m:naryPr>
-                <m:sub>
-                  <m:r>
-                    <m:t>l</m:t>
-                  </m:r>
-                </m:sub>
-                <m:sup>
-                  <m:r>
-                    <m:t>​</m:t>
-                  </m:r>
-                </m:sup>
-                <m:e>
-                  <m:sSub>
-                    <m:e>
-                      <m:r>
-                        <m:t>H</m:t>
-                      </m:r>
-                    </m:e>
-                    <m:sub>
-                      <m:r>
-                        <m:t>l</m:t>
-                      </m:r>
-                    </m:sub>
-                  </m:sSub>
-                </m:e>
-              </m:nary>
-            </m:num>
-            <m:den>
-              <m:nary>
-                <m:naryPr>
-                  <m:chr m:val="∑"/>
-                  <m:limLoc m:val="undOvr"/>
-                  <m:subHide m:val="off"/>
-                  <m:supHide m:val="on"/>
-                </m:naryPr>
-                <m:sub>
-                  <m:r>
-                    <m:t>l</m:t>
-                  </m:r>
-                </m:sub>
-                <m:sup>
-                  <m:r>
-                    <m:t>​</m:t>
-                  </m:r>
-                </m:sup>
-                <m:e>
-                  <m:sSub>
-                    <m:e>
-                      <m:r>
-                        <m:t>G</m:t>
-                      </m:r>
-                    </m:e>
-                    <m:sub>
-                      <m:r>
-                        <m:t>l</m:t>
-                      </m:r>
-                    </m:sub>
-                  </m:sSub>
-                </m:e>
-              </m:nary>
-              <m:r>
-                <m:rPr>
-                  <m:sty m:val="p"/>
-                </m:rPr>
-                <m:t>,</m:t>
-              </m:r>
-              <m:sSub>
-                <m:e>
-                  <m:r>
-                    <m:t>k</m:t>
-                  </m:r>
-                </m:e>
-                <m:sub>
-                  <m:r>
-                    <m:t>l</m:t>
-                  </m:r>
-                </m:sub>
-              </m:sSub>
-              <m:r>
-                <m:rPr>
-                  <m:sty m:val="p"/>
-                </m:rPr>
-                <m:t>/</m:t>
-              </m:r>
-              <m:sSub>
-                <m:e>
-                  <m:r>
-                    <m:t>C</m:t>
-                  </m:r>
-                </m:e>
-                <m:sub>
-                  <m:r>
-                    <m:t>l</m:t>
-                  </m:r>
-                </m:sub>
-              </m:sSub>
-            </m:den>
-          </m:f>
-          <m:r>
-            <m:rPr>
-              <m:sty m:val="p"/>
-            </m:rPr>
-            <m:t>.</m:t>
-          </m:r>
-          <m:r>
-            <m:t>  </m:t>
-          </m:r>
-          <m:d>
-            <m:dPr>
-              <m:begChr m:val="("/>
-              <m:endChr m:val=")"/>
-              <m:sepChr m:val=""/>
-              <m:grow/>
-            </m:dPr>
-            <m:e>
-              <m:r>
-                <m:t>3.6</m:t>
-              </m:r>
-            </m:e>
-          </m:d>
-        </m:oMath>
-      </m:oMathPara>
-      <w:bookmarkEnd w:id="38"/>
-    </w:p>
-    <w:p>
-      <w:pPr>
-        <w:pStyle w:val="FirstParagraph"/>
-      </w:pPr>
-      <w:r>
-        <w:t xml:space="preserve">Um</w:t>
-      </w:r>
-      <w:r>
-        <w:t xml:space="preserve"> </w:t>
-      </w:r>
-      <w:r>
-        <w:rPr>
-          <w:i/>
-          <w:iCs/>
-        </w:rPr>
-        <w:t xml:space="preserve">lift</w:t>
-      </w:r>
-      <w:r>
-        <w:t xml:space="preserve"> </w:t>
-      </w:r>
-      <w:r>
-        <w:t xml:space="preserve">igual a 1 indica que a presença observada coincide com a expectativa da seleção aleatória. Valores superiores a 1 indicam sobrerrepresentação de candidaturas com credenciais prévias; valores inferiores a 1 indicam sub-representação. Um valor de 1,9, por exemplo, significa que os núcleos reúnem 90% mais candidaturas com essas credenciais do que seria esperado sob essa referência. Nos recortes por magnitude distrital, aplica-se o mesmo cálculo às listas pertencentes a cada categoria.</w:t>
-      </w:r>
-    </w:p>
-    <w:p>
-      <w:pPr>
-        <w:pStyle w:val="Corpodetexto"/>
-      </w:pPr>
-      <w:r>
-        <w:t xml:space="preserve">A comparação com a referência aleatória também pode ser expressa nas escalas da precisão e da cobertura. Para isso, substitui-se o numerador observado,</w:t>
-      </w:r>
-      <w:r>
-        <w:t xml:space="preserve"> </w:t>
-      </w:r>
-      <m:oMath>
-        <m:nary>
-          <m:naryPr>
-            <m:chr m:val="∑"/>
-            <m:limLoc m:val="undOvr"/>
-            <m:subHide m:val="off"/>
-            <m:supHide m:val="on"/>
-          </m:naryPr>
-          <m:sub>
-            <m:r>
-              <m:t>l</m:t>
-            </m:r>
-          </m:sub>
-          <m:sup>
-            <m:r>
-              <m:t>​</m:t>
-            </m:r>
-          </m:sup>
-          <m:e>
-            <m:sSub>
-              <m:e>
-                <m:r>
-                  <m:t>H</m:t>
-                </m:r>
-              </m:e>
-              <m:sub>
-                <m:r>
-                  <m:t>l</m:t>
-                </m:r>
-              </m:sub>
-            </m:sSub>
-          </m:e>
-        </m:nary>
-      </m:oMath>
-      <w:r>
-        <w:t xml:space="preserve">, pelo esperado,</w:t>
-      </w:r>
-      <w:r>
-        <w:t xml:space="preserve"> </w:t>
-      </w:r>
-      <m:oMath>
-        <m:nary>
-          <m:naryPr>
-            <m:chr m:val="∑"/>
-            <m:limLoc m:val="undOvr"/>
-            <m:subHide m:val="off"/>
-            <m:supHide m:val="on"/>
-          </m:naryPr>
-          <m:sub>
-            <m:r>
-              <m:t>l</m:t>
-            </m:r>
-          </m:sub>
-          <m:sup>
-            <m:r>
-              <m:t>​</m:t>
-            </m:r>
-          </m:sup>
-          <m:e>
-            <m:sSub>
-              <m:e>
-                <m:r>
-                  <m:t>G</m:t>
-                </m:r>
-              </m:e>
-              <m:sub>
-                <m:r>
-                  <m:t>l</m:t>
-                </m:r>
-              </m:sub>
-            </m:sSub>
-          </m:e>
-        </m:nary>
-        <m:r>
-          <m:t> </m:t>
-        </m:r>
-        <m:sSub>
-          <m:e>
-            <m:r>
-              <m:t>k</m:t>
-            </m:r>
-          </m:e>
-          <m:sub>
-            <m:r>
-              <m:t>l</m:t>
-            </m:r>
-          </m:sub>
-        </m:sSub>
-        <m:r>
-          <m:rPr>
-            <m:sty m:val="p"/>
-          </m:rPr>
-          <m:t>/</m:t>
-        </m:r>
-        <m:sSub>
-          <m:e>
-            <m:r>
-              <m:t>C</m:t>
-            </m:r>
-          </m:e>
-          <m:sub>
-            <m:r>
-              <m:t>l</m:t>
-            </m:r>
-          </m:sub>
-        </m:sSub>
-      </m:oMath>
-      <w:r>
-        <w:t xml:space="preserve">, mantendo-se os respectivos denominadores.</w:t>
-      </w:r>
-    </w:p>
-    <w:p>
-      <w:pPr>
-        <w:pStyle w:val="Corpodetexto"/>
-      </w:pPr>
-      <w:r>
-        <w:t xml:space="preserve">As três medidas são utilizadas tanto para o Top-NECr quanto para as delimitações alternativas do núcleo. A ampliação de núcleos aninhados não reduz a cobertura, pois preserva as candidaturas já incluídas. Seu efeito sobre a precisão depende da composição das candidaturas incorporadas: ela diminui quando a proporção de candidaturas com credenciais entre as novas integrantes é inferior à observada no núcleo anterior. O</w:t>
-      </w:r>
-      <w:r>
-        <w:t xml:space="preserve"> </w:t>
-      </w:r>
-      <w:r>
-        <w:rPr>
-          <w:i/>
-          <w:iCs/>
-        </w:rPr>
-        <w:t xml:space="preserve">lift</w:t>
-      </w:r>
-      <w:r>
-        <w:t xml:space="preserve"> </w:t>
-      </w:r>
-      <w:r>
-        <w:t xml:space="preserve">permite examinar se a sobrerrepresentação persiste diante dessas mudanças, tomando como referência os tamanhos envolvidos em cada delimitação.</w:t>
-      </w:r>
-    </w:p>
-    <w:p>
-      <w:pPr>
-        <w:pStyle w:val="Corpodetexto"/>
-      </w:pPr>
-      <w:r>
-        <w:t xml:space="preserve">Como análise complementar, as mesmas medidas são calculadas para as candidaturas posteriormente eleitas. Nesse exercício,</w:t>
-      </w:r>
-      <w:r>
-        <w:t xml:space="preserve"> </w:t>
-      </w:r>
-      <m:oMath>
-        <m:sSub>
-          <m:e>
-            <m:r>
-              <m:t>g</m:t>
-            </m:r>
-          </m:e>
-          <m:sub>
-            <m:r>
-              <m:t>i</m:t>
-            </m:r>
-            <m:r>
-              <m:t>l</m:t>
-            </m:r>
-          </m:sub>
-        </m:sSub>
-      </m:oMath>
-      <w:r>
-        <w:t xml:space="preserve"> </w:t>
-      </w:r>
-      <w:r>
-        <w:t xml:space="preserve">passa a indicar a eleição da candidatura, mantendo-se as demais definições. Os resultados descrevem a correspondência entre a priorização financeira e o sucesso eleitoral posterior, oferecendo uma validação</w:t>
-      </w:r>
-      <w:r>
-        <w:t xml:space="preserve"> </w:t>
-      </w:r>
-      <w:r>
-        <w:rPr>
-          <w:i/>
-          <w:iCs/>
-        </w:rPr>
-        <w:t xml:space="preserve">ex post</w:t>
-      </w:r>
-      <w:r>
-        <w:t xml:space="preserve"> </w:t>
-      </w:r>
-      <w:r>
-        <w:t xml:space="preserve">de sua relevância eleitoral. Essa correspondência, contudo, não permite distinguir a seleção de candidaturas previamente viáveis dos possíveis efeitos do financiamento sobre suas chances de eleição.</w:t>
-      </w:r>
-    </w:p>
-    <w:bookmarkEnd w:id="39"/>
-    <w:bookmarkEnd w:id="40"/>
-    <w:bookmarkStart w:id="56" w:name="resultados"/>
-    <w:p>
-      <w:pPr>
-        <w:pStyle w:val="Ttulo2"/>
-      </w:pPr>
-      <w:r>
-        <w:t xml:space="preserve">3.4 Resultados</w:t>
-      </w:r>
-    </w:p>
-    <w:bookmarkStart w:id="49" w:name="Xc98ff001544a0bc9dfd18dc0f4597d098f74c3c"/>
-    <w:p>
-      <w:pPr>
-        <w:pStyle w:val="Ttulo3"/>
-      </w:pPr>
-      <w:r>
-        <w:t xml:space="preserve">3.4.1 Amplitude das nominatas e concentração dos recursos</w:t>
-      </w:r>
-    </w:p>
-    <w:p>
-      <w:pPr>
-        <w:pStyle w:val="FirstParagraph"/>
-      </w:pPr>
-      <w:r>
-        <w:t xml:space="preserve">Dos 7.630 candidatos a Deputado Federal em 2018, 973 (12,75%) foram classificados como</w:t>
-      </w:r>
-      <w:r>
-        <w:t xml:space="preserve"> </w:t>
-      </w:r>
-      <w:r>
-        <w:t xml:space="preserve">“competitivos”</w:t>
-      </w:r>
-      <w:r>
-        <w:t xml:space="preserve"> </w:t>
-      </w:r>
-      <w:r>
-        <w:t xml:space="preserve">pelos critérios adaptados de</w:t>
-      </w:r>
-      <w:r>
-        <w:t xml:space="preserve"> </w:t>
-      </w:r>
-      <w:r>
-        <w:t xml:space="preserve">Cheibub; Sin (2020)</w:t>
-      </w:r>
-      <w:r>
-        <w:t xml:space="preserve">. Em 2022, foram 9.675 candidaturas com 1.354 (13,99%) competitivas. Houve um aumento desproporcional dentro do grupo de candidaturas competitivas: enquanto o total de candidatos lançados aumentou 27%, o total de competitivas cresceu 39% no período.</w:t>
-      </w:r>
-    </w:p>
-    <w:p>
-      <w:pPr>
-        <w:pStyle w:val="Corpodetexto"/>
-      </w:pPr>
-      <w:r>
-        <w:t xml:space="preserve">A</w:t>
-      </w:r>
-      <w:r>
-        <w:t xml:space="preserve"> </w:t>
-      </w:r>
-      <w:hyperlink w:anchor="fig-amplitude">
+        <w:t xml:space="preserve">; e uma referência aleatória. A definição formal destas métricas estão no</w:t>
+      </w:r>
+      <w:r>
+        <w:t xml:space="preserve"> </w:t>
+      </w:r>
+      <w:hyperlink w:anchor="sec-apendice-formal">
         <w:r>
           <w:rPr>
             <w:rStyle w:val="Hyperlink"/>
           </w:rPr>
-          <w:t xml:space="preserve">Figura 3.1</w:t>
+          <w:t xml:space="preserve">Apêndice A</w:t>
         </w:r>
       </w:hyperlink>
       <w:r>
-        <w:t xml:space="preserve"> </w:t>
-      </w:r>
-      <w:r>
-        <w:t xml:space="preserve">apresenta a amplitude formal e efetiva das nominatas financiadas. Calculando-se a partir da base criada para a tese, a lista partidária mediana possuiu quatro candidatos em 2018 e nove em 2022. A média de candidaturas foi maior, indicando uma distribuição com cauda à direita. Quando se limitam às candidaturas com credenciais eleitorais prévias, os números são bem menores, em consonância com as evidências de</w:t>
-      </w:r>
-      <w:r>
-        <w:t xml:space="preserve"> </w:t>
-      </w:r>
-      <w:r>
-        <w:t xml:space="preserve">Cheibub; Sin (2020)</w:t>
-      </w:r>
-      <w:r>
-        <w:t xml:space="preserve">. Em 2018 e 2022, a mediana de candidaturas competitivas por lista é igual a um candidato. A média, respectivamente, é de 1,22 e 2,09 candidatos.</w:t>
+        <w:t xml:space="preserve">.</w:t>
+      </w:r>
+    </w:p>
+    <w:p>
+      <w:pPr>
+        <w:pStyle w:val="Corpodetexto"/>
+      </w:pPr>
+      <w:r>
+        <w:t xml:space="preserve">A</w:t>
+      </w:r>
+      <w:r>
+        <w:t xml:space="preserve"> </w:t>
+      </w:r>
+      <w:hyperlink w:anchor="tbl-resumo-indicadores">
+        <w:r>
+          <w:rPr>
+            <w:rStyle w:val="Hyperlink"/>
+          </w:rPr>
+          <w:t xml:space="preserve">Tabela 3.1</w:t>
+        </w:r>
+      </w:hyperlink>
+      <w:r>
+        <w:t xml:space="preserve"> </w:t>
+      </w:r>
+      <w:r>
+        <w:t xml:space="preserve">detalha o cálculo dos indicadores em um cenário fictício e a pergunta substantiva que respondem. Para interpretá-la, considere um cenário de uma nominata com 12 candidatos, dos quais 4 tiveram credenciais eleitorais prévias identificadas. O núcleo priorizado selecionado pelo Top-NECr desta nominata reúne 3 candidatos, sendo 2 deles com credenciais prévias.</w:t>
       </w:r>
     </w:p>
     <w:tbl>
@@ -4496,7 +3329,527 @@
       <w:tr>
         <w:tc>
           <w:tcPr/>
-          <w:bookmarkStart w:id="44" w:name="fig-amplitude"/>
+          <w:bookmarkStart w:id="34" w:name="tbl-resumo-indicadores"/>
+          <w:p>
+            <w:pPr>
+              <w:jc w:val="center"/>
+            </w:pPr>
+            <w:pPr>
+              <w:jc w:val="start"/>
+              <w:spacing w:before="200"/>
+              <w:pStyle w:val="ImageCaption"/>
+            </w:pPr>
+            <w:r>
+              <w:t xml:space="preserve">Tabela 3.1: Indicadores de composição do núcleo priorizado em um cenário fictício de uma nominata com 12 candidatos, 4 deles com credenciais eleitorais prévias e um núcleo Top-NECr de 3 candidatos, 2 com credenciais.</w:t>
+            </w:r>
+          </w:p>
+          <w:tbl>
+            <w:tblPr>
+              <w:tblStyle w:val="Table"/>
+              <w:tblW w:type="pct" w:w="5000"/>
+              <w:tblLayout w:type="fixed"/>
+              <w:tblLook w:firstRow="1" w:lastRow="0" w:firstColumn="0" w:lastColumn="0" w:noHBand="0" w:noVBand="0" w:val="0020"/>
+            </w:tblPr>
+            <w:tblGrid>
+              <w:gridCol w:w="1584"/>
+              <w:gridCol w:w="4356"/>
+              <w:gridCol w:w="1980"/>
+            </w:tblGrid>
+            <w:tr>
+              <w:trPr>
+                <w:tblHeader w:val="on"/>
+              </w:trPr>
+              <w:tc>
+                <w:tcPr/>
+                <w:p>
+                  <w:pPr>
+                    <w:pStyle w:val="Compact"/>
+                    <w:jc w:val="left"/>
+                    <w:jc w:val="center"/>
+                  </w:pPr>
+                  <w:r>
+                    <w:t xml:space="preserve">Medida</w:t>
+                  </w:r>
+                </w:p>
+              </w:tc>
+              <w:tc>
+                <w:tcPr/>
+                <w:p>
+                  <w:pPr>
+                    <w:pStyle w:val="Compact"/>
+                    <w:jc w:val="left"/>
+                    <w:jc w:val="center"/>
+                  </w:pPr>
+                  <w:r>
+                    <w:t xml:space="preserve">Pergunta que responde</w:t>
+                  </w:r>
+                </w:p>
+              </w:tc>
+              <w:tc>
+                <w:tcPr/>
+                <w:p>
+                  <w:pPr>
+                    <w:pStyle w:val="Compact"/>
+                    <w:jc w:val="right"/>
+                    <w:jc w:val="center"/>
+                  </w:pPr>
+                  <w:r>
+                    <w:t xml:space="preserve">Conta</w:t>
+                  </w:r>
+                </w:p>
+              </w:tc>
+            </w:tr>
+            <w:tr>
+              <w:tc>
+                <w:tcPr/>
+                <w:p>
+                  <w:pPr>
+                    <w:pStyle w:val="Compact"/>
+                    <w:jc w:val="left"/>
+                    <w:jc w:val="center"/>
+                  </w:pPr>
+                  <w:r>
+                    <w:t xml:space="preserve">Precisão</w:t>
+                  </w:r>
+                </w:p>
+              </w:tc>
+              <w:tc>
+                <w:tcPr/>
+                <w:p>
+                  <w:pPr>
+                    <w:pStyle w:val="Compact"/>
+                    <w:jc w:val="left"/>
+                    <w:jc w:val="center"/>
+                  </w:pPr>
+                  <w:r>
+                    <w:t xml:space="preserve">Dos candidatos priorizados, quantos possuem credenciais?</w:t>
+                  </w:r>
+                </w:p>
+              </w:tc>
+              <w:tc>
+                <w:tcPr/>
+                <w:p>
+                  <w:pPr>
+                    <w:pStyle w:val="Compact"/>
+                    <w:jc w:val="right"/>
+                    <w:jc w:val="center"/>
+                  </w:pPr>
+                  <m:oMath>
+                    <m:r>
+                      <m:t>2</m:t>
+                    </m:r>
+                    <m:r>
+                      <m:rPr>
+                        <m:sty m:val="p"/>
+                      </m:rPr>
+                      <m:t>÷</m:t>
+                    </m:r>
+                    <m:r>
+                      <m:t>3</m:t>
+                    </m:r>
+                    <m:r>
+                      <m:rPr>
+                        <m:sty m:val="p"/>
+                      </m:rPr>
+                      <m:t>≈</m:t>
+                    </m:r>
+                    <m:r>
+                      <m:t>66</m:t>
+                    </m:r>
+                    <m:r>
+                      <m:rPr>
+                        <m:sty m:val="p"/>
+                      </m:rPr>
+                      <m:t>,</m:t>
+                    </m:r>
+                    <m:r>
+                      <m:t>7</m:t>
+                    </m:r>
+                    <m:r>
+                      <m:rPr>
+                        <m:sty m:val="p"/>
+                      </m:rPr>
+                      <m:t>%</m:t>
+                    </m:r>
+                  </m:oMath>
+                </w:p>
+              </w:tc>
+            </w:tr>
+            <w:tr>
+              <w:tc>
+                <w:tcPr/>
+                <w:p>
+                  <w:pPr>
+                    <w:pStyle w:val="Compact"/>
+                    <w:jc w:val="left"/>
+                    <w:jc w:val="center"/>
+                  </w:pPr>
+                  <w:r>
+                    <w:t xml:space="preserve">Cobertura</w:t>
+                  </w:r>
+                </w:p>
+              </w:tc>
+              <w:tc>
+                <w:tcPr/>
+                <w:p>
+                  <w:pPr>
+                    <w:pStyle w:val="Compact"/>
+                    <w:jc w:val="left"/>
+                    <w:jc w:val="center"/>
+                  </w:pPr>
+                  <w:r>
+                    <w:t xml:space="preserve">Dos candidatos com credenciais, quantos foram priorizados?</w:t>
+                  </w:r>
+                </w:p>
+              </w:tc>
+              <w:tc>
+                <w:tcPr/>
+                <w:p>
+                  <w:pPr>
+                    <w:pStyle w:val="Compact"/>
+                    <w:jc w:val="right"/>
+                    <w:jc w:val="center"/>
+                  </w:pPr>
+                  <m:oMath>
+                    <m:r>
+                      <m:t>2</m:t>
+                    </m:r>
+                    <m:r>
+                      <m:rPr>
+                        <m:sty m:val="p"/>
+                      </m:rPr>
+                      <m:t>÷</m:t>
+                    </m:r>
+                    <m:r>
+                      <m:t>4</m:t>
+                    </m:r>
+                    <m:r>
+                      <m:rPr>
+                        <m:sty m:val="p"/>
+                      </m:rPr>
+                      <m:t>=</m:t>
+                    </m:r>
+                    <m:r>
+                      <m:t>50</m:t>
+                    </m:r>
+                    <m:r>
+                      <m:rPr>
+                        <m:sty m:val="p"/>
+                      </m:rPr>
+                      <m:t>%</m:t>
+                    </m:r>
+                  </m:oMath>
+                </w:p>
+              </w:tc>
+            </w:tr>
+            <w:tr>
+              <w:tc>
+                <w:tcPr/>
+                <w:p>
+                  <w:pPr>
+                    <w:pStyle w:val="Compact"/>
+                    <w:jc w:val="left"/>
+                    <w:jc w:val="center"/>
+                  </w:pPr>
+                  <w:r>
+                    <w:t xml:space="preserve">Referência aleatória</w:t>
+                  </w:r>
+                </w:p>
+              </w:tc>
+              <w:tc>
+                <w:tcPr/>
+                <w:p>
+                  <w:pPr>
+                    <w:pStyle w:val="Compact"/>
+                    <w:jc w:val="left"/>
+                    <w:jc w:val="center"/>
+                  </w:pPr>
+                  <w:r>
+                    <w:t xml:space="preserve">Quantos candidatos com credenciais esperaríamos encontrar ao selecionar 3 dos 12 candidatos ao acaso?</w:t>
+                  </w:r>
+                </w:p>
+              </w:tc>
+              <w:tc>
+                <w:tcPr/>
+                <w:p>
+                  <w:pPr>
+                    <w:pStyle w:val="Compact"/>
+                    <w:jc w:val="right"/>
+                    <w:jc w:val="center"/>
+                  </w:pPr>
+                  <m:oMath>
+                    <m:r>
+                      <m:t>3</m:t>
+                    </m:r>
+                    <m:r>
+                      <m:rPr>
+                        <m:sty m:val="p"/>
+                      </m:rPr>
+                      <m:t>×</m:t>
+                    </m:r>
+                    <m:d>
+                      <m:dPr>
+                        <m:begChr m:val="("/>
+                        <m:endChr m:val=")"/>
+                        <m:sepChr m:val=""/>
+                        <m:grow/>
+                      </m:dPr>
+                      <m:e>
+                        <m:r>
+                          <m:t>4</m:t>
+                        </m:r>
+                        <m:r>
+                          <m:rPr>
+                            <m:sty m:val="p"/>
+                          </m:rPr>
+                          <m:t>÷</m:t>
+                        </m:r>
+                        <m:r>
+                          <m:t>12</m:t>
+                        </m:r>
+                      </m:e>
+                    </m:d>
+                    <m:r>
+                      <m:rPr>
+                        <m:sty m:val="p"/>
+                      </m:rPr>
+                      <m:t>=</m:t>
+                    </m:r>
+                    <m:r>
+                      <m:t>1</m:t>
+                    </m:r>
+                  </m:oMath>
+                </w:p>
+              </w:tc>
+            </w:tr>
+            <w:tr>
+              <w:tc>
+                <w:tcPr/>
+                <w:p>
+                  <w:pPr>
+                    <w:pStyle w:val="Compact"/>
+                    <w:jc w:val="left"/>
+                    <w:jc w:val="center"/>
+                  </w:pPr>
+                  <w:r>
+                    <w:rPr>
+                      <w:i/>
+                      <w:iCs/>
+                    </w:rPr>
+                    <w:t xml:space="preserve">Lift</w:t>
+                  </w:r>
+                </w:p>
+              </w:tc>
+              <w:tc>
+                <w:tcPr/>
+                <w:p>
+                  <w:pPr>
+                    <w:pStyle w:val="Compact"/>
+                    <w:jc w:val="left"/>
+                    <w:jc w:val="center"/>
+                  </w:pPr>
+                  <w:r>
+                    <w:t xml:space="preserve">Quantos acertos observamos em relação ao esperado ao acaso?</w:t>
+                  </w:r>
+                </w:p>
+              </w:tc>
+              <w:tc>
+                <w:tcPr/>
+                <w:p>
+                  <w:pPr>
+                    <w:pStyle w:val="Compact"/>
+                    <w:jc w:val="right"/>
+                    <w:jc w:val="center"/>
+                  </w:pPr>
+                  <m:oMath>
+                    <m:r>
+                      <m:t>2</m:t>
+                    </m:r>
+                    <m:r>
+                      <m:rPr>
+                        <m:sty m:val="p"/>
+                      </m:rPr>
+                      <m:t>÷</m:t>
+                    </m:r>
+                    <m:r>
+                      <m:t>1</m:t>
+                    </m:r>
+                    <m:r>
+                      <m:rPr>
+                        <m:sty m:val="p"/>
+                      </m:rPr>
+                      <m:t>=</m:t>
+                    </m:r>
+                    <m:r>
+                      <m:t>2</m:t>
+                    </m:r>
+                  </m:oMath>
+                </w:p>
+              </w:tc>
+            </w:tr>
+          </w:tbl>
+          <w:bookmarkEnd w:id="34"/>
+          <w:p/>
+        </w:tc>
+      </w:tr>
+    </w:tbl>
+    <w:p>
+      <w:pPr>
+        <w:pStyle w:val="Corpodetexto"/>
+      </w:pPr>
+      <w:r>
+        <w:t xml:space="preserve">O</w:t>
+      </w:r>
+      <w:r>
+        <w:t xml:space="preserve"> </w:t>
+      </w:r>
+      <w:r>
+        <w:rPr>
+          <w:i/>
+          <w:iCs/>
+        </w:rPr>
+        <w:t xml:space="preserve">lift</w:t>
+      </w:r>
+      <w:r>
+        <w:t xml:space="preserve"> </w:t>
+      </w:r>
+      <w:r>
+        <w:t xml:space="preserve">igual a 2 neste cenário indica que esta nominata possui um núcleo priorizado com uma frequência de candidaturas com credenciais prévias equivalente ao dobro do que seria esperado em uma seleção de um grupo de mesmo tamanho ao acaso.</w:t>
+      </w:r>
+    </w:p>
+    <w:p>
+      <w:pPr>
+        <w:pStyle w:val="Corpodetexto"/>
+      </w:pPr>
+      <w:r>
+        <w:t xml:space="preserve">Estas métricas são calculadas sobre as diferentes operacionalizações de seleção do núcleo priorizado. Como análise complementar, também são computadas considerando as candidaturas posteriormente eleitas, constituindo uma validação</w:t>
+      </w:r>
+      <w:r>
+        <w:t xml:space="preserve"> </w:t>
+      </w:r>
+      <w:r>
+        <w:rPr>
+          <w:i/>
+          <w:iCs/>
+        </w:rPr>
+        <w:t xml:space="preserve">ex-post</w:t>
+      </w:r>
+      <w:r>
+        <w:t xml:space="preserve"> </w:t>
+      </w:r>
+      <w:r>
+        <w:t xml:space="preserve">do núcleo selecionado. Estes testes, entretanto, são</w:t>
+      </w:r>
+      <w:r>
+        <w:t xml:space="preserve"> </w:t>
+      </w:r>
+      <w:r>
+        <w:t xml:space="preserve">“contaminados”</w:t>
+      </w:r>
+      <w:r>
+        <w:t xml:space="preserve"> </w:t>
+      </w:r>
+      <w:r>
+        <w:t xml:space="preserve">pelo resultado eleitoral visto que este é uma função da interação entre partidos, candidatos e eleitores.</w:t>
+      </w:r>
+    </w:p>
+    <w:bookmarkEnd w:id="35"/>
+    <w:bookmarkEnd w:id="36"/>
+    <w:bookmarkStart w:id="52" w:name="resultados"/>
+    <w:p>
+      <w:pPr>
+        <w:pStyle w:val="Ttulo2"/>
+      </w:pPr>
+      <w:r>
+        <w:t xml:space="preserve">3.4 Resultados</w:t>
+      </w:r>
+    </w:p>
+    <w:bookmarkStart w:id="45" w:name="Xc98ff001544a0bc9dfd18dc0f4597d098f74c3c"/>
+    <w:p>
+      <w:pPr>
+        <w:pStyle w:val="Ttulo3"/>
+      </w:pPr>
+      <w:r>
+        <w:t xml:space="preserve">3.4.1 Amplitude das nominatas e concentração dos recursos</w:t>
+      </w:r>
+    </w:p>
+    <w:p>
+      <w:pPr>
+        <w:pStyle w:val="FirstParagraph"/>
+      </w:pPr>
+      <w:r>
+        <w:t xml:space="preserve">Dos 7.630 candidatos a Deputado Federal em 2018, 973 (12,75%) foram classificados como</w:t>
+      </w:r>
+      <w:r>
+        <w:t xml:space="preserve"> </w:t>
+      </w:r>
+      <w:r>
+        <w:t xml:space="preserve">“competitivos”</w:t>
+      </w:r>
+      <w:r>
+        <w:t xml:space="preserve"> </w:t>
+      </w:r>
+      <w:r>
+        <w:t xml:space="preserve">pelos critérios adaptados de</w:t>
+      </w:r>
+      <w:r>
+        <w:t xml:space="preserve"> </w:t>
+      </w:r>
+      <w:r>
+        <w:t xml:space="preserve">Cheibub; Sin (2020)</w:t>
+      </w:r>
+      <w:r>
+        <w:t xml:space="preserve">. Em 2022, foram 9.675 candidaturas com 1.354 (13,99%) competitivas. Houve um aumento desproporcional dentro do grupo de candidaturas competitivas: enquanto o total de candidatos lançados aumentou 27%, o total de competitivas cresceu 39% no período.</w:t>
+      </w:r>
+    </w:p>
+    <w:p>
+      <w:pPr>
+        <w:pStyle w:val="Corpodetexto"/>
+      </w:pPr>
+      <w:r>
+        <w:t xml:space="preserve">A</w:t>
+      </w:r>
+      <w:r>
+        <w:t xml:space="preserve"> </w:t>
+      </w:r>
+      <w:hyperlink w:anchor="fig-amplitude">
+        <w:r>
+          <w:rPr>
+            <w:rStyle w:val="Hyperlink"/>
+          </w:rPr>
+          <w:t xml:space="preserve">Figura 3.1</w:t>
+        </w:r>
+      </w:hyperlink>
+      <w:r>
+        <w:t xml:space="preserve"> </w:t>
+      </w:r>
+      <w:r>
+        <w:t xml:space="preserve">apresenta a amplitude formal e efetiva das nominatas financiadas. Calculando-se a partir da base criada para a tese, a lista partidária mediana possuiu quatro candidatos em 2018 e nove em 2022. A média de candidaturas foi maior, indicando uma distribuição com cauda à direita. Quando se limitam às candidaturas com credenciais eleitorais prévias, os números são bem menores, em consonância com as evidências de</w:t>
+      </w:r>
+      <w:r>
+        <w:t xml:space="preserve"> </w:t>
+      </w:r>
+      <w:r>
+        <w:t xml:space="preserve">Cheibub; Sin (2020)</w:t>
+      </w:r>
+      <w:r>
+        <w:t xml:space="preserve">. Em 2018 e 2022, a mediana de candidaturas competitivas por lista é igual a um candidato. A média, respectivamente, é de 1,22 e 2,09 candidatos.</w:t>
+      </w:r>
+    </w:p>
+    <w:tbl>
+      <w:tblPr>
+        <w:tblStyle w:val="Table"/>
+        <w:tblW w:type="pct" w:w="5000"/>
+        <w:tblLayout w:type="fixed"/>
+        <w:tblLook w:firstRow="0" w:lastRow="0" w:firstColumn="0" w:lastColumn="0" w:noHBand="0" w:noVBand="0" w:val="0000"/>
+      </w:tblPr>
+      <w:tblGrid>
+        <w:gridCol w:w="7920"/>
+      </w:tblGrid>
+      <w:tr>
+        <w:tc>
+          <w:tcPr/>
+          <w:bookmarkStart w:id="40" w:name="fig-amplitude"/>
           <w:p>
             <w:pPr>
               <w:jc w:val="center"/>
@@ -4520,18 +3873,18 @@
                 <wp:inline>
                   <wp:extent cx="5600700" cy="2520315"/>
                   <wp:effectExtent b="0" l="0" r="0" t="0"/>
-                  <wp:docPr descr="" title="" id="42" name="Picture"/>
+                  <wp:docPr descr="" title="" id="38" name="Picture"/>
                   <a:graphic>
                     <a:graphicData uri="http://schemas.openxmlformats.org/drawingml/2006/picture">
                       <pic:pic>
                         <pic:nvPicPr>
-                          <pic:cNvPr descr="../figs/cap3_fig_amplitude_barras.png" id="43" name="Picture"/>
+                          <pic:cNvPr descr="../figs/cap3_fig_amplitude_barras.png" id="39" name="Picture"/>
                           <pic:cNvPicPr>
                             <a:picLocks noChangeArrowheads="1" noChangeAspect="1"/>
                           </pic:cNvPicPr>
                         </pic:nvPicPr>
                         <pic:blipFill>
-                          <a:blip r:embed="rId41"/>
+                          <a:blip r:embed="rId37"/>
                           <a:stretch>
                             <a:fillRect/>
                           </a:stretch>
@@ -4558,7 +3911,7 @@
               </w:drawing>
             </w:r>
           </w:p>
-          <w:bookmarkEnd w:id="44"/>
+          <w:bookmarkEnd w:id="40"/>
         </w:tc>
       </w:tr>
     </w:tbl>
@@ -4636,7 +3989,7 @@
       <w:tr>
         <w:tc>
           <w:tcPr/>
-          <w:bookmarkStart w:id="48" w:name="fig-concentracao"/>
+          <w:bookmarkStart w:id="44" w:name="fig-concentracao"/>
           <w:p>
             <w:pPr>
               <w:jc w:val="center"/>
@@ -4660,18 +4013,18 @@
                 <wp:inline>
                   <wp:extent cx="3080385" cy="2177595"/>
                   <wp:effectExtent b="0" l="0" r="0" t="0"/>
-                  <wp:docPr descr="" title="" id="46" name="Picture"/>
+                  <wp:docPr descr="" title="" id="42" name="Picture"/>
                   <a:graphic>
                     <a:graphicData uri="http://schemas.openxmlformats.org/drawingml/2006/picture">
                       <pic:pic>
                         <pic:nvPicPr>
-                          <pic:cNvPr descr="../figs/cap3_fig_concentracao_barras.png" id="47" name="Picture"/>
+                          <pic:cNvPr descr="../figs/cap3_fig_concentracao_barras.png" id="43" name="Picture"/>
                           <pic:cNvPicPr>
                             <a:picLocks noChangeArrowheads="1" noChangeAspect="1"/>
                           </pic:cNvPicPr>
                         </pic:nvPicPr>
                         <pic:blipFill>
-                          <a:blip r:embed="rId45"/>
+                          <a:blip r:embed="rId41"/>
                           <a:stretch>
                             <a:fillRect/>
                           </a:stretch>
@@ -4698,7 +4051,7 @@
               </w:drawing>
             </w:r>
           </w:p>
-          <w:bookmarkEnd w:id="48"/>
+          <w:bookmarkEnd w:id="44"/>
         </w:tc>
       </w:tr>
     </w:tbl>
@@ -4722,8 +4075,8 @@
         <w:t xml:space="preserve">sobre o afunilamento das candidaturas quando se considera a competitividade prévia e concentração de recursos partidários intralista. Há indicativos de que apenas a metade das candidaturas são financiadas por seus partidos de maneira efetiva. Todavia, apenas estes indicadores não sustentam sozinhos a ideia de priorização financeira. A seção seguinte operacionaliza o núcleo partidário priorizado em recursos e valida as seleções realizadas por diferentes critérios.</w:t>
       </w:r>
     </w:p>
-    <w:bookmarkEnd w:id="49"/>
-    <w:bookmarkStart w:id="55" w:name="priorização-financeira-pelo-top-necr"/>
+    <w:bookmarkEnd w:id="45"/>
+    <w:bookmarkStart w:id="51" w:name="priorização-financeira-pelo-top-necr"/>
     <w:p>
       <w:pPr>
         <w:pStyle w:val="Ttulo3"/>
@@ -4826,7 +4179,7 @@
       <w:tr>
         <w:tc>
           <w:tcPr/>
-          <w:bookmarkStart w:id="53" w:name="fig-cap3-03-top-necr"/>
+          <w:bookmarkStart w:id="49" w:name="fig-cap3-03-top-necr"/>
           <w:p>
             <w:pPr>
               <w:jc w:val="center"/>
@@ -4866,18 +4219,18 @@
                 <wp:inline>
                   <wp:extent cx="5600700" cy="1892295"/>
                   <wp:effectExtent b="0" l="0" r="0" t="0"/>
-                  <wp:docPr descr="" title="" id="51" name="Picture"/>
+                  <wp:docPr descr="" title="" id="47" name="Picture"/>
                   <a:graphic>
                     <a:graphicData uri="http://schemas.openxmlformats.org/drawingml/2006/picture">
                       <pic:pic>
                         <pic:nvPicPr>
-                          <pic:cNvPr descr="../figs/cap3_fig_top_necr.png" id="52" name="Picture"/>
+                          <pic:cNvPr descr="../figs/cap3_fig_top_necr.png" id="48" name="Picture"/>
                           <pic:cNvPicPr>
                             <a:picLocks noChangeArrowheads="1" noChangeAspect="1"/>
                           </pic:cNvPicPr>
                         </pic:nvPicPr>
                         <pic:blipFill>
-                          <a:blip r:embed="rId50"/>
+                          <a:blip r:embed="rId46"/>
                           <a:stretch>
                             <a:fillRect/>
                           </a:stretch>
@@ -4904,7 +4257,7 @@
               </w:drawing>
             </w:r>
           </w:p>
-          <w:bookmarkEnd w:id="53"/>
+          <w:bookmarkEnd w:id="49"/>
         </w:tc>
       </w:tr>
     </w:tbl>
@@ -4923,7 +4276,7 @@
           <w:rPr>
             <w:rStyle w:val="Hyperlink"/>
           </w:rPr>
-          <w:t xml:space="preserve">Tabela 3.1</w:t>
+          <w:t xml:space="preserve">Tabela 3.2</w:t>
         </w:r>
       </w:hyperlink>
       <w:r>
@@ -4962,7 +4315,7 @@
       <w:tr>
         <w:tc>
           <w:tcPr/>
-          <w:bookmarkStart w:id="54" w:name="tbl-cap3-01-lift-magnitude"/>
+          <w:bookmarkStart w:id="50" w:name="tbl-cap3-01-lift-magnitude"/>
           <w:p>
             <w:pPr>
               <w:jc w:val="center"/>
@@ -4973,7 +4326,7 @@
               <w:pStyle w:val="ImageCaption"/>
             </w:pPr>
             <w:r>
-              <w:t xml:space="preserve">Tabela 3.1</w:t>
+              <w:t xml:space="preserve">Tabela 3.2</w:t>
             </w:r>
           </w:p>
           <w:tbl>
@@ -5143,14 +4496,14 @@
               </w:tc>
             </w:tr>
           </w:tbl>
-          <w:bookmarkEnd w:id="54"/>
+          <w:bookmarkEnd w:id="50"/>
           <w:p/>
         </w:tc>
       </w:tr>
     </w:tbl>
-    <w:bookmarkEnd w:id="55"/>
-    <w:bookmarkEnd w:id="56"/>
-    <w:bookmarkStart w:id="73" w:name="robustez-da-operacionalização"/>
+    <w:bookmarkEnd w:id="51"/>
+    <w:bookmarkEnd w:id="52"/>
+    <w:bookmarkStart w:id="68" w:name="robustez-da-operacionalização"/>
     <w:p>
       <w:pPr>
         <w:pStyle w:val="Ttulo2"/>
@@ -5159,7 +4512,7 @@
         <w:t xml:space="preserve">3.5 Robustez da operacionalização</w:t>
       </w:r>
     </w:p>
-    <w:bookmarkStart w:id="62" w:name="X6e76b9f960f9830fb01c551e1e835dd0b730392"/>
+    <w:bookmarkStart w:id="58" w:name="X6e76b9f960f9830fb01c551e1e835dd0b730392"/>
     <w:p>
       <w:pPr>
         <w:pStyle w:val="Ttulo3"/>
@@ -5246,7 +4599,7 @@
       <w:tr>
         <w:tc>
           <w:tcPr/>
-          <w:bookmarkStart w:id="60" w:name="fig-cap3-03-top-necr-eleicao"/>
+          <w:bookmarkStart w:id="56" w:name="fig-cap3-03-top-necr-eleicao"/>
           <w:p>
             <w:pPr>
               <w:jc w:val="center"/>
@@ -5286,18 +4639,18 @@
                 <wp:inline>
                   <wp:extent cx="5600700" cy="1892295"/>
                   <wp:effectExtent b="0" l="0" r="0" t="0"/>
-                  <wp:docPr descr="" title="" id="58" name="Picture"/>
+                  <wp:docPr descr="" title="" id="54" name="Picture"/>
                   <a:graphic>
                     <a:graphicData uri="http://schemas.openxmlformats.org/drawingml/2006/picture">
                       <pic:pic>
                         <pic:nvPicPr>
-                          <pic:cNvPr descr="../figs/cap3_fig_top_necr_eleicao.png" id="59" name="Picture"/>
+                          <pic:cNvPr descr="../figs/cap3_fig_top_necr_eleicao.png" id="55" name="Picture"/>
                           <pic:cNvPicPr>
                             <a:picLocks noChangeArrowheads="1" noChangeAspect="1"/>
                           </pic:cNvPicPr>
                         </pic:nvPicPr>
                         <pic:blipFill>
-                          <a:blip r:embed="rId57"/>
+                          <a:blip r:embed="rId53"/>
                           <a:stretch>
                             <a:fillRect/>
                           </a:stretch>
@@ -5324,7 +4677,7 @@
               </w:drawing>
             </w:r>
           </w:p>
-          <w:bookmarkEnd w:id="60"/>
+          <w:bookmarkEnd w:id="56"/>
         </w:tc>
       </w:tr>
     </w:tbl>
@@ -5343,7 +4696,7 @@
           <w:rPr>
             <w:rStyle w:val="Hyperlink"/>
           </w:rPr>
-          <w:t xml:space="preserve">Tabela 3.2</w:t>
+          <w:t xml:space="preserve">Tabela 3.3</w:t>
         </w:r>
       </w:hyperlink>
       <w:r>
@@ -5382,7 +4735,7 @@
       <w:tr>
         <w:tc>
           <w:tcPr/>
-          <w:bookmarkStart w:id="61" w:name="tbl-cap3-02-lift-magnitude-eleicao"/>
+          <w:bookmarkStart w:id="57" w:name="tbl-cap3-02-lift-magnitude-eleicao"/>
           <w:p>
             <w:pPr>
               <w:jc w:val="center"/>
@@ -5393,7 +4746,7 @@
               <w:pStyle w:val="ImageCaption"/>
             </w:pPr>
             <w:r>
-              <w:t xml:space="preserve">Tabela 3.2</w:t>
+              <w:t xml:space="preserve">Tabela 3.3</w:t>
             </w:r>
           </w:p>
           <w:tbl>
@@ -5563,13 +4916,13 @@
               </w:tc>
             </w:tr>
           </w:tbl>
-          <w:bookmarkEnd w:id="61"/>
+          <w:bookmarkEnd w:id="57"/>
           <w:p/>
         </w:tc>
       </w:tr>
     </w:tbl>
-    <w:bookmarkEnd w:id="62"/>
-    <w:bookmarkStart w:id="72" w:name="sensibilidade-ao-limiar-top-x"/>
+    <w:bookmarkEnd w:id="58"/>
+    <w:bookmarkStart w:id="67" w:name="sensibilidade-ao-limiar-top-x"/>
     <w:p>
       <w:pPr>
         <w:pStyle w:val="Ttulo3"/>
@@ -5605,360 +4958,6 @@
     <w:p>
       <w:pPr>
         <w:pStyle w:val="Corpodetexto"/>
-      </w:pPr>
-      <w:bookmarkStart w:id="63" w:name="eq-ktopx"/>
-      <m:oMathPara>
-        <m:oMathParaPr>
-          <m:jc m:val="center"/>
-        </m:oMathParaPr>
-        <m:oMath>
-          <m:sSubSup>
-            <m:e>
-              <m:r>
-                <m:t>k</m:t>
-              </m:r>
-            </m:e>
-            <m:sub>
-              <m:r>
-                <m:t>l</m:t>
-              </m:r>
-            </m:sub>
-            <m:sup>
-              <m:r>
-                <m:t>τ</m:t>
-              </m:r>
-            </m:sup>
-          </m:sSubSup>
-          <m:r>
-            <m:rPr>
-              <m:sty m:val="p"/>
-            </m:rPr>
-            <m:t>=</m:t>
-          </m:r>
-          <m:r>
-            <m:rPr>
-              <m:sty m:val="p"/>
-            </m:rPr>
-            <m:t>min</m:t>
-          </m:r>
-          <m:d>
-            <m:dPr>
-              <m:begChr m:val="{"/>
-              <m:endChr m:val="}"/>
-              <m:sepChr m:val=""/>
-              <m:grow/>
-            </m:dPr>
-            <m:e>
-              <m:r>
-                <m:t>k</m:t>
-              </m:r>
-              <m:r>
-                <m:rPr>
-                  <m:sty m:val="p"/>
-                </m:rPr>
-                <m:t>∈</m:t>
-              </m:r>
-              <m:r>
-                <m:rPr>
-                  <m:sty m:val="p"/>
-                </m:rPr>
-                <m:t>{</m:t>
-              </m:r>
-              <m:r>
-                <m:t>1</m:t>
-              </m:r>
-              <m:r>
-                <m:rPr>
-                  <m:sty m:val="p"/>
-                </m:rPr>
-                <m:t>,</m:t>
-              </m:r>
-              <m:r>
-                <m:rPr>
-                  <m:sty m:val="p"/>
-                </m:rPr>
-                <m:t>…</m:t>
-              </m:r>
-              <m:r>
-                <m:rPr>
-                  <m:sty m:val="p"/>
-                </m:rPr>
-                <m:t>,</m:t>
-              </m:r>
-              <m:sSub>
-                <m:e>
-                  <m:r>
-                    <m:t>C</m:t>
-                  </m:r>
-                </m:e>
-                <m:sub>
-                  <m:r>
-                    <m:t>l</m:t>
-                  </m:r>
-                </m:sub>
-              </m:sSub>
-              <m:r>
-                <m:rPr>
-                  <m:sty m:val="p"/>
-                </m:rPr>
-                <m:t>}</m:t>
-              </m:r>
-              <m:r>
-                <m:rPr>
-                  <m:sty m:val="p"/>
-                </m:rPr>
-                <m:t>:</m:t>
-              </m:r>
-              <m:r>
-                <m:t> </m:t>
-              </m:r>
-              <m:nary>
-                <m:naryPr>
-                  <m:chr m:val="∑"/>
-                  <m:limLoc m:val="undOvr"/>
-                  <m:subHide m:val="off"/>
-                  <m:supHide m:val="off"/>
-                </m:naryPr>
-                <m:sub>
-                  <m:r>
-                    <m:t>j</m:t>
-                  </m:r>
-                  <m:r>
-                    <m:rPr>
-                      <m:sty m:val="p"/>
-                    </m:rPr>
-                    <m:t>=</m:t>
-                  </m:r>
-                  <m:r>
-                    <m:t>1</m:t>
-                  </m:r>
-                </m:sub>
-                <m:sup>
-                  <m:r>
-                    <m:t>k</m:t>
-                  </m:r>
-                </m:sup>
-                <m:e>
-                  <m:sSub>
-                    <m:e>
-                      <m:r>
-                        <m:t>s</m:t>
-                      </m:r>
-                    </m:e>
-                    <m:sub>
-                      <m:d>
-                        <m:dPr>
-                          <m:begChr m:val="("/>
-                          <m:endChr m:val=")"/>
-                          <m:sepChr m:val=""/>
-                          <m:grow/>
-                        </m:dPr>
-                        <m:e>
-                          <m:r>
-                            <m:t>j</m:t>
-                          </m:r>
-                        </m:e>
-                      </m:d>
-                      <m:r>
-                        <m:t>l</m:t>
-                      </m:r>
-                    </m:sub>
-                  </m:sSub>
-                </m:e>
-              </m:nary>
-              <m:r>
-                <m:t> </m:t>
-              </m:r>
-              <m:r>
-                <m:rPr>
-                  <m:sty m:val="p"/>
-                </m:rPr>
-                <m:t>≥</m:t>
-              </m:r>
-              <m:r>
-                <m:t> </m:t>
-              </m:r>
-              <m:r>
-                <m:t>τ</m:t>
-              </m:r>
-            </m:e>
-          </m:d>
-          <m:r>
-            <m:rPr>
-              <m:sty m:val="p"/>
-            </m:rPr>
-            <m:t>,</m:t>
-          </m:r>
-          <m:r>
-            <m:t>  </m:t>
-          </m:r>
-          <m:r>
-            <m:t>τ</m:t>
-          </m:r>
-          <m:r>
-            <m:rPr>
-              <m:sty m:val="p"/>
-            </m:rPr>
-            <m:t>∈</m:t>
-          </m:r>
-          <m:r>
-            <m:rPr>
-              <m:sty m:val="p"/>
-            </m:rPr>
-            <m:t>{</m:t>
-          </m:r>
-          <m:r>
-            <m:t>0</m:t>
-          </m:r>
-          <m:r>
-            <m:rPr>
-              <m:sty m:val="p"/>
-            </m:rPr>
-            <m:t>,</m:t>
-          </m:r>
-          <m:r>
-            <m:t>50</m:t>
-          </m:r>
-          <m:r>
-            <m:rPr>
-              <m:sty m:val="p"/>
-            </m:rPr>
-            <m:t>;</m:t>
-          </m:r>
-          <m:r>
-            <m:t> </m:t>
-          </m:r>
-          <m:r>
-            <m:t>0</m:t>
-          </m:r>
-          <m:r>
-            <m:rPr>
-              <m:sty m:val="p"/>
-            </m:rPr>
-            <m:t>,</m:t>
-          </m:r>
-          <m:r>
-            <m:t>60</m:t>
-          </m:r>
-          <m:r>
-            <m:rPr>
-              <m:sty m:val="p"/>
-            </m:rPr>
-            <m:t>;</m:t>
-          </m:r>
-          <m:r>
-            <m:t> </m:t>
-          </m:r>
-          <m:r>
-            <m:t>0</m:t>
-          </m:r>
-          <m:r>
-            <m:rPr>
-              <m:sty m:val="p"/>
-            </m:rPr>
-            <m:t>,</m:t>
-          </m:r>
-          <m:r>
-            <m:t>70</m:t>
-          </m:r>
-          <m:r>
-            <m:rPr>
-              <m:sty m:val="p"/>
-            </m:rPr>
-            <m:t>;</m:t>
-          </m:r>
-          <m:r>
-            <m:t> </m:t>
-          </m:r>
-          <m:r>
-            <m:t>0</m:t>
-          </m:r>
-          <m:r>
-            <m:rPr>
-              <m:sty m:val="p"/>
-            </m:rPr>
-            <m:t>,</m:t>
-          </m:r>
-          <m:r>
-            <m:t>80</m:t>
-          </m:r>
-          <m:r>
-            <m:rPr>
-              <m:sty m:val="p"/>
-            </m:rPr>
-            <m:t>;</m:t>
-          </m:r>
-          <m:r>
-            <m:t> </m:t>
-          </m:r>
-          <m:r>
-            <m:t>0</m:t>
-          </m:r>
-          <m:r>
-            <m:rPr>
-              <m:sty m:val="p"/>
-            </m:rPr>
-            <m:t>,</m:t>
-          </m:r>
-          <m:r>
-            <m:t>90</m:t>
-          </m:r>
-          <m:r>
-            <m:rPr>
-              <m:sty m:val="p"/>
-            </m:rPr>
-            <m:t>;</m:t>
-          </m:r>
-          <m:r>
-            <m:t> </m:t>
-          </m:r>
-          <m:r>
-            <m:t>0</m:t>
-          </m:r>
-          <m:r>
-            <m:rPr>
-              <m:sty m:val="p"/>
-            </m:rPr>
-            <m:t>,</m:t>
-          </m:r>
-          <m:r>
-            <m:t>95</m:t>
-          </m:r>
-          <m:r>
-            <m:rPr>
-              <m:sty m:val="p"/>
-            </m:rPr>
-            <m:t>}</m:t>
-          </m:r>
-          <m:r>
-            <m:rPr>
-              <m:sty m:val="p"/>
-            </m:rPr>
-            <m:t>.</m:t>
-          </m:r>
-          <m:r>
-            <m:t>  </m:t>
-          </m:r>
-          <m:d>
-            <m:dPr>
-              <m:begChr m:val="("/>
-              <m:endChr m:val=")"/>
-              <m:sepChr m:val=""/>
-              <m:grow/>
-            </m:dPr>
-            <m:e>
-              <m:r>
-                <m:t>3.7</m:t>
-              </m:r>
-            </m:e>
-          </m:d>
-        </m:oMath>
-      </m:oMathPara>
-      <w:bookmarkEnd w:id="63"/>
-    </w:p>
-    <w:p>
-      <w:pPr>
-        <w:pStyle w:val="FirstParagraph"/>
       </w:pPr>
       <w:r>
         <w:t xml:space="preserve">Para avaliar a sensibilidade dos achados deste capítulo sobre a arbitrariedade do recorte do núcleo de candidaturas priorizadas pelo Top-NECr, utiliza-se o número mínimo de candidatos que são necessários para alcançar a concentração de</w:t>
@@ -6073,7 +5072,7 @@
       <w:tr>
         <w:tc>
           <w:tcPr/>
-          <w:bookmarkStart w:id="67" w:name="fig-cap3-04-topx-competitividade"/>
+          <w:bookmarkStart w:id="62" w:name="fig-cap3-04-topx-competitividade"/>
           <w:p>
             <w:pPr>
               <w:jc w:val="center"/>
@@ -6113,18 +5112,18 @@
                 <wp:inline>
                   <wp:extent cx="5600700" cy="3459255"/>
                   <wp:effectExtent b="0" l="0" r="0" t="0"/>
-                  <wp:docPr descr="" title="" id="65" name="Picture"/>
+                  <wp:docPr descr="" title="" id="60" name="Picture"/>
                   <a:graphic>
                     <a:graphicData uri="http://schemas.openxmlformats.org/drawingml/2006/picture">
                       <pic:pic>
                         <pic:nvPicPr>
-                          <pic:cNvPr descr="../figs/cap3_fig_topx_competitividade.png" id="66" name="Picture"/>
+                          <pic:cNvPr descr="../figs/cap3_fig_topx_competitividade.png" id="61" name="Picture"/>
                           <pic:cNvPicPr>
                             <a:picLocks noChangeArrowheads="1" noChangeAspect="1"/>
                           </pic:cNvPicPr>
                         </pic:nvPicPr>
                         <pic:blipFill>
-                          <a:blip r:embed="rId64"/>
+                          <a:blip r:embed="rId59"/>
                           <a:stretch>
                             <a:fillRect/>
                           </a:stretch>
@@ -6151,7 +5150,7 @@
               </w:drawing>
             </w:r>
           </w:p>
-          <w:bookmarkEnd w:id="67"/>
+          <w:bookmarkEnd w:id="62"/>
         </w:tc>
       </w:tr>
     </w:tbl>
@@ -6209,7 +5208,7 @@
       <w:tr>
         <w:tc>
           <w:tcPr/>
-          <w:bookmarkStart w:id="71" w:name="fig-cap3-05-topx-eleicao"/>
+          <w:bookmarkStart w:id="66" w:name="fig-cap3-05-topx-eleicao"/>
           <w:p>
             <w:pPr>
               <w:jc w:val="center"/>
@@ -6249,18 +5248,18 @@
                 <wp:inline>
                   <wp:extent cx="5600700" cy="3459255"/>
                   <wp:effectExtent b="0" l="0" r="0" t="0"/>
-                  <wp:docPr descr="" title="" id="69" name="Picture"/>
+                  <wp:docPr descr="" title="" id="64" name="Picture"/>
                   <a:graphic>
                     <a:graphicData uri="http://schemas.openxmlformats.org/drawingml/2006/picture">
                       <pic:pic>
                         <pic:nvPicPr>
-                          <pic:cNvPr descr="../figs/cap3_fig_topx_eleicao.png" id="70" name="Picture"/>
+                          <pic:cNvPr descr="../figs/cap3_fig_topx_eleicao.png" id="65" name="Picture"/>
                           <pic:cNvPicPr>
                             <a:picLocks noChangeArrowheads="1" noChangeAspect="1"/>
                           </pic:cNvPicPr>
                         </pic:nvPicPr>
                         <pic:blipFill>
-                          <a:blip r:embed="rId68"/>
+                          <a:blip r:embed="rId63"/>
                           <a:stretch>
                             <a:fillRect/>
                           </a:stretch>
@@ -6287,13 +5286,13 @@
               </w:drawing>
             </w:r>
           </w:p>
-          <w:bookmarkEnd w:id="71"/>
+          <w:bookmarkEnd w:id="66"/>
         </w:tc>
       </w:tr>
     </w:tbl>
-    <w:bookmarkEnd w:id="72"/>
-    <w:bookmarkEnd w:id="73"/>
-    <w:bookmarkStart w:id="78" w:name="sec-premio-credenciais"/>
+    <w:bookmarkEnd w:id="67"/>
+    <w:bookmarkEnd w:id="68"/>
+    <w:bookmarkStart w:id="73" w:name="sec-premio-credenciais"/>
     <w:p>
       <w:pPr>
         <w:pStyle w:val="Ttulo2"/>
@@ -6307,7 +5306,29 @@
         <w:pStyle w:val="FirstParagraph"/>
       </w:pPr>
       <w:r>
-        <w:t xml:space="preserve">Para além de identificar o núcleo priorizado, é possível verificar diretamente como o histórico eleitoral de cada candidatura se traduz em uma fatia maior dos recursos partidários dentro da lista. O modelo segue a formulação de</w:t>
+        <w:t xml:space="preserve">Conforme apresentado na</w:t>
+      </w:r>
+      <w:r>
+        <w:t xml:space="preserve"> </w:t>
+      </w:r>
+      <w:hyperlink w:anchor="sec-dados">
+        <w:r>
+          <w:rPr>
+            <w:rStyle w:val="Hyperlink"/>
+          </w:rPr>
+          <w:t xml:space="preserve">Seção 3.1</w:t>
+        </w:r>
+      </w:hyperlink>
+      <w:r>
+        <w:t xml:space="preserve">, a base construída para esta análise envolve a contagem de eleições prévias conquistadas por cada candidato que disputou as eleições de 2018 e 2022. Portanto, além de selecionar o núcleo priorizado, pode-se verificar como estas credenciais eleitorais impactam a fatia intralista de recursos recebidos pelos concorrentes. Seguindo o argumento deste capítulo, espera-se que vitórias em eleições prévias estejam associadas a parcelas maiores dos recursos distribuído na nominata, com destaque para os cargos que usam o mesmo distrito eleitoral das eleições estudadas, os estados.</w:t>
+      </w:r>
+    </w:p>
+    <w:p>
+      <w:pPr>
+        <w:pStyle w:val="Corpodetexto"/>
+      </w:pPr>
+      <w:r>
+        <w:t xml:space="preserve">O modelo cujos resultados são apresentados nesta seção segue formulação de</w:t>
       </w:r>
       <w:r>
         <w:t xml:space="preserve"> </w:t>
@@ -6316,18 +5337,7 @@
         <w:t xml:space="preserve">Papke; Wooldridge (1996)</w:t>
       </w:r>
       <w:r>
-        <w:t xml:space="preserve"> </w:t>
-      </w:r>
-      <w:r>
-        <w:t xml:space="preserve">para variáveis dependentes fracionárias no intervalo [0,1]: um GLM de família Binomial e função de ligação logit, com erros-padrão clusterizados por lista (partido x UF), estimado separadamente para 2018 e 2022 em razão das mudanças institucionais entre as duas eleições, como o aumento da cláusula de barreira e do volume de recursos do FEFC. Os resultados são reportados como efeitos marginais médios (AMEs), expressos em pontos percentuais de variação na proporção de recursos partidários esperada para a candidatura dentro da lista.</w:t>
-      </w:r>
-    </w:p>
-    <w:p>
-      <w:pPr>
-        <w:pStyle w:val="Corpodetexto"/>
-      </w:pPr>
-      <w:r>
-        <w:t xml:space="preserve">A variável dependente é a proporção dos recursos partidários recebidos por cada candidatura em relação ao total distribuído pelo partido em sua lista estadual — a mesma razão</w:t>
+        <w:t xml:space="preserve">. Ele é próprio para variáveis dependentes fracionárias, como é o caso da fatia intralista nos recursos partidários de cada candidatura (usa-se aqui a mesma razão</w:t>
       </w:r>
       <w:r>
         <w:t xml:space="preserve"> </w:t>
@@ -6371,29 +5381,23 @@
         <w:t xml:space="preserve"> </w:t>
       </w:r>
       <w:r>
-        <w:t xml:space="preserve">usada no cálculo do NECr. As covariáveis de interesse são o número de eleições vencidas por cargo (Prefeito, Vereador, Deputado Estadual, Deputado Federal, Governador e Senador, identificadas via CPF em todo o histórico eleitoral disponível até a eleição anterior) e a proporção de votos nominais intralista obtida pela candidatura na eleição anterior. Ao lado destas, o modelo controla pelo logaritmo da magnitude do distrito e por duas variáveis estruturais — a candidatura ser de mulher ou de pessoa negra —, já que a alocação de recursos partidários está sujeita a pisos legais de repasse por gênero e raça, discutidos na</w:t>
-      </w:r>
-      <w:r>
-        <w:t xml:space="preserve"> </w:t>
-      </w:r>
-      <w:hyperlink w:anchor="sec-discussao-cap3">
-        <w:r>
-          <w:rPr>
-            <w:rStyle w:val="Hyperlink"/>
-          </w:rPr>
-          <w:t xml:space="preserve">Seção 3.7</w:t>
-        </w:r>
-      </w:hyperlink>
-      <w:r>
-        <w:t xml:space="preserve">, que não decorrem de nenhuma credencial eleitoral. O modelo é estimado com as 7.391 candidaturas de 786 listas financiadas em 2018 e as 9.288 candidaturas de 648 listas financiadas em 2022 (excluídas as poucas candidaturas sem raça/cor declarada ao TSE).</w:t>
-      </w:r>
-    </w:p>
-    <w:p>
-      <w:pPr>
-        <w:pStyle w:val="Corpodetexto"/>
-      </w:pPr>
-      <w:r>
-        <w:t xml:space="preserve">A</w:t>
+        <w:t xml:space="preserve">aplicada ao cálculo do NECr). O modelo é um GLM, de família binomial, e função de ligação logit. Os erros-padrão são clusterizados por lista, utilizando o par partido-UF. Devido as alterações institucionais entre as eleições de 2018 e 2022, os modelos são calculados separadamente para cada pleito. Os resultados deste modelo são apresentados como efeitos marginais médios (AME), que são lidos em forma de pontos percentuais na variação da proporção de recursos partidários esperada para os candidatos da lista.</w:t>
+      </w:r>
+    </w:p>
+    <w:p>
+      <w:pPr>
+        <w:pStyle w:val="Corpodetexto"/>
+      </w:pPr>
+      <w:r>
+        <w:t xml:space="preserve">As covariáveis centrais do modelo são as contagens de sucesso eleitoral por candidato a deputado federal em 2018 e 2022 por cargo disputado desde 1998. Como controle, são adicionadas variáveis que buscam dar conta de regras institucionais que formalmente impõem aos partidos políticos a alocação de recursos, como ocorre para as candidaturas de mulheres e de pessoas negras e pardas. O logarítmo natural da magnitude do distrito também é incluído, buscando sobretudo um controle pelo tamanho das nominatas, cujo limite legal é definido como uma função da própria magnitude do distrito.</w:t>
+      </w:r>
+    </w:p>
+    <w:p>
+      <w:pPr>
+        <w:pStyle w:val="Corpodetexto"/>
+      </w:pPr>
+      <w:r>
+        <w:t xml:space="preserve">Os AMEs estimados são reportados na</w:t>
       </w:r>
       <w:r>
         <w:t xml:space="preserve"> </w:t>
@@ -6407,34 +5411,31 @@
         </w:r>
       </w:hyperlink>
       <w:r>
-        <w:t xml:space="preserve"> </w:t>
-      </w:r>
-      <w:r>
-        <w:t xml:space="preserve">apresenta os AMEs estimados. Em 2018, todos os coeficientes das contagens de eleições vencidas são positivos e estatisticamente significativos (p&lt;0,05). Vencer uma eleição adicional para Deputado Federal ou Estadual está associado, na média, a um acréscimo de 4,7 e 3,8 pontos percentuais na fatia de recursos da candidatura, respectivamente; os maiores efeitos aparecem para Senador (11,9 p.p.) e Governador (10,3 p.p.), cargos raros na amostra e, por isso, também com os maiores erros-padrão. Em 2022, o padrão se mantém para Deputado Federal (1,9 p.p.), Deputado Estadual (1,6 p.p.) e Senador (8,7 p.p.), mas os coeficientes de Governador, Prefeito e Vereador deixam de ser estatisticamente distinguíveis de zero. A magnitude do distrito segue negativamente associada à fatia de recursos de cada candidatura (-10,3 p.p. em 2018 e -5,6 p.p. em 2022, ambos p&lt;0,001): nas listas maiores, os recursos se dividem entre mais competidores relevantes, o que comprime a fatia média de cada um. A proporção de votos nominais obtida pela candidatura na eleição anterior segue como a covariável de maior magnitude entre as testadas: cada 10 pontos percentuais adicionais de votos intralista em t-1 estão associados a 1,6 (2018) e 0,9 (2022) pontos percentuais a mais na fatia atual de recursos partidários.</w:t>
-      </w:r>
-    </w:p>
-    <w:p>
-      <w:pPr>
-        <w:pStyle w:val="Corpodetexto"/>
-      </w:pPr>
-      <w:r>
-        <w:t xml:space="preserve">Os dois controles estruturais mostram um padrão informativo. Ser mulher está associado a um acréscimo de 1,8 p.p. (2018) e 2,0 p.p. (2022) na fatia de recursos, ambos significativos (p&lt;0,001) mesmo controlando pelas credenciais eleitorais — coerente com o piso legal de repasse às candidaturas femininas, que garante recursos a mulheres independentemente de seu histórico eleitoral. Já ser candidatura negra está associado a uma fatia 1,5 p.p.</w:t>
-      </w:r>
-      <w:r>
-        <w:t xml:space="preserve"> </w:t>
-      </w:r>
-      <w:r>
-        <w:rPr>
-          <w:i/>
-          <w:iCs/>
-        </w:rPr>
-        <w:t xml:space="preserve">menor</w:t>
-      </w:r>
-      <w:r>
-        <w:t xml:space="preserve"> </w:t>
-      </w:r>
-      <w:r>
-        <w:t xml:space="preserve">em 2018 (p=0,002), na eleição anterior à obrigatoriedade de repasse proporcional a candidaturas negras; em 2022, primeira eleição sob essa obrigatoriedade, o coeficiente cai para praticamente zero e deixa de ser distinguível estatisticamente (p=0,99). O contraste sugere que a regra de repasse teve efeito nivelador sobre uma desvantagem que, controlando por credenciais e por sexo, era estatisticamente detectável antes de sua vigência.</w:t>
+        <w:t xml:space="preserve">. Ter vencido uma eleição anterior para senador, deputado federal, deputado estadual e prefeito está associado, na média, a um acréscimo na parcela intralista de recursos de campanha partidários nas duas eleições estudadas. Uma eleição anterior para deputado federal, por exemplo, reflete um acréscimo de 4,7 pontos percentuais em 2018 e 1,9 em 2022 na parcela de recursos distribuída. As covariáveis de eleições para governador e senador possuem as maiores estimativas de ponto, mas devido à baixa frequência de candidatos com estas credenciais também possuem os maiores erros-padrão.</w:t>
+      </w:r>
+    </w:p>
+    <w:p>
+      <w:pPr>
+        <w:pStyle w:val="Corpodetexto"/>
+      </w:pPr>
+      <w:r>
+        <w:t xml:space="preserve">A atenuação de alguns efeitos entre 2018 e 2022 acompanha o próprio crescimento do NECr médio nas listas discutido a seguir: com um núcleo priorizado maior e mais candidaturas recebendo alguma fração dos recursos, cada credencial isolada carrega um prêmio marginal menor sobre a fatia individual, ainda que a priorização como um todo se mantenha.</w:t>
+      </w:r>
+    </w:p>
+    <w:p>
+      <w:pPr>
+        <w:pStyle w:val="Corpodetexto"/>
+      </w:pPr>
+      <w:r>
+        <w:t xml:space="preserve">Os coeficientes ligados aos controles de candidaturas de mulheres são positivos nas duas eleições, apontando que ser uma candidata acrescenta, em média, cerca de 2 p.p. na parcela de recursos intralista. Isto é coerente com as regras que definem o piso legal de repasse para estas candidatas, garantindo transferência de recursos adicionais a estas, mesmo com controle pelas credenciais eleitorais prévias.</w:t>
+      </w:r>
+    </w:p>
+    <w:p>
+      <w:pPr>
+        <w:pStyle w:val="Corpodetexto"/>
+      </w:pPr>
+      <w:r>
+        <w:t xml:space="preserve">Por outro lado, uma candidatura negra está associada a uma parcela menor dos recursos intralista em 2018 e os resultados de 2022 não são distinguíveis de zero. Isso é reflexo de fatores estruturais da sociedade brasileira que extrapolam o objeto desta tese. Cabe destacar, entretanto, que a legislação que vincula repasses partidários a candidaturas negras à proporção destas na nominata entrou em vigor nas eleições de 2022, ocasião em que uma candidatura negra deixa de perder, na média, 1,5 p.p. na parcela de recursos intralista.</w:t>
       </w:r>
     </w:p>
     <w:tbl>
@@ -6450,7 +5451,7 @@
       <w:tr>
         <w:tc>
           <w:tcPr/>
-          <w:bookmarkStart w:id="77" w:name="fig-reg-frac"/>
+          <w:bookmarkStart w:id="72" w:name="fig-reg-frac"/>
           <w:p>
             <w:pPr>
               <w:jc w:val="center"/>
@@ -6480,18 +5481,18 @@
                 <wp:inline>
                   <wp:extent cx="5600700" cy="4231640"/>
                   <wp:effectExtent b="0" l="0" r="0" t="0"/>
-                  <wp:docPr descr="" title="" id="75" name="Picture"/>
+                  <wp:docPr descr="" title="" id="70" name="Picture"/>
                   <a:graphic>
                     <a:graphicData uri="http://schemas.openxmlformats.org/drawingml/2006/picture">
                       <pic:pic>
                         <pic:nvPicPr>
-                          <pic:cNvPr descr="../figs/cap3_regressao_fracionaria.png" id="76" name="Picture"/>
+                          <pic:cNvPr descr="../figs/cap3_regressao_fracionaria.png" id="71" name="Picture"/>
                           <pic:cNvPicPr>
                             <a:picLocks noChangeArrowheads="1" noChangeAspect="1"/>
                           </pic:cNvPicPr>
                         </pic:nvPicPr>
                         <pic:blipFill>
-                          <a:blip r:embed="rId74"/>
+                          <a:blip r:embed="rId69"/>
                           <a:stretch>
                             <a:fillRect/>
                           </a:stretch>
@@ -6518,20 +5519,12 @@
               </w:drawing>
             </w:r>
           </w:p>
-          <w:bookmarkEnd w:id="77"/>
+          <w:bookmarkEnd w:id="72"/>
         </w:tc>
       </w:tr>
     </w:tbl>
-    <w:p>
-      <w:pPr>
-        <w:pStyle w:val="Corpodetexto"/>
-      </w:pPr>
-      <w:r>
-        <w:t xml:space="preserve">Estes resultados são consistentes com os achados do Top-NECr: a mesma vitória eleitoral prévia que aumenta a chance de uma candidatura pertencer ao núcleo priorizado também aumenta, em média, a fatia de recursos que ela recebe dentro da lista. A atenuação de alguns efeitos entre 2018 e 2022 acompanha o próprio crescimento do NECr médio nas listas discutido a seguir: com um núcleo priorizado maior e mais candidaturas recebendo alguma fração dos recursos, cada credencial isolada carrega um prêmio marginal menor sobre a fatia individual, ainda que a priorização como um todo se mantenha.</w:t>
-      </w:r>
-    </w:p>
-    <w:bookmarkEnd w:id="78"/>
-    <w:bookmarkStart w:id="79" w:name="sec-discussao-cap3"/>
+    <w:bookmarkEnd w:id="73"/>
+    <w:bookmarkStart w:id="74" w:name="sec-discussao-cap3"/>
     <w:p>
       <w:pPr>
         <w:pStyle w:val="Ttulo2"/>
@@ -6695,9 +5688,9 @@
         <w:t xml:space="preserve">Estas são evidências de que o partido prioriza candidaturas eleitoralmente relevantes com seus recursos e o aspecto mais importante a ser destacado é que isso pode ser observado mesmo antes da votação ocorrer. Este capítulo focou justamente na observação desta priorização, mas não revela mais do que isso. Para verificar estritamente a intencionalidade dos partidos, seria necessário um desenho quase experimental. Com os dados observacionais, entretanto, pode-se chegar ainda mais próximo da verificação desta intenção, ainda que não a identificando causalmente. Este será o foco do próximo capítulo, que verifica a construção deste núcleo de candidaturas priorizadas financeiramente ao longo do período da campanha pela análise dos registros datados de transferências entre partidos e candidatos.</w:t>
       </w:r>
     </w:p>
-    <w:bookmarkEnd w:id="79"/>
-    <w:bookmarkEnd w:id="80"/>
-    <w:bookmarkStart w:id="101" w:name="Xb0ff3cdef3827d07830d1160b4986a9a425691a"/>
+    <w:bookmarkEnd w:id="74"/>
+    <w:bookmarkEnd w:id="75"/>
+    <w:bookmarkStart w:id="97" w:name="Xb0ff3cdef3827d07830d1160b4986a9a425691a"/>
     <w:p>
       <w:pPr>
         <w:pStyle w:val="Ttulo1"/>
@@ -6760,12 +5753,29 @@
         <w:t xml:space="preserve">Cheibub; Sin (2020)</w:t>
       </w:r>
       <w:r>
-        <w:t xml:space="preserve">, ao identificar no prazo de realização das campanhas eleitorais o momento em que ocorre a coordenação dos partidos políticos diante da competição intrapartidária. Para os autores, dada a seleção estratégica de candidaturas competitivas, a coordenação da competição intrapartidária se daria sobretudo antes da formação das listas. Além disso, a tese também se difere ao considerar indicadores pré-eleitorais sobre a capacidade e expectativa partidárias. Para esta finalidade, aproveita as reformas de financiamento de campanhas que substituíram o protagonismo empresarial pelo de fundos públicos bilionários cujo controle da alocação entre candidaturas é partidário.</w:t>
-      </w:r>
-    </w:p>
-    <w:p>
-      <w:pPr>
-        <w:pStyle w:val="Corpodetexto"/>
+        <w:t xml:space="preserve">, ao identificar no prazo de realização das campanhas eleitorais o momento em que ocorre a coordenação dos partidos políticos diante da competição intrapartidária. Para os autores, dada a seleção estratégica de candidaturas competitivas, a coordenação da competição intrapartidária se daria sobretudo antes da formação das listas.</w:t>
+      </w:r>
+    </w:p>
+    <w:p>
+      <w:pPr>
+        <w:pStyle w:val="Corpodetexto"/>
+      </w:pPr>
+      <w:r>
+        <w:t xml:space="preserve">Além disso, a tese também se difere ao considerar indicadores pré-eleitorais sobre a capacidade e expectativa partidárias. Para esta finalidade, aproveita as reformas de financiamento de campanhas que substituíram o protagonismo empresarial pelo de fundos públicos bilionários cujo controle da alocação entre candidaturas é partidário.</w:t>
+      </w:r>
+    </w:p>
+    <w:bookmarkStart w:id="84" w:name="a-campanha-eleitoral-semana-a-semana"/>
+    <w:p>
+      <w:pPr>
+        <w:pStyle w:val="Ttulo2"/>
+      </w:pPr>
+      <w:r>
+        <w:t xml:space="preserve">4.1 A campanha eleitoral semana a semana</w:t>
+      </w:r>
+    </w:p>
+    <w:p>
+      <w:pPr>
+        <w:pStyle w:val="FirstParagraph"/>
       </w:pPr>
       <w:r>
         <w:t xml:space="preserve">Nesta seção, analiso o</w:t>
@@ -6850,7 +5860,7 @@
       <w:tr>
         <w:tc>
           <w:tcPr/>
-          <w:bookmarkStart w:id="84" w:name="fig-semana-campanha"/>
+          <w:bookmarkStart w:id="79" w:name="fig-semana-campanha"/>
           <w:p>
             <w:pPr>
               <w:jc w:val="center"/>
@@ -6874,18 +5884,18 @@
                 <wp:inline>
                   <wp:extent cx="5600700" cy="3030967"/>
                   <wp:effectExtent b="0" l="0" r="0" t="0"/>
-                  <wp:docPr descr="" title="" id="82" name="Picture"/>
+                  <wp:docPr descr="" title="" id="77" name="Picture"/>
                   <a:graphic>
                     <a:graphicData uri="http://schemas.openxmlformats.org/drawingml/2006/picture">
                       <pic:pic>
                         <pic:nvPicPr>
-                          <pic:cNvPr descr="../figs/cap4_fluxo_cumulativo_prop.png" id="83" name="Picture"/>
+                          <pic:cNvPr descr="../figs/cap4_fluxo_cumulativo_prop.png" id="78" name="Picture"/>
                           <pic:cNvPicPr>
                             <a:picLocks noChangeArrowheads="1" noChangeAspect="1"/>
                           </pic:cNvPicPr>
                         </pic:nvPicPr>
                         <pic:blipFill>
-                          <a:blip r:embed="rId81"/>
+                          <a:blip r:embed="rId76"/>
                           <a:stretch>
                             <a:fillRect/>
                           </a:stretch>
@@ -6912,7 +5922,7 @@
               </w:drawing>
             </w:r>
           </w:p>
-          <w:bookmarkEnd w:id="84"/>
+          <w:bookmarkEnd w:id="79"/>
         </w:tc>
       </w:tr>
     </w:tbl>
@@ -6962,7 +5972,7 @@
       <w:tr>
         <w:tc>
           <w:tcPr/>
-          <w:bookmarkStart w:id="88" w:name="fig-semana-abs"/>
+          <w:bookmarkStart w:id="83" w:name="fig-semana-abs"/>
           <w:p>
             <w:pPr>
               <w:jc w:val="center"/>
@@ -6986,18 +5996,18 @@
                 <wp:inline>
                   <wp:extent cx="5600700" cy="3030967"/>
                   <wp:effectExtent b="0" l="0" r="0" t="0"/>
-                  <wp:docPr descr="" title="" id="86" name="Picture"/>
+                  <wp:docPr descr="" title="" id="81" name="Picture"/>
                   <a:graphic>
                     <a:graphicData uri="http://schemas.openxmlformats.org/drawingml/2006/picture">
                       <pic:pic>
                         <pic:nvPicPr>
-                          <pic:cNvPr descr="../figs/cap4_fluxo_cumulativo_abs.png" id="87" name="Picture"/>
+                          <pic:cNvPr descr="../figs/cap4_fluxo_cumulativo_abs.png" id="82" name="Picture"/>
                           <pic:cNvPicPr>
                             <a:picLocks noChangeArrowheads="1" noChangeAspect="1"/>
                           </pic:cNvPicPr>
                         </pic:nvPicPr>
                         <pic:blipFill>
-                          <a:blip r:embed="rId85"/>
+                          <a:blip r:embed="rId80"/>
                           <a:stretch>
                             <a:fillRect/>
                           </a:stretch>
@@ -7024,7 +6034,7 @@
               </w:drawing>
             </w:r>
           </w:p>
-          <w:bookmarkEnd w:id="88"/>
+          <w:bookmarkEnd w:id="83"/>
         </w:tc>
       </w:tr>
     </w:tbl>
@@ -7109,13 +6119,14 @@
         <w:t xml:space="preserve">também maior, nas duas eleições analisadas.</w:t>
       </w:r>
     </w:p>
-    <w:bookmarkStart w:id="97" w:name="X48c2094f377c8cdea7f95faeb29bacab7de370d"/>
+    <w:bookmarkEnd w:id="84"/>
+    <w:bookmarkStart w:id="93" w:name="X3d5ad31b2af650b9e8818ac2447c9db64704d61"/>
     <w:p>
       <w:pPr>
         <w:pStyle w:val="Ttulo2"/>
       </w:pPr>
       <w:r>
-        <w:t xml:space="preserve">4.1 O timing do evento do repasse: Kaplan-Meier</w:t>
+        <w:t xml:space="preserve">4.2 Alocação partidária como um evento: análise de sobrevivência com Kaplan-Meier</w:t>
       </w:r>
     </w:p>
     <w:p>
@@ -7201,7 +6212,7 @@
       <w:tr>
         <w:tc>
           <w:tcPr/>
-          <w:bookmarkStart w:id="92" w:name="fig-km-cs"/>
+          <w:bookmarkStart w:id="88" w:name="fig-km-cs"/>
           <w:p>
             <w:pPr>
               <w:jc w:val="center"/>
@@ -7225,12 +6236,99 @@
                 <wp:inline>
                   <wp:extent cx="5600700" cy="2899185"/>
                   <wp:effectExtent b="0" l="0" r="0" t="0"/>
+                  <wp:docPr descr="" title="" id="86" name="Picture"/>
+                  <a:graphic>
+                    <a:graphicData uri="http://schemas.openxmlformats.org/drawingml/2006/picture">
+                      <pic:pic>
+                        <pic:nvPicPr>
+                          <pic:cNvPr descr="../figs/cap4_survival_km_primeiro.png" id="87" name="Picture"/>
+                          <pic:cNvPicPr>
+                            <a:picLocks noChangeArrowheads="1" noChangeAspect="1"/>
+                          </pic:cNvPicPr>
+                        </pic:nvPicPr>
+                        <pic:blipFill>
+                          <a:blip r:embed="rId85"/>
+                          <a:stretch>
+                            <a:fillRect/>
+                          </a:stretch>
+                        </pic:blipFill>
+                        <pic:spPr bwMode="auto">
+                          <a:xfrm>
+                            <a:off x="0" y="0"/>
+                            <a:ext cx="5600700" cy="2899185"/>
+                          </a:xfrm>
+                          <a:prstGeom prst="rect">
+                            <a:avLst/>
+                          </a:prstGeom>
+                          <a:noFill/>
+                          <a:ln w="9525">
+                            <a:noFill/>
+                            <a:headEnd/>
+                            <a:tailEnd/>
+                          </a:ln>
+                        </pic:spPr>
+                      </pic:pic>
+                    </a:graphicData>
+                  </a:graphic>
+                </wp:inline>
+              </w:drawing>
+            </w:r>
+          </w:p>
+          <w:bookmarkEnd w:id="88"/>
+        </w:tc>
+      </w:tr>
+    </w:tbl>
+    <w:p>
+      <w:pPr>
+        <w:pStyle w:val="Corpodetexto"/>
+      </w:pPr>
+      <w:r>
+        <w:t xml:space="preserve"> </w:t>
+      </w:r>
+    </w:p>
+    <w:tbl>
+      <w:tblPr>
+        <w:tblStyle w:val="Table"/>
+        <w:tblW w:type="pct" w:w="5000"/>
+        <w:tblLayout w:type="fixed"/>
+        <w:tblLook w:firstRow="0" w:lastRow="0" w:firstColumn="0" w:lastColumn="0" w:noHBand="0" w:noVBand="0" w:val="0000"/>
+      </w:tblPr>
+      <w:tblGrid>
+        <w:gridCol w:w="7920"/>
+      </w:tblGrid>
+      <w:tr>
+        <w:tc>
+          <w:tcPr/>
+          <w:bookmarkStart w:id="92" w:name="fig-km-maior-cs"/>
+          <w:p>
+            <w:pPr>
+              <w:jc w:val="center"/>
+            </w:pPr>
+            <w:pPr>
+              <w:jc w:val="start"/>
+              <w:spacing w:before="200"/>
+              <w:pStyle w:val="ImageCaption"/>
+            </w:pPr>
+            <w:r>
+              <w:t xml:space="preserve">Figura 4.4: Curvas de sobrevivência Kaplan-Meier: dias até o maior repasse partidário por grupo de competitividade (ex-ante)</w:t>
+            </w:r>
+          </w:p>
+          <w:p>
+            <w:pPr>
+              <w:pStyle w:val="Compact"/>
+              <w:jc w:val="center"/>
+            </w:pPr>
+            <w:r>
+              <w:drawing>
+                <wp:inline>
+                  <wp:extent cx="5600700" cy="2899185"/>
+                  <wp:effectExtent b="0" l="0" r="0" t="0"/>
                   <wp:docPr descr="" title="" id="90" name="Picture"/>
                   <a:graphic>
                     <a:graphicData uri="http://schemas.openxmlformats.org/drawingml/2006/picture">
                       <pic:pic>
                         <pic:nvPicPr>
-                          <pic:cNvPr descr="../figs/cap4_survival_km_primeiro.png" id="91" name="Picture"/>
+                          <pic:cNvPr descr="../figs/cap4_survival_km_maior.png" id="91" name="Picture"/>
                           <pic:cNvPicPr>
                             <a:picLocks noChangeArrowheads="1" noChangeAspect="1"/>
                           </pic:cNvPicPr>
@@ -7267,12 +6365,94 @@
         </w:tc>
       </w:tr>
     </w:tbl>
-    <w:p>
-      <w:pPr>
-        <w:pStyle w:val="Corpodetexto"/>
-      </w:pPr>
-      <w:r>
-        <w:t xml:space="preserve"> </w:t>
+    <w:bookmarkEnd w:id="93"/>
+    <w:bookmarkStart w:id="95" w:name="X1bf88997fe28a27ec1f2d34d5218a77fef3b7eb"/>
+    <w:p>
+      <w:pPr>
+        <w:pStyle w:val="Ttulo2"/>
+      </w:pPr>
+      <w:r>
+        <w:t xml:space="preserve">4.3 Modelos de Cox: determinantes do recebimento antecipado</w:t>
+      </w:r>
+    </w:p>
+    <w:p>
+      <w:pPr>
+        <w:pStyle w:val="FirstParagraph"/>
+      </w:pPr>
+      <w:r>
+        <w:t xml:space="preserve">As curvas de Kaplan-Meier são evidências preliminares da antecipação da transferência de recursos controlados pelos partidos para candidaturas competitivas, porém os testes não dão conta de controlar por fatores que possam causar a diferença observada, como variáveis institucionais, por exemplo. Os modelos de riscos proporcionais de Cox</w:t>
+      </w:r>
+      <w:r>
+        <w:t xml:space="preserve"> </w:t>
+      </w:r>
+      <w:r>
+        <w:t xml:space="preserve">(1972)</w:t>
+      </w:r>
+      <w:r>
+        <w:t xml:space="preserve"> </w:t>
+      </w:r>
+      <w:r>
+        <w:t xml:space="preserve">permitem estimar o efeito de múltiplas variáveis como determinantes estruturais sobre a</w:t>
+      </w:r>
+      <w:r>
+        <w:t xml:space="preserve"> </w:t>
+      </w:r>
+      <w:r>
+        <w:t xml:space="preserve">“taxa instantânea”</w:t>
+      </w:r>
+      <w:r>
+        <w:t xml:space="preserve"> </w:t>
+      </w:r>
+      <w:r>
+        <w:t xml:space="preserve">da alocação dos recursos de campanha. É uma especificação semi-paramétrica, que estima a probabilidade condicional de um candidato receber a transferência do partido em um dado instante. Nestes modelos, calcula-se a</w:t>
+      </w:r>
+      <w:r>
+        <w:t xml:space="preserve"> </w:t>
+      </w:r>
+      <w:r>
+        <w:rPr>
+          <w:i/>
+          <w:iCs/>
+        </w:rPr>
+        <w:t xml:space="preserve">hazard ratio</w:t>
+      </w:r>
+      <w:r>
+        <w:t xml:space="preserve"> </w:t>
+      </w:r>
+      <w:r>
+        <w:t xml:space="preserve">(HR) que indica o quanto a</w:t>
+      </w:r>
+      <w:r>
+        <w:t xml:space="preserve"> </w:t>
+      </w:r>
+      <w:r>
+        <w:t xml:space="preserve">“taxa instantânea”</w:t>
+      </w:r>
+      <w:r>
+        <w:t xml:space="preserve"> </w:t>
+      </w:r>
+      <w:r>
+        <w:t xml:space="preserve">da ocorrência da alocação aumenta ou diminui para cada unidade adicional da variável. O HR superior a um indica recebimento antecipado.</w:t>
+      </w:r>
+    </w:p>
+    <w:p>
+      <w:pPr>
+        <w:pStyle w:val="Corpodetexto"/>
+      </w:pPr>
+      <w:r>
+        <w:t xml:space="preserve">Aplicando os testes para os dois ciclos eleitorais em separado, nota-se que para cada eleição anteriormente vencida para deputado federal, candidatos têm aumento de 55% na</w:t>
+      </w:r>
+      <w:r>
+        <w:t xml:space="preserve"> </w:t>
+      </w:r>
+      <w:r>
+        <w:t xml:space="preserve">“taxa instantânea”</w:t>
+      </w:r>
+      <w:r>
+        <w:t xml:space="preserve"> </w:t>
+      </w:r>
+      <w:r>
+        <w:t xml:space="preserve">de recebimento em 2018, caindo para 36% em 2022. Entre as variáveis de desempenho eleitoral, o efeito mais robusto é o da proporção de votos nominais dentro do distrito disputado na eleição anterior, indicando que além do histórico eleitoral de vitórias, o desempenho eleitoral imediatamente anterior para recandidaturas à Câmara dos Deputados é um determinante para recebimento antecipado de recursos partidários na campanha eleitoral. Um resultado consistente entre os dois ciclos é que não há efeito da magnitude do distrito sobre o tempo das transferências de recursos entre partidos a seus candidatos.</w:t>
       </w:r>
     </w:p>
     <w:tbl>
@@ -7288,176 +6468,7 @@
       <w:tr>
         <w:tc>
           <w:tcPr/>
-          <w:bookmarkStart w:id="96" w:name="fig-km-maior-cs"/>
-          <w:p>
-            <w:pPr>
-              <w:jc w:val="center"/>
-            </w:pPr>
-            <w:pPr>
-              <w:jc w:val="start"/>
-              <w:spacing w:before="200"/>
-              <w:pStyle w:val="ImageCaption"/>
-            </w:pPr>
-            <w:r>
-              <w:t xml:space="preserve">Figura 4.4: Curvas de sobrevivência Kaplan-Meier: dias até o maior repasse partidário por grupo de competitividade (ex-ante)</w:t>
-            </w:r>
-          </w:p>
-          <w:p>
-            <w:pPr>
-              <w:pStyle w:val="Compact"/>
-              <w:jc w:val="center"/>
-            </w:pPr>
-            <w:r>
-              <w:drawing>
-                <wp:inline>
-                  <wp:extent cx="5600700" cy="2899185"/>
-                  <wp:effectExtent b="0" l="0" r="0" t="0"/>
-                  <wp:docPr descr="" title="" id="94" name="Picture"/>
-                  <a:graphic>
-                    <a:graphicData uri="http://schemas.openxmlformats.org/drawingml/2006/picture">
-                      <pic:pic>
-                        <pic:nvPicPr>
-                          <pic:cNvPr descr="../figs/cap4_survival_km_maior.png" id="95" name="Picture"/>
-                          <pic:cNvPicPr>
-                            <a:picLocks noChangeArrowheads="1" noChangeAspect="1"/>
-                          </pic:cNvPicPr>
-                        </pic:nvPicPr>
-                        <pic:blipFill>
-                          <a:blip r:embed="rId93"/>
-                          <a:stretch>
-                            <a:fillRect/>
-                          </a:stretch>
-                        </pic:blipFill>
-                        <pic:spPr bwMode="auto">
-                          <a:xfrm>
-                            <a:off x="0" y="0"/>
-                            <a:ext cx="5600700" cy="2899185"/>
-                          </a:xfrm>
-                          <a:prstGeom prst="rect">
-                            <a:avLst/>
-                          </a:prstGeom>
-                          <a:noFill/>
-                          <a:ln w="9525">
-                            <a:noFill/>
-                            <a:headEnd/>
-                            <a:tailEnd/>
-                          </a:ln>
-                        </pic:spPr>
-                      </pic:pic>
-                    </a:graphicData>
-                  </a:graphic>
-                </wp:inline>
-              </w:drawing>
-            </w:r>
-          </w:p>
-          <w:bookmarkEnd w:id="96"/>
-        </w:tc>
-      </w:tr>
-    </w:tbl>
-    <w:bookmarkEnd w:id="97"/>
-    <w:bookmarkStart w:id="99" w:name="X1bf88997fe28a27ec1f2d34d5218a77fef3b7eb"/>
-    <w:p>
-      <w:pPr>
-        <w:pStyle w:val="Ttulo2"/>
-      </w:pPr>
-      <w:r>
-        <w:t xml:space="preserve">4.2 Modelos de Cox: determinantes do recebimento antecipado</w:t>
-      </w:r>
-    </w:p>
-    <w:p>
-      <w:pPr>
-        <w:pStyle w:val="FirstParagraph"/>
-      </w:pPr>
-      <w:r>
-        <w:t xml:space="preserve">As curvas de Kaplan-Meier são evidências preliminares da antecipação da transferência de recursos controlados pelos partidos para candidaturas competitivas, porém os testes não dão conta de controlar por fatores que possam causar a diferença observada, como variáveis institucionais, por exemplo. Os modelos de riscos proporcionais de Cox</w:t>
-      </w:r>
-      <w:r>
-        <w:t xml:space="preserve"> </w:t>
-      </w:r>
-      <w:r>
-        <w:t xml:space="preserve">(1972)</w:t>
-      </w:r>
-      <w:r>
-        <w:t xml:space="preserve"> </w:t>
-      </w:r>
-      <w:r>
-        <w:t xml:space="preserve">permitem estimar o efeito de múltiplas variáveis como determinantes estruturais sobre a</w:t>
-      </w:r>
-      <w:r>
-        <w:t xml:space="preserve"> </w:t>
-      </w:r>
-      <w:r>
-        <w:t xml:space="preserve">“taxa instantânea”</w:t>
-      </w:r>
-      <w:r>
-        <w:t xml:space="preserve"> </w:t>
-      </w:r>
-      <w:r>
-        <w:t xml:space="preserve">da alocação dos recursos de campanha. É uma especificação semi-paramétrica, que estima a probabilidade condicional de um candidato receber a transferência do partido em um dado instante. Nestes modelos, calcula-se a</w:t>
-      </w:r>
-      <w:r>
-        <w:t xml:space="preserve"> </w:t>
-      </w:r>
-      <w:r>
-        <w:rPr>
-          <w:i/>
-          <w:iCs/>
-        </w:rPr>
-        <w:t xml:space="preserve">hazard ratio</w:t>
-      </w:r>
-      <w:r>
-        <w:t xml:space="preserve"> </w:t>
-      </w:r>
-      <w:r>
-        <w:t xml:space="preserve">(HR) que indica o quanto a</w:t>
-      </w:r>
-      <w:r>
-        <w:t xml:space="preserve"> </w:t>
-      </w:r>
-      <w:r>
-        <w:t xml:space="preserve">“taxa instantânea”</w:t>
-      </w:r>
-      <w:r>
-        <w:t xml:space="preserve"> </w:t>
-      </w:r>
-      <w:r>
-        <w:t xml:space="preserve">da ocorrência da alocação aumenta ou diminui para cada unidade adicional da variável. O HR superior a um indica recebimento antecipado.</w:t>
-      </w:r>
-    </w:p>
-    <w:p>
-      <w:pPr>
-        <w:pStyle w:val="Corpodetexto"/>
-      </w:pPr>
-      <w:r>
-        <w:t xml:space="preserve">Aplicando os testes para os dois ciclos eleitorais em separado, nota-se que para cada eleição anteriormente vencida para deputado federal, candidatos têm aumento de 55% na</w:t>
-      </w:r>
-      <w:r>
-        <w:t xml:space="preserve"> </w:t>
-      </w:r>
-      <w:r>
-        <w:t xml:space="preserve">“taxa instantânea”</w:t>
-      </w:r>
-      <w:r>
-        <w:t xml:space="preserve"> </w:t>
-      </w:r>
-      <w:r>
-        <w:t xml:space="preserve">de recebimento em 2018, caindo para 36% em 2022. Entre as variáveis de desempenho eleitoral, o efeito mais robusto é o da proporção de votos nominais dentro do distrito disputado na eleição anterior, indicando que além do histórico eleitoral de vitórias, o desempenho eleitoral imediatamente anterior para recandidaturas à Câmara dos Deputados é um determinante para recebimento antecipado de recursos partidários na campanha eleitoral. Um resultado consistente entre os dois ciclos é que não há efeito da magnitude do distrito sobre o tempo das transferências de recursos entre partidos a seus candidatos.</w:t>
-      </w:r>
-    </w:p>
-    <w:tbl>
-      <w:tblPr>
-        <w:tblStyle w:val="Table"/>
-        <w:tblW w:type="pct" w:w="5000"/>
-        <w:tblLayout w:type="fixed"/>
-        <w:tblLook w:firstRow="0" w:lastRow="0" w:firstColumn="0" w:lastColumn="0" w:noHBand="0" w:noVBand="0" w:val="0000"/>
-      </w:tblPr>
-      <w:tblGrid>
-        <w:gridCol w:w="7920"/>
-      </w:tblGrid>
-      <w:tr>
-        <w:tc>
-          <w:tcPr/>
-          <w:bookmarkStart w:id="98" w:name="tbl-cox"/>
+          <w:bookmarkStart w:id="94" w:name="tbl-cox"/>
           <w:p>
             <w:pPr>
               <w:jc w:val="center"/>
@@ -8293,24 +7304,2323 @@
               </w:tc>
             </w:tr>
           </w:tbl>
-          <w:bookmarkEnd w:id="98"/>
+          <w:bookmarkEnd w:id="94"/>
           <w:p/>
         </w:tc>
       </w:tr>
     </w:tbl>
-    <w:bookmarkEnd w:id="99"/>
-    <w:bookmarkStart w:id="100" w:name="discussão-dos-resultados"/>
+    <w:bookmarkEnd w:id="95"/>
+    <w:bookmarkStart w:id="96" w:name="discussão"/>
     <w:p>
       <w:pPr>
         <w:pStyle w:val="Ttulo2"/>
       </w:pPr>
       <w:r>
-        <w:t xml:space="preserve">4.3 Discussão dos resultados</w:t>
+        <w:t xml:space="preserve">4.4 Discussão</w:t>
+      </w:r>
+    </w:p>
+    <w:bookmarkEnd w:id="96"/>
+    <w:bookmarkEnd w:id="97"/>
+    <w:bookmarkStart w:id="111" w:name="sec-apendice-formal"/>
+    <w:p>
+      <w:pPr>
+        <w:pStyle w:val="Ttulo1"/>
+      </w:pPr>
+      <w:r>
+        <w:t xml:space="preserve">Appendix A — Formalização das medidas do Capítulo 3</w:t>
+      </w:r>
+    </w:p>
+    <w:bookmarkStart w:id="98" w:name="notação"/>
+    <w:p>
+      <w:pPr>
+        <w:pStyle w:val="Ttulo2"/>
+      </w:pPr>
+      <w:r>
+        <w:t xml:space="preserve">A.1 Notação</w:t>
+      </w:r>
+    </w:p>
+    <w:p>
+      <w:pPr>
+        <w:pStyle w:val="FirstParagraph"/>
+      </w:pPr>
+      <w:r>
+        <w:t xml:space="preserve">Cada lista</w:t>
+      </w:r>
+      <w:r>
+        <w:t xml:space="preserve"> </w:t>
+      </w:r>
+      <m:oMath>
+        <m:r>
+          <m:t>l</m:t>
+        </m:r>
+      </m:oMath>
+      <w:r>
+        <w:t xml:space="preserve"> </w:t>
+      </w:r>
+      <w:r>
+        <w:t xml:space="preserve">possui</w:t>
+      </w:r>
+      <w:r>
+        <w:t xml:space="preserve"> </w:t>
+      </w:r>
+      <m:oMath>
+        <m:sSub>
+          <m:e>
+            <m:r>
+              <m:t>C</m:t>
+            </m:r>
+          </m:e>
+          <m:sub>
+            <m:r>
+              <m:t>l</m:t>
+            </m:r>
+          </m:sub>
+        </m:sSub>
+      </m:oMath>
+      <w:r>
+        <w:t xml:space="preserve"> </w:t>
+      </w:r>
+      <w:r>
+        <w:t xml:space="preserve">candidaturas e um núcleo de tamanho</w:t>
+      </w:r>
+      <w:r>
+        <w:t xml:space="preserve"> </w:t>
+      </w:r>
+      <m:oMath>
+        <m:sSub>
+          <m:e>
+            <m:r>
+              <m:t>k</m:t>
+            </m:r>
+          </m:e>
+          <m:sub>
+            <m:r>
+              <m:t>l</m:t>
+            </m:r>
+          </m:sub>
+        </m:sSub>
+      </m:oMath>
+      <w:r>
+        <w:t xml:space="preserve">. Para cada candidatura</w:t>
+      </w:r>
+      <w:r>
+        <w:t xml:space="preserve"> </w:t>
+      </w:r>
+      <m:oMath>
+        <m:r>
+          <m:t>i</m:t>
+        </m:r>
+      </m:oMath>
+      <w:r>
+        <w:t xml:space="preserve">, define-se</w:t>
+      </w:r>
+      <w:r>
+        <w:t xml:space="preserve"> </w:t>
+      </w:r>
+      <m:oMath>
+        <m:sSub>
+          <m:e>
+            <m:r>
+              <m:t>g</m:t>
+            </m:r>
+          </m:e>
+          <m:sub>
+            <m:r>
+              <m:t>i</m:t>
+            </m:r>
+            <m:r>
+              <m:t>l</m:t>
+            </m:r>
+          </m:sub>
+        </m:sSub>
+        <m:r>
+          <m:rPr>
+            <m:sty m:val="p"/>
+          </m:rPr>
+          <m:t>=</m:t>
+        </m:r>
+        <m:r>
+          <m:t>1</m:t>
+        </m:r>
+      </m:oMath>
+      <w:r>
+        <w:t xml:space="preserve"> </w:t>
+      </w:r>
+      <w:r>
+        <w:t xml:space="preserve">quando ela possui as credenciais eleitorais prévias estabelecidas na seção anterior, e</w:t>
+      </w:r>
+      <w:r>
+        <w:t xml:space="preserve"> </w:t>
+      </w:r>
+      <m:oMath>
+        <m:sSub>
+          <m:e>
+            <m:r>
+              <m:t>g</m:t>
+            </m:r>
+          </m:e>
+          <m:sub>
+            <m:r>
+              <m:t>i</m:t>
+            </m:r>
+            <m:r>
+              <m:t>l</m:t>
+            </m:r>
+          </m:sub>
+        </m:sSub>
+        <m:r>
+          <m:rPr>
+            <m:sty m:val="p"/>
+          </m:rPr>
+          <m:t>=</m:t>
+        </m:r>
+        <m:r>
+          <m:t>0</m:t>
+        </m:r>
+      </m:oMath>
+      <w:r>
+        <w:t xml:space="preserve"> </w:t>
+      </w:r>
+      <w:r>
+        <w:t xml:space="preserve">caso contrário. Assim,</w:t>
+      </w:r>
+      <w:r>
+        <w:t xml:space="preserve"> </w:t>
+      </w:r>
+      <m:oMath>
+        <m:sSub>
+          <m:e>
+            <m:r>
+              <m:t>G</m:t>
+            </m:r>
+          </m:e>
+          <m:sub>
+            <m:r>
+              <m:t>l</m:t>
+            </m:r>
+          </m:sub>
+        </m:sSub>
+        <m:r>
+          <m:rPr>
+            <m:sty m:val="p"/>
+          </m:rPr>
+          <m:t>=</m:t>
+        </m:r>
+        <m:nary>
+          <m:naryPr>
+            <m:chr m:val="∑"/>
+            <m:limLoc m:val="undOvr"/>
+            <m:subHide m:val="off"/>
+            <m:supHide m:val="on"/>
+          </m:naryPr>
+          <m:sub>
+            <m:r>
+              <m:t>i</m:t>
+            </m:r>
+          </m:sub>
+          <m:sup>
+            <m:r>
+              <m:t>​</m:t>
+            </m:r>
+          </m:sup>
+          <m:e>
+            <m:sSub>
+              <m:e>
+                <m:r>
+                  <m:t>g</m:t>
+                </m:r>
+              </m:e>
+              <m:sub>
+                <m:r>
+                  <m:t>i</m:t>
+                </m:r>
+                <m:r>
+                  <m:t>l</m:t>
+                </m:r>
+              </m:sub>
+            </m:sSub>
+          </m:e>
+        </m:nary>
+      </m:oMath>
+      <w:r>
+        <w:t xml:space="preserve"> </w:t>
+      </w:r>
+      <w:r>
+        <w:t xml:space="preserve">corresponde ao total de candidaturas com essas credenciais na lista.</w:t>
+      </w:r>
+    </w:p>
+    <w:bookmarkEnd w:id="98"/>
+    <w:bookmarkStart w:id="100" w:name="X60f47672b8e3eaf3d178a903ba7f1c0d31bc651"/>
+    <w:p>
+      <w:pPr>
+        <w:pStyle w:val="Ttulo2"/>
+      </w:pPr>
+      <w:r>
+        <w:t xml:space="preserve">A.2 Número Efetivo de Candidatos em recursos (NECr)</w:t>
+      </w:r>
+    </w:p>
+    <w:p>
+      <w:pPr>
+        <w:pStyle w:val="FirstParagraph"/>
+      </w:pPr>
+      <w:r>
+        <w:t xml:space="preserve">O NECr ao nível da nominata é calculado da seguinte maneira:</w:t>
+      </w:r>
+    </w:p>
+    <w:p>
+      <w:pPr>
+        <w:pStyle w:val="Corpodetexto"/>
+      </w:pPr>
+      <w:bookmarkStart w:id="99" w:name="eq-ap-necr"/>
+      <m:oMathPara>
+        <m:oMathParaPr>
+          <m:jc m:val="center"/>
+        </m:oMathParaPr>
+        <m:oMath>
+          <m:r>
+            <m:t>N</m:t>
+          </m:r>
+          <m:r>
+            <m:t>E</m:t>
+          </m:r>
+          <m:r>
+            <m:t>C</m:t>
+          </m:r>
+          <m:sSub>
+            <m:e>
+              <m:r>
+                <m:t>r</m:t>
+              </m:r>
+            </m:e>
+            <m:sub>
+              <m:r>
+                <m:t>l</m:t>
+              </m:r>
+            </m:sub>
+          </m:sSub>
+          <m:r>
+            <m:rPr>
+              <m:sty m:val="p"/>
+            </m:rPr>
+            <m:t>=</m:t>
+          </m:r>
+          <m:f>
+            <m:fPr>
+              <m:type m:val="bar"/>
+            </m:fPr>
+            <m:num>
+              <m:r>
+                <m:t>1</m:t>
+              </m:r>
+            </m:num>
+            <m:den>
+              <m:nary>
+                <m:naryPr>
+                  <m:chr m:val="∑"/>
+                  <m:limLoc m:val="undOvr"/>
+                  <m:subHide m:val="off"/>
+                  <m:supHide m:val="off"/>
+                </m:naryPr>
+                <m:sub>
+                  <m:r>
+                    <m:t>i</m:t>
+                  </m:r>
+                  <m:r>
+                    <m:rPr>
+                      <m:sty m:val="p"/>
+                    </m:rPr>
+                    <m:t>=</m:t>
+                  </m:r>
+                  <m:r>
+                    <m:t>1</m:t>
+                  </m:r>
+                </m:sub>
+                <m:sup>
+                  <m:sSub>
+                    <m:e>
+                      <m:r>
+                        <m:t>C</m:t>
+                      </m:r>
+                    </m:e>
+                    <m:sub>
+                      <m:r>
+                        <m:t>l</m:t>
+                      </m:r>
+                    </m:sub>
+                  </m:sSub>
+                </m:sup>
+                <m:e>
+                  <m:sSubSup>
+                    <m:e>
+                      <m:r>
+                        <m:t>s</m:t>
+                      </m:r>
+                    </m:e>
+                    <m:sub>
+                      <m:r>
+                        <m:t>i</m:t>
+                      </m:r>
+                      <m:r>
+                        <m:t>l</m:t>
+                      </m:r>
+                    </m:sub>
+                    <m:sup>
+                      <m:r>
+                        <m:t>2</m:t>
+                      </m:r>
+                    </m:sup>
+                  </m:sSubSup>
+                </m:e>
+              </m:nary>
+            </m:den>
+          </m:f>
+          <m:r>
+            <m:rPr>
+              <m:sty m:val="p"/>
+            </m:rPr>
+            <m:t>,</m:t>
+          </m:r>
+          <m:r>
+            <m:t>  </m:t>
+          </m:r>
+          <m:sSub>
+            <m:e>
+              <m:r>
+                <m:t>s</m:t>
+              </m:r>
+            </m:e>
+            <m:sub>
+              <m:r>
+                <m:t>i</m:t>
+              </m:r>
+              <m:r>
+                <m:t>l</m:t>
+              </m:r>
+            </m:sub>
+          </m:sSub>
+          <m:r>
+            <m:rPr>
+              <m:sty m:val="p"/>
+            </m:rPr>
+            <m:t>=</m:t>
+          </m:r>
+          <m:f>
+            <m:fPr>
+              <m:type m:val="bar"/>
+            </m:fPr>
+            <m:num>
+              <m:sSub>
+                <m:e>
+                  <m:r>
+                    <m:t>R</m:t>
+                  </m:r>
+                </m:e>
+                <m:sub>
+                  <m:r>
+                    <m:t>i</m:t>
+                  </m:r>
+                  <m:r>
+                    <m:t>l</m:t>
+                  </m:r>
+                </m:sub>
+              </m:sSub>
+            </m:num>
+            <m:den>
+              <m:sSub>
+                <m:e>
+                  <m:r>
+                    <m:t>R</m:t>
+                  </m:r>
+                </m:e>
+                <m:sub>
+                  <m:r>
+                    <m:t>l</m:t>
+                  </m:r>
+                </m:sub>
+              </m:sSub>
+            </m:den>
+          </m:f>
+          <m:r>
+            <m:rPr>
+              <m:sty m:val="p"/>
+            </m:rPr>
+            <m:t>,</m:t>
+          </m:r>
+          <m:r>
+            <m:t>  </m:t>
+          </m:r>
+          <m:sSub>
+            <m:e>
+              <m:r>
+                <m:t>R</m:t>
+              </m:r>
+            </m:e>
+            <m:sub>
+              <m:r>
+                <m:t>l</m:t>
+              </m:r>
+            </m:sub>
+          </m:sSub>
+          <m:r>
+            <m:rPr>
+              <m:sty m:val="p"/>
+            </m:rPr>
+            <m:t>=</m:t>
+          </m:r>
+          <m:nary>
+            <m:naryPr>
+              <m:chr m:val="∑"/>
+              <m:limLoc m:val="undOvr"/>
+              <m:subHide m:val="off"/>
+              <m:supHide m:val="off"/>
+            </m:naryPr>
+            <m:sub>
+              <m:r>
+                <m:t>i</m:t>
+              </m:r>
+              <m:r>
+                <m:rPr>
+                  <m:sty m:val="p"/>
+                </m:rPr>
+                <m:t>=</m:t>
+              </m:r>
+              <m:r>
+                <m:t>1</m:t>
+              </m:r>
+            </m:sub>
+            <m:sup>
+              <m:sSub>
+                <m:e>
+                  <m:r>
+                    <m:t>C</m:t>
+                  </m:r>
+                </m:e>
+                <m:sub>
+                  <m:r>
+                    <m:t>l</m:t>
+                  </m:r>
+                </m:sub>
+              </m:sSub>
+            </m:sup>
+            <m:e>
+              <m:sSub>
+                <m:e>
+                  <m:r>
+                    <m:t>R</m:t>
+                  </m:r>
+                </m:e>
+                <m:sub>
+                  <m:r>
+                    <m:t>i</m:t>
+                  </m:r>
+                  <m:r>
+                    <m:t>l</m:t>
+                  </m:r>
+                </m:sub>
+              </m:sSub>
+            </m:e>
+          </m:nary>
+          <m:r>
+            <m:rPr>
+              <m:sty m:val="p"/>
+            </m:rPr>
+            <m:t>&gt;</m:t>
+          </m:r>
+          <m:r>
+            <m:t>0</m:t>
+          </m:r>
+          <m:r>
+            <m:rPr>
+              <m:sty m:val="p"/>
+            </m:rPr>
+            <m:t>.</m:t>
+          </m:r>
+          <m:r>
+            <m:t>  </m:t>
+          </m:r>
+          <m:d>
+            <m:dPr>
+              <m:begChr m:val="("/>
+              <m:endChr m:val=")"/>
+              <m:sepChr m:val=""/>
+              <m:grow/>
+            </m:dPr>
+            <m:e>
+              <m:r>
+                <m:t>A</m:t>
+              </m:r>
+              <m:r>
+                <m:t>.1</m:t>
+              </m:r>
+            </m:e>
+          </m:d>
+        </m:oMath>
+      </m:oMathPara>
+      <w:bookmarkEnd w:id="99"/>
+    </w:p>
+    <w:p>
+      <w:pPr>
+        <w:pStyle w:val="FirstParagraph"/>
+      </w:pPr>
+      <w:r>
+        <w:t xml:space="preserve">Onde</w:t>
+      </w:r>
+      <w:r>
+        <w:t xml:space="preserve"> </w:t>
+      </w:r>
+      <m:oMath>
+        <m:sSub>
+          <m:e>
+            <m:r>
+              <m:t>R</m:t>
+            </m:r>
+          </m:e>
+          <m:sub>
+            <m:r>
+              <m:t>i</m:t>
+            </m:r>
+          </m:sub>
+        </m:sSub>
+      </m:oMath>
+      <w:r>
+        <w:t xml:space="preserve"> </w:t>
+      </w:r>
+      <w:r>
+        <w:t xml:space="preserve">representa os recursos controlados por partidos políticos recebidos pelos candidatos.</w:t>
+      </w:r>
+    </w:p>
+    <w:p>
+      <w:pPr>
+        <w:pStyle w:val="Corpodetexto"/>
+      </w:pPr>
+      <w:r>
+        <w:t xml:space="preserve">O NECr de cada lista é convertido em inteiro por</w:t>
+      </w:r>
+      <w:r>
+        <w:t xml:space="preserve"> </w:t>
+      </w:r>
+      <m:oMath>
+        <m:sSub>
+          <m:e>
+            <m:r>
+              <m:t>k</m:t>
+            </m:r>
+          </m:e>
+          <m:sub>
+            <m:r>
+              <m:t>l</m:t>
+            </m:r>
+          </m:sub>
+        </m:sSub>
+        <m:r>
+          <m:rPr>
+            <m:sty m:val="p"/>
+          </m:rPr>
+          <m:t>=</m:t>
+        </m:r>
+        <m:r>
+          <m:rPr>
+            <m:sty m:val="p"/>
+          </m:rPr>
+          <m:t>⌊</m:t>
+        </m:r>
+        <m:r>
+          <m:t>N</m:t>
+        </m:r>
+        <m:r>
+          <m:t>E</m:t>
+        </m:r>
+        <m:r>
+          <m:t>C</m:t>
+        </m:r>
+        <m:sSub>
+          <m:e>
+            <m:r>
+              <m:t>r</m:t>
+            </m:r>
+          </m:e>
+          <m:sub>
+            <m:r>
+              <m:t>l</m:t>
+            </m:r>
+          </m:sub>
+        </m:sSub>
+        <m:r>
+          <m:rPr>
+            <m:sty m:val="p"/>
+          </m:rPr>
+          <m:t>+</m:t>
+        </m:r>
+        <m:r>
+          <m:t>0</m:t>
+        </m:r>
+        <m:r>
+          <m:rPr>
+            <m:sty m:val="p"/>
+          </m:rPr>
+          <m:t>,</m:t>
+        </m:r>
+        <m:r>
+          <m:t>5</m:t>
+        </m:r>
+        <m:r>
+          <m:rPr>
+            <m:sty m:val="p"/>
+          </m:rPr>
+          <m:t>⌋</m:t>
+        </m:r>
+      </m:oMath>
+      <w:r>
+        <w:t xml:space="preserve">, um arredondamento convencional. As candidaturas são ordenadas de maneira decrescente pelos recursos recebidos e as</w:t>
+      </w:r>
+      <w:r>
+        <w:t xml:space="preserve"> </w:t>
+      </w:r>
+      <m:oMath>
+        <m:sSub>
+          <m:e>
+            <m:r>
+              <m:t>k</m:t>
+            </m:r>
+          </m:e>
+          <m:sub>
+            <m:r>
+              <m:t>l</m:t>
+            </m:r>
+          </m:sub>
+        </m:sSub>
+      </m:oMath>
+      <w:r>
+        <w:t xml:space="preserve"> </w:t>
+      </w:r>
+      <w:r>
+        <w:t xml:space="preserve">primeiras posições formam o Top-NECr. Se há empate na posição igual a</w:t>
+      </w:r>
+      <w:r>
+        <w:t xml:space="preserve"> </w:t>
+      </w:r>
+      <m:oMath>
+        <m:sSub>
+          <m:e>
+            <m:r>
+              <m:t>k</m:t>
+            </m:r>
+          </m:e>
+          <m:sub>
+            <m:r>
+              <m:t>l</m:t>
+            </m:r>
+          </m:sub>
+        </m:sSub>
+      </m:oMath>
+      <w:r>
+        <w:t xml:space="preserve">, as posições que restam são divididas igualmente entre as candidaturas empatadas. Em listas sem recursos partidários, não há definição de NECr e atribui-se</w:t>
+      </w:r>
+      <w:r>
+        <w:t xml:space="preserve"> </w:t>
+      </w:r>
+      <m:oMath>
+        <m:sSub>
+          <m:e>
+            <m:r>
+              <m:t>k</m:t>
+            </m:r>
+          </m:e>
+          <m:sub>
+            <m:r>
+              <m:t>l</m:t>
+            </m:r>
+          </m:sub>
+        </m:sSub>
+        <m:r>
+          <m:rPr>
+            <m:sty m:val="p"/>
+          </m:rPr>
+          <m:t>=</m:t>
+        </m:r>
+        <m:r>
+          <m:t>0</m:t>
+        </m:r>
+      </m:oMath>
+      <w:r>
+        <w:t xml:space="preserve">.</w:t>
       </w:r>
     </w:p>
     <w:bookmarkEnd w:id="100"/>
-    <w:bookmarkEnd w:id="101"/>
-    <w:bookmarkStart w:id="184" w:name="bibliography"/>
+    <w:bookmarkStart w:id="102" w:name="credenciais-eleitorais-prévias"/>
+    <w:p>
+      <w:pPr>
+        <w:pStyle w:val="Ttulo2"/>
+      </w:pPr>
+      <w:r>
+        <w:t xml:space="preserve">A.3 Credenciais eleitorais prévias</w:t>
+      </w:r>
+    </w:p>
+    <w:p>
+      <w:pPr>
+        <w:pStyle w:val="FirstParagraph"/>
+      </w:pPr>
+      <w:bookmarkStart w:id="101" w:name="eq-competitivo"/>
+      <m:oMathPara>
+        <m:oMathParaPr>
+          <m:jc m:val="center"/>
+        </m:oMathParaPr>
+        <m:oMath>
+          <m:sSub>
+            <m:e>
+              <m:r>
+                <m:rPr>
+                  <m:nor/>
+                  <m:sty m:val="p"/>
+                </m:rPr>
+                <m:t>Competitivo</m:t>
+              </m:r>
+            </m:e>
+            <m:sub>
+              <m:r>
+                <m:t>i</m:t>
+              </m:r>
+              <m:r>
+                <m:t>y</m:t>
+              </m:r>
+            </m:sub>
+          </m:sSub>
+          <m:r>
+            <m:rPr>
+              <m:sty m:val="p"/>
+            </m:rPr>
+            <m:t>=</m:t>
+          </m:r>
+          <m:d>
+            <m:dPr>
+              <m:begChr m:val="{"/>
+              <m:endChr m:val=""/>
+              <m:sepChr m:val=""/>
+              <m:grow/>
+            </m:dPr>
+            <m:e>
+              <m:m>
+                <m:mPr>
+                  <m:baseJc m:val="center"/>
+                  <m:plcHide m:val="on"/>
+                  <m:mcs>
+                    <m:mc>
+                      <m:mcPr>
+                        <m:mcJc m:val="left"/>
+                        <m:count m:val="1"/>
+                      </m:mcPr>
+                    </m:mc>
+                    <m:mc>
+                      <m:mcPr>
+                        <m:mcJc m:val="left"/>
+                        <m:count m:val="1"/>
+                      </m:mcPr>
+                    </m:mc>
+                  </m:mcs>
+                </m:mPr>
+                <m:mr>
+                  <m:e>
+                    <m:r>
+                      <m:t>1</m:t>
+                    </m:r>
+                  </m:e>
+                  <m:e>
+                    <m:r>
+                      <m:rPr>
+                        <m:nor/>
+                        <m:sty m:val="p"/>
+                      </m:rPr>
+                      <m:t>se, antes de </m:t>
+                    </m:r>
+                    <m:r>
+                      <m:t>y</m:t>
+                    </m:r>
+                    <m:r>
+                      <m:rPr>
+                        <m:sty m:val="p"/>
+                      </m:rPr>
+                      <m:t>,</m:t>
+                    </m:r>
+                    <m:r>
+                      <m:t> </m:t>
+                    </m:r>
+                    <m:r>
+                      <m:t>i</m:t>
+                    </m:r>
+                    <m:r>
+                      <m:rPr>
+                        <m:nor/>
+                        <m:sty m:val="p"/>
+                      </m:rPr>
+                      <m:t> satisfez (i) ou (ii)</m:t>
+                    </m:r>
+                  </m:e>
+                </m:mr>
+                <m:mr>
+                  <m:e>
+                    <m:r>
+                      <m:t>0</m:t>
+                    </m:r>
+                  </m:e>
+                  <m:e>
+                    <m:r>
+                      <m:rPr>
+                        <m:nor/>
+                        <m:sty m:val="p"/>
+                      </m:rPr>
+                      <m:t>caso contrário</m:t>
+                    </m:r>
+                  </m:e>
+                </m:mr>
+              </m:m>
+            </m:e>
+          </m:d>
+          <m:r>
+            <m:t>  </m:t>
+          </m:r>
+          <m:d>
+            <m:dPr>
+              <m:begChr m:val="("/>
+              <m:endChr m:val=")"/>
+              <m:sepChr m:val=""/>
+              <m:grow/>
+            </m:dPr>
+            <m:e>
+              <m:r>
+                <m:t>A</m:t>
+              </m:r>
+              <m:r>
+                <m:t>.2</m:t>
+              </m:r>
+            </m:e>
+          </m:d>
+        </m:oMath>
+      </m:oMathPara>
+      <w:bookmarkEnd w:id="101"/>
+    </w:p>
+    <w:bookmarkEnd w:id="102"/>
+    <w:bookmarkStart w:id="105" w:name="Xf5af765b1518050a9716d57a81f4907fe92655b"/>
+    <w:p>
+      <w:pPr>
+        <w:pStyle w:val="Ttulo2"/>
+      </w:pPr>
+      <w:r>
+        <w:t xml:space="preserve">A.4 Composição do núcleo: acertos, precisão e cobertura</w:t>
+      </w:r>
+    </w:p>
+    <w:p>
+      <w:pPr>
+        <w:pStyle w:val="FirstParagraph"/>
+      </w:pPr>
+      <w:r>
+        <w:t xml:space="preserve">A participação no núcleo é representada por</w:t>
+      </w:r>
+      <w:r>
+        <w:t xml:space="preserve"> </w:t>
+      </w:r>
+      <m:oMath>
+        <m:sSub>
+          <m:e>
+            <m:r>
+              <m:t>w</m:t>
+            </m:r>
+          </m:e>
+          <m:sub>
+            <m:r>
+              <m:t>i</m:t>
+            </m:r>
+            <m:r>
+              <m:t>l</m:t>
+            </m:r>
+          </m:sub>
+        </m:sSub>
+      </m:oMath>
+      <w:r>
+        <w:t xml:space="preserve">: vale 1 para candidaturas integralmente incluídas, 0 para excluídas e uma fração quando há empate na fronteira de seleção, conforme a regra apresentada anteriormente. A soma desses pesos preserva o tamanho do núcleo:</w:t>
+      </w:r>
+      <w:r>
+        <w:t xml:space="preserve"> </w:t>
+      </w:r>
+      <m:oMath>
+        <m:nary>
+          <m:naryPr>
+            <m:chr m:val="∑"/>
+            <m:limLoc m:val="undOvr"/>
+            <m:subHide m:val="off"/>
+            <m:supHide m:val="on"/>
+          </m:naryPr>
+          <m:sub>
+            <m:r>
+              <m:t>i</m:t>
+            </m:r>
+          </m:sub>
+          <m:sup>
+            <m:r>
+              <m:t>​</m:t>
+            </m:r>
+          </m:sup>
+          <m:e>
+            <m:sSub>
+              <m:e>
+                <m:r>
+                  <m:t>w</m:t>
+                </m:r>
+              </m:e>
+              <m:sub>
+                <m:r>
+                  <m:t>i</m:t>
+                </m:r>
+                <m:r>
+                  <m:t>l</m:t>
+                </m:r>
+              </m:sub>
+            </m:sSub>
+          </m:e>
+        </m:nary>
+        <m:r>
+          <m:rPr>
+            <m:sty m:val="p"/>
+          </m:rPr>
+          <m:t>=</m:t>
+        </m:r>
+        <m:sSub>
+          <m:e>
+            <m:r>
+              <m:t>k</m:t>
+            </m:r>
+          </m:e>
+          <m:sub>
+            <m:r>
+              <m:t>l</m:t>
+            </m:r>
+          </m:sub>
+        </m:sSub>
+      </m:oMath>
+      <w:r>
+        <w:t xml:space="preserve">. O número de candidaturas com credenciais prévias incluídas no núcleo é, portanto:</w:t>
+      </w:r>
+    </w:p>
+    <w:p>
+      <w:pPr>
+        <w:pStyle w:val="Corpodetexto"/>
+      </w:pPr>
+      <w:bookmarkStart w:id="103" w:name="eq-acerto"/>
+      <m:oMathPara>
+        <m:oMathParaPr>
+          <m:jc m:val="center"/>
+        </m:oMathParaPr>
+        <m:oMath>
+          <m:sSub>
+            <m:e>
+              <m:r>
+                <m:t>H</m:t>
+              </m:r>
+            </m:e>
+            <m:sub>
+              <m:r>
+                <m:t>l</m:t>
+              </m:r>
+            </m:sub>
+          </m:sSub>
+          <m:r>
+            <m:rPr>
+              <m:sty m:val="p"/>
+            </m:rPr>
+            <m:t>=</m:t>
+          </m:r>
+          <m:nary>
+            <m:naryPr>
+              <m:chr m:val="∑"/>
+              <m:limLoc m:val="undOvr"/>
+              <m:subHide m:val="off"/>
+              <m:supHide m:val="off"/>
+            </m:naryPr>
+            <m:sub>
+              <m:r>
+                <m:t>i</m:t>
+              </m:r>
+              <m:r>
+                <m:rPr>
+                  <m:sty m:val="p"/>
+                </m:rPr>
+                <m:t>=</m:t>
+              </m:r>
+              <m:r>
+                <m:t>1</m:t>
+              </m:r>
+            </m:sub>
+            <m:sup>
+              <m:sSub>
+                <m:e>
+                  <m:r>
+                    <m:t>C</m:t>
+                  </m:r>
+                </m:e>
+                <m:sub>
+                  <m:r>
+                    <m:t>l</m:t>
+                  </m:r>
+                </m:sub>
+              </m:sSub>
+            </m:sup>
+            <m:e>
+              <m:sSub>
+                <m:e>
+                  <m:r>
+                    <m:t>w</m:t>
+                  </m:r>
+                </m:e>
+                <m:sub>
+                  <m:r>
+                    <m:t>i</m:t>
+                  </m:r>
+                  <m:r>
+                    <m:t>l</m:t>
+                  </m:r>
+                </m:sub>
+              </m:sSub>
+            </m:e>
+          </m:nary>
+          <m:r>
+            <m:t> </m:t>
+          </m:r>
+          <m:sSub>
+            <m:e>
+              <m:r>
+                <m:t>g</m:t>
+              </m:r>
+            </m:e>
+            <m:sub>
+              <m:r>
+                <m:t>i</m:t>
+              </m:r>
+              <m:r>
+                <m:t>l</m:t>
+              </m:r>
+            </m:sub>
+          </m:sSub>
+          <m:r>
+            <m:rPr>
+              <m:sty m:val="p"/>
+            </m:rPr>
+            <m:t>.</m:t>
+          </m:r>
+          <m:r>
+            <m:t>  </m:t>
+          </m:r>
+          <m:d>
+            <m:dPr>
+              <m:begChr m:val="("/>
+              <m:endChr m:val=")"/>
+              <m:sepChr m:val=""/>
+              <m:grow/>
+            </m:dPr>
+            <m:e>
+              <m:r>
+                <m:t>A</m:t>
+              </m:r>
+              <m:r>
+                <m:t>.3</m:t>
+              </m:r>
+            </m:e>
+          </m:d>
+        </m:oMath>
+      </m:oMathPara>
+      <w:bookmarkEnd w:id="103"/>
+    </w:p>
+    <w:p>
+      <w:pPr>
+        <w:pStyle w:val="FirstParagraph"/>
+      </w:pPr>
+      <w:r>
+        <w:t xml:space="preserve">A partir dessa contagem, calculam-se a precisão e a cobertura, agregando as listas de cada eleição:</w:t>
+      </w:r>
+    </w:p>
+    <w:p>
+      <w:pPr>
+        <w:pStyle w:val="Corpodetexto"/>
+      </w:pPr>
+      <w:bookmarkStart w:id="104" w:name="eq-indicadores"/>
+      <m:oMathPara>
+        <m:oMathParaPr>
+          <m:jc m:val="center"/>
+        </m:oMathParaPr>
+        <m:oMath>
+          <m:r>
+            <m:rPr>
+              <m:nor/>
+              <m:sty m:val="p"/>
+            </m:rPr>
+            <m:t>Precisão</m:t>
+          </m:r>
+          <m:r>
+            <m:rPr>
+              <m:sty m:val="p"/>
+            </m:rPr>
+            <m:t>=</m:t>
+          </m:r>
+          <m:f>
+            <m:fPr>
+              <m:type m:val="bar"/>
+            </m:fPr>
+            <m:num>
+              <m:nary>
+                <m:naryPr>
+                  <m:chr m:val="∑"/>
+                  <m:limLoc m:val="undOvr"/>
+                  <m:subHide m:val="off"/>
+                  <m:supHide m:val="on"/>
+                </m:naryPr>
+                <m:sub>
+                  <m:r>
+                    <m:t>l</m:t>
+                  </m:r>
+                </m:sub>
+                <m:sup>
+                  <m:r>
+                    <m:t>​</m:t>
+                  </m:r>
+                </m:sup>
+                <m:e>
+                  <m:sSub>
+                    <m:e>
+                      <m:r>
+                        <m:t>H</m:t>
+                      </m:r>
+                    </m:e>
+                    <m:sub>
+                      <m:r>
+                        <m:t>l</m:t>
+                      </m:r>
+                    </m:sub>
+                  </m:sSub>
+                </m:e>
+              </m:nary>
+            </m:num>
+            <m:den>
+              <m:nary>
+                <m:naryPr>
+                  <m:chr m:val="∑"/>
+                  <m:limLoc m:val="undOvr"/>
+                  <m:subHide m:val="off"/>
+                  <m:supHide m:val="on"/>
+                </m:naryPr>
+                <m:sub>
+                  <m:r>
+                    <m:t>l</m:t>
+                  </m:r>
+                </m:sub>
+                <m:sup>
+                  <m:r>
+                    <m:t>​</m:t>
+                  </m:r>
+                </m:sup>
+                <m:e>
+                  <m:sSub>
+                    <m:e>
+                      <m:r>
+                        <m:t>k</m:t>
+                      </m:r>
+                    </m:e>
+                    <m:sub>
+                      <m:r>
+                        <m:t>l</m:t>
+                      </m:r>
+                    </m:sub>
+                  </m:sSub>
+                </m:e>
+              </m:nary>
+            </m:den>
+          </m:f>
+          <m:r>
+            <m:rPr>
+              <m:sty m:val="p"/>
+            </m:rPr>
+            <m:t>,</m:t>
+          </m:r>
+          <m:r>
+            <m:t>  </m:t>
+          </m:r>
+          <m:r>
+            <m:rPr>
+              <m:nor/>
+              <m:sty m:val="p"/>
+            </m:rPr>
+            <m:t>Cobertura</m:t>
+          </m:r>
+          <m:r>
+            <m:rPr>
+              <m:sty m:val="p"/>
+            </m:rPr>
+            <m:t>=</m:t>
+          </m:r>
+          <m:f>
+            <m:fPr>
+              <m:type m:val="bar"/>
+            </m:fPr>
+            <m:num>
+              <m:nary>
+                <m:naryPr>
+                  <m:chr m:val="∑"/>
+                  <m:limLoc m:val="undOvr"/>
+                  <m:subHide m:val="off"/>
+                  <m:supHide m:val="on"/>
+                </m:naryPr>
+                <m:sub>
+                  <m:r>
+                    <m:t>l</m:t>
+                  </m:r>
+                </m:sub>
+                <m:sup>
+                  <m:r>
+                    <m:t>​</m:t>
+                  </m:r>
+                </m:sup>
+                <m:e>
+                  <m:sSub>
+                    <m:e>
+                      <m:r>
+                        <m:t>H</m:t>
+                      </m:r>
+                    </m:e>
+                    <m:sub>
+                      <m:r>
+                        <m:t>l</m:t>
+                      </m:r>
+                    </m:sub>
+                  </m:sSub>
+                </m:e>
+              </m:nary>
+            </m:num>
+            <m:den>
+              <m:nary>
+                <m:naryPr>
+                  <m:chr m:val="∑"/>
+                  <m:limLoc m:val="undOvr"/>
+                  <m:subHide m:val="off"/>
+                  <m:supHide m:val="on"/>
+                </m:naryPr>
+                <m:sub>
+                  <m:r>
+                    <m:t>l</m:t>
+                  </m:r>
+                </m:sub>
+                <m:sup>
+                  <m:r>
+                    <m:t>​</m:t>
+                  </m:r>
+                </m:sup>
+                <m:e>
+                  <m:sSub>
+                    <m:e>
+                      <m:r>
+                        <m:t>G</m:t>
+                      </m:r>
+                    </m:e>
+                    <m:sub>
+                      <m:r>
+                        <m:t>l</m:t>
+                      </m:r>
+                    </m:sub>
+                  </m:sSub>
+                </m:e>
+              </m:nary>
+            </m:den>
+          </m:f>
+          <m:r>
+            <m:rPr>
+              <m:sty m:val="p"/>
+            </m:rPr>
+            <m:t>.</m:t>
+          </m:r>
+          <m:r>
+            <m:t>  </m:t>
+          </m:r>
+          <m:d>
+            <m:dPr>
+              <m:begChr m:val="("/>
+              <m:endChr m:val=")"/>
+              <m:sepChr m:val=""/>
+              <m:grow/>
+            </m:dPr>
+            <m:e>
+              <m:r>
+                <m:t>A</m:t>
+              </m:r>
+              <m:r>
+                <m:t>.4</m:t>
+              </m:r>
+            </m:e>
+          </m:d>
+        </m:oMath>
+      </m:oMathPara>
+      <w:bookmarkEnd w:id="104"/>
+    </w:p>
+    <w:p>
+      <w:pPr>
+        <w:pStyle w:val="FirstParagraph"/>
+      </w:pPr>
+      <w:r>
+        <w:t xml:space="preserve">A precisão descreve a composição do núcleo: quanto maior seu valor, maior a parcela de suas posições ocupada por candidaturas com credenciais eleitorais prévias. A cobertura descreve a abrangência da priorização entre essas candidaturas: quanto maior seu valor, maior a parcela delas incluída nos núcleos de suas respectivas listas. As duas medidas permitem distinguir um núcleo composto predominantemente por candidaturas com credenciais de um núcleo que alcança grande parte dessas candidaturas, mas também inclui muitas outras.</w:t>
+      </w:r>
+    </w:p>
+    <w:bookmarkEnd w:id="105"/>
+    <w:bookmarkStart w:id="108" w:name="referência-aleatória-e-lift"/>
+    <w:p>
+      <w:pPr>
+        <w:pStyle w:val="Ttulo2"/>
+      </w:pPr>
+      <w:r>
+        <w:t xml:space="preserve">A.5 Referência aleatória e</w:t>
+      </w:r>
+      <w:r>
+        <w:t xml:space="preserve"> </w:t>
+      </w:r>
+      <w:r>
+        <w:rPr>
+          <w:i/>
+          <w:iCs/>
+        </w:rPr>
+        <w:t xml:space="preserve">lift</w:t>
+      </w:r>
+    </w:p>
+    <w:p>
+      <w:pPr>
+        <w:pStyle w:val="FirstParagraph"/>
+      </w:pPr>
+      <w:r>
+        <w:t xml:space="preserve">Para avaliar se a presença dessas credenciais no núcleo é desproporcional, é necessário considerar sua frequência nas nominatas e o tamanho dos subconjuntos selecionados. A referência adotada corresponde à seleção aleatória, sem reposição e com igual probabilidade de inclusão, de</w:t>
+      </w:r>
+      <w:r>
+        <w:t xml:space="preserve"> </w:t>
+      </w:r>
+      <m:oMath>
+        <m:sSub>
+          <m:e>
+            <m:r>
+              <m:t>k</m:t>
+            </m:r>
+          </m:e>
+          <m:sub>
+            <m:r>
+              <m:t>l</m:t>
+            </m:r>
+          </m:sub>
+        </m:sSub>
+      </m:oMath>
+      <w:r>
+        <w:t xml:space="preserve"> </w:t>
+      </w:r>
+      <w:r>
+        <w:t xml:space="preserve">candidaturas entre as</w:t>
+      </w:r>
+      <w:r>
+        <w:t xml:space="preserve"> </w:t>
+      </w:r>
+      <m:oMath>
+        <m:sSub>
+          <m:e>
+            <m:r>
+              <m:t>C</m:t>
+            </m:r>
+          </m:e>
+          <m:sub>
+            <m:r>
+              <m:t>l</m:t>
+            </m:r>
+          </m:sub>
+        </m:sSub>
+      </m:oMath>
+      <w:r>
+        <w:t xml:space="preserve"> </w:t>
+      </w:r>
+      <w:r>
+        <w:t xml:space="preserve">integrantes de cada lista. Sob essa referência, o número esperado de candidaturas com credenciais prévias no núcleo é:</w:t>
+      </w:r>
+    </w:p>
+    <w:p>
+      <w:pPr>
+        <w:pStyle w:val="Corpodetexto"/>
+      </w:pPr>
+      <w:bookmarkStart w:id="106" w:name="eq-referencia-aleatoria"/>
+      <m:oMathPara>
+        <m:oMathParaPr>
+          <m:jc m:val="center"/>
+        </m:oMathParaPr>
+        <m:oMath>
+          <m:r>
+            <m:rPr>
+              <m:sty m:val="p"/>
+              <m:scr m:val="double-struck"/>
+            </m:rPr>
+            <m:t>E</m:t>
+          </m:r>
+          <m:d>
+            <m:dPr>
+              <m:begChr m:val="["/>
+              <m:endChr m:val="]"/>
+              <m:sepChr m:val=""/>
+              <m:grow/>
+            </m:dPr>
+            <m:e>
+              <m:sSub>
+                <m:e>
+                  <m:r>
+                    <m:t>H</m:t>
+                  </m:r>
+                </m:e>
+                <m:sub>
+                  <m:r>
+                    <m:t>l</m:t>
+                  </m:r>
+                </m:sub>
+              </m:sSub>
+            </m:e>
+          </m:d>
+          <m:r>
+            <m:rPr>
+              <m:sty m:val="p"/>
+            </m:rPr>
+            <m:t>=</m:t>
+          </m:r>
+          <m:sSub>
+            <m:e>
+              <m:r>
+                <m:t>G</m:t>
+              </m:r>
+            </m:e>
+            <m:sub>
+              <m:r>
+                <m:t>l</m:t>
+              </m:r>
+            </m:sub>
+          </m:sSub>
+          <m:r>
+            <m:rPr>
+              <m:sty m:val="p"/>
+            </m:rPr>
+            <m:t>,</m:t>
+          </m:r>
+          <m:f>
+            <m:fPr>
+              <m:type m:val="bar"/>
+            </m:fPr>
+            <m:num>
+              <m:sSub>
+                <m:e>
+                  <m:r>
+                    <m:t>k</m:t>
+                  </m:r>
+                </m:e>
+                <m:sub>
+                  <m:r>
+                    <m:t>l</m:t>
+                  </m:r>
+                </m:sub>
+              </m:sSub>
+            </m:num>
+            <m:den>
+              <m:sSub>
+                <m:e>
+                  <m:r>
+                    <m:t>C</m:t>
+                  </m:r>
+                </m:e>
+                <m:sub>
+                  <m:r>
+                    <m:t>l</m:t>
+                  </m:r>
+                </m:sub>
+              </m:sSub>
+            </m:den>
+          </m:f>
+          <m:r>
+            <m:rPr>
+              <m:sty m:val="p"/>
+            </m:rPr>
+            <m:t>.</m:t>
+          </m:r>
+          <m:r>
+            <m:t>  </m:t>
+          </m:r>
+          <m:d>
+            <m:dPr>
+              <m:begChr m:val="("/>
+              <m:endChr m:val=")"/>
+              <m:sepChr m:val=""/>
+              <m:grow/>
+            </m:dPr>
+            <m:e>
+              <m:r>
+                <m:t>A</m:t>
+              </m:r>
+              <m:r>
+                <m:t>.5</m:t>
+              </m:r>
+            </m:e>
+          </m:d>
+        </m:oMath>
+      </m:oMathPara>
+      <w:bookmarkEnd w:id="106"/>
+    </w:p>
+    <w:p>
+      <w:pPr>
+        <w:pStyle w:val="FirstParagraph"/>
+      </w:pPr>
+      <w:r>
+        <w:t xml:space="preserve">Essa referência preserva o tamanho de cada nominata, o número de candidaturas com credenciais e o tamanho do núcleo.</w:t>
+      </w:r>
+    </w:p>
+    <w:p>
+      <w:pPr>
+        <w:pStyle w:val="Corpodetexto"/>
+      </w:pPr>
+      <w:r>
+        <w:t xml:space="preserve">O</w:t>
+      </w:r>
+      <w:r>
+        <w:t xml:space="preserve"> </w:t>
+      </w:r>
+      <w:r>
+        <w:rPr>
+          <w:i/>
+          <w:iCs/>
+        </w:rPr>
+        <w:t xml:space="preserve">lift</w:t>
+      </w:r>
+      <w:r>
+        <w:t xml:space="preserve"> </w:t>
+      </w:r>
+      <w:r>
+        <w:t xml:space="preserve">corresponde à razão entre a soma das presenças observadas e a soma das presenças esperadas:</w:t>
+      </w:r>
+    </w:p>
+    <w:p>
+      <w:pPr>
+        <w:pStyle w:val="Corpodetexto"/>
+      </w:pPr>
+      <w:bookmarkStart w:id="107" w:name="eq-lift"/>
+      <m:oMathPara>
+        <m:oMathParaPr>
+          <m:jc m:val="center"/>
+        </m:oMathParaPr>
+        <m:oMath>
+          <m:r>
+            <m:rPr>
+              <m:nor/>
+              <m:sty m:val="p"/>
+            </m:rPr>
+            <m:t>Lift</m:t>
+          </m:r>
+          <m:r>
+            <m:rPr>
+              <m:sty m:val="p"/>
+            </m:rPr>
+            <m:t>=</m:t>
+          </m:r>
+          <m:f>
+            <m:fPr>
+              <m:type m:val="bar"/>
+            </m:fPr>
+            <m:num>
+              <m:nary>
+                <m:naryPr>
+                  <m:chr m:val="∑"/>
+                  <m:limLoc m:val="undOvr"/>
+                  <m:subHide m:val="off"/>
+                  <m:supHide m:val="on"/>
+                </m:naryPr>
+                <m:sub>
+                  <m:r>
+                    <m:t>l</m:t>
+                  </m:r>
+                </m:sub>
+                <m:sup>
+                  <m:r>
+                    <m:t>​</m:t>
+                  </m:r>
+                </m:sup>
+                <m:e>
+                  <m:sSub>
+                    <m:e>
+                      <m:r>
+                        <m:t>H</m:t>
+                      </m:r>
+                    </m:e>
+                    <m:sub>
+                      <m:r>
+                        <m:t>l</m:t>
+                      </m:r>
+                    </m:sub>
+                  </m:sSub>
+                </m:e>
+              </m:nary>
+            </m:num>
+            <m:den>
+              <m:nary>
+                <m:naryPr>
+                  <m:chr m:val="∑"/>
+                  <m:limLoc m:val="undOvr"/>
+                  <m:subHide m:val="off"/>
+                  <m:supHide m:val="on"/>
+                </m:naryPr>
+                <m:sub>
+                  <m:r>
+                    <m:t>l</m:t>
+                  </m:r>
+                </m:sub>
+                <m:sup>
+                  <m:r>
+                    <m:t>​</m:t>
+                  </m:r>
+                </m:sup>
+                <m:e>
+                  <m:sSub>
+                    <m:e>
+                      <m:r>
+                        <m:t>G</m:t>
+                      </m:r>
+                    </m:e>
+                    <m:sub>
+                      <m:r>
+                        <m:t>l</m:t>
+                      </m:r>
+                    </m:sub>
+                  </m:sSub>
+                </m:e>
+              </m:nary>
+              <m:r>
+                <m:rPr>
+                  <m:sty m:val="p"/>
+                </m:rPr>
+                <m:t>,</m:t>
+              </m:r>
+              <m:sSub>
+                <m:e>
+                  <m:r>
+                    <m:t>k</m:t>
+                  </m:r>
+                </m:e>
+                <m:sub>
+                  <m:r>
+                    <m:t>l</m:t>
+                  </m:r>
+                </m:sub>
+              </m:sSub>
+              <m:r>
+                <m:rPr>
+                  <m:sty m:val="p"/>
+                </m:rPr>
+                <m:t>/</m:t>
+              </m:r>
+              <m:sSub>
+                <m:e>
+                  <m:r>
+                    <m:t>C</m:t>
+                  </m:r>
+                </m:e>
+                <m:sub>
+                  <m:r>
+                    <m:t>l</m:t>
+                  </m:r>
+                </m:sub>
+              </m:sSub>
+            </m:den>
+          </m:f>
+          <m:r>
+            <m:rPr>
+              <m:sty m:val="p"/>
+            </m:rPr>
+            <m:t>.</m:t>
+          </m:r>
+          <m:r>
+            <m:t>  </m:t>
+          </m:r>
+          <m:d>
+            <m:dPr>
+              <m:begChr m:val="("/>
+              <m:endChr m:val=")"/>
+              <m:sepChr m:val=""/>
+              <m:grow/>
+            </m:dPr>
+            <m:e>
+              <m:r>
+                <m:t>A</m:t>
+              </m:r>
+              <m:r>
+                <m:t>.6</m:t>
+              </m:r>
+            </m:e>
+          </m:d>
+        </m:oMath>
+      </m:oMathPara>
+      <w:bookmarkEnd w:id="107"/>
+    </w:p>
+    <w:p>
+      <w:pPr>
+        <w:pStyle w:val="FirstParagraph"/>
+      </w:pPr>
+      <w:r>
+        <w:t xml:space="preserve">Um</w:t>
+      </w:r>
+      <w:r>
+        <w:t xml:space="preserve"> </w:t>
+      </w:r>
+      <w:r>
+        <w:rPr>
+          <w:i/>
+          <w:iCs/>
+        </w:rPr>
+        <w:t xml:space="preserve">lift</w:t>
+      </w:r>
+      <w:r>
+        <w:t xml:space="preserve"> </w:t>
+      </w:r>
+      <w:r>
+        <w:t xml:space="preserve">igual a 1 indica que a presença observada coincide com a expectativa da seleção aleatória. Valores superiores a 1 indicam sobrerrepresentação de candidaturas com credenciais prévias; valores inferiores a 1 indicam sub-representação. Um valor de 1,9, por exemplo, significa que os núcleos reúnem 90% mais candidaturas com essas credenciais do que seria esperado sob essa referência. Nos recortes por magnitude distrital, aplica-se o mesmo cálculo às listas pertencentes a cada categoria.</w:t>
+      </w:r>
+    </w:p>
+    <w:p>
+      <w:pPr>
+        <w:pStyle w:val="Corpodetexto"/>
+      </w:pPr>
+      <w:r>
+        <w:t xml:space="preserve">A comparação com a referência aleatória também pode ser expressa nas escalas da precisão e da cobertura. Para isso, substitui-se o numerador observado,</w:t>
+      </w:r>
+      <w:r>
+        <w:t xml:space="preserve"> </w:t>
+      </w:r>
+      <m:oMath>
+        <m:nary>
+          <m:naryPr>
+            <m:chr m:val="∑"/>
+            <m:limLoc m:val="undOvr"/>
+            <m:subHide m:val="off"/>
+            <m:supHide m:val="on"/>
+          </m:naryPr>
+          <m:sub>
+            <m:r>
+              <m:t>l</m:t>
+            </m:r>
+          </m:sub>
+          <m:sup>
+            <m:r>
+              <m:t>​</m:t>
+            </m:r>
+          </m:sup>
+          <m:e>
+            <m:sSub>
+              <m:e>
+                <m:r>
+                  <m:t>H</m:t>
+                </m:r>
+              </m:e>
+              <m:sub>
+                <m:r>
+                  <m:t>l</m:t>
+                </m:r>
+              </m:sub>
+            </m:sSub>
+          </m:e>
+        </m:nary>
+      </m:oMath>
+      <w:r>
+        <w:t xml:space="preserve">, pelo esperado,</w:t>
+      </w:r>
+      <w:r>
+        <w:t xml:space="preserve"> </w:t>
+      </w:r>
+      <m:oMath>
+        <m:nary>
+          <m:naryPr>
+            <m:chr m:val="∑"/>
+            <m:limLoc m:val="undOvr"/>
+            <m:subHide m:val="off"/>
+            <m:supHide m:val="on"/>
+          </m:naryPr>
+          <m:sub>
+            <m:r>
+              <m:t>l</m:t>
+            </m:r>
+          </m:sub>
+          <m:sup>
+            <m:r>
+              <m:t>​</m:t>
+            </m:r>
+          </m:sup>
+          <m:e>
+            <m:sSub>
+              <m:e>
+                <m:r>
+                  <m:t>G</m:t>
+                </m:r>
+              </m:e>
+              <m:sub>
+                <m:r>
+                  <m:t>l</m:t>
+                </m:r>
+              </m:sub>
+            </m:sSub>
+          </m:e>
+        </m:nary>
+        <m:r>
+          <m:t> </m:t>
+        </m:r>
+        <m:sSub>
+          <m:e>
+            <m:r>
+              <m:t>k</m:t>
+            </m:r>
+          </m:e>
+          <m:sub>
+            <m:r>
+              <m:t>l</m:t>
+            </m:r>
+          </m:sub>
+        </m:sSub>
+        <m:r>
+          <m:rPr>
+            <m:sty m:val="p"/>
+          </m:rPr>
+          <m:t>/</m:t>
+        </m:r>
+        <m:sSub>
+          <m:e>
+            <m:r>
+              <m:t>C</m:t>
+            </m:r>
+          </m:e>
+          <m:sub>
+            <m:r>
+              <m:t>l</m:t>
+            </m:r>
+          </m:sub>
+        </m:sSub>
+      </m:oMath>
+      <w:r>
+        <w:t xml:space="preserve">, mantendo-se os respectivos denominadores.</w:t>
+      </w:r>
+    </w:p>
+    <w:p>
+      <w:pPr>
+        <w:pStyle w:val="Corpodetexto"/>
+      </w:pPr>
+      <w:r>
+        <w:t xml:space="preserve">As três medidas são utilizadas tanto para o Top-NECr quanto para as operacionalizações alternativas do núcleo. Como análise complementar, as medidas também são calculadas para as candidaturas posteriormente eleitas. Nesse exercício,</w:t>
+      </w:r>
+      <w:r>
+        <w:t xml:space="preserve"> </w:t>
+      </w:r>
+      <m:oMath>
+        <m:sSub>
+          <m:e>
+            <m:r>
+              <m:t>g</m:t>
+            </m:r>
+          </m:e>
+          <m:sub>
+            <m:r>
+              <m:t>i</m:t>
+            </m:r>
+            <m:r>
+              <m:t>l</m:t>
+            </m:r>
+          </m:sub>
+        </m:sSub>
+      </m:oMath>
+      <w:r>
+        <w:t xml:space="preserve"> </w:t>
+      </w:r>
+      <w:r>
+        <w:t xml:space="preserve">passa a indicar a eleição da candidatura, mantendo-se as demais definições. Os resultados descrevem a correspondência entre a priorização financeira e o sucesso eleitoral posterior, oferecendo uma validação</w:t>
+      </w:r>
+      <w:r>
+        <w:t xml:space="preserve"> </w:t>
+      </w:r>
+      <w:r>
+        <w:rPr>
+          <w:i/>
+          <w:iCs/>
+        </w:rPr>
+        <w:t xml:space="preserve">ex post</w:t>
+      </w:r>
+      <w:r>
+        <w:t xml:space="preserve"> </w:t>
+      </w:r>
+      <w:r>
+        <w:t xml:space="preserve">da relevância eleitoral do núcleo priorizado. Essa correspondência, contudo, não permite distinguir a seleção de candidaturas previamente viáveis dos possíveis efeitos do financiamento sobre suas chances de eleição.</w:t>
+      </w:r>
+    </w:p>
+    <w:bookmarkEnd w:id="108"/>
+    <w:bookmarkStart w:id="110" w:name="limiar-top-x"/>
+    <w:p>
+      <w:pPr>
+        <w:pStyle w:val="Ttulo2"/>
+      </w:pPr>
+      <w:r>
+        <w:t xml:space="preserve">A.6 Limiar Top-X%</w:t>
+      </w:r>
+    </w:p>
+    <w:p>
+      <w:pPr>
+        <w:pStyle w:val="FirstParagraph"/>
+      </w:pPr>
+      <w:bookmarkStart w:id="109" w:name="eq-ap-ktopx"/>
+      <m:oMathPara>
+        <m:oMathParaPr>
+          <m:jc m:val="center"/>
+        </m:oMathParaPr>
+        <m:oMath>
+          <m:sSubSup>
+            <m:e>
+              <m:r>
+                <m:t>k</m:t>
+              </m:r>
+            </m:e>
+            <m:sub>
+              <m:r>
+                <m:t>l</m:t>
+              </m:r>
+            </m:sub>
+            <m:sup>
+              <m:r>
+                <m:t>τ</m:t>
+              </m:r>
+            </m:sup>
+          </m:sSubSup>
+          <m:r>
+            <m:rPr>
+              <m:sty m:val="p"/>
+            </m:rPr>
+            <m:t>=</m:t>
+          </m:r>
+          <m:r>
+            <m:rPr>
+              <m:sty m:val="p"/>
+            </m:rPr>
+            <m:t>min</m:t>
+          </m:r>
+          <m:d>
+            <m:dPr>
+              <m:begChr m:val="{"/>
+              <m:endChr m:val="}"/>
+              <m:sepChr m:val=""/>
+              <m:grow/>
+            </m:dPr>
+            <m:e>
+              <m:r>
+                <m:t>k</m:t>
+              </m:r>
+              <m:r>
+                <m:rPr>
+                  <m:sty m:val="p"/>
+                </m:rPr>
+                <m:t>∈</m:t>
+              </m:r>
+              <m:r>
+                <m:rPr>
+                  <m:sty m:val="p"/>
+                </m:rPr>
+                <m:t>{</m:t>
+              </m:r>
+              <m:r>
+                <m:t>1</m:t>
+              </m:r>
+              <m:r>
+                <m:rPr>
+                  <m:sty m:val="p"/>
+                </m:rPr>
+                <m:t>,</m:t>
+              </m:r>
+              <m:r>
+                <m:rPr>
+                  <m:sty m:val="p"/>
+                </m:rPr>
+                <m:t>…</m:t>
+              </m:r>
+              <m:r>
+                <m:rPr>
+                  <m:sty m:val="p"/>
+                </m:rPr>
+                <m:t>,</m:t>
+              </m:r>
+              <m:sSub>
+                <m:e>
+                  <m:r>
+                    <m:t>C</m:t>
+                  </m:r>
+                </m:e>
+                <m:sub>
+                  <m:r>
+                    <m:t>l</m:t>
+                  </m:r>
+                </m:sub>
+              </m:sSub>
+              <m:r>
+                <m:rPr>
+                  <m:sty m:val="p"/>
+                </m:rPr>
+                <m:t>}</m:t>
+              </m:r>
+              <m:r>
+                <m:rPr>
+                  <m:sty m:val="p"/>
+                </m:rPr>
+                <m:t>:</m:t>
+              </m:r>
+              <m:r>
+                <m:t> </m:t>
+              </m:r>
+              <m:nary>
+                <m:naryPr>
+                  <m:chr m:val="∑"/>
+                  <m:limLoc m:val="undOvr"/>
+                  <m:subHide m:val="off"/>
+                  <m:supHide m:val="off"/>
+                </m:naryPr>
+                <m:sub>
+                  <m:r>
+                    <m:t>j</m:t>
+                  </m:r>
+                  <m:r>
+                    <m:rPr>
+                      <m:sty m:val="p"/>
+                    </m:rPr>
+                    <m:t>=</m:t>
+                  </m:r>
+                  <m:r>
+                    <m:t>1</m:t>
+                  </m:r>
+                </m:sub>
+                <m:sup>
+                  <m:r>
+                    <m:t>k</m:t>
+                  </m:r>
+                </m:sup>
+                <m:e>
+                  <m:sSub>
+                    <m:e>
+                      <m:r>
+                        <m:t>s</m:t>
+                      </m:r>
+                    </m:e>
+                    <m:sub>
+                      <m:d>
+                        <m:dPr>
+                          <m:begChr m:val="("/>
+                          <m:endChr m:val=")"/>
+                          <m:sepChr m:val=""/>
+                          <m:grow/>
+                        </m:dPr>
+                        <m:e>
+                          <m:r>
+                            <m:t>j</m:t>
+                          </m:r>
+                        </m:e>
+                      </m:d>
+                      <m:r>
+                        <m:t>l</m:t>
+                      </m:r>
+                    </m:sub>
+                  </m:sSub>
+                </m:e>
+              </m:nary>
+              <m:r>
+                <m:t> </m:t>
+              </m:r>
+              <m:r>
+                <m:rPr>
+                  <m:sty m:val="p"/>
+                </m:rPr>
+                <m:t>≥</m:t>
+              </m:r>
+              <m:r>
+                <m:t> </m:t>
+              </m:r>
+              <m:r>
+                <m:t>τ</m:t>
+              </m:r>
+            </m:e>
+          </m:d>
+          <m:r>
+            <m:rPr>
+              <m:sty m:val="p"/>
+            </m:rPr>
+            <m:t>,</m:t>
+          </m:r>
+          <m:r>
+            <m:t>  </m:t>
+          </m:r>
+          <m:r>
+            <m:t>τ</m:t>
+          </m:r>
+          <m:r>
+            <m:rPr>
+              <m:sty m:val="p"/>
+            </m:rPr>
+            <m:t>∈</m:t>
+          </m:r>
+          <m:r>
+            <m:rPr>
+              <m:sty m:val="p"/>
+            </m:rPr>
+            <m:t>{</m:t>
+          </m:r>
+          <m:r>
+            <m:t>0</m:t>
+          </m:r>
+          <m:r>
+            <m:rPr>
+              <m:sty m:val="p"/>
+            </m:rPr>
+            <m:t>,</m:t>
+          </m:r>
+          <m:r>
+            <m:t>50</m:t>
+          </m:r>
+          <m:r>
+            <m:rPr>
+              <m:sty m:val="p"/>
+            </m:rPr>
+            <m:t>;</m:t>
+          </m:r>
+          <m:r>
+            <m:t> </m:t>
+          </m:r>
+          <m:r>
+            <m:t>0</m:t>
+          </m:r>
+          <m:r>
+            <m:rPr>
+              <m:sty m:val="p"/>
+            </m:rPr>
+            <m:t>,</m:t>
+          </m:r>
+          <m:r>
+            <m:t>60</m:t>
+          </m:r>
+          <m:r>
+            <m:rPr>
+              <m:sty m:val="p"/>
+            </m:rPr>
+            <m:t>;</m:t>
+          </m:r>
+          <m:r>
+            <m:t> </m:t>
+          </m:r>
+          <m:r>
+            <m:t>0</m:t>
+          </m:r>
+          <m:r>
+            <m:rPr>
+              <m:sty m:val="p"/>
+            </m:rPr>
+            <m:t>,</m:t>
+          </m:r>
+          <m:r>
+            <m:t>70</m:t>
+          </m:r>
+          <m:r>
+            <m:rPr>
+              <m:sty m:val="p"/>
+            </m:rPr>
+            <m:t>;</m:t>
+          </m:r>
+          <m:r>
+            <m:t> </m:t>
+          </m:r>
+          <m:r>
+            <m:t>0</m:t>
+          </m:r>
+          <m:r>
+            <m:rPr>
+              <m:sty m:val="p"/>
+            </m:rPr>
+            <m:t>,</m:t>
+          </m:r>
+          <m:r>
+            <m:t>80</m:t>
+          </m:r>
+          <m:r>
+            <m:rPr>
+              <m:sty m:val="p"/>
+            </m:rPr>
+            <m:t>;</m:t>
+          </m:r>
+          <m:r>
+            <m:t> </m:t>
+          </m:r>
+          <m:r>
+            <m:t>0</m:t>
+          </m:r>
+          <m:r>
+            <m:rPr>
+              <m:sty m:val="p"/>
+            </m:rPr>
+            <m:t>,</m:t>
+          </m:r>
+          <m:r>
+            <m:t>90</m:t>
+          </m:r>
+          <m:r>
+            <m:rPr>
+              <m:sty m:val="p"/>
+            </m:rPr>
+            <m:t>;</m:t>
+          </m:r>
+          <m:r>
+            <m:t> </m:t>
+          </m:r>
+          <m:r>
+            <m:t>0</m:t>
+          </m:r>
+          <m:r>
+            <m:rPr>
+              <m:sty m:val="p"/>
+            </m:rPr>
+            <m:t>,</m:t>
+          </m:r>
+          <m:r>
+            <m:t>95</m:t>
+          </m:r>
+          <m:r>
+            <m:rPr>
+              <m:sty m:val="p"/>
+            </m:rPr>
+            <m:t>}</m:t>
+          </m:r>
+          <m:r>
+            <m:rPr>
+              <m:sty m:val="p"/>
+            </m:rPr>
+            <m:t>.</m:t>
+          </m:r>
+          <m:r>
+            <m:t>  </m:t>
+          </m:r>
+          <m:d>
+            <m:dPr>
+              <m:begChr m:val="("/>
+              <m:endChr m:val=")"/>
+              <m:sepChr m:val=""/>
+              <m:grow/>
+            </m:dPr>
+            <m:e>
+              <m:r>
+                <m:t>A</m:t>
+              </m:r>
+              <m:r>
+                <m:t>.7</m:t>
+              </m:r>
+            </m:e>
+          </m:d>
+        </m:oMath>
+      </m:oMathPara>
+      <w:bookmarkEnd w:id="109"/>
+    </w:p>
+    <w:bookmarkEnd w:id="110"/>
+    <w:bookmarkEnd w:id="111"/>
+    <w:bookmarkStart w:id="196" w:name="bibliography"/>
     <w:p>
       <w:pPr>
         <w:pStyle w:val="Ttulo1"/>
@@ -8319,8 +9629,8 @@
         <w:t xml:space="preserve">Referências</w:t>
       </w:r>
     </w:p>
-    <w:bookmarkStart w:id="183" w:name="refs"/>
-    <w:bookmarkStart w:id="102" w:name="ref-aldrich2011"/>
+    <w:bookmarkStart w:id="195" w:name="refs"/>
+    <w:bookmarkStart w:id="112" w:name="ref-aldrich2011"/>
     <w:p>
       <w:pPr>
         <w:pStyle w:val="Bibliografia"/>
@@ -8342,8 +9652,8 @@
         <w:t xml:space="preserve">. Chicago: University of Chicago Press, 2011.</w:t>
       </w:r>
     </w:p>
-    <w:bookmarkEnd w:id="102"/>
-    <w:bookmarkStart w:id="104" w:name="ref-ames1995"/>
+    <w:bookmarkEnd w:id="112"/>
+    <w:bookmarkStart w:id="114" w:name="ref-ames1995"/>
     <w:p>
       <w:pPr>
         <w:pStyle w:val="Bibliografia"/>
@@ -8354,7 +9664,7 @@
       <w:r>
         <w:t xml:space="preserve"> </w:t>
       </w:r>
-      <w:hyperlink r:id="rId103">
+      <w:hyperlink r:id="rId113">
         <w:r>
           <w:rPr>
             <w:rStyle w:val="Hyperlink"/>
@@ -8379,8 +9689,8 @@
         <w:t xml:space="preserve">, v. 39, n. 2, p. 406–433, 1995.</w:t>
       </w:r>
     </w:p>
-    <w:bookmarkEnd w:id="104"/>
-    <w:bookmarkStart w:id="105" w:name="ref-ames2001"/>
+    <w:bookmarkEnd w:id="114"/>
+    <w:bookmarkStart w:id="115" w:name="ref-ames2001"/>
     <w:p>
       <w:pPr>
         <w:pStyle w:val="Bibliografia"/>
@@ -8415,8 +9725,8 @@
         <w:t xml:space="preserve">: University of Michigan Press, 2001.</w:t>
       </w:r>
     </w:p>
-    <w:bookmarkEnd w:id="105"/>
-    <w:bookmarkStart w:id="107" w:name="ref-andreetal2015"/>
+    <w:bookmarkEnd w:id="115"/>
+    <w:bookmarkStart w:id="117" w:name="ref-andreetal2015"/>
     <w:p>
       <w:pPr>
         <w:pStyle w:val="Bibliografia"/>
@@ -8437,7 +9747,7 @@
       <w:r>
         <w:t xml:space="preserve"> </w:t>
       </w:r>
-      <w:hyperlink r:id="rId106">
+      <w:hyperlink r:id="rId116">
         <w:r>
           <w:rPr>
             <w:rStyle w:val="Hyperlink"/>
@@ -8459,8 +9769,8 @@
         <w:t xml:space="preserve">, v. 23, n. 5, p. 589–600, 2017.</w:t>
       </w:r>
     </w:p>
-    <w:bookmarkEnd w:id="107"/>
-    <w:bookmarkStart w:id="108" w:name="ref-avelino_barone2012"/>
+    <w:bookmarkEnd w:id="117"/>
+    <w:bookmarkStart w:id="118" w:name="ref-avelino_barone2012"/>
     <w:p>
       <w:pPr>
         <w:pStyle w:val="Bibliografia"/>
@@ -8497,8 +9807,8 @@
         <w:t xml:space="preserve">, v. 55, n. 4, p. 987–1013, 2012.</w:t>
       </w:r>
     </w:p>
-    <w:bookmarkEnd w:id="108"/>
-    <w:bookmarkStart w:id="110" w:name="ref-avelinobidermansilva2011"/>
+    <w:bookmarkEnd w:id="118"/>
+    <w:bookmarkStart w:id="120" w:name="ref-avelinobidermansilva2011"/>
     <w:p>
       <w:pPr>
         <w:pStyle w:val="Bibliografia"/>
@@ -8509,7 +9819,7 @@
       <w:r>
         <w:t xml:space="preserve"> </w:t>
       </w:r>
-      <w:hyperlink r:id="rId109">
+      <w:hyperlink r:id="rId119">
         <w:r>
           <w:rPr>
             <w:rStyle w:val="Hyperlink"/>
@@ -8534,8 +9844,8 @@
         <w:t xml:space="preserve">, v. 54, n. 2, 2011.</w:t>
       </w:r>
     </w:p>
-    <w:bookmarkEnd w:id="110"/>
-    <w:bookmarkStart w:id="112" w:name="ref-braga_amaral_2013_implicacoes"/>
+    <w:bookmarkEnd w:id="120"/>
+    <w:bookmarkStart w:id="122" w:name="ref-braga_amaral_2013_implicacoes"/>
     <w:p>
       <w:pPr>
         <w:pStyle w:val="Bibliografia"/>
@@ -8546,7 +9856,7 @@
       <w:r>
         <w:t xml:space="preserve"> </w:t>
       </w:r>
-      <w:hyperlink r:id="rId111">
+      <w:hyperlink r:id="rId121">
         <w:r>
           <w:rPr>
             <w:rStyle w:val="Hyperlink"/>
@@ -8571,8 +9881,8 @@
         <w:t xml:space="preserve">, v. 21, n. 46, p. 33–43, 2013.</w:t>
       </w:r>
     </w:p>
-    <w:bookmarkEnd w:id="112"/>
-    <w:bookmarkStart w:id="114" w:name="ref-careyshugart1995"/>
+    <w:bookmarkEnd w:id="122"/>
+    <w:bookmarkStart w:id="124" w:name="ref-careyshugart1995"/>
     <w:p>
       <w:pPr>
         <w:pStyle w:val="Bibliografia"/>
@@ -8583,7 +9893,7 @@
       <w:r>
         <w:t xml:space="preserve"> </w:t>
       </w:r>
-      <w:hyperlink r:id="rId113">
+      <w:hyperlink r:id="rId123">
         <w:r>
           <w:rPr>
             <w:rStyle w:val="Hyperlink"/>
@@ -8608,8 +9918,8 @@
         <w:t xml:space="preserve">, v. 14, n. 4, p. 417–439, 1995.</w:t>
       </w:r>
     </w:p>
-    <w:bookmarkEnd w:id="114"/>
-    <w:bookmarkStart w:id="116" w:name="ref-chang2005"/>
+    <w:bookmarkEnd w:id="124"/>
+    <w:bookmarkStart w:id="126" w:name="ref-chang2005"/>
     <w:p>
       <w:pPr>
         <w:pStyle w:val="Bibliografia"/>
@@ -8620,7 +9930,7 @@
       <w:r>
         <w:t xml:space="preserve"> </w:t>
       </w:r>
-      <w:hyperlink r:id="rId115">
+      <w:hyperlink r:id="rId125">
         <w:r>
           <w:rPr>
             <w:rStyle w:val="Hyperlink"/>
@@ -8645,8 +9955,8 @@
         <w:t xml:space="preserve">, v. 67, n. 3, p. 716–730, 2005.</w:t>
       </w:r>
     </w:p>
-    <w:bookmarkEnd w:id="116"/>
-    <w:bookmarkStart w:id="117" w:name="ref-cheibub_junqueira_moreira_2024"/>
+    <w:bookmarkEnd w:id="126"/>
+    <w:bookmarkStart w:id="127" w:name="ref-cheibub_junqueira_moreira_2024"/>
     <w:p>
       <w:pPr>
         <w:pStyle w:val="Bibliografia"/>
@@ -8696,8 +10006,8 @@
         <w:t xml:space="preserve">. 2024.</w:t>
       </w:r>
     </w:p>
-    <w:bookmarkEnd w:id="117"/>
-    <w:bookmarkStart w:id="119" w:name="ref-cheibubsin2020"/>
+    <w:bookmarkEnd w:id="127"/>
+    <w:bookmarkStart w:id="129" w:name="ref-cheibubsin2020"/>
     <w:p>
       <w:pPr>
         <w:pStyle w:val="Bibliografia"/>
@@ -8708,7 +10018,7 @@
       <w:r>
         <w:t xml:space="preserve"> </w:t>
       </w:r>
-      <w:hyperlink r:id="rId118">
+      <w:hyperlink r:id="rId128">
         <w:r>
           <w:rPr>
             <w:rStyle w:val="Hyperlink"/>
@@ -8757,8 +10067,8 @@
         <w:t xml:space="preserve">, v. 32, n. 1, p. 70–95, 2020.</w:t>
       </w:r>
     </w:p>
-    <w:bookmarkEnd w:id="119"/>
-    <w:bookmarkStart w:id="120" w:name="ref-cox1972"/>
+    <w:bookmarkEnd w:id="129"/>
+    <w:bookmarkStart w:id="130" w:name="ref-cox1972"/>
     <w:p>
       <w:pPr>
         <w:pStyle w:val="Bibliografia"/>
@@ -8780,8 +10090,8 @@
         <w:t xml:space="preserve">, v. 34, n. 2, p. 187–220, 1972.</w:t>
       </w:r>
     </w:p>
-    <w:bookmarkEnd w:id="120"/>
-    <w:bookmarkStart w:id="121" w:name="ref-cox1997"/>
+    <w:bookmarkEnd w:id="130"/>
+    <w:bookmarkStart w:id="131" w:name="ref-cox1997"/>
     <w:p>
       <w:pPr>
         <w:pStyle w:val="Bibliografia"/>
@@ -8803,8 +10113,8 @@
         <w:t xml:space="preserve">. Cambridge: Cambridge University Press, 1997.</w:t>
       </w:r>
     </w:p>
-    <w:bookmarkEnd w:id="121"/>
-    <w:bookmarkStart w:id="123" w:name="ref-cox_mccubbins_2005_setting"/>
+    <w:bookmarkEnd w:id="131"/>
+    <w:bookmarkStart w:id="133" w:name="ref-cox_mccubbins_2005_setting"/>
     <w:p>
       <w:pPr>
         <w:pStyle w:val="Bibliografia"/>
@@ -8815,7 +10125,7 @@
       <w:r>
         <w:t xml:space="preserve"> </w:t>
       </w:r>
-      <w:hyperlink r:id="rId122">
+      <w:hyperlink r:id="rId132">
         <w:r>
           <w:rPr>
             <w:rStyle w:val="Hyperlink"/>
@@ -8829,8 +10139,8 @@
         <w:t xml:space="preserve">. Cambridge: Cambridge University Press, 2005. p. 352</w:t>
       </w:r>
     </w:p>
-    <w:bookmarkEnd w:id="123"/>
-    <w:bookmarkStart w:id="125" w:name="ref-cox_thies_1998_cost"/>
+    <w:bookmarkEnd w:id="133"/>
+    <w:bookmarkStart w:id="135" w:name="ref-cox_thies_1998_cost"/>
     <w:p>
       <w:pPr>
         <w:pStyle w:val="Bibliografia"/>
@@ -8841,7 +10151,7 @@
       <w:r>
         <w:t xml:space="preserve"> </w:t>
       </w:r>
-      <w:hyperlink r:id="rId124">
+      <w:hyperlink r:id="rId134">
         <w:r>
           <w:rPr>
             <w:rStyle w:val="Hyperlink"/>
@@ -8866,8 +10176,8 @@
         <w:t xml:space="preserve">, v. 31, n. 3, p. 267–291, 1998.</w:t>
       </w:r>
     </w:p>
-    <w:bookmarkEnd w:id="125"/>
-    <w:bookmarkStart w:id="127" w:name="ref-crispetal2013"/>
+    <w:bookmarkEnd w:id="135"/>
+    <w:bookmarkStart w:id="137" w:name="ref-crispetal2013"/>
     <w:p>
       <w:pPr>
         <w:pStyle w:val="Bibliografia"/>
@@ -8888,7 +10198,7 @@
       <w:r>
         <w:t xml:space="preserve"> </w:t>
       </w:r>
-      <w:hyperlink r:id="rId126">
+      <w:hyperlink r:id="rId136">
         <w:r>
           <w:rPr>
             <w:rStyle w:val="Hyperlink"/>
@@ -8913,8 +10223,8 @@
         <w:t xml:space="preserve">, v. 32, n. 4, p. 658–669, 2013.</w:t>
       </w:r>
     </w:p>
-    <w:bookmarkEnd w:id="127"/>
-    <w:bookmarkStart w:id="129" w:name="ref-desposato_2006_impact"/>
+    <w:bookmarkEnd w:id="137"/>
+    <w:bookmarkStart w:id="139" w:name="ref-desposato_2006_impact"/>
     <w:p>
       <w:pPr>
         <w:pStyle w:val="Bibliografia"/>
@@ -8925,7 +10235,7 @@
       <w:r>
         <w:t xml:space="preserve"> </w:t>
       </w:r>
-      <w:hyperlink r:id="rId128">
+      <w:hyperlink r:id="rId138">
         <w:r>
           <w:rPr>
             <w:rStyle w:val="Hyperlink"/>
@@ -8950,8 +10260,8 @@
         <w:t xml:space="preserve">, v. 68, n. 4, p. 1018–1030, 2006.</w:t>
       </w:r>
     </w:p>
-    <w:bookmarkEnd w:id="129"/>
-    <w:bookmarkStart w:id="131" w:name="ref-ferree2014"/>
+    <w:bookmarkEnd w:id="139"/>
+    <w:bookmarkStart w:id="141" w:name="ref-ferree2014"/>
     <w:p>
       <w:pPr>
         <w:pStyle w:val="Bibliografia"/>
@@ -8962,7 +10272,7 @@
       <w:r>
         <w:t xml:space="preserve"> </w:t>
       </w:r>
-      <w:hyperlink r:id="rId130">
+      <w:hyperlink r:id="rId140">
         <w:r>
           <w:rPr>
             <w:rStyle w:val="Hyperlink"/>
@@ -8987,8 +10297,8 @@
         <w:t xml:space="preserve">, v. 17, p. 421–439, 2014.</w:t>
       </w:r>
     </w:p>
-    <w:bookmarkEnd w:id="131"/>
-    <w:bookmarkStart w:id="133" w:name="ref-figueiredo_limongi_2002_incentivos"/>
+    <w:bookmarkEnd w:id="141"/>
+    <w:bookmarkStart w:id="143" w:name="ref-figueiredo_limongi_2002_incentivos"/>
     <w:p>
       <w:pPr>
         <w:pStyle w:val="Bibliografia"/>
@@ -8999,7 +10309,7 @@
       <w:r>
         <w:t xml:space="preserve"> </w:t>
       </w:r>
-      <w:hyperlink r:id="rId132">
+      <w:hyperlink r:id="rId142">
         <w:r>
           <w:rPr>
             <w:rStyle w:val="Hyperlink"/>
@@ -9024,8 +10334,8 @@
         <w:t xml:space="preserve">, v. 45, n. 2, p. 303–344, 2002.</w:t>
       </w:r>
     </w:p>
-    <w:bookmarkEnd w:id="133"/>
-    <w:bookmarkStart w:id="134" w:name="ref-figueiredolimongi1999"/>
+    <w:bookmarkEnd w:id="143"/>
+    <w:bookmarkStart w:id="144" w:name="ref-figueiredolimongi1999"/>
     <w:p>
       <w:pPr>
         <w:pStyle w:val="Bibliografia"/>
@@ -9060,8 +10370,8 @@
         <w:t xml:space="preserve">: Editora FGV, 1999.</w:t>
       </w:r>
     </w:p>
-    <w:bookmarkEnd w:id="134"/>
-    <w:bookmarkStart w:id="136" w:name="ref-fivaetal2024"/>
+    <w:bookmarkEnd w:id="144"/>
+    <w:bookmarkStart w:id="146" w:name="ref-fivaetal2024"/>
     <w:p>
       <w:pPr>
         <w:pStyle w:val="Bibliografia"/>
@@ -9072,7 +10382,7 @@
       <w:r>
         <w:t xml:space="preserve"> </w:t>
       </w:r>
-      <w:hyperlink r:id="rId135">
+      <w:hyperlink r:id="rId145">
         <w:r>
           <w:rPr>
             <w:rStyle w:val="Hyperlink"/>
@@ -9097,8 +10407,8 @@
         <w:t xml:space="preserve">, v. 234, p. 105133, 2024.</w:t>
       </w:r>
     </w:p>
-    <w:bookmarkEnd w:id="136"/>
-    <w:bookmarkStart w:id="137" w:name="ref-guarnieri2011"/>
+    <w:bookmarkEnd w:id="146"/>
+    <w:bookmarkStart w:id="147" w:name="ref-guarnieri2011"/>
     <w:p>
       <w:pPr>
         <w:pStyle w:val="Bibliografia"/>
@@ -9120,8 +10430,8 @@
         <w:t xml:space="preserve">. Tese de Doutorado em Ciência Política—São Paulo: Universidade de São Paulo, 2011.</w:t>
       </w:r>
     </w:p>
-    <w:bookmarkEnd w:id="137"/>
-    <w:bookmarkStart w:id="139" w:name="Xcccddcf4a05ee10039b153d7c2eb1c7db0de70e"/>
+    <w:bookmarkEnd w:id="147"/>
+    <w:bookmarkStart w:id="149" w:name="Xcccddcf4a05ee10039b153d7c2eb1c7db0de70e"/>
     <w:p>
       <w:pPr>
         <w:pStyle w:val="Bibliografia"/>
@@ -9132,7 +10442,7 @@
       <w:r>
         <w:t xml:space="preserve"> </w:t>
       </w:r>
-      <w:hyperlink r:id="rId138">
+      <w:hyperlink r:id="rId148">
         <w:r>
           <w:rPr>
             <w:rStyle w:val="Hyperlink"/>
@@ -9157,8 +10467,8 @@
         <w:t xml:space="preserve">, v. 42, n. 3, p. 360–391, 2009.</w:t>
       </w:r>
     </w:p>
-    <w:bookmarkEnd w:id="139"/>
-    <w:bookmarkStart w:id="140" w:name="ref-hazan_rahat_2010"/>
+    <w:bookmarkEnd w:id="149"/>
+    <w:bookmarkStart w:id="150" w:name="ref-hazan_rahat_2010"/>
     <w:p>
       <w:pPr>
         <w:pStyle w:val="Bibliografia"/>
@@ -9180,8 +10490,8 @@
         <w:t xml:space="preserve">. Oxford: Oxford University Press, 2010.</w:t>
       </w:r>
     </w:p>
-    <w:bookmarkEnd w:id="140"/>
-    <w:bookmarkStart w:id="142" w:name="ref-hottmenezes2023"/>
+    <w:bookmarkEnd w:id="150"/>
+    <w:bookmarkStart w:id="152" w:name="ref-hottmenezes2023"/>
     <w:p>
       <w:pPr>
         <w:pStyle w:val="Bibliografia"/>
@@ -9192,7 +10502,7 @@
       <w:r>
         <w:t xml:space="preserve"> </w:t>
       </w:r>
-      <w:hyperlink r:id="rId141">
+      <w:hyperlink r:id="rId151">
         <w:r>
           <w:rPr>
             <w:rStyle w:val="Hyperlink"/>
@@ -9217,8 +10527,8 @@
         <w:t xml:space="preserve">, 2023.</w:t>
       </w:r>
     </w:p>
-    <w:bookmarkEnd w:id="142"/>
-    <w:bookmarkStart w:id="144" w:name="ref-janusz_barreiro_cintron_2021"/>
+    <w:bookmarkEnd w:id="152"/>
+    <w:bookmarkStart w:id="154" w:name="ref-janusz_barreiro_cintron_2021"/>
     <w:p>
       <w:pPr>
         <w:pStyle w:val="Bibliografia"/>
@@ -9229,7 +10539,7 @@
       <w:r>
         <w:t xml:space="preserve"> </w:t>
       </w:r>
-      <w:hyperlink r:id="rId143">
+      <w:hyperlink r:id="rId153">
         <w:r>
           <w:rPr>
             <w:rStyle w:val="Hyperlink"/>
@@ -9254,8 +10564,8 @@
         <w:t xml:space="preserve">, 2021.</w:t>
       </w:r>
     </w:p>
-    <w:bookmarkEnd w:id="144"/>
-    <w:bookmarkStart w:id="145" w:name="ref-katz1986"/>
+    <w:bookmarkEnd w:id="154"/>
+    <w:bookmarkStart w:id="155" w:name="ref-katz1986"/>
     <w:p>
       <w:pPr>
         <w:pStyle w:val="Bibliografia"/>
@@ -9290,8 +10600,8 @@
         <w:t xml:space="preserve">. New York: Agathon Press, 1986. p. 85–103.</w:t>
       </w:r>
     </w:p>
-    <w:bookmarkEnd w:id="145"/>
-    <w:bookmarkStart w:id="146" w:name="ref-kselman2011"/>
+    <w:bookmarkEnd w:id="155"/>
+    <w:bookmarkStart w:id="156" w:name="ref-kselman2011"/>
     <w:p>
       <w:pPr>
         <w:pStyle w:val="Bibliografia"/>
@@ -9326,8 +10636,8 @@
         <w:t xml:space="preserve">. Berlin: Springer Science &amp; Business Media, 2011. p. 327–371.</w:t>
       </w:r>
     </w:p>
-    <w:bookmarkEnd w:id="146"/>
-    <w:bookmarkStart w:id="147" w:name="ref-laaksotaagepera1979"/>
+    <w:bookmarkEnd w:id="156"/>
+    <w:bookmarkStart w:id="157" w:name="ref-laaksotaagepera1979"/>
     <w:p>
       <w:pPr>
         <w:pStyle w:val="Bibliografia"/>
@@ -9361,8 +10671,8 @@
         <w:t xml:space="preserve">, v. 12, 1979.</w:t>
       </w:r>
     </w:p>
-    <w:bookmarkEnd w:id="147"/>
-    <w:bookmarkStart w:id="148" w:name="ref-lemosmarcelinopederiva2010"/>
+    <w:bookmarkEnd w:id="157"/>
+    <w:bookmarkStart w:id="158" w:name="ref-lemosmarcelinopederiva2010"/>
     <w:p>
       <w:pPr>
         <w:pStyle w:val="Bibliografia"/>
@@ -9384,8 +10694,8 @@
         <w:t xml:space="preserve">, v. 16, n. 2, p. 366–393, 2010.</w:t>
       </w:r>
     </w:p>
-    <w:bookmarkEnd w:id="148"/>
-    <w:bookmarkStart w:id="149" w:name="ref-mainwaring1999"/>
+    <w:bookmarkEnd w:id="158"/>
+    <w:bookmarkStart w:id="159" w:name="ref-mainwaring1999"/>
     <w:p>
       <w:pPr>
         <w:pStyle w:val="Bibliografia"/>
@@ -9420,8 +10730,8 @@
         <w:t xml:space="preserve">: Stanford University Press, 1999.</w:t>
       </w:r>
     </w:p>
-    <w:bookmarkEnd w:id="149"/>
-    <w:bookmarkStart w:id="150" w:name="ref-mancuso2012"/>
+    <w:bookmarkEnd w:id="159"/>
+    <w:bookmarkStart w:id="160" w:name="ref-mancuso2012"/>
     <w:p>
       <w:pPr>
         <w:pStyle w:val="Bibliografia"/>
@@ -9472,8 +10782,8 @@
         <w:t xml:space="preserve">. Curitiba: CRV, 2012.</w:t>
       </w:r>
     </w:p>
-    <w:bookmarkEnd w:id="150"/>
-    <w:bookmarkStart w:id="152" w:name="ref-mancuso_2015_investimento"/>
+    <w:bookmarkEnd w:id="160"/>
+    <w:bookmarkStart w:id="162" w:name="ref-mancuso_2015_investimento"/>
     <w:p>
       <w:pPr>
         <w:pStyle w:val="Bibliografia"/>
@@ -9484,7 +10794,7 @@
       <w:r>
         <w:t xml:space="preserve"> </w:t>
       </w:r>
-      <w:hyperlink r:id="rId151">
+      <w:hyperlink r:id="rId161">
         <w:r>
           <w:rPr>
             <w:rStyle w:val="Hyperlink"/>
@@ -9509,8 +10819,8 @@
         <w:t xml:space="preserve">, v. 23, n. 54, p. 155–183, 2015.</w:t>
       </w:r>
     </w:p>
-    <w:bookmarkEnd w:id="152"/>
-    <w:bookmarkStart w:id="153" w:name="ref-marcelino2010"/>
+    <w:bookmarkEnd w:id="162"/>
+    <w:bookmarkStart w:id="163" w:name="ref-marcelino2010"/>
     <w:p>
       <w:pPr>
         <w:pStyle w:val="Bibliografia"/>
@@ -9532,8 +10842,8 @@
         <w:t xml:space="preserve">. mathesis—Brasília: Universidade de Brasília, 2010.</w:t>
       </w:r>
     </w:p>
-    <w:bookmarkEnd w:id="153"/>
-    <w:bookmarkStart w:id="154" w:name="ref-marsh1985"/>
+    <w:bookmarkEnd w:id="163"/>
+    <w:bookmarkStart w:id="164" w:name="ref-marsh1985"/>
     <w:p>
       <w:pPr>
         <w:pStyle w:val="Bibliografia"/>
@@ -9555,8 +10865,8 @@
         <w:t xml:space="preserve">, v. 13, n. 4, p. 365–378, 1985.</w:t>
       </w:r>
     </w:p>
-    <w:bookmarkEnd w:id="154"/>
-    <w:bookmarkStart w:id="156" w:name="ref-mershon2020"/>
+    <w:bookmarkEnd w:id="164"/>
+    <w:bookmarkStart w:id="166" w:name="ref-mershon2020"/>
     <w:p>
       <w:pPr>
         <w:pStyle w:val="Bibliografia"/>
@@ -9567,7 +10877,7 @@
       <w:r>
         <w:t xml:space="preserve"> </w:t>
       </w:r>
-      <w:hyperlink r:id="rId155">
+      <w:hyperlink r:id="rId165">
         <w:r>
           <w:rPr>
             <w:rStyle w:val="Hyperlink"/>
@@ -9592,8 +10902,8 @@
         <w:t xml:space="preserve">, v. 32, n. 1, p. 168–182, 2020.</w:t>
       </w:r>
     </w:p>
-    <w:bookmarkEnd w:id="156"/>
-    <w:bookmarkStart w:id="157" w:name="ref-papke1996"/>
+    <w:bookmarkEnd w:id="166"/>
+    <w:bookmarkStart w:id="167" w:name="ref-papke1996"/>
     <w:p>
       <w:pPr>
         <w:pStyle w:val="Bibliografia"/>
@@ -9615,8 +10925,8 @@
         <w:t xml:space="preserve">, v. 11, n. 6, p. 619–632, 1996.</w:t>
       </w:r>
     </w:p>
-    <w:bookmarkEnd w:id="157"/>
-    <w:bookmarkStart w:id="158" w:name="ref-rae1971"/>
+    <w:bookmarkEnd w:id="167"/>
+    <w:bookmarkStart w:id="168" w:name="ref-rae1971"/>
     <w:p>
       <w:pPr>
         <w:pStyle w:val="Bibliografia"/>
@@ -9638,8 +10948,8 @@
         <w:t xml:space="preserve">. Rev. ed. New Haven, CT: Yale University Press, 1971.</w:t>
       </w:r>
     </w:p>
-    <w:bookmarkEnd w:id="158"/>
-    <w:bookmarkStart w:id="160" w:name="ref-ribeiro2013_organizacao"/>
+    <w:bookmarkEnd w:id="168"/>
+    <w:bookmarkStart w:id="170" w:name="ref-ribeiro2013_organizacao"/>
     <w:p>
       <w:pPr>
         <w:pStyle w:val="Bibliografia"/>
@@ -9650,7 +10960,7 @@
       <w:r>
         <w:t xml:space="preserve"> </w:t>
       </w:r>
-      <w:hyperlink r:id="rId159">
+      <w:hyperlink r:id="rId169">
         <w:r>
           <w:rPr>
             <w:rStyle w:val="Hyperlink"/>
@@ -9733,8 +11043,8 @@
         <w:t xml:space="preserve">, n. 10, p. 225–265, 2013.</w:t>
       </w:r>
     </w:p>
-    <w:bookmarkEnd w:id="160"/>
-    <w:bookmarkStart w:id="162" w:name="ref-ribeiroetal2022"/>
+    <w:bookmarkEnd w:id="170"/>
+    <w:bookmarkStart w:id="172" w:name="ref-ribeiroetal2022"/>
     <w:p>
       <w:pPr>
         <w:pStyle w:val="Bibliografia"/>
@@ -9745,7 +11055,7 @@
       <w:r>
         <w:t xml:space="preserve"> </w:t>
       </w:r>
-      <w:hyperlink r:id="rId161">
+      <w:hyperlink r:id="rId171">
         <w:r>
           <w:rPr>
             <w:rStyle w:val="Hyperlink"/>
@@ -9800,8 +11110,8 @@
         <w:t xml:space="preserve">, v. 65, n. 4, 2022.</w:t>
       </w:r>
     </w:p>
-    <w:bookmarkEnd w:id="162"/>
-    <w:bookmarkStart w:id="163" w:name="ref-sacchetspeck2011"/>
+    <w:bookmarkEnd w:id="172"/>
+    <w:bookmarkStart w:id="173" w:name="ref-sacchetspeck2011"/>
     <w:p>
       <w:pPr>
         <w:pStyle w:val="Bibliografia"/>
@@ -9849,8 +11159,8 @@
         <w:t xml:space="preserve">.</w:t>
       </w:r>
     </w:p>
-    <w:bookmarkEnd w:id="163"/>
-    <w:bookmarkStart w:id="165" w:name="ref-samuels_2001_every_penny"/>
+    <w:bookmarkEnd w:id="173"/>
+    <w:bookmarkStart w:id="175" w:name="ref-samuels_2001_every_penny"/>
     <w:p>
       <w:pPr>
         <w:pStyle w:val="Bibliografia"/>
@@ -9861,7 +11171,7 @@
       <w:r>
         <w:t xml:space="preserve"> </w:t>
       </w:r>
-      <w:hyperlink r:id="rId164">
+      <w:hyperlink r:id="rId174">
         <w:r>
           <w:rPr>
             <w:rStyle w:val="Hyperlink"/>
@@ -9886,8 +11196,8 @@
         <w:t xml:space="preserve">, v. 7, n. 1, p. 89–102, a2001.</w:t>
       </w:r>
     </w:p>
-    <w:bookmarkEnd w:id="165"/>
-    <w:bookmarkStart w:id="166" w:name="ref-samuels2001a"/>
+    <w:bookmarkEnd w:id="175"/>
+    <w:bookmarkStart w:id="176" w:name="ref-samuels2001a"/>
     <w:p>
       <w:pPr>
         <w:pStyle w:val="Bibliografia"/>
@@ -9909,8 +11219,8 @@
         <w:t xml:space="preserve">, v. 43, n. 2, p. 27–48, b2001.</w:t>
       </w:r>
     </w:p>
-    <w:bookmarkEnd w:id="166"/>
-    <w:bookmarkStart w:id="168" w:name="ref-samuels1999"/>
+    <w:bookmarkEnd w:id="176"/>
+    <w:bookmarkStart w:id="178" w:name="ref-samuels1999"/>
     <w:p>
       <w:pPr>
         <w:pStyle w:val="Bibliografia"/>
@@ -9921,7 +11231,7 @@
       <w:r>
         <w:t xml:space="preserve"> </w:t>
       </w:r>
-      <w:hyperlink r:id="rId167">
+      <w:hyperlink r:id="rId177">
         <w:r>
           <w:rPr>
             <w:rStyle w:val="Hyperlink"/>
@@ -9946,8 +11256,8 @@
         <w:t xml:space="preserve">, v. 32, n. 4, p. 487–518, 1999.</w:t>
       </w:r>
     </w:p>
-    <w:bookmarkEnd w:id="168"/>
-    <w:bookmarkStart w:id="170" w:name="ref-scarrowwebb2017"/>
+    <w:bookmarkEnd w:id="178"/>
+    <w:bookmarkStart w:id="180" w:name="ref-scarrowwebb2017"/>
     <w:p>
       <w:pPr>
         <w:pStyle w:val="Bibliografia"/>
@@ -9958,7 +11268,7 @@
       <w:r>
         <w:t xml:space="preserve"> </w:t>
       </w:r>
-      <w:hyperlink r:id="rId169">
+      <w:hyperlink r:id="rId179">
         <w:r>
           <w:rPr>
             <w:rStyle w:val="Hyperlink"/>
@@ -9996,8 +11306,8 @@
         <w:t xml:space="preserve">. Oxford: Oxford University Press, 2017. p. 1–28.</w:t>
       </w:r>
     </w:p>
-    <w:bookmarkEnd w:id="170"/>
-    <w:bookmarkStart w:id="172" w:name="X2e2e025430be4033cf536ec71d2c1da710b73ab"/>
+    <w:bookmarkEnd w:id="180"/>
+    <w:bookmarkStart w:id="182" w:name="X2e2e025430be4033cf536ec71d2c1da710b73ab"/>
     <w:p>
       <w:pPr>
         <w:pStyle w:val="Bibliografia"/>
@@ -10008,7 +11318,7 @@
       <w:r>
         <w:t xml:space="preserve"> </w:t>
       </w:r>
-      <w:hyperlink r:id="rId171">
+      <w:hyperlink r:id="rId181">
         <w:r>
           <w:rPr>
             <w:rStyle w:val="Hyperlink"/>
@@ -10033,8 +11343,8 @@
         <w:t xml:space="preserve">, v. 42, n. 2, p. 277–301, 1999.</w:t>
       </w:r>
     </w:p>
-    <w:bookmarkEnd w:id="172"/>
-    <w:bookmarkStart w:id="174" w:name="ref-silotto2019"/>
+    <w:bookmarkEnd w:id="182"/>
+    <w:bookmarkStart w:id="184" w:name="ref-silotto2019"/>
     <w:p>
       <w:pPr>
         <w:pStyle w:val="Bibliografia"/>
@@ -10045,7 +11355,7 @@
       <w:r>
         <w:t xml:space="preserve"> </w:t>
       </w:r>
-      <w:hyperlink r:id="rId173">
+      <w:hyperlink r:id="rId183">
         <w:r>
           <w:rPr>
             <w:rStyle w:val="Hyperlink"/>
@@ -10082,14 +11392,28 @@
         <w:t xml:space="preserve">, v. 27, n. 69, p. e003, 2019.</w:t>
       </w:r>
     </w:p>
-    <w:bookmarkEnd w:id="174"/>
-    <w:bookmarkStart w:id="175" w:name="ref-silvacodato2024"/>
+    <w:bookmarkEnd w:id="184"/>
+    <w:bookmarkStart w:id="186" w:name="ref-silvacervi2017"/>
     <w:p>
       <w:pPr>
         <w:pStyle w:val="Bibliografia"/>
       </w:pPr>
       <w:r>
-        <w:t xml:space="preserve">SILVA, Bruno Fernando da; CODATO, Adriano. Impactos limitados do financiamento público sobre a redução da desigualdade em campanhas eleitorais.</w:t>
+        <w:t xml:space="preserve">SILVA, Bruno Fernando da; CERVI, Emerson Urizzi.</w:t>
+      </w:r>
+      <w:r>
+        <w:t xml:space="preserve"> </w:t>
+      </w:r>
+      <w:hyperlink r:id="rId185">
+        <w:r>
+          <w:rPr>
+            <w:rStyle w:val="Hyperlink"/>
+          </w:rPr>
+          <w:t xml:space="preserve">Padrões de financiamento eleitoral no Brasil: as receitas de postulantes à Câmara dos Deputados em 2010 e 2014</w:t>
+        </w:r>
+      </w:hyperlink>
+      <w:r>
+        <w:t xml:space="preserve">.</w:t>
       </w:r>
       <w:r>
         <w:t xml:space="preserve"> </w:t>
@@ -10099,14 +11423,37 @@
           <w:b/>
           <w:bCs/>
         </w:rPr>
+        <w:t xml:space="preserve">Revista Brasileira de Ciência Política</w:t>
+      </w:r>
+      <w:r>
+        <w:t xml:space="preserve">, n. 23, p. 75–110, 2017.</w:t>
+      </w:r>
+    </w:p>
+    <w:bookmarkEnd w:id="186"/>
+    <w:bookmarkStart w:id="187" w:name="ref-silvacodato2024"/>
+    <w:p>
+      <w:pPr>
+        <w:pStyle w:val="Bibliografia"/>
+      </w:pPr>
+      <w:r>
+        <w:t xml:space="preserve">SILVA, Bruno Fernando da; CODATO, Adriano. Impactos limitados do financiamento público sobre a redução da desigualdade em campanhas eleitorais.</w:t>
+      </w:r>
+      <w:r>
+        <w:t xml:space="preserve"> </w:t>
+      </w:r>
+      <w:r>
+        <w:rPr>
+          <w:b/>
+          <w:bCs/>
+        </w:rPr>
         <w:t xml:space="preserve">Revista Brasileira de Ciências Sociais</w:t>
       </w:r>
       <w:r>
         <w:t xml:space="preserve">, v. 39, 2024.</w:t>
       </w:r>
     </w:p>
-    <w:bookmarkEnd w:id="175"/>
-    <w:bookmarkStart w:id="176" w:name="ref-speck2011"/>
+    <w:bookmarkEnd w:id="187"/>
+    <w:bookmarkStart w:id="188" w:name="ref-speck2011"/>
     <w:p>
       <w:pPr>
         <w:pStyle w:val="Bibliografia"/>
@@ -10154,8 +11501,8 @@
         <w:t xml:space="preserve">.</w:t>
       </w:r>
     </w:p>
-    <w:bookmarkEnd w:id="176"/>
-    <w:bookmarkStart w:id="178" w:name="ref-tavits2012"/>
+    <w:bookmarkEnd w:id="188"/>
+    <w:bookmarkStart w:id="190" w:name="ref-tavits2012"/>
     <w:p>
       <w:pPr>
         <w:pStyle w:val="Bibliografia"/>
@@ -10166,7 +11513,7 @@
       <w:r>
         <w:t xml:space="preserve"> </w:t>
       </w:r>
-      <w:hyperlink r:id="rId177">
+      <w:hyperlink r:id="rId189">
         <w:r>
           <w:rPr>
             <w:rStyle w:val="Hyperlink"/>
@@ -10180,8 +11527,8 @@
         <w:t xml:space="preserve">. Cambridge: Cambridge University Press, 2013.</w:t>
       </w:r>
     </w:p>
-    <w:bookmarkEnd w:id="178"/>
-    <w:bookmarkStart w:id="180" w:name="ref-thomsen2023"/>
+    <w:bookmarkEnd w:id="190"/>
+    <w:bookmarkStart w:id="192" w:name="ref-thomsen2023"/>
     <w:p>
       <w:pPr>
         <w:pStyle w:val="Bibliografia"/>
@@ -10192,7 +11539,7 @@
       <w:r>
         <w:t xml:space="preserve"> </w:t>
       </w:r>
-      <w:hyperlink r:id="rId179">
+      <w:hyperlink r:id="rId191">
         <w:r>
           <w:rPr>
             <w:rStyle w:val="Hyperlink"/>
@@ -10217,8 +11564,8 @@
         <w:t xml:space="preserve">, v. 117, n. 2, p. 675–691, 2023.</w:t>
       </w:r>
     </w:p>
-    <w:bookmarkEnd w:id="180"/>
-    <w:bookmarkStart w:id="182" w:name="ref-webbkeith2017"/>
+    <w:bookmarkEnd w:id="192"/>
+    <w:bookmarkStart w:id="194" w:name="ref-webbkeith2017"/>
     <w:p>
       <w:pPr>
         <w:pStyle w:val="Bibliografia"/>
@@ -10229,7 +11576,7 @@
       <w:r>
         <w:t xml:space="preserve"> </w:t>
       </w:r>
-      <w:hyperlink r:id="rId181">
+      <w:hyperlink r:id="rId193">
         <w:r>
           <w:rPr>
             <w:rStyle w:val="Hyperlink"/>
@@ -10267,9 +11614,9 @@
         <w:t xml:space="preserve">. Oxford: Oxford University Press, 2017. p. 29–62.</w:t>
       </w:r>
     </w:p>
-    <w:bookmarkEnd w:id="182"/>
-    <w:bookmarkEnd w:id="183"/>
-    <w:bookmarkEnd w:id="184"/>
+    <w:bookmarkEnd w:id="194"/>
+    <w:bookmarkEnd w:id="195"/>
+    <w:bookmarkEnd w:id="196"/>
     <w:sectPr>
       <w:pgSz w:h="15840" w:w="12240"/>
       <w:pgMar w:bottom="1417" w:footer="720" w:gutter="0" w:header="720" w:left="1701" w:right="1701" w:top="1417"/>

--- a/tese/_book/A-coordenação-da-competição-intrapartidária-em-listas-abertas-via-alocação-de-fundos-públicos.docx
+++ b/tese/_book/A-coordenação-da-competição-intrapartidária-em-listas-abertas-via-alocação-de-fundos-públicos.docx
@@ -54,13 +54,169 @@
       </w:r>
     </w:p>
     <w:bookmarkEnd w:id="20"/>
-    <w:bookmarkStart w:id="21" w:name="introdução"/>
+    <w:bookmarkStart w:id="21" w:name="sec-introducao"/>
     <w:p>
       <w:pPr>
         <w:pStyle w:val="Ttulo1"/>
       </w:pPr>
       <w:r>
         <w:t xml:space="preserve">1. Introdução</w:t>
+      </w:r>
+    </w:p>
+    <w:p>
+      <w:pPr>
+        <w:pStyle w:val="FirstParagraph"/>
+      </w:pPr>
+      <w:r>
+        <w:rPr>
+          <w:b/>
+          <w:bCs/>
+        </w:rPr>
+        <w:t xml:space="preserve">Roteiro para a redação</w:t>
+      </w:r>
+    </w:p>
+    <w:p>
+      <w:pPr>
+        <w:pStyle w:val="Compact"/>
+        <w:numPr>
+          <w:ilvl w:val="0"/>
+          <w:numId w:val="1001"/>
+        </w:numPr>
+      </w:pPr>
+      <w:r>
+        <w:t xml:space="preserve">Apresentar o problema: explicar a tensão entre a busca individual por votos e o resultado coletivo da legenda sob listas abertas.</w:t>
+      </w:r>
+    </w:p>
+    <w:p>
+      <w:pPr>
+        <w:pStyle w:val="Compact"/>
+        <w:numPr>
+          <w:ilvl w:val="0"/>
+          <w:numId w:val="1001"/>
+        </w:numPr>
+      </w:pPr>
+      <w:r>
+        <w:t xml:space="preserve">Situar o debate: expor a expectativa de personalismo e mostrar como a literatura sobre agência partidária abre espaço para investigar os instrumentos de coordenação.</w:t>
+      </w:r>
+    </w:p>
+    <w:p>
+      <w:pPr>
+        <w:pStyle w:val="Compact"/>
+        <w:numPr>
+          <w:ilvl w:val="0"/>
+          <w:numId w:val="1001"/>
+        </w:numPr>
+      </w:pPr>
+      <w:r>
+        <w:t xml:space="preserve">Delimitar a lacuna: indicar o que ainda precisa ser explicado sobre a distribuição de recursos depois da formação das nominatas, sem antecipar toda a revisão de literatura.</w:t>
+      </w:r>
+    </w:p>
+    <w:p>
+      <w:pPr>
+        <w:pStyle w:val="Compact"/>
+        <w:numPr>
+          <w:ilvl w:val="0"/>
+          <w:numId w:val="1001"/>
+        </w:numPr>
+      </w:pPr>
+      <w:r>
+        <w:t xml:space="preserve">Formular a pergunta de pesquisa: explicitar quem recebe prioridade financeira e quando a recebe, delimitando as candidaturas a deputado federal em 2018 e 2022.</w:t>
+      </w:r>
+    </w:p>
+    <w:p>
+      <w:pPr>
+        <w:pStyle w:val="Compact"/>
+        <w:numPr>
+          <w:ilvl w:val="0"/>
+          <w:numId w:val="1001"/>
+        </w:numPr>
+      </w:pPr>
+      <w:r>
+        <w:t xml:space="preserve">Justificar o recorte: relacionar a predominância do financiamento público, o controle partidário dos repasses e a importância das eleições para a Câmara para as organizações.</w:t>
+      </w:r>
+    </w:p>
+    <w:p>
+      <w:pPr>
+        <w:pStyle w:val="Compact"/>
+        <w:numPr>
+          <w:ilvl w:val="0"/>
+          <w:numId w:val="1001"/>
+        </w:numPr>
+      </w:pPr>
+      <w:r>
+        <w:t xml:space="preserve">Apresentar o argumento: encadear interesse coletivo, incerteza eleitoral, credenciais anteriores e expectativa de prioridade no volume e no calendário dos repasses.</w:t>
+      </w:r>
+    </w:p>
+    <w:p>
+      <w:pPr>
+        <w:pStyle w:val="Compact"/>
+        <w:numPr>
+          <w:ilvl w:val="0"/>
+          <w:numId w:val="1001"/>
+        </w:numPr>
+      </w:pPr>
+      <w:r>
+        <w:t xml:space="preserve">Delimitar a interpretação: distinguir prioridade observada de intenção partidária e mencionar as explicações alternativas que o desenho não consegue separar.</w:t>
+      </w:r>
+    </w:p>
+    <w:p>
+      <w:pPr>
+        <w:pStyle w:val="Compact"/>
+        <w:numPr>
+          <w:ilvl w:val="0"/>
+          <w:numId w:val="1001"/>
+        </w:numPr>
+      </w:pPr>
+      <w:r>
+        <w:t xml:space="preserve">Descrever dados e conceitos essenciais: definir lista, recursos partidários e credenciais prévias; esclarecer a anterioridade do histórico e a diferença entre origem partidária e fonte pública.</w:t>
+      </w:r>
+    </w:p>
+    <w:p>
+      <w:pPr>
+        <w:pStyle w:val="Compact"/>
+        <w:numPr>
+          <w:ilvl w:val="0"/>
+          <w:numId w:val="1001"/>
+        </w:numPr>
+      </w:pPr>
+      <w:r>
+        <w:t xml:space="preserve">Apresentar a estratégia empírica: explicar, nessa ordem, a composição do Top-NECr, a comparação das parcelas intralista e a análise temporal, vinculando cada etapa à pergunta que responde.</w:t>
+      </w:r>
+    </w:p>
+    <w:p>
+      <w:pPr>
+        <w:pStyle w:val="Compact"/>
+        <w:numPr>
+          <w:ilvl w:val="0"/>
+          <w:numId w:val="1001"/>
+        </w:numPr>
+      </w:pPr>
+      <w:r>
+        <w:t xml:space="preserve">Antecipar os principais achados: sintetizar a prioridade nas duas eleições e distinguir estabilidade da sobrerrepresentação no núcleo de redução da vantagem nas parcelas recebidas.</w:t>
+      </w:r>
+    </w:p>
+    <w:p>
+      <w:pPr>
+        <w:pStyle w:val="Compact"/>
+        <w:numPr>
+          <w:ilvl w:val="0"/>
+          <w:numId w:val="1001"/>
+        </w:numPr>
+      </w:pPr>
+      <w:r>
+        <w:t xml:space="preserve">Explicitar a contribuição e a organização da tese: indicar o que a pesquisa acrescenta e qual função cada capítulo desempenha na demonstração do argumento.</w:t>
+      </w:r>
+    </w:p>
+    <w:p>
+      <w:pPr>
+        <w:pStyle w:val="Compact"/>
+        <w:numPr>
+          <w:ilvl w:val="0"/>
+          <w:numId w:val="1001"/>
+        </w:numPr>
+      </w:pPr>
+      <w:r>
+        <w:t xml:space="preserve">Revisar a progressão do texto: desenvolver uma ideia central por parágrafo, definir termos antes de empregá-los, eliminar repetições e reservar detalhes técnicos aos capítulos empíricos; usar linguagem associativa quando não houver identificação causal.</w:t>
       </w:r>
     </w:p>
     <w:bookmarkEnd w:id="21"/>
@@ -137,7 +293,7 @@
         <w:pStyle w:val="Corpodetexto"/>
       </w:pPr>
       <w:r>
-        <w:t xml:space="preserve">Neste capítulo da tese, argumenta-se que a segunda geração e os estudos recentes sobre o tema contestam o argumento canônico por deslocar o foco da agência desta conversa. Enquanto a primeira geração deriva incentivos individuais gerados pelas regras a políticos e eleitores, a segunda destaca a agência partidária em aspectos formais e informais que seguem sendo discricionários de partidos políticos mesmo sob um cenário de incentivos personalistas gerados pelo sistema eleitoral adotado.</w:t>
+        <w:t xml:space="preserve">Neste capítulo da tese, argumenta-se que a segunda geração e os estudos recentes sobre o tema contestam o argumento canônico ao deslocar o foco da agência desta conversa. Enquanto a primeira geração deriva incentivos individuais gerados pelas regras a políticos e eleitores, a segunda destaca a agência partidária em aspectos formais e informais que seguem sendo discricionários de partidos políticos mesmo sob um cenário de incentivos personalistas gerados pelo sistema eleitoral adotado.</w:t>
       </w:r>
     </w:p>
     <w:bookmarkStart w:id="22" w:name="X1580fd6ea17d3923086f453e323b18cf3206a45"/>
@@ -325,7 +481,7 @@
         <w:pStyle w:val="Corpodetexto"/>
       </w:pPr>
       <w:r>
-        <w:t xml:space="preserve">A estrutura da cédula define quantos votos um eleitor pode depositar em uma eleição. Se deposita apenas um voto partidário, não há razão para se preocupar com incentivos personalistas. Se deposita múltiplos votos, têm-se o caso intermediário onde há uma escolha individual, mas com esta podendo ser compartilhada por mais candidaturas de uma lista. A regra que define o cenário com os mais altos incentivos ao personalismo é aquela em que o eleitor deposita apenas um voto nominal. Neste caso, candidaturas correligionárias competem diretamente entre si por um valioso voto único do eleitor.</w:t>
+        <w:t xml:space="preserve">A estrutura da cédula define quantos votos um eleitor pode depositar em uma eleição. Se deposita apenas um voto partidário, não há razão para se preocupar com incentivos personalistas. Se deposita múltiplos votos, há o caso intermediário onde ocorre uma escolha individual, mas com esta podendo ser compartilhada por mais candidaturas de uma lista. A regra que define o cenário com os mais altos incentivos ao personalismo é aquela em que o eleitor deposita apenas um voto nominal. Neste caso, candidaturas correligionárias competem diretamente entre si por um valioso voto único do eleitor.</w:t>
       </w:r>
     </w:p>
     <w:p>
@@ -424,7 +580,7 @@
         <w:t xml:space="preserve"> </w:t>
       </w:r>
       <w:r>
-        <w:t xml:space="preserve">disputar.</w:t>
+        <w:t xml:space="preserve">disputar. Há, em listas abertas, um controle da legenda na entrada de candidaturas, mas não sobre a ordenação final de sua lista. Este fator é o que abre espaço para o instrumento de controle partidário que será estudado pela tese.</w:t>
       </w:r>
     </w:p>
     <w:p>
@@ -728,28 +884,6 @@
         <w:pStyle w:val="Corpodetexto"/>
       </w:pPr>
       <w:r>
-        <w:t xml:space="preserve">Essa mudança de perspectiva não implica negar que a lista aberta produza incentivos personalistas. O argumento da segunda geração é que tais incentivos não determinam, por si sós, o comportamento dos candidatos nem a fragilidade dos partidos. Seus efeitos dependem dos recursos controlados pelas organizações partidárias e das estratégias empregadas por suas lideranças, por exemplo. A questão relevante deixa de ser apenas quais incentivos decorrem das regras eleitorais e passa a incluir como partidos e candidatos respondem a eles.</w:t>
-      </w:r>
-    </w:p>
-    <w:p>
-      <w:pPr>
-        <w:pStyle w:val="Corpodetexto"/>
-      </w:pPr>
-      <w:r>
-        <w:t xml:space="preserve">Mershon (2020)</w:t>
-      </w:r>
-      <w:r>
-        <w:t xml:space="preserve"> </w:t>
-      </w:r>
-      <w:r>
-        <w:t xml:space="preserve">organiza uma série de estudos que evidenciam falhas nas previsões da primeira geração nas arenas eleitoral e legislativa, sobre corrupção e clientelismo e a seleção de candidatos.</w:t>
-      </w:r>
-    </w:p>
-    <w:p>
-      <w:pPr>
-        <w:pStyle w:val="Corpodetexto"/>
-      </w:pPr>
-      <w:r>
         <w:t xml:space="preserve">Sobre os efeitos previstos pelo cânone com relação à fragilidade partidária enquanto organização parlamentar,</w:t>
       </w:r>
       <w:r>
@@ -774,7 +908,7 @@
         <w:t xml:space="preserve"> </w:t>
       </w:r>
       <w:r>
-        <w:t xml:space="preserve">aproveita a diferença entre as regras proporcionais e majoritárias que regem as eleições para a Câmara dos Deputados e o Senado, respectivamente. O autor verifica se há diferenças em unidade e displina partidárias nas votações das duas casas, algo que seria esperado pela diferença das instituições eleitorais que elegem deputados e senadores. Entretanto, as evidências mostram que partidos atuam de maneira coesa em ambos.</w:t>
+        <w:t xml:space="preserve">aproveita a diferença entre as regras proporcionais e majoritárias que regem as eleições para a Câmara dos Deputados e o Senado, respectivamente. O autor verifica se há diferenças em unidade e disciplina partidárias nas votações das duas casas, algo que seria esperado pela diferença das instituições eleitorais que elegem deputados e senadores. Entretanto, as evidências mostram que partidos atuam de maneira coesa em ambos.</w:t>
       </w:r>
     </w:p>
     <w:p>
@@ -894,7 +1028,7 @@
         <w:t xml:space="preserve"> </w:t>
       </w:r>
       <w:r>
-        <w:t xml:space="preserve">defende que sistemas de representação proporcional com lista aberta força candidaturas para um equílibrio em que legisladores precisam entregar benefícios reais aos eleitores. Desvios e corrupção têm alto custo para os políticos, já que enquanto algum deles está empregando o seu tempo nestes esquemas, outro colega de partido pode estar dando atenção ao eleitorado e por isso posteriormente vencer uma eventual disputa intrapartidária com o político corrupto por uma cadeira. Esta proposição do autor parte de uma análise comparativa com sistemas majoritários, encontrando evidências de que estes sistemas apresentam níveis médios de corrupção superiores aos da representação proporcional com lista aberta.</w:t>
+        <w:t xml:space="preserve">defende que sistemas de representação proporcional com lista aberta forçam candidaturas para um equilíbrio em que legisladores precisam entregar benefícios reais aos eleitores. Desvios e corrupção têm alto custo para os políticos, já que enquanto algum deles está empregando o seu tempo nestes esquemas, outro colega de partido pode estar dando atenção ao eleitorado e por isso posteriormente vencer uma eventual disputa intrapartidária com o político corrupto por uma cadeira. Esta proposição do autor parte de uma análise comparativa com sistemas majoritários, encontrando evidências de que estes sistemas apresentam níveis médios de corrupção superiores aos da representação proporcional com lista aberta.</w:t>
       </w:r>
     </w:p>
     <w:p>
@@ -1051,14 +1185,6 @@
         <w:pStyle w:val="Corpodetexto"/>
       </w:pPr>
       <w:r>
-        <w:t xml:space="preserve">A contribuição desta tese se posiciona como extensão desse movimento que observa aplicações de gerência partidária para estruturar os incentivos recebidos por seus candidatos no período eleitoral. Se a segunda geração mostra coordenação por entrada e por distribuição territorial, resta observar diretamente um instrumento controlado pelo partido durante a campanha, a distribuição de recursos financeiros e o momento em que estes recursos chegam às candidaturas.</w:t>
-      </w:r>
-    </w:p>
-    <w:p>
-      <w:pPr>
-        <w:pStyle w:val="Corpodetexto"/>
-      </w:pPr>
-      <w:r>
         <w:t xml:space="preserve">Antes de focar no aspecto financeiro da competição intrapartidária, entretanto, vale delinear o argumento sobre o que se espera de um partido organizacionalmente para que suas estratégias sejam aplicadas e tenham efeito frente a seus membros.</w:t>
       </w:r>
     </w:p>
@@ -1115,7 +1241,7 @@
         <w:t xml:space="preserve">Cox; McCubbins (2005)</w:t>
       </w:r>
       <w:r>
-        <w:t xml:space="preserve">, lideranças recebem autoridade para organizar a ação coletiva e proteger a reputação da legenda, sobretudo por meio do controle de recursos escassos. Na arena eleitoral brasileira, argumento que o dinheiro de campanha exerce função semelhante: ao decidir quais candidaturas recebem recursos e quando os recebem, as lideranças alteram as condições da competição entre correligionários sem eliminar sua autonomia.</w:t>
+        <w:t xml:space="preserve">, lideranças recebem autoridade para organizar a ação coletiva e proteger a reputação da legenda, sobretudo por meio do controle de recursos escassos. Na arena eleitoral brasileira, argumenta-se que o dinheiro de campanha exerce função semelhante: ao decidir quais candidaturas recebem recursos e quando os recebem, as lideranças alteram as condições da competição entre correligionários sem eliminar sua autonomia.</w:t>
       </w:r>
     </w:p>
     <w:p>
@@ -1154,7 +1280,7 @@
         <w:pStyle w:val="FirstParagraph"/>
       </w:pPr>
       <w:r>
-        <w:t xml:space="preserve">Estes autores propõem a análise da capacidade organizacional dos partidos políticos a partir de três dimensões: estruturas, recursos e estratégias de representação. Em sua leitura, organizações diferem quanto à quantidade de recursos disponíveis, à centralização das decisões e à capacidade de recompensar ou punir seus membros. A força partidária deve ser tratada, portanto, não como uma propriedade binária, mas como uma capacidade variável de converter recursos organizacionais em coordenação. Essa formulação permite perguntar não apenas se os partidos brasileiros são fortes ou fracos, mas quais instrumentos controlam e com que eficácia conseguem empregá-los.</w:t>
+        <w:t xml:space="preserve">Estes autores propõem a análise da capacidade organizacional dos partidos políticos a partir de três dimensões: estruturas, recursos e estratégias de representação. Em sua leitura, organizações diferem quanto à quantidade de recursos disponíveis, à centralização das decisões e à capacidade de recompensar ou punir seus membros. A força partidária deve ser tratada como uma capacidade variável de converter recursos organizacionais em coordenação. Essa formulação permite perguntar não apenas se os partidos brasileiros são fortes ou fracos, mas quais instrumentos controlam e com que eficácia conseguem empregá-los.</w:t>
       </w:r>
     </w:p>
     <w:p>
@@ -1199,7 +1325,7 @@
         <w:t xml:space="preserve"> </w:t>
       </w:r>
       <w:r>
-        <w:t xml:space="preserve">na nominata, dando ao partido a possibilidade de insular candidaturas específicas da competição intrapartidária. Os autores seguem o argumento apresentando o</w:t>
+        <w:t xml:space="preserve">na nominata, dando ao partido a possibilidade de insular candidaturas específicas da competição intrapartidária. Os autores seguem o argumento apresentando um</w:t>
       </w:r>
       <w:r>
         <w:t xml:space="preserve"> </w:t>
@@ -1215,7 +1341,16 @@
         <w:t xml:space="preserve"> </w:t>
       </w:r>
       <w:r>
-        <w:t xml:space="preserve">e potencial risco moral sobre o esforço individual de candidaturas frente a atribuição de posição de vantagem para concorrentes específicos.</w:t>
+        <w:t xml:space="preserve">e potencial problema de risco moral. Atribuir posições de vantagens a candidaturas específicas de uma nominata as protege da competição intrapartidária. Consequentemente, esta atribuição pode reduzir o esforço agregado de campanha dos candidatos, conforme evidência apresentada</w:t>
+      </w:r>
+      <w:r>
+        <w:t xml:space="preserve"> </w:t>
+      </w:r>
+      <w:r>
+        <w:t xml:space="preserve">(Fiva; Izzo; Tukiainen, 2024, p. 100)</w:t>
+      </w:r>
+      <w:r>
+        <w:t xml:space="preserve">.</w:t>
       </w:r>
     </w:p>
     <w:p>
@@ -1223,15 +1358,7 @@
         <w:pStyle w:val="Corpodetexto"/>
       </w:pPr>
       <w:r>
-        <w:t xml:space="preserve">O número de posições de vantagem atribuídas pela liderança partidária a membros de uma lista altera os incentivos que os candidatos possuem para esforço de campanha. Enquanto blindar alguns da competição intrapartidária pode fazer com que o esforço agregado aplicado pelos correligionários seja menor, resultando na evidência encontrada pelos autores de que o nível máximo de esforço está em cenários onde não há atribuição de posições de vantagem.</w:t>
-      </w:r>
-    </w:p>
-    <w:p>
-      <w:pPr>
-        <w:pStyle w:val="Corpodetexto"/>
-      </w:pPr>
-      <w:r>
-        <w:t xml:space="preserve">Os dois cenários importam para a competição intrapartidária. Caso os partidos privilegiem algumas candidaturas, a disputa intralista é controlada, mas correm o risco de ter um desempenho eleitoral inferior devido ao desincentivo ao esforço dos candidatos não contemplados. Do outro lado, ao não privilegiar ninguém, corre o risco de fragmentação acentuada, incentivando candidaturas a se comportar de maneira personalista.</w:t>
+        <w:t xml:space="preserve">Caso os partidos privilegiem algumas candidaturas, a disputa intralista é controlada, mas correm o risco de ter um desempenho eleitoral inferior devido ao desincentivo ao esforço dos candidatos não contemplados. Do outro lado, ao não privilegiar ninguém, corre o risco de fragmentação acentuada, incentivando candidaturas a se comportar de maneira personalista.</w:t>
       </w:r>
     </w:p>
     <w:p>
@@ -1323,7 +1450,7 @@
         <w:t xml:space="preserve"> </w:t>
       </w:r>
       <w:r>
-        <w:t xml:space="preserve">concorrer e influencia a viabilidade eleitoral destas ao atribuir quantias maiores e de maneira antecipada para os candidatos que prefere.</w:t>
+        <w:t xml:space="preserve">concorrer e influencia a viabilidade eleitoral destas ao priorizar quem prefere.</w:t>
       </w:r>
     </w:p>
     <w:p>
@@ -1488,7 +1615,7 @@
         <w:pStyle w:val="Corpodetexto"/>
       </w:pPr>
       <w:r>
-        <w:t xml:space="preserve">Neste cenário, o dinheiro que circula na política partidária assume posição de destaque, sendo um bem fungível que é aplicado pelos partidos e candidatos de maneira estratégica visando o fortalecimento da organização, sobretudo por conquistas de postos institucionais por meio de eleições. O argumento desta tese está amparado nesta visão, ao destacar que os recursos de campanha provenientes dos fundos públicos controlados pelos partidos constituem um fator determinante para a atividade política dos partidos. O foco aqui está no dinheiro investido em campanhas eleitorais, um fator que interage diretamente com incentivos gerados pelas regras eleitorais. No caso dos sistemas que permitem competição intrapartidária, os estudos discutidos na próxima seção se debruçam sobre os efeitos deste tipo de competição sobre os gastos de campanha realizado por candidatos. De maneira geral, os estudos verificam se tais sistemas estão vinculados a gastos maiores devido à necessidade de candidaturas se diferenciarem de concorrentes externos e internos.</w:t>
+        <w:t xml:space="preserve">Os estudos discutidos na próxima seção se debruçam sobre os efeitos deste tipo de competição sobre os gastos de campanha realizado por candidatos. De maneira geral, os estudos verificam se tais sistemas estão vinculados a gastos maiores devido à necessidade de candidaturas se diferenciarem de concorrentes externos e internos.</w:t>
       </w:r>
     </w:p>
     <w:bookmarkEnd w:id="25"/>
@@ -1603,9 +1730,11 @@
       <w:r>
         <w:t xml:space="preserve">aplica a lógica ao caso brasileiro e não encontra evidências de que a quantidade bruta dos adversários inter e intrapartidários afete o nível de investimento financeiro realizado pelas candidaturas.</w:t>
       </w:r>
-      <w:r>
-        <w:t xml:space="preserve"> </w:t>
-      </w:r>
+    </w:p>
+    <w:p>
+      <w:pPr>
+        <w:pStyle w:val="Corpodetexto"/>
+      </w:pPr>
       <w:r>
         <w:t xml:space="preserve">Samuels (2001a)</w:t>
       </w:r>
@@ -1619,15 +1748,7 @@
         <w:t xml:space="preserve">Cox (1997)</w:t>
       </w:r>
       <w:r>
-        <w:t xml:space="preserve">, aponta que na medida em que a magnitude do distrito aumenta, a qualidade da informação disponível para os atores envolvidos no processo piora. Dessa maneira, a entrada ou saída de um candidato de qualquer lista pouco afetaria o cálculo estratégico de determinado candidato, tendo em vista que tanto este candidato quanto seus concorrentes possuem pouca informação sobre suas próprias chances de vitória, o que dirá de seus concorrentes internos e externos.</w:t>
-      </w:r>
-    </w:p>
-    <w:p>
-      <w:pPr>
-        <w:pStyle w:val="Corpodetexto"/>
-      </w:pPr>
-      <w:r>
-        <w:t xml:space="preserve">Entretanto, ao controlar pela</w:t>
+        <w:t xml:space="preserve">, aponta que na medida em que a magnitude do distrito aumenta, a qualidade da informação disponível para os atores envolvidos no processo piora. Dessa maneira, a entrada ou saída de um candidato de qualquer lista pouco afetaria o cálculo estratégico de determinado candidato, tendo em vista que tanto este candidato quanto seus concorrentes possuem pouca informação sobre suas próprias chances de vitória, e de seus concorrentes internos e externos. Entretanto, ao controlar pela</w:t>
       </w:r>
       <w:r>
         <w:t xml:space="preserve"> </w:t>
@@ -1675,7 +1796,7 @@
         <w:t xml:space="preserve"> </w:t>
       </w:r>
       <w:r>
-        <w:t xml:space="preserve">à uma conclusão semelhante a levantada por</w:t>
+        <w:t xml:space="preserve">a uma conclusão semelhante à levantada por</w:t>
       </w:r>
       <w:r>
         <w:t xml:space="preserve"> </w:t>
@@ -1707,24 +1828,7 @@
         <w:pStyle w:val="Corpodetexto"/>
       </w:pPr>
       <w:r>
-        <w:t xml:space="preserve">A literatura mostrou que a presença de correligionários competitivos altera os gastos das campanhas e que partidos organizam suas listas estrategicamente. Ainda não está claro, porém, como medir a coordenação exercida por meio de recursos controlados pelo próprio partido sem inferi-la retrospectivamente dos votos e das cadeiras conquistadas.</w:t>
-      </w:r>
-    </w:p>
-    <w:p>
-      <w:pPr>
-        <w:pStyle w:val="Corpodetexto"/>
-      </w:pPr>
-      <w:r>
-        <w:t xml:space="preserve">Diferente da literatura que evidencia os efeitos da competição intrapartidária sobre os gastos de campanha, a ideia desta tese é verificar como os partidos políticos alocam o dinheiro de campanha controlado por eles. A instituição do FEFC altera substancialmente a lógica de aplicação dos recursos justamente por este controle partidário. A decisão ou capacidade individual de uma candidatura de gastar mais recursos que concorrentes internos se torna limitada sem a permissão para buscar dinheiro em pessoas jurídicas. Como já evidenciado, a grande parte do dinheiro registrado por campanhas eleitorais é de origem pública e tais recursos são controlados pela organização partidária conforme determinado pela regra</w:t>
-      </w:r>
-      <w:r>
-        <w:t xml:space="preserve"> </w:t>
-      </w:r>
-      <w:r>
-        <w:t xml:space="preserve">(Silva; Codato, 2024)</w:t>
-      </w:r>
-      <w:r>
-        <w:t xml:space="preserve">.</w:t>
+        <w:t xml:space="preserve">Diferente da literatura que evidencia os efeitos da competição intrapartidária sobre os gastos de campanha, o objetivo desta tese é verificar como os partidos políticos alocam o dinheiro de campanha controlado por eles. Por este motivo, na próxima seção discute a literatura sobre financiamento político no Brasil.</w:t>
       </w:r>
     </w:p>
     <w:bookmarkEnd w:id="26"/>
@@ -1754,7 +1858,7 @@
         <w:t xml:space="preserve"> </w:t>
       </w:r>
       <w:r>
-        <w:t xml:space="preserve">divide a produção acadêmica em três vertentes. A primeira investiga os efeitos dos recursos monetários sobre o desempenho eleitoral das candidaturas. A segunda examina em que medida as doações de campanha influenciam a concessão de benefícios aos doadores. Ambas, portanto, tratam dos efeitos do dinheiro sobre a competição eleitoral. A terceira vertente, na qual esta tese se insere, toma os recursos de campanha como variável dependente e procura explicar quais candidaturas os recebem e por quais razões.</w:t>
+        <w:t xml:space="preserve">divide a produção acadêmica em três vertentes. A primeira investiga os efeitos dos recursos monetários sobre o desempenho eleitoral das candidaturas. A segunda examina em que medida as doações de campanha influenciam a concessão de benefícios aos doadores. A terceira vertente, na qual esta tese se insere, toma os recursos de campanha como variável dependente e procura explicar quais candidaturas os recebem e por quais razões.</w:t>
       </w:r>
     </w:p>
     <w:p>
@@ -1780,7 +1884,16 @@
         <w:t xml:space="preserve">(Lemos; Marcelino; Pederiva, 2010; Mancuso, 2012; Marcelino, 2010)</w:t>
       </w:r>
       <w:r>
-        <w:t xml:space="preserve">. A vinculação à base governista também está associada a maiores volumes de doações, enquanto os partidos se diferenciam significativamente tanto na captação quanto na distribuição desses recursos. Ao menos no período anterior às mudanças recentes nas regras de financiamento, a posição ideológica também produzia diferenças: candidaturas de direita tendiam a receber mais recursos do que as de esquerda</w:t>
+        <w:t xml:space="preserve">. A vinculação à base governista também está associada a maiores volumes de doações, enquanto os partidos se diferenciam tanto na captação quanto na distribuição desses recursos</w:t>
+      </w:r>
+      <w:r>
+        <w:t xml:space="preserve"> </w:t>
+      </w:r>
+      <w:r>
+        <w:t xml:space="preserve">(Silva; Cervi, 2017)</w:t>
+      </w:r>
+      <w:r>
+        <w:t xml:space="preserve">. Ao menos no período anterior às mudanças recentes nas regras de financiamento, a posição ideológica também produzia diferenças: candidaturas de direita tendiam a receber mais recursos do que as de esquerda</w:t>
       </w:r>
       <w:r>
         <w:t xml:space="preserve"> </w:t>
@@ -1798,7 +1911,16 @@
         <w:t xml:space="preserve">(Sacchet; Speck, 2011)</w:t>
       </w:r>
       <w:r>
-        <w:t xml:space="preserve">. A literatura identifica, ainda, associações entre o custo das campanhas e fatores como a magnitude do distrito, o PIB municipal, o grau de urbanização e a desigualdade de renda.</w:t>
+        <w:t xml:space="preserve">. A literatura identifica, ainda, associações entre o custo das campanhas e fatores como a magnitude do distrito, o PIB municipal, o grau de urbanização e a desigualdade de renda</w:t>
+      </w:r>
+      <w:r>
+        <w:t xml:space="preserve"> </w:t>
+      </w:r>
+      <w:r>
+        <w:t xml:space="preserve">(Peixoto, 2010)</w:t>
+      </w:r>
+      <w:r>
+        <w:t xml:space="preserve">.</w:t>
       </w:r>
     </w:p>
     <w:p>
@@ -1806,7 +1928,54 @@
         <w:pStyle w:val="Corpodetexto"/>
       </w:pPr>
       <w:r>
-        <w:t xml:space="preserve">A distinção principal desta tese para esta literatura diz respeito à origem do dinheiro usufruído pelas campanhas eleitorais. Estes estudos utilizam dados de eleições em que doações de pessoas jurídicas eram permitidas para candidatos e partidos. Ou seja, partidos políticos podiam receber recursos de empresas e, posteriormente, repassar os recursos para seus candidatos.</w:t>
+        <w:t xml:space="preserve">Embora o financiamento de campanhas seja um elemento central de seu objeto, esta tese o examina pela perspectiva da competição política, seguindo a proposição de</w:t>
+      </w:r>
+      <w:r>
+        <w:t xml:space="preserve"> </w:t>
+      </w:r>
+      <w:r>
+        <w:t xml:space="preserve">Thomsen (2023)</w:t>
+      </w:r>
+      <w:r>
+        <w:t xml:space="preserve">. Segundo a autora, a literatura costuma observar a competição por meio dos resultados eleitorais, utilizando a distribuição dos votos para estimar o grau de competitividade e de incerteza de determinado pleito. Essa medida, contudo, revela a competição apenas depois de seu encerramento.</w:t>
+      </w:r>
+    </w:p>
+    <w:p>
+      <w:pPr>
+        <w:pStyle w:val="Corpodetexto"/>
+      </w:pPr>
+      <w:r>
+        <w:t xml:space="preserve">Thomsen (2023)</w:t>
+      </w:r>
+      <w:r>
+        <w:t xml:space="preserve"> </w:t>
+      </w:r>
+      <w:r>
+        <w:t xml:space="preserve">ressalta que a competição não se reduz à votação, as candidaturas competem ao longo de todo o período eleitoral. Nesse contexto, os recursos financeiros constituem uma dimensão relevante do ambiente competitivo, pois condicionam a capacidade das campanhas de contratar pessoal, produzir materiais de divulgação e atrair a atenção da imprensa e do eleitorado. A autora mostra, com dados das primárias partidárias das eleições estadunidenses, que a distribuição dos recursos é mais concentrada do que a distribuição dos votos, embora candidaturas com menor financiamento ainda possam conquistar a nomeação. Em sua avaliação empírica, a autora constrói uma medida, que será aproveitada nesta tese, de concentração de recursos entre candidatos para avaliar a competição eleitoral.</w:t>
+      </w:r>
+    </w:p>
+    <w:p>
+      <w:pPr>
+        <w:pStyle w:val="Corpodetexto"/>
+      </w:pPr>
+      <w:r>
+        <w:t xml:space="preserve">O interesse central desta tese pelo financiamento eleitoral decorre, portanto, do papel desempenhado pelo dinheiro na capacidade competitiva das candidaturas durante a campanha.</w:t>
+      </w:r>
+    </w:p>
+    <w:p>
+      <w:pPr>
+        <w:pStyle w:val="Corpodetexto"/>
+      </w:pPr>
+      <w:r>
+        <w:t xml:space="preserve">Até o STF julgar como procedente a ADI 4650 que proibiu doações de pessoas jurídicas, as empresas podiam destinar às campanhas recursos correspondentes a até 2% de seu faturamento bruto no ano anterior à eleição. Doações empresariais e de grandes conglomerados constituíam parcela expressiva dos recursos que chegavam às campanhas e estes valores podiam ser transferidos diretamente às candidaturas ou intermediados pelos partidos políticos.</w:t>
+      </w:r>
+    </w:p>
+    <w:p>
+      <w:pPr>
+        <w:pStyle w:val="Corpodetexto"/>
+      </w:pPr>
+      <w:r>
+        <w:t xml:space="preserve">Alguns estudos estudaram estes recursos empresariais que são intermediados pelas legendas.</w:t>
       </w:r>
       <w:r>
         <w:t xml:space="preserve"> </w:t>
@@ -1818,7 +1987,7 @@
         <w:t xml:space="preserve"> </w:t>
       </w:r>
       <w:r>
-        <w:t xml:space="preserve">mostram que dos R$ 428 milhões repassados pelos partidos às candidaturas a deputado federal em 2014, 89,6% foram provenientes de pessoas jurídicas e apenas 7,5% provinham do Fundo Partidário.</w:t>
+        <w:t xml:space="preserve">mostram que em 2014 os partidos se tornam a principal origem imediata das receitas das candidaturas à Câmara dos Deputados. Eles mostram que dos R$ 428 milhões repassados pelos partidos às candidaturas a deputado federal em 2014, 89,6% foram provenientes de pessoas jurídicas e apenas 7,5% provinham do Fundo Partidário. Os autores também evidenciam que o crescimento dos repasses partidários foi acompanhado de maior desigualdade nos valores recebidos pelas candidaturas.</w:t>
       </w:r>
     </w:p>
     <w:p>
@@ -1826,7 +1995,15 @@
         <w:pStyle w:val="Corpodetexto"/>
       </w:pPr>
       <w:r>
-        <w:t xml:space="preserve">Estes repasses intermediados pelos partidos políticos são o objeto de análise de</w:t>
+        <w:t xml:space="preserve">Os autores apontam que partidos dispunham de alguma margem para decidir sobre a distribuição destes valores, embora parte das doações já pudesse estar destinada a candidaturas específicas. O confundimento gerado pela intermediação partidária destes recursos não ocorre nas eleições que são objeto desta tese, visto que os dados de 2018 e 2022, refletem eleições que ocorreram já sob o financiamento público dominante.</w:t>
+      </w:r>
+    </w:p>
+    <w:p>
+      <w:pPr>
+        <w:pStyle w:val="Corpodetexto"/>
+      </w:pPr>
+      <w:r>
+        <w:t xml:space="preserve">Os resultados de</w:t>
       </w:r>
       <w:r>
         <w:t xml:space="preserve"> </w:t>
@@ -1835,7 +2012,10 @@
         <w:t xml:space="preserve">Janusz; Barreiro; Cintron (2021)</w:t>
       </w:r>
       <w:r>
-        <w:t xml:space="preserve">. Seus resultados mostram que a distribuição dos recursos sob controle imediato dos partidos foi seletiva, privilegiando incumbentes e candidatos que ocuparam algum cargo eletivo anteriormente. Este caráter de seletividade produzia desigualdade entre candidatos de uma mesma lista, e a análise desagregada dos resultados mostra que mulheres receberam sistematicamente menos recursos que homens, mesmo controlando-se a</w:t>
+        <w:t xml:space="preserve"> </w:t>
+      </w:r>
+      <w:r>
+        <w:t xml:space="preserve">mostram que a distribuição dos recursos sob controle imediato dos partidos foi seletiva, privilegiando incumbentes e candidatos que ocuparam algum cargo eletivo anteriormente. Este caráter de seletividade é observado na desigualdade entre candidatos de uma mesma lista, e a análise desagregada dos resultados mostra que mulheres receberam sistematicamente menos recursos que homens, mesmo controlando-se a</w:t>
       </w:r>
       <w:r>
         <w:t xml:space="preserve"> </w:t>
@@ -1855,16 +2035,19 @@
         <w:pStyle w:val="Corpodetexto"/>
       </w:pPr>
       <w:r>
-        <w:t xml:space="preserve">Embora o financiamento de campanhas seja um elemento central de seu objeto, esta tese o examina pela perspectiva da competição política, seguindo a proposição de</w:t>
-      </w:r>
-      <w:r>
-        <w:t xml:space="preserve"> </w:t>
-      </w:r>
-      <w:r>
-        <w:t xml:space="preserve">Thomsen (2023)</w:t>
-      </w:r>
-      <w:r>
-        <w:t xml:space="preserve">. Segundo a autora, a literatura costuma observar a competição por meio dos resultados eleitorais, utilizando a distribuição dos votos para estimar o grau de competitividade e de incerteza de determinado pleito. Essa medida, contudo, revela a competição apenas depois de seu encerramento.</w:t>
+        <w:t xml:space="preserve">O objeto da tese se distingue dos estudos examinados por</w:t>
+      </w:r>
+      <w:r>
+        <w:t xml:space="preserve"> </w:t>
+      </w:r>
+      <w:r>
+        <w:t xml:space="preserve">Mancuso (2015)</w:t>
+      </w:r>
+      <w:r>
+        <w:t xml:space="preserve"> </w:t>
+      </w:r>
+      <w:r>
+        <w:t xml:space="preserve">em razão do contexto institucional. Já vigente nas eleições municipais de 2016, é a partir das eleições de 2018 que candidaturas a deputado federal não podem receber recursos de pessoas jurídicas. Em 2017, foi instituído o Fundo Especial de Financiamento de Campanha (FEFC), que se tornou a principal fonte de recursos para a organização das campanhas eleitorais.</w:t>
       </w:r>
     </w:p>
     <w:p>
@@ -1872,13 +2055,7 @@
         <w:pStyle w:val="Corpodetexto"/>
       </w:pPr>
       <w:r>
-        <w:t xml:space="preserve">Thomsen (2023)</w:t>
-      </w:r>
-      <w:r>
-        <w:t xml:space="preserve"> </w:t>
-      </w:r>
-      <w:r>
-        <w:t xml:space="preserve">ressalta que a competição não se reduz à votação, as candidaturas competem ao longo de todo o período eleitoral. Nesse contexto, os recursos financeiros constituem uma dimensão relevante do ambiente competitivo, pois condicionam a capacidade das campanhas de contratar pessoal, produzir materiais de divulgação e atrair a atenção da imprensa e do eleitorado. A autora mostra, tratando as primárias partidárias das eleições estadunidenses, que a distribuição dos recursos é mais concentrada do que a distribuição dos votos, embora candidaturas com menor financiamento ainda possam conquistar cadeiras. Em síntese, a autora mostra que as eleições parecem mais competitivas quando observadas pela distribuição dos votos do que quando examinadas pela distribuição dos recursos de campanha.</w:t>
+        <w:t xml:space="preserve">Por definição da própria legislação que criou o FEFC, os partidos possuem autonomia na distribuição interna deste dinheiro. Decisões posteriores (STF ADI 5617 e consulta ao TSE (2018) para mulheres; consulta ao TSE (2020) e ADPF 738 para candidaturas negras; EC 117/2022) limitaram tal autonomia ao definir critérios de cotas de financiamento para candidaturas de mulheres e de pessoas negras.</w:t>
       </w:r>
     </w:p>
     <w:p>
@@ -1886,19 +2063,16 @@
         <w:pStyle w:val="Corpodetexto"/>
       </w:pPr>
       <w:r>
-        <w:t xml:space="preserve">O interesse central desta tese pelo financiamento eleitoral decorre, portanto, do papel desempenhado pelo dinheiro na capacidade competitiva das candidaturas durante a campanha. Além dessa diferença de perspectiva, o objeto da tese se distingue dos estudos examinados por</w:t>
-      </w:r>
-      <w:r>
-        <w:t xml:space="preserve"> </w:t>
-      </w:r>
-      <w:r>
-        <w:t xml:space="preserve">Mancuso (2015)</w:t>
-      </w:r>
-      <w:r>
-        <w:t xml:space="preserve"> </w:t>
-      </w:r>
-      <w:r>
-        <w:t xml:space="preserve">em razão do contexto institucional. Desde as eleições de 2018, candidaturas a deputado federal não podem receber recursos de pessoas jurídicas, em decorrência da decisão proferida pelo Supremo Tribunal Federal em 2015 e das mudanças legislativas aprovadas posteriormente pelo Congresso Nacional.</w:t>
+        <w:t xml:space="preserve">Com a criação do fundo público de financiamento, as organizações partidárias passaram a deter a prerrogativa formal de distribuir internamente a maior parte dos recursos de campanha. Essa mudança conferiu aos partidos maior centralidade na estruturação das condições de competição entre as candidaturas</w:t>
+      </w:r>
+      <w:r>
+        <w:t xml:space="preserve"> </w:t>
+      </w:r>
+      <w:r>
+        <w:t xml:space="preserve">(Silva; Codato, 2024)</w:t>
+      </w:r>
+      <w:r>
+        <w:t xml:space="preserve">. Nas eleições para a Câmara dos Deputados, essa distribuição possui uma dimensão adicional, pois o desempenho das legendas influencia o acesso futuro tanto ao Fundo Partidário quanto ao FEFC.</w:t>
       </w:r>
     </w:p>
     <w:p>
@@ -1906,7 +2080,7 @@
         <w:pStyle w:val="Corpodetexto"/>
       </w:pPr>
       <w:r>
-        <w:t xml:space="preserve">No modelo anterior, as empresas podiam destinar às campanhas recursos correspondentes a até 2% de seu faturamento bruto no ano anterior à eleição. Com a legislação de 2017, foi instituído o Fundo Especial de Financiamento de Campanha (FEFC), que se tornou a principal fonte de recursos para a organização das campanhas eleitorais. Sob o regime de financiamento empresarial, parcela expressiva dos recursos provinha de pessoas jurídicas. Esses valores podiam ser transferidos diretamente às candidaturas ou intermediados pelos partidos políticos. Neste último caso, os dirigentes partidários podiam dispor de alguma margem para decidir sobre sua distribuição, embora parte das doações já pudesse estar destinada a candidaturas específicas.</w:t>
+        <w:t xml:space="preserve">A Lei nº 13.488 de 2017 define assim os critérios para a distribuição do FEFC entre os partidos políticos: 2% igualmente entre todos os partidos com estatuto registrado no TSE; 35% entre os partidos com pelo menos um deputado federal, proporcionalmente aos votos obtidos na última eleição para a Câmara; 48% proporcionalmente ao número de representantes de cada partido na Câmara dos Deputados; 15% proporcionalmente ao número de representantes de cada partido no Senado Federal.</w:t>
       </w:r>
     </w:p>
     <w:p>
@@ -1914,7 +2088,7 @@
         <w:pStyle w:val="Corpodetexto"/>
       </w:pPr>
       <w:r>
-        <w:t xml:space="preserve">Com a criação do fundo público de financiamento, as organizações partidárias passaram a deter a prerrogativa formal de distribuir internamente a maior parte dos recursos de campanha. Essa mudança conferiu às lideranças partidárias maior centralidade na estruturação das condições de competição entre as candidaturas. Nas eleições para a Câmara dos Deputados, essa distribuição possui uma dimensão adicional, pois o desempenho dos partidos influencia o acesso futuro tanto ao Fundo Partidário quanto ao FEFC.</w:t>
+        <w:t xml:space="preserve">Estas regras concentram no desempenho partidário nas eleições para a Câmara a distribuição de 83% dos valores do FEFC. Tomando o valor global do FEFC de 2022 (aproximadamente R$ 4,96 bilhões) como exemplo, cerca de R$ 4,12 bilhões foram distribuídos conforme o resultado eleitoral de cada partido nas eleições de 2018. R$ 744 milhões foram alocados segundo a bancada do partido no Senado Federal, composta por senadores eleitos em 2018 e aqueles eleitos em 2014 mas em meio de mandato. Os R$ 99,2 milhões restantes foram divididos igualmente entre todos os partidos.</w:t>
       </w:r>
     </w:p>
     <w:p>
@@ -1922,55 +2096,87 @@
         <w:pStyle w:val="Corpodetexto"/>
       </w:pPr>
       <w:r>
-        <w:t xml:space="preserve">A Lei nº 13.488 de 2017 define assim os critérios para a distribuição do FEFC entre os partidos políticos:</w:t>
-      </w:r>
-    </w:p>
-    <w:p>
-      <w:pPr>
-        <w:pStyle w:val="Compact"/>
-        <w:numPr>
-          <w:ilvl w:val="0"/>
-          <w:numId w:val="1001"/>
-        </w:numPr>
-      </w:pPr>
-      <w:r>
-        <w:t xml:space="preserve">2% igualmente entre todos os partidos com estatuto registrado no TSE</w:t>
-      </w:r>
-    </w:p>
-    <w:p>
-      <w:pPr>
-        <w:pStyle w:val="Compact"/>
-        <w:numPr>
-          <w:ilvl w:val="0"/>
-          <w:numId w:val="1001"/>
-        </w:numPr>
-      </w:pPr>
-      <w:r>
-        <w:t xml:space="preserve">35% entre os partidos com pelo menos um deputado federal, proporcionalmente aos votos obtidos na última eleição para a Câmara</w:t>
-      </w:r>
-    </w:p>
-    <w:p>
-      <w:pPr>
-        <w:pStyle w:val="Compact"/>
-        <w:numPr>
-          <w:ilvl w:val="0"/>
-          <w:numId w:val="1001"/>
-        </w:numPr>
-      </w:pPr>
-      <w:r>
-        <w:t xml:space="preserve">48% proporcionalmente ao número de representantes de cada partido na Câmara dos Deputados</w:t>
-      </w:r>
-    </w:p>
-    <w:p>
-      <w:pPr>
-        <w:pStyle w:val="Compact"/>
-        <w:numPr>
-          <w:ilvl w:val="0"/>
-          <w:numId w:val="1001"/>
-        </w:numPr>
-      </w:pPr>
-      <w:r>
-        <w:t xml:space="preserve">15% proporcionalmente ao número de representantes de cada partido no Senado Federal.</w:t>
+        <w:t xml:space="preserve">A importância das eleições para deputado federal para as finanças partidárias ainda vai além. Desde 2007, 95% dos valores do Fundo Partidário, criado para custear a estrutura organizacional dos partidos políticos do país, são distribuídos conforme os votos recebidos pelos candidatos à câmara baixa.</w:t>
+      </w:r>
+    </w:p>
+    <w:p>
+      <w:pPr>
+        <w:pStyle w:val="Corpodetexto"/>
+      </w:pPr>
+      <w:r>
+        <w:t xml:space="preserve">Com a aprovação da Emenda Constitucional 97/2017, cria-se a cláusula de desempenho que passa a condicionar o acesso dos partidos aos recursos do Fundo Partidário. As condições desta cláusula também são definidas a partir da votação para deputado federal. Sendo assim, o cenário do financiamento partidário e eleitoral no país é o de que as eleições para a Câmara dos Deputados no ano</w:t>
+      </w:r>
+      <w:r>
+        <w:t xml:space="preserve"> </w:t>
+      </w:r>
+      <m:oMath>
+        <m:r>
+          <m:t>t</m:t>
+        </m:r>
+      </m:oMath>
+      <w:r>
+        <w:t xml:space="preserve"> </w:t>
+      </w:r>
+      <w:r>
+        <w:t xml:space="preserve">determinam em grande medida o montante de recursos que as legendas receberão do Fundo Partidário para financiar os trabalhos em todo o período até o ano</w:t>
+      </w:r>
+      <w:r>
+        <w:t xml:space="preserve"> </w:t>
+      </w:r>
+      <m:oMath>
+        <m:r>
+          <m:t>t</m:t>
+        </m:r>
+        <m:r>
+          <m:rPr>
+            <m:sty m:val="p"/>
+          </m:rPr>
+          <m:t>+</m:t>
+        </m:r>
+        <m:r>
+          <m:t>4</m:t>
+        </m:r>
+      </m:oMath>
+      <w:r>
+        <w:t xml:space="preserve">, ocasião em que novas eleições redefinem os valores que os partidos receberão em todo o período até o ano</w:t>
+      </w:r>
+      <w:r>
+        <w:t xml:space="preserve"> </w:t>
+      </w:r>
+      <m:oMath>
+        <m:r>
+          <m:t>t</m:t>
+        </m:r>
+        <m:r>
+          <m:rPr>
+            <m:sty m:val="p"/>
+          </m:rPr>
+          <m:t>+</m:t>
+        </m:r>
+        <m:r>
+          <m:t>8</m:t>
+        </m:r>
+      </m:oMath>
+      <w:r>
+        <w:t xml:space="preserve">.</w:t>
+      </w:r>
+    </w:p>
+    <w:p>
+      <w:pPr>
+        <w:pStyle w:val="Corpodetexto"/>
+      </w:pPr>
+      <w:r>
+        <w:t xml:space="preserve">Sob este contexto, argumenta-se que as eleições para deputado federal são cruciais para um importante bem coletivo de uma organização partidária, a sua sobrevivência. Por este motivo, partidos possuem incentivos para distribuir os recursos que controlam de maneira seletiva e estratégica. Este é o argumento da tese que será detalhado na seção seguinte.</w:t>
+      </w:r>
+    </w:p>
+    <w:bookmarkEnd w:id="27"/>
+    <w:bookmarkStart w:id="28" w:name="sec-argumento"/>
+    <w:p>
+      <w:pPr>
+        <w:pStyle w:val="Ttulo2"/>
+      </w:pPr>
+      <w:r>
+        <w:t xml:space="preserve">2.5 Argumento</w:t>
       </w:r>
     </w:p>
     <w:p>
@@ -1978,7 +2184,7 @@
         <w:pStyle w:val="FirstParagraph"/>
       </w:pPr>
       <w:r>
-        <w:t xml:space="preserve">Estas regras concentram no desempenho partidário nas eleições para a Câmara a distribuição de 83% dos valores do FEFC. Tomando o valor nominal do FEFC de 2022 (4,9 bilhões de reais) como exemplo, 4 bilhões de reais foram distribuídos conforme o resultado eleitoral de cada partido nas eleições de 2018. Os 900 milhões restantes foram alocados segundo o desempenho nas eleições para o Senado Federal de 2018 (735 milhões) e igualmente entre todos os partidos (98 milhões).</w:t>
+        <w:t xml:space="preserve">O vínculo entre desempenho eleitoral e recursos recebidos pelos partidos presente nas regras de financiamento gera os incentivos para que as legendas distribuam seus recursos seletivamente, visando a ampliação do quociente partidário e a sobrevivência ou ampliação de recursos à disposição do partido para o próximo ciclo.</w:t>
       </w:r>
     </w:p>
     <w:p>
@@ -1986,7 +2192,16 @@
         <w:pStyle w:val="Corpodetexto"/>
       </w:pPr>
       <w:r>
-        <w:t xml:space="preserve">A importância das eleições para deputado federal para as finanças partidárias ainda vai além. Desde 2007, 95% dos valores do Fundo Partidário, criado para custear a estrutura organizacional dos partidos políticos do país, são distribuídos conforme os votos recebidos pelos candidatos à câmara baixa.</w:t>
+        <w:t xml:space="preserve">Em termos distributivos dentro das nominatas, esta alocação seletiva apresenta um cenário análogo ao problema de coordenação indicado por</w:t>
+      </w:r>
+      <w:r>
+        <w:t xml:space="preserve"> </w:t>
+      </w:r>
+      <w:r>
+        <w:t xml:space="preserve">Fiva; Izzo; Tukiainen (2024)</w:t>
+      </w:r>
+      <w:r>
+        <w:t xml:space="preserve">, no qual lideranças buscam maximizar o desempenho coletivo da legenda e ao mesmo tempo influenciar quem, dentre seus candidatos, conquista uma cadeira. Ainda aproveitando o vocabulário dos autores, a capacidade de intervenção via recursos permite ao partido conectar as ambições individuais de seus membros ao interesse coletivo da legenda. Ao favorecer determinadas candidaturas, o partido interfere na busca por votos. Nesta leitura, a alocação de recursos partidários constitui um instrumento de coordenação intrapartidária, por meio do qual a organização procura orientar a competição entre seus candidatos para objetivos eleitorais coletivos.</w:t>
       </w:r>
     </w:p>
     <w:p>
@@ -1994,64 +2209,72 @@
         <w:pStyle w:val="Corpodetexto"/>
       </w:pPr>
       <w:r>
-        <w:t xml:space="preserve">Sendo assim, o cenário do financiamento partidário no país é o de que as eleições para a Câmara dos Deputados no ano</w:t>
-      </w:r>
-      <w:r>
-        <w:t xml:space="preserve"> </w:t>
-      </w:r>
-      <w:r>
-        <w:rPr>
-          <w:rStyle w:val="VerbatimChar"/>
-        </w:rPr>
-        <w:t xml:space="preserve">t</w:t>
-      </w:r>
-      <w:r>
-        <w:t xml:space="preserve"> </w:t>
-      </w:r>
-      <w:r>
-        <w:t xml:space="preserve">determinam o montante de recursos que partidos receberão do Fundo Partidário para financiar os trabalhos em todo o período até o ano</w:t>
-      </w:r>
-      <w:r>
-        <w:t xml:space="preserve"> </w:t>
-      </w:r>
-      <w:r>
-        <w:rPr>
-          <w:rStyle w:val="VerbatimChar"/>
-        </w:rPr>
-        <w:t xml:space="preserve">t+4</w:t>
-      </w:r>
-      <w:r>
-        <w:t xml:space="preserve">, ocasião em que novas eleições redefinem os valores que os partidos receberão em todo o período até o ano</w:t>
-      </w:r>
-      <w:r>
-        <w:t xml:space="preserve"> </w:t>
-      </w:r>
-      <w:r>
-        <w:rPr>
-          <w:rStyle w:val="VerbatimChar"/>
-        </w:rPr>
-        <w:t xml:space="preserve">t+8</w:t>
-      </w:r>
-      <w:r>
-        <w:t xml:space="preserve">.</w:t>
-      </w:r>
-    </w:p>
-    <w:bookmarkEnd w:id="27"/>
-    <w:bookmarkStart w:id="28" w:name="argumento"/>
-    <w:p>
-      <w:pPr>
-        <w:pStyle w:val="Ttulo2"/>
-      </w:pPr>
-      <w:r>
-        <w:t xml:space="preserve">2.5 Argumento</w:t>
-      </w:r>
-    </w:p>
-    <w:p>
-      <w:pPr>
-        <w:pStyle w:val="FirstParagraph"/>
-      </w:pPr>
-      <w:r>
-        <w:t xml:space="preserve">Mesmo sob um sistema eleitoral que gera incentivos ao cultivo do voto pessoal pelos candidatos, os partidos políticos guardam instrumentos para coordenar suas candidaturas. Esta noção de</w:t>
+        <w:t xml:space="preserve">Demonstrar que uma distribuição de recursos é seletiva, entretanto, não basta para estabelecer que ela foi produzida para maximizar o desempenho coletivo. Esta seletividade pode refletir autofavorecimento, com captura de incumbentes sobre os diretórios que decidem a alocação, indicar simplesmente barganha, ou uma ameaça de sair do partido e levar votos consigo.</w:t>
+      </w:r>
+    </w:p>
+    <w:p>
+      <w:pPr>
+        <w:pStyle w:val="Corpodetexto"/>
+      </w:pPr>
+      <w:r>
+        <w:t xml:space="preserve">A ação aqui estudada é a transferência monetária de partidos para seus candidatos. Formalmente os recursos do FEFC e Fundo Partidário chegam ao diretório nacional dos partidos políticos habilitados. A maneira como cada partido decide como os recursos serão repartidos internamente pode variar, mas há tendência de centralização decisória na organização partidária</w:t>
+      </w:r>
+      <w:r>
+        <w:t xml:space="preserve"> </w:t>
+      </w:r>
+      <w:r>
+        <w:t xml:space="preserve">(Guarnieri, 2011; Ribeiro, 2013)</w:t>
+      </w:r>
+      <w:r>
+        <w:t xml:space="preserve">. A ação será sempre atribuída ao partido, pois as transferências monetárias representam uma ação concreta que torna observável o resultado de um processo decisório da organização.</w:t>
+      </w:r>
+    </w:p>
+    <w:p>
+      <w:pPr>
+        <w:pStyle w:val="Corpodetexto"/>
+      </w:pPr>
+      <w:r>
+        <w:t xml:space="preserve">As cotas que garantem financiamento de candidaturas negras e de mulheres condicionam as escolhas partidárias, mas não fixam a parcela que deve ser transferida. Assim, há espaço para partidos priorizarem concorrentes dentro dos grupos aos quais os recursos estão vinculados.</w:t>
+      </w:r>
+    </w:p>
+    <w:p>
+      <w:pPr>
+        <w:pStyle w:val="Corpodetexto"/>
+      </w:pPr>
+      <w:r>
+        <w:t xml:space="preserve">Como mostram</w:t>
+      </w:r>
+      <w:r>
+        <w:t xml:space="preserve"> </w:t>
+      </w:r>
+      <w:r>
+        <w:t xml:space="preserve">Silva; Codato (2024)</w:t>
+      </w:r>
+      <w:r>
+        <w:t xml:space="preserve">, a predominância do financiamento público não eliminou a desigualdade de recursos entre candidaturas. Constatar essa desigualdade, entretanto, ainda deixa em aberto quem é favorecido pela distribuição partidária.</w:t>
+      </w:r>
+    </w:p>
+    <w:p>
+      <w:pPr>
+        <w:pStyle w:val="Corpodetexto"/>
+      </w:pPr>
+      <w:r>
+        <w:t xml:space="preserve">Cheibub; Sin (2020)</w:t>
+      </w:r>
+      <w:r>
+        <w:t xml:space="preserve"> </w:t>
+      </w:r>
+      <w:r>
+        <w:t xml:space="preserve">argumentam que a competição se organiza em torno de um número de candidaturas competitivas inferior ao total de nomes formalmente lançados. Já</w:t>
+      </w:r>
+      <w:r>
+        <w:t xml:space="preserve"> </w:t>
+      </w:r>
+      <w:r>
+        <w:t xml:space="preserve">Janusz; Barreiro; Cintron (2021)</w:t>
+      </w:r>
+      <w:r>
+        <w:t xml:space="preserve">, que se debruçam sobre o controle partidário de recursos para as campanhas, denominam essa atuação de</w:t>
       </w:r>
       <w:r>
         <w:t xml:space="preserve"> </w:t>
@@ -2061,13 +2284,10 @@
           <w:i/>
           <w:iCs/>
         </w:rPr>
-        <w:t xml:space="preserve">gatekeeping</w:t>
-      </w:r>
-      <w:r>
-        <w:t xml:space="preserve"> </w:t>
-      </w:r>
-      <w:r>
-        <w:t xml:space="preserve">tem ampla adesão da literatura, conforme demonstrado nas seções anteriores, e orienta a ideia central do argumento.</w:t>
+        <w:t xml:space="preserve">resource gatekeeping</w:t>
+      </w:r>
+      <w:r>
+        <w:t xml:space="preserve">, e estendem a análise para além da seleção de candidaturas.</w:t>
       </w:r>
     </w:p>
     <w:p>
@@ -2075,48 +2295,7 @@
         <w:pStyle w:val="Corpodetexto"/>
       </w:pPr>
       <w:r>
-        <w:t xml:space="preserve">O lançamento das candidaturas a Deputado Federal nas convenções partidárias é a primeira face aparente deste</w:t>
-      </w:r>
-      <w:r>
-        <w:t xml:space="preserve"> </w:t>
-      </w:r>
-      <w:r>
-        <w:rPr>
-          <w:i/>
-          <w:iCs/>
-        </w:rPr>
-        <w:t xml:space="preserve">gatekeeping</w:t>
-      </w:r>
-      <w:r>
-        <w:t xml:space="preserve">. Dentre o universo dos filiados aos partidos, as nominatas definem o subconjunto de filiados que concorrerá ao pleito. As evidências de</w:t>
-      </w:r>
-      <w:r>
-        <w:t xml:space="preserve"> </w:t>
-      </w:r>
-      <w:r>
-        <w:t xml:space="preserve">Cheibub; Sin (2020)</w:t>
-      </w:r>
-      <w:r>
-        <w:t xml:space="preserve"> </w:t>
-      </w:r>
-      <w:r>
-        <w:t xml:space="preserve">estão neste ponto, os partidos limitam o número de candidaturas com</w:t>
-      </w:r>
-      <w:r>
-        <w:t xml:space="preserve"> </w:t>
-      </w:r>
-      <w:r>
-        <w:rPr>
-          <w:i/>
-          <w:iCs/>
-        </w:rPr>
-        <w:t xml:space="preserve">credenciais eleitorais prévias</w:t>
-      </w:r>
-      <w:r>
-        <w:t xml:space="preserve"> </w:t>
-      </w:r>
-      <w:r>
-        <w:t xml:space="preserve">em suas nominatas.</w:t>
+        <w:t xml:space="preserve">O argumento desta tese é que os partidos priorizam financeiramente candidaturas com credenciais eleitorais prévias porque estas constituem sinais da capacidade destes candidatos em contribuir para o desempenho coletivo da legenda. Quando os recursos são distribuídos, a votação ainda é incerta. Vitórias anteriores e votações expressivas oferecem sinais observáveis da capacidade de organizar uma campanha e atrair eleitores. Se a distribuição partidária busca favorecer candidaturas capazes de contribuir para o desempenho coletivo da legenda, a expectativa da tese é encontrar uma presença desproporcional, em relação ao acaso, de candidatos com credenciais entre os destinatários que concentram a maior parcela de recursos.</w:t>
       </w:r>
     </w:p>
     <w:p>
@@ -2124,202 +2303,28 @@
         <w:pStyle w:val="Corpodetexto"/>
       </w:pPr>
       <w:r>
-        <w:t xml:space="preserve">Com as reformas do financiamento de campanhas no país, pode-se verificar diretamente a ação partidária em alocar recursos que controla. Enquanto em 2014 cerca de 90% dos recursos repassados pelos partidos políticos a seus candidatos a deputado federal possuía origem em pessoas jurídicas, apenas 7,5% dos valores eram provenientes do Fundo Partidário</w:t>
-      </w:r>
-      <w:r>
-        <w:t xml:space="preserve"> </w:t>
-      </w:r>
-      <w:r>
-        <w:t xml:space="preserve">(Silva; Cervi, 2017)</w:t>
-      </w:r>
-      <w:r>
-        <w:t xml:space="preserve">. Nas eleições de 2018 e 2022 recursos de fundos públicos obtidos pelos partidos e utilizados em campanhas eleitorais passam a representar X% do valor obtido pelos candidatos à Câmara dos Deputados.</w:t>
-      </w:r>
-    </w:p>
-    <w:p>
-      <w:pPr>
-        <w:pStyle w:val="Corpodetexto"/>
-      </w:pPr>
-      <w:r>
-        <w:t xml:space="preserve">A tese se aproxima mais de</w:t>
-      </w:r>
-      <w:r>
-        <w:t xml:space="preserve"> </w:t>
-      </w:r>
-      <w:r>
-        <w:t xml:space="preserve">Janusz; Barreiro; Cintron (2021)</w:t>
-      </w:r>
-      <w:r>
-        <w:t xml:space="preserve">. Considera-se que, uma vez formada as nominatas, partidos ainda assim guardam instrumentos para influenciar a competição de seus candidatos. As nominatas possuem um núcleo competitivo. Este núcleo competitivo é formado, segundo</w:t>
-      </w:r>
-      <w:r>
-        <w:t xml:space="preserve"> </w:t>
-      </w:r>
-      <w:r>
-        <w:t xml:space="preserve">Cheibub; Sin (2020)</w:t>
-      </w:r>
-      <w:r>
-        <w:t xml:space="preserve">, principalmente por candidatos de</w:t>
-      </w:r>
-      <w:r>
-        <w:t xml:space="preserve"> </w:t>
-      </w:r>
-      <w:r>
-        <w:t xml:space="preserve">“alta qualidade”</w:t>
-      </w:r>
-      <w:r>
-        <w:t xml:space="preserve"> </w:t>
-      </w:r>
-      <w:r>
-        <w:t xml:space="preserve">que possuem histórico eleitoral relevante.</w:t>
-      </w:r>
-      <w:r>
-        <w:t xml:space="preserve"> </w:t>
-      </w:r>
-      <w:r>
-        <w:t xml:space="preserve">Janusz; Barreiro; Cintron (2021)</w:t>
-      </w:r>
-      <w:r>
-        <w:t xml:space="preserve"> </w:t>
-      </w:r>
-      <w:r>
-        <w:t xml:space="preserve">mostram que a experiência eleitoral destes concorrentes é um preditor do montante dos recursos partidários que a candidatura receberá, mas o fazem com dados das eleições de 2014 que ainda permitia doações de pessoas jurídicas.</w:t>
-      </w:r>
-    </w:p>
-    <w:p>
-      <w:pPr>
-        <w:pStyle w:val="Corpodetexto"/>
-      </w:pPr>
-      <w:r>
-        <w:t xml:space="preserve">Desta maneira, a proposta da tese é destacar esta maior capacidade de agência dos partidos pelo controle dos recursos de fundos públicos, criando-se a base do argumento de que partidos priorizam candidaturas em suas nominatas com recursos. Esta priorização ocorre em duas frentes que serão observadas na sequência da tese: pelo volume de recursos e pelo momento em que estes recursos chegam às campanhas das candidaturas. Ainda inspirado em</w:t>
-      </w:r>
-      <w:r>
-        <w:t xml:space="preserve"> </w:t>
-      </w:r>
-      <w:r>
-        <w:t xml:space="preserve">Janusz; Barreiro; Cintron (2021)</w:t>
-      </w:r>
-      <w:r>
-        <w:t xml:space="preserve"> </w:t>
-      </w:r>
-      <w:r>
-        <w:t xml:space="preserve">e</w:t>
-      </w:r>
-      <w:r>
-        <w:t xml:space="preserve"> </w:t>
-      </w:r>
-      <w:r>
-        <w:t xml:space="preserve">Cheibub; Sin (2020)</w:t>
-      </w:r>
-      <w:r>
-        <w:t xml:space="preserve">, verifica-se a estrutura desta priorização financeira composta por candidatos com credenciais eleitorais prévias.</w:t>
-      </w:r>
-    </w:p>
-    <w:p>
-      <w:pPr>
-        <w:pStyle w:val="Corpodetexto"/>
-      </w:pPr>
-      <w:r>
-        <w:t xml:space="preserve">No capítulo 3, a ideia é destacar o caráter de priorização de um núcleo de candidaturas competitivas pelos partidos políticos por meio da alocação de recursos que controlam. Esta priorização não reflete essencialmente coordenação, mas sua demonstração se conecta ao que é estudado no capítulo 4, onde a análise de sobrevivência sobre as transferências partidárias datadas somadas às evidências do capítulo 3, constituem um indicativo cujo resumo é consistente com coordenação.</w:t>
-      </w:r>
-    </w:p>
-    <w:bookmarkEnd w:id="28"/>
-    <w:bookmarkEnd w:id="29"/>
-    <w:bookmarkStart w:id="75" w:name="X106d2aaaffc6e23b4f14a1ec11bf8bbb6fa4fa4"/>
-    <w:p>
-      <w:pPr>
-        <w:pStyle w:val="Ttulo1"/>
-      </w:pPr>
-      <w:r>
-        <w:t xml:space="preserve">3. Priorização na alocação de recursos partidários</w:t>
-      </w:r>
-    </w:p>
-    <w:p>
-      <w:pPr>
-        <w:pStyle w:val="FirstParagraph"/>
-      </w:pPr>
-      <w:r>
-        <w:t xml:space="preserve">Para a primeira geração de estudos sobre o voto preferencial, sistemas como a representação proporcional de lista aberta colocariam em oposição a busca individual de um candidato por votos e o interesse coletivo da organização partidária. Como visto, a segunda geração de estudos sobre o tema reivindica que a existência de tais incentivos não implica que todas as candidaturas disputem em condições semelhantes, pois partidos possuem instrumentos para influenciar tais condições.</w:t>
-      </w:r>
-    </w:p>
-    <w:p>
-      <w:pPr>
-        <w:pStyle w:val="Corpodetexto"/>
-      </w:pPr>
-      <w:r>
-        <w:t xml:space="preserve">Este capítulo destaca o financiamento eleitoral partidário como um instrumento para que as organizações consigam influenciar as condições de competição de seus candidatos. Após as reformas de financiamento que tornaram o fundo público a principal fonte de recursos para as campanhas eleitorais, já se sabe que a distribuição destes recursos se manteve desigual entre candidaturas de uma mesma lista</w:t>
-      </w:r>
-      <w:r>
-        <w:t xml:space="preserve"> </w:t>
-      </w:r>
-      <w:r>
-        <w:t xml:space="preserve">(Silva; Codato, 2024)</w:t>
-      </w:r>
-      <w:r>
-        <w:t xml:space="preserve">. Todavia, constatar a desigualdade não é o mesmo que mostrar uma priorização de candidaturas conforme a hipótese do</w:t>
-      </w:r>
-      <w:r>
-        <w:t xml:space="preserve"> </w:t>
-      </w:r>
-      <w:r>
-        <w:rPr>
-          <w:i/>
-          <w:iCs/>
-        </w:rPr>
-        <w:t xml:space="preserve">gatekeeping</w:t>
-      </w:r>
-      <w:r>
-        <w:t xml:space="preserve"> </w:t>
-      </w:r>
-      <w:r>
-        <w:t xml:space="preserve">partidário apresenta. A concentração de recursos dentro de uma lista reflete um conjunto de escolhas do próprio partido frente a regras que determinam percentuais de repasses para candidaturas negras, pardas e de mulheres, por exemplo.</w:t>
-      </w:r>
-    </w:p>
-    <w:p>
-      <w:pPr>
-        <w:pStyle w:val="Corpodetexto"/>
-      </w:pPr>
-      <w:r>
-        <w:t xml:space="preserve">Sob o regime anterior de financiamento de campanhas com recursos de pessoas jurídicas (PJs), as candidaturas para as eleições de 2014 para a câmara baixa foram as primeiras em que o partido político aparece como maior origem imediata de dinheiro. Como mostram</w:t>
-      </w:r>
-      <w:r>
-        <w:t xml:space="preserve"> </w:t>
-      </w:r>
-      <w:r>
-        <w:t xml:space="preserve">Silva; Cervi (2017)</w:t>
-      </w:r>
-      <w:r>
-        <w:t xml:space="preserve">, este aumento de transferências de PJs para partidos refletia uma alteração na estratégia de doações das empresas, que deixaram de transferir recursos diretamente para candidatos. Partidos, portanto, passaram a intermediar as doações de campanhas empresariais. Os autores apresentam evidências de que o</w:t>
-      </w:r>
-      <w:r>
-        <w:t xml:space="preserve"> </w:t>
-      </w:r>
-      <w:r>
-        <w:rPr>
-          <w:i/>
-          <w:iCs/>
-        </w:rPr>
-        <w:t xml:space="preserve">subconjunto</w:t>
-      </w:r>
-      <w:r>
-        <w:t xml:space="preserve"> </w:t>
-      </w:r>
-      <w:r>
-        <w:t xml:space="preserve">de candidaturas que obtiveram melhor desempenho eleitoral receberam uma parcela maior destes recursos de PJs que passam pelas mãos dos partidos. Isto pode ser lido como evidência de priorização partidária, entretanto, a seleção deste subconjunto de candidaturas é realizada por meio de recortes sobre o resultado eleitoral das mesmas eleições que os recursos estudados ajudaram a construir.</w:t>
-      </w:r>
-    </w:p>
-    <w:p>
-      <w:pPr>
-        <w:pStyle w:val="Corpodetexto"/>
-      </w:pPr>
-      <w:r>
-        <w:t xml:space="preserve">Janusz; Barreiro; Cintron (2021)</w:t>
-      </w:r>
-      <w:r>
-        <w:t xml:space="preserve"> </w:t>
-      </w:r>
-      <w:r>
-        <w:t xml:space="preserve">operacionalizam indicadores</w:t>
+        <w:t xml:space="preserve">Para examinar essa expectativa, é necessário distinguir as informações disponíveis antes da votação dos resultados produzidos pela própria disputa. Em</w:t>
+      </w:r>
+      <w:r>
+        <w:t xml:space="preserve"> </w:t>
+      </w:r>
+      <w:r>
+        <w:t xml:space="preserve">Silva; Cervi (2017, p. 85)</w:t>
+      </w:r>
+      <w:r>
+        <w:t xml:space="preserve">, os grupos comparados são definidos pelo desempenho na eleição cujo financiamento é analisado. A classificação de competitividade de</w:t>
+      </w:r>
+      <w:r>
+        <w:t xml:space="preserve"> </w:t>
+      </w:r>
+      <w:r>
+        <w:t xml:space="preserve">Cheibub; Sin (2020, p. 79)</w:t>
+      </w:r>
+      <w:r>
+        <w:t xml:space="preserve"> </w:t>
+      </w:r>
+      <w:r>
+        <w:t xml:space="preserve">também incorpora resultados da eleição sob análise. Esses procedimentos permitem descrever a relação entre financiamento e desempenho, mas não isolam as credenciais eleitorais prévias aos repasses. Por isso, esta tese segue a orientação</w:t>
       </w:r>
       <w:r>
         <w:t xml:space="preserve"> </w:t>
@@ -2335,23 +2340,45 @@
         <w:t xml:space="preserve"> </w:t>
       </w:r>
       <w:r>
-        <w:t xml:space="preserve">de experiência e qualidade eleitoral, e estimam se suas características predizem o recebimento de recursos controlados pelos partidos nas eleições de 2014. Para os autores, há um</w:t>
-      </w:r>
-      <w:r>
-        <w:t xml:space="preserve"> </w:t>
-      </w:r>
-      <w:r>
-        <w:rPr>
-          <w:i/>
-          <w:iCs/>
-        </w:rPr>
-        <w:t xml:space="preserve">resource gatekeeping</w:t>
-      </w:r>
-      <w:r>
-        <w:t xml:space="preserve"> </w:t>
-      </w:r>
-      <w:r>
-        <w:t xml:space="preserve">operado pelas organizações partidárias sobre os recursos de campanha que controla. Identificar as credenciais eleitorais prévias dos candidatos é um refinamento relevante pois respeita a temporalidade do processo causal que se pretende estudar, ainda que não identificando-o formalmente.</w:t>
+        <w:t xml:space="preserve">de</w:t>
+      </w:r>
+      <w:r>
+        <w:t xml:space="preserve"> </w:t>
+      </w:r>
+      <w:r>
+        <w:t xml:space="preserve">Janusz; Barreiro; Cintron (2021)</w:t>
+      </w:r>
+      <w:r>
+        <w:t xml:space="preserve"> </w:t>
+      </w:r>
+      <w:r>
+        <w:t xml:space="preserve">e adapta os critérios de</w:t>
+      </w:r>
+      <w:r>
+        <w:t xml:space="preserve"> </w:t>
+      </w:r>
+      <w:r>
+        <w:t xml:space="preserve">Cheibub; Sin (2020)</w:t>
+      </w:r>
+      <w:r>
+        <w:t xml:space="preserve"> </w:t>
+      </w:r>
+      <w:r>
+        <w:t xml:space="preserve">(definido em</w:t>
+      </w:r>
+      <w:r>
+        <w:t xml:space="preserve"> </w:t>
+      </w:r>
+      <w:hyperlink w:anchor="sec-competitivos">
+        <w:r>
+          <w:rPr>
+            <w:rStyle w:val="Hyperlink"/>
+          </w:rPr>
+          <w:t xml:space="preserve">Seção 3.3</w:t>
+        </w:r>
+      </w:hyperlink>
+      <w:r>
+        <w:t xml:space="preserve">), utilizando exclusivamente vitórias e votações de eleições anteriores.</w:t>
       </w:r>
     </w:p>
     <w:p>
@@ -2359,19 +2386,7 @@
         <w:pStyle w:val="Corpodetexto"/>
       </w:pPr>
       <w:r>
-        <w:t xml:space="preserve">Da mesma maneira,</w:t>
-      </w:r>
-      <w:r>
-        <w:t xml:space="preserve"> </w:t>
-      </w:r>
-      <w:r>
-        <w:t xml:space="preserve">Cheibub; Sin (2020)</w:t>
-      </w:r>
-      <w:r>
-        <w:t xml:space="preserve"> </w:t>
-      </w:r>
-      <w:r>
-        <w:t xml:space="preserve">classificam candidaturas competitivas tomando sinais de bom desempenho eleitoral prévio, selecionando ou candidaturas eleitas, ou que tiveram boa votação referente ao quociente partidário do distrito que disputou. Entretanto, os autores misturam em sua classificação de competitividade critérios construídos sobre os resultados eleitorais das próprias eleições analisadas. Empregar o resultado das eleições para se estudar estratégia eleitoral de partidos constitui um deslocamento temporal das métricas, tendo em vista que o resultado eleitoral é o resultado da interação entre partidos, candidatos e eleitores, não sendo possível distinguir o que realmente é fruto de uma decisão propriamente partidária.</w:t>
+        <w:t xml:space="preserve">Essa separação permite verificar se a alocação de recursos está associada às credenciais, sem definir a prioridade financeira de um candidato pelo seu sucesso posterior. Este princípio temporal guia a estratégia empírica da tese e se resume em três frentes: (i) a identificação de um núcleo priorizado definido a partir da própria distribuição de recursos em cada nominata e a verificação da composição deste núcleo; (ii) a análise desagregada por cargos da associação das credenciais eleitorais com a parcela intralista de recebimento de recursos; e (iii) a identificação de uma priorização temporal ao núcleo priorizado da lista.</w:t>
       </w:r>
     </w:p>
     <w:p>
@@ -2379,19 +2394,74 @@
         <w:pStyle w:val="Corpodetexto"/>
       </w:pPr>
       <w:r>
-        <w:t xml:space="preserve">Ainda assim, a questão da priorização financeira de candidaturas também está alinhada à perspectiva de</w:t>
-      </w:r>
-      <w:r>
-        <w:t xml:space="preserve"> </w:t>
-      </w:r>
-      <w:r>
-        <w:t xml:space="preserve">Cheibub; Sin (2020)</w:t>
-      </w:r>
-      <w:r>
-        <w:t xml:space="preserve"> </w:t>
-      </w:r>
-      <w:r>
-        <w:t xml:space="preserve">de que a competição ocorre em torno de um número de candidaturas inferior àquele de candidaturas formalmente lançadas. Se partidos controlam o acesso de pleiteantes competitivos, estes candidatos devem receber recursos proporcionalmente maiores que seus colegas de nominata para que possam colocar suas campanhas nas ruas e buscar votos para garantir sua eleição e contribuir com o quociente partidário.</w:t>
+        <w:t xml:space="preserve">Estas frentes estão distribuídas nos próximos dois capítulos. O</w:t>
+      </w:r>
+      <w:r>
+        <w:t xml:space="preserve"> </w:t>
+      </w:r>
+      <w:hyperlink w:anchor="sec-cap3">
+        <w:r>
+          <w:rPr>
+            <w:rStyle w:val="Hyperlink"/>
+          </w:rPr>
+          <w:t xml:space="preserve">Capítulo 3</w:t>
+        </w:r>
+      </w:hyperlink>
+      <w:r>
+        <w:t xml:space="preserve"> </w:t>
+      </w:r>
+      <w:r>
+        <w:t xml:space="preserve">trata dos pontos (i) e (ii), enquanto o</w:t>
+      </w:r>
+      <w:r>
+        <w:t xml:space="preserve"> </w:t>
+      </w:r>
+      <w:hyperlink w:anchor="sec-cap4">
+        <w:r>
+          <w:rPr>
+            <w:rStyle w:val="Hyperlink"/>
+          </w:rPr>
+          <w:t xml:space="preserve">Capítulo 4</w:t>
+        </w:r>
+      </w:hyperlink>
+      <w:r>
+        <w:t xml:space="preserve"> </w:t>
+      </w:r>
+      <w:r>
+        <w:t xml:space="preserve">investiga (iii).</w:t>
+      </w:r>
+    </w:p>
+    <w:bookmarkEnd w:id="28"/>
+    <w:bookmarkEnd w:id="29"/>
+    <w:bookmarkStart w:id="76" w:name="sec-cap3"/>
+    <w:p>
+      <w:pPr>
+        <w:pStyle w:val="Ttulo1"/>
+      </w:pPr>
+      <w:r>
+        <w:t xml:space="preserve">3. Priorização na alocação de recursos partidários</w:t>
+      </w:r>
+    </w:p>
+    <w:p>
+      <w:pPr>
+        <w:pStyle w:val="FirstParagraph"/>
+      </w:pPr>
+      <w:r>
+        <w:t xml:space="preserve">Este capítulo testa a dimensão distributiva do argumento apresentado na</w:t>
+      </w:r>
+      <w:r>
+        <w:t xml:space="preserve"> </w:t>
+      </w:r>
+      <w:hyperlink w:anchor="sec-argumento">
+        <w:r>
+          <w:rPr>
+            <w:rStyle w:val="Hyperlink"/>
+          </w:rPr>
+          <w:t xml:space="preserve">Seção 2.5</w:t>
+        </w:r>
+      </w:hyperlink>
+      <w:r>
+        <w:t xml:space="preserve">.</w:t>
       </w:r>
     </w:p>
     <w:p>
@@ -2399,7 +2469,24 @@
         <w:pStyle w:val="Corpodetexto"/>
       </w:pPr>
       <w:r>
-        <w:t xml:space="preserve">A priorização é apresentada como uma propriedade partidária definida pela distinção intralista de um subconjunto de candidaturas que são priorizadas por meio de repasses proporcionalmente maiores de recursos eleitorais controlados pelo partido. Argumenta-se que partidos priorizam financeiramente candidaturas que possuem credenciais eleitorais prévias. A alocação dos recursos controlados pelos partidos ocorre durante o período eleitoral, com pouca informação sobre a conversão dos recursos em votos. Por isso, ter no registro votações anteriores expressivas e eleições conquistadas constituem sinais observáveis de capacidade pessoal de encabeçar uma campanha eleitoral e de atrair eleitores.</w:t>
+        <w:t xml:space="preserve">Após apresentar os dados e as medidas, o capítulo mostra que candidaturas com credenciais prévias estão sobrerrepresentadas no núcleo priorizado. A consistência desse resultado é examinada com outras formas de delimitar o núcleo a partir dos recursos. As credenciais prévias também estão sistematicamente associadas a maiores parcelas de recursos entre candidatos de uma mesma lista.</w:t>
+      </w:r>
+    </w:p>
+    <w:bookmarkStart w:id="30" w:name="sec-dados"/>
+    <w:p>
+      <w:pPr>
+        <w:pStyle w:val="Ttulo2"/>
+      </w:pPr>
+      <w:r>
+        <w:t xml:space="preserve">3.1 Dados</w:t>
+      </w:r>
+    </w:p>
+    <w:p>
+      <w:pPr>
+        <w:pStyle w:val="FirstParagraph"/>
+      </w:pPr>
+      <w:r>
+        <w:t xml:space="preserve">A análise utiliza registros de candidaturas, resultados eleitorais e prestação de contas provenientes do Portal de Dados Abertos do TSE. O universo reúne 7.630 candidaturas em 2018 e 9.675 em 2022.</w:t>
       </w:r>
     </w:p>
     <w:p>
@@ -2407,36 +2494,7 @@
         <w:pStyle w:val="Corpodetexto"/>
       </w:pPr>
       <w:r>
-        <w:t xml:space="preserve">Para verificar esta priorização, propõe-se uma operacionalização de um</w:t>
-      </w:r>
-      <w:r>
-        <w:t xml:space="preserve"> </w:t>
-      </w:r>
-      <w:r>
-        <w:rPr>
-          <w:i/>
-          <w:iCs/>
-        </w:rPr>
-        <w:t xml:space="preserve">núcleo priorizado</w:t>
-      </w:r>
-      <w:r>
-        <w:t xml:space="preserve"> </w:t>
-      </w:r>
-      <w:r>
-        <w:t xml:space="preserve">em cada nominata de maneira endógena à distribuição de recursos partidários pelas organizações. A estratégia principal do capítulo para seleção deste subconjunto de candidatos priorizados é a identificação do Número Efetivo de Candidatos em recursos (NECr). A proposta, portanto, é selecionar as Top-NECr candidaturas em recursos partidários de cada lista como o</w:t>
-      </w:r>
-      <w:r>
-        <w:t xml:space="preserve"> </w:t>
-      </w:r>
-      <w:r>
-        <w:rPr>
-          <w:i/>
-          <w:iCs/>
-        </w:rPr>
-        <w:t xml:space="preserve">núcleo priorizado</w:t>
-      </w:r>
-      <w:r>
-        <w:t xml:space="preserve">.</w:t>
+        <w:t xml:space="preserve">O histórico eleitoral de cada candidatura destas eleições foi verificado pelo CPF, retroagindo até as eleições de 1998, que foram as primeiras a identificar os concorrentes com este documento. Dessa maneira, os concorrentes de 2018 e 2022 são vinculados a contagens de suas vitórias eleitorais anteriores para cada cargo disputado.</w:t>
       </w:r>
     </w:p>
     <w:p>
@@ -2444,142 +2502,6 @@
         <w:pStyle w:val="Corpodetexto"/>
       </w:pPr>
       <w:r>
-        <w:t xml:space="preserve">Uma vez identificadas as candidaturas do núcleo de cada nominata, calcula-se a parcela destas que possuem credenciais eleitorais prévias. Estas candidaturas são classificadas utilizando exclusivamente indicadores</w:t>
-      </w:r>
-      <w:r>
-        <w:t xml:space="preserve"> </w:t>
-      </w:r>
-      <w:r>
-        <w:rPr>
-          <w:i/>
-          <w:iCs/>
-        </w:rPr>
-        <w:t xml:space="preserve">ex-ante</w:t>
-      </w:r>
-      <w:r>
-        <w:t xml:space="preserve"> </w:t>
-      </w:r>
-      <w:r>
-        <w:t xml:space="preserve">de desempenho eleitoral, em alusão a</w:t>
-      </w:r>
-      <w:r>
-        <w:t xml:space="preserve"> </w:t>
-      </w:r>
-      <w:r>
-        <w:t xml:space="preserve">Janusz; Barreiro; Cintron (2021)</w:t>
-      </w:r>
-      <w:r>
-        <w:t xml:space="preserve">, mas com critérios inspirados em</w:t>
-      </w:r>
-      <w:r>
-        <w:t xml:space="preserve"> </w:t>
-      </w:r>
-      <w:r>
-        <w:t xml:space="preserve">Cheibub; Sin (2020)</w:t>
-      </w:r>
-      <w:r>
-        <w:t xml:space="preserve">, que consideram não apenas o sucesso eleitoral como credencial, mas também o desempenho em eleição proporcional anterior com votação superior a 10% do quociente eleitoral.</w:t>
-      </w:r>
-    </w:p>
-    <w:p>
-      <w:pPr>
-        <w:pStyle w:val="Corpodetexto"/>
-      </w:pPr>
-      <w:r>
-        <w:t xml:space="preserve">Do ponto de vista do</w:t>
-      </w:r>
-      <w:r>
-        <w:t xml:space="preserve"> </w:t>
-      </w:r>
-      <w:r>
-        <w:rPr>
-          <w:i/>
-          <w:iCs/>
-        </w:rPr>
-        <w:t xml:space="preserve">gatekeeping</w:t>
-      </w:r>
-      <w:r>
-        <w:t xml:space="preserve"> </w:t>
-      </w:r>
-      <w:r>
-        <w:t xml:space="preserve">partidário via recursos de campanha, espera-se que tais núcleos contenham uma taxa desproporcional de concorrentes com estas credenciais do que seria esperado em uma seleção aleatória que respeite o tamanho das nominatas e dos subconjuntos priorizados. O objetivo é testar se partidos sobrerrepresentam candidatos com histórico eleitoral relevante entre os priorizados.</w:t>
-      </w:r>
-    </w:p>
-    <w:p>
-      <w:pPr>
-        <w:pStyle w:val="Corpodetexto"/>
-      </w:pPr>
-      <w:r>
-        <w:t xml:space="preserve">Como validação e descrições adicionais, calcula-se as métricas de interesse com diferentes estratégias de seleção do</w:t>
-      </w:r>
-      <w:r>
-        <w:t xml:space="preserve"> </w:t>
-      </w:r>
-      <w:r>
-        <w:rPr>
-          <w:i/>
-          <w:iCs/>
-        </w:rPr>
-        <w:t xml:space="preserve">núcleo priorizado</w:t>
-      </w:r>
-      <w:r>
-        <w:t xml:space="preserve">, mas sempre utilizando a distribuição de recursos como referência. Também verifica-se a presença desproporcional de candidaturas que são posteriormente eleitas em suas nominatas entre os priorizados.</w:t>
-      </w:r>
-    </w:p>
-    <w:p>
-      <w:pPr>
-        <w:pStyle w:val="Corpodetexto"/>
-      </w:pPr>
-      <w:r>
-        <w:t xml:space="preserve">Os resultados encontrados confirmam a expectativa, partidos priorizam financeiramente candidatos com credenciais eleitorais prévias. Com esta constatação, o capítulo é encerrado com uma análise desagregada destas credenciais para verificar o</w:t>
-      </w:r>
-      <w:r>
-        <w:t xml:space="preserve"> </w:t>
-      </w:r>
-      <w:r>
-        <w:rPr>
-          <w:i/>
-          <w:iCs/>
-        </w:rPr>
-        <w:t xml:space="preserve">prêmio</w:t>
-      </w:r>
-      <w:r>
-        <w:t xml:space="preserve"> </w:t>
-      </w:r>
-      <w:r>
-        <w:t xml:space="preserve">recebido em termos de pontos percentuais na distribuição intralista de recursos para cada vitória eleitoral prévia.</w:t>
-      </w:r>
-    </w:p>
-    <w:bookmarkStart w:id="30" w:name="sec-dados"/>
-    <w:p>
-      <w:pPr>
-        <w:pStyle w:val="Ttulo2"/>
-      </w:pPr>
-      <w:r>
-        <w:t xml:space="preserve">3.1 Dados</w:t>
-      </w:r>
-    </w:p>
-    <w:p>
-      <w:pPr>
-        <w:pStyle w:val="FirstParagraph"/>
-      </w:pPr>
-      <w:r>
-        <w:t xml:space="preserve">A análise utiliza registros de candidaturas, resultados eleitorais e prestação de contas provenientes do Portal de Dados Abertos do TSE. O universo reúne 7.630 candidaturas em 2018 e 9.675 em 2022.</w:t>
-      </w:r>
-    </w:p>
-    <w:p>
-      <w:pPr>
-        <w:pStyle w:val="Corpodetexto"/>
-      </w:pPr>
-      <w:r>
-        <w:t xml:space="preserve">O histórico eleitoral de cada candidatura destas eleições foi verificado pelo CPF, retroagindo até as eleições de 1998, que foram as primeiras a identificar os candidatos com este documento. Dessa maneira, os candidatos de 2018 e 2022 são vinculados a contagens de suas vitórias eleitorais anteriores para cada cargo disputado.</w:t>
-      </w:r>
-    </w:p>
-    <w:p>
-      <w:pPr>
-        <w:pStyle w:val="Corpodetexto"/>
-      </w:pPr>
-      <w:r>
         <w:t xml:space="preserve">A análise dos repasses partidários provém da base de receitas dos candidatos, identificando os registros com origem igual a</w:t>
       </w:r>
       <w:r>
@@ -2589,7 +2511,7 @@
         <w:t xml:space="preserve">“recursos de partidos políticos”</w:t>
       </w:r>
       <w:r>
-        <w:t xml:space="preserve">. Estes somam recursos do Fundo Partidário e Fundo Especial de Financiamento de Campanhas.</w:t>
+        <w:t xml:space="preserve">. Estes incluem os recursos do Fundo Partidário e Fundo Especial de Financiamento de Campanhas.</w:t>
       </w:r>
     </w:p>
     <w:p>
@@ -2948,6 +2870,9 @@
             <m:r>
               <m:t>i</m:t>
             </m:r>
+            <m:r>
+              <m:t>l</m:t>
+            </m:r>
           </m:sub>
         </m:sSub>
       </m:oMath>
@@ -3130,43 +3055,6 @@
         <w:pStyle w:val="FirstParagraph"/>
       </w:pPr>
       <w:r>
-        <w:t xml:space="preserve">A experiência eleitoral anterior já foi testada como um preditor para o montante de recursos de pessoas jurídicas intermediados pelos partidos políticos que é recebido pelas candidaturas</w:t>
-      </w:r>
-      <w:r>
-        <w:t xml:space="preserve"> </w:t>
-      </w:r>
-      <w:r>
-        <w:t xml:space="preserve">(Janusz; Barreiro; Cintron, 2021)</w:t>
-      </w:r>
-      <w:r>
-        <w:t xml:space="preserve">. Estes autores distinguem a experiência prévia de três maneiras: candidatos incumbentes, candidatos que anteriormente ocuparam um cargo eletivo, e candidatos que concorreram anteriormente, mas nunca foram eleitos. Em seus resultados, encontram que a simples candidatura anterior a alguma posição não importa para o montante de recursos que o candidato recebe.</w:t>
-      </w:r>
-    </w:p>
-    <w:p>
-      <w:pPr>
-        <w:pStyle w:val="Textoembloco"/>
-      </w:pPr>
-      <w:r>
-        <w:t xml:space="preserve">precisa tratar</w:t>
-      </w:r>
-      <w:r>
-        <w:t xml:space="preserve"> </w:t>
-      </w:r>
-      <w:r>
-        <w:t xml:space="preserve">Silva; Cervi (2017)</w:t>
-      </w:r>
-      <w:r>
-        <w:t xml:space="preserve"> </w:t>
-      </w:r>
-      <w:r>
-        <w:t xml:space="preserve">aqui</w:t>
-      </w:r>
-    </w:p>
-    <w:p>
-      <w:pPr>
-        <w:pStyle w:val="FirstParagraph"/>
-      </w:pPr>
-      <w:r>
         <w:t xml:space="preserve">Para analisar a composição do</w:t>
       </w:r>
       <w:r>
@@ -3261,7 +3149,7 @@
         <w:pStyle w:val="FirstParagraph"/>
       </w:pPr>
       <w:r>
-        <w:t xml:space="preserve">Para analisar a composição do núcleo priorizado são calculados três indicadores: precisão, cobertura e o</w:t>
+        <w:t xml:space="preserve">Para analisar a composição do núcleo priorizado são calculados três indicadores: precisão, cobertura e</w:t>
       </w:r>
       <w:r>
         <w:t xml:space="preserve"> </w:t>
@@ -3340,7 +3228,7 @@
               <w:pStyle w:val="ImageCaption"/>
             </w:pPr>
             <w:r>
-              <w:t xml:space="preserve">Tabela 3.1: Indicadores de composição do núcleo priorizado em um cenário fictício de uma nominata com 12 candidatos, 4 deles com credenciais eleitorais prévias e um núcleo Top-NECr de 3 candidatos, 2 com credenciais.</w:t>
+              <w:t xml:space="preserve">Tabela 3.1: Indicadores de composição do núcleo priorizado em um cenário fictício</w:t>
             </w:r>
           </w:p>
           <w:tbl>
@@ -3755,7 +3643,7 @@
     </w:p>
     <w:bookmarkEnd w:id="35"/>
     <w:bookmarkEnd w:id="36"/>
-    <w:bookmarkStart w:id="52" w:name="resultados"/>
+    <w:bookmarkStart w:id="58" w:name="resultados"/>
     <w:p>
       <w:pPr>
         <w:pStyle w:val="Ttulo2"/>
@@ -4072,7 +3960,7 @@
         <w:t xml:space="preserve"> </w:t>
       </w:r>
       <w:r>
-        <w:t xml:space="preserve">sobre o afunilamento das candidaturas quando se considera a competitividade prévia e concentração de recursos partidários intralista. Há indicativos de que apenas a metade das candidaturas são financiadas por seus partidos de maneira efetiva. Todavia, apenas estes indicadores não sustentam sozinhos a ideia de priorização financeira. A seção seguinte operacionaliza o núcleo partidário priorizado em recursos e valida as seleções realizadas por diferentes critérios.</w:t>
+        <w:t xml:space="preserve">sobre o afunilamento das candidaturas quando se considera a competitividade prévia e concentração de recursos partidários intralista. Todavia, apenas estes indicadores não sustentam sozinhos a ideia de priorização financeira. A seção seguinte operacionaliza o núcleo partidário priorizado em recursos e valida as seleções realizadas por diferentes critérios.</w:t>
       </w:r>
     </w:p>
     <w:bookmarkEnd w:id="45"/>
@@ -4502,23 +4390,13 @@
       </w:tr>
     </w:tbl>
     <w:bookmarkEnd w:id="51"/>
-    <w:bookmarkEnd w:id="52"/>
-    <w:bookmarkStart w:id="68" w:name="robustez-da-operacionalização"/>
-    <w:p>
-      <w:pPr>
-        <w:pStyle w:val="Ttulo2"/>
-      </w:pPr>
-      <w:r>
-        <w:t xml:space="preserve">3.5 Robustez da operacionalização</w:t>
-      </w:r>
-    </w:p>
-    <w:bookmarkStart w:id="58" w:name="X6e76b9f960f9830fb01c551e1e835dd0b730392"/>
+    <w:bookmarkStart w:id="57" w:name="sec-premio-credenciais"/>
     <w:p>
       <w:pPr>
         <w:pStyle w:val="Ttulo3"/>
       </w:pPr>
       <w:r>
-        <w:t xml:space="preserve">3.5.1 Correspondência entre priorização financeira e eleição</w:t>
+        <w:t xml:space="preserve">3.4.3 Prêmio intralista das credenciais eleitorais prévias</w:t>
       </w:r>
     </w:p>
     <w:p>
@@ -4526,12 +4404,454 @@
         <w:pStyle w:val="FirstParagraph"/>
       </w:pPr>
       <w:r>
-        <w:t xml:space="preserve">A</w:t>
-      </w:r>
-      <w:r>
-        <w:t xml:space="preserve"> </w:t>
-      </w:r>
-      <w:hyperlink w:anchor="fig-cap3-03-top-necr-eleicao">
+        <w:t xml:space="preserve">O Top-NECr depende de um corte que separa o núcleo priorizado do restante da nominata. Esta seção examina a mesma relação sem esse corte, usando toda a distribuição dos recursos partidários dentro de cada lista. A pergunta passa a ser se candidaturas com credenciais eleitorais prévias recebem uma parcela maior dos recursos do que seus correligionários, e não apenas se estão entre os mais financiados. Como a base registra, para cada candidatura, o número de vitórias anteriores por cargo desde 1998 (</w:t>
+      </w:r>
+      <w:hyperlink w:anchor="sec-dados">
+        <w:r>
+          <w:rPr>
+            <w:rStyle w:val="Hyperlink"/>
+          </w:rPr>
+          <w:t xml:space="preserve">Seção 3.1</w:t>
+        </w:r>
+      </w:hyperlink>
+      <w:r>
+        <w:t xml:space="preserve">), é possível também verificar quais credenciais pesam mais nessa alocação.</w:t>
+      </w:r>
+    </w:p>
+    <w:p>
+      <w:pPr>
+        <w:pStyle w:val="Corpodetexto"/>
+      </w:pPr>
+      <w:r>
+        <w:t xml:space="preserve">A variável dependente é a parcela intralista de recursos partidários,</w:t>
+      </w:r>
+      <w:r>
+        <w:t xml:space="preserve"> </w:t>
+      </w:r>
+      <m:oMath>
+        <m:sSub>
+          <m:e>
+            <m:r>
+              <m:t>s</m:t>
+            </m:r>
+          </m:e>
+          <m:sub>
+            <m:r>
+              <m:t>i</m:t>
+            </m:r>
+            <m:r>
+              <m:t>l</m:t>
+            </m:r>
+          </m:sub>
+        </m:sSub>
+        <m:r>
+          <m:rPr>
+            <m:sty m:val="p"/>
+          </m:rPr>
+          <m:t>=</m:t>
+        </m:r>
+        <m:sSub>
+          <m:e>
+            <m:r>
+              <m:t>R</m:t>
+            </m:r>
+          </m:e>
+          <m:sub>
+            <m:r>
+              <m:t>i</m:t>
+            </m:r>
+            <m:r>
+              <m:t>l</m:t>
+            </m:r>
+          </m:sub>
+        </m:sSub>
+        <m:r>
+          <m:rPr>
+            <m:sty m:val="p"/>
+          </m:rPr>
+          <m:t>/</m:t>
+        </m:r>
+        <m:sSub>
+          <m:e>
+            <m:r>
+              <m:t>R</m:t>
+            </m:r>
+          </m:e>
+          <m:sub>
+            <m:r>
+              <m:t>l</m:t>
+            </m:r>
+          </m:sub>
+        </m:sSub>
+      </m:oMath>
+      <w:r>
+        <w:t xml:space="preserve">, a mesma razão empregada no cálculo do NECr. O modelo pertence à família de modelos fracionários de</w:t>
+      </w:r>
+      <w:r>
+        <w:t xml:space="preserve"> </w:t>
+      </w:r>
+      <w:r>
+        <w:t xml:space="preserve">Papke; Wooldridge (1996)</w:t>
+      </w:r>
+      <w:r>
+        <w:t xml:space="preserve">, com uma diferença: a parcela esperada de cada candidatura é definida em relação às demais candidaturas da mesma lista,</w:t>
+      </w:r>
+    </w:p>
+    <w:p>
+      <w:pPr>
+        <w:pStyle w:val="Corpodetexto"/>
+      </w:pPr>
+      <m:oMathPara>
+        <m:oMathParaPr>
+          <m:jc m:val="center"/>
+        </m:oMathParaPr>
+        <m:oMath>
+          <m:r>
+            <m:t>E</m:t>
+          </m:r>
+          <m:d>
+            <m:dPr>
+              <m:begChr m:val="["/>
+              <m:endChr m:val="]"/>
+              <m:sepChr m:val=""/>
+              <m:grow/>
+            </m:dPr>
+            <m:e>
+              <m:sSub>
+                <m:e>
+                  <m:r>
+                    <m:t>s</m:t>
+                  </m:r>
+                </m:e>
+                <m:sub>
+                  <m:r>
+                    <m:t>i</m:t>
+                  </m:r>
+                  <m:r>
+                    <m:t>l</m:t>
+                  </m:r>
+                </m:sub>
+              </m:sSub>
+              <m:r>
+                <m:rPr>
+                  <m:sty m:val="p"/>
+                </m:rPr>
+                <m:t>∣</m:t>
+              </m:r>
+              <m:sSub>
+                <m:e>
+                  <m:r>
+                    <m:t>X</m:t>
+                  </m:r>
+                </m:e>
+                <m:sub>
+                  <m:r>
+                    <m:t>l</m:t>
+                  </m:r>
+                </m:sub>
+              </m:sSub>
+            </m:e>
+          </m:d>
+          <m:r>
+            <m:rPr>
+              <m:sty m:val="p"/>
+            </m:rPr>
+            <m:t>=</m:t>
+          </m:r>
+          <m:f>
+            <m:fPr>
+              <m:type m:val="bar"/>
+            </m:fPr>
+            <m:num>
+              <m:r>
+                <m:rPr>
+                  <m:sty m:val="p"/>
+                </m:rPr>
+                <m:t>exp</m:t>
+              </m:r>
+              <m:d>
+                <m:dPr>
+                  <m:begChr m:val="("/>
+                  <m:endChr m:val=")"/>
+                  <m:sepChr m:val=""/>
+                  <m:grow/>
+                </m:dPr>
+                <m:e>
+                  <m:sSub>
+                    <m:e>
+                      <m:r>
+                        <m:t>x</m:t>
+                      </m:r>
+                    </m:e>
+                    <m:sub>
+                      <m:r>
+                        <m:t>i</m:t>
+                      </m:r>
+                      <m:r>
+                        <m:t>l</m:t>
+                      </m:r>
+                    </m:sub>
+                  </m:sSub>
+                  <m:r>
+                    <m:rPr>
+                      <m:sty m:val="p"/>
+                    </m:rPr>
+                    <m:t>′</m:t>
+                  </m:r>
+                  <m:r>
+                    <m:t>β</m:t>
+                  </m:r>
+                </m:e>
+              </m:d>
+            </m:num>
+            <m:den>
+              <m:nary>
+                <m:naryPr>
+                  <m:chr m:val="∑"/>
+                  <m:limLoc m:val="undOvr"/>
+                  <m:subHide m:val="off"/>
+                  <m:supHide m:val="off"/>
+                </m:naryPr>
+                <m:sub>
+                  <m:r>
+                    <m:t>j</m:t>
+                  </m:r>
+                  <m:r>
+                    <m:rPr>
+                      <m:sty m:val="p"/>
+                    </m:rPr>
+                    <m:t>=</m:t>
+                  </m:r>
+                  <m:r>
+                    <m:t>1</m:t>
+                  </m:r>
+                </m:sub>
+                <m:sup>
+                  <m:sSub>
+                    <m:e>
+                      <m:r>
+                        <m:t>C</m:t>
+                      </m:r>
+                    </m:e>
+                    <m:sub>
+                      <m:r>
+                        <m:t>l</m:t>
+                      </m:r>
+                    </m:sub>
+                  </m:sSub>
+                </m:sup>
+                <m:e>
+                  <m:r>
+                    <m:rPr>
+                      <m:sty m:val="p"/>
+                    </m:rPr>
+                    <m:t>exp</m:t>
+                  </m:r>
+                </m:e>
+              </m:nary>
+              <m:d>
+                <m:dPr>
+                  <m:begChr m:val="("/>
+                  <m:endChr m:val=")"/>
+                  <m:sepChr m:val=""/>
+                  <m:grow/>
+                </m:dPr>
+                <m:e>
+                  <m:sSub>
+                    <m:e>
+                      <m:r>
+                        <m:t>x</m:t>
+                      </m:r>
+                    </m:e>
+                    <m:sub>
+                      <m:r>
+                        <m:t>j</m:t>
+                      </m:r>
+                      <m:r>
+                        <m:t>l</m:t>
+                      </m:r>
+                    </m:sub>
+                  </m:sSub>
+                  <m:r>
+                    <m:rPr>
+                      <m:sty m:val="p"/>
+                    </m:rPr>
+                    <m:t>′</m:t>
+                  </m:r>
+                  <m:r>
+                    <m:t>β</m:t>
+                  </m:r>
+                </m:e>
+              </m:d>
+            </m:den>
+          </m:f>
+          <m:r>
+            <m:rPr>
+              <m:sty m:val="p"/>
+            </m:rPr>
+            <m:t>.</m:t>
+          </m:r>
+        </m:oMath>
+      </m:oMathPara>
+    </w:p>
+    <w:p>
+      <w:pPr>
+        <w:pStyle w:val="FirstParagraph"/>
+      </w:pPr>
+      <w:r>
+        <w:t xml:space="preserve">Tudo o que é comum aos integrantes de uma lista se cancela entre o numerador e o denominador dessa expressão: o tamanho da nominata, a magnitude do distrito, o partido, a UF e o volume total de recursos. Os coeficientes resultam, assim, apenas da comparação entre correligionários que disputam a mesma eleição no mesmo distrito, como no Top-NECr. O modelo equivale a uma regressão de Poisson da parcela com efeitos fixos de lista. Os erros-padrão são clusterizados por lista, e as estimações são feitas separadamente para 2018 e 2022, dadas as mudanças institucionais entre os pleitos.</w:t>
+      </w:r>
+    </w:p>
+    <w:p>
+      <w:pPr>
+        <w:pStyle w:val="Corpodetexto"/>
+      </w:pPr>
+      <w:r>
+        <w:t xml:space="preserve">Os resultados são apresentados como razões de parcelas. Para duas candidaturas da mesma lista, a razão entre suas parcelas esperadas é</w:t>
+      </w:r>
+      <w:r>
+        <w:t xml:space="preserve"> </w:t>
+      </w:r>
+      <m:oMath>
+        <m:r>
+          <m:rPr>
+            <m:sty m:val="p"/>
+          </m:rPr>
+          <m:t>exp</m:t>
+        </m:r>
+        <m:d>
+          <m:dPr>
+            <m:begChr m:val="("/>
+            <m:endChr m:val=")"/>
+            <m:sepChr m:val=""/>
+            <m:grow/>
+          </m:dPr>
+          <m:e>
+            <m:d>
+              <m:dPr>
+                <m:begChr m:val="("/>
+                <m:endChr m:val=")"/>
+                <m:sepChr m:val=""/>
+                <m:grow/>
+              </m:dPr>
+              <m:e>
+                <m:sSub>
+                  <m:e>
+                    <m:r>
+                      <m:t>x</m:t>
+                    </m:r>
+                  </m:e>
+                  <m:sub>
+                    <m:r>
+                      <m:t>i</m:t>
+                    </m:r>
+                    <m:r>
+                      <m:t>l</m:t>
+                    </m:r>
+                  </m:sub>
+                </m:sSub>
+                <m:r>
+                  <m:rPr>
+                    <m:sty m:val="p"/>
+                  </m:rPr>
+                  <m:t>−</m:t>
+                </m:r>
+                <m:sSub>
+                  <m:e>
+                    <m:r>
+                      <m:t>x</m:t>
+                    </m:r>
+                  </m:e>
+                  <m:sub>
+                    <m:r>
+                      <m:t>j</m:t>
+                    </m:r>
+                    <m:r>
+                      <m:t>l</m:t>
+                    </m:r>
+                  </m:sub>
+                </m:sSub>
+              </m:e>
+            </m:d>
+            <m:r>
+              <m:rPr>
+                <m:sty m:val="p"/>
+              </m:rPr>
+              <m:t>′</m:t>
+            </m:r>
+            <m:r>
+              <m:t>β</m:t>
+            </m:r>
+          </m:e>
+        </m:d>
+      </m:oMath>
+      <w:r>
+        <w:t xml:space="preserve">. Assim,</w:t>
+      </w:r>
+      <w:r>
+        <w:t xml:space="preserve"> </w:t>
+      </w:r>
+      <m:oMath>
+        <m:r>
+          <m:rPr>
+            <m:sty m:val="p"/>
+          </m:rPr>
+          <m:t>exp</m:t>
+        </m:r>
+        <m:d>
+          <m:dPr>
+            <m:begChr m:val="("/>
+            <m:endChr m:val=")"/>
+            <m:sepChr m:val=""/>
+            <m:grow/>
+          </m:dPr>
+          <m:e>
+            <m:r>
+              <m:t>β</m:t>
+            </m:r>
+          </m:e>
+        </m:d>
+      </m:oMath>
+      <w:r>
+        <w:t xml:space="preserve"> </w:t>
+      </w:r>
+      <w:r>
+        <w:t xml:space="preserve">indica quantas vezes a parcela esperada de uma candidatura supera a de um correligionário que difere dela apenas em uma unidade do atributo considerado. Essa razão não depende do tamanho da lista nem da composição das demais candidaturas, o que permite comparar eleições e magnitudes. Os efeitos em pontos percentuais da parcela, por sua vez, diminuem mecanicamente à medida que as nominatas crescem, porque a parcela média de cada candidatura fica menor. Nas contagens de vitórias, a razão se refere a cada vitória adicional e se acumula de forma multiplicativa.</w:t>
+      </w:r>
+    </w:p>
+    <w:p>
+      <w:pPr>
+        <w:pStyle w:val="Corpodetexto"/>
+      </w:pPr>
+      <w:r>
+        <w:t xml:space="preserve">As covariáveis de interesse reproduzem, de forma desagregada, os critérios usados para identificar as credenciais na</w:t>
+      </w:r>
+      <w:r>
+        <w:t xml:space="preserve"> </w:t>
+      </w:r>
+      <w:hyperlink w:anchor="sec-competitivos">
+        <w:r>
+          <w:rPr>
+            <w:rStyle w:val="Hyperlink"/>
+          </w:rPr>
+          <w:t xml:space="preserve">Seção 3.3</w:t>
+        </w:r>
+      </w:hyperlink>
+      <w:r>
+        <w:t xml:space="preserve">. O primeiro critério, a vitória anterior, entra como contagem de vitórias por cargo. O segundo, a votação de ao menos 10% do quociente eleitoral em disputa proporcional anterior, entra como indicador restrito às candidaturas sem vitória acima de vereador, pois é somente para elas que esse critério altera a classificação. A contagem de vitórias para vereador, que não integra a definição de credencial, também é incluída, assim como a proporção de votos nominais obtida pela candidatura em sua lista na eleição anterior para deputado federal. Como controles, entram indicadores de candidatura de mulher e de pessoa negra, grupos aos quais a legislação vincula critérios de repasse. A magnitude do distrito não entra como covariável, porque é constante dentro da lista. Pela mesma razão, as nominatas com uma única candidatura ficam fora da estimação, já que não oferecem comparação entre correligionários. São analisadas 7.254 candidaturas em 649 listas em 2018 e 9.263 candidaturas em 623 listas em 2022.</w:t>
+      </w:r>
+    </w:p>
+    <w:p>
+      <w:pPr>
+        <w:pStyle w:val="Corpodetexto"/>
+      </w:pPr>
+      <w:r>
+        <w:t xml:space="preserve">As razões estimadas estão na</w:t>
+      </w:r>
+      <w:r>
+        <w:t xml:space="preserve"> </w:t>
+      </w:r>
+      <w:hyperlink w:anchor="fig-reg-frac">
         <w:r>
           <w:rPr>
             <w:rStyle w:val="Hyperlink"/>
@@ -4540,10 +4860,7 @@
         </w:r>
       </w:hyperlink>
       <w:r>
-        <w:t xml:space="preserve"> </w:t>
-      </w:r>
-      <w:r>
-        <w:t xml:space="preserve">repete o exercício de correspondência do Top-NECr, mas desta vez a referência passa a ser o sucesso eleitoral posterior das candidaturas. Entre os candidatos no núcleo Top-NECr de suas listas, estão 86,7% dos eleitos em 2018 e 92,6% dos eleitos em 2022. Proporções que representam o dobro daquelas esperadas aleatoriamente.</w:t>
+        <w:t xml:space="preserve">. Vitórias anteriores para todos os cargos estão associadas a parcelas maiores dos recursos da lista nas duas eleições, com exceção de governador em 2022. Cada vitória anterior para deputado federal dobra a parcela esperada em 2018 (razão de 2,00) e a multiplica por 1,55 em 2022. Uma candidatura com dois mandatos anteriores de deputado federal recebe, portanto, cerca de quatro vezes a parcela de um correligionário sem esse histórico em 2018. Para deputado estadual, as razões são de 1,71 e 1,48, e para prefeito, de 1,57 e 1,42. As estimativas para senador (3,76 e 3,45) e para governador em 2018 (3,59) são as mais altas, mas esses cargos aparecem em poucas candidaturas, e seus intervalos de confiança são os mais amplos. A vitória para vereador tem a menor associação entre os cargos, com razões de 1,30 e 1,18, o que é coerente com sua exclusão da definição de credencial.</w:t>
       </w:r>
     </w:p>
     <w:p>
@@ -4551,23 +4868,62 @@
         <w:pStyle w:val="Corpodetexto"/>
       </w:pPr>
       <w:r>
-        <w:t xml:space="preserve">Já a precisão é de 19,2 e 12,4% em 2018 e 2022. Esta menor proporção reflete sobretudo o tamanho menor do alvo analisado. As eleições para a câmara baixa elegem 513 deputados. Estas taxas de precisão seguem duas vezes maiores quando comparadas ao seu</w:t>
-      </w:r>
-      <w:r>
-        <w:t xml:space="preserve"> </w:t>
-      </w:r>
-      <w:r>
-        <w:rPr>
-          <w:i/>
-          <w:iCs/>
-        </w:rPr>
-        <w:t xml:space="preserve">benchmark</w:t>
-      </w:r>
-      <w:r>
-        <w:t xml:space="preserve"> </w:t>
-      </w:r>
-      <w:r>
-        <w:t xml:space="preserve">aleatório. O</w:t>
+        <w:t xml:space="preserve">O critério de votação também tem associação própria. Entre candidaturas sem vitória acima de vereador, ter alcançado 10% do quociente eleitoral em uma disputa anterior multiplica a parcela esperada por 2,89 em 2018 e por 1,70 em 2022. A votação obtida na própria lista na eleição anterior segue na mesma direção: cada dez pontos percentuais a mais na proporção de votos nominais correspondem a uma parcela 15% maior em 2018 e 11% maior em 2022.</w:t>
+      </w:r>
+    </w:p>
+    <w:p>
+      <w:pPr>
+        <w:pStyle w:val="Corpodetexto"/>
+      </w:pPr>
+      <w:r>
+        <w:t xml:space="preserve">Quando os dois critérios são reunidos no indicador binário usado no Top-NECr, a candidatura com credencial prévia tem uma parcela esperada 8,16 vezes maior que a de um correligionário sem credencial em 2018 e 4,58 vezes maior em 2022. Em pontos percentuais, essas diferenças equivalem, em média, a 20,3 e 12,1 pontos da parcela intralista.</w:t>
+      </w:r>
+    </w:p>
+    <w:p>
+      <w:pPr>
+        <w:pStyle w:val="Corpodetexto"/>
+      </w:pPr>
+      <w:r>
+        <w:t xml:space="preserve">A queda entre as duas eleições não é um efeito mecânico do crescimento das nominatas após o fim das coligações, já que a razão não depende do tamanho das listas. O resultado é compatível com o aumento do NECr discutido na</w:t>
+      </w:r>
+      <w:r>
+        <w:t xml:space="preserve"> </w:t>
+      </w:r>
+      <w:hyperlink w:anchor="sec-discussao-cap3">
+        <w:r>
+          <w:rPr>
+            <w:rStyle w:val="Hyperlink"/>
+          </w:rPr>
+          <w:t xml:space="preserve">Seção 3.6</w:t>
+        </w:r>
+      </w:hyperlink>
+      <w:r>
+        <w:t xml:space="preserve">: os recursos passaram a ser distribuídos entre mais candidaturas, e a vantagem de quem tem credenciais diminuiu, embora continue expressiva.</w:t>
+      </w:r>
+    </w:p>
+    <w:p>
+      <w:pPr>
+        <w:pStyle w:val="Corpodetexto"/>
+      </w:pPr>
+      <w:r>
+        <w:t xml:space="preserve">A</w:t>
+      </w:r>
+      <w:r>
+        <w:t xml:space="preserve"> </w:t>
+      </w:r>
+      <w:hyperlink w:anchor="tbl-cap3-03-premio-magnitude">
+        <w:r>
+          <w:rPr>
+            <w:rStyle w:val="Hyperlink"/>
+          </w:rPr>
+          <w:t xml:space="preserve">Tabela 3.3</w:t>
+        </w:r>
+      </w:hyperlink>
+      <w:r>
+        <w:t xml:space="preserve"> </w:t>
+      </w:r>
+      <w:r>
+        <w:t xml:space="preserve">apresenta essa razão por grupo de magnitude, estimada pela interação entre o indicador de credencial e a magnitude do distrito. Em 2018, a candidatura com credencial recebe 4,76 vezes a parcela de um correligionário sem credencial nos distritos pequenos, 10,61 vezes nos médios e 13,48 vezes nos grandes. Em 2022, as razões são de 2,95, 5,57 e 7,99. A interação é positiva e estatisticamente significativa nas duas eleições. O padrão acompanha o</w:t>
       </w:r>
       <w:r>
         <w:t xml:space="preserve"> </w:t>
@@ -4583,7 +4939,37 @@
         <w:t xml:space="preserve"> </w:t>
       </w:r>
       <w:r>
-        <w:t xml:space="preserve">confirma que essa diferença não vem do tamanho dos grupos selecionados pelo Top-NECr: o núcleo reúne 1,98 vez o número de eleitos esperado em 2018 e 2,12 vez em 2022. Isto é, cerca do dobro, em ambos os ciclos, do que teria um núcleo de mesmo tamanho composto sem relação com o resultado eleitoral.</w:t>
+        <w:t xml:space="preserve">por magnitude da</w:t>
+      </w:r>
+      <w:r>
+        <w:t xml:space="preserve"> </w:t>
+      </w:r>
+      <w:hyperlink w:anchor="tbl-cap3-01-lift-magnitude">
+        <w:r>
+          <w:rPr>
+            <w:rStyle w:val="Hyperlink"/>
+          </w:rPr>
+          <w:t xml:space="preserve">Tabela 3.2</w:t>
+        </w:r>
+      </w:hyperlink>
+      <w:r>
+        <w:t xml:space="preserve">, e os dois testes indicam uma priorização mais acentuada de candidaturas com credenciais nos distritos de maior magnitude.</w:t>
+      </w:r>
+    </w:p>
+    <w:p>
+      <w:pPr>
+        <w:pStyle w:val="Corpodetexto"/>
+      </w:pPr>
+      <w:r>
+        <w:t xml:space="preserve">Ser mulher está associado a uma parcela maior dos recursos intralista nas duas eleições, com razões de 1,44 em 2018 e de 1,32 em 2022, mesmo com as credenciais eleitorais sob controle. O resultado é coerente com o piso legal de repasse às candidaturas femininas, que assegura recursos a essas candidatas independentemente de seu histórico eleitoral.</w:t>
+      </w:r>
+    </w:p>
+    <w:p>
+      <w:pPr>
+        <w:pStyle w:val="Corpodetexto"/>
+      </w:pPr>
+      <w:r>
+        <w:t xml:space="preserve">As candidaturas negras recebem parcelas menores que as de seus correligionários nas duas eleições. Em 2018, sua parcela esperada corresponde a 74% da de um correligionário comparável. Em 2022, primeira eleição em que a legislação vinculou os repasses à proporção de candidaturas negras na nominata, a razão sobe para 0,93, mas continua estatisticamente distinguível da paridade. A regra coincide, portanto, com uma redução expressiva da desvantagem, mas não com seu desaparecimento. As causas dessa desigualdade envolvem fatores estruturais da sociedade brasileira que extrapolam o objeto desta tese.</w:t>
       </w:r>
     </w:p>
     <w:tbl>
@@ -4599,7 +4985,7 @@
       <w:tr>
         <w:tc>
           <w:tcPr/>
-          <w:bookmarkStart w:id="56" w:name="fig-cap3-03-top-necr-eleicao"/>
+          <w:bookmarkStart w:id="55" w:name="fig-reg-frac"/>
           <w:p>
             <w:pPr>
               <w:jc w:val="center"/>
@@ -4610,7 +4996,516 @@
               <w:pStyle w:val="ImageCaption"/>
             </w:pPr>
             <w:r>
-              <w:t xml:space="preserve">Figura 3.4: Top-NECr: cobertura, precisão e</w:t>
+              <w:t xml:space="preserve">Figura 3.4: Prêmio das credenciais eleitorais prévias na alocação intralista de recursos partidários em 2018 e 2022: razões de parcelas</w:t>
+            </w:r>
+            <w:r>
+              <w:t xml:space="preserve"> </w:t>
+            </w:r>
+            <m:oMath>
+              <m:r>
+                <m:rPr>
+                  <m:sty m:val="p"/>
+                </m:rPr>
+                <m:t>exp</m:t>
+              </m:r>
+              <m:d>
+                <m:dPr>
+                  <m:begChr m:val="("/>
+                  <m:endChr m:val=")"/>
+                  <m:sepChr m:val=""/>
+                  <m:grow/>
+                </m:dPr>
+                <m:e>
+                  <m:r>
+                    <m:t>β</m:t>
+                  </m:r>
+                </m:e>
+              </m:d>
+            </m:oMath>
+            <w:r>
+              <w:t xml:space="preserve"> </w:t>
+            </w:r>
+            <w:r>
+              <w:t xml:space="preserve">das vitórias anteriores por cargo (por vitória adicional), da votação anterior e dos controles (mulher, negra), em escala logarítmica, com referência em 1. Logit fracionário condicional à lista</w:t>
+            </w:r>
+            <w:r>
+              <w:t xml:space="preserve"> </w:t>
+            </w:r>
+            <w:r>
+              <w:t xml:space="preserve">(Papke; Wooldridge, 1996)</w:t>
+            </w:r>
+            <w:r>
+              <w:t xml:space="preserve">; intervalos de 95% com erros-padrão clusterizados por lista.</w:t>
+            </w:r>
+          </w:p>
+          <w:p>
+            <w:pPr>
+              <w:pStyle w:val="Compact"/>
+              <w:jc w:val="center"/>
+            </w:pPr>
+            <w:r>
+              <w:drawing>
+                <wp:inline>
+                  <wp:extent cx="5600700" cy="4231640"/>
+                  <wp:effectExtent b="0" l="0" r="0" t="0"/>
+                  <wp:docPr descr="" title="" id="53" name="Picture"/>
+                  <a:graphic>
+                    <a:graphicData uri="http://schemas.openxmlformats.org/drawingml/2006/picture">
+                      <pic:pic>
+                        <pic:nvPicPr>
+                          <pic:cNvPr descr="../figs/cap3_regressao_fracionaria.png" id="54" name="Picture"/>
+                          <pic:cNvPicPr>
+                            <a:picLocks noChangeArrowheads="1" noChangeAspect="1"/>
+                          </pic:cNvPicPr>
+                        </pic:nvPicPr>
+                        <pic:blipFill>
+                          <a:blip r:embed="rId52"/>
+                          <a:stretch>
+                            <a:fillRect/>
+                          </a:stretch>
+                        </pic:blipFill>
+                        <pic:spPr bwMode="auto">
+                          <a:xfrm>
+                            <a:off x="0" y="0"/>
+                            <a:ext cx="5600700" cy="4231640"/>
+                          </a:xfrm>
+                          <a:prstGeom prst="rect">
+                            <a:avLst/>
+                          </a:prstGeom>
+                          <a:noFill/>
+                          <a:ln w="9525">
+                            <a:noFill/>
+                            <a:headEnd/>
+                            <a:tailEnd/>
+                          </a:ln>
+                        </pic:spPr>
+                      </pic:pic>
+                    </a:graphicData>
+                  </a:graphic>
+                </wp:inline>
+              </w:drawing>
+            </w:r>
+          </w:p>
+          <w:bookmarkEnd w:id="55"/>
+        </w:tc>
+      </w:tr>
+    </w:tbl>
+    <w:p>
+      <w:pPr>
+        <w:pStyle w:val="Corpodetexto"/>
+      </w:pPr>
+      <w:r>
+        <w:t xml:space="preserve"> </w:t>
+      </w:r>
+    </w:p>
+    <w:tbl>
+      <w:tblPr>
+        <w:tblStyle w:val="Table"/>
+        <w:tblW w:type="pct" w:w="5000"/>
+        <w:tblLayout w:type="fixed"/>
+        <w:tblLook w:firstRow="0" w:lastRow="0" w:firstColumn="0" w:lastColumn="0" w:noHBand="0" w:noVBand="0" w:val="0000"/>
+      </w:tblPr>
+      <w:tblGrid>
+        <w:gridCol w:w="7920"/>
+      </w:tblGrid>
+      <w:tr>
+        <w:tc>
+          <w:tcPr/>
+          <w:bookmarkStart w:id="56" w:name="tbl-cap3-03-premio-magnitude"/>
+          <w:p>
+            <w:pPr>
+              <w:jc w:val="center"/>
+            </w:pPr>
+            <w:pPr>
+              <w:jc w:val="start"/>
+              <w:spacing w:before="200"/>
+              <w:pStyle w:val="ImageCaption"/>
+            </w:pPr>
+            <w:r>
+              <w:t xml:space="preserve">Tabela 3.3</w:t>
+            </w:r>
+          </w:p>
+          <w:tbl>
+            <w:tblPr>
+              <w:tblStyle w:val="Table"/>
+              <w:tblW w:type="pct" w:w="5000"/>
+              <w:tblLayout w:type="fixed"/>
+              <w:tblLook w:firstRow="1" w:lastRow="0" w:firstColumn="0" w:lastColumn="0" w:noHBand="0" w:noVBand="0" w:val="0020"/>
+            </w:tblPr>
+            <w:tblGrid>
+              <w:gridCol w:w="1863"/>
+              <w:gridCol w:w="1397"/>
+              <w:gridCol w:w="1747"/>
+              <w:gridCol w:w="1397"/>
+              <w:gridCol w:w="1514"/>
+            </w:tblGrid>
+            <w:tr>
+              <w:trPr>
+                <w:tblHeader w:val="on"/>
+              </w:trPr>
+              <w:tc>
+                <w:tcPr/>
+                <w:p>
+                  <w:pPr>
+                    <w:pStyle w:val="Compact"/>
+                    <w:jc w:val="center"/>
+                  </w:pPr>
+                  <w:r>
+                    <w:t xml:space="preserve">Magnitude</w:t>
+                  </w:r>
+                </w:p>
+              </w:tc>
+              <w:tc>
+                <w:tcPr/>
+                <w:p>
+                  <w:pPr>
+                    <w:pStyle w:val="Compact"/>
+                    <w:jc w:val="center"/>
+                  </w:pPr>
+                  <w:r>
+                    <w:t xml:space="preserve">Razão 2018</w:t>
+                  </w:r>
+                </w:p>
+              </w:tc>
+              <w:tc>
+                <w:tcPr/>
+                <w:p>
+                  <w:pPr>
+                    <w:pStyle w:val="Compact"/>
+                    <w:jc w:val="center"/>
+                  </w:pPr>
+                  <w:r>
+                    <w:t xml:space="preserve">IC 95% 2018</w:t>
+                  </w:r>
+                </w:p>
+              </w:tc>
+              <w:tc>
+                <w:tcPr/>
+                <w:p>
+                  <w:pPr>
+                    <w:pStyle w:val="Compact"/>
+                    <w:jc w:val="center"/>
+                  </w:pPr>
+                  <w:r>
+                    <w:t xml:space="preserve">Razão 2022</w:t>
+                  </w:r>
+                </w:p>
+              </w:tc>
+              <w:tc>
+                <w:tcPr/>
+                <w:p>
+                  <w:pPr>
+                    <w:pStyle w:val="Compact"/>
+                    <w:jc w:val="center"/>
+                  </w:pPr>
+                  <w:r>
+                    <w:t xml:space="preserve">IC 95% 2022</w:t>
+                  </w:r>
+                </w:p>
+              </w:tc>
+            </w:tr>
+            <w:tr>
+              <w:tc>
+                <w:tcPr/>
+                <w:p>
+                  <w:pPr>
+                    <w:pStyle w:val="Compact"/>
+                    <w:jc w:val="center"/>
+                  </w:pPr>
+                  <w:r>
+                    <w:t xml:space="preserve">Pequeno (8–12)</w:t>
+                  </w:r>
+                </w:p>
+              </w:tc>
+              <w:tc>
+                <w:tcPr/>
+                <w:p>
+                  <w:pPr>
+                    <w:pStyle w:val="Compact"/>
+                    <w:jc w:val="center"/>
+                  </w:pPr>
+                  <w:r>
+                    <w:t xml:space="preserve">4,76</w:t>
+                  </w:r>
+                </w:p>
+              </w:tc>
+              <w:tc>
+                <w:tcPr/>
+                <w:p>
+                  <w:pPr>
+                    <w:pStyle w:val="Compact"/>
+                    <w:jc w:val="center"/>
+                  </w:pPr>
+                  <w:r>
+                    <w:t xml:space="preserve">3,81 – 5,95</w:t>
+                  </w:r>
+                </w:p>
+              </w:tc>
+              <w:tc>
+                <w:tcPr/>
+                <w:p>
+                  <w:pPr>
+                    <w:pStyle w:val="Compact"/>
+                    <w:jc w:val="center"/>
+                  </w:pPr>
+                  <w:r>
+                    <w:t xml:space="preserve">2,95</w:t>
+                  </w:r>
+                </w:p>
+              </w:tc>
+              <w:tc>
+                <w:tcPr/>
+                <w:p>
+                  <w:pPr>
+                    <w:pStyle w:val="Compact"/>
+                    <w:jc w:val="center"/>
+                  </w:pPr>
+                  <w:r>
+                    <w:t xml:space="preserve">2,58 – 3,37</w:t>
+                  </w:r>
+                </w:p>
+              </w:tc>
+            </w:tr>
+            <w:tr>
+              <w:tc>
+                <w:tcPr/>
+                <w:p>
+                  <w:pPr>
+                    <w:pStyle w:val="Compact"/>
+                    <w:jc w:val="center"/>
+                  </w:pPr>
+                  <w:r>
+                    <w:t xml:space="preserve">Médio (16–31)</w:t>
+                  </w:r>
+                </w:p>
+              </w:tc>
+              <w:tc>
+                <w:tcPr/>
+                <w:p>
+                  <w:pPr>
+                    <w:pStyle w:val="Compact"/>
+                    <w:jc w:val="center"/>
+                  </w:pPr>
+                  <w:r>
+                    <w:t xml:space="preserve">10,61</w:t>
+                  </w:r>
+                </w:p>
+              </w:tc>
+              <w:tc>
+                <w:tcPr/>
+                <w:p>
+                  <w:pPr>
+                    <w:pStyle w:val="Compact"/>
+                    <w:jc w:val="center"/>
+                  </w:pPr>
+                  <w:r>
+                    <w:t xml:space="preserve">8,09 – 13,92</w:t>
+                  </w:r>
+                </w:p>
+              </w:tc>
+              <w:tc>
+                <w:tcPr/>
+                <w:p>
+                  <w:pPr>
+                    <w:pStyle w:val="Compact"/>
+                    <w:jc w:val="center"/>
+                  </w:pPr>
+                  <w:r>
+                    <w:t xml:space="preserve">5,57</w:t>
+                  </w:r>
+                </w:p>
+              </w:tc>
+              <w:tc>
+                <w:tcPr/>
+                <w:p>
+                  <w:pPr>
+                    <w:pStyle w:val="Compact"/>
+                    <w:jc w:val="center"/>
+                  </w:pPr>
+                  <w:r>
+                    <w:t xml:space="preserve">4,72 – 6,57</w:t>
+                  </w:r>
+                </w:p>
+              </w:tc>
+            </w:tr>
+            <w:tr>
+              <w:tc>
+                <w:tcPr/>
+                <w:p>
+                  <w:pPr>
+                    <w:pStyle w:val="Compact"/>
+                    <w:jc w:val="center"/>
+                  </w:pPr>
+                  <w:r>
+                    <w:t xml:space="preserve">Grande (39–70)</w:t>
+                  </w:r>
+                </w:p>
+              </w:tc>
+              <w:tc>
+                <w:tcPr/>
+                <w:p>
+                  <w:pPr>
+                    <w:pStyle w:val="Compact"/>
+                    <w:jc w:val="center"/>
+                  </w:pPr>
+                  <w:r>
+                    <w:t xml:space="preserve">13,48</w:t>
+                  </w:r>
+                </w:p>
+              </w:tc>
+              <w:tc>
+                <w:tcPr/>
+                <w:p>
+                  <w:pPr>
+                    <w:pStyle w:val="Compact"/>
+                    <w:jc w:val="center"/>
+                  </w:pPr>
+                  <w:r>
+                    <w:t xml:space="preserve">10,69 – 16,99</w:t>
+                  </w:r>
+                </w:p>
+              </w:tc>
+              <w:tc>
+                <w:tcPr/>
+                <w:p>
+                  <w:pPr>
+                    <w:pStyle w:val="Compact"/>
+                    <w:jc w:val="center"/>
+                  </w:pPr>
+                  <w:r>
+                    <w:t xml:space="preserve">7,99</w:t>
+                  </w:r>
+                </w:p>
+              </w:tc>
+              <w:tc>
+                <w:tcPr/>
+                <w:p>
+                  <w:pPr>
+                    <w:pStyle w:val="Compact"/>
+                    <w:jc w:val="center"/>
+                  </w:pPr>
+                  <w:r>
+                    <w:t xml:space="preserve">6,58 – 9,70</w:t>
+                  </w:r>
+                </w:p>
+              </w:tc>
+            </w:tr>
+          </w:tbl>
+          <w:bookmarkEnd w:id="56"/>
+          <w:p/>
+        </w:tc>
+      </w:tr>
+    </w:tbl>
+    <w:bookmarkEnd w:id="57"/>
+    <w:bookmarkEnd w:id="58"/>
+    <w:bookmarkStart w:id="74" w:name="X2ebfb72257defc08e8ae5cf9c0e8f89536c9da9"/>
+    <w:p>
+      <w:pPr>
+        <w:pStyle w:val="Ttulo2"/>
+      </w:pPr>
+      <w:r>
+        <w:t xml:space="preserve">3.5 Validação e robustez da operacionalização</w:t>
+      </w:r>
+    </w:p>
+    <w:bookmarkStart w:id="64" w:name="X6e76b9f960f9830fb01c551e1e835dd0b730392"/>
+    <w:p>
+      <w:pPr>
+        <w:pStyle w:val="Ttulo3"/>
+      </w:pPr>
+      <w:r>
+        <w:t xml:space="preserve">3.5.1 Correspondência entre priorização financeira e eleição</w:t>
+      </w:r>
+    </w:p>
+    <w:p>
+      <w:pPr>
+        <w:pStyle w:val="FirstParagraph"/>
+      </w:pPr>
+      <w:r>
+        <w:t xml:space="preserve">A</w:t>
+      </w:r>
+      <w:r>
+        <w:t xml:space="preserve"> </w:t>
+      </w:r>
+      <w:hyperlink w:anchor="fig-cap3-03-top-necr-eleicao">
+        <w:r>
+          <w:rPr>
+            <w:rStyle w:val="Hyperlink"/>
+          </w:rPr>
+          <w:t xml:space="preserve">Figura 3.5</w:t>
+        </w:r>
+      </w:hyperlink>
+      <w:r>
+        <w:t xml:space="preserve"> </w:t>
+      </w:r>
+      <w:r>
+        <w:t xml:space="preserve">repete o exercício de correspondência do Top-NECr, mas desta vez a referência passa a ser o sucesso eleitoral posterior das candidaturas. Entre os candidatos no núcleo Top-NECr de suas listas, estão 86,7% dos eleitos em 2018 e 92,6% dos eleitos em 2022. Proporções que representam o dobro daquelas esperadas aleatoriamente.</w:t>
+      </w:r>
+    </w:p>
+    <w:p>
+      <w:pPr>
+        <w:pStyle w:val="Corpodetexto"/>
+      </w:pPr>
+      <w:r>
+        <w:t xml:space="preserve">Já a precisão é de 19,2 e 12,4% em 2018 e 2022. Esta menor proporção reflete sobretudo o tamanho menor do alvo analisado. As eleições para a câmara baixa elegem 513 deputados. Estas taxas de precisão seguem duas vezes maiores quando comparadas ao seu</w:t>
+      </w:r>
+      <w:r>
+        <w:t xml:space="preserve"> </w:t>
+      </w:r>
+      <w:r>
+        <w:rPr>
+          <w:i/>
+          <w:iCs/>
+        </w:rPr>
+        <w:t xml:space="preserve">benchmark</w:t>
+      </w:r>
+      <w:r>
+        <w:t xml:space="preserve"> </w:t>
+      </w:r>
+      <w:r>
+        <w:t xml:space="preserve">aleatório. O</w:t>
+      </w:r>
+      <w:r>
+        <w:t xml:space="preserve"> </w:t>
+      </w:r>
+      <w:r>
+        <w:rPr>
+          <w:i/>
+          <w:iCs/>
+        </w:rPr>
+        <w:t xml:space="preserve">lift</w:t>
+      </w:r>
+      <w:r>
+        <w:t xml:space="preserve"> </w:t>
+      </w:r>
+      <w:r>
+        <w:t xml:space="preserve">confirma que essa diferença não vem do tamanho dos grupos selecionados pelo Top-NECr: o núcleo reúne 1,98 vez o número de eleitos esperado em 2018 e 2,12 vez em 2022. Isto é, cerca do dobro, em ambos os ciclos, do que teria um núcleo de mesmo tamanho composto sem relação com o resultado eleitoral.</w:t>
+      </w:r>
+    </w:p>
+    <w:tbl>
+      <w:tblPr>
+        <w:tblStyle w:val="Table"/>
+        <w:tblW w:type="pct" w:w="5000"/>
+        <w:tblLayout w:type="fixed"/>
+        <w:tblLook w:firstRow="0" w:lastRow="0" w:firstColumn="0" w:lastColumn="0" w:noHBand="0" w:noVBand="0" w:val="0000"/>
+      </w:tblPr>
+      <w:tblGrid>
+        <w:gridCol w:w="7920"/>
+      </w:tblGrid>
+      <w:tr>
+        <w:tc>
+          <w:tcPr/>
+          <w:bookmarkStart w:id="62" w:name="fig-cap3-03-top-necr-eleicao"/>
+          <w:p>
+            <w:pPr>
+              <w:jc w:val="center"/>
+            </w:pPr>
+            <w:pPr>
+              <w:jc w:val="start"/>
+              <w:spacing w:before="200"/>
+              <w:pStyle w:val="ImageCaption"/>
+            </w:pPr>
+            <w:r>
+              <w:t xml:space="preserve">Figura 3.5: Top-NECr: cobertura, precisão e</w:t>
             </w:r>
             <w:r>
               <w:t xml:space="preserve"> </w:t>
@@ -4639,18 +5534,18 @@
                 <wp:inline>
                   <wp:extent cx="5600700" cy="1892295"/>
                   <wp:effectExtent b="0" l="0" r="0" t="0"/>
-                  <wp:docPr descr="" title="" id="54" name="Picture"/>
+                  <wp:docPr descr="" title="" id="60" name="Picture"/>
                   <a:graphic>
                     <a:graphicData uri="http://schemas.openxmlformats.org/drawingml/2006/picture">
                       <pic:pic>
                         <pic:nvPicPr>
-                          <pic:cNvPr descr="../figs/cap3_fig_top_necr_eleicao.png" id="55" name="Picture"/>
+                          <pic:cNvPr descr="../figs/cap3_fig_top_necr_eleicao.png" id="61" name="Picture"/>
                           <pic:cNvPicPr>
                             <a:picLocks noChangeArrowheads="1" noChangeAspect="1"/>
                           </pic:cNvPicPr>
                         </pic:nvPicPr>
                         <pic:blipFill>
-                          <a:blip r:embed="rId53"/>
+                          <a:blip r:embed="rId59"/>
                           <a:stretch>
                             <a:fillRect/>
                           </a:stretch>
@@ -4677,7 +5572,7 @@
               </w:drawing>
             </w:r>
           </w:p>
-          <w:bookmarkEnd w:id="56"/>
+          <w:bookmarkEnd w:id="62"/>
         </w:tc>
       </w:tr>
     </w:tbl>
@@ -4696,7 +5591,7 @@
           <w:rPr>
             <w:rStyle w:val="Hyperlink"/>
           </w:rPr>
-          <w:t xml:space="preserve">Tabela 3.3</w:t>
+          <w:t xml:space="preserve">Tabela 3.4</w:t>
         </w:r>
       </w:hyperlink>
       <w:r>
@@ -4735,7 +5630,7 @@
       <w:tr>
         <w:tc>
           <w:tcPr/>
-          <w:bookmarkStart w:id="57" w:name="tbl-cap3-02-lift-magnitude-eleicao"/>
+          <w:bookmarkStart w:id="63" w:name="tbl-cap3-02-lift-magnitude-eleicao"/>
           <w:p>
             <w:pPr>
               <w:jc w:val="center"/>
@@ -4746,7 +5641,7 @@
               <w:pStyle w:val="ImageCaption"/>
             </w:pPr>
             <w:r>
-              <w:t xml:space="preserve">Tabela 3.3</w:t>
+              <w:t xml:space="preserve">Tabela 3.4</w:t>
             </w:r>
           </w:p>
           <w:tbl>
@@ -4916,13 +5811,13 @@
               </w:tc>
             </w:tr>
           </w:tbl>
-          <w:bookmarkEnd w:id="57"/>
+          <w:bookmarkEnd w:id="63"/>
           <w:p/>
         </w:tc>
       </w:tr>
     </w:tbl>
-    <w:bookmarkEnd w:id="58"/>
-    <w:bookmarkStart w:id="67" w:name="sensibilidade-ao-limiar-top-x"/>
+    <w:bookmarkEnd w:id="64"/>
+    <w:bookmarkStart w:id="73" w:name="sensibilidade-ao-limiar-top-x"/>
     <w:p>
       <w:pPr>
         <w:pStyle w:val="Ttulo3"/>
@@ -5003,7 +5898,7 @@
           <w:rPr>
             <w:rStyle w:val="Hyperlink"/>
           </w:rPr>
-          <w:t xml:space="preserve">Figura 3.5</w:t>
+          <w:t xml:space="preserve">Figura 3.6</w:t>
         </w:r>
       </w:hyperlink>
       <w:r>
@@ -5072,7 +5967,7 @@
       <w:tr>
         <w:tc>
           <w:tcPr/>
-          <w:bookmarkStart w:id="62" w:name="fig-cap3-04-topx-competitividade"/>
+          <w:bookmarkStart w:id="68" w:name="fig-cap3-04-topx-competitividade"/>
           <w:p>
             <w:pPr>
               <w:jc w:val="center"/>
@@ -5083,7 +5978,7 @@
               <w:pStyle w:val="ImageCaption"/>
             </w:pPr>
             <w:r>
-              <w:t xml:space="preserve">Figura 3.5: Sensibilidade da cobertura, precisão e</w:t>
+              <w:t xml:space="preserve">Figura 3.6: Sensibilidade da cobertura, precisão e</w:t>
             </w:r>
             <w:r>
               <w:t xml:space="preserve"> </w:t>
@@ -5112,18 +6007,18 @@
                 <wp:inline>
                   <wp:extent cx="5600700" cy="3459255"/>
                   <wp:effectExtent b="0" l="0" r="0" t="0"/>
-                  <wp:docPr descr="" title="" id="60" name="Picture"/>
+                  <wp:docPr descr="" title="" id="66" name="Picture"/>
                   <a:graphic>
                     <a:graphicData uri="http://schemas.openxmlformats.org/drawingml/2006/picture">
                       <pic:pic>
                         <pic:nvPicPr>
-                          <pic:cNvPr descr="../figs/cap3_fig_topx_competitividade.png" id="61" name="Picture"/>
+                          <pic:cNvPr descr="../figs/cap3_fig_topx_competitividade.png" id="67" name="Picture"/>
                           <pic:cNvPicPr>
                             <a:picLocks noChangeArrowheads="1" noChangeAspect="1"/>
                           </pic:cNvPicPr>
                         </pic:nvPicPr>
                         <pic:blipFill>
-                          <a:blip r:embed="rId59"/>
+                          <a:blip r:embed="rId65"/>
                           <a:stretch>
                             <a:fillRect/>
                           </a:stretch>
@@ -5150,7 +6045,7 @@
               </w:drawing>
             </w:r>
           </w:p>
-          <w:bookmarkEnd w:id="62"/>
+          <w:bookmarkEnd w:id="68"/>
         </w:tc>
       </w:tr>
     </w:tbl>
@@ -5159,7 +6054,7 @@
         <w:pStyle w:val="Corpodetexto"/>
       </w:pPr>
       <w:r>
-        <w:t xml:space="preserve">Já a</w:t>
+        <w:t xml:space="preserve">A</w:t>
       </w:r>
       <w:r>
         <w:t xml:space="preserve"> </w:t>
@@ -5169,7 +6064,7 @@
           <w:rPr>
             <w:rStyle w:val="Hyperlink"/>
           </w:rPr>
-          <w:t xml:space="preserve">Figura 3.6</w:t>
+          <w:t xml:space="preserve">Figura 3.7</w:t>
         </w:r>
       </w:hyperlink>
       <w:r>
@@ -5208,7 +6103,7 @@
       <w:tr>
         <w:tc>
           <w:tcPr/>
-          <w:bookmarkStart w:id="66" w:name="fig-cap3-05-topx-eleicao"/>
+          <w:bookmarkStart w:id="72" w:name="fig-cap3-05-topx-eleicao"/>
           <w:p>
             <w:pPr>
               <w:jc w:val="center"/>
@@ -5219,7 +6114,7 @@
               <w:pStyle w:val="ImageCaption"/>
             </w:pPr>
             <w:r>
-              <w:t xml:space="preserve">Figura 3.6: Sensibilidade da cobertura, precisão e</w:t>
+              <w:t xml:space="preserve">Figura 3.7: Sensibilidade da cobertura, precisão e</w:t>
             </w:r>
             <w:r>
               <w:t xml:space="preserve"> </w:t>
@@ -5248,18 +6143,18 @@
                 <wp:inline>
                   <wp:extent cx="5600700" cy="3459255"/>
                   <wp:effectExtent b="0" l="0" r="0" t="0"/>
-                  <wp:docPr descr="" title="" id="64" name="Picture"/>
+                  <wp:docPr descr="" title="" id="70" name="Picture"/>
                   <a:graphic>
                     <a:graphicData uri="http://schemas.openxmlformats.org/drawingml/2006/picture">
                       <pic:pic>
                         <pic:nvPicPr>
-                          <pic:cNvPr descr="../figs/cap3_fig_topx_eleicao.png" id="65" name="Picture"/>
+                          <pic:cNvPr descr="../figs/cap3_fig_topx_eleicao.png" id="71" name="Picture"/>
                           <pic:cNvPicPr>
                             <a:picLocks noChangeArrowheads="1" noChangeAspect="1"/>
                           </pic:cNvPicPr>
                         </pic:nvPicPr>
                         <pic:blipFill>
-                          <a:blip r:embed="rId63"/>
+                          <a:blip r:embed="rId69"/>
                           <a:stretch>
                             <a:fillRect/>
                           </a:stretch>
@@ -5286,19 +6181,46 @@
               </w:drawing>
             </w:r>
           </w:p>
-          <w:bookmarkEnd w:id="66"/>
+          <w:bookmarkEnd w:id="72"/>
         </w:tc>
       </w:tr>
     </w:tbl>
-    <w:bookmarkEnd w:id="67"/>
-    <w:bookmarkEnd w:id="68"/>
-    <w:bookmarkStart w:id="73" w:name="sec-premio-credenciais"/>
+    <w:bookmarkEnd w:id="73"/>
+    <w:bookmarkEnd w:id="74"/>
+    <w:bookmarkStart w:id="75" w:name="sec-discussao-cap3"/>
     <w:p>
       <w:pPr>
         <w:pStyle w:val="Ttulo2"/>
       </w:pPr>
       <w:r>
-        <w:t xml:space="preserve">3.6 Prêmio das credenciais eleitorais prévias</w:t>
+        <w:t xml:space="preserve">3.6 Discussão</w:t>
+      </w:r>
+    </w:p>
+    <w:bookmarkEnd w:id="75"/>
+    <w:bookmarkEnd w:id="76"/>
+    <w:bookmarkStart w:id="98" w:name="sec-cap4"/>
+    <w:p>
+      <w:pPr>
+        <w:pStyle w:val="Ttulo1"/>
+      </w:pPr>
+      <w:r>
+        <w:t xml:space="preserve">4. O</w:t>
+      </w:r>
+      <w:r>
+        <w:t xml:space="preserve"> </w:t>
+      </w:r>
+      <w:r>
+        <w:rPr>
+          <w:i/>
+          <w:iCs/>
+        </w:rPr>
+        <w:t xml:space="preserve">timing</w:t>
+      </w:r>
+      <w:r>
+        <w:t xml:space="preserve"> </w:t>
+      </w:r>
+      <w:r>
+        <w:t xml:space="preserve">da distribuição de recursos partidários nas campanhas eleitorais</w:t>
       </w:r>
     </w:p>
     <w:p>
@@ -5306,21 +6228,103 @@
         <w:pStyle w:val="FirstParagraph"/>
       </w:pPr>
       <w:r>
-        <w:t xml:space="preserve">Conforme apresentado na</w:t>
-      </w:r>
-      <w:r>
-        <w:t xml:space="preserve"> </w:t>
-      </w:r>
-      <w:hyperlink w:anchor="sec-dados">
+        <w:t xml:space="preserve">Utilizando o calendário eleitoral de 2022 como exemplo, em 16 de junho daquele ano o TSE divulgou os valores do FEFC que foram distribuídos aos partidos. Os partidos tiveram até o dia 5 de agosto para realizar suas convenções e divulgar as nominatas das candidaturas aprovadas pelas direções. A campanha eleitoral teve início em 16 de agosto, com a permissão de veiculação de propaganda eleitoral em todos os meios de comunicação. As eleições em si ocorreram em 2 de outubro.</w:t>
+      </w:r>
+    </w:p>
+    <w:p>
+      <w:pPr>
+        <w:pStyle w:val="Corpodetexto"/>
+      </w:pPr>
+      <w:r>
+        <w:t xml:space="preserve">Entre a divulgação dos valores do FEFC e a data final para realização das convenções há 50 dias de diferença. É neste contexto que as cúpulas partidárias avaliam candidaturas e formam suas listas. Já entre as convenções e o início do período eleitoral com a permissão de propaganda são mais 11 dias de diferença. Ou seja, entre os partidos saberem os valores que teriam à disposição e o início das campanhas são 61 dias no total, período em que a estratégia eleitoral está sendo desenhada.</w:t>
+      </w:r>
+    </w:p>
+    <w:p>
+      <w:pPr>
+        <w:pStyle w:val="Corpodetexto"/>
+      </w:pPr>
+      <w:r>
+        <w:t xml:space="preserve">O recebimento de receitas de campanha pelas candidaturas depende de 1) requerimento do registro da candidatura, 2) CNPJ específico da campanha e 3) abertura de conta corrente específica. Dado este cenário, as transferências monetárias realizadas aos candidatos ocorrem de fato durante o próprio período de campanha. Dito de outra maneira, é no período eleitoral que se torna visível a estratégia adotada pelos partidos para coordenar suas nominatas em termos de aplicação de recursos de fundos públicos.</w:t>
+      </w:r>
+    </w:p>
+    <w:p>
+      <w:pPr>
+        <w:pStyle w:val="Corpodetexto"/>
+      </w:pPr>
+      <w:r>
+        <w:t xml:space="preserve">Aqui a tese proposta se diferencia novamente de</w:t>
+      </w:r>
+      <w:r>
+        <w:t xml:space="preserve"> </w:t>
+      </w:r>
+      <w:r>
+        <w:t xml:space="preserve">Cheibub; Sin (2020)</w:t>
+      </w:r>
+      <w:r>
+        <w:t xml:space="preserve">, ao identificar no prazo de realização das campanhas eleitorais o momento em que ocorre a coordenação dos partidos políticos diante da competição intrapartidária. Para os autores, dada a seleção estratégica de candidaturas competitivas, a coordenação da competição intrapartidária se daria sobretudo antes da formação das listas.</w:t>
+      </w:r>
+    </w:p>
+    <w:p>
+      <w:pPr>
+        <w:pStyle w:val="Corpodetexto"/>
+      </w:pPr>
+      <w:r>
+        <w:t xml:space="preserve">Além disso, a tese também se difere ao considerar indicadores pré-eleitorais sobre a capacidade e expectativa partidárias. Para esta finalidade, aproveita as reformas de financiamento de campanhas que substituíram o protagonismo empresarial pelo de fundos públicos bilionários cujo controle da alocação entre candidaturas é partidário.</w:t>
+      </w:r>
+    </w:p>
+    <w:p>
+      <w:pPr>
+        <w:pStyle w:val="Corpodetexto"/>
+      </w:pPr>
+      <w:r>
+        <w:t xml:space="preserve">Este capítulo testa a frente (iii) definida na</w:t>
+      </w:r>
+      <w:r>
+        <w:t xml:space="preserve"> </w:t>
+      </w:r>
+      <w:hyperlink w:anchor="sec-argumento">
         <w:r>
           <w:rPr>
             <w:rStyle w:val="Hyperlink"/>
           </w:rPr>
-          <w:t xml:space="preserve">Seção 3.1</w:t>
+          <w:t xml:space="preserve">Seção 2.5</w:t>
         </w:r>
       </w:hyperlink>
       <w:r>
-        <w:t xml:space="preserve">, a base construída para esta análise envolve a contagem de eleições prévias conquistadas por cada candidato que disputou as eleições de 2018 e 2022. Portanto, além de selecionar o núcleo priorizado, pode-se verificar como estas credenciais eleitorais impactam a fatia intralista de recursos recebidos pelos concorrentes. Seguindo o argumento deste capítulo, espera-se que vitórias em eleições prévias estejam associadas a parcelas maiores dos recursos distribuído na nominata, com destaque para os cargos que usam o mesmo distrito eleitoral das eleições estudadas, os estados.</w:t>
+        <w:t xml:space="preserve">.</w:t>
+      </w:r>
+    </w:p>
+    <w:bookmarkStart w:id="85" w:name="a-campanha-eleitoral-semana-a-semana"/>
+    <w:p>
+      <w:pPr>
+        <w:pStyle w:val="Ttulo2"/>
+      </w:pPr>
+      <w:r>
+        <w:t xml:space="preserve">4.1 A campanha eleitoral semana a semana</w:t>
+      </w:r>
+    </w:p>
+    <w:p>
+      <w:pPr>
+        <w:pStyle w:val="FirstParagraph"/>
+      </w:pPr>
+      <w:r>
+        <w:t xml:space="preserve">Nesta seção, analiso o</w:t>
+      </w:r>
+      <w:r>
+        <w:t xml:space="preserve"> </w:t>
+      </w:r>
+      <w:r>
+        <w:rPr>
+          <w:i/>
+          <w:iCs/>
+        </w:rPr>
+        <w:t xml:space="preserve">timing</w:t>
+      </w:r>
+      <w:r>
+        <w:t xml:space="preserve"> </w:t>
+      </w:r>
+      <w:r>
+        <w:t xml:space="preserve">da distribuição de recursos por partidos políticos a suas candidaturas a Deputado Federal em 2018 e 2022. Estas eleições compartilham o regime de financiamento público centralizado via FEFC, mas diferem em aspectos institucionais relevantes.</w:t>
       </w:r>
     </w:p>
     <w:p>
@@ -5328,60 +6332,7 @@
         <w:pStyle w:val="Corpodetexto"/>
       </w:pPr>
       <w:r>
-        <w:t xml:space="preserve">O modelo cujos resultados são apresentados nesta seção segue formulação de</w:t>
-      </w:r>
-      <w:r>
-        <w:t xml:space="preserve"> </w:t>
-      </w:r>
-      <w:r>
-        <w:t xml:space="preserve">Papke; Wooldridge (1996)</w:t>
-      </w:r>
-      <w:r>
-        <w:t xml:space="preserve">. Ele é próprio para variáveis dependentes fracionárias, como é o caso da fatia intralista nos recursos partidários de cada candidatura (usa-se aqui a mesma razão</w:t>
-      </w:r>
-      <w:r>
-        <w:t xml:space="preserve"> </w:t>
-      </w:r>
-      <m:oMath>
-        <m:sSub>
-          <m:e>
-            <m:r>
-              <m:t>R</m:t>
-            </m:r>
-          </m:e>
-          <m:sub>
-            <m:r>
-              <m:t>i</m:t>
-            </m:r>
-            <m:r>
-              <m:t>l</m:t>
-            </m:r>
-          </m:sub>
-        </m:sSub>
-        <m:r>
-          <m:rPr>
-            <m:sty m:val="p"/>
-          </m:rPr>
-          <m:t>/</m:t>
-        </m:r>
-        <m:sSub>
-          <m:e>
-            <m:r>
-              <m:t>R</m:t>
-            </m:r>
-          </m:e>
-          <m:sub>
-            <m:r>
-              <m:t>l</m:t>
-            </m:r>
-          </m:sub>
-        </m:sSub>
-      </m:oMath>
-      <w:r>
-        <w:t xml:space="preserve"> </w:t>
-      </w:r>
-      <w:r>
-        <w:t xml:space="preserve">aplicada ao cálculo do NECr). O modelo é um GLM, de família binomial, e função de ligação logit. Os erros-padrão são clusterizados por lista, utilizando o par partido-UF. Devido as alterações institucionais entre as eleições de 2018 e 2022, os modelos são calculados separadamente para cada pleito. Os resultados deste modelo são apresentados como efeitos marginais médios (AME), que são lidos em forma de pontos percentuais na variação da proporção de recursos partidários esperada para os candidatos da lista.</w:t>
+        <w:t xml:space="preserve">Em 2018, após a proibição das doações de pessoas jurídicas (em vigor desde 2016), o FEFC se consolidou como principal provedor de recursos de campanha. Partidos ainda podiam se coligar em eleições proporcionais, e a campanha eleitoral durou 52 dias. Em 2022, as coligações foram proibidas nas eleições proporcionais, a campanha durou 47 dias, e a cláusula de barreira seguia sendo implementada gradualmente com patamares crescentes. Estes fatores criaram incentivos adicionais para que os partidos alocassem recursos de forma mais desconcentrada, já que não contavam com uma coligação para garantir o quociente partidário, cada legenda precisou construir seu desempenho eleitoral de forma autônoma.</w:t>
       </w:r>
     </w:p>
     <w:p>
@@ -5389,53 +6340,41 @@
         <w:pStyle w:val="Corpodetexto"/>
       </w:pPr>
       <w:r>
-        <w:t xml:space="preserve">As covariáveis centrais do modelo são as contagens de sucesso eleitoral por candidato a deputado federal em 2018 e 2022 por cargo disputado desde 1998. Como controle, são adicionadas variáveis que buscam dar conta de regras institucionais que formalmente impõem aos partidos políticos a alocação de recursos, como ocorre para as candidaturas de mulheres e de pessoas negras e pardas. O logarítmo natural da magnitude do distrito também é incluído, buscando sobretudo um controle pelo tamanho das nominatas, cujo limite legal é definido como uma função da própria magnitude do distrito.</w:t>
-      </w:r>
-    </w:p>
-    <w:p>
-      <w:pPr>
-        <w:pStyle w:val="Corpodetexto"/>
-      </w:pPr>
-      <w:r>
-        <w:t xml:space="preserve">Os AMEs estimados são reportados na</w:t>
-      </w:r>
-      <w:r>
-        <w:t xml:space="preserve"> </w:t>
-      </w:r>
-      <w:hyperlink w:anchor="fig-reg-frac">
-        <w:r>
-          <w:rPr>
-            <w:rStyle w:val="Hyperlink"/>
-          </w:rPr>
-          <w:t xml:space="preserve">Figura 3.7</w:t>
-        </w:r>
-      </w:hyperlink>
-      <w:r>
-        <w:t xml:space="preserve">. Ter vencido uma eleição anterior para senador, deputado federal, deputado estadual e prefeito está associado, na média, a um acréscimo na parcela intralista de recursos de campanha partidários nas duas eleições estudadas. Uma eleição anterior para deputado federal, por exemplo, reflete um acréscimo de 4,7 pontos percentuais em 2018 e 1,9 em 2022 na parcela de recursos distribuída. As covariáveis de eleições para governador e senador possuem as maiores estimativas de ponto, mas devido à baixa frequência de candidatos com estas credenciais também possuem os maiores erros-padrão.</w:t>
-      </w:r>
-    </w:p>
-    <w:p>
-      <w:pPr>
-        <w:pStyle w:val="Corpodetexto"/>
-      </w:pPr>
-      <w:r>
-        <w:t xml:space="preserve">A atenuação de alguns efeitos entre 2018 e 2022 acompanha o próprio crescimento do NECr médio nas listas discutido a seguir: com um núcleo priorizado maior e mais candidaturas recebendo alguma fração dos recursos, cada credencial isolada carrega um prêmio marginal menor sobre a fatia individual, ainda que a priorização como um todo se mantenha.</w:t>
-      </w:r>
-    </w:p>
-    <w:p>
-      <w:pPr>
-        <w:pStyle w:val="Corpodetexto"/>
-      </w:pPr>
-      <w:r>
-        <w:t xml:space="preserve">Os coeficientes ligados aos controles de candidaturas de mulheres são positivos nas duas eleições, apontando que ser uma candidata acrescenta, em média, cerca de 2 p.p. na parcela de recursos intralista. Isto é coerente com as regras que definem o piso legal de repasse para estas candidatas, garantindo transferência de recursos adicionais a estas, mesmo com controle pelas credenciais eleitorais prévias.</w:t>
-      </w:r>
-    </w:p>
-    <w:p>
-      <w:pPr>
-        <w:pStyle w:val="Corpodetexto"/>
-      </w:pPr>
-      <w:r>
-        <w:t xml:space="preserve">Por outro lado, uma candidatura negra está associada a uma parcela menor dos recursos intralista em 2018 e os resultados de 2022 não são distinguíveis de zero. Isso é reflexo de fatores estruturais da sociedade brasileira que extrapolam o objeto desta tese. Cabe destacar, entretanto, que a legislação que vincula repasses partidários a candidaturas negras à proporção destas na nominata entrou em vigor nas eleições de 2022, ocasião em que uma candidatura negra deixa de perder, na média, 1,5 p.p. na parcela de recursos intralista.</w:t>
+        <w:t xml:space="preserve">Sob o FEFC, partidos ganham capacidade de agência significativa. Ao saber de antemão o montante reservado para a legenda, lideranças partidárias podem desenhar a estratégia de distribuição dos recursos antes mesmo da campanha começar, adquirindo uma posição de</w:t>
+      </w:r>
+      <w:r>
+        <w:t xml:space="preserve"> </w:t>
+      </w:r>
+      <w:r>
+        <w:rPr>
+          <w:i/>
+          <w:iCs/>
+        </w:rPr>
+        <w:t xml:space="preserve">gatekeeper</w:t>
+      </w:r>
+      <w:r>
+        <w:t xml:space="preserve">, conforme formalizado por</w:t>
+      </w:r>
+      <w:r>
+        <w:t xml:space="preserve"> </w:t>
+      </w:r>
+      <w:r>
+        <w:t xml:space="preserve">Fiva; Izzo; Tukiainen (2024)</w:t>
+      </w:r>
+      <w:r>
+        <w:t xml:space="preserve">. O recebimento antecipado de recursos de campanha dá aos candidatos contemplados maior margem para aplicação deste dinheiro, podendo garantir melhores profissionais, materiais e fornecedores. Além de contribuir para</w:t>
+      </w:r>
+      <w:r>
+        <w:t xml:space="preserve"> </w:t>
+      </w:r>
+      <w:r>
+        <w:t xml:space="preserve">“colocar a campanha na rua”</w:t>
+      </w:r>
+      <w:r>
+        <w:t xml:space="preserve"> </w:t>
+      </w:r>
+      <w:r>
+        <w:t xml:space="preserve">mais cedo e por mais tempo.</w:t>
       </w:r>
     </w:p>
     <w:tbl>
@@ -5451,416 +6390,7 @@
       <w:tr>
         <w:tc>
           <w:tcPr/>
-          <w:bookmarkStart w:id="72" w:name="fig-reg-frac"/>
-          <w:p>
-            <w:pPr>
-              <w:jc w:val="center"/>
-            </w:pPr>
-            <w:pPr>
-              <w:jc w:val="start"/>
-              <w:spacing w:before="200"/>
-              <w:pStyle w:val="ImageCaption"/>
-            </w:pPr>
-            <w:r>
-              <w:t xml:space="preserve">Figura 3.7: Prêmio das credenciais eleitorais prévias e dos controles estruturais (mulher, negra) na alocação intrapartidária de recursos: AMEs de um modelo fracionário (</w:t>
-            </w:r>
-            <w:r>
-              <w:t xml:space="preserve">Papke; Wooldridge (1996)</w:t>
-            </w:r>
-            <w:r>
-              <w:t xml:space="preserve">) em 2018 e 2022.</w:t>
-            </w:r>
-          </w:p>
-          <w:p>
-            <w:pPr>
-              <w:pStyle w:val="Compact"/>
-              <w:jc w:val="center"/>
-            </w:pPr>
-            <w:r>
-              <w:drawing>
-                <wp:inline>
-                  <wp:extent cx="5600700" cy="4231640"/>
-                  <wp:effectExtent b="0" l="0" r="0" t="0"/>
-                  <wp:docPr descr="" title="" id="70" name="Picture"/>
-                  <a:graphic>
-                    <a:graphicData uri="http://schemas.openxmlformats.org/drawingml/2006/picture">
-                      <pic:pic>
-                        <pic:nvPicPr>
-                          <pic:cNvPr descr="../figs/cap3_regressao_fracionaria.png" id="71" name="Picture"/>
-                          <pic:cNvPicPr>
-                            <a:picLocks noChangeArrowheads="1" noChangeAspect="1"/>
-                          </pic:cNvPicPr>
-                        </pic:nvPicPr>
-                        <pic:blipFill>
-                          <a:blip r:embed="rId69"/>
-                          <a:stretch>
-                            <a:fillRect/>
-                          </a:stretch>
-                        </pic:blipFill>
-                        <pic:spPr bwMode="auto">
-                          <a:xfrm>
-                            <a:off x="0" y="0"/>
-                            <a:ext cx="5600700" cy="4231640"/>
-                          </a:xfrm>
-                          <a:prstGeom prst="rect">
-                            <a:avLst/>
-                          </a:prstGeom>
-                          <a:noFill/>
-                          <a:ln w="9525">
-                            <a:noFill/>
-                            <a:headEnd/>
-                            <a:tailEnd/>
-                          </a:ln>
-                        </pic:spPr>
-                      </pic:pic>
-                    </a:graphicData>
-                  </a:graphic>
-                </wp:inline>
-              </w:drawing>
-            </w:r>
-          </w:p>
-          <w:bookmarkEnd w:id="72"/>
-        </w:tc>
-      </w:tr>
-    </w:tbl>
-    <w:bookmarkEnd w:id="73"/>
-    <w:bookmarkStart w:id="74" w:name="sec-discussao-cap3"/>
-    <w:p>
-      <w:pPr>
-        <w:pStyle w:val="Ttulo2"/>
-      </w:pPr>
-      <w:r>
-        <w:t xml:space="preserve">3.7 Discussão</w:t>
-      </w:r>
-    </w:p>
-    <w:p>
-      <w:pPr>
-        <w:pStyle w:val="FirstParagraph"/>
-      </w:pPr>
-      <w:r>
-        <w:t xml:space="preserve">Os testes realizados neste capítulo sustentam a hipótese de que partidos políticos priorizam candidaturas em suas nominatas. Isto foi evidenciado pela análise de um núcleo de competidores financiado diretamente pelos partidos políticos. Em todas as operacionalizações usadas, o</w:t>
-      </w:r>
-      <w:r>
-        <w:t xml:space="preserve"> </w:t>
-      </w:r>
-      <w:r>
-        <w:rPr>
-          <w:i/>
-          <w:iCs/>
-        </w:rPr>
-        <w:t xml:space="preserve">lift</w:t>
-      </w:r>
-      <w:r>
-        <w:t xml:space="preserve"> </w:t>
-      </w:r>
-      <w:r>
-        <w:t xml:space="preserve">calculado é superior a um. Ou seja, partidos políticos sistematicamente priorizam, acima do esperado ao acaso, com um maior volume de recursos as candidaturas previamente estabelecidas como competitivas e de candidatos que posteriormente são eleitos.</w:t>
-      </w:r>
-    </w:p>
-    <w:p>
-      <w:pPr>
-        <w:pStyle w:val="Corpodetexto"/>
-      </w:pPr>
-      <w:r>
-        <w:t xml:space="preserve">A seleção do núcleo a partir do Top-NECr é permissiva, com 2,3 mil candidatos em 2018 e 3,8 mil em 2022. Portanto, parte da alta cobertura se deve a essa amplitude. A queda da precisão entre as eleições estudadas também revela o crescimento do núcleo, já que a própria média do NECr aumentou de 2,96 em 2018 para 5,90 em 2022. Ainda assim, os valores de</w:t>
-      </w:r>
-      <w:r>
-        <w:t xml:space="preserve"> </w:t>
-      </w:r>
-      <w:r>
-        <w:rPr>
-          <w:i/>
-          <w:iCs/>
-        </w:rPr>
-        <w:t xml:space="preserve">lift</w:t>
-      </w:r>
-      <w:r>
-        <w:t xml:space="preserve"> </w:t>
-      </w:r>
-      <w:r>
-        <w:t xml:space="preserve">apresentados mostram que mesmo descontando o tamanho dos grupos, o núcleo Top-NECr acerta o dobro de vezes em uma comparação com seleção ao acaso.</w:t>
-      </w:r>
-    </w:p>
-    <w:p>
-      <w:pPr>
-        <w:pStyle w:val="Corpodetexto"/>
-      </w:pPr>
-      <w:r>
-        <w:t xml:space="preserve">O aumento do NECr evidenciado entre 2018 e 2022, contudo, não sugere exatamente menos concentração, visto que a proporção de candidaturas efetivas em financiamento partidário se manteve estável nos dois anos. Este crescimento entre uma eleição e outra é compatível com o esperado após o fim das coligações para as eleições proporcionais, situação em que partidos deixam de contar com votos de partidos coligados para somar seu quociente partidário. A própria proporção de candidaturas dentro do núcleo Top-NECr em relação ao total de candidaturas lançadas, que é de 30,4% em 2018 e 39,5% em 2022, indica que o grupo de concorrentes priorizados segue relativamente pequeno.</w:t>
-      </w:r>
-    </w:p>
-    <w:p>
-      <w:pPr>
-        <w:pStyle w:val="Corpodetexto"/>
-      </w:pPr>
-      <w:r>
-        <w:t xml:space="preserve">Com a análise de sensibilidade da seleção do núcleo pelo Top-X%, nota-se o efeito da amplitude deste subconjunto. No núcleo definido pelo menor número de candidatos que atingem o Top-50% dos recursos partidários destinados à lista, a precisão e o</w:t>
-      </w:r>
-      <w:r>
-        <w:t xml:space="preserve"> </w:t>
-      </w:r>
-      <w:r>
-        <w:rPr>
-          <w:i/>
-          <w:iCs/>
-        </w:rPr>
-        <w:t xml:space="preserve">lift</w:t>
-      </w:r>
-      <w:r>
-        <w:t xml:space="preserve"> </w:t>
-      </w:r>
-      <w:r>
-        <w:t xml:space="preserve">têm sua maior taxa em comparação com os demais recortes. Estes indicadores caem de maneira progressiva conforme o núcleo passa a considerar recortes maiores. Esta evolução sugere uma distribuição de recursos em</w:t>
-      </w:r>
-      <w:r>
-        <w:t xml:space="preserve"> </w:t>
-      </w:r>
-      <w:r>
-        <w:t xml:space="preserve">“camadas”</w:t>
-      </w:r>
-      <w:r>
-        <w:t xml:space="preserve">, com poucos candidatos recebendo a maior parte do dinheiro, uma camada intermediária bem financiada e uma longa cauda de candidaturas que recebe pouco ou nada.</w:t>
-      </w:r>
-    </w:p>
-    <w:p>
-      <w:pPr>
-        <w:pStyle w:val="Corpodetexto"/>
-      </w:pPr>
-      <w:r>
-        <w:t xml:space="preserve">O resultado do</w:t>
-      </w:r>
-      <w:r>
-        <w:t xml:space="preserve"> </w:t>
-      </w:r>
-      <w:r>
-        <w:rPr>
-          <w:i/>
-          <w:iCs/>
-        </w:rPr>
-        <w:t xml:space="preserve">lift</w:t>
-      </w:r>
-      <w:r>
-        <w:t xml:space="preserve"> </w:t>
-      </w:r>
-      <w:r>
-        <w:t xml:space="preserve">por magnitude do distrito é particularmente informativo, já que a literatura indica que magnitudes maiores representam um aumento no universo de competidores e na própria competição intrapartidária</w:t>
-      </w:r>
-      <w:r>
-        <w:t xml:space="preserve"> </w:t>
-      </w:r>
-      <w:r>
-        <w:t xml:space="preserve">(Carey; Shugart, 1995)</w:t>
-      </w:r>
-      <w:r>
-        <w:t xml:space="preserve">. Nestes grandes distritos, partidos, candidatos e eleitores encontram uma tarefa árdua para distinguir a viabilidade das candidaturas individuais</w:t>
-      </w:r>
-      <w:r>
-        <w:t xml:space="preserve"> </w:t>
-      </w:r>
-      <w:r>
-        <w:t xml:space="preserve">(Cox, 1997)</w:t>
-      </w:r>
-      <w:r>
-        <w:t xml:space="preserve">. Com este cenário, a extensão do argumento seria o de se esperar uma menor capacidade de partidos políticos de priorizarem candidaturas eleitoralmente relevantes. Contudo, os resultados apontam na direção contrária, com partidos sistematicamente distinguindo melhor suas candidaturas relevantes nestes grandes distritos.</w:t>
-      </w:r>
-    </w:p>
-    <w:p>
-      <w:pPr>
-        <w:pStyle w:val="Corpodetexto"/>
-      </w:pPr>
-      <w:r>
-        <w:t xml:space="preserve">Por mais que a análise da distribuição e concentração de recursos esteja mais próximo à estratégia partidária do que analisá-la pelos resultados eleitorais, parte do observado neste capítulo não é fruto apenas da escolha de partidos. Desde as eleições de 2018, partidos devem destinar ao menos 30% do FEFC às candidaturas femininas. Já desde 2022, devem repassar recursos a candidaturas negras na proporção em que estas aparecem nas nominatas. Claro que partidos podem selecionar as candidaturas de mulheres e negros de acordo com o currículo eleitoral destes candidatos, mas a histórica subrrepresentação destes grupos acaba por influenciar diretamente a ausência destes concorrentes entre as candidaturas classificadas como competitivas. Em 2018, apenas 4,68% das mulheres no universo são classificadas como competitivas, contra 15,83% dos homens; em 2022, as proporções são 5,79% e 17,20%, respectivamente.</w:t>
-      </w:r>
-    </w:p>
-    <w:p>
-      <w:pPr>
-        <w:pStyle w:val="Corpodetexto"/>
-      </w:pPr>
-      <w:r>
-        <w:t xml:space="preserve">Não se pode afirmar, por esta e outras razões, que partidos preveem quais são as candidaturas que serão eleitas. O que se pode afirmar com os resultados encontrados é que a distribuição dos recursos controlados pelos partidos em cada uma de suas listas possui uma estrutura. Esta estrutura é reconhecível pelas próprias transferências monetárias aos candidatos e está alinhada à competitividade prévia dos candidatos e ao próprio resultado eleitoral. Esta priorização se mantém visível em todos os níveis de magnitude do distrito, sendo ainda mais informativa em termos eleitorais nos distritos grandes do que nos médios e pequenos.</w:t>
-      </w:r>
-    </w:p>
-    <w:p>
-      <w:pPr>
-        <w:pStyle w:val="Corpodetexto"/>
-      </w:pPr>
-      <w:r>
-        <w:t xml:space="preserve">Estas são evidências de que o partido prioriza candidaturas eleitoralmente relevantes com seus recursos e o aspecto mais importante a ser destacado é que isso pode ser observado mesmo antes da votação ocorrer. Este capítulo focou justamente na observação desta priorização, mas não revela mais do que isso. Para verificar estritamente a intencionalidade dos partidos, seria necessário um desenho quase experimental. Com os dados observacionais, entretanto, pode-se chegar ainda mais próximo da verificação desta intenção, ainda que não a identificando causalmente. Este será o foco do próximo capítulo, que verifica a construção deste núcleo de candidaturas priorizadas financeiramente ao longo do período da campanha pela análise dos registros datados de transferências entre partidos e candidatos.</w:t>
-      </w:r>
-    </w:p>
-    <w:bookmarkEnd w:id="74"/>
-    <w:bookmarkEnd w:id="75"/>
-    <w:bookmarkStart w:id="97" w:name="Xb0ff3cdef3827d07830d1160b4986a9a425691a"/>
-    <w:p>
-      <w:pPr>
-        <w:pStyle w:val="Ttulo1"/>
-      </w:pPr>
-      <w:r>
-        <w:t xml:space="preserve">4. O</w:t>
-      </w:r>
-      <w:r>
-        <w:t xml:space="preserve"> </w:t>
-      </w:r>
-      <w:r>
-        <w:rPr>
-          <w:i/>
-          <w:iCs/>
-        </w:rPr>
-        <w:t xml:space="preserve">timing</w:t>
-      </w:r>
-      <w:r>
-        <w:t xml:space="preserve"> </w:t>
-      </w:r>
-      <w:r>
-        <w:t xml:space="preserve">da distribuição de recursos partidários nas campanhas eleitorais</w:t>
-      </w:r>
-    </w:p>
-    <w:p>
-      <w:pPr>
-        <w:pStyle w:val="FirstParagraph"/>
-      </w:pPr>
-      <w:r>
-        <w:t xml:space="preserve">Utilizando o calendário eleitoral de 2022 como exemplo, em 16 de junho daquele ano o TSE divulgou os valores do FEFC que foram distribuídos aos partidos. Os partidos tiveram até o dia 5 de agosto para realizar suas convenções e divulgar as nominatas das candidaturas aprovadas pelas direções. A campanha eleitoral teve início em 16 de agosto, com a permissão de veiculação de propaganda eleitoral em todos os meios de comunicação. As eleições em si ocorreram em 2 de outubro.</w:t>
-      </w:r>
-    </w:p>
-    <w:p>
-      <w:pPr>
-        <w:pStyle w:val="Corpodetexto"/>
-      </w:pPr>
-      <w:r>
-        <w:t xml:space="preserve">Entre a divulgação dos valores do FEFC e a data final para realização das convenções há 50 dias de diferença. É neste contexto que as cúpulas partidárias avaliam candidaturas e formam suas listas. Já entre as convenções e o início do período eleitoral com a permissão de propaganda são mais 11 dias de diferença. Ou seja, entre os partidos saberem os valores que teriam à disposição e o início das campanhas são 61 dias no total, período em que a estratégia eleitoral está sendo desenhada.</w:t>
-      </w:r>
-    </w:p>
-    <w:p>
-      <w:pPr>
-        <w:pStyle w:val="Corpodetexto"/>
-      </w:pPr>
-      <w:r>
-        <w:t xml:space="preserve">O recebimento de receitas de campanha pelas candidaturas depende de 1) requerimento do registro da candidatura, 2) CNPJ específico da campanha e 3) abertura de conta corrente específica. Dado este cenário, as transferências monetárias realizadas aos candidatos ocorrem de fato durante o próprio período de campanha. Dito de outra maneira, é no período eleitoral que se torna visível a estratégia adotada pelos partidos para coordenar suas nominatas em termos de aplicação de recursos de fundos públicos.</w:t>
-      </w:r>
-    </w:p>
-    <w:p>
-      <w:pPr>
-        <w:pStyle w:val="Corpodetexto"/>
-      </w:pPr>
-      <w:r>
-        <w:t xml:space="preserve">Aqui a tese proposta se diferencia novamente de</w:t>
-      </w:r>
-      <w:r>
-        <w:t xml:space="preserve"> </w:t>
-      </w:r>
-      <w:r>
-        <w:t xml:space="preserve">Cheibub; Sin (2020)</w:t>
-      </w:r>
-      <w:r>
-        <w:t xml:space="preserve">, ao identificar no prazo de realização das campanhas eleitorais o momento em que ocorre a coordenação dos partidos políticos diante da competição intrapartidária. Para os autores, dada a seleção estratégica de candidaturas competitivas, a coordenação da competição intrapartidária se daria sobretudo antes da formação das listas.</w:t>
-      </w:r>
-    </w:p>
-    <w:p>
-      <w:pPr>
-        <w:pStyle w:val="Corpodetexto"/>
-      </w:pPr>
-      <w:r>
-        <w:t xml:space="preserve">Além disso, a tese também se difere ao considerar indicadores pré-eleitorais sobre a capacidade e expectativa partidárias. Para esta finalidade, aproveita as reformas de financiamento de campanhas que substituíram o protagonismo empresarial pelo de fundos públicos bilionários cujo controle da alocação entre candidaturas é partidário.</w:t>
-      </w:r>
-    </w:p>
-    <w:bookmarkStart w:id="84" w:name="a-campanha-eleitoral-semana-a-semana"/>
-    <w:p>
-      <w:pPr>
-        <w:pStyle w:val="Ttulo2"/>
-      </w:pPr>
-      <w:r>
-        <w:t xml:space="preserve">4.1 A campanha eleitoral semana a semana</w:t>
-      </w:r>
-    </w:p>
-    <w:p>
-      <w:pPr>
-        <w:pStyle w:val="FirstParagraph"/>
-      </w:pPr>
-      <w:r>
-        <w:t xml:space="preserve">Nesta seção, analiso o</w:t>
-      </w:r>
-      <w:r>
-        <w:t xml:space="preserve"> </w:t>
-      </w:r>
-      <w:r>
-        <w:rPr>
-          <w:i/>
-          <w:iCs/>
-        </w:rPr>
-        <w:t xml:space="preserve">timing</w:t>
-      </w:r>
-      <w:r>
-        <w:t xml:space="preserve"> </w:t>
-      </w:r>
-      <w:r>
-        <w:t xml:space="preserve">da distribuição de recursos por partidos políticos a suas candidaturas a Deputado Federal em 2018 e 2022. Estas eleições compartilham o regime de financiamento público centralizado via FEFC, mas diferem em aspectos institucionais relevantes.</w:t>
-      </w:r>
-    </w:p>
-    <w:p>
-      <w:pPr>
-        <w:pStyle w:val="Corpodetexto"/>
-      </w:pPr>
-      <w:r>
-        <w:t xml:space="preserve">Em 2018, após a proibição das doações de pessoas jurídicas (em vigor desde 2016), o FEFC se consolidou como principal provedor de recursos de campanha. Partidos ainda podiam se coligar em eleições proporcionais, e a campanha eleitoral durou 52 dias. Em 2022, as coligações foram proibidas nas eleições proporcionais, a campanha durou 47 dias, e a cláusula de barreira seguia sendo implementada gradualmente com patamares crescentes. Estes fatores criaram incentivos adicionais para que os partidos alocassem recursos de forma mais concentrada, já que não contavam com uma coligação para garantir o quociente partidário, cada legenda precisou construir seu desempenho eleitoral de forma autônoma.</w:t>
-      </w:r>
-    </w:p>
-    <w:p>
-      <w:pPr>
-        <w:pStyle w:val="Corpodetexto"/>
-      </w:pPr>
-      <w:r>
-        <w:t xml:space="preserve">Sob o FEFC, partidos ganham capacidade de agência significativa. Ao saber de antemão o montante reservado para a legenda, lideranças partidárias podem desenhar a estratégia de distribuição dos recursos antes mesmo da campanha começar, adquirindo uma posição de</w:t>
-      </w:r>
-      <w:r>
-        <w:t xml:space="preserve"> </w:t>
-      </w:r>
-      <w:r>
-        <w:rPr>
-          <w:i/>
-          <w:iCs/>
-        </w:rPr>
-        <w:t xml:space="preserve">gatekeeper</w:t>
-      </w:r>
-      <w:r>
-        <w:t xml:space="preserve">, conforme formalizado por</w:t>
-      </w:r>
-      <w:r>
-        <w:t xml:space="preserve"> </w:t>
-      </w:r>
-      <w:r>
-        <w:t xml:space="preserve">Fiva; Izzo; Tukiainen (2024)</w:t>
-      </w:r>
-      <w:r>
-        <w:t xml:space="preserve">. O recebimento antecipado de recursos de campanha dá aos candidatos contemplados maior margem para aplicação deste dinheiro, podendo garantir melhores profissionais, materiais e fornecedores. Além de contribuir para</w:t>
-      </w:r>
-      <w:r>
-        <w:t xml:space="preserve"> </w:t>
-      </w:r>
-      <w:r>
-        <w:t xml:space="preserve">“colocar a campanha na rua”</w:t>
-      </w:r>
-      <w:r>
-        <w:t xml:space="preserve"> </w:t>
-      </w:r>
-      <w:r>
-        <w:t xml:space="preserve">mais cedo e por mais tempo. Dessa forma, os resultados indicam que partidos políticos antecipam isso e priorizam a distribuição de recursos para candidaturas competitivas, com estas recebendo recursos sistematicamente antes que seus concorrentes.</w:t>
-      </w:r>
-    </w:p>
-    <w:tbl>
-      <w:tblPr>
-        <w:tblStyle w:val="Table"/>
-        <w:tblW w:type="pct" w:w="5000"/>
-        <w:tblLayout w:type="fixed"/>
-        <w:tblLook w:firstRow="0" w:lastRow="0" w:firstColumn="0" w:lastColumn="0" w:noHBand="0" w:noVBand="0" w:val="0000"/>
-      </w:tblPr>
-      <w:tblGrid>
-        <w:gridCol w:w="7920"/>
-      </w:tblGrid>
-      <w:tr>
-        <w:tc>
-          <w:tcPr/>
-          <w:bookmarkStart w:id="79" w:name="fig-semana-campanha"/>
+          <w:bookmarkStart w:id="80" w:name="fig-semana-campanha"/>
           <w:p>
             <w:pPr>
               <w:jc w:val="center"/>
@@ -5884,18 +6414,18 @@
                 <wp:inline>
                   <wp:extent cx="5600700" cy="3030967"/>
                   <wp:effectExtent b="0" l="0" r="0" t="0"/>
-                  <wp:docPr descr="" title="" id="77" name="Picture"/>
+                  <wp:docPr descr="" title="" id="78" name="Picture"/>
                   <a:graphic>
                     <a:graphicData uri="http://schemas.openxmlformats.org/drawingml/2006/picture">
                       <pic:pic>
                         <pic:nvPicPr>
-                          <pic:cNvPr descr="../figs/cap4_fluxo_cumulativo_prop.png" id="78" name="Picture"/>
+                          <pic:cNvPr descr="../figs/cap4_fluxo_cumulativo_prop.png" id="79" name="Picture"/>
                           <pic:cNvPicPr>
                             <a:picLocks noChangeArrowheads="1" noChangeAspect="1"/>
                           </pic:cNvPicPr>
                         </pic:nvPicPr>
                         <pic:blipFill>
-                          <a:blip r:embed="rId76"/>
+                          <a:blip r:embed="rId77"/>
                           <a:stretch>
                             <a:fillRect/>
                           </a:stretch>
@@ -5922,7 +6452,7 @@
               </w:drawing>
             </w:r>
           </w:p>
-          <w:bookmarkEnd w:id="79"/>
+          <w:bookmarkEnd w:id="80"/>
         </w:tc>
       </w:tr>
     </w:tbl>
@@ -5972,7 +6502,7 @@
       <w:tr>
         <w:tc>
           <w:tcPr/>
-          <w:bookmarkStart w:id="83" w:name="fig-semana-abs"/>
+          <w:bookmarkStart w:id="84" w:name="fig-semana-abs"/>
           <w:p>
             <w:pPr>
               <w:jc w:val="center"/>
@@ -5996,18 +6526,18 @@
                 <wp:inline>
                   <wp:extent cx="5600700" cy="3030967"/>
                   <wp:effectExtent b="0" l="0" r="0" t="0"/>
-                  <wp:docPr descr="" title="" id="81" name="Picture"/>
+                  <wp:docPr descr="" title="" id="82" name="Picture"/>
                   <a:graphic>
                     <a:graphicData uri="http://schemas.openxmlformats.org/drawingml/2006/picture">
                       <pic:pic>
                         <pic:nvPicPr>
-                          <pic:cNvPr descr="../figs/cap4_fluxo_cumulativo_abs.png" id="82" name="Picture"/>
+                          <pic:cNvPr descr="../figs/cap4_fluxo_cumulativo_abs.png" id="83" name="Picture"/>
                           <pic:cNvPicPr>
                             <a:picLocks noChangeArrowheads="1" noChangeAspect="1"/>
                           </pic:cNvPicPr>
                         </pic:nvPicPr>
                         <pic:blipFill>
-                          <a:blip r:embed="rId80"/>
+                          <a:blip r:embed="rId81"/>
                           <a:stretch>
                             <a:fillRect/>
                           </a:stretch>
@@ -6034,7 +6564,7 @@
               </w:drawing>
             </w:r>
           </w:p>
-          <w:bookmarkEnd w:id="83"/>
+          <w:bookmarkEnd w:id="84"/>
         </w:tc>
       </w:tr>
     </w:tbl>
@@ -6076,6 +6606,14 @@
         <w:pStyle w:val="Corpodetexto"/>
       </w:pPr>
       <w:r>
+        <w:t xml:space="preserve">Dessa forma, os resultados indicam que partidos políticos consideram a vantagem que distribuir dinheiro antecipadamente constitui e priorizam a distribuição de recursos para candidaturas com credenciais eleitorais prévias, com estas recebendo recursos antes que seus concorrentes.</w:t>
+      </w:r>
+    </w:p>
+    <w:p>
+      <w:pPr>
+        <w:pStyle w:val="Corpodetexto"/>
+      </w:pPr>
+      <w:r>
         <w:t xml:space="preserve">Como vimos, o</w:t>
       </w:r>
       <w:r>
@@ -6119,8 +6657,8 @@
         <w:t xml:space="preserve">também maior, nas duas eleições analisadas.</w:t>
       </w:r>
     </w:p>
-    <w:bookmarkEnd w:id="84"/>
-    <w:bookmarkStart w:id="93" w:name="X3d5ad31b2af650b9e8818ac2447c9db64704d61"/>
+    <w:bookmarkEnd w:id="85"/>
+    <w:bookmarkStart w:id="94" w:name="X3d5ad31b2af650b9e8818ac2447c9db64704d61"/>
     <w:p>
       <w:pPr>
         <w:pStyle w:val="Ttulo2"/>
@@ -6212,7 +6750,7 @@
       <w:tr>
         <w:tc>
           <w:tcPr/>
-          <w:bookmarkStart w:id="88" w:name="fig-km-cs"/>
+          <w:bookmarkStart w:id="89" w:name="fig-km-cs"/>
           <w:p>
             <w:pPr>
               <w:jc w:val="center"/>
@@ -6236,18 +6774,18 @@
                 <wp:inline>
                   <wp:extent cx="5600700" cy="2899185"/>
                   <wp:effectExtent b="0" l="0" r="0" t="0"/>
-                  <wp:docPr descr="" title="" id="86" name="Picture"/>
+                  <wp:docPr descr="" title="" id="87" name="Picture"/>
                   <a:graphic>
                     <a:graphicData uri="http://schemas.openxmlformats.org/drawingml/2006/picture">
                       <pic:pic>
                         <pic:nvPicPr>
-                          <pic:cNvPr descr="../figs/cap4_survival_km_primeiro.png" id="87" name="Picture"/>
+                          <pic:cNvPr descr="../figs/cap4_survival_km_primeiro.png" id="88" name="Picture"/>
                           <pic:cNvPicPr>
                             <a:picLocks noChangeArrowheads="1" noChangeAspect="1"/>
                           </pic:cNvPicPr>
                         </pic:nvPicPr>
                         <pic:blipFill>
-                          <a:blip r:embed="rId85"/>
+                          <a:blip r:embed="rId86"/>
                           <a:stretch>
                             <a:fillRect/>
                           </a:stretch>
@@ -6274,7 +6812,7 @@
               </w:drawing>
             </w:r>
           </w:p>
-          <w:bookmarkEnd w:id="88"/>
+          <w:bookmarkEnd w:id="89"/>
         </w:tc>
       </w:tr>
     </w:tbl>
@@ -6299,7 +6837,7 @@
       <w:tr>
         <w:tc>
           <w:tcPr/>
-          <w:bookmarkStart w:id="92" w:name="fig-km-maior-cs"/>
+          <w:bookmarkStart w:id="93" w:name="fig-km-maior-cs"/>
           <w:p>
             <w:pPr>
               <w:jc w:val="center"/>
@@ -6323,18 +6861,18 @@
                 <wp:inline>
                   <wp:extent cx="5600700" cy="2899185"/>
                   <wp:effectExtent b="0" l="0" r="0" t="0"/>
-                  <wp:docPr descr="" title="" id="90" name="Picture"/>
+                  <wp:docPr descr="" title="" id="91" name="Picture"/>
                   <a:graphic>
                     <a:graphicData uri="http://schemas.openxmlformats.org/drawingml/2006/picture">
                       <pic:pic>
                         <pic:nvPicPr>
-                          <pic:cNvPr descr="../figs/cap4_survival_km_maior.png" id="91" name="Picture"/>
+                          <pic:cNvPr descr="../figs/cap4_survival_km_maior.png" id="92" name="Picture"/>
                           <pic:cNvPicPr>
                             <a:picLocks noChangeArrowheads="1" noChangeAspect="1"/>
                           </pic:cNvPicPr>
                         </pic:nvPicPr>
                         <pic:blipFill>
-                          <a:blip r:embed="rId89"/>
+                          <a:blip r:embed="rId90"/>
                           <a:stretch>
                             <a:fillRect/>
                           </a:stretch>
@@ -6361,12 +6899,12 @@
               </w:drawing>
             </w:r>
           </w:p>
-          <w:bookmarkEnd w:id="92"/>
+          <w:bookmarkEnd w:id="93"/>
         </w:tc>
       </w:tr>
     </w:tbl>
-    <w:bookmarkEnd w:id="93"/>
-    <w:bookmarkStart w:id="95" w:name="X1bf88997fe28a27ec1f2d34d5218a77fef3b7eb"/>
+    <w:bookmarkEnd w:id="94"/>
+    <w:bookmarkStart w:id="96" w:name="X1bf88997fe28a27ec1f2d34d5218a77fef3b7eb"/>
     <w:p>
       <w:pPr>
         <w:pStyle w:val="Ttulo2"/>
@@ -6468,7 +7006,7 @@
       <w:tr>
         <w:tc>
           <w:tcPr/>
-          <w:bookmarkStart w:id="94" w:name="tbl-cox"/>
+          <w:bookmarkStart w:id="95" w:name="tbl-cox"/>
           <w:p>
             <w:pPr>
               <w:jc w:val="center"/>
@@ -7304,13 +7842,13 @@
               </w:tc>
             </w:tr>
           </w:tbl>
-          <w:bookmarkEnd w:id="94"/>
+          <w:bookmarkEnd w:id="95"/>
           <w:p/>
         </w:tc>
       </w:tr>
     </w:tbl>
-    <w:bookmarkEnd w:id="95"/>
-    <w:bookmarkStart w:id="96" w:name="discussão"/>
+    <w:bookmarkEnd w:id="96"/>
+    <w:bookmarkStart w:id="97" w:name="discussão"/>
     <w:p>
       <w:pPr>
         <w:pStyle w:val="Ttulo2"/>
@@ -7319,18 +7857,184 @@
         <w:t xml:space="preserve">4.4 Discussão</w:t>
       </w:r>
     </w:p>
-    <w:bookmarkEnd w:id="96"/>
     <w:bookmarkEnd w:id="97"/>
-    <w:bookmarkStart w:id="111" w:name="sec-apendice-formal"/>
+    <w:bookmarkEnd w:id="98"/>
+    <w:bookmarkStart w:id="99" w:name="sec-finais"/>
     <w:p>
       <w:pPr>
         <w:pStyle w:val="Ttulo1"/>
       </w:pPr>
       <w:r>
+        <w:t xml:space="preserve">5. Considerações finais</w:t>
+      </w:r>
+    </w:p>
+    <w:p>
+      <w:pPr>
+        <w:pStyle w:val="FirstParagraph"/>
+      </w:pPr>
+      <w:r>
+        <w:rPr>
+          <w:b/>
+          <w:bCs/>
+        </w:rPr>
+        <w:t xml:space="preserve">Roteiro para a redação</w:t>
+      </w:r>
+    </w:p>
+    <w:p>
+      <w:pPr>
+        <w:pStyle w:val="Compact"/>
+        <w:numPr>
+          <w:ilvl w:val="0"/>
+          <w:numId w:val="1002"/>
+        </w:numPr>
+      </w:pPr>
+      <w:r>
+        <w:t xml:space="preserve">Retomar a pergunta e oferecer a resposta central: sintetizar o que a pesquisa permite concluir sobre a prioridade financeira associada às credenciais eleitorais prévias.</w:t>
+      </w:r>
+    </w:p>
+    <w:p>
+      <w:pPr>
+        <w:pStyle w:val="Compact"/>
+        <w:numPr>
+          <w:ilvl w:val="0"/>
+          <w:numId w:val="1002"/>
+        </w:numPr>
+      </w:pPr>
+      <w:r>
+        <w:t xml:space="preserve">Reconectar a resposta ao problema teórico: explicar como os resultados esclarecem a convivência entre incentivos individuais e intervenção partidária sob listas abertas.</w:t>
+      </w:r>
+    </w:p>
+    <w:p>
+      <w:pPr>
+        <w:pStyle w:val="Compact"/>
+        <w:numPr>
+          <w:ilvl w:val="0"/>
+          <w:numId w:val="1002"/>
+        </w:numPr>
+      </w:pPr>
+      <w:r>
+        <w:t xml:space="preserve">Sintetizar a composição do núcleo priorizado: apresentar o resultado do Top-NECr, distinguindo cobertura, precisão e comparação com a referência aleatória; selecionar apenas os números necessários à interpretação.</w:t>
+      </w:r>
+    </w:p>
+    <w:p>
+      <w:pPr>
+        <w:pStyle w:val="Compact"/>
+        <w:numPr>
+          <w:ilvl w:val="0"/>
+          <w:numId w:val="1002"/>
+        </w:numPr>
+      </w:pPr>
+      <w:r>
+        <w:t xml:space="preserve">Resumir a robustez do achado: indicar o que os limiares alternativos confirmam e por que a correspondência com eleitos não demonstra previsão correta nem efeito causal do financiamento.</w:t>
+      </w:r>
+    </w:p>
+    <w:p>
+      <w:pPr>
+        <w:pStyle w:val="Compact"/>
+        <w:numPr>
+          <w:ilvl w:val="0"/>
+          <w:numId w:val="1002"/>
+        </w:numPr>
+      </w:pPr>
+      <w:r>
+        <w:t xml:space="preserve">Sintetizar a vantagem nas parcelas intralista: explicar o prêmio associado às credenciais e sua variação por magnitude, distinguindo presença no núcleo de intensidade do financiamento.</w:t>
+      </w:r>
+    </w:p>
+    <w:p>
+      <w:pPr>
+        <w:pStyle w:val="Compact"/>
+        <w:numPr>
+          <w:ilvl w:val="0"/>
+          <w:numId w:val="1002"/>
+        </w:numPr>
+      </w:pPr>
+      <w:r>
+        <w:t xml:space="preserve">Integrar a dimensão temporal: mostrar como o recebimento antecipado complementa a análise do volume, diferenciando primeiro e maior repasse e interpretando corretamente as razões de risco.</w:t>
+      </w:r>
+    </w:p>
+    <w:p>
+      <w:pPr>
+        <w:pStyle w:val="Compact"/>
+        <w:numPr>
+          <w:ilvl w:val="0"/>
+          <w:numId w:val="1002"/>
+        </w:numPr>
+      </w:pPr>
+      <w:r>
+        <w:t xml:space="preserve">Comparar os dois pleitos: separar padrões persistentes de mudanças de intensidade, sem atribuir as diferenças a uma reforma específica que o desenho não identifica.</w:t>
+      </w:r>
+    </w:p>
+    <w:p>
+      <w:pPr>
+        <w:pStyle w:val="Compact"/>
+        <w:numPr>
+          <w:ilvl w:val="0"/>
+          <w:numId w:val="1002"/>
+        </w:numPr>
+      </w:pPr>
+      <w:r>
+        <w:t xml:space="preserve">Desenvolver as contribuições: explicar o que os achados acrescentam ao estudo do controle partidário durante as campanhas e discutir sua relação com as oportunidades de participação política.</w:t>
+      </w:r>
+    </w:p>
+    <w:p>
+      <w:pPr>
+        <w:pStyle w:val="Compact"/>
+        <w:numPr>
+          <w:ilvl w:val="0"/>
+          <w:numId w:val="1002"/>
+        </w:numPr>
+      </w:pPr>
+      <w:r>
+        <w:t xml:space="preserve">Delimitar o alcance das conclusões: reunir as limitações sobre decisões internas, poder de barganha, mensuração das credenciais, prontidão administrativa e origem dos recursos, indicando como cada uma restringe a interpretação.</w:t>
+      </w:r>
+    </w:p>
+    <w:p>
+      <w:pPr>
+        <w:pStyle w:val="Compact"/>
+        <w:numPr>
+          <w:ilvl w:val="0"/>
+          <w:numId w:val="1002"/>
+        </w:numPr>
+      </w:pPr>
+      <w:r>
+        <w:t xml:space="preserve">Derivar a agenda de pesquisa dos limites: propor dados e comparações capazes de esclarecer as questões ainda abertas, evitando sugestões genéricas ou desconectadas dos resultados.</w:t>
+      </w:r>
+    </w:p>
+    <w:p>
+      <w:pPr>
+        <w:pStyle w:val="Compact"/>
+        <w:numPr>
+          <w:ilvl w:val="0"/>
+          <w:numId w:val="1002"/>
+        </w:numPr>
+      </w:pPr>
+      <w:r>
+        <w:t xml:space="preserve">Encerrar com a contribuição substantiva: formular uma conclusão breve sobre o papel dos partidos na distribuição das condições de competição, sem introduzir resultados ou hipóteses novos.</w:t>
+      </w:r>
+    </w:p>
+    <w:p>
+      <w:pPr>
+        <w:pStyle w:val="Compact"/>
+        <w:numPr>
+          <w:ilvl w:val="0"/>
+          <w:numId w:val="1002"/>
+        </w:numPr>
+      </w:pPr>
+      <w:r>
+        <w:t xml:space="preserve">Revisar a precisão e a economia do texto: organizar os parágrafos em torno de conclusões, evitar repetir a exposição dos capítulos, manter distintos achado e interpretação e conferir a correspondência de cada número com sua medida e universo.</w:t>
+      </w:r>
+    </w:p>
+    <w:bookmarkEnd w:id="99"/>
+    <w:bookmarkStart w:id="113" w:name="sec-apendice-formal"/>
+    <w:p>
+      <w:pPr>
+        <w:pStyle w:val="Ttulo1"/>
+      </w:pPr>
+      <w:r>
         <w:t xml:space="preserve">Appendix A — Formalização das medidas do Capítulo 3</w:t>
       </w:r>
     </w:p>
-    <w:bookmarkStart w:id="98" w:name="notação"/>
+    <w:bookmarkStart w:id="100" w:name="notação"/>
     <w:p>
       <w:pPr>
         <w:pStyle w:val="Ttulo2"/>
@@ -7549,8 +8253,8 @@
         <w:t xml:space="preserve">corresponde ao total de candidaturas com essas credenciais na lista.</w:t>
       </w:r>
     </w:p>
-    <w:bookmarkEnd w:id="98"/>
-    <w:bookmarkStart w:id="100" w:name="X60f47672b8e3eaf3d178a903ba7f1c0d31bc651"/>
+    <w:bookmarkEnd w:id="100"/>
+    <w:bookmarkStart w:id="102" w:name="X60f47672b8e3eaf3d178a903ba7f1c0d31bc651"/>
     <w:p>
       <w:pPr>
         <w:pStyle w:val="Ttulo2"/>
@@ -7571,7 +8275,7 @@
       <w:pPr>
         <w:pStyle w:val="Corpodetexto"/>
       </w:pPr>
-      <w:bookmarkStart w:id="99" w:name="eq-ap-necr"/>
+      <w:bookmarkStart w:id="101" w:name="eq-ap-necr"/>
       <m:oMathPara>
         <m:oMathParaPr>
           <m:jc m:val="center"/>
@@ -7856,7 +8560,7 @@
           </m:d>
         </m:oMath>
       </m:oMathPara>
-      <w:bookmarkEnd w:id="99"/>
+      <w:bookmarkEnd w:id="101"/>
     </w:p>
     <w:p>
       <w:pPr>
@@ -8046,8 +8750,8 @@
         <w:t xml:space="preserve">.</w:t>
       </w:r>
     </w:p>
-    <w:bookmarkEnd w:id="100"/>
-    <w:bookmarkStart w:id="102" w:name="credenciais-eleitorais-prévias"/>
+    <w:bookmarkEnd w:id="102"/>
+    <w:bookmarkStart w:id="104" w:name="credenciais-eleitorais-prévias"/>
     <w:p>
       <w:pPr>
         <w:pStyle w:val="Ttulo2"/>
@@ -8060,7 +8764,7 @@
       <w:pPr>
         <w:pStyle w:val="FirstParagraph"/>
       </w:pPr>
-      <w:bookmarkStart w:id="101" w:name="eq-competitivo"/>
+      <w:bookmarkStart w:id="103" w:name="eq-competitivo"/>
       <m:oMathPara>
         <m:oMathParaPr>
           <m:jc m:val="center"/>
@@ -8196,10 +8900,10 @@
           </m:d>
         </m:oMath>
       </m:oMathPara>
-      <w:bookmarkEnd w:id="101"/>
-    </w:p>
-    <w:bookmarkEnd w:id="102"/>
-    <w:bookmarkStart w:id="105" w:name="Xf5af765b1518050a9716d57a81f4907fe92655b"/>
+      <w:bookmarkEnd w:id="103"/>
+    </w:p>
+    <w:bookmarkEnd w:id="104"/>
+    <w:bookmarkStart w:id="107" w:name="Xf5af765b1518050a9716d57a81f4907fe92655b"/>
     <w:p>
       <w:pPr>
         <w:pStyle w:val="Ttulo2"/>
@@ -8304,7 +9008,7 @@
       <w:pPr>
         <w:pStyle w:val="Corpodetexto"/>
       </w:pPr>
-      <w:bookmarkStart w:id="103" w:name="eq-acerto"/>
+      <w:bookmarkStart w:id="105" w:name="eq-acerto"/>
       <m:oMathPara>
         <m:oMathParaPr>
           <m:jc m:val="center"/>
@@ -8426,7 +9130,7 @@
           </m:d>
         </m:oMath>
       </m:oMathPara>
-      <w:bookmarkEnd w:id="103"/>
+      <w:bookmarkEnd w:id="105"/>
     </w:p>
     <w:p>
       <w:pPr>
@@ -8440,7 +9144,7 @@
       <w:pPr>
         <w:pStyle w:val="Corpodetexto"/>
       </w:pPr>
-      <w:bookmarkStart w:id="104" w:name="eq-indicadores"/>
+      <w:bookmarkStart w:id="106" w:name="eq-indicadores"/>
       <m:oMathPara>
         <m:oMathParaPr>
           <m:jc m:val="center"/>
@@ -8654,7 +9358,7 @@
           </m:d>
         </m:oMath>
       </m:oMathPara>
-      <w:bookmarkEnd w:id="104"/>
+      <w:bookmarkEnd w:id="106"/>
     </w:p>
     <w:p>
       <w:pPr>
@@ -8664,8 +9368,8 @@
         <w:t xml:space="preserve">A precisão descreve a composição do núcleo: quanto maior seu valor, maior a parcela de suas posições ocupada por candidaturas com credenciais eleitorais prévias. A cobertura descreve a abrangência da priorização entre essas candidaturas: quanto maior seu valor, maior a parcela delas incluída nos núcleos de suas respectivas listas. As duas medidas permitem distinguir um núcleo composto predominantemente por candidaturas com credenciais de um núcleo que alcança grande parte dessas candidaturas, mas também inclui muitas outras.</w:t>
       </w:r>
     </w:p>
-    <w:bookmarkEnd w:id="105"/>
-    <w:bookmarkStart w:id="108" w:name="referência-aleatória-e-lift"/>
+    <w:bookmarkEnd w:id="107"/>
+    <w:bookmarkStart w:id="110" w:name="referência-aleatória-e-lift"/>
     <w:p>
       <w:pPr>
         <w:pStyle w:val="Ttulo2"/>
@@ -8742,7 +9446,7 @@
       <w:pPr>
         <w:pStyle w:val="Corpodetexto"/>
       </w:pPr>
-      <w:bookmarkStart w:id="106" w:name="eq-referencia-aleatoria"/>
+      <w:bookmarkStart w:id="108" w:name="eq-referencia-aleatoria"/>
       <m:oMathPara>
         <m:oMathParaPr>
           <m:jc m:val="center"/>
@@ -8861,7 +9565,7 @@
           </m:d>
         </m:oMath>
       </m:oMathPara>
-      <w:bookmarkEnd w:id="106"/>
+      <w:bookmarkEnd w:id="108"/>
     </w:p>
     <w:p>
       <w:pPr>
@@ -8899,7 +9603,7 @@
       <w:pPr>
         <w:pStyle w:val="Corpodetexto"/>
       </w:pPr>
-      <w:bookmarkStart w:id="107" w:name="eq-lift"/>
+      <w:bookmarkStart w:id="109" w:name="eq-lift"/>
       <m:oMathPara>
         <m:oMathParaPr>
           <m:jc m:val="center"/>
@@ -9054,7 +9758,7 @@
           </m:d>
         </m:oMath>
       </m:oMathPara>
-      <w:bookmarkEnd w:id="107"/>
+      <w:bookmarkEnd w:id="109"/>
     </w:p>
     <w:p>
       <w:pPr>
@@ -9251,8 +9955,8 @@
         <w:t xml:space="preserve">da relevância eleitoral do núcleo priorizado. Essa correspondência, contudo, não permite distinguir a seleção de candidaturas previamente viáveis dos possíveis efeitos do financiamento sobre suas chances de eleição.</w:t>
       </w:r>
     </w:p>
-    <w:bookmarkEnd w:id="108"/>
-    <w:bookmarkStart w:id="110" w:name="limiar-top-x"/>
+    <w:bookmarkEnd w:id="110"/>
+    <w:bookmarkStart w:id="112" w:name="limiar-top-x"/>
     <w:p>
       <w:pPr>
         <w:pStyle w:val="Ttulo2"/>
@@ -9265,7 +9969,7 @@
       <w:pPr>
         <w:pStyle w:val="FirstParagraph"/>
       </w:pPr>
-      <w:bookmarkStart w:id="109" w:name="eq-ap-ktopx"/>
+      <w:bookmarkStart w:id="111" w:name="eq-ap-ktopx"/>
       <m:oMathPara>
         <m:oMathParaPr>
           <m:jc m:val="center"/>
@@ -9616,11 +10320,11 @@
           </m:d>
         </m:oMath>
       </m:oMathPara>
-      <w:bookmarkEnd w:id="109"/>
-    </w:p>
-    <w:bookmarkEnd w:id="110"/>
-    <w:bookmarkEnd w:id="111"/>
-    <w:bookmarkStart w:id="196" w:name="bibliography"/>
+      <w:bookmarkEnd w:id="111"/>
+    </w:p>
+    <w:bookmarkEnd w:id="112"/>
+    <w:bookmarkEnd w:id="113"/>
+    <w:bookmarkStart w:id="199" w:name="bibliography"/>
     <w:p>
       <w:pPr>
         <w:pStyle w:val="Ttulo1"/>
@@ -9629,8 +10333,8 @@
         <w:t xml:space="preserve">Referências</w:t>
       </w:r>
     </w:p>
-    <w:bookmarkStart w:id="195" w:name="refs"/>
-    <w:bookmarkStart w:id="112" w:name="ref-aldrich2011"/>
+    <w:bookmarkStart w:id="198" w:name="refs"/>
+    <w:bookmarkStart w:id="114" w:name="ref-aldrich2011"/>
     <w:p>
       <w:pPr>
         <w:pStyle w:val="Bibliografia"/>
@@ -9652,8 +10356,8 @@
         <w:t xml:space="preserve">. Chicago: University of Chicago Press, 2011.</w:t>
       </w:r>
     </w:p>
-    <w:bookmarkEnd w:id="112"/>
-    <w:bookmarkStart w:id="114" w:name="ref-ames1995"/>
+    <w:bookmarkEnd w:id="114"/>
+    <w:bookmarkStart w:id="116" w:name="ref-ames1995"/>
     <w:p>
       <w:pPr>
         <w:pStyle w:val="Bibliografia"/>
@@ -9664,7 +10368,7 @@
       <w:r>
         <w:t xml:space="preserve"> </w:t>
       </w:r>
-      <w:hyperlink r:id="rId113">
+      <w:hyperlink r:id="rId115">
         <w:r>
           <w:rPr>
             <w:rStyle w:val="Hyperlink"/>
@@ -9689,8 +10393,8 @@
         <w:t xml:space="preserve">, v. 39, n. 2, p. 406–433, 1995.</w:t>
       </w:r>
     </w:p>
-    <w:bookmarkEnd w:id="114"/>
-    <w:bookmarkStart w:id="115" w:name="ref-ames2001"/>
+    <w:bookmarkEnd w:id="116"/>
+    <w:bookmarkStart w:id="117" w:name="ref-ames2001"/>
     <w:p>
       <w:pPr>
         <w:pStyle w:val="Bibliografia"/>
@@ -9725,8 +10429,8 @@
         <w:t xml:space="preserve">: University of Michigan Press, 2001.</w:t>
       </w:r>
     </w:p>
-    <w:bookmarkEnd w:id="115"/>
-    <w:bookmarkStart w:id="117" w:name="ref-andreetal2015"/>
+    <w:bookmarkEnd w:id="117"/>
+    <w:bookmarkStart w:id="119" w:name="ref-andreetal2015"/>
     <w:p>
       <w:pPr>
         <w:pStyle w:val="Bibliografia"/>
@@ -9747,7 +10451,7 @@
       <w:r>
         <w:t xml:space="preserve"> </w:t>
       </w:r>
-      <w:hyperlink r:id="rId116">
+      <w:hyperlink r:id="rId118">
         <w:r>
           <w:rPr>
             <w:rStyle w:val="Hyperlink"/>
@@ -9769,8 +10473,8 @@
         <w:t xml:space="preserve">, v. 23, n. 5, p. 589–600, 2017.</w:t>
       </w:r>
     </w:p>
-    <w:bookmarkEnd w:id="117"/>
-    <w:bookmarkStart w:id="118" w:name="ref-avelino_barone2012"/>
+    <w:bookmarkEnd w:id="119"/>
+    <w:bookmarkStart w:id="120" w:name="ref-avelino_barone2012"/>
     <w:p>
       <w:pPr>
         <w:pStyle w:val="Bibliografia"/>
@@ -9807,8 +10511,8 @@
         <w:t xml:space="preserve">, v. 55, n. 4, p. 987–1013, 2012.</w:t>
       </w:r>
     </w:p>
-    <w:bookmarkEnd w:id="118"/>
-    <w:bookmarkStart w:id="120" w:name="ref-avelinobidermansilva2011"/>
+    <w:bookmarkEnd w:id="120"/>
+    <w:bookmarkStart w:id="122" w:name="ref-avelinobidermansilva2011"/>
     <w:p>
       <w:pPr>
         <w:pStyle w:val="Bibliografia"/>
@@ -9819,7 +10523,7 @@
       <w:r>
         <w:t xml:space="preserve"> </w:t>
       </w:r>
-      <w:hyperlink r:id="rId119">
+      <w:hyperlink r:id="rId121">
         <w:r>
           <w:rPr>
             <w:rStyle w:val="Hyperlink"/>
@@ -9844,8 +10548,8 @@
         <w:t xml:space="preserve">, v. 54, n. 2, 2011.</w:t>
       </w:r>
     </w:p>
-    <w:bookmarkEnd w:id="120"/>
-    <w:bookmarkStart w:id="122" w:name="ref-braga_amaral_2013_implicacoes"/>
+    <w:bookmarkEnd w:id="122"/>
+    <w:bookmarkStart w:id="124" w:name="ref-braga_amaral_2013_implicacoes"/>
     <w:p>
       <w:pPr>
         <w:pStyle w:val="Bibliografia"/>
@@ -9856,7 +10560,7 @@
       <w:r>
         <w:t xml:space="preserve"> </w:t>
       </w:r>
-      <w:hyperlink r:id="rId121">
+      <w:hyperlink r:id="rId123">
         <w:r>
           <w:rPr>
             <w:rStyle w:val="Hyperlink"/>
@@ -9881,8 +10585,8 @@
         <w:t xml:space="preserve">, v. 21, n. 46, p. 33–43, 2013.</w:t>
       </w:r>
     </w:p>
-    <w:bookmarkEnd w:id="122"/>
-    <w:bookmarkStart w:id="124" w:name="ref-careyshugart1995"/>
+    <w:bookmarkEnd w:id="124"/>
+    <w:bookmarkStart w:id="126" w:name="ref-careyshugart1995"/>
     <w:p>
       <w:pPr>
         <w:pStyle w:val="Bibliografia"/>
@@ -9893,7 +10597,7 @@
       <w:r>
         <w:t xml:space="preserve"> </w:t>
       </w:r>
-      <w:hyperlink r:id="rId123">
+      <w:hyperlink r:id="rId125">
         <w:r>
           <w:rPr>
             <w:rStyle w:val="Hyperlink"/>
@@ -9918,8 +10622,8 @@
         <w:t xml:space="preserve">, v. 14, n. 4, p. 417–439, 1995.</w:t>
       </w:r>
     </w:p>
-    <w:bookmarkEnd w:id="124"/>
-    <w:bookmarkStart w:id="126" w:name="ref-chang2005"/>
+    <w:bookmarkEnd w:id="126"/>
+    <w:bookmarkStart w:id="128" w:name="ref-chang2005"/>
     <w:p>
       <w:pPr>
         <w:pStyle w:val="Bibliografia"/>
@@ -9930,7 +10634,7 @@
       <w:r>
         <w:t xml:space="preserve"> </w:t>
       </w:r>
-      <w:hyperlink r:id="rId125">
+      <w:hyperlink r:id="rId127">
         <w:r>
           <w:rPr>
             <w:rStyle w:val="Hyperlink"/>
@@ -9955,8 +10659,8 @@
         <w:t xml:space="preserve">, v. 67, n. 3, p. 716–730, 2005.</w:t>
       </w:r>
     </w:p>
-    <w:bookmarkEnd w:id="126"/>
-    <w:bookmarkStart w:id="127" w:name="ref-cheibub_junqueira_moreira_2024"/>
+    <w:bookmarkEnd w:id="128"/>
+    <w:bookmarkStart w:id="129" w:name="ref-cheibub_junqueira_moreira_2024"/>
     <w:p>
       <w:pPr>
         <w:pStyle w:val="Bibliografia"/>
@@ -10006,8 +10710,8 @@
         <w:t xml:space="preserve">. 2024.</w:t>
       </w:r>
     </w:p>
-    <w:bookmarkEnd w:id="127"/>
-    <w:bookmarkStart w:id="129" w:name="ref-cheibubsin2020"/>
+    <w:bookmarkEnd w:id="129"/>
+    <w:bookmarkStart w:id="131" w:name="ref-cheibubsin2020"/>
     <w:p>
       <w:pPr>
         <w:pStyle w:val="Bibliografia"/>
@@ -10018,7 +10722,7 @@
       <w:r>
         <w:t xml:space="preserve"> </w:t>
       </w:r>
-      <w:hyperlink r:id="rId128">
+      <w:hyperlink r:id="rId130">
         <w:r>
           <w:rPr>
             <w:rStyle w:val="Hyperlink"/>
@@ -10067,8 +10771,8 @@
         <w:t xml:space="preserve">, v. 32, n. 1, p. 70–95, 2020.</w:t>
       </w:r>
     </w:p>
-    <w:bookmarkEnd w:id="129"/>
-    <w:bookmarkStart w:id="130" w:name="ref-cox1972"/>
+    <w:bookmarkEnd w:id="131"/>
+    <w:bookmarkStart w:id="132" w:name="ref-cox1972"/>
     <w:p>
       <w:pPr>
         <w:pStyle w:val="Bibliografia"/>
@@ -10090,8 +10794,8 @@
         <w:t xml:space="preserve">, v. 34, n. 2, p. 187–220, 1972.</w:t>
       </w:r>
     </w:p>
-    <w:bookmarkEnd w:id="130"/>
-    <w:bookmarkStart w:id="131" w:name="ref-cox1997"/>
+    <w:bookmarkEnd w:id="132"/>
+    <w:bookmarkStart w:id="133" w:name="ref-cox1997"/>
     <w:p>
       <w:pPr>
         <w:pStyle w:val="Bibliografia"/>
@@ -10113,8 +10817,8 @@
         <w:t xml:space="preserve">. Cambridge: Cambridge University Press, 1997.</w:t>
       </w:r>
     </w:p>
-    <w:bookmarkEnd w:id="131"/>
-    <w:bookmarkStart w:id="133" w:name="ref-cox_mccubbins_2005_setting"/>
+    <w:bookmarkEnd w:id="133"/>
+    <w:bookmarkStart w:id="135" w:name="ref-cox_mccubbins_2005_setting"/>
     <w:p>
       <w:pPr>
         <w:pStyle w:val="Bibliografia"/>
@@ -10125,7 +10829,7 @@
       <w:r>
         <w:t xml:space="preserve"> </w:t>
       </w:r>
-      <w:hyperlink r:id="rId132">
+      <w:hyperlink r:id="rId134">
         <w:r>
           <w:rPr>
             <w:rStyle w:val="Hyperlink"/>
@@ -10139,8 +10843,8 @@
         <w:t xml:space="preserve">. Cambridge: Cambridge University Press, 2005. p. 352</w:t>
       </w:r>
     </w:p>
-    <w:bookmarkEnd w:id="133"/>
-    <w:bookmarkStart w:id="135" w:name="ref-cox_thies_1998_cost"/>
+    <w:bookmarkEnd w:id="135"/>
+    <w:bookmarkStart w:id="137" w:name="ref-cox_thies_1998_cost"/>
     <w:p>
       <w:pPr>
         <w:pStyle w:val="Bibliografia"/>
@@ -10151,7 +10855,7 @@
       <w:r>
         <w:t xml:space="preserve"> </w:t>
       </w:r>
-      <w:hyperlink r:id="rId134">
+      <w:hyperlink r:id="rId136">
         <w:r>
           <w:rPr>
             <w:rStyle w:val="Hyperlink"/>
@@ -10176,8 +10880,8 @@
         <w:t xml:space="preserve">, v. 31, n. 3, p. 267–291, 1998.</w:t>
       </w:r>
     </w:p>
-    <w:bookmarkEnd w:id="135"/>
-    <w:bookmarkStart w:id="137" w:name="ref-crispetal2013"/>
+    <w:bookmarkEnd w:id="137"/>
+    <w:bookmarkStart w:id="139" w:name="ref-crispetal2013"/>
     <w:p>
       <w:pPr>
         <w:pStyle w:val="Bibliografia"/>
@@ -10198,7 +10902,7 @@
       <w:r>
         <w:t xml:space="preserve"> </w:t>
       </w:r>
-      <w:hyperlink r:id="rId136">
+      <w:hyperlink r:id="rId138">
         <w:r>
           <w:rPr>
             <w:rStyle w:val="Hyperlink"/>
@@ -10223,8 +10927,8 @@
         <w:t xml:space="preserve">, v. 32, n. 4, p. 658–669, 2013.</w:t>
       </w:r>
     </w:p>
-    <w:bookmarkEnd w:id="137"/>
-    <w:bookmarkStart w:id="139" w:name="ref-desposato_2006_impact"/>
+    <w:bookmarkEnd w:id="139"/>
+    <w:bookmarkStart w:id="141" w:name="ref-desposato_2006_impact"/>
     <w:p>
       <w:pPr>
         <w:pStyle w:val="Bibliografia"/>
@@ -10235,7 +10939,7 @@
       <w:r>
         <w:t xml:space="preserve"> </w:t>
       </w:r>
-      <w:hyperlink r:id="rId138">
+      <w:hyperlink r:id="rId140">
         <w:r>
           <w:rPr>
             <w:rStyle w:val="Hyperlink"/>
@@ -10260,8 +10964,8 @@
         <w:t xml:space="preserve">, v. 68, n. 4, p. 1018–1030, 2006.</w:t>
       </w:r>
     </w:p>
-    <w:bookmarkEnd w:id="139"/>
-    <w:bookmarkStart w:id="141" w:name="ref-ferree2014"/>
+    <w:bookmarkEnd w:id="141"/>
+    <w:bookmarkStart w:id="143" w:name="ref-ferree2014"/>
     <w:p>
       <w:pPr>
         <w:pStyle w:val="Bibliografia"/>
@@ -10272,7 +10976,7 @@
       <w:r>
         <w:t xml:space="preserve"> </w:t>
       </w:r>
-      <w:hyperlink r:id="rId140">
+      <w:hyperlink r:id="rId142">
         <w:r>
           <w:rPr>
             <w:rStyle w:val="Hyperlink"/>
@@ -10297,8 +11001,8 @@
         <w:t xml:space="preserve">, v. 17, p. 421–439, 2014.</w:t>
       </w:r>
     </w:p>
-    <w:bookmarkEnd w:id="141"/>
-    <w:bookmarkStart w:id="143" w:name="ref-figueiredo_limongi_2002_incentivos"/>
+    <w:bookmarkEnd w:id="143"/>
+    <w:bookmarkStart w:id="145" w:name="ref-figueiredo_limongi_2002_incentivos"/>
     <w:p>
       <w:pPr>
         <w:pStyle w:val="Bibliografia"/>
@@ -10309,7 +11013,7 @@
       <w:r>
         <w:t xml:space="preserve"> </w:t>
       </w:r>
-      <w:hyperlink r:id="rId142">
+      <w:hyperlink r:id="rId144">
         <w:r>
           <w:rPr>
             <w:rStyle w:val="Hyperlink"/>
@@ -10334,8 +11038,8 @@
         <w:t xml:space="preserve">, v. 45, n. 2, p. 303–344, 2002.</w:t>
       </w:r>
     </w:p>
-    <w:bookmarkEnd w:id="143"/>
-    <w:bookmarkStart w:id="144" w:name="ref-figueiredolimongi1999"/>
+    <w:bookmarkEnd w:id="145"/>
+    <w:bookmarkStart w:id="146" w:name="ref-figueiredolimongi1999"/>
     <w:p>
       <w:pPr>
         <w:pStyle w:val="Bibliografia"/>
@@ -10370,8 +11074,8 @@
         <w:t xml:space="preserve">: Editora FGV, 1999.</w:t>
       </w:r>
     </w:p>
-    <w:bookmarkEnd w:id="144"/>
-    <w:bookmarkStart w:id="146" w:name="ref-fivaetal2024"/>
+    <w:bookmarkEnd w:id="146"/>
+    <w:bookmarkStart w:id="148" w:name="ref-fivaetal2024"/>
     <w:p>
       <w:pPr>
         <w:pStyle w:val="Bibliografia"/>
@@ -10382,7 +11086,7 @@
       <w:r>
         <w:t xml:space="preserve"> </w:t>
       </w:r>
-      <w:hyperlink r:id="rId145">
+      <w:hyperlink r:id="rId147">
         <w:r>
           <w:rPr>
             <w:rStyle w:val="Hyperlink"/>
@@ -10407,8 +11111,8 @@
         <w:t xml:space="preserve">, v. 234, p. 105133, 2024.</w:t>
       </w:r>
     </w:p>
-    <w:bookmarkEnd w:id="146"/>
-    <w:bookmarkStart w:id="147" w:name="ref-guarnieri2011"/>
+    <w:bookmarkEnd w:id="148"/>
+    <w:bookmarkStart w:id="149" w:name="ref-guarnieri2011"/>
     <w:p>
       <w:pPr>
         <w:pStyle w:val="Bibliografia"/>
@@ -10430,8 +11134,8 @@
         <w:t xml:space="preserve">. Tese de Doutorado em Ciência Política—São Paulo: Universidade de São Paulo, 2011.</w:t>
       </w:r>
     </w:p>
-    <w:bookmarkEnd w:id="147"/>
-    <w:bookmarkStart w:id="149" w:name="Xcccddcf4a05ee10039b153d7c2eb1c7db0de70e"/>
+    <w:bookmarkEnd w:id="149"/>
+    <w:bookmarkStart w:id="151" w:name="Xcccddcf4a05ee10039b153d7c2eb1c7db0de70e"/>
     <w:p>
       <w:pPr>
         <w:pStyle w:val="Bibliografia"/>
@@ -10442,7 +11146,7 @@
       <w:r>
         <w:t xml:space="preserve"> </w:t>
       </w:r>
-      <w:hyperlink r:id="rId148">
+      <w:hyperlink r:id="rId150">
         <w:r>
           <w:rPr>
             <w:rStyle w:val="Hyperlink"/>
@@ -10467,8 +11171,8 @@
         <w:t xml:space="preserve">, v. 42, n. 3, p. 360–391, 2009.</w:t>
       </w:r>
     </w:p>
-    <w:bookmarkEnd w:id="149"/>
-    <w:bookmarkStart w:id="150" w:name="ref-hazan_rahat_2010"/>
+    <w:bookmarkEnd w:id="151"/>
+    <w:bookmarkStart w:id="152" w:name="ref-hazan_rahat_2010"/>
     <w:p>
       <w:pPr>
         <w:pStyle w:val="Bibliografia"/>
@@ -10490,8 +11194,8 @@
         <w:t xml:space="preserve">. Oxford: Oxford University Press, 2010.</w:t>
       </w:r>
     </w:p>
-    <w:bookmarkEnd w:id="150"/>
-    <w:bookmarkStart w:id="152" w:name="ref-hottmenezes2023"/>
+    <w:bookmarkEnd w:id="152"/>
+    <w:bookmarkStart w:id="154" w:name="ref-hottmenezes2023"/>
     <w:p>
       <w:pPr>
         <w:pStyle w:val="Bibliografia"/>
@@ -10502,7 +11206,7 @@
       <w:r>
         <w:t xml:space="preserve"> </w:t>
       </w:r>
-      <w:hyperlink r:id="rId151">
+      <w:hyperlink r:id="rId153">
         <w:r>
           <w:rPr>
             <w:rStyle w:val="Hyperlink"/>
@@ -10527,8 +11231,8 @@
         <w:t xml:space="preserve">, 2023.</w:t>
       </w:r>
     </w:p>
-    <w:bookmarkEnd w:id="152"/>
-    <w:bookmarkStart w:id="154" w:name="ref-janusz_barreiro_cintron_2021"/>
+    <w:bookmarkEnd w:id="154"/>
+    <w:bookmarkStart w:id="156" w:name="ref-janusz_barreiro_cintron_2021"/>
     <w:p>
       <w:pPr>
         <w:pStyle w:val="Bibliografia"/>
@@ -10539,7 +11243,7 @@
       <w:r>
         <w:t xml:space="preserve"> </w:t>
       </w:r>
-      <w:hyperlink r:id="rId153">
+      <w:hyperlink r:id="rId155">
         <w:r>
           <w:rPr>
             <w:rStyle w:val="Hyperlink"/>
@@ -10564,8 +11268,8 @@
         <w:t xml:space="preserve">, 2021.</w:t>
       </w:r>
     </w:p>
-    <w:bookmarkEnd w:id="154"/>
-    <w:bookmarkStart w:id="155" w:name="ref-katz1986"/>
+    <w:bookmarkEnd w:id="156"/>
+    <w:bookmarkStart w:id="157" w:name="ref-katz1986"/>
     <w:p>
       <w:pPr>
         <w:pStyle w:val="Bibliografia"/>
@@ -10600,8 +11304,8 @@
         <w:t xml:space="preserve">. New York: Agathon Press, 1986. p. 85–103.</w:t>
       </w:r>
     </w:p>
-    <w:bookmarkEnd w:id="155"/>
-    <w:bookmarkStart w:id="156" w:name="ref-kselman2011"/>
+    <w:bookmarkEnd w:id="157"/>
+    <w:bookmarkStart w:id="158" w:name="ref-kselman2011"/>
     <w:p>
       <w:pPr>
         <w:pStyle w:val="Bibliografia"/>
@@ -10636,8 +11340,8 @@
         <w:t xml:space="preserve">. Berlin: Springer Science &amp; Business Media, 2011. p. 327–371.</w:t>
       </w:r>
     </w:p>
-    <w:bookmarkEnd w:id="156"/>
-    <w:bookmarkStart w:id="157" w:name="ref-laaksotaagepera1979"/>
+    <w:bookmarkEnd w:id="158"/>
+    <w:bookmarkStart w:id="159" w:name="ref-laaksotaagepera1979"/>
     <w:p>
       <w:pPr>
         <w:pStyle w:val="Bibliografia"/>
@@ -10671,8 +11375,8 @@
         <w:t xml:space="preserve">, v. 12, 1979.</w:t>
       </w:r>
     </w:p>
-    <w:bookmarkEnd w:id="157"/>
-    <w:bookmarkStart w:id="158" w:name="ref-lemosmarcelinopederiva2010"/>
+    <w:bookmarkEnd w:id="159"/>
+    <w:bookmarkStart w:id="160" w:name="ref-lemosmarcelinopederiva2010"/>
     <w:p>
       <w:pPr>
         <w:pStyle w:val="Bibliografia"/>
@@ -10694,8 +11398,8 @@
         <w:t xml:space="preserve">, v. 16, n. 2, p. 366–393, 2010.</w:t>
       </w:r>
     </w:p>
-    <w:bookmarkEnd w:id="158"/>
-    <w:bookmarkStart w:id="159" w:name="ref-mainwaring1999"/>
+    <w:bookmarkEnd w:id="160"/>
+    <w:bookmarkStart w:id="161" w:name="ref-mainwaring1999"/>
     <w:p>
       <w:pPr>
         <w:pStyle w:val="Bibliografia"/>
@@ -10730,8 +11434,8 @@
         <w:t xml:space="preserve">: Stanford University Press, 1999.</w:t>
       </w:r>
     </w:p>
-    <w:bookmarkEnd w:id="159"/>
-    <w:bookmarkStart w:id="160" w:name="ref-mancuso2012"/>
+    <w:bookmarkEnd w:id="161"/>
+    <w:bookmarkStart w:id="162" w:name="ref-mancuso2012"/>
     <w:p>
       <w:pPr>
         <w:pStyle w:val="Bibliografia"/>
@@ -10782,8 +11486,8 @@
         <w:t xml:space="preserve">. Curitiba: CRV, 2012.</w:t>
       </w:r>
     </w:p>
-    <w:bookmarkEnd w:id="160"/>
-    <w:bookmarkStart w:id="162" w:name="ref-mancuso_2015_investimento"/>
+    <w:bookmarkEnd w:id="162"/>
+    <w:bookmarkStart w:id="164" w:name="ref-mancuso_2015_investimento"/>
     <w:p>
       <w:pPr>
         <w:pStyle w:val="Bibliografia"/>
@@ -10794,7 +11498,7 @@
       <w:r>
         <w:t xml:space="preserve"> </w:t>
       </w:r>
-      <w:hyperlink r:id="rId161">
+      <w:hyperlink r:id="rId163">
         <w:r>
           <w:rPr>
             <w:rStyle w:val="Hyperlink"/>
@@ -10819,8 +11523,8 @@
         <w:t xml:space="preserve">, v. 23, n. 54, p. 155–183, 2015.</w:t>
       </w:r>
     </w:p>
-    <w:bookmarkEnd w:id="162"/>
-    <w:bookmarkStart w:id="163" w:name="ref-marcelino2010"/>
+    <w:bookmarkEnd w:id="164"/>
+    <w:bookmarkStart w:id="165" w:name="ref-marcelino2010"/>
     <w:p>
       <w:pPr>
         <w:pStyle w:val="Bibliografia"/>
@@ -10842,8 +11546,8 @@
         <w:t xml:space="preserve">. mathesis—Brasília: Universidade de Brasília, 2010.</w:t>
       </w:r>
     </w:p>
-    <w:bookmarkEnd w:id="163"/>
-    <w:bookmarkStart w:id="164" w:name="ref-marsh1985"/>
+    <w:bookmarkEnd w:id="165"/>
+    <w:bookmarkStart w:id="166" w:name="ref-marsh1985"/>
     <w:p>
       <w:pPr>
         <w:pStyle w:val="Bibliografia"/>
@@ -10865,8 +11569,8 @@
         <w:t xml:space="preserve">, v. 13, n. 4, p. 365–378, 1985.</w:t>
       </w:r>
     </w:p>
-    <w:bookmarkEnd w:id="164"/>
-    <w:bookmarkStart w:id="166" w:name="ref-mershon2020"/>
+    <w:bookmarkEnd w:id="166"/>
+    <w:bookmarkStart w:id="168" w:name="ref-mershon2020"/>
     <w:p>
       <w:pPr>
         <w:pStyle w:val="Bibliografia"/>
@@ -10877,7 +11581,7 @@
       <w:r>
         <w:t xml:space="preserve"> </w:t>
       </w:r>
-      <w:hyperlink r:id="rId165">
+      <w:hyperlink r:id="rId167">
         <w:r>
           <w:rPr>
             <w:rStyle w:val="Hyperlink"/>
@@ -10902,8 +11606,8 @@
         <w:t xml:space="preserve">, v. 32, n. 1, p. 168–182, 2020.</w:t>
       </w:r>
     </w:p>
-    <w:bookmarkEnd w:id="166"/>
-    <w:bookmarkStart w:id="167" w:name="ref-papke1996"/>
+    <w:bookmarkEnd w:id="168"/>
+    <w:bookmarkStart w:id="169" w:name="ref-papke1996"/>
     <w:p>
       <w:pPr>
         <w:pStyle w:val="Bibliografia"/>
@@ -10925,8 +11629,31 @@
         <w:t xml:space="preserve">, v. 11, n. 6, p. 619–632, 1996.</w:t>
       </w:r>
     </w:p>
-    <w:bookmarkEnd w:id="167"/>
-    <w:bookmarkStart w:id="168" w:name="ref-rae1971"/>
+    <w:bookmarkEnd w:id="169"/>
+    <w:bookmarkStart w:id="170" w:name="ref-peixoto2010"/>
+    <w:p>
+      <w:pPr>
+        <w:pStyle w:val="Bibliografia"/>
+      </w:pPr>
+      <w:r>
+        <w:t xml:space="preserve">PEIXOTO, Vitor de Moraes.</w:t>
+      </w:r>
+      <w:r>
+        <w:t xml:space="preserve"> </w:t>
+      </w:r>
+      <w:r>
+        <w:rPr>
+          <w:b/>
+          <w:bCs/>
+        </w:rPr>
+        <w:t xml:space="preserve">Eleições e financiamento de campanhas no Brasil</w:t>
+      </w:r>
+      <w:r>
+        <w:t xml:space="preserve">. Tese de Doutorado em Ciência Política—Rio de Janeiro: Instituto Universitário de Pesquisas do Estado do Rio de Janeiro, 2010.</w:t>
+      </w:r>
+    </w:p>
+    <w:bookmarkEnd w:id="170"/>
+    <w:bookmarkStart w:id="171" w:name="ref-rae1971"/>
     <w:p>
       <w:pPr>
         <w:pStyle w:val="Bibliografia"/>
@@ -10948,8 +11675,8 @@
         <w:t xml:space="preserve">. Rev. ed. New Haven, CT: Yale University Press, 1971.</w:t>
       </w:r>
     </w:p>
-    <w:bookmarkEnd w:id="168"/>
-    <w:bookmarkStart w:id="170" w:name="ref-ribeiro2013_organizacao"/>
+    <w:bookmarkEnd w:id="171"/>
+    <w:bookmarkStart w:id="173" w:name="ref-ribeiro2013_organizacao"/>
     <w:p>
       <w:pPr>
         <w:pStyle w:val="Bibliografia"/>
@@ -10960,7 +11687,7 @@
       <w:r>
         <w:t xml:space="preserve"> </w:t>
       </w:r>
-      <w:hyperlink r:id="rId169">
+      <w:hyperlink r:id="rId172">
         <w:r>
           <w:rPr>
             <w:rStyle w:val="Hyperlink"/>
@@ -11043,8 +11770,8 @@
         <w:t xml:space="preserve">, n. 10, p. 225–265, 2013.</w:t>
       </w:r>
     </w:p>
-    <w:bookmarkEnd w:id="170"/>
-    <w:bookmarkStart w:id="172" w:name="ref-ribeiroetal2022"/>
+    <w:bookmarkEnd w:id="173"/>
+    <w:bookmarkStart w:id="175" w:name="ref-ribeiroetal2022"/>
     <w:p>
       <w:pPr>
         <w:pStyle w:val="Bibliografia"/>
@@ -11055,7 +11782,7 @@
       <w:r>
         <w:t xml:space="preserve"> </w:t>
       </w:r>
-      <w:hyperlink r:id="rId171">
+      <w:hyperlink r:id="rId174">
         <w:r>
           <w:rPr>
             <w:rStyle w:val="Hyperlink"/>
@@ -11110,8 +11837,8 @@
         <w:t xml:space="preserve">, v. 65, n. 4, 2022.</w:t>
       </w:r>
     </w:p>
-    <w:bookmarkEnd w:id="172"/>
-    <w:bookmarkStart w:id="173" w:name="ref-sacchetspeck2011"/>
+    <w:bookmarkEnd w:id="175"/>
+    <w:bookmarkStart w:id="176" w:name="ref-sacchetspeck2011"/>
     <w:p>
       <w:pPr>
         <w:pStyle w:val="Bibliografia"/>
@@ -11159,8 +11886,8 @@
         <w:t xml:space="preserve">.</w:t>
       </w:r>
     </w:p>
-    <w:bookmarkEnd w:id="173"/>
-    <w:bookmarkStart w:id="175" w:name="ref-samuels_2001_every_penny"/>
+    <w:bookmarkEnd w:id="176"/>
+    <w:bookmarkStart w:id="178" w:name="ref-samuels_2001_every_penny"/>
     <w:p>
       <w:pPr>
         <w:pStyle w:val="Bibliografia"/>
@@ -11171,7 +11898,7 @@
       <w:r>
         <w:t xml:space="preserve"> </w:t>
       </w:r>
-      <w:hyperlink r:id="rId174">
+      <w:hyperlink r:id="rId177">
         <w:r>
           <w:rPr>
             <w:rStyle w:val="Hyperlink"/>
@@ -11196,8 +11923,8 @@
         <w:t xml:space="preserve">, v. 7, n. 1, p. 89–102, a2001.</w:t>
       </w:r>
     </w:p>
-    <w:bookmarkEnd w:id="175"/>
-    <w:bookmarkStart w:id="176" w:name="ref-samuels2001a"/>
+    <w:bookmarkEnd w:id="178"/>
+    <w:bookmarkStart w:id="179" w:name="ref-samuels2001a"/>
     <w:p>
       <w:pPr>
         <w:pStyle w:val="Bibliografia"/>
@@ -11219,8 +11946,8 @@
         <w:t xml:space="preserve">, v. 43, n. 2, p. 27–48, b2001.</w:t>
       </w:r>
     </w:p>
-    <w:bookmarkEnd w:id="176"/>
-    <w:bookmarkStart w:id="178" w:name="ref-samuels1999"/>
+    <w:bookmarkEnd w:id="179"/>
+    <w:bookmarkStart w:id="181" w:name="ref-samuels1999"/>
     <w:p>
       <w:pPr>
         <w:pStyle w:val="Bibliografia"/>
@@ -11231,7 +11958,7 @@
       <w:r>
         <w:t xml:space="preserve"> </w:t>
       </w:r>
-      <w:hyperlink r:id="rId177">
+      <w:hyperlink r:id="rId180">
         <w:r>
           <w:rPr>
             <w:rStyle w:val="Hyperlink"/>
@@ -11256,8 +11983,8 @@
         <w:t xml:space="preserve">, v. 32, n. 4, p. 487–518, 1999.</w:t>
       </w:r>
     </w:p>
-    <w:bookmarkEnd w:id="178"/>
-    <w:bookmarkStart w:id="180" w:name="ref-scarrowwebb2017"/>
+    <w:bookmarkEnd w:id="181"/>
+    <w:bookmarkStart w:id="183" w:name="ref-scarrowwebb2017"/>
     <w:p>
       <w:pPr>
         <w:pStyle w:val="Bibliografia"/>
@@ -11268,7 +11995,7 @@
       <w:r>
         <w:t xml:space="preserve"> </w:t>
       </w:r>
-      <w:hyperlink r:id="rId179">
+      <w:hyperlink r:id="rId182">
         <w:r>
           <w:rPr>
             <w:rStyle w:val="Hyperlink"/>
@@ -11306,8 +12033,8 @@
         <w:t xml:space="preserve">. Oxford: Oxford University Press, 2017. p. 1–28.</w:t>
       </w:r>
     </w:p>
-    <w:bookmarkEnd w:id="180"/>
-    <w:bookmarkStart w:id="182" w:name="X2e2e025430be4033cf536ec71d2c1da710b73ab"/>
+    <w:bookmarkEnd w:id="183"/>
+    <w:bookmarkStart w:id="185" w:name="X2e2e025430be4033cf536ec71d2c1da710b73ab"/>
     <w:p>
       <w:pPr>
         <w:pStyle w:val="Bibliografia"/>
@@ -11318,7 +12045,7 @@
       <w:r>
         <w:t xml:space="preserve"> </w:t>
       </w:r>
-      <w:hyperlink r:id="rId181">
+      <w:hyperlink r:id="rId184">
         <w:r>
           <w:rPr>
             <w:rStyle w:val="Hyperlink"/>
@@ -11343,8 +12070,8 @@
         <w:t xml:space="preserve">, v. 42, n. 2, p. 277–301, 1999.</w:t>
       </w:r>
     </w:p>
-    <w:bookmarkEnd w:id="182"/>
-    <w:bookmarkStart w:id="184" w:name="ref-silotto2019"/>
+    <w:bookmarkEnd w:id="185"/>
+    <w:bookmarkStart w:id="187" w:name="ref-silotto2019"/>
     <w:p>
       <w:pPr>
         <w:pStyle w:val="Bibliografia"/>
@@ -11355,7 +12082,7 @@
       <w:r>
         <w:t xml:space="preserve"> </w:t>
       </w:r>
-      <w:hyperlink r:id="rId183">
+      <w:hyperlink r:id="rId186">
         <w:r>
           <w:rPr>
             <w:rStyle w:val="Hyperlink"/>
@@ -11392,8 +12119,8 @@
         <w:t xml:space="preserve">, v. 27, n. 69, p. e003, 2019.</w:t>
       </w:r>
     </w:p>
-    <w:bookmarkEnd w:id="184"/>
-    <w:bookmarkStart w:id="186" w:name="ref-silvacervi2017"/>
+    <w:bookmarkEnd w:id="187"/>
+    <w:bookmarkStart w:id="189" w:name="ref-silvacervi2017"/>
     <w:p>
       <w:pPr>
         <w:pStyle w:val="Bibliografia"/>
@@ -11404,7 +12131,7 @@
       <w:r>
         <w:t xml:space="preserve"> </w:t>
       </w:r>
-      <w:hyperlink r:id="rId185">
+      <w:hyperlink r:id="rId188">
         <w:r>
           <w:rPr>
             <w:rStyle w:val="Hyperlink"/>
@@ -11429,8 +12156,8 @@
         <w:t xml:space="preserve">, n. 23, p. 75–110, 2017.</w:t>
       </w:r>
     </w:p>
-    <w:bookmarkEnd w:id="186"/>
-    <w:bookmarkStart w:id="187" w:name="ref-silvacodato2024"/>
+    <w:bookmarkEnd w:id="189"/>
+    <w:bookmarkStart w:id="190" w:name="ref-silvacodato2024"/>
     <w:p>
       <w:pPr>
         <w:pStyle w:val="Bibliografia"/>
@@ -11452,8 +12179,8 @@
         <w:t xml:space="preserve">, v. 39, 2024.</w:t>
       </w:r>
     </w:p>
-    <w:bookmarkEnd w:id="187"/>
-    <w:bookmarkStart w:id="188" w:name="ref-speck2011"/>
+    <w:bookmarkEnd w:id="190"/>
+    <w:bookmarkStart w:id="191" w:name="ref-speck2011"/>
     <w:p>
       <w:pPr>
         <w:pStyle w:val="Bibliografia"/>
@@ -11501,8 +12228,8 @@
         <w:t xml:space="preserve">.</w:t>
       </w:r>
     </w:p>
-    <w:bookmarkEnd w:id="188"/>
-    <w:bookmarkStart w:id="190" w:name="ref-tavits2012"/>
+    <w:bookmarkEnd w:id="191"/>
+    <w:bookmarkStart w:id="193" w:name="ref-tavits2012"/>
     <w:p>
       <w:pPr>
         <w:pStyle w:val="Bibliografia"/>
@@ -11513,7 +12240,7 @@
       <w:r>
         <w:t xml:space="preserve"> </w:t>
       </w:r>
-      <w:hyperlink r:id="rId189">
+      <w:hyperlink r:id="rId192">
         <w:r>
           <w:rPr>
             <w:rStyle w:val="Hyperlink"/>
@@ -11527,8 +12254,8 @@
         <w:t xml:space="preserve">. Cambridge: Cambridge University Press, 2013.</w:t>
       </w:r>
     </w:p>
-    <w:bookmarkEnd w:id="190"/>
-    <w:bookmarkStart w:id="192" w:name="ref-thomsen2023"/>
+    <w:bookmarkEnd w:id="193"/>
+    <w:bookmarkStart w:id="195" w:name="ref-thomsen2023"/>
     <w:p>
       <w:pPr>
         <w:pStyle w:val="Bibliografia"/>
@@ -11539,7 +12266,7 @@
       <w:r>
         <w:t xml:space="preserve"> </w:t>
       </w:r>
-      <w:hyperlink r:id="rId191">
+      <w:hyperlink r:id="rId194">
         <w:r>
           <w:rPr>
             <w:rStyle w:val="Hyperlink"/>
@@ -11564,8 +12291,8 @@
         <w:t xml:space="preserve">, v. 117, n. 2, p. 675–691, 2023.</w:t>
       </w:r>
     </w:p>
-    <w:bookmarkEnd w:id="192"/>
-    <w:bookmarkStart w:id="194" w:name="ref-webbkeith2017"/>
+    <w:bookmarkEnd w:id="195"/>
+    <w:bookmarkStart w:id="197" w:name="ref-webbkeith2017"/>
     <w:p>
       <w:pPr>
         <w:pStyle w:val="Bibliografia"/>
@@ -11576,7 +12303,7 @@
       <w:r>
         <w:t xml:space="preserve"> </w:t>
       </w:r>
-      <w:hyperlink r:id="rId193">
+      <w:hyperlink r:id="rId196">
         <w:r>
           <w:rPr>
             <w:rStyle w:val="Hyperlink"/>
@@ -11614,9 +12341,9 @@
         <w:t xml:space="preserve">. Oxford: Oxford University Press, 2017. p. 29–62.</w:t>
       </w:r>
     </w:p>
-    <w:bookmarkEnd w:id="194"/>
-    <w:bookmarkEnd w:id="195"/>
-    <w:bookmarkEnd w:id="196"/>
+    <w:bookmarkEnd w:id="197"/>
+    <w:bookmarkEnd w:id="198"/>
+    <w:bookmarkEnd w:id="199"/>
     <w:sectPr>
       <w:pgSz w:h="15840" w:w="12240"/>
       <w:pgMar w:bottom="1417" w:footer="720" w:gutter="0" w:header="720" w:left="1701" w:right="1701" w:top="1417"/>
@@ -11874,107 +12601,89 @@
       </w:pPr>
     </w:lvl>
   </w:abstractNum>
-  <w:abstractNum w:abstractNumId="991">
-    <w:nsid w:val="0000A991"/>
+  <w:abstractNum w:abstractNumId="99411">
+    <w:nsid w:val="00A99411"/>
     <w:multiLevelType w:val="multilevel"/>
     <w:lvl w:ilvl="0">
-      <w:numFmt w:val="bullet"/>
-      <w:lvlText w:val=""/>
+      <w:start w:val="1"/>
+      <w:numFmt w:val="decimal"/>
+      <w:lvlText w:val="%1."/>
       <w:lvlJc w:val="left"/>
       <w:pPr>
         <w:ind w:left="720" w:hanging="360"/>
       </w:pPr>
-      <w:rPr>
-        <w:rFonts w:ascii="Symbol" w:hAnsi="Symbol" w:cs="Symbol" w:hint="default"/>
-      </w:rPr>
     </w:lvl>
     <w:lvl w:ilvl="1">
-      <w:numFmt w:val="bullet"/>
-      <w:lvlText w:val="o"/>
+      <w:start w:val="1"/>
+      <w:numFmt w:val="decimal"/>
+      <w:lvlText w:val="%2."/>
       <w:lvlJc w:val="left"/>
       <w:pPr>
         <w:ind w:left="1440" w:hanging="360"/>
       </w:pPr>
-      <w:rPr>
-        <w:rFonts w:ascii="Courier New" w:hAnsi="Courier New" w:cs="Courier New" w:hint="default"/>
-      </w:rPr>
     </w:lvl>
     <w:lvl w:ilvl="2">
-      <w:numFmt w:val="bullet"/>
-      <w:lvlText w:val=""/>
+      <w:start w:val="1"/>
+      <w:numFmt w:val="decimal"/>
+      <w:lvlText w:val="%3."/>
       <w:lvlJc w:val="left"/>
       <w:pPr>
         <w:ind w:left="2160" w:hanging="360"/>
       </w:pPr>
-      <w:rPr>
-        <w:rFonts w:ascii="Wingdings" w:hAnsi="Wingdings" w:cs="Wingdings" w:hint="default"/>
-      </w:rPr>
     </w:lvl>
     <w:lvl w:ilvl="3">
-      <w:numFmt w:val="bullet"/>
-      <w:lvlText w:val=""/>
+      <w:start w:val="1"/>
+      <w:numFmt w:val="decimal"/>
+      <w:lvlText w:val="%4."/>
       <w:lvlJc w:val="left"/>
       <w:pPr>
         <w:ind w:left="2880" w:hanging="360"/>
       </w:pPr>
-      <w:rPr>
-        <w:rFonts w:ascii="Symbol" w:hAnsi="Symbol" w:cs="Symbol" w:hint="default"/>
-      </w:rPr>
     </w:lvl>
     <w:lvl w:ilvl="4">
-      <w:numFmt w:val="bullet"/>
-      <w:lvlText w:val="o"/>
+      <w:start w:val="1"/>
+      <w:numFmt w:val="decimal"/>
+      <w:lvlText w:val="%5."/>
       <w:lvlJc w:val="left"/>
       <w:pPr>
         <w:ind w:left="3600" w:hanging="360"/>
       </w:pPr>
-      <w:rPr>
-        <w:rFonts w:ascii="Courier New" w:hAnsi="Courier New" w:cs="Courier New" w:hint="default"/>
-      </w:rPr>
     </w:lvl>
     <w:lvl w:ilvl="5">
-      <w:numFmt w:val="bullet"/>
-      <w:lvlText w:val=""/>
+      <w:start w:val="1"/>
+      <w:numFmt w:val="decimal"/>
+      <w:lvlText w:val="%6."/>
       <w:lvlJc w:val="left"/>
       <w:pPr>
         <w:ind w:left="4320" w:hanging="360"/>
       </w:pPr>
-      <w:rPr>
-        <w:rFonts w:ascii="Wingdings" w:hAnsi="Wingdings" w:cs="Wingdings" w:hint="default"/>
-      </w:rPr>
     </w:lvl>
     <w:lvl w:ilvl="6">
-      <w:numFmt w:val="bullet"/>
-      <w:lvlText w:val=""/>
+      <w:start w:val="1"/>
+      <w:numFmt w:val="decimal"/>
+      <w:lvlText w:val="%7."/>
       <w:lvlJc w:val="left"/>
       <w:pPr>
         <w:ind w:left="5040" w:hanging="360"/>
       </w:pPr>
-      <w:rPr>
-        <w:rFonts w:ascii="Symbol" w:hAnsi="Symbol" w:cs="Symbol" w:hint="default"/>
-      </w:rPr>
     </w:lvl>
     <w:lvl w:ilvl="7">
-      <w:numFmt w:val="bullet"/>
-      <w:lvlText w:val="o"/>
+      <w:start w:val="1"/>
+      <w:numFmt w:val="decimal"/>
+      <w:lvlText w:val="%8."/>
       <w:lvlJc w:val="left"/>
       <w:pPr>
         <w:ind w:left="5760" w:hanging="360"/>
       </w:pPr>
-      <w:rPr>
-        <w:rFonts w:ascii="Courier New" w:hAnsi="Courier New" w:cs="Courier New" w:hint="default"/>
-      </w:rPr>
     </w:lvl>
     <w:lvl w:ilvl="8">
-      <w:numFmt w:val="bullet"/>
-      <w:lvlText w:val=""/>
+      <w:start w:val="1"/>
+      <w:numFmt w:val="decimal"/>
+      <w:lvlText w:val="%9."/>
       <w:lvlJc w:val="left"/>
       <w:pPr>
         <w:ind w:left="6480" w:hanging="360"/>
       </w:pPr>
-      <w:rPr>
-        <w:rFonts w:ascii="Wingdings" w:hAnsi="Wingdings" w:cs="Wingdings" w:hint="default"/>
-      </w:rPr>
     </w:lvl>
   </w:abstractNum>
   <w:num w16cid:durableId="1590194814" w:numId="1">
@@ -11984,7 +12693,64 @@
     <w:abstractNumId w:val="990"/>
   </w:num>
   <w:num w:numId="1001">
-    <w:abstractNumId w:val="991"/>
+    <w:abstractNumId w:val="99411"/>
+    <w:lvlOverride w:ilvl="0">
+      <w:startOverride w:val="1"/>
+    </w:lvlOverride>
+    <w:lvlOverride w:ilvl="1">
+      <w:startOverride w:val="1"/>
+    </w:lvlOverride>
+    <w:lvlOverride w:ilvl="2">
+      <w:startOverride w:val="1"/>
+    </w:lvlOverride>
+    <w:lvlOverride w:ilvl="3">
+      <w:startOverride w:val="1"/>
+    </w:lvlOverride>
+    <w:lvlOverride w:ilvl="4">
+      <w:startOverride w:val="1"/>
+    </w:lvlOverride>
+    <w:lvlOverride w:ilvl="5">
+      <w:startOverride w:val="1"/>
+    </w:lvlOverride>
+    <w:lvlOverride w:ilvl="6">
+      <w:startOverride w:val="1"/>
+    </w:lvlOverride>
+    <w:lvlOverride w:ilvl="7">
+      <w:startOverride w:val="1"/>
+    </w:lvlOverride>
+    <w:lvlOverride w:ilvl="8">
+      <w:startOverride w:val="1"/>
+    </w:lvlOverride>
+  </w:num>
+  <w:num w:numId="1002">
+    <w:abstractNumId w:val="99411"/>
+    <w:lvlOverride w:ilvl="0">
+      <w:startOverride w:val="1"/>
+    </w:lvlOverride>
+    <w:lvlOverride w:ilvl="1">
+      <w:startOverride w:val="1"/>
+    </w:lvlOverride>
+    <w:lvlOverride w:ilvl="2">
+      <w:startOverride w:val="1"/>
+    </w:lvlOverride>
+    <w:lvlOverride w:ilvl="3">
+      <w:startOverride w:val="1"/>
+    </w:lvlOverride>
+    <w:lvlOverride w:ilvl="4">
+      <w:startOverride w:val="1"/>
+    </w:lvlOverride>
+    <w:lvlOverride w:ilvl="5">
+      <w:startOverride w:val="1"/>
+    </w:lvlOverride>
+    <w:lvlOverride w:ilvl="6">
+      <w:startOverride w:val="1"/>
+    </w:lvlOverride>
+    <w:lvlOverride w:ilvl="7">
+      <w:startOverride w:val="1"/>
+    </w:lvlOverride>
+    <w:lvlOverride w:ilvl="8">
+      <w:startOverride w:val="1"/>
+    </w:lvlOverride>
   </w:num>
 </w:numbering>
 </file>

--- a/tese/_book/A-coordenação-da-competição-intrapartidária-em-listas-abertas-via-alocação-de-fundos-públicos.docx
+++ b/tese/_book/A-coordenação-da-competição-intrapartidária-em-listas-abertas-via-alocação-de-fundos-públicos.docx
@@ -72,155 +72,350 @@
           <w:b/>
           <w:bCs/>
         </w:rPr>
-        <w:t xml:space="preserve">Roteiro para a redação</w:t>
-      </w:r>
-    </w:p>
-    <w:p>
-      <w:pPr>
-        <w:pStyle w:val="Compact"/>
+        <w:t xml:space="preserve">Roteiro para a redação — atualizado em 19/09/2026</w:t>
+      </w:r>
+    </w:p>
+    <w:p>
+      <w:pPr>
+        <w:pStyle w:val="Corpodetexto"/>
+      </w:pPr>
+      <w:r>
+        <w:rPr>
+          <w:b/>
+          <w:bCs/>
+        </w:rPr>
+        <w:t xml:space="preserve">Premissa de escrita:</w:t>
+      </w:r>
+      <w:r>
+        <w:t xml:space="preserve"> </w:t>
+      </w:r>
+      <w:r>
+        <w:t xml:space="preserve">todos os resultados da tese estão fechados. A tarefa é apresentar e articular o argumento com as evidências existentes nos capítulos 2, 3 e 4, sem alterar medidas, modelos, amostras ou resultados. O rascunho comentado abaixo é uma versão anterior; este roteiro orienta sua reescrita.</w:t>
+      </w:r>
+    </w:p>
+    <w:p>
+      <w:pPr>
         <w:numPr>
           <w:ilvl w:val="0"/>
           <w:numId w:val="1001"/>
         </w:numPr>
       </w:pPr>
       <w:r>
-        <w:t xml:space="preserve">Apresentar o problema: explicar a tensão entre a busca individual por votos e o resultado coletivo da legenda sob listas abertas.</w:t>
-      </w:r>
-    </w:p>
-    <w:p>
-      <w:pPr>
-        <w:pStyle w:val="Compact"/>
+        <w:rPr>
+          <w:b/>
+          <w:bCs/>
+        </w:rPr>
+        <w:t xml:space="preserve">Abrir pelo problema de coordenação.</w:t>
+      </w:r>
+      <w:r>
+        <w:t xml:space="preserve"> </w:t>
+      </w:r>
+      <w:r>
+        <w:t xml:space="preserve">Apresentar a tensão entre a busca individual por votos e a dependência do resultado coletivo sob listas abertas. O ponto de partida é entender como os partidos distribuem condições de competição entre candidaturas que autorizaram a concorrer. Explicar o papel da agregação dos votos sem equiparar a lista partidária usada na análise à unidade institucional de conversão de votos em cadeiras em todos os pleitos.</w:t>
+      </w:r>
+    </w:p>
+    <w:p>
+      <w:pPr>
         <w:numPr>
           <w:ilvl w:val="0"/>
           <w:numId w:val="1001"/>
         </w:numPr>
       </w:pPr>
       <w:r>
-        <w:t xml:space="preserve">Situar o debate: expor a expectativa de personalismo e mostrar como a literatura sobre agência partidária abre espaço para investigar os instrumentos de coordenação.</w:t>
-      </w:r>
-    </w:p>
-    <w:p>
-      <w:pPr>
-        <w:pStyle w:val="Compact"/>
+        <w:rPr>
+          <w:b/>
+          <w:bCs/>
+        </w:rPr>
+        <w:t xml:space="preserve">Situar o debate e delimitar a lacuna.</w:t>
+      </w:r>
+      <w:r>
+        <w:t xml:space="preserve"> </w:t>
+      </w:r>
+      <w:r>
+        <w:t xml:space="preserve">Contrapor à expectativa de personalismo a agência partidária examinada pela segunda geração de estudos. Chegar ao controle de recursos depois da formação das nominatas (</w:t>
+      </w:r>
+      <w:r>
+        <w:rPr>
+          <w:i/>
+          <w:iCs/>
+        </w:rPr>
+        <w:t xml:space="preserve">resource gatekeeping</w:t>
+      </w:r>
+      <w:r>
+        <w:t xml:space="preserve">). A lacuna específica é articular quem ocupa o núcleo financeiro, quanto recebe em relação aos correligionários e quando a prioridade se torna observável. Evitar apresentar a associação entre experiência e financiamento como descoberta inédita ou reproduzir a revisão do capítulo 2.</w:t>
+      </w:r>
+    </w:p>
+    <w:p>
+      <w:pPr>
         <w:numPr>
           <w:ilvl w:val="0"/>
           <w:numId w:val="1001"/>
         </w:numPr>
       </w:pPr>
       <w:r>
-        <w:t xml:space="preserve">Delimitar a lacuna: indicar o que ainda precisa ser explicado sobre a distribuição de recursos depois da formação das nominatas, sem antecipar toda a revisão de literatura.</w:t>
-      </w:r>
-    </w:p>
-    <w:p>
-      <w:pPr>
-        <w:pStyle w:val="Compact"/>
+        <w:rPr>
+          <w:b/>
+          <w:bCs/>
+        </w:rPr>
+        <w:t xml:space="preserve">Formular a pergunta e delimitar o objeto.</w:t>
+      </w:r>
+      <w:r>
+        <w:t xml:space="preserve"> </w:t>
+      </w:r>
+      <w:r>
+        <w:t xml:space="preserve">Perguntar em que medida candidaturas com credenciais eleitorais prévias são priorizadas na distribuição e no calendário dos recursos partidários. Fixar o recorte: candidaturas a deputado federal no Brasil, em 2018 e 2022. A pergunta deve anunciar as dimensões efetivamente examinadas, sem prometer estimar efeitos do dinheiro sobre votos ou identificar a intenção de cada decisão partidária.</w:t>
+      </w:r>
+    </w:p>
+    <w:p>
+      <w:pPr>
         <w:numPr>
           <w:ilvl w:val="0"/>
           <w:numId w:val="1001"/>
         </w:numPr>
       </w:pPr>
       <w:r>
-        <w:t xml:space="preserve">Formular a pergunta de pesquisa: explicitar quem recebe prioridade financeira e quando a recebe, delimitando as candidaturas a deputado federal em 2018 e 2022.</w:t>
-      </w:r>
-    </w:p>
-    <w:p>
-      <w:pPr>
-        <w:pStyle w:val="Compact"/>
+        <w:rPr>
+          <w:b/>
+          <w:bCs/>
+        </w:rPr>
+        <w:t xml:space="preserve">Justificar o recorte substantivo e institucional.</w:t>
+      </w:r>
+      <w:r>
+        <w:t xml:space="preserve"> </w:t>
+      </w:r>
+      <w:r>
+        <w:t xml:space="preserve">Relacionar a predominância do financiamento público, o controle partidário dos repasses e a importância do desempenho na Câmara para os recursos e a continuidade das organizações. Tratar as diferenças institucionais entre 2018 e 2022 como contexto da comparação. A pesquisa não é uma avaliação causal da criação do FEFC, do fim das coligações ou das regras de destinação de recursos.</w:t>
+      </w:r>
+    </w:p>
+    <w:p>
+      <w:pPr>
         <w:numPr>
           <w:ilvl w:val="0"/>
           <w:numId w:val="1001"/>
         </w:numPr>
       </w:pPr>
       <w:r>
-        <w:t xml:space="preserve">Justificar o recorte: relacionar a predominância do financiamento público, o controle partidário dos repasses e a importância das eleições para a Câmara para as organizações.</w:t>
-      </w:r>
-    </w:p>
-    <w:p>
-      <w:pPr>
-        <w:pStyle w:val="Compact"/>
+        <w:rPr>
+          <w:b/>
+          <w:bCs/>
+        </w:rPr>
+        <w:t xml:space="preserve">Apresentar o argumento em sequência.</w:t>
+      </w:r>
+      <w:r>
+        <w:t xml:space="preserve"> </w:t>
+      </w:r>
+      <w:r>
+        <w:t xml:space="preserve">Encadear interesse coletivo, alocação sob incerteza, credenciais anteriores como sinais de capacidade eleitoral e expectativa de prioridade no volume e no tempo. Explicar por que receber cedo pode ampliar as possibilidades de uso do dinheiro. Distinguir essa justificativa teórica daquilo que foi observado: a tese documenta a distribuição e seu calendário, sem medir o uso dos recursos ou o esforço de campanha.</w:t>
+      </w:r>
+    </w:p>
+    <w:p>
+      <w:pPr>
         <w:numPr>
           <w:ilvl w:val="0"/>
           <w:numId w:val="1001"/>
         </w:numPr>
       </w:pPr>
       <w:r>
-        <w:t xml:space="preserve">Apresentar o argumento: encadear interesse coletivo, incerteza eleitoral, credenciais anteriores e expectativa de prioridade no volume e no calendário dos repasses.</w:t>
-      </w:r>
-    </w:p>
-    <w:p>
-      <w:pPr>
-        <w:pStyle w:val="Compact"/>
+        <w:rPr>
+          <w:b/>
+          <w:bCs/>
+        </w:rPr>
+        <w:t xml:space="preserve">Definir os conceitos antes dos métodos.</w:t>
+      </w:r>
+      <w:r>
+        <w:t xml:space="preserve"> </w:t>
+      </w:r>
+      <w:r>
+        <w:t xml:space="preserve">Lista é partido × UF × eleição; recursos partidários são identificados pela origem do repasse, independentemente da fonte, incluindo FEFC e Fundo Partidário. Usar como termo principal</w:t>
+      </w:r>
+      <w:r>
+        <w:t xml:space="preserve"> </w:t>
+      </w:r>
+      <w:r>
+        <w:t xml:space="preserve">“candidaturas com credenciais eleitorais prévias”</w:t>
+      </w:r>
+      <w:r>
+        <w:t xml:space="preserve">: vitória anterior nos cargos considerados, exceto vereador, ou votação anterior de ao menos 10% do quociente eleitoral para deputado federal ou estadual. A ausência dessa credencial não equivale à inviabilidade eleitoral. O Top-NECr é um núcleo construído pelo pesquisador a partir da distribuição financeira, sem pressupor uma classificação formal adotada pelos partidos.</w:t>
+      </w:r>
+    </w:p>
+    <w:p>
+      <w:pPr>
         <w:numPr>
           <w:ilvl w:val="0"/>
           <w:numId w:val="1001"/>
         </w:numPr>
       </w:pPr>
       <w:r>
-        <w:t xml:space="preserve">Delimitar a interpretação: distinguir prioridade observada de intenção partidária e mencionar as explicações alternativas que o desenho não consegue separar.</w:t>
-      </w:r>
-    </w:p>
-    <w:p>
-      <w:pPr>
-        <w:pStyle w:val="Compact"/>
+        <w:rPr>
+          <w:b/>
+          <w:bCs/>
+        </w:rPr>
+        <w:t xml:space="preserve">Apresentar os dados e a anterioridade do histórico.</w:t>
+      </w:r>
+      <w:r>
+        <w:t xml:space="preserve"> </w:t>
+      </w:r>
+      <w:r>
+        <w:t xml:space="preserve">Informar a origem no TSE, a vinculação por CPF e o histórico disponível desde 1998. Se necessário para dimensionar a pesquisa, registrar 7.630 candidaturas e 859 listas em 2018, e 9.675 candidaturas e 711 listas em 2022. São os universos gerais, não amostras idênticas de todos os modelos. Deixar os filtros e denominadores específicos nos capítulos empíricos.</w:t>
+      </w:r>
+    </w:p>
+    <w:p>
+      <w:pPr>
         <w:numPr>
           <w:ilvl w:val="0"/>
           <w:numId w:val="1001"/>
         </w:numPr>
       </w:pPr>
       <w:r>
-        <w:t xml:space="preserve">Descrever dados e conceitos essenciais: definir lista, recursos partidários e credenciais prévias; esclarecer a anterioridade do histórico e a diferença entre origem partidária e fonte pública.</w:t>
-      </w:r>
-    </w:p>
-    <w:p>
-      <w:pPr>
-        <w:pStyle w:val="Compact"/>
+        <w:rPr>
+          <w:b/>
+          <w:bCs/>
+        </w:rPr>
+        <w:t xml:space="preserve">Explicar a estratégia do capítulo 3 pela pergunta de cada etapa.</w:t>
+      </w:r>
+      <w:r>
+        <w:t xml:space="preserve"> </w:t>
+      </w:r>
+      <w:r>
+        <w:t xml:space="preserve">Primeiro, delimitar o Top-NECr e comparar sua composição com uma seleção aleatória de igual tamanho em cada lista. Depois, apresentar o modelo de parcelas intralista, que compara correligionários e desagrega o histórico por cargo, sem depender do corte do núcleo. Mencionar Top-X% como sensibilidade e eleitos como correspondência posterior. São análises complementares dos mesmos dados, não provas independentes da coordenação.</w:t>
+      </w:r>
+    </w:p>
+    <w:p>
+      <w:pPr>
         <w:numPr>
           <w:ilvl w:val="0"/>
           <w:numId w:val="1001"/>
         </w:numPr>
       </w:pPr>
       <w:r>
-        <w:t xml:space="preserve">Apresentar a estratégia empírica: explicar, nessa ordem, a composição do Top-NECr, a comparação das parcelas intralista e a análise temporal, vinculando cada etapa à pergunta que responde.</w:t>
-      </w:r>
-    </w:p>
-    <w:p>
-      <w:pPr>
-        <w:pStyle w:val="Compact"/>
+        <w:rPr>
+          <w:b/>
+          <w:bCs/>
+        </w:rPr>
+        <w:t xml:space="preserve">Explicar a estratégia temporal do capítulo 4.</w:t>
+      </w:r>
+      <w:r>
+        <w:t xml:space="preserve"> </w:t>
+      </w:r>
+      <w:r>
+        <w:t xml:space="preserve">Apresentar a sequência: fluxos acumulados por grupo; Top-NECr recalculado com os recursos acumulados até cada semana; curvas de Kaplan-Meier para primeiro e maior repasse; Cox para o primeiro recebimento. As credenciais antecedem a campanha, enquanto o núcleo semanal pode mudar. A janela vai do início da campanha à eleição, e candidaturas sem repasse permanecem observadas até seu encerramento. Reservar à exposição metodológica a definição operacional do maior repasse e a interpretação detalhada da censura e das razões de risco.</w:t>
+      </w:r>
+    </w:p>
+    <w:p>
+      <w:pPr>
         <w:numPr>
           <w:ilvl w:val="0"/>
           <w:numId w:val="1001"/>
         </w:numPr>
       </w:pPr>
       <w:r>
-        <w:t xml:space="preserve">Antecipar os principais achados: sintetizar a prioridade nas duas eleições e distinguir estabilidade da sobrerrepresentação no núcleo de redução da vantagem nas parcelas recebidas.</w:t>
-      </w:r>
-    </w:p>
-    <w:p>
-      <w:pPr>
-        <w:pStyle w:val="Compact"/>
+        <w:rPr>
+          <w:b/>
+          <w:bCs/>
+        </w:rPr>
+        <w:t xml:space="preserve">Antecipar a resposta em poucos achados articulados.</w:t>
+      </w:r>
+      <w:r>
+        <w:t xml:space="preserve"> </w:t>
+      </w:r>
+      <w:r>
+        <w:t xml:space="preserve">As credenciais estão sobrerrepresentadas no núcleo, associam-se a parcelas maiores dentro da lista e a recebimento mais cedo. A sobrerrepresentação já aparece nas primeiras semanas observadas. Na comparação entre pleitos, distinguir o</w:t>
+      </w:r>
+      <w:r>
+        <w:t xml:space="preserve"> </w:t>
+      </w:r>
+      <w:r>
+        <w:rPr>
+          <w:i/>
+          <w:iCs/>
+        </w:rPr>
+        <w:t xml:space="preserve">lift</w:t>
+      </w:r>
+      <w:r>
+        <w:t xml:space="preserve"> </w:t>
+      </w:r>
+      <w:r>
+        <w:t xml:space="preserve">agregado próximo de 1,9 em ambos da redução da razão de parcelas de 8,16 para 4,58. Se mencionar magnitude, qualificá-la como heterogeneidade exploratória da distribuição financeira; não estender o padrão à antecipação temporal. Evitar transformar a introdução em inventário de coeficientes.</w:t>
+      </w:r>
+    </w:p>
+    <w:p>
+      <w:pPr>
         <w:numPr>
           <w:ilvl w:val="0"/>
           <w:numId w:val="1001"/>
         </w:numPr>
       </w:pPr>
       <w:r>
-        <w:t xml:space="preserve">Explicitar a contribuição e a organização da tese: indicar o que a pesquisa acrescenta e qual função cada capítulo desempenha na demonstração do argumento.</w:t>
-      </w:r>
-    </w:p>
-    <w:p>
-      <w:pPr>
-        <w:pStyle w:val="Compact"/>
+        <w:rPr>
+          <w:b/>
+          <w:bCs/>
+        </w:rPr>
+        <w:t xml:space="preserve">Delimitar a interpretação e explicitar a contribuição.</w:t>
+      </w:r>
+      <w:r>
+        <w:t xml:space="preserve"> </w:t>
+      </w:r>
+      <w:r>
+        <w:t xml:space="preserve">A convergência é compatível com coordenação intrapartidária, mas também admite barganha, posições internas e atributos não observados. A contribuição está em ligar a composição nominal de um núcleo de tamanho endógeno, a comparação de parcelas entre correligionários e a formação temporal da prioridade, usando credenciais anteriores à disputa. Não afirmar estratégia ótima, maximização demonstrada do resultado coletivo ou identificação de um mecanismo causal único.</w:t>
+      </w:r>
+    </w:p>
+    <w:p>
+      <w:pPr>
         <w:numPr>
           <w:ilvl w:val="0"/>
           <w:numId w:val="1001"/>
         </w:numPr>
       </w:pPr>
       <w:r>
-        <w:t xml:space="preserve">Revisar a progressão do texto: desenvolver uma ideia central por parágrafo, definir termos antes de empregá-los, eliminar repetições e reservar detalhes técnicos aos capítulos empíricos; usar linguagem associativa quando não houver identificação causal.</w:t>
+        <w:rPr>
+          <w:b/>
+          <w:bCs/>
+        </w:rPr>
+        <w:t xml:space="preserve">Fechar com a organização da tese.</w:t>
+      </w:r>
+      <w:r>
+        <w:t xml:space="preserve"> </w:t>
+      </w:r>
+      <w:r>
+        <w:t xml:space="preserve">Indicar a função de cada capítulo: o capítulo 2 desenvolve o debate e o argumento; o</w:t>
+      </w:r>
+      <w:r>
+        <w:t xml:space="preserve"> </w:t>
+      </w:r>
+      <w:hyperlink w:anchor="sec-cap3">
+        <w:r>
+          <w:rPr>
+            <w:rStyle w:val="Hyperlink"/>
+          </w:rPr>
+          <w:t xml:space="preserve">Capítulo 3</w:t>
+        </w:r>
+      </w:hyperlink>
+      <w:r>
+        <w:t xml:space="preserve"> </w:t>
+      </w:r>
+      <w:r>
+        <w:t xml:space="preserve">examina a priorização pelo volume; o</w:t>
+      </w:r>
+      <w:r>
+        <w:t xml:space="preserve"> </w:t>
+      </w:r>
+      <w:hyperlink w:anchor="sec-cap4">
+        <w:r>
+          <w:rPr>
+            <w:rStyle w:val="Hyperlink"/>
+          </w:rPr>
+          <w:t xml:space="preserve">Capítulo 4</w:t>
+        </w:r>
+      </w:hyperlink>
+      <w:r>
+        <w:t xml:space="preserve"> </w:t>
+      </w:r>
+      <w:r>
+        <w:t xml:space="preserve">acompanha o calendário e a formação da prioridade; as considerações finais integram a resposta e seus limites; o apêndice formaliza as medidas. Revisar a progressão por parágrafos, evitando repetir a mesma promessa na pergunta, no argumento e no mapa dos capítulos. Detalhes técnicos e ressalvas específicas devem aparecer onde ajudam a entender o desenho.</w:t>
       </w:r>
     </w:p>
     <w:bookmarkEnd w:id="21"/>
-    <w:bookmarkStart w:id="29" w:name="controle-partidário-sob-listas-abertas"/>
+    <w:bookmarkStart w:id="30" w:name="controle-partidário-sob-listas-abertas"/>
     <w:p>
       <w:pPr>
         <w:pStyle w:val="Ttulo1"/>
@@ -580,7 +775,7 @@
         <w:t xml:space="preserve"> </w:t>
       </w:r>
       <w:r>
-        <w:t xml:space="preserve">disputar. Há, em listas abertas, um controle da legenda na entrada de candidaturas, mas não sobre a ordenação final de sua lista. Este fator é o que abre espaço para o instrumento de controle partidário que será estudado pela tese.</w:t>
+        <w:t xml:space="preserve">disputar. Há, em listas abertas, um controle da legenda na entrada de candidaturas, mas são os votos dos eleitores que definem quem será eleito.</w:t>
       </w:r>
     </w:p>
     <w:p>
@@ -588,7 +783,24 @@
         <w:pStyle w:val="Corpodetexto"/>
       </w:pPr>
       <w:r>
-        <w:t xml:space="preserve">A aplicação relativa ao</w:t>
+        <w:t xml:space="preserve">No Brasil, votos nominais em candidatos são somados para o cálculo do quociente partidário que determina o número de cadeiras que os partidos conquistam. O voto depositado em cada candidatura individual beneficia o cálculo das cadeiras que um partido como um todo receberá</w:t>
+      </w:r>
+      <w:r>
+        <w:t xml:space="preserve"> </w:t>
+      </w:r>
+      <w:r>
+        <w:t xml:space="preserve">(Figueiredo; Limongi, 2002)</w:t>
+      </w:r>
+      <w:r>
+        <w:t xml:space="preserve">. Até as eleições de 2018, esta agregação ocorria ao nível da coligação partidária no distrito, e a partir de 2022, ao nível do partido ou da federação também no distrito, quando existente. A diferença em 2022 é que as federações são contratos de longo prazo entre partidos e sua formação tem abrangência em todo o país e envolve a própria atuação no Legislativo.</w:t>
+      </w:r>
+    </w:p>
+    <w:p>
+      <w:pPr>
+        <w:pStyle w:val="Corpodetexto"/>
+      </w:pPr>
+      <w:r>
+        <w:t xml:space="preserve">O controle partidário no acesso às nominatas, a definição formal da eleição exclusivamente pelos votos dos eleitores e o aproveitamento destes votos por todo o partido no distrito pelo</w:t>
       </w:r>
       <w:r>
         <w:t xml:space="preserve"> </w:t>
@@ -604,7 +816,29 @@
         <w:t xml:space="preserve"> </w:t>
       </w:r>
       <w:r>
-        <w:t xml:space="preserve">dos votos não pode ser realizada diretamente em algum dos três níveis determinados por</w:t>
+        <w:t xml:space="preserve">guardam os aspectos institucionais centrais para o argumento da tese delineado na</w:t>
+      </w:r>
+      <w:r>
+        <w:t xml:space="preserve"> </w:t>
+      </w:r>
+      <w:hyperlink w:anchor="sec-argumento">
+        <w:r>
+          <w:rPr>
+            <w:rStyle w:val="Hyperlink"/>
+          </w:rPr>
+          <w:t xml:space="preserve">Seção 2.5</w:t>
+        </w:r>
+      </w:hyperlink>
+      <w:r>
+        <w:t xml:space="preserve">.</w:t>
+      </w:r>
+    </w:p>
+    <w:p>
+      <w:pPr>
+        <w:pStyle w:val="Corpodetexto"/>
+      </w:pPr>
+      <w:r>
+        <w:t xml:space="preserve">Os incentivos personalistas do sistema eleitoral adotado no Brasil são mais evidentes nos últimos dois componentes destacados por</w:t>
       </w:r>
       <w:r>
         <w:t xml:space="preserve"> </w:t>
@@ -613,33 +847,7 @@
         <w:t xml:space="preserve">Carey; Shugart (1995)</w:t>
       </w:r>
       <w:r>
-        <w:t xml:space="preserve">. No Brasil, votos nominais em candidatos são somados para o cálculo do quociente partidário. Não há agregação sublista como previsto pelo estudo seminal. Porém, o voto depositado em cada candidatura individual beneficia o cálculo das cadeiras que um partido como um todo receberá</w:t>
-      </w:r>
-      <w:r>
-        <w:t xml:space="preserve"> </w:t>
-      </w:r>
-      <w:r>
-        <w:t xml:space="preserve">(Figueiredo; Limongi, 2002)</w:t>
-      </w:r>
-      <w:r>
-        <w:t xml:space="preserve">. Neste caso, considera-se que o sistema eleitoral brasileiro se posiciona em um nível entre o de menor incentivo ao personalismo e o nível intermediário definido pelos autores.</w:t>
-      </w:r>
-    </w:p>
-    <w:p>
-      <w:pPr>
-        <w:pStyle w:val="Corpodetexto"/>
-      </w:pPr>
-      <w:r>
-        <w:t xml:space="preserve">Os incentivos personalistas do sistema eleitoral adotado no Brasil são mais evidentes nos últimos dois componentes destacados por</w:t>
-      </w:r>
-      <w:r>
-        <w:t xml:space="preserve"> </w:t>
-      </w:r>
-      <w:r>
-        <w:t xml:space="preserve">Carey; Shugart (1995)</w:t>
-      </w:r>
-      <w:r>
-        <w:t xml:space="preserve">. Vota-se nominalmente em um único candidato de uma lista aberta em distritos que variam de 8 a 70 cadeiras em disputa. Esta combinação traz incentivos para o candidato buscar a construção de sua reputação pessoal a despeito da marca partidária, já que há muitos correligionários concorrendo ao mesmo tempo pelo voto do mesmo eleitor.</w:t>
+        <w:t xml:space="preserve">. O voto é nominal em um único candidato de uma lista aberta em distritos que variam de 8 a 70 cadeiras em disputa. Esta combinação traz incentivos para o candidato buscar a construção de sua reputação pessoal a despeito da marca partidária, já que há muitos correligionários concorrendo ao mesmo tempo pelo voto do mesmo eleitor.</w:t>
       </w:r>
     </w:p>
     <w:p>
@@ -1028,7 +1236,7 @@
         <w:t xml:space="preserve"> </w:t>
       </w:r>
       <w:r>
-        <w:t xml:space="preserve">defende que sistemas de representação proporcional com lista aberta forçam candidaturas para um equilíbrio em que legisladores precisam entregar benefícios reais aos eleitores. Desvios e corrupção têm alto custo para os políticos, já que enquanto algum deles está empregando o seu tempo nestes esquemas, outro colega de partido pode estar dando atenção ao eleitorado e por isso posteriormente vencer uma eventual disputa intrapartidária com o político corrupto por uma cadeira. Esta proposição do autor parte de uma análise comparativa com sistemas majoritários, encontrando evidências de que estes sistemas apresentam níveis médios de corrupção superiores aos da representação proporcional com lista aberta.</w:t>
+        <w:t xml:space="preserve">defende que sistemas de representação proporcional com lista aberta forçam candidaturas para um equilíbrio em que legisladores precisam entregar benefícios reais aos eleitores. Desvios e corrupção têm alto custo para os políticos, já que enquanto algum deles está empregando o seu tempo nestes esquemas, outro colega de partido pode estar dando atenção ao eleitorado e por isso posteriormente vencer uma eventual disputa intrapartidária com o político corrupto por uma cadeira. Esta proposição do autor parte de uma análise comparativa com sistemas majoritários, e encontra evidências de que estes sistemas apresentam níveis médios de corrupção superiores aos da representação proporcional com lista aberta.</w:t>
       </w:r>
     </w:p>
     <w:p>
@@ -1132,7 +1340,7 @@
         <w:t xml:space="preserve">resource gatekeeping</w:t>
       </w:r>
       <w:r>
-        <w:t xml:space="preserve">, tendo em vista que se ampara em recursos sobre os quais os partidos políticos preservam capacidade de agência em sua alocação, fator necessário para que consigam produzir a desigualdade observada entre as candidaturas.</w:t>
+        <w:t xml:space="preserve">, tendo em vista que se ampara em recursos sobre os quais os partidos políticos preservam capacidade de agência em sua alocação e efetivam a desigualdade observada entre as candidaturas.</w:t>
       </w:r>
     </w:p>
     <w:p>
@@ -1185,18 +1393,18 @@
         <w:pStyle w:val="Corpodetexto"/>
       </w:pPr>
       <w:r>
-        <w:t xml:space="preserve">Antes de focar no aspecto financeiro da competição intrapartidária, entretanto, vale delinear o argumento sobre o que se espera de um partido organizacionalmente para que suas estratégias sejam aplicadas e tenham efeito frente a seus membros.</w:t>
+        <w:t xml:space="preserve">Os estudos discutidos na próxima seção se debruçam sobre os efeitos da competição intralista sobre os gastos de campanha realizado por candidatos. De maneira geral, os estudos verificam se tais sistemas estão vinculados a gastos maiores devido à necessidade de candidaturas se diferenciarem de concorrentes externos e internos.</w:t>
       </w:r>
     </w:p>
     <w:bookmarkEnd w:id="23"/>
     <w:bookmarkEnd w:id="24"/>
-    <w:bookmarkStart w:id="25" w:name="partidos-como-organizações-heterogêneas"/>
+    <w:bookmarkStart w:id="25" w:name="Xebe7a795df0f834fdbd81358047f733d87ae296"/>
     <w:p>
       <w:pPr>
         <w:pStyle w:val="Ttulo2"/>
       </w:pPr>
       <w:r>
-        <w:t xml:space="preserve">2.2 Partidos como organizações heterogêneas</w:t>
+        <w:t xml:space="preserve">2.2 Competição intrapartidária e gastos de campanha</w:t>
       </w:r>
     </w:p>
     <w:p>
@@ -1204,7 +1412,7 @@
         <w:pStyle w:val="FirstParagraph"/>
       </w:pPr>
       <w:r>
-        <w:t xml:space="preserve">A lista aberta produz incentivos para que candidatos cultivem reputações pessoais, mas também cria um problema de ação coletiva para o partido. Embora cada candidatura tenha interesse em maximizar seu próprio desempenho, os votos nominais são agregados para definir o número de cadeiras conquistadas pela legenda. Campanhas individuais podem ampliar a votação partidária, mas também podem dispersar recursos e disputar votos dos mesmos eleitores, intensificando conflitos entre correligionários e potencialmente degradando o desempenho agregado do partido e sua marca.</w:t>
+        <w:t xml:space="preserve">Se o sistema eleitoral permite competição intrapartidária e incentiva o cultivo da reputação pessoal dos políticos, como estes buscam se diferenciar de seus correligionários frente ao eleitorado?</w:t>
       </w:r>
     </w:p>
     <w:p>
@@ -1212,104 +1420,13 @@
         <w:pStyle w:val="Corpodetexto"/>
       </w:pPr>
       <w:r>
-        <w:t xml:space="preserve">É nesse ponto que o argumento de</w:t>
-      </w:r>
-      <w:r>
-        <w:t xml:space="preserve"> </w:t>
-      </w:r>
-      <w:r>
-        <w:t xml:space="preserve">Aldrich (2011)</w:t>
-      </w:r>
-      <w:r>
-        <w:t xml:space="preserve"> </w:t>
-      </w:r>
-      <w:r>
-        <w:t xml:space="preserve">se conecta ao problema desta tese. Para o autor, partidos são instituições criadas e preservadas por políticos porque solucionam problemas de ação coletiva que candidaturas isoladas não conseguem resolver. Eles coordenam ambições, agregam preferências e permitem a produção de bens coletivos, entre os quais estão a reputação partidária compartilhada e o êxito eleitoral da legenda. Assim, mesmo quando as regras estimulam estratégias individuais, políticos possuem razões para abrir mão de autonomia frente a organização partidária.</w:t>
-      </w:r>
-    </w:p>
-    <w:p>
-      <w:pPr>
-        <w:pStyle w:val="Corpodetexto"/>
-      </w:pPr>
-      <w:r>
-        <w:t xml:space="preserve">Essa delegação não exige que o partido controle integralmente seus membros. Em</w:t>
-      </w:r>
-      <w:r>
-        <w:t xml:space="preserve"> </w:t>
-      </w:r>
-      <w:r>
-        <w:t xml:space="preserve">Cox; McCubbins (2005)</w:t>
-      </w:r>
-      <w:r>
-        <w:t xml:space="preserve">, lideranças recebem autoridade para organizar a ação coletiva e proteger a reputação da legenda, sobretudo por meio do controle de recursos escassos. Na arena eleitoral brasileira, argumenta-se que o dinheiro de campanha exerce função semelhante: ao decidir quais candidaturas recebem recursos e quando os recebem, as lideranças alteram as condições da competição entre correligionários sem eliminar sua autonomia.</w:t>
-      </w:r>
-    </w:p>
-    <w:p>
-      <w:pPr>
-        <w:pStyle w:val="Corpodetexto"/>
-      </w:pPr>
-      <w:r>
-        <w:t xml:space="preserve">A capacidade de realizar essa coordenação, entretanto, varia entre os partidos. Segundo</w:t>
-      </w:r>
-      <w:r>
-        <w:t xml:space="preserve"> </w:t>
-      </w:r>
-      <w:r>
-        <w:t xml:space="preserve">Scarrow; Webb (2017)</w:t>
-      </w:r>
-      <w:r>
-        <w:t xml:space="preserve">:</w:t>
-      </w:r>
-    </w:p>
-    <w:p>
-      <w:pPr>
-        <w:pStyle w:val="Textoembloco"/>
-      </w:pPr>
-      <w:r>
-        <w:t xml:space="preserve">Even in countries with similar political institutions and similar experiences with democracy, political parties use different procedures to make their most important decisions, and follow different approaches when attempting to mobilize their supporters. And in some countries, parties’ extra-legislative structures are quite weak in comparison with their legislative parties, or with the resources at the disposal of individual politicians.</w:t>
-      </w:r>
-      <w:r>
-        <w:t xml:space="preserve"> </w:t>
-      </w:r>
-      <w:r>
-        <w:t xml:space="preserve">(Scarrow; Webb, 2017, p. 1)</w:t>
-      </w:r>
-    </w:p>
-    <w:p>
-      <w:pPr>
-        <w:pStyle w:val="FirstParagraph"/>
-      </w:pPr>
-      <w:r>
-        <w:t xml:space="preserve">Estes autores propõem a análise da capacidade organizacional dos partidos políticos a partir de três dimensões: estruturas, recursos e estratégias de representação. Em sua leitura, organizações diferem quanto à quantidade de recursos disponíveis, à centralização das decisões e à capacidade de recompensar ou punir seus membros. A força partidária deve ser tratada como uma capacidade variável de converter recursos organizacionais em coordenação. Essa formulação permite perguntar não apenas se os partidos brasileiros são fortes ou fracos, mas quais instrumentos controlam e com que eficácia conseguem empregá-los.</w:t>
-      </w:r>
-    </w:p>
-    <w:p>
-      <w:pPr>
-        <w:pStyle w:val="Corpodetexto"/>
-      </w:pPr>
-      <w:r>
-        <w:t xml:space="preserve">A questão do controle de membros por lideranças partidárias também aparece no</w:t>
-      </w:r>
-      <w:r>
-        <w:t xml:space="preserve"> </w:t>
-      </w:r>
-      <w:r>
-        <w:t xml:space="preserve">“dilema do gatekeeper”</w:t>
-      </w:r>
-      <w:r>
-        <w:t xml:space="preserve"> </w:t>
-      </w:r>
-      <w:r>
-        <w:t xml:space="preserve">apresentado por</w:t>
-      </w:r>
-      <w:r>
-        <w:t xml:space="preserve"> </w:t>
-      </w:r>
-      <w:r>
-        <w:t xml:space="preserve">Fiva; Izzo; Tukiainen (2024)</w:t>
-      </w:r>
-      <w:r>
-        <w:t xml:space="preserve">. Com foco nas eleições locais norueguesas, os autores aproveitam uma característica do sistema eleitoral que permite a atribuição de</w:t>
+        <w:t xml:space="preserve">Cox; Thies (1998)</w:t>
+      </w:r>
+      <w:r>
+        <w:t xml:space="preserve"> </w:t>
+      </w:r>
+      <w:r>
+        <w:t xml:space="preserve">argumentam que candidaturas podem se destacar por</w:t>
       </w:r>
       <w:r>
         <w:t xml:space="preserve"> </w:t>
@@ -1319,13 +1436,38 @@
           <w:i/>
           <w:iCs/>
         </w:rPr>
-        <w:t xml:space="preserve">posições de vantagem</w:t>
-      </w:r>
-      <w:r>
-        <w:t xml:space="preserve"> </w:t>
-      </w:r>
-      <w:r>
-        <w:t xml:space="preserve">na nominata, dando ao partido a possibilidade de insular candidaturas específicas da competição intrapartidária. Os autores seguem o argumento apresentando um</w:t>
+        <w:t xml:space="preserve">posições</w:t>
+      </w:r>
+      <w:r>
+        <w:t xml:space="preserve"> </w:t>
+      </w:r>
+      <w:r>
+        <w:t xml:space="preserve">tomadas ao longo da campanha, por ser adepto de um sub-grupo partidário ou por ter atuação focada em um tema em específico, por exemplo. Neste cenário, não haveria acréscimo aos gastos de campanha causados pela competição intralista em si. Já que candidatos seriam diferenciáveis aos olhos dos eleitores justamente por seu posicionamento em determinados assuntos.</w:t>
+      </w:r>
+    </w:p>
+    <w:p>
+      <w:pPr>
+        <w:pStyle w:val="Corpodetexto"/>
+      </w:pPr>
+      <w:r>
+        <w:t xml:space="preserve">Por outro lado, caso tais posições não permitam distinguir candidaturas individuais de uma mesma nominata, a aplicação de dinheiro em campanhas para aumentar a publicização do nome do candidato é uma estratégia óbvia em busca da vitória eleitoral. Isso geraria custos de campanha ainda maiores em sistemas com competição intrapartidária, já que a legenda do partido não seria suficiente para ordenar a disputa e cada candidato precisaria oferecer ao eleitor um motivo para receber seu voto</w:t>
+      </w:r>
+      <w:r>
+        <w:t xml:space="preserve"> </w:t>
+      </w:r>
+      <w:r>
+        <w:t xml:space="preserve">(Cox; Thies, 1998)</w:t>
+      </w:r>
+      <w:r>
+        <w:t xml:space="preserve">.</w:t>
+      </w:r>
+    </w:p>
+    <w:p>
+      <w:pPr>
+        <w:pStyle w:val="Corpodetexto"/>
+      </w:pPr>
+      <w:r>
+        <w:t xml:space="preserve">Os autores testam o argumento verificando se o gasto empenhado pelos candidatos japoneses possui relação positiva com a quantidade de copartidários em suas listas. Também testam se os gastos de campanha das candidaturas aumentam mais com a entrada de um correligionário na competição intralista do que com a entrada de um concorrente de outro partido na competição geral. Importante destacar que estas eleições ocorrem sob o sistema de voto único intransferível, onde não há qualquer</w:t>
       </w:r>
       <w:r>
         <w:t xml:space="preserve"> </w:t>
@@ -1335,22 +1477,13 @@
           <w:i/>
           <w:iCs/>
         </w:rPr>
-        <w:t xml:space="preserve">trade-off</w:t>
-      </w:r>
-      <w:r>
-        <w:t xml:space="preserve"> </w:t>
-      </w:r>
-      <w:r>
-        <w:t xml:space="preserve">e potencial problema de risco moral. Atribuir posições de vantagens a candidaturas específicas de uma nominata as protege da competição intrapartidária. Consequentemente, esta atribuição pode reduzir o esforço agregado de campanha dos candidatos, conforme evidência apresentada</w:t>
-      </w:r>
-      <w:r>
-        <w:t xml:space="preserve"> </w:t>
-      </w:r>
-      <w:r>
-        <w:t xml:space="preserve">(Fiva; Izzo; Tukiainen, 2024, p. 100)</w:t>
-      </w:r>
-      <w:r>
-        <w:t xml:space="preserve">.</w:t>
+        <w:t xml:space="preserve">pooling</w:t>
+      </w:r>
+      <w:r>
+        <w:t xml:space="preserve"> </w:t>
+      </w:r>
+      <w:r>
+        <w:t xml:space="preserve">dos votos entre as candidaturas correligionárias.</w:t>
       </w:r>
     </w:p>
     <w:p>
@@ -1358,7 +1491,7 @@
         <w:pStyle w:val="Corpodetexto"/>
       </w:pPr>
       <w:r>
-        <w:t xml:space="preserve">Caso os partidos privilegiem algumas candidaturas, a disputa intralista é controlada, mas correm o risco de ter um desempenho eleitoral inferior devido ao desincentivo ao esforço dos candidatos não contemplados. Do outro lado, ao não privilegiar ninguém, corre o risco de fragmentação acentuada, incentivando candidaturas a se comportar de maneira personalista.</w:t>
+        <w:t xml:space="preserve">Eles encontram evidências de que o aumento da qualidade da competição inter e intrapartidária possui efeitos estatisticamente significativos sobre o gasto dos candidatos. Quanto mais competitiva a eleição entre partidos e dentro das listas partidárias, maior o dinheiro gasto em campanhas eleitorais.</w:t>
       </w:r>
     </w:p>
     <w:p>
@@ -1366,10 +1499,61 @@
         <w:pStyle w:val="Corpodetexto"/>
       </w:pPr>
       <w:r>
-        <w:t xml:space="preserve">Fiva; Izzo; Tukiainen (2024)</w:t>
-      </w:r>
-      <w:r>
-        <w:t xml:space="preserve">, além de demonstrarem empiricamente o dilema, teorizam que partidos eleitoralmente mais competitivos conseguem transitar melhor pelo</w:t>
+        <w:t xml:space="preserve">Enquanto</w:t>
+      </w:r>
+      <w:r>
+        <w:t xml:space="preserve"> </w:t>
+      </w:r>
+      <w:r>
+        <w:t xml:space="preserve">Cox; Thies (1998)</w:t>
+      </w:r>
+      <w:r>
+        <w:t xml:space="preserve"> </w:t>
+      </w:r>
+      <w:r>
+        <w:t xml:space="preserve">testam a hipótese para o sistema adotado pelo Japão até 1993,</w:t>
+      </w:r>
+      <w:r>
+        <w:t xml:space="preserve"> </w:t>
+      </w:r>
+      <w:r>
+        <w:t xml:space="preserve">Samuels (2001a)</w:t>
+      </w:r>
+      <w:r>
+        <w:t xml:space="preserve"> </w:t>
+      </w:r>
+      <w:r>
+        <w:t xml:space="preserve">aplica a lógica ao caso brasileiro e não encontra evidências de que a quantidade bruta dos adversários inter e intrapartidários afete o nível de investimento financeiro realizado pelas candidaturas.</w:t>
+      </w:r>
+    </w:p>
+    <w:p>
+      <w:pPr>
+        <w:pStyle w:val="Corpodetexto"/>
+      </w:pPr>
+      <w:r>
+        <w:rPr>
+          <w:b/>
+          <w:bCs/>
+        </w:rPr>
+        <w:t xml:space="preserve">dá para reescrever bem melhor que isso</w:t>
+      </w:r>
+      <w:r>
+        <w:t xml:space="preserve"> </w:t>
+      </w:r>
+      <w:r>
+        <w:t xml:space="preserve">Samuels (2001a)</w:t>
+      </w:r>
+      <w:r>
+        <w:t xml:space="preserve">, amparado em</w:t>
+      </w:r>
+      <w:r>
+        <w:t xml:space="preserve"> </w:t>
+      </w:r>
+      <w:r>
+        <w:t xml:space="preserve">Cox (1997)</w:t>
+      </w:r>
+      <w:r>
+        <w:t xml:space="preserve">, aponta que na medida em que a magnitude do distrito aumenta, a qualidade da informação disponível para os atores envolvidos no processo piora. Dessa maneira, a entrada ou saída de um candidato de qualquer lista pouco afetaria o cálculo estratégico de determinado candidato, tendo em vista que tanto este candidato quanto seus concorrentes possuem pouca informação sobre suas próprias chances de vitória, e de seus concorrentes internos e externos. Entretanto, ao controlar pela</w:t>
       </w:r>
       <w:r>
         <w:t xml:space="preserve"> </w:t>
@@ -1379,13 +1563,25 @@
           <w:i/>
           <w:iCs/>
         </w:rPr>
-        <w:t xml:space="preserve">trade-off</w:t>
-      </w:r>
-      <w:r>
-        <w:t xml:space="preserve"> </w:t>
-      </w:r>
-      <w:r>
-        <w:t xml:space="preserve">apresentado. Estes partidos já contam com quociente partidário relevante, e votos adicionais da legenda aumentam a chance de eleições de candidaturas na margem da lista, gerando os incentivos que faltam aos partidos menos competitivos estimularem o esforço dos candidatos não contemplados com a vantagem.</w:t>
+        <w:t xml:space="preserve">qualidade</w:t>
+      </w:r>
+      <w:r>
+        <w:t xml:space="preserve"> </w:t>
+      </w:r>
+      <w:r>
+        <w:t xml:space="preserve">das candidaturas envolvidas na competição intrapartidária,</w:t>
+      </w:r>
+      <w:r>
+        <w:t xml:space="preserve"> </w:t>
+      </w:r>
+      <w:r>
+        <w:t xml:space="preserve">Samuels (2001a)</w:t>
+      </w:r>
+      <w:r>
+        <w:t xml:space="preserve"> </w:t>
+      </w:r>
+      <w:r>
+        <w:t xml:space="preserve">encontra que candidatos tendem a gastar mais quando enfrentam colegas de partido qualificados ou com maior financiamento.</w:t>
       </w:r>
     </w:p>
     <w:p>
@@ -1393,64 +1589,73 @@
         <w:pStyle w:val="Corpodetexto"/>
       </w:pPr>
       <w:r>
-        <w:t xml:space="preserve">No caso norueguês tratado pelos autores, partidos possuem a prerrogativa de alterar a ordenação da lista ao atribuir posições de vantagem. No caso brasileiro que é foco desta tese, argumenta-se que a distribuição discricionária de recursos de campanha dos fundos públicos aos candidatos a Deputado Federal constitui um instrumento de atribuição de vantagem competitiva a parte das candidaturas do partido, tendo em vista que esta distribuição é desigual, conforme verificam</w:t>
-      </w:r>
-      <w:r>
-        <w:t xml:space="preserve"> </w:t>
-      </w:r>
-      <w:r>
-        <w:t xml:space="preserve">Silva; Codato (2024)</w:t>
-      </w:r>
-      <w:r>
-        <w:t xml:space="preserve">. Enquanto na Noruega o</w:t>
-      </w:r>
-      <w:r>
-        <w:t xml:space="preserve"> </w:t>
-      </w:r>
-      <w:r>
-        <w:rPr>
-          <w:i/>
-          <w:iCs/>
-        </w:rPr>
-        <w:t xml:space="preserve">gatekeeping</w:t>
-      </w:r>
-      <w:r>
-        <w:t xml:space="preserve"> </w:t>
-      </w:r>
-      <w:r>
-        <w:t xml:space="preserve">ocorre no momento de formação da lista e definição de quem terá a posição de vantagem, no Brasil tal</w:t>
-      </w:r>
-      <w:r>
-        <w:t xml:space="preserve"> </w:t>
-      </w:r>
-      <w:r>
-        <w:rPr>
-          <w:i/>
-          <w:iCs/>
-        </w:rPr>
-        <w:t xml:space="preserve">gatekeeping</w:t>
-      </w:r>
-      <w:r>
-        <w:t xml:space="preserve"> </w:t>
-      </w:r>
-      <w:r>
-        <w:t xml:space="preserve">ocorre também após a definição das nominatas em si. O partido, portanto, define sua lista com as candidaturas que</w:t>
-      </w:r>
-      <w:r>
-        <w:t xml:space="preserve"> </w:t>
-      </w:r>
-      <w:r>
-        <w:rPr>
-          <w:i/>
-          <w:iCs/>
-        </w:rPr>
-        <w:t xml:space="preserve">permitiu</w:t>
-      </w:r>
-      <w:r>
-        <w:t xml:space="preserve"> </w:t>
-      </w:r>
-      <w:r>
-        <w:t xml:space="preserve">concorrer e influencia a viabilidade eleitoral destas ao priorizar quem prefere.</w:t>
+        <w:t xml:space="preserve">Estes resultados levam</w:t>
+      </w:r>
+      <w:r>
+        <w:t xml:space="preserve"> </w:t>
+      </w:r>
+      <w:r>
+        <w:t xml:space="preserve">Samuels (2001a)</w:t>
+      </w:r>
+      <w:r>
+        <w:t xml:space="preserve"> </w:t>
+      </w:r>
+      <w:r>
+        <w:t xml:space="preserve">a uma conclusão semelhante à levantada por</w:t>
+      </w:r>
+      <w:r>
+        <w:t xml:space="preserve"> </w:t>
+      </w:r>
+      <w:r>
+        <w:t xml:space="preserve">Mainwaring (1999)</w:t>
+      </w:r>
+      <w:r>
+        <w:t xml:space="preserve">, na qual a competição intrapartidária suplantaria a competição entre diferentes partidos. Para Samuels há:</w:t>
+      </w:r>
+      <w:r>
+        <w:t xml:space="preserve"> </w:t>
+      </w:r>
+      <w:r>
+        <w:t xml:space="preserve">“incentives for Brazilian candidates to worry first and foremost about beating out their list-mates for a seat; obtaining more votes than other parties’ candidates becomes a secondary concern”</w:t>
+      </w:r>
+      <w:r>
+        <w:t xml:space="preserve"> </w:t>
+      </w:r>
+      <w:r>
+        <w:t xml:space="preserve">(2001a, p. 100)</w:t>
+      </w:r>
+      <w:r>
+        <w:t xml:space="preserve">.</w:t>
+      </w:r>
+    </w:p>
+    <w:bookmarkEnd w:id="25"/>
+    <w:bookmarkStart w:id="26" w:name="financiamento-de-campanhas-no-brasil"/>
+    <w:p>
+      <w:pPr>
+        <w:pStyle w:val="Ttulo2"/>
+      </w:pPr>
+      <w:r>
+        <w:t xml:space="preserve">2.3 Financiamento de campanhas no Brasil</w:t>
+      </w:r>
+    </w:p>
+    <w:p>
+      <w:pPr>
+        <w:pStyle w:val="FirstParagraph"/>
+      </w:pPr>
+      <w:r>
+        <w:t xml:space="preserve">Em revisão da literatura sobre financiamento eleitoral no Brasil,</w:t>
+      </w:r>
+      <w:r>
+        <w:t xml:space="preserve"> </w:t>
+      </w:r>
+      <w:r>
+        <w:t xml:space="preserve">Mancuso (2015)</w:t>
+      </w:r>
+      <w:r>
+        <w:t xml:space="preserve"> </w:t>
+      </w:r>
+      <w:r>
+        <w:t xml:space="preserve">divide a produção acadêmica em três vertentes. A primeira investiga os efeitos dos recursos monetários sobre o desempenho eleitoral das candidaturas. A segunda examina em que medida as doações de campanha influenciam a concessão de benefícios aos doadores. A terceira vertente, na qual esta tese se insere, toma os recursos de campanha como variável dependente e procura explicar quais candidaturas os recebem e por quais razões.</w:t>
       </w:r>
     </w:p>
     <w:p>
@@ -1458,44 +1663,61 @@
         <w:pStyle w:val="Corpodetexto"/>
       </w:pPr>
       <w:r>
-        <w:t xml:space="preserve">A capacidade organizacional dos partidos brasileiros demonstra centralização decisória por meio da instituição de comissões provisórias para definir o destino dos partidos, com lideranças propositalmente evitando que as comissões se tornem diretórios partidários que gerariam maior diluição do poder partidário</w:t>
-      </w:r>
-      <w:r>
-        <w:t xml:space="preserve"> </w:t>
-      </w:r>
-      <w:r>
-        <w:t xml:space="preserve">(Guarnieri, 2011)</w:t>
-      </w:r>
-      <w:r>
-        <w:t xml:space="preserve">. Ainda que isto reflita uma fragilidade organizacional dos partidos, as comissões provisórias podem mesmo assim funcionar como ferramentas de mobilização e de campanha para os partidos, como aponta</w:t>
-      </w:r>
-      <w:r>
-        <w:t xml:space="preserve"> </w:t>
-      </w:r>
-      <w:r>
-        <w:t xml:space="preserve">Tavits (2013)</w:t>
-      </w:r>
-      <w:r>
-        <w:t xml:space="preserve"> </w:t>
-      </w:r>
-      <w:r>
-        <w:t xml:space="preserve">em análise comparada das organizações partidárias surgidas em nações pós-soviéticas do funcionamento das</w:t>
-      </w:r>
-      <w:r>
-        <w:t xml:space="preserve"> </w:t>
-      </w:r>
-      <w:r>
-        <w:rPr>
-          <w:i/>
-          <w:iCs/>
-        </w:rPr>
-        <w:t xml:space="preserve">inactive branches</w:t>
-      </w:r>
-      <w:r>
-        <w:t xml:space="preserve"> </w:t>
-      </w:r>
-      <w:r>
-        <w:t xml:space="preserve">dos partidos.</w:t>
+        <w:t xml:space="preserve">As respostas oferecidas por essa terceira vertente convergem para a importância de fatores políticos e sociais</w:t>
+      </w:r>
+      <w:r>
+        <w:t xml:space="preserve"> </w:t>
+      </w:r>
+      <w:r>
+        <w:t xml:space="preserve">(Mancuso, 2015)</w:t>
+      </w:r>
+      <w:r>
+        <w:t xml:space="preserve">. Candidatos incumbentes recebem sistematicamente mais recursos do que desafiantes</w:t>
+      </w:r>
+      <w:r>
+        <w:t xml:space="preserve"> </w:t>
+      </w:r>
+      <w:r>
+        <w:t xml:space="preserve">(Lemos; Marcelino; Pederiva, 2010; Mancuso, 2012; Marcelino, 2010)</w:t>
+      </w:r>
+      <w:r>
+        <w:t xml:space="preserve">. A vinculação à base governista também está associada a maiores volumes de doações, enquanto os partidos se diferenciam tanto na captação quanto na distribuição desses recursos</w:t>
+      </w:r>
+      <w:r>
+        <w:t xml:space="preserve"> </w:t>
+      </w:r>
+      <w:r>
+        <w:t xml:space="preserve">(Silva; Cervi, 2017)</w:t>
+      </w:r>
+      <w:r>
+        <w:t xml:space="preserve">. Ao menos no período anterior às mudanças recentes nas regras de financiamento, a posição ideológica também produzia diferenças: candidaturas de direita tendiam a receber mais recursos do que as de esquerda</w:t>
+      </w:r>
+      <w:r>
+        <w:t xml:space="preserve"> </w:t>
+      </w:r>
+      <w:r>
+        <w:t xml:space="preserve">(Mancuso, 2012; Samuels, 2001b; Speck, 2011)</w:t>
+      </w:r>
+      <w:r>
+        <w:t xml:space="preserve">. Mulheres também são sistematicamente subfinanciadas</w:t>
+      </w:r>
+      <w:r>
+        <w:t xml:space="preserve"> </w:t>
+      </w:r>
+      <w:r>
+        <w:t xml:space="preserve">(Sacchet; Speck, 2011)</w:t>
+      </w:r>
+      <w:r>
+        <w:t xml:space="preserve">. A literatura identifica, ainda, associações entre o custo das campanhas e fatores como a magnitude do distrito, o PIB municipal, o grau de urbanização e a desigualdade de renda</w:t>
+      </w:r>
+      <w:r>
+        <w:t xml:space="preserve"> </w:t>
+      </w:r>
+      <w:r>
+        <w:t xml:space="preserve">(Peixoto, 2010)</w:t>
+      </w:r>
+      <w:r>
+        <w:t xml:space="preserve">.</w:t>
       </w:r>
     </w:p>
     <w:p>
@@ -1503,57 +1725,16 @@
         <w:pStyle w:val="Corpodetexto"/>
       </w:pPr>
       <w:r>
-        <w:t xml:space="preserve">A literatura nacional também já identificou a lacuna de avaliação da organização e atuação interna dos partidos políticos considerando os efeitos esperados da lista aberta</w:t>
-      </w:r>
-      <w:r>
-        <w:t xml:space="preserve"> </w:t>
-      </w:r>
-      <w:r>
-        <w:t xml:space="preserve">(Ribeiro, 2013)</w:t>
-      </w:r>
-      <w:r>
-        <w:t xml:space="preserve">. Analisando os estatutos partidários, Ribeiro</w:t>
-      </w:r>
-      <w:r>
-        <w:t xml:space="preserve"> </w:t>
-      </w:r>
-      <w:r>
-        <w:t xml:space="preserve">(2013)</w:t>
-      </w:r>
-      <w:r>
-        <w:t xml:space="preserve"> </w:t>
-      </w:r>
-      <w:r>
-        <w:t xml:space="preserve">propõe observar a</w:t>
-      </w:r>
-      <w:r>
-        <w:t xml:space="preserve"> </w:t>
-      </w:r>
-      <w:r>
-        <w:rPr>
-          <w:i/>
-          <w:iCs/>
-        </w:rPr>
-        <w:t xml:space="preserve">inclusividade</w:t>
-      </w:r>
-      <w:r>
-        <w:t xml:space="preserve"> </w:t>
-      </w:r>
-      <w:r>
-        <w:t xml:space="preserve">das estruturas decisórias das legendas, verificando o grau que as bases e instâncias inferiores do partido participam do processo decisório interno, e também a</w:t>
-      </w:r>
-      <w:r>
-        <w:t xml:space="preserve"> </w:t>
-      </w:r>
-      <w:r>
-        <w:rPr>
-          <w:i/>
-          <w:iCs/>
-        </w:rPr>
-        <w:t xml:space="preserve">centralização</w:t>
-      </w:r>
-      <w:r>
-        <w:t xml:space="preserve">, ao entender a hierarquia e controle entre os órgãos partidários em diferentes níveis federativos. Esta abordagem trata partidos como organizações dotadas de regras, arenas decisórias e recursos de poder.</w:t>
+        <w:t xml:space="preserve">Embora o financiamento de campanhas seja um elemento central de seu objeto, esta tese o examina pela perspectiva da competição política, seguindo a proposição de</w:t>
+      </w:r>
+      <w:r>
+        <w:t xml:space="preserve"> </w:t>
+      </w:r>
+      <w:r>
+        <w:t xml:space="preserve">Thomsen (2023)</w:t>
+      </w:r>
+      <w:r>
+        <w:t xml:space="preserve">. Segundo a autora, a literatura costuma observar a competição por meio dos resultados eleitorais, utilizando a distribuição dos votos para estimar o grau de competitividade e de incerteza de determinado pleito. Essa medida, contudo, revela a competição apenas depois de seu encerramento.</w:t>
       </w:r>
     </w:p>
     <w:p>
@@ -1561,53 +1742,13 @@
         <w:pStyle w:val="Corpodetexto"/>
       </w:pPr>
       <w:r>
-        <w:t xml:space="preserve">O mesmo é observado em</w:t>
-      </w:r>
-      <w:r>
-        <w:t xml:space="preserve"> </w:t>
-      </w:r>
-      <w:r>
-        <w:t xml:space="preserve">Ribeiro; Locatelli; Assis (2022)</w:t>
-      </w:r>
-      <w:r>
-        <w:t xml:space="preserve">, que contesta a abordagem que vê partidos como unidades genéricas e homogêneas sob um determinado arranjo institucional. Segundo os autores, partidos são organizações dotadas de instituições próprias e dinâmicas particulares, com especificidades que</w:t>
-      </w:r>
-      <w:r>
-        <w:t xml:space="preserve"> </w:t>
-      </w:r>
-      <w:r>
-        <w:t xml:space="preserve">“afetam substantivamente a capacidade dos partidos de funcionar como um time”</w:t>
-      </w:r>
-      <w:r>
-        <w:t xml:space="preserve"> </w:t>
-      </w:r>
-      <w:r>
-        <w:t xml:space="preserve">(p.2). O argumento dos autores está amparado na</w:t>
-      </w:r>
-      <w:r>
-        <w:t xml:space="preserve"> </w:t>
-      </w:r>
-      <w:r>
-        <w:rPr>
-          <w:i/>
-          <w:iCs/>
-        </w:rPr>
-        <w:t xml:space="preserve">resource-based view</w:t>
-      </w:r>
-      <w:r>
-        <w:t xml:space="preserve"> </w:t>
-      </w:r>
-      <w:r>
-        <w:t xml:space="preserve">aplicada aos partidos políticos, que foca nos recursos essenciais para a sobrevivência das legendas para explicar suas capacidades organizacionais e particularidades estratégicas</w:t>
-      </w:r>
-      <w:r>
-        <w:t xml:space="preserve"> </w:t>
-      </w:r>
-      <w:r>
-        <w:t xml:space="preserve">(Tavits, 2013; Webb; Keith, 2017)</w:t>
-      </w:r>
-      <w:r>
-        <w:t xml:space="preserve">.</w:t>
+        <w:t xml:space="preserve">Thomsen (2023)</w:t>
+      </w:r>
+      <w:r>
+        <w:t xml:space="preserve"> </w:t>
+      </w:r>
+      <w:r>
+        <w:t xml:space="preserve">ressalta que a competição não se reduz à votação, as candidaturas competem ao longo de todo o período eleitoral. Nesse contexto, os recursos financeiros constituem uma dimensão relevante do ambiente competitivo, pois condicionam a capacidade das campanhas de contratar pessoal, produzir materiais de divulgação e atrair a atenção da imprensa e do eleitorado. A autora mostra, com dados das primárias partidárias das eleições estadunidenses, que a distribuição dos recursos é mais concentrada do que a distribuição dos votos, embora candidaturas com menor financiamento ainda possam conquistar a nomeação. Em sua avaliação empírica, a autora constrói uma medida, que será aproveitada nesta tese, de concentração de recursos entre candidatos para avaliar a competição eleitoral.</w:t>
       </w:r>
     </w:p>
     <w:p>
@@ -1615,25 +1756,7 @@
         <w:pStyle w:val="Corpodetexto"/>
       </w:pPr>
       <w:r>
-        <w:t xml:space="preserve">Os estudos discutidos na próxima seção se debruçam sobre os efeitos deste tipo de competição sobre os gastos de campanha realizado por candidatos. De maneira geral, os estudos verificam se tais sistemas estão vinculados a gastos maiores devido à necessidade de candidaturas se diferenciarem de concorrentes externos e internos.</w:t>
-      </w:r>
-    </w:p>
-    <w:bookmarkEnd w:id="25"/>
-    <w:bookmarkStart w:id="26" w:name="Xebe7a795df0f834fdbd81358047f733d87ae296"/>
-    <w:p>
-      <w:pPr>
-        <w:pStyle w:val="Ttulo2"/>
-      </w:pPr>
-      <w:r>
-        <w:t xml:space="preserve">2.3 Competição intrapartidária e gastos de campanha</w:t>
-      </w:r>
-    </w:p>
-    <w:p>
-      <w:pPr>
-        <w:pStyle w:val="FirstParagraph"/>
-      </w:pPr>
-      <w:r>
-        <w:t xml:space="preserve">Se o sistema eleitoral permite competição intrapartidária e incentiva o cultivo da reputação pessoal dos políticos, como estes buscam se diferenciar de seus correligionários frente ao eleitorado?</w:t>
+        <w:t xml:space="preserve">O interesse central desta tese pelo financiamento eleitoral decorre, portanto, do papel desempenhado pelo dinheiro na capacidade competitiva das candidaturas durante a campanha.</w:t>
       </w:r>
     </w:p>
     <w:p>
@@ -1641,29 +1764,7 @@
         <w:pStyle w:val="Corpodetexto"/>
       </w:pPr>
       <w:r>
-        <w:t xml:space="preserve">Cox; Thies (1998)</w:t>
-      </w:r>
-      <w:r>
-        <w:t xml:space="preserve"> </w:t>
-      </w:r>
-      <w:r>
-        <w:t xml:space="preserve">argumentam que candidaturas podem se destacar por</w:t>
-      </w:r>
-      <w:r>
-        <w:t xml:space="preserve"> </w:t>
-      </w:r>
-      <w:r>
-        <w:rPr>
-          <w:i/>
-          <w:iCs/>
-        </w:rPr>
-        <w:t xml:space="preserve">posições</w:t>
-      </w:r>
-      <w:r>
-        <w:t xml:space="preserve"> </w:t>
-      </w:r>
-      <w:r>
-        <w:t xml:space="preserve">tomadas ao longo da campanha, por ser adepto de um sub-grupo partidário ou por ter atuação focada em um tema em específico, por exemplo. Neste cenário, não haveria acréscimo aos gastos de campanha causados pela competição intralista em si. Já que candidatos seriam diferenciáveis aos olhos dos eleitores justamente por seu posicionamento em determinados assuntos.</w:t>
+        <w:t xml:space="preserve">Até o STF julgar como procedente a ADI 4650 que proibiu doações de pessoas jurídicas, as empresas podiam destinar às campanhas recursos correspondentes a até 2% de seu faturamento bruto no ano anterior à eleição. Doações empresariais e de grandes conglomerados constituíam parcela expressiva dos recursos que chegavam às campanhas e estes valores podiam ser transferidos diretamente às candidaturas ou intermediados pelos partidos políticos.</w:t>
       </w:r>
     </w:p>
     <w:p>
@@ -1671,16 +1772,19 @@
         <w:pStyle w:val="Corpodetexto"/>
       </w:pPr>
       <w:r>
-        <w:t xml:space="preserve">Agora, caso tais posições não permitam distinguir candidaturas individuais de uma mesma nominata, a aplicação de dinheiro em campanhas para aumentar a publicização do nome do candidato torna-se uma estratégia óbvia em busca da vitória eleitoral. Isso geraria custos de campanha ainda maiores em sistemas com competição intrapartidária, já que a legenda do partido não seria suficiente para ordenar a disputa e cada candidato precisaria oferecer ao eleitor um motivo para receber seu voto</w:t>
-      </w:r>
-      <w:r>
-        <w:t xml:space="preserve"> </w:t>
-      </w:r>
-      <w:r>
-        <w:t xml:space="preserve">(Cox; Thies, 1998)</w:t>
-      </w:r>
-      <w:r>
-        <w:t xml:space="preserve">.</w:t>
+        <w:t xml:space="preserve">Alguns estudos estudaram os recursos empresariais que foram intermediados pelas legendas. Com base nas eleições de 2014,</w:t>
+      </w:r>
+      <w:r>
+        <w:t xml:space="preserve"> </w:t>
+      </w:r>
+      <w:r>
+        <w:t xml:space="preserve">Silva; Cervi (2017)</w:t>
+      </w:r>
+      <w:r>
+        <w:t xml:space="preserve"> </w:t>
+      </w:r>
+      <w:r>
+        <w:t xml:space="preserve">identificam que os partidos se tornaram a principal origem imediata das receitas das candidaturas à Câmara dos Deputados. Dos R$ 428 milhões repassados pelos partidos às candidaturas a deputado federal em 2014, 89,6% foram provenientes de pessoas jurídicas e apenas 7,5% provinham do Fundo Partidário. O crescimento dos repasses partidários também foi acompanhado por maior desigualdade nos valores recebidos pelas candidaturas.</w:t>
       </w:r>
     </w:p>
     <w:p>
@@ -1688,7 +1792,7 @@
         <w:pStyle w:val="Corpodetexto"/>
       </w:pPr>
       <w:r>
-        <w:t xml:space="preserve">Os autores testam o argumento verificando se o gasto empenhado pelos candidatos japoneses possui relação positiva com a quantidade de copartidários em suas listas. Também testam se os gastos de campanha das candidaturas aumentam mais com a entrada de um correligionário na competição intralista do que com a entrada de um concorrente de outro partido na competição geral.</w:t>
+        <w:t xml:space="preserve">Na interpretação dos autores, os partidos dispunham de alguma margem para decidir sobre a distribuição destes valores, embora parte das doações já pudesse estar destinada a candidaturas específicas. Este problema de identificação é menor nas eleições estudadas pela tese, de 2018 e 2022, quando o financiamento público já se configurava como a principal fonte de recursos eleitorais.</w:t>
       </w:r>
     </w:p>
     <w:p>
@@ -1696,313 +1800,6 @@
         <w:pStyle w:val="Corpodetexto"/>
       </w:pPr>
       <w:r>
-        <w:t xml:space="preserve">Encontram evidências que o aumento da qualidade da competição inter e intrapartidária possui efeitos estatisticamente significativos sobre o gasto dos candidatos. Quanto mais competitiva a eleição entre partidos e dentro das listas partidárias, maior o dinheiro gasto em campanhas eleitorais.</w:t>
-      </w:r>
-    </w:p>
-    <w:p>
-      <w:pPr>
-        <w:pStyle w:val="Corpodetexto"/>
-      </w:pPr>
-      <w:r>
-        <w:t xml:space="preserve">Enquanto</w:t>
-      </w:r>
-      <w:r>
-        <w:t xml:space="preserve"> </w:t>
-      </w:r>
-      <w:r>
-        <w:t xml:space="preserve">Cox; Thies (1998)</w:t>
-      </w:r>
-      <w:r>
-        <w:t xml:space="preserve"> </w:t>
-      </w:r>
-      <w:r>
-        <w:t xml:space="preserve">testam a hipótese para o sistema de voto único intransferível adotado pelo Japão até 1993,</w:t>
-      </w:r>
-      <w:r>
-        <w:t xml:space="preserve"> </w:t>
-      </w:r>
-      <w:r>
-        <w:t xml:space="preserve">Samuels (2001a)</w:t>
-      </w:r>
-      <w:r>
-        <w:t xml:space="preserve"> </w:t>
-      </w:r>
-      <w:r>
-        <w:t xml:space="preserve">aplica a lógica ao caso brasileiro e não encontra evidências de que a quantidade bruta dos adversários inter e intrapartidários afete o nível de investimento financeiro realizado pelas candidaturas.</w:t>
-      </w:r>
-    </w:p>
-    <w:p>
-      <w:pPr>
-        <w:pStyle w:val="Corpodetexto"/>
-      </w:pPr>
-      <w:r>
-        <w:t xml:space="preserve">Samuels (2001a)</w:t>
-      </w:r>
-      <w:r>
-        <w:t xml:space="preserve">, amparado em</w:t>
-      </w:r>
-      <w:r>
-        <w:t xml:space="preserve"> </w:t>
-      </w:r>
-      <w:r>
-        <w:t xml:space="preserve">Cox (1997)</w:t>
-      </w:r>
-      <w:r>
-        <w:t xml:space="preserve">, aponta que na medida em que a magnitude do distrito aumenta, a qualidade da informação disponível para os atores envolvidos no processo piora. Dessa maneira, a entrada ou saída de um candidato de qualquer lista pouco afetaria o cálculo estratégico de determinado candidato, tendo em vista que tanto este candidato quanto seus concorrentes possuem pouca informação sobre suas próprias chances de vitória, e de seus concorrentes internos e externos. Entretanto, ao controlar pela</w:t>
-      </w:r>
-      <w:r>
-        <w:t xml:space="preserve"> </w:t>
-      </w:r>
-      <w:r>
-        <w:rPr>
-          <w:i/>
-          <w:iCs/>
-        </w:rPr>
-        <w:t xml:space="preserve">qualidade</w:t>
-      </w:r>
-      <w:r>
-        <w:t xml:space="preserve"> </w:t>
-      </w:r>
-      <w:r>
-        <w:t xml:space="preserve">das candidaturas envolvidas na competição intrapartidária,</w:t>
-      </w:r>
-      <w:r>
-        <w:t xml:space="preserve"> </w:t>
-      </w:r>
-      <w:r>
-        <w:t xml:space="preserve">Samuels (2001a)</w:t>
-      </w:r>
-      <w:r>
-        <w:t xml:space="preserve"> </w:t>
-      </w:r>
-      <w:r>
-        <w:t xml:space="preserve">encontra que candidatos tendem a gastar mais quando enfrentam colegas de partido qualificados ou com maior financiamento.</w:t>
-      </w:r>
-    </w:p>
-    <w:p>
-      <w:pPr>
-        <w:pStyle w:val="Corpodetexto"/>
-      </w:pPr>
-      <w:r>
-        <w:t xml:space="preserve">Estes resultados levam</w:t>
-      </w:r>
-      <w:r>
-        <w:t xml:space="preserve"> </w:t>
-      </w:r>
-      <w:r>
-        <w:t xml:space="preserve">Samuels (2001a)</w:t>
-      </w:r>
-      <w:r>
-        <w:t xml:space="preserve"> </w:t>
-      </w:r>
-      <w:r>
-        <w:t xml:space="preserve">a uma conclusão semelhante à levantada por</w:t>
-      </w:r>
-      <w:r>
-        <w:t xml:space="preserve"> </w:t>
-      </w:r>
-      <w:r>
-        <w:t xml:space="preserve">Mainwaring (1999)</w:t>
-      </w:r>
-      <w:r>
-        <w:t xml:space="preserve">, na qual a competição intrapartidária suplantaria a competição entre diferentes partidos. Para Samuels há:</w:t>
-      </w:r>
-      <w:r>
-        <w:t xml:space="preserve"> </w:t>
-      </w:r>
-      <w:r>
-        <w:t xml:space="preserve">“incentives for Brazilian candidates to worry first and foremost about beating out their list-mates for a seat; obtaining more votes than other parties’ candidates becomes a secondary concern”</w:t>
-      </w:r>
-      <w:r>
-        <w:t xml:space="preserve"> </w:t>
-      </w:r>
-      <w:r>
-        <w:t xml:space="preserve">(2001a, p. 100)</w:t>
-      </w:r>
-      <w:r>
-        <w:t xml:space="preserve">.</w:t>
-      </w:r>
-    </w:p>
-    <w:p>
-      <w:pPr>
-        <w:pStyle w:val="Corpodetexto"/>
-      </w:pPr>
-      <w:r>
-        <w:t xml:space="preserve">Diferente da literatura que evidencia os efeitos da competição intrapartidária sobre os gastos de campanha, o objetivo desta tese é verificar como os partidos políticos alocam o dinheiro de campanha controlado por eles. Por este motivo, na próxima seção discute a literatura sobre financiamento político no Brasil.</w:t>
-      </w:r>
-    </w:p>
-    <w:bookmarkEnd w:id="26"/>
-    <w:bookmarkStart w:id="27" w:name="financiamento-de-campanhas-no-brasil"/>
-    <w:p>
-      <w:pPr>
-        <w:pStyle w:val="Ttulo2"/>
-      </w:pPr>
-      <w:r>
-        <w:t xml:space="preserve">2.4 Financiamento de campanhas no Brasil</w:t>
-      </w:r>
-    </w:p>
-    <w:p>
-      <w:pPr>
-        <w:pStyle w:val="FirstParagraph"/>
-      </w:pPr>
-      <w:r>
-        <w:t xml:space="preserve">Em revisão da literatura sobre financiamento eleitoral no Brasil,</w:t>
-      </w:r>
-      <w:r>
-        <w:t xml:space="preserve"> </w:t>
-      </w:r>
-      <w:r>
-        <w:t xml:space="preserve">Mancuso (2015)</w:t>
-      </w:r>
-      <w:r>
-        <w:t xml:space="preserve"> </w:t>
-      </w:r>
-      <w:r>
-        <w:t xml:space="preserve">divide a produção acadêmica em três vertentes. A primeira investiga os efeitos dos recursos monetários sobre o desempenho eleitoral das candidaturas. A segunda examina em que medida as doações de campanha influenciam a concessão de benefícios aos doadores. A terceira vertente, na qual esta tese se insere, toma os recursos de campanha como variável dependente e procura explicar quais candidaturas os recebem e por quais razões.</w:t>
-      </w:r>
-    </w:p>
-    <w:p>
-      <w:pPr>
-        <w:pStyle w:val="Corpodetexto"/>
-      </w:pPr>
-      <w:r>
-        <w:t xml:space="preserve">As respostas oferecidas por essa terceira vertente convergem para a importância de fatores políticos e sociais</w:t>
-      </w:r>
-      <w:r>
-        <w:t xml:space="preserve"> </w:t>
-      </w:r>
-      <w:r>
-        <w:t xml:space="preserve">(Mancuso, 2015)</w:t>
-      </w:r>
-      <w:r>
-        <w:t xml:space="preserve">. Candidatos incumbentes recebem sistematicamente mais recursos do que desafiantes</w:t>
-      </w:r>
-      <w:r>
-        <w:t xml:space="preserve"> </w:t>
-      </w:r>
-      <w:r>
-        <w:t xml:space="preserve">(Lemos; Marcelino; Pederiva, 2010; Mancuso, 2012; Marcelino, 2010)</w:t>
-      </w:r>
-      <w:r>
-        <w:t xml:space="preserve">. A vinculação à base governista também está associada a maiores volumes de doações, enquanto os partidos se diferenciam tanto na captação quanto na distribuição desses recursos</w:t>
-      </w:r>
-      <w:r>
-        <w:t xml:space="preserve"> </w:t>
-      </w:r>
-      <w:r>
-        <w:t xml:space="preserve">(Silva; Cervi, 2017)</w:t>
-      </w:r>
-      <w:r>
-        <w:t xml:space="preserve">. Ao menos no período anterior às mudanças recentes nas regras de financiamento, a posição ideológica também produzia diferenças: candidaturas de direita tendiam a receber mais recursos do que as de esquerda</w:t>
-      </w:r>
-      <w:r>
-        <w:t xml:space="preserve"> </w:t>
-      </w:r>
-      <w:r>
-        <w:t xml:space="preserve">(Mancuso, 2012; Samuels, 2001b; Speck, 2011)</w:t>
-      </w:r>
-      <w:r>
-        <w:t xml:space="preserve">. Mulheres também são sistematicamente subfinanciadas</w:t>
-      </w:r>
-      <w:r>
-        <w:t xml:space="preserve"> </w:t>
-      </w:r>
-      <w:r>
-        <w:t xml:space="preserve">(Sacchet; Speck, 2011)</w:t>
-      </w:r>
-      <w:r>
-        <w:t xml:space="preserve">. A literatura identifica, ainda, associações entre o custo das campanhas e fatores como a magnitude do distrito, o PIB municipal, o grau de urbanização e a desigualdade de renda</w:t>
-      </w:r>
-      <w:r>
-        <w:t xml:space="preserve"> </w:t>
-      </w:r>
-      <w:r>
-        <w:t xml:space="preserve">(Peixoto, 2010)</w:t>
-      </w:r>
-      <w:r>
-        <w:t xml:space="preserve">.</w:t>
-      </w:r>
-    </w:p>
-    <w:p>
-      <w:pPr>
-        <w:pStyle w:val="Corpodetexto"/>
-      </w:pPr>
-      <w:r>
-        <w:t xml:space="preserve">Embora o financiamento de campanhas seja um elemento central de seu objeto, esta tese o examina pela perspectiva da competição política, seguindo a proposição de</w:t>
-      </w:r>
-      <w:r>
-        <w:t xml:space="preserve"> </w:t>
-      </w:r>
-      <w:r>
-        <w:t xml:space="preserve">Thomsen (2023)</w:t>
-      </w:r>
-      <w:r>
-        <w:t xml:space="preserve">. Segundo a autora, a literatura costuma observar a competição por meio dos resultados eleitorais, utilizando a distribuição dos votos para estimar o grau de competitividade e de incerteza de determinado pleito. Essa medida, contudo, revela a competição apenas depois de seu encerramento.</w:t>
-      </w:r>
-    </w:p>
-    <w:p>
-      <w:pPr>
-        <w:pStyle w:val="Corpodetexto"/>
-      </w:pPr>
-      <w:r>
-        <w:t xml:space="preserve">Thomsen (2023)</w:t>
-      </w:r>
-      <w:r>
-        <w:t xml:space="preserve"> </w:t>
-      </w:r>
-      <w:r>
-        <w:t xml:space="preserve">ressalta que a competição não se reduz à votação, as candidaturas competem ao longo de todo o período eleitoral. Nesse contexto, os recursos financeiros constituem uma dimensão relevante do ambiente competitivo, pois condicionam a capacidade das campanhas de contratar pessoal, produzir materiais de divulgação e atrair a atenção da imprensa e do eleitorado. A autora mostra, com dados das primárias partidárias das eleições estadunidenses, que a distribuição dos recursos é mais concentrada do que a distribuição dos votos, embora candidaturas com menor financiamento ainda possam conquistar a nomeação. Em sua avaliação empírica, a autora constrói uma medida, que será aproveitada nesta tese, de concentração de recursos entre candidatos para avaliar a competição eleitoral.</w:t>
-      </w:r>
-    </w:p>
-    <w:p>
-      <w:pPr>
-        <w:pStyle w:val="Corpodetexto"/>
-      </w:pPr>
-      <w:r>
-        <w:t xml:space="preserve">O interesse central desta tese pelo financiamento eleitoral decorre, portanto, do papel desempenhado pelo dinheiro na capacidade competitiva das candidaturas durante a campanha.</w:t>
-      </w:r>
-    </w:p>
-    <w:p>
-      <w:pPr>
-        <w:pStyle w:val="Corpodetexto"/>
-      </w:pPr>
-      <w:r>
-        <w:t xml:space="preserve">Até o STF julgar como procedente a ADI 4650 que proibiu doações de pessoas jurídicas, as empresas podiam destinar às campanhas recursos correspondentes a até 2% de seu faturamento bruto no ano anterior à eleição. Doações empresariais e de grandes conglomerados constituíam parcela expressiva dos recursos que chegavam às campanhas e estes valores podiam ser transferidos diretamente às candidaturas ou intermediados pelos partidos políticos.</w:t>
-      </w:r>
-    </w:p>
-    <w:p>
-      <w:pPr>
-        <w:pStyle w:val="Corpodetexto"/>
-      </w:pPr>
-      <w:r>
-        <w:t xml:space="preserve">Alguns estudos estudaram estes recursos empresariais que são intermediados pelas legendas.</w:t>
-      </w:r>
-      <w:r>
-        <w:t xml:space="preserve"> </w:t>
-      </w:r>
-      <w:r>
-        <w:t xml:space="preserve">Silva; Cervi (2017)</w:t>
-      </w:r>
-      <w:r>
-        <w:t xml:space="preserve"> </w:t>
-      </w:r>
-      <w:r>
-        <w:t xml:space="preserve">mostram que em 2014 os partidos se tornam a principal origem imediata das receitas das candidaturas à Câmara dos Deputados. Eles mostram que dos R$ 428 milhões repassados pelos partidos às candidaturas a deputado federal em 2014, 89,6% foram provenientes de pessoas jurídicas e apenas 7,5% provinham do Fundo Partidário. Os autores também evidenciam que o crescimento dos repasses partidários foi acompanhado de maior desigualdade nos valores recebidos pelas candidaturas.</w:t>
-      </w:r>
-    </w:p>
-    <w:p>
-      <w:pPr>
-        <w:pStyle w:val="Corpodetexto"/>
-      </w:pPr>
-      <w:r>
-        <w:t xml:space="preserve">Os autores apontam que partidos dispunham de alguma margem para decidir sobre a distribuição destes valores, embora parte das doações já pudesse estar destinada a candidaturas específicas. O confundimento gerado pela intermediação partidária destes recursos não ocorre nas eleições que são objeto desta tese, visto que os dados de 2018 e 2022, refletem eleições que ocorreram já sob o financiamento público dominante.</w:t>
-      </w:r>
-    </w:p>
-    <w:p>
-      <w:pPr>
-        <w:pStyle w:val="Corpodetexto"/>
-      </w:pPr>
-      <w:r>
         <w:t xml:space="preserve">Os resultados de</w:t>
       </w:r>
       <w:r>
@@ -2015,7 +1812,7 @@
         <w:t xml:space="preserve"> </w:t>
       </w:r>
       <w:r>
-        <w:t xml:space="preserve">mostram que a distribuição dos recursos sob controle imediato dos partidos foi seletiva, privilegiando incumbentes e candidatos que ocuparam algum cargo eletivo anteriormente. Este caráter de seletividade é observado na desigualdade entre candidatos de uma mesma lista, e a análise desagregada dos resultados mostra que mulheres receberam sistematicamente menos recursos que homens, mesmo controlando-se a</w:t>
+        <w:t xml:space="preserve">mostram ainda que a distribuição dos recursos sob controle imediato dos partidos foi seletiva, privilegiando incumbentes e candidatos que ocuparam algum cargo eletivo anteriormente. Este caráter de seletividade é observado na desigualdade entre candidatos de uma mesma lista, e a análise desagregada dos resultados mostra que mulheres receberam sistematicamente menos recursos que homens, mesmo controlando-se a</w:t>
       </w:r>
       <w:r>
         <w:t xml:space="preserve"> </w:t>
@@ -2166,7 +1963,455 @@
         <w:pStyle w:val="Corpodetexto"/>
       </w:pPr>
       <w:r>
-        <w:t xml:space="preserve">Sob este contexto, argumenta-se que as eleições para deputado federal são cruciais para um importante bem coletivo de uma organização partidária, a sua sobrevivência. Por este motivo, partidos possuem incentivos para distribuir os recursos que controlam de maneira seletiva e estratégica. Este é o argumento da tese que será detalhado na seção seguinte.</w:t>
+        <w:t xml:space="preserve">Sob este contexto, as eleições para deputado federal são cruciais para um importante bem coletivo de uma organização partidária, a sua sobrevivência. Por este motivo, partidos possuem incentivos para distribuir os recursos que controlam de maneira seletiva e estratégica. Este é o argumento da tese que será detalhado na seção</w:t>
+      </w:r>
+      <w:r>
+        <w:t xml:space="preserve"> </w:t>
+      </w:r>
+      <w:hyperlink w:anchor="sec-argumento">
+        <w:r>
+          <w:rPr>
+            <w:rStyle w:val="Hyperlink"/>
+          </w:rPr>
+          <w:t xml:space="preserve">Seção 2.5</w:t>
+        </w:r>
+      </w:hyperlink>
+      <w:r>
+        <w:t xml:space="preserve">.</w:t>
+      </w:r>
+    </w:p>
+    <w:bookmarkEnd w:id="26"/>
+    <w:bookmarkStart w:id="27" w:name="partidos-ação-coletiva-e-gatekeeping"/>
+    <w:p>
+      <w:pPr>
+        <w:pStyle w:val="Ttulo2"/>
+      </w:pPr>
+      <w:r>
+        <w:t xml:space="preserve">2.4 Partidos, ação coletiva e</w:t>
+      </w:r>
+      <w:r>
+        <w:t xml:space="preserve"> </w:t>
+      </w:r>
+      <w:r>
+        <w:rPr>
+          <w:i/>
+          <w:iCs/>
+        </w:rPr>
+        <w:t xml:space="preserve">gatekeeping</w:t>
+      </w:r>
+    </w:p>
+    <w:p>
+      <w:pPr>
+        <w:pStyle w:val="FirstParagraph"/>
+      </w:pPr>
+      <w:r>
+        <w:t xml:space="preserve">A lista aberta produz incentivos para que candidatos cultivem reputações pessoais, mas também cria um problema de ação coletiva para o partido. Embora cada candidatura tenha interesse em maximizar seu próprio desempenho, os votos nominais são agregados para definir o número de cadeiras conquistadas pela legenda. Campanhas individuais podem ampliar a votação partidária, mas também podem dispersar recursos e disputar votos dos mesmos eleitores, intensificando conflitos entre correligionários e potencialmente degradando o desempenho agregado do partido e sua marca.</w:t>
+      </w:r>
+    </w:p>
+    <w:p>
+      <w:pPr>
+        <w:pStyle w:val="Corpodetexto"/>
+      </w:pPr>
+      <w:r>
+        <w:t xml:space="preserve">É nesse ponto que o argumento de</w:t>
+      </w:r>
+      <w:r>
+        <w:t xml:space="preserve"> </w:t>
+      </w:r>
+      <w:r>
+        <w:t xml:space="preserve">Aldrich (2011)</w:t>
+      </w:r>
+      <w:r>
+        <w:t xml:space="preserve"> </w:t>
+      </w:r>
+      <w:r>
+        <w:t xml:space="preserve">se conecta ao problema desta tese. Para o autor, partidos são instituições criadas e preservadas por políticos porque solucionam problemas de ação coletiva que candidaturas isoladas não conseguem resolver. Eles coordenam ambições, agregam preferências e permitem a produção de bens coletivos, entre os quais estão a reputação partidária compartilhada e o êxito eleitoral da legenda. Assim, mesmo quando as regras estimulam estratégias individuais, políticos possuem razões para abrir mão de autonomia frente a organização partidária.</w:t>
+      </w:r>
+    </w:p>
+    <w:p>
+      <w:pPr>
+        <w:pStyle w:val="Corpodetexto"/>
+      </w:pPr>
+      <w:r>
+        <w:t xml:space="preserve">Essa delegação não exige que o partido controle integralmente seus membros. Em</w:t>
+      </w:r>
+      <w:r>
+        <w:t xml:space="preserve"> </w:t>
+      </w:r>
+      <w:r>
+        <w:t xml:space="preserve">Cox; McCubbins (2005)</w:t>
+      </w:r>
+      <w:r>
+        <w:t xml:space="preserve">, lideranças recebem autoridade para organizar a ação coletiva e proteger a reputação da legenda, sobretudo por meio do controle de recursos escassos. Na arena eleitoral brasileira atual, argumenta-se que o dinheiro de campanha exerce função semelhante. Ao decidir quais candidaturas recebem recursos e quando os recebem, as lideranças alteram as condições da competição entre correligionários sem eliminar sua autonomia. O momento do repasse importa porque recursos recebidos no início da campanha permite às candidaturas contratarem pessoal, produzir materiais e organizar atividades de divulgação por mais tempo. O recebimento tardio destes recursos implica em menos tempo hábil para efetivamente aplicá-los na campanha em busca de votos.</w:t>
+      </w:r>
+    </w:p>
+    <w:p>
+      <w:pPr>
+        <w:pStyle w:val="Corpodetexto"/>
+      </w:pPr>
+      <w:r>
+        <w:t xml:space="preserve">A capacidade de realizar essa coordenação, entretanto, varia entre os partidos. Segundo</w:t>
+      </w:r>
+      <w:r>
+        <w:t xml:space="preserve"> </w:t>
+      </w:r>
+      <w:r>
+        <w:t xml:space="preserve">Scarrow; Webb (2017)</w:t>
+      </w:r>
+      <w:r>
+        <w:t xml:space="preserve">:</w:t>
+      </w:r>
+    </w:p>
+    <w:p>
+      <w:pPr>
+        <w:pStyle w:val="Textoembloco"/>
+      </w:pPr>
+      <w:r>
+        <w:t xml:space="preserve">Even in countries with similar political institutions and similar experiences with democracy, political parties use different procedures to make their most important decisions, and follow different approaches when attempting to mobilize their supporters. And in some countries, parties’ extra-legislative structures are quite weak in comparison with their legislative parties, or with the resources at the disposal of individual politicians.</w:t>
+      </w:r>
+      <w:r>
+        <w:t xml:space="preserve"> </w:t>
+      </w:r>
+      <w:r>
+        <w:t xml:space="preserve">(Scarrow; Webb, 2017, p. 1)</w:t>
+      </w:r>
+    </w:p>
+    <w:p>
+      <w:pPr>
+        <w:pStyle w:val="FirstParagraph"/>
+      </w:pPr>
+      <w:r>
+        <w:t xml:space="preserve">Estes autores propõem a análise da capacidade organizacional dos partidos políticos a partir de três dimensões: estruturas, recursos e estratégias de representação. Em sua leitura, organizações diferem quanto à quantidade de recursos disponíveis, à centralização das decisões e à capacidade de recompensar ou punir seus membros. A força partidária deve ser tratada como uma capacidade variável de converter recursos organizacionais em coordenação. Essa formulação permite perguntar não apenas se os partidos brasileiros são fortes ou fracos, mas quais instrumentos controlam e com que eficácia conseguem empregá-los.</w:t>
+      </w:r>
+    </w:p>
+    <w:p>
+      <w:pPr>
+        <w:pStyle w:val="Corpodetexto"/>
+      </w:pPr>
+      <w:r>
+        <w:t xml:space="preserve">A questão do controle de membros por lideranças partidárias também aparece no</w:t>
+      </w:r>
+      <w:r>
+        <w:t xml:space="preserve"> </w:t>
+      </w:r>
+      <w:r>
+        <w:t xml:space="preserve">“dilema do gatekeeper”</w:t>
+      </w:r>
+      <w:r>
+        <w:t xml:space="preserve"> </w:t>
+      </w:r>
+      <w:r>
+        <w:t xml:space="preserve">apresentado por</w:t>
+      </w:r>
+      <w:r>
+        <w:t xml:space="preserve"> </w:t>
+      </w:r>
+      <w:r>
+        <w:t xml:space="preserve">Fiva; Izzo; Tukiainen (2024)</w:t>
+      </w:r>
+      <w:r>
+        <w:t xml:space="preserve">. Com foco nas eleições locais norueguesas, os autores aproveitam uma característica do sistema eleitoral que permite a atribuição de</w:t>
+      </w:r>
+      <w:r>
+        <w:t xml:space="preserve"> </w:t>
+      </w:r>
+      <w:r>
+        <w:rPr>
+          <w:i/>
+          <w:iCs/>
+        </w:rPr>
+        <w:t xml:space="preserve">posições de vantagem</w:t>
+      </w:r>
+      <w:r>
+        <w:t xml:space="preserve"> </w:t>
+      </w:r>
+      <w:r>
+        <w:t xml:space="preserve">na nominata, dando ao partido a possibilidade de insular candidaturas específicas da competição intrapartidária. Os autores seguem o argumento apresentando um</w:t>
+      </w:r>
+      <w:r>
+        <w:t xml:space="preserve"> </w:t>
+      </w:r>
+      <w:r>
+        <w:rPr>
+          <w:i/>
+          <w:iCs/>
+        </w:rPr>
+        <w:t xml:space="preserve">trade-off</w:t>
+      </w:r>
+      <w:r>
+        <w:t xml:space="preserve"> </w:t>
+      </w:r>
+      <w:r>
+        <w:t xml:space="preserve">e potencial problema de risco moral. Atribuir posições de vantagens a candidaturas específicas de uma nominata as protege da competição intrapartidária. Consequentemente, esta atribuição pode reduzir o esforço agregado de campanha dos candidatos, conforme evidência apresentada</w:t>
+      </w:r>
+      <w:r>
+        <w:t xml:space="preserve"> </w:t>
+      </w:r>
+      <w:r>
+        <w:t xml:space="preserve">(Fiva; Izzo; Tukiainen, 2024, p. 100)</w:t>
+      </w:r>
+      <w:r>
+        <w:t xml:space="preserve">.</w:t>
+      </w:r>
+    </w:p>
+    <w:p>
+      <w:pPr>
+        <w:pStyle w:val="Corpodetexto"/>
+      </w:pPr>
+      <w:r>
+        <w:t xml:space="preserve">Caso os partidos privilegiem algumas candidaturas, a disputa intralista é controlada, mas correm o risco de ter um desempenho eleitoral inferior devido ao desincentivo ao esforço dos candidatos não contemplados. Do outro lado, ao não privilegiar ninguém, corre o risco de fragmentação acentuada, incentivando candidaturas a se comportar de maneira personalista.</w:t>
+      </w:r>
+    </w:p>
+    <w:p>
+      <w:pPr>
+        <w:pStyle w:val="Corpodetexto"/>
+      </w:pPr>
+      <w:r>
+        <w:t xml:space="preserve">Fiva; Izzo; Tukiainen (2024)</w:t>
+      </w:r>
+      <w:r>
+        <w:t xml:space="preserve">, além de demonstrarem empiricamente o dilema, teorizam que partidos eleitoralmente mais competitivos conseguem transitar melhor pelo</w:t>
+      </w:r>
+      <w:r>
+        <w:t xml:space="preserve"> </w:t>
+      </w:r>
+      <w:r>
+        <w:rPr>
+          <w:i/>
+          <w:iCs/>
+        </w:rPr>
+        <w:t xml:space="preserve">trade-off</w:t>
+      </w:r>
+      <w:r>
+        <w:t xml:space="preserve"> </w:t>
+      </w:r>
+      <w:r>
+        <w:t xml:space="preserve">apresentado. Estes partidos já contam com quociente partidário relevante, e votos adicionais da legenda aumentam a chance de eleições de candidaturas na margem da lista, gerando os incentivos que faltam aos partidos menos competitivos estimularem o esforço dos candidatos não contemplados com a vantagem.</w:t>
+      </w:r>
+    </w:p>
+    <w:p>
+      <w:pPr>
+        <w:pStyle w:val="Corpodetexto"/>
+      </w:pPr>
+      <w:r>
+        <w:t xml:space="preserve">No caso norueguês tratado pelos autores, partidos possuem a prerrogativa de alterar a ordenação da lista ao atribuir posições de vantagem. No caso brasileiro que é foco desta tese, argumenta-se que a distribuição discricionária de recursos de campanha dos fundos públicos aos candidatos a Deputado Federal constitui um instrumento de atribuição vantagem competitiva a parte das candidaturas do partido. Enquanto na Noruega o</w:t>
+      </w:r>
+      <w:r>
+        <w:t xml:space="preserve"> </w:t>
+      </w:r>
+      <w:r>
+        <w:rPr>
+          <w:i/>
+          <w:iCs/>
+        </w:rPr>
+        <w:t xml:space="preserve">gatekeeping</w:t>
+      </w:r>
+      <w:r>
+        <w:t xml:space="preserve"> </w:t>
+      </w:r>
+      <w:r>
+        <w:t xml:space="preserve">ocorre no momento de formação da lista e definição de quem terá a posição de vantagem, no Brasil tal</w:t>
+      </w:r>
+      <w:r>
+        <w:t xml:space="preserve"> </w:t>
+      </w:r>
+      <w:r>
+        <w:rPr>
+          <w:i/>
+          <w:iCs/>
+        </w:rPr>
+        <w:t xml:space="preserve">gatekeeping</w:t>
+      </w:r>
+      <w:r>
+        <w:t xml:space="preserve"> </w:t>
+      </w:r>
+      <w:r>
+        <w:t xml:space="preserve">ocorre também após a definição das nominatas em si. O partido, portanto, define sua lista com as candidaturas que</w:t>
+      </w:r>
+      <w:r>
+        <w:t xml:space="preserve"> </w:t>
+      </w:r>
+      <w:r>
+        <w:rPr>
+          <w:i/>
+          <w:iCs/>
+        </w:rPr>
+        <w:t xml:space="preserve">permitiu</w:t>
+      </w:r>
+      <w:r>
+        <w:t xml:space="preserve"> </w:t>
+      </w:r>
+      <w:r>
+        <w:t xml:space="preserve">concorrer e influencia a viabilidade eleitoral destas ao priorizar quem prefere.</w:t>
+      </w:r>
+    </w:p>
+    <w:p>
+      <w:pPr>
+        <w:pStyle w:val="Corpodetexto"/>
+      </w:pPr>
+      <w:r>
+        <w:t xml:space="preserve">A capacidade organizacional dos partidos brasileiros demonstra centralização decisória por meio da instituição de comissões provisórias para definir o destino das legendas, com lideranças propositalmente evitando que as comissões se tornem diretórios partidários que gerariam maior diluição do poder partidário</w:t>
+      </w:r>
+      <w:r>
+        <w:t xml:space="preserve"> </w:t>
+      </w:r>
+      <w:r>
+        <w:t xml:space="preserve">(Guarnieri, 2011)</w:t>
+      </w:r>
+      <w:r>
+        <w:t xml:space="preserve">. Ainda que isto reflita uma fragilidade organizacional dos partidos, as comissões provisórias podem mesmo assim funcionar como ferramentas de mobilização e de campanha para os partidos, como aponta</w:t>
+      </w:r>
+      <w:r>
+        <w:t xml:space="preserve"> </w:t>
+      </w:r>
+      <w:r>
+        <w:t xml:space="preserve">Tavits (2013)</w:t>
+      </w:r>
+      <w:r>
+        <w:t xml:space="preserve"> </w:t>
+      </w:r>
+      <w:r>
+        <w:t xml:space="preserve">em análise comparada das organizações partidárias surgidas em nações pós-soviéticas do funcionamento das</w:t>
+      </w:r>
+      <w:r>
+        <w:t xml:space="preserve"> </w:t>
+      </w:r>
+      <w:r>
+        <w:rPr>
+          <w:i/>
+          <w:iCs/>
+        </w:rPr>
+        <w:t xml:space="preserve">inactive branches</w:t>
+      </w:r>
+      <w:r>
+        <w:t xml:space="preserve"> </w:t>
+      </w:r>
+      <w:r>
+        <w:t xml:space="preserve">dos partidos.</w:t>
+      </w:r>
+    </w:p>
+    <w:p>
+      <w:pPr>
+        <w:pStyle w:val="Corpodetexto"/>
+      </w:pPr>
+      <w:r>
+        <w:t xml:space="preserve">A literatura nacional também já avaliou a organização e atuação interna dos partidos políticos considerando os efeitos esperados da lista aberta</w:t>
+      </w:r>
+      <w:r>
+        <w:t xml:space="preserve"> </w:t>
+      </w:r>
+      <w:r>
+        <w:t xml:space="preserve">(Ribeiro, 2013)</w:t>
+      </w:r>
+      <w:r>
+        <w:t xml:space="preserve">. Ao analisar os estatutos partidários, Ribeiro</w:t>
+      </w:r>
+      <w:r>
+        <w:t xml:space="preserve"> </w:t>
+      </w:r>
+      <w:r>
+        <w:t xml:space="preserve">(2013)</w:t>
+      </w:r>
+      <w:r>
+        <w:t xml:space="preserve"> </w:t>
+      </w:r>
+      <w:r>
+        <w:t xml:space="preserve">propõe observar a</w:t>
+      </w:r>
+      <w:r>
+        <w:t xml:space="preserve"> </w:t>
+      </w:r>
+      <w:r>
+        <w:rPr>
+          <w:i/>
+          <w:iCs/>
+        </w:rPr>
+        <w:t xml:space="preserve">inclusividade</w:t>
+      </w:r>
+      <w:r>
+        <w:t xml:space="preserve"> </w:t>
+      </w:r>
+      <w:r>
+        <w:t xml:space="preserve">das estruturas decisórias das legendas, verificando o grau que as bases e instâncias inferiores do partido participam do processo decisório interno, e também a</w:t>
+      </w:r>
+      <w:r>
+        <w:t xml:space="preserve"> </w:t>
+      </w:r>
+      <w:r>
+        <w:rPr>
+          <w:i/>
+          <w:iCs/>
+        </w:rPr>
+        <w:t xml:space="preserve">centralização</w:t>
+      </w:r>
+      <w:r>
+        <w:t xml:space="preserve">, ao entender a hierarquia e controle entre os órgãos partidários em diferentes níveis federativos. Esta abordagem trata partidos como organizações dotadas de regras, arenas decisórias e recursos de poder.</w:t>
+      </w:r>
+    </w:p>
+    <w:p>
+      <w:pPr>
+        <w:pStyle w:val="Corpodetexto"/>
+      </w:pPr>
+      <w:r>
+        <w:t xml:space="preserve">O mesmo é observado em</w:t>
+      </w:r>
+      <w:r>
+        <w:t xml:space="preserve"> </w:t>
+      </w:r>
+      <w:r>
+        <w:t xml:space="preserve">Ribeiro; Locatelli; Assis (2022)</w:t>
+      </w:r>
+      <w:r>
+        <w:t xml:space="preserve">, que contestam a abordagem que vê partidos como unidades genéricas e homogêneas sob um determinado arranjo institucional. Segundo os autores, partidos são organizações dotadas de instituições próprias e dinâmicas particulares, com especificidades que</w:t>
+      </w:r>
+      <w:r>
+        <w:t xml:space="preserve"> </w:t>
+      </w:r>
+      <w:r>
+        <w:t xml:space="preserve">“afetam substantivamente a capacidade dos partidos de funcionar como um time”</w:t>
+      </w:r>
+      <w:r>
+        <w:t xml:space="preserve"> </w:t>
+      </w:r>
+      <w:r>
+        <w:t xml:space="preserve">(p.2). O argumento dos autores está amparado na</w:t>
+      </w:r>
+      <w:r>
+        <w:t xml:space="preserve"> </w:t>
+      </w:r>
+      <w:r>
+        <w:rPr>
+          <w:i/>
+          <w:iCs/>
+        </w:rPr>
+        <w:t xml:space="preserve">resource-based view</w:t>
+      </w:r>
+      <w:r>
+        <w:t xml:space="preserve"> </w:t>
+      </w:r>
+      <w:r>
+        <w:t xml:space="preserve">aplicada aos partidos políticos, que foca nos recursos essenciais para a sobrevivência das legendas para explicar suas capacidades organizacionais e particularidades estratégicas</w:t>
+      </w:r>
+      <w:r>
+        <w:t xml:space="preserve"> </w:t>
+      </w:r>
+      <w:r>
+        <w:t xml:space="preserve">(Tavits, 2013; Webb; Keith, 2017)</w:t>
+      </w:r>
+      <w:r>
+        <w:t xml:space="preserve">.</w:t>
+      </w:r>
+    </w:p>
+    <w:p>
+      <w:pPr>
+        <w:pStyle w:val="Corpodetexto"/>
+      </w:pPr>
+      <w:r>
+        <w:rPr>
+          <w:b/>
+          <w:bCs/>
+        </w:rPr>
+        <w:t xml:space="preserve">Explicar aqui por que não vamos olhar diferenças entre partidos. Registrar sua importância, sobretudo para a literatura acima, e incentivar o estudo desagregado de alocação de recursos pelos partidos políticos. Aqui vamos olhar os partidos como um ator unitário porque o objeto é a priorização partidária, um resultado decisório do partido. Como os partidos chegam a este resultado importa e deve ser tratado em futuros desdobramentos da pesquisa.</w:t>
       </w:r>
     </w:p>
     <w:bookmarkEnd w:id="27"/>
@@ -2192,7 +2437,31 @@
         <w:pStyle w:val="Corpodetexto"/>
       </w:pPr>
       <w:r>
-        <w:t xml:space="preserve">Em termos distributivos dentro das nominatas, esta alocação seletiva apresenta um cenário análogo ao problema de coordenação indicado por</w:t>
+        <w:t xml:space="preserve">Com relação a termos institucionais, é o</w:t>
+      </w:r>
+      <w:r>
+        <w:t xml:space="preserve"> </w:t>
+      </w:r>
+      <w:r>
+        <w:rPr>
+          <w:i/>
+          <w:iCs/>
+        </w:rPr>
+        <w:t xml:space="preserve">pooling</w:t>
+      </w:r>
+      <w:r>
+        <w:t xml:space="preserve"> </w:t>
+      </w:r>
+      <w:r>
+        <w:t xml:space="preserve">de votos das listas abertas o responsável pela conexão entre o desempenho individual das candidatuas e o resultado coletivo partidário.</w:t>
+      </w:r>
+    </w:p>
+    <w:p>
+      <w:pPr>
+        <w:pStyle w:val="Corpodetexto"/>
+      </w:pPr>
+      <w:r>
+        <w:t xml:space="preserve">Já em termos distributivos dentro das nominatas, esta alocação seletiva apresenta um cenário análogo ao problema de coordenação indicado por</w:t>
       </w:r>
       <w:r>
         <w:t xml:space="preserve"> </w:t>
@@ -2209,6 +2478,29 @@
         <w:pStyle w:val="Corpodetexto"/>
       </w:pPr>
       <w:r>
+        <w:t xml:space="preserve">Aldrich (2011)</w:t>
+      </w:r>
+      <w:r>
+        <w:t xml:space="preserve"> </w:t>
+      </w:r>
+      <w:r>
+        <w:t xml:space="preserve">e</w:t>
+      </w:r>
+      <w:r>
+        <w:t xml:space="preserve"> </w:t>
+      </w:r>
+      <w:r>
+        <w:t xml:space="preserve">Cox; McCubbins (2005)</w:t>
+      </w:r>
+      <w:r>
+        <w:t xml:space="preserve">: assim, se as lideranças usam recursos escassos para orientar a competição sob incerteza em busca de bens coletivos, espera-se que as candidaturas consideradas mais capazes de contribuir para o desempenho coletivo recebam não apenas parcelas maiores, mas também o primeiro e o principal repasse mais cedo.</w:t>
+      </w:r>
+    </w:p>
+    <w:p>
+      <w:pPr>
+        <w:pStyle w:val="Corpodetexto"/>
+      </w:pPr>
+      <w:r>
         <w:t xml:space="preserve">Demonstrar que uma distribuição de recursos é seletiva, entretanto, não basta para estabelecer que ela foi produzida para maximizar o desempenho coletivo. Esta seletividade pode refletir autofavorecimento, com captura de incumbentes sobre os diretórios que decidem a alocação, indicar simplesmente barganha, ou uma ameaça de sair do partido e levar votos consigo.</w:t>
       </w:r>
     </w:p>
@@ -2217,7 +2509,7 @@
         <w:pStyle w:val="Corpodetexto"/>
       </w:pPr>
       <w:r>
-        <w:t xml:space="preserve">A ação aqui estudada é a transferência monetária de partidos para seus candidatos. Formalmente os recursos do FEFC e Fundo Partidário chegam ao diretório nacional dos partidos políticos habilitados. A maneira como cada partido decide como os recursos serão repartidos internamente pode variar, mas há tendência de centralização decisória na organização partidária</w:t>
+        <w:t xml:space="preserve">A ação estudada é a transferência monetária de partidos para seus candidatos. Formalmente os recursos do FEFC e Fundo Partidário chegam ao diretório nacional dos partidos políticos habilitados. A maneira como cada partido decide como os recursos serão repartidos internamente pode variar, mas há tendência de centralização decisória na organização partidária</w:t>
       </w:r>
       <w:r>
         <w:t xml:space="preserve"> </w:t>
@@ -2374,7 +2666,7 @@
           <w:rPr>
             <w:rStyle w:val="Hyperlink"/>
           </w:rPr>
-          <w:t xml:space="preserve">Seção 3.3</w:t>
+          <w:t xml:space="preserve">Seção 3.2</w:t>
         </w:r>
       </w:hyperlink>
       <w:r>
@@ -2432,14 +2724,94 @@
       </w:r>
     </w:p>
     <w:bookmarkEnd w:id="28"/>
+    <w:bookmarkStart w:id="29" w:name="sec-dados"/>
+    <w:p>
+      <w:pPr>
+        <w:pStyle w:val="Ttulo2"/>
+      </w:pPr>
+      <w:r>
+        <w:t xml:space="preserve">2.6 Dados</w:t>
+      </w:r>
+    </w:p>
+    <w:p>
+      <w:pPr>
+        <w:pStyle w:val="FirstParagraph"/>
+      </w:pPr>
+      <w:r>
+        <w:t xml:space="preserve">Esta seção apresenta os dados utilizados no decorrer dos próximos capítulos. As transformações específicas para cálculo de indicadores e a definição dos modelos aplicados sobre estes dados são apresentadas em cada capítulo, onde também se detalha seu significado e aplicação na tese.</w:t>
+      </w:r>
+    </w:p>
+    <w:p>
+      <w:pPr>
+        <w:pStyle w:val="Corpodetexto"/>
+      </w:pPr>
+      <w:r>
+        <w:t xml:space="preserve">A análise que segue utiliza registros de candidaturas, resultados eleitorais e prestação de contas provenientes do Portal de Dados Abertos do TSE. O universo reúne 7.630 candidaturas em 2018 e 9.675 em 2022.</w:t>
+      </w:r>
+    </w:p>
+    <w:p>
+      <w:pPr>
+        <w:pStyle w:val="Corpodetexto"/>
+      </w:pPr>
+      <w:r>
+        <w:t xml:space="preserve">O histórico eleitoral de cada candidatura destas eleições foi verificado pelo CPF, com verificação retroativa até as eleições de 1998, que são as primeiras com a identificação por este documento disponível. Os concorrentes de 2018 e 2022 são vinculados a contagens de suas vitórias eleitorais anteriores para cada cargo disputado. Ocorrências de ex-presidentes nesta contagem são desconsideradas devido a baixa frequência da categoria na base de dados.</w:t>
+      </w:r>
+    </w:p>
+    <w:p>
+      <w:pPr>
+        <w:pStyle w:val="Corpodetexto"/>
+      </w:pPr>
+      <w:r>
+        <w:t xml:space="preserve">A análise dos repasses partidários provém da base de receitas dos candidatos, identificando os registros com origem igual a</w:t>
+      </w:r>
+      <w:r>
+        <w:t xml:space="preserve"> </w:t>
+      </w:r>
+      <w:r>
+        <w:t xml:space="preserve">“recursos de partidos políticos”</w:t>
+      </w:r>
+      <w:r>
+        <w:t xml:space="preserve">. Estes são recursos, quase em sua totalidade, do Fundo Partidário e Fundo Especial de Financiamento de Campanhas. Dinheiro dos fundos públicos representam X% em 2018 e X% em 2022 do total de</w:t>
+      </w:r>
+      <w:r>
+        <w:t xml:space="preserve"> </w:t>
+      </w:r>
+      <w:r>
+        <w:t xml:space="preserve">“recursos de partidos políticos”</w:t>
+      </w:r>
+      <w:r>
+        <w:t xml:space="preserve">. A parcela restante se atribui a</w:t>
+      </w:r>
+      <w:r>
+        <w:t xml:space="preserve"> </w:t>
+      </w:r>
+      <w:r>
+        <w:t xml:space="preserve">“outros”</w:t>
+      </w:r>
+      <w:r>
+        <w:t xml:space="preserve"> </w:t>
+      </w:r>
+      <w:r>
+        <w:t xml:space="preserve">e é constituída sobretudo por doações de pessoas físicas às agremiações. [confirmar, esse é o espírito.]</w:t>
+      </w:r>
+    </w:p>
+    <w:p>
+      <w:pPr>
+        <w:pStyle w:val="Corpodetexto"/>
+      </w:pPr>
+      <w:r>
+        <w:t xml:space="preserve">A base de dados composta soma 859 listas em 2018 e 711 em 2022. Destas, 73 não receberam recursos partidários em 2018 e 63 nominatas em 2022. Dos candidatos nas listas sem recursos de partidos, três candidatos foram eleitos em 2018 e nenhum em 2022.</w:t>
+      </w:r>
+    </w:p>
     <w:bookmarkEnd w:id="29"/>
-    <w:bookmarkStart w:id="76" w:name="sec-cap3"/>
+    <w:bookmarkEnd w:id="30"/>
+    <w:bookmarkStart w:id="80" w:name="sec-cap3"/>
     <w:p>
       <w:pPr>
         <w:pStyle w:val="Ttulo1"/>
       </w:pPr>
       <w:r>
-        <w:t xml:space="preserve">3. Priorização na alocação de recursos partidários</w:t>
+        <w:t xml:space="preserve">3. A priorização pelo volume de recursos</w:t>
       </w:r>
     </w:p>
     <w:p>
@@ -2447,7 +2819,7 @@
         <w:pStyle w:val="FirstParagraph"/>
       </w:pPr>
       <w:r>
-        <w:t xml:space="preserve">Este capítulo testa a dimensão distributiva do argumento apresentado na</w:t>
+        <w:t xml:space="preserve">Este capítulo examina se partidos priorizam candidaturas a deputado federal que possuem credenciais eleitorais prévias, conforme expectativa apresentada na</w:t>
       </w:r>
       <w:r>
         <w:t xml:space="preserve"> </w:t>
@@ -2461,7 +2833,7 @@
         </w:r>
       </w:hyperlink>
       <w:r>
-        <w:t xml:space="preserve">.</w:t>
+        <w:t xml:space="preserve">. Para isso, identifica um núcleo de candidaturas que concentra recursos partidários em cada lista nas eleições para deputado federal de 2018 e 2022.</w:t>
       </w:r>
     </w:p>
     <w:p>
@@ -2469,67 +2841,16 @@
         <w:pStyle w:val="Corpodetexto"/>
       </w:pPr>
       <w:r>
-        <w:t xml:space="preserve">Após apresentar os dados e as medidas, o capítulo mostra que candidaturas com credenciais prévias estão sobrerrepresentadas no núcleo priorizado. A consistência desse resultado é examinada com outras formas de delimitar o núcleo a partir dos recursos. As credenciais prévias também estão sistematicamente associadas a maiores parcelas de recursos entre candidatos de uma mesma lista.</w:t>
-      </w:r>
-    </w:p>
-    <w:bookmarkStart w:id="30" w:name="sec-dados"/>
+        <w:t xml:space="preserve">Após apresentar a estratégia empírica e as medidas, o capítulo mostra que candidaturas com credenciais prévias estão sobrerrepresentadas no núcleo priorizado com relação a uma referência aleatória. Candidaturas que são posteriormente eleitas também estão presentes acima do esperado neste núcleo. A consistência do resultado permanece com outras formas de delimitar o núcleo priorizado. As credenciais prévias também estão sistematicamente associadas a maiores parcelas de recursos entre candidatos de uma mesma lista.</w:t>
+      </w:r>
+    </w:p>
+    <w:bookmarkStart w:id="32" w:name="seleção-do-núcleo-priorizado-top-necr"/>
     <w:p>
       <w:pPr>
         <w:pStyle w:val="Ttulo2"/>
       </w:pPr>
       <w:r>
-        <w:t xml:space="preserve">3.1 Dados</w:t>
-      </w:r>
-    </w:p>
-    <w:p>
-      <w:pPr>
-        <w:pStyle w:val="FirstParagraph"/>
-      </w:pPr>
-      <w:r>
-        <w:t xml:space="preserve">A análise utiliza registros de candidaturas, resultados eleitorais e prestação de contas provenientes do Portal de Dados Abertos do TSE. O universo reúne 7.630 candidaturas em 2018 e 9.675 em 2022.</w:t>
-      </w:r>
-    </w:p>
-    <w:p>
-      <w:pPr>
-        <w:pStyle w:val="Corpodetexto"/>
-      </w:pPr>
-      <w:r>
-        <w:t xml:space="preserve">O histórico eleitoral de cada candidatura destas eleições foi verificado pelo CPF, retroagindo até as eleições de 1998, que foram as primeiras a identificar os concorrentes com este documento. Dessa maneira, os concorrentes de 2018 e 2022 são vinculados a contagens de suas vitórias eleitorais anteriores para cada cargo disputado.</w:t>
-      </w:r>
-    </w:p>
-    <w:p>
-      <w:pPr>
-        <w:pStyle w:val="Corpodetexto"/>
-      </w:pPr>
-      <w:r>
-        <w:t xml:space="preserve">A análise dos repasses partidários provém da base de receitas dos candidatos, identificando os registros com origem igual a</w:t>
-      </w:r>
-      <w:r>
-        <w:t xml:space="preserve"> </w:t>
-      </w:r>
-      <w:r>
-        <w:t xml:space="preserve">“recursos de partidos políticos”</w:t>
-      </w:r>
-      <w:r>
-        <w:t xml:space="preserve">. Estes incluem os recursos do Fundo Partidário e Fundo Especial de Financiamento de Campanhas.</w:t>
-      </w:r>
-    </w:p>
-    <w:p>
-      <w:pPr>
-        <w:pStyle w:val="Corpodetexto"/>
-      </w:pPr>
-      <w:r>
-        <w:t xml:space="preserve">A base de dados composta soma 859 listas em 2018 e 711 em 2022. Destas, 73 não receberam recursos partidários em 2018 e 63 nominatas em 2022. Dos candidatos nas listas sem recursos de partidos, três candidatos foram eleitos em 2018 e nenhum em 2022.</w:t>
-      </w:r>
-    </w:p>
-    <w:bookmarkEnd w:id="30"/>
-    <w:bookmarkStart w:id="32" w:name="seleção-do-núcleo-priorizado-top-necr"/>
-    <w:p>
-      <w:pPr>
-        <w:pStyle w:val="Ttulo2"/>
-      </w:pPr>
-      <w:r>
-        <w:t xml:space="preserve">3.2 Seleção do núcleo priorizado: Top-NECr</w:t>
+        <w:t xml:space="preserve">3.1 Seleção do núcleo priorizado: Top-NECr</w:t>
       </w:r>
     </w:p>
     <w:p>
@@ -3047,7 +3368,7 @@
         <w:pStyle w:val="Ttulo2"/>
       </w:pPr>
       <w:r>
-        <w:t xml:space="preserve">3.3 Credenciais eleitorais prévias</w:t>
+        <w:t xml:space="preserve">3.2 Credenciais eleitorais prévias</w:t>
       </w:r>
     </w:p>
     <w:p>
@@ -3115,7 +3436,7 @@
         </m:r>
       </m:oMath>
       <w:r>
-        <w:t xml:space="preserve">: i) sido eleitas em alguma disputa para Presidente, Governador, Senador, Deputado Federal, Deputado Estadual ou Prefeito; ou ii) que obtiveram ao menos 10% do quociente eleitoral em disputa proporcional para Deputado Federal ou Deputado Estadual.</w:t>
+        <w:t xml:space="preserve">: i) sido eleitas em alguma disputa para Governador, Senador, Deputado Federal, Deputado Estadual ou Prefeito; ou ii) que obtiveram ao menos 10% do quociente eleitoral em disputa proporcional para Deputado Federal ou Deputado Estadual.</w:t>
       </w:r>
     </w:p>
     <w:p>
@@ -3141,7 +3462,7 @@
         <w:pStyle w:val="Ttulo3"/>
       </w:pPr>
       <w:r>
-        <w:t xml:space="preserve">3.3.1 Composição do núcleo priorizado e credenciais eleitorais</w:t>
+        <w:t xml:space="preserve">3.2.1 Composição do núcleo priorizado e credenciais eleitorais</w:t>
       </w:r>
     </w:p>
     <w:p>
@@ -3649,7 +3970,7 @@
         <w:pStyle w:val="Ttulo2"/>
       </w:pPr>
       <w:r>
-        <w:t xml:space="preserve">3.4 Resultados</w:t>
+        <w:t xml:space="preserve">3.3 Resultados</w:t>
       </w:r>
     </w:p>
     <w:bookmarkStart w:id="45" w:name="Xc98ff001544a0bc9dfd18dc0f4597d098f74c3c"/>
@@ -3658,7 +3979,7 @@
         <w:pStyle w:val="Ttulo3"/>
       </w:pPr>
       <w:r>
-        <w:t xml:space="preserve">3.4.1 Amplitude das nominatas e concentração dos recursos</w:t>
+        <w:t xml:space="preserve">3.3.1 Amplitude das nominatas e concentração dos recursos</w:t>
       </w:r>
     </w:p>
     <w:p>
@@ -3970,7 +4291,7 @@
         <w:pStyle w:val="Ttulo3"/>
       </w:pPr>
       <w:r>
-        <w:t xml:space="preserve">3.4.2 Priorização financeira pelo Top-NECr</w:t>
+        <w:t xml:space="preserve">3.3.2 Priorização financeira pelo Top-NECr</w:t>
       </w:r>
     </w:p>
     <w:p>
@@ -4396,7 +4717,7 @@
         <w:pStyle w:val="Ttulo3"/>
       </w:pPr>
       <w:r>
-        <w:t xml:space="preserve">3.4.3 Prêmio intralista das credenciais eleitorais prévias</w:t>
+        <w:t xml:space="preserve">3.3.3 Prêmio intralista das credenciais eleitorais prévias</w:t>
       </w:r>
     </w:p>
     <w:p>
@@ -4411,7 +4732,7 @@
           <w:rPr>
             <w:rStyle w:val="Hyperlink"/>
           </w:rPr>
-          <w:t xml:space="preserve">Seção 3.1</w:t>
+          <w:t xml:space="preserve">Seção 2.6</w:t>
         </w:r>
       </w:hyperlink>
       <w:r>
@@ -4834,11 +5155,11 @@
           <w:rPr>
             <w:rStyle w:val="Hyperlink"/>
           </w:rPr>
-          <w:t xml:space="preserve">Seção 3.3</w:t>
+          <w:t xml:space="preserve">Seção 3.2</w:t>
         </w:r>
       </w:hyperlink>
       <w:r>
-        <w:t xml:space="preserve">. O primeiro critério, a vitória anterior, entra como contagem de vitórias por cargo. O segundo, a votação de ao menos 10% do quociente eleitoral em disputa proporcional anterior, entra como indicador restrito às candidaturas sem vitória acima de vereador, pois é somente para elas que esse critério altera a classificação. A contagem de vitórias para vereador, que não integra a definição de credencial, também é incluída, assim como a proporção de votos nominais obtida pela candidatura em sua lista na eleição anterior para deputado federal. Como controles, entram indicadores de candidatura de mulher e de pessoa negra, grupos aos quais a legislação vincula critérios de repasse. A magnitude do distrito não entra como covariável, porque é constante dentro da lista. Pela mesma razão, as nominatas com uma única candidatura ficam fora da estimação, já que não oferecem comparação entre correligionários. São analisadas 7.254 candidaturas em 649 listas em 2018 e 9.263 candidaturas em 623 listas em 2022.</w:t>
+        <w:t xml:space="preserve">. O primeiro critério, a vitória anterior, entra como contagem de vitórias por cargo. O segundo, a votação de ao menos 10% do quociente eleitoral em disputa proporcional anterior, entra como indicador restrito às candidaturas sem vitória acima de vereador, pois é somente para elas que esse critério altera a classificação. A contagem de vitórias para vereador, que não integra a definição de credencial, também é incluída, assim como a proporção de votos nominais obtida pela candidatura em sua lista na eleição anterior para deputado federal. Como controles, entram indicadores de candidatura de mulher e de pessoa negra, grupos aos quais a legislação vincula critérios de repasse. A magnitude do distrito não entra como covariável, porque é constante dentro da lista. Pela mesma razão, as nominatas com uma única candidatura ficam fora da estimação, já que não oferecem comparação entre correligionários. São analisadas 7.254 candidaturas em 649 listas em 2018 e 9.263 candidaturas em 623 listas em 2022. Também ficam fora as candidaturas sem informação em alguma variável do modelo: quatro em 2018, sem a proporção de votos nominais da eleição anterior, e 57 em 2022, das quais 55 sem raça/cor declarada e duas sem CPF identificado. Essas candidaturas receberam 0,09% e 0,26% dos recursos partidários das listas financiadas em cada ano. A parcela das candidaturas que permanecem na estimação não é recalculada: o denominador continua sendo o total recebido pela lista completa, o mesmo do NECr.</w:t>
       </w:r>
     </w:p>
     <w:p>
@@ -4876,7 +5197,7 @@
         <w:pStyle w:val="Corpodetexto"/>
       </w:pPr>
       <w:r>
-        <w:t xml:space="preserve">Quando os dois critérios são reunidos no indicador binário usado no Top-NECr, a candidatura com credencial prévia tem uma parcela esperada 8,16 vezes maior que a de um correligionário sem credencial em 2018 e 4,58 vezes maior em 2022. Em pontos percentuais, essas diferenças equivalem, em média, a 20,3 e 12,1 pontos da parcela intralista.</w:t>
+        <w:t xml:space="preserve">Quando os dois critérios são reunidos no indicador binário usado no Top-NECr, a candidatura com credencial prévia tem uma parcela esperada 8,16 vezes maior que a de um correligionário sem credencial em 2018 e 4,58 vezes maior em 2022. Em pontos percentuais, essas diferenças equivalem, em média, a 20,3 e 12,0 pontos da parcela intralista.</w:t>
       </w:r>
     </w:p>
     <w:p>
@@ -4894,7 +5215,7 @@
           <w:rPr>
             <w:rStyle w:val="Hyperlink"/>
           </w:rPr>
-          <w:t xml:space="preserve">Seção 3.6</w:t>
+          <w:t xml:space="preserve">Seção 3.5</w:t>
         </w:r>
       </w:hyperlink>
       <w:r>
@@ -4996,46 +5317,7 @@
               <w:pStyle w:val="ImageCaption"/>
             </w:pPr>
             <w:r>
-              <w:t xml:space="preserve">Figura 3.4: Prêmio das credenciais eleitorais prévias na alocação intralista de recursos partidários em 2018 e 2022: razões de parcelas</w:t>
-            </w:r>
-            <w:r>
-              <w:t xml:space="preserve"> </w:t>
-            </w:r>
-            <m:oMath>
-              <m:r>
-                <m:rPr>
-                  <m:sty m:val="p"/>
-                </m:rPr>
-                <m:t>exp</m:t>
-              </m:r>
-              <m:d>
-                <m:dPr>
-                  <m:begChr m:val="("/>
-                  <m:endChr m:val=")"/>
-                  <m:sepChr m:val=""/>
-                  <m:grow/>
-                </m:dPr>
-                <m:e>
-                  <m:r>
-                    <m:t>β</m:t>
-                  </m:r>
-                </m:e>
-              </m:d>
-            </m:oMath>
-            <w:r>
-              <w:t xml:space="preserve"> </w:t>
-            </w:r>
-            <w:r>
-              <w:t xml:space="preserve">das vitórias anteriores por cargo (por vitória adicional), da votação anterior e dos controles (mulher, negra), em escala logarítmica, com referência em 1. Logit fracionário condicional à lista</w:t>
-            </w:r>
-            <w:r>
-              <w:t xml:space="preserve"> </w:t>
-            </w:r>
-            <w:r>
-              <w:t xml:space="preserve">(Papke; Wooldridge, 1996)</w:t>
-            </w:r>
-            <w:r>
-              <w:t xml:space="preserve">; intervalos de 95% com erros-padrão clusterizados por lista.</w:t>
+              <w:t xml:space="preserve">Figura 3.4: Prêmio das credenciais eleitorais prévias na alocação intralista de recursos partidários em 2018 e 2022</w:t>
             </w:r>
           </w:p>
           <w:p>
@@ -5385,7 +5667,7 @@
                     <w:jc w:val="center"/>
                   </w:pPr>
                   <w:r>
-                    <w:t xml:space="preserve">6,58 – 9,70</w:t>
+                    <w:t xml:space="preserve">6,58 – 9,71</w:t>
                   </w:r>
                 </w:p>
               </w:tc>
@@ -5404,7 +5686,7 @@
         <w:pStyle w:val="Ttulo2"/>
       </w:pPr>
       <w:r>
-        <w:t xml:space="preserve">3.5 Validação e robustez da operacionalização</w:t>
+        <w:t xml:space="preserve">3.4 Validação e robustez da operacionalização</w:t>
       </w:r>
     </w:p>
     <w:bookmarkStart w:id="64" w:name="X6e76b9f960f9830fb01c551e1e835dd0b730392"/>
@@ -5413,7 +5695,7 @@
         <w:pStyle w:val="Ttulo3"/>
       </w:pPr>
       <w:r>
-        <w:t xml:space="preserve">3.5.1 Correspondência entre priorização financeira e eleição</w:t>
+        <w:t xml:space="preserve">3.4.1 Correspondência entre priorização financeira e eleição</w:t>
       </w:r>
     </w:p>
     <w:p>
@@ -5823,7 +6105,7 @@
         <w:pStyle w:val="Ttulo3"/>
       </w:pPr>
       <w:r>
-        <w:t xml:space="preserve">3.5.2 Sensibilidade ao limiar Top-X%</w:t>
+        <w:t xml:space="preserve">3.4.2 Sensibilidade ao limiar Top-X%</w:t>
       </w:r>
     </w:p>
     <w:p>
@@ -5915,7 +6197,7 @@
           <w:rPr>
             <w:rStyle w:val="Hyperlink"/>
           </w:rPr>
-          <w:t xml:space="preserve">Seção 3.3.1</w:t>
+          <w:t xml:space="preserve">Seção 3.2.1</w:t>
         </w:r>
       </w:hyperlink>
       <w:r>
@@ -6187,24 +6469,47 @@
     </w:tbl>
     <w:bookmarkEnd w:id="73"/>
     <w:bookmarkEnd w:id="74"/>
-    <w:bookmarkStart w:id="75" w:name="sec-discussao-cap3"/>
+    <w:bookmarkStart w:id="79" w:name="sec-discussao-cap3"/>
     <w:p>
       <w:pPr>
         <w:pStyle w:val="Ttulo2"/>
       </w:pPr>
       <w:r>
-        <w:t xml:space="preserve">3.6 Discussão</w:t>
-      </w:r>
-    </w:p>
-    <w:bookmarkEnd w:id="75"/>
-    <w:bookmarkEnd w:id="76"/>
-    <w:bookmarkStart w:id="98" w:name="sec-cap4"/>
-    <w:p>
-      <w:pPr>
-        <w:pStyle w:val="Ttulo1"/>
-      </w:pPr>
-      <w:r>
-        <w:t xml:space="preserve">4. O</w:t>
+        <w:t xml:space="preserve">3.5 Discussão</w:t>
+      </w:r>
+    </w:p>
+    <w:bookmarkStart w:id="75" w:name="síntese-dos-resultados-e-contribuição"/>
+    <w:p>
+      <w:pPr>
+        <w:pStyle w:val="Ttulo3"/>
+      </w:pPr>
+      <w:r>
+        <w:t xml:space="preserve">3.5.1 Síntese dos resultados e contribuição</w:t>
+      </w:r>
+    </w:p>
+    <w:p>
+      <w:pPr>
+        <w:pStyle w:val="FirstParagraph"/>
+      </w:pPr>
+      <w:r>
+        <w:t xml:space="preserve">Os resultados deste capítulo são consistentes com a hipótese de que os partidos priorizam financeiramente candidaturas com credenciais eleitorais prévias. Essa orientação aparece em duas dimensões da distribuição dos recursos. Primeiro, as candidaturas com essas credenciais estão sobrerrepresentadas no núcleo priorizado, delimitado a partir da concentração dos repasses partidários em cada lista. Segundo, elas recebem parcelas esperadas maiores dos recursos quando comparadas a seus correligionários na mesma disputa. O Top-NECr e o modelo intralista não constituem testes independentes, pois utilizam os mesmos dados e a mesma variação entre candidaturas. Sua convergência é, ainda assim, informativa: o primeiro descreve a composição do grupo mais financiado em relação a uma referência aleatória, enquanto o segundo mostra que a associação percorre a distribuição dos recursos sem depender de um corte para definir o núcleo.</w:t>
+      </w:r>
+    </w:p>
+    <w:p>
+      <w:pPr>
+        <w:pStyle w:val="Corpodetexto"/>
+      </w:pPr>
+      <w:r>
+        <w:t xml:space="preserve">Esses achados articulam duas dimensões da intervenção partidária discutidas na literatura. O afunilamento entre a nominata formal e o conjunto de candidaturas com credenciais, identificado por</w:t>
+      </w:r>
+      <w:r>
+        <w:t xml:space="preserve"> </w:t>
+      </w:r>
+      <w:r>
+        <w:t xml:space="preserve">Cheibub; Sin (2020)</w:t>
+      </w:r>
+      <w:r>
+        <w:t xml:space="preserve">, encontra correspondência na distribuição dos recursos depois de formada a lista. Nesse sentido, o partido não apenas autoriza os nomes que disputarão a eleição, mas diferencia suas condições de campanha, em linha com a noção de</w:t>
       </w:r>
       <w:r>
         <w:t xml:space="preserve"> </w:t>
@@ -6214,13 +6519,234 @@
           <w:i/>
           <w:iCs/>
         </w:rPr>
+        <w:t xml:space="preserve">resource gatekeeping</w:t>
+      </w:r>
+      <w:r>
+        <w:t xml:space="preserve"> </w:t>
+      </w:r>
+      <w:r>
+        <w:t xml:space="preserve">de</w:t>
+      </w:r>
+      <w:r>
+        <w:t xml:space="preserve"> </w:t>
+      </w:r>
+      <w:r>
+        <w:t xml:space="preserve">Janusz; Barreiro; Cintron (2021)</w:t>
+      </w:r>
+      <w:r>
+        <w:t xml:space="preserve">. A associação entre experiência política e financiamento, contudo, não é por si só uma novidade desta análise. A contribuição do capítulo está em identificar nominalmente a composição de um núcleo financeiro de tamanho endógeno em cada lista, compará-la a uma referência aleatória que preserva a estrutura das nominatas e estimar, entre correligionários, a vantagem associada a informações eleitorais anteriores ao pleito. Essa estratégia também complementa</w:t>
+      </w:r>
+      <w:r>
+        <w:t xml:space="preserve"> </w:t>
+      </w:r>
+      <w:r>
+        <w:t xml:space="preserve">Bolognesi et al. (2020)</w:t>
+      </w:r>
+      <w:r>
+        <w:t xml:space="preserve">: em vez de relacionar apenas quantidades agregadas de candidaturas efetivamente financiadas e cadeiras, verifica quais perfis ocupam o núcleo e como suas parcelas de recursos diferem dentro da lista.</w:t>
+      </w:r>
+    </w:p>
+    <w:p>
+      <w:pPr>
+        <w:pStyle w:val="Corpodetexto"/>
+      </w:pPr>
+      <w:r>
+        <w:t xml:space="preserve">O modelo intralista aprofunda essa interpretação. No indicador que reúne os dois critérios de credencial, a parcela esperada de uma candidatura com histórico favorável é 8,16 vezes a de um correligionário sem essa credencial em 2018 e 4,58 vezes em 2022, mantidos os controles de gênero e raça. A desagregação mostra que a vantagem não se restringe à ocupação prévia de cargos: entre candidaturas sem vitória acima de vereador, ter alcançado ao menos 10% do quociente eleitoral em uma disputa anterior também está associado a parcelas maiores. Esse resultado é compatível com a interpretação das credenciais como sinais de capacidade eleitoral e é menos congruente com uma explicação baseada exclusivamente no autofavorecimento de ocupantes de mandato. Não elimina, porém, mecanismos como barganha, acesso privilegiado às lideranças ou capacidade própria de mobilização, que também podem acompanhar um bom desempenho anterior.</w:t>
+      </w:r>
+    </w:p>
+    <w:bookmarkEnd w:id="75"/>
+    <w:bookmarkStart w:id="76" w:name="comparação-entre-eleições-e-robustez"/>
+    <w:p>
+      <w:pPr>
+        <w:pStyle w:val="Ttulo3"/>
+      </w:pPr>
+      <w:r>
+        <w:t xml:space="preserve">3.5.2 Comparação entre eleições e robustez</w:t>
+      </w:r>
+    </w:p>
+    <w:p>
+      <w:pPr>
+        <w:pStyle w:val="FirstParagraph"/>
+      </w:pPr>
+      <w:r>
+        <w:t xml:space="preserve">A comparação entre 2018 e 2022 exige distinguir a composição do núcleo da intensidade da vantagem financeira. O</w:t>
+      </w:r>
+      <w:r>
+        <w:t xml:space="preserve"> </w:t>
+      </w:r>
+      <w:r>
+        <w:rPr>
+          <w:i/>
+          <w:iCs/>
+        </w:rPr>
+        <w:t xml:space="preserve">lift</w:t>
+      </w:r>
+      <w:r>
+        <w:t xml:space="preserve"> </w:t>
+      </w:r>
+      <w:r>
+        <w:t xml:space="preserve">das candidaturas com credenciais permanece próximo nos dois pleitos, em 1,89 e 1,86. Em ambos, portanto, o núcleo reúne cerca de 90% mais candidaturas com esse perfil do que seria esperado em uma seleção aleatória que preservasse o tamanho e a composição de cada lista e o tamanho de seu núcleo. Ao mesmo tempo, a razão de parcelas estimada pelo modelo é menor em 2022. Os resultados descrevem a persistência da sobrerrepresentação no grupo priorizado, acompanhada de uma redução da vantagem financeira relativa associada às credenciais. Não há contradição entre as trajetórias: o</w:t>
+      </w:r>
+      <w:r>
+        <w:t xml:space="preserve"> </w:t>
+      </w:r>
+      <w:r>
+        <w:rPr>
+          <w:i/>
+          <w:iCs/>
+        </w:rPr>
+        <w:t xml:space="preserve">lift</w:t>
+      </w:r>
+      <w:r>
+        <w:t xml:space="preserve"> </w:t>
+      </w:r>
+      <w:r>
+        <w:t xml:space="preserve">registra a presença no núcleo, enquanto a regressão mede diferenças nas parcelas recebidas.</w:t>
+      </w:r>
+    </w:p>
+    <w:p>
+      <w:pPr>
+        <w:pStyle w:val="Corpodetexto"/>
+      </w:pPr>
+      <w:r>
+        <w:t xml:space="preserve">O crescimento do NECr ajuda a situar essa mudança, sem oferecer sozinho uma explicação institucional. A mediana passa de 1,88 para 4,81 candidaturas efetivas em recursos, mas a proporção mediana do NECr em relação ao tamanho da lista varia pouco, de 51,36% para 53,65%. Em 2022, portanto, os recursos alcançam um número efetivo maior de candidaturas em nominatas que também se tornaram maiores, enquanto a concentração relativa da lista mediana permanece semelhante. Esse padrão é compatível com mudanças na organização das nominatas entre os pleitos, mas a comparação de duas eleições não permite atribuí-lo ao fim das coligações proporcionais, à cláusula de desempenho ou a outra alteração específica. Da mesma forma, a queda da razão de parcelas pode refletir mudanças de composição e de contexto, embora não decorra mecanicamente do aumento do tamanho das listas.</w:t>
+      </w:r>
+    </w:p>
+    <w:p>
+      <w:pPr>
+        <w:pStyle w:val="Corpodetexto"/>
+      </w:pPr>
+      <w:r>
+        <w:t xml:space="preserve">A análise pelo Top-X% reforça que o resultado não depende exclusivamente do arredondamento do NECr ou de um único limiar. A sobrerrepresentação das candidaturas com credenciais é maior nos recortes mais restritos ao topo da distribuição e diminui à medida que o conjunto selecionado se amplia, mas permanece acima da referência aleatória até o Top-95%. A regressão oferece uma verificação complementar ao utilizar toda a distribuição das parcelas. Em conjunto, os exercícios sustentam a existência de uma associação robusta entre histórico eleitoral e posição financeira na nominata; não demonstram, contudo, que os partidos organizem deliberadamente suas listas em estratos discretos de financiamento.</w:t>
+      </w:r>
+    </w:p>
+    <w:p>
+      <w:pPr>
+        <w:pStyle w:val="Corpodetexto"/>
+      </w:pPr>
+      <w:r>
+        <w:t xml:space="preserve">A magnitude do distrito qualifica esse padrão. Tanto o</w:t>
+      </w:r>
+      <w:r>
+        <w:t xml:space="preserve"> </w:t>
+      </w:r>
+      <w:r>
+        <w:rPr>
+          <w:i/>
+          <w:iCs/>
+        </w:rPr>
+        <w:t xml:space="preserve">lift</w:t>
+      </w:r>
+      <w:r>
+        <w:t xml:space="preserve"> </w:t>
+      </w:r>
+      <w:r>
+        <w:t xml:space="preserve">quanto a razão de parcelas associada às credenciais crescem dos distritos pequenos para os grandes. Nestes últimos, a razão estimada alcança 13,48 em 2018 e 7,99 em 2022, diante de 4,76 e 2,95 nos distritos pequenos. À luz dos incentivos ao cultivo da reputação pessoal discutidos por</w:t>
+      </w:r>
+      <w:r>
+        <w:t xml:space="preserve"> </w:t>
+      </w:r>
+      <w:r>
+        <w:t xml:space="preserve">Carey; Shugart (1995)</w:t>
+      </w:r>
+      <w:r>
+        <w:t xml:space="preserve">, o resultado mostra que uma competição intrapartidária potencialmente mais ampla convive com uma diferenciação financeira mais acentuada em favor de candidaturas com credenciais. Como essa variação não foi derivada como uma expectativa independente e a magnitude não varia dentro da lista, sua leitura é exploratória: ela não demonstra que partidos de distritos grandes reconheçam melhor a viabilidade das candidaturas nem que a magnitude cause maior priorização.</w:t>
+      </w:r>
+    </w:p>
+    <w:bookmarkEnd w:id="76"/>
+    <w:bookmarkStart w:id="77" w:name="X988e8630eedbd924e720ceecc4913a707bbdb5f"/>
+    <w:p>
+      <w:pPr>
+        <w:pStyle w:val="Ttulo3"/>
+      </w:pPr>
+      <w:r>
+        <w:t xml:space="preserve">3.5.3 Alcance substantivo e limites da interpretação</w:t>
+      </w:r>
+    </w:p>
+    <w:p>
+      <w:pPr>
+        <w:pStyle w:val="FirstParagraph"/>
+      </w:pPr>
+      <w:r>
+        <w:t xml:space="preserve">A priorização segundo o histórico eleitoral convive com outras dimensões da alocação. Na especificação que desagrega as credenciais, candidaturas femininas apresentam parcelas esperadas maiores que as masculinas, com razões de 1,44 em 2018 e 1,32 em 2022. Para candidaturas negras, as razões são de 0,74 e 0,93 em relação às não negras. Essas associações são condicionais aos atributos incluídos no modelo e não descrevem, por si sós, igualdade de acesso aos recursos no conjunto das candidaturas. Sua interpretação deve considerar tanto as regras de destinação de recursos quanto as desigualdades de acesso às trajetórias políticas que constituem as próprias credenciais. O modelo mostra a coexistência desses padrões, mas não identifica o efeito das normas; em particular, a aproximação da paridade racial em 2022 não pode ser atribuída exclusivamente à mudança regulatória pela comparação entre os dois pleitos.</w:t>
+      </w:r>
+    </w:p>
+    <w:p>
+      <w:pPr>
+        <w:pStyle w:val="Corpodetexto"/>
+      </w:pPr>
+      <w:r>
+        <w:t xml:space="preserve">A correspondência com os eleitos acrescenta uma validação substantiva ao núcleo construído. O Top-NECr abrange 86,7% dos eleitos em 2018 e 92,6% em 2022, com</w:t>
+      </w:r>
+      <w:r>
+        <w:t xml:space="preserve"> </w:t>
+      </w:r>
+      <w:r>
+        <w:rPr>
+          <w:i/>
+          <w:iCs/>
+        </w:rPr>
+        <w:t xml:space="preserve">lift</w:t>
+      </w:r>
+      <w:r>
+        <w:t xml:space="preserve"> </w:t>
+      </w:r>
+      <w:r>
+        <w:t xml:space="preserve">de 1,98 e 2,12. O grupo mais financiado concentra, assim, candidaturas que posteriormente obtêm sucesso eleitoral. Essa evidência deve ser interpretada em conjunto com a análise das credenciais anteriores. Como os recursos podem contribuir para o próprio desempenho, a presença dos eleitos no núcleo não demonstra isoladamente que os partidos antecipem vencedores, nem permite estimar quanto do sucesso decorre do financiamento recebido. Por essa razão, a evidência central sobre a orientação da alocação continua sendo a associação com informações disponíveis antes da disputa analisada.</w:t>
+      </w:r>
+    </w:p>
+    <w:p>
+      <w:pPr>
+        <w:pStyle w:val="Corpodetexto"/>
+      </w:pPr>
+      <w:r>
+        <w:t xml:space="preserve">O desenho observacional também não identifica a intenção que orientou cada repasse. Os resultados são compatíveis com a interpretação de que partidos utilizam o histórico eleitoral para favorecer candidaturas capazes de contribuir para o desempenho coletivo da legenda, mas também admitem explicações baseadas na posição dos candidatos dentro da organização, em sua capacidade de barganha ou em atributos não observados que favoreçam simultaneamente o acesso a recursos e votos. A comparação intralista elimina diferenças comuns aos integrantes da mesma nominata, não diferenças individuais omitidas. Além disso, a ausência das credenciais definidas neste capítulo não equivale à ausência de viabilidade: candidaturas estreantes ou com trajetórias não captadas pelos critérios podem ser priorizadas a partir de outras informações. A conclusão sustentada pelos dados é, portanto, mais delimitada: há uma estrutura de priorização financeira associada ao histórico eleitoral, compatível com o argumento de coordenação intrapartidária, mas insuficiente para estabelecer um mecanismo único ou uma intenção partidária comum.</w:t>
+      </w:r>
+    </w:p>
+    <w:bookmarkEnd w:id="77"/>
+    <w:bookmarkStart w:id="78" w:name="a-dimensão-temporal-da-priorização"/>
+    <w:p>
+      <w:pPr>
+        <w:pStyle w:val="Ttulo3"/>
+      </w:pPr>
+      <w:r>
+        <w:t xml:space="preserve">3.5.4 A dimensão temporal da priorização</w:t>
+      </w:r>
+    </w:p>
+    <w:p>
+      <w:pPr>
+        <w:pStyle w:val="FirstParagraph"/>
+      </w:pPr>
+      <w:r>
+        <w:t xml:space="preserve">As credenciais empregadas aqui são anteriores à eleição, mas o núcleo e as parcelas analisados resultam dos recursos acumulados ao longo de toda a campanha. O capítulo identifica quem termina o período eleitoral em posição financeira privilegiada, não quando essa vantagem se constitui. Essa distinção é relevante porque recursos recebidos mais cedo podem ampliar o tempo disponível para contratar equipes, produzir materiais e organizar a mobilização eleitoral. O próximo capítulo examina os registros datados das transferências partidárias para verificar se as mesmas credenciais associadas à composição do núcleo e às parcelas recebidas também antecipam o primeiro e o maior repasse. A análise passa, assim, da estrutura final da distribuição para o processo temporal por meio do qual a priorização se torna observável.</w:t>
+      </w:r>
+    </w:p>
+    <w:bookmarkEnd w:id="78"/>
+    <w:bookmarkEnd w:id="79"/>
+    <w:bookmarkEnd w:id="80"/>
+    <w:bookmarkStart w:id="107" w:name="sec-cap4"/>
+    <w:p>
+      <w:pPr>
+        <w:pStyle w:val="Ttulo1"/>
+      </w:pPr>
+      <w:r>
+        <w:t xml:space="preserve">4. A priorização pelo</w:t>
+      </w:r>
+      <w:r>
+        <w:t xml:space="preserve"> </w:t>
+      </w:r>
+      <w:r>
+        <w:rPr>
+          <w:i/>
+          <w:iCs/>
+        </w:rPr>
         <w:t xml:space="preserve">timing</w:t>
       </w:r>
       <w:r>
         <w:t xml:space="preserve"> </w:t>
       </w:r>
       <w:r>
-        <w:t xml:space="preserve">da distribuição de recursos partidários nas campanhas eleitorais</w:t>
+        <w:t xml:space="preserve">da transferência</w:t>
       </w:r>
     </w:p>
     <w:p>
@@ -6244,7 +6770,7 @@
         <w:pStyle w:val="Corpodetexto"/>
       </w:pPr>
       <w:r>
-        <w:t xml:space="preserve">O recebimento de receitas de campanha pelas candidaturas depende de 1) requerimento do registro da candidatura, 2) CNPJ específico da campanha e 3) abertura de conta corrente específica. Dado este cenário, as transferências monetárias realizadas aos candidatos ocorrem de fato durante o próprio período de campanha. Dito de outra maneira, é no período eleitoral que se torna visível a estratégia adotada pelos partidos para coordenar suas nominatas em termos de aplicação de recursos de fundos públicos.</w:t>
+        <w:t xml:space="preserve">O recebimento de receitas de campanha pelas candidaturas depende de (i) requerimento do registro da candidatura, (ii) CNPJ específico da campanha e (ii) abertura de conta corrente específica. Dado este cenário, as transferências monetárias realizadas aos candidatos ocorrem de fato durante o próprio período de campanha. Dito de outra maneira, é no período eleitoral que se torna visível a estratégia adotada pelos partidos para coordenar suas nominatas em termos de aplicação de recursos de fundos públicos.</w:t>
       </w:r>
     </w:p>
     <w:p>
@@ -6252,32 +6778,23 @@
         <w:pStyle w:val="Corpodetexto"/>
       </w:pPr>
       <w:r>
-        <w:t xml:space="preserve">Aqui a tese proposta se diferencia novamente de</w:t>
-      </w:r>
-      <w:r>
-        <w:t xml:space="preserve"> </w:t>
-      </w:r>
-      <w:r>
-        <w:t xml:space="preserve">Cheibub; Sin (2020)</w:t>
-      </w:r>
-      <w:r>
-        <w:t xml:space="preserve">, ao identificar no prazo de realização das campanhas eleitorais o momento em que ocorre a coordenação dos partidos políticos diante da competição intrapartidária. Para os autores, dada a seleção estratégica de candidaturas competitivas, a coordenação da competição intrapartidária se daria sobretudo antes da formação das listas.</w:t>
-      </w:r>
-    </w:p>
-    <w:p>
-      <w:pPr>
-        <w:pStyle w:val="Corpodetexto"/>
-      </w:pPr>
-      <w:r>
-        <w:t xml:space="preserve">Além disso, a tese também se difere ao considerar indicadores pré-eleitorais sobre a capacidade e expectativa partidárias. Para esta finalidade, aproveita as reformas de financiamento de campanhas que substituíram o protagonismo empresarial pelo de fundos públicos bilionários cujo controle da alocação entre candidaturas é partidário.</w:t>
-      </w:r>
-    </w:p>
-    <w:p>
-      <w:pPr>
-        <w:pStyle w:val="Corpodetexto"/>
-      </w:pPr>
-      <w:r>
-        <w:t xml:space="preserve">Este capítulo testa a frente (iii) definida na</w:t>
+        <w:t xml:space="preserve">Este capítulo analisa o</w:t>
+      </w:r>
+      <w:r>
+        <w:t xml:space="preserve"> </w:t>
+      </w:r>
+      <w:r>
+        <w:rPr>
+          <w:i/>
+          <w:iCs/>
+        </w:rPr>
+        <w:t xml:space="preserve">timing</w:t>
+      </w:r>
+      <w:r>
+        <w:t xml:space="preserve"> </w:t>
+      </w:r>
+      <w:r>
+        <w:t xml:space="preserve">da distribuição de recursos por partidos políticos a suas candidaturas a Deputado Federal em 2018 e 2022, e representa o teste da expectativa (iii) definida em</w:t>
       </w:r>
       <w:r>
         <w:t xml:space="preserve"> </w:t>
@@ -6291,90 +6808,44 @@
         </w:r>
       </w:hyperlink>
       <w:r>
-        <w:t xml:space="preserve">.</w:t>
-      </w:r>
-    </w:p>
-    <w:bookmarkStart w:id="85" w:name="a-campanha-eleitoral-semana-a-semana"/>
+        <w:t xml:space="preserve">. As eleições estudadas compartilham o regime de financiamento público centralizado via FEFC, mas diferem em aspectos institucionais relevantes.</w:t>
+      </w:r>
+    </w:p>
+    <w:p>
+      <w:pPr>
+        <w:pStyle w:val="Corpodetexto"/>
+      </w:pPr>
+      <w:r>
+        <w:t xml:space="preserve">Em 2018, partidos ainda podiam se coligar em eleições proporcionais, e a campanha eleitoral durou 52 dias. Em 2022, as coligações foram proibidas nas eleições proporcionais, a campanha durou 47 dias, e a cláusula de barreira seguia sendo implementada gradualmente com patamares crescentes. Estes fatores criaram incentivos adicionais para que os partidos alocassem recursos de forma mais desconcentrada, já que não contavam com uma coligação para garantir o quociente partidário, cada legenda precisou construir seu desempenho eleitoral de forma autônoma.</w:t>
+      </w:r>
+    </w:p>
+    <w:p>
+      <w:pPr>
+        <w:pStyle w:val="Corpodetexto"/>
+      </w:pPr>
+      <w:r>
+        <w:t xml:space="preserve">Sob o FEFC, partidos ganham capacidade de agência significativa. Ao saber de antemão o montante reservado para a legenda, lideranças partidárias podem desenhar a estratégia de distribuição dos recursos antes mesmo da campanha começar. O recebimento antecipado de recursos de campanha dá aos candidatos contemplados maior margem para aplicação deste dinheiro, podendo garantir melhores profissionais, materiais e fornecedores. Além de contribuir para</w:t>
+      </w:r>
+      <w:r>
+        <w:t xml:space="preserve"> </w:t>
+      </w:r>
+      <w:r>
+        <w:t xml:space="preserve">“colocar a campanha na rua”</w:t>
+      </w:r>
+      <w:r>
+        <w:t xml:space="preserve"> </w:t>
+      </w:r>
+      <w:r>
+        <w:t xml:space="preserve">mais cedo e por mais tempo.</w:t>
+      </w:r>
+    </w:p>
+    <w:bookmarkStart w:id="93" w:name="a-campanha-eleitoral-semana-a-semana"/>
     <w:p>
       <w:pPr>
         <w:pStyle w:val="Ttulo2"/>
       </w:pPr>
       <w:r>
         <w:t xml:space="preserve">4.1 A campanha eleitoral semana a semana</w:t>
-      </w:r>
-    </w:p>
-    <w:p>
-      <w:pPr>
-        <w:pStyle w:val="FirstParagraph"/>
-      </w:pPr>
-      <w:r>
-        <w:t xml:space="preserve">Nesta seção, analiso o</w:t>
-      </w:r>
-      <w:r>
-        <w:t xml:space="preserve"> </w:t>
-      </w:r>
-      <w:r>
-        <w:rPr>
-          <w:i/>
-          <w:iCs/>
-        </w:rPr>
-        <w:t xml:space="preserve">timing</w:t>
-      </w:r>
-      <w:r>
-        <w:t xml:space="preserve"> </w:t>
-      </w:r>
-      <w:r>
-        <w:t xml:space="preserve">da distribuição de recursos por partidos políticos a suas candidaturas a Deputado Federal em 2018 e 2022. Estas eleições compartilham o regime de financiamento público centralizado via FEFC, mas diferem em aspectos institucionais relevantes.</w:t>
-      </w:r>
-    </w:p>
-    <w:p>
-      <w:pPr>
-        <w:pStyle w:val="Corpodetexto"/>
-      </w:pPr>
-      <w:r>
-        <w:t xml:space="preserve">Em 2018, após a proibição das doações de pessoas jurídicas (em vigor desde 2016), o FEFC se consolidou como principal provedor de recursos de campanha. Partidos ainda podiam se coligar em eleições proporcionais, e a campanha eleitoral durou 52 dias. Em 2022, as coligações foram proibidas nas eleições proporcionais, a campanha durou 47 dias, e a cláusula de barreira seguia sendo implementada gradualmente com patamares crescentes. Estes fatores criaram incentivos adicionais para que os partidos alocassem recursos de forma mais desconcentrada, já que não contavam com uma coligação para garantir o quociente partidário, cada legenda precisou construir seu desempenho eleitoral de forma autônoma.</w:t>
-      </w:r>
-    </w:p>
-    <w:p>
-      <w:pPr>
-        <w:pStyle w:val="Corpodetexto"/>
-      </w:pPr>
-      <w:r>
-        <w:t xml:space="preserve">Sob o FEFC, partidos ganham capacidade de agência significativa. Ao saber de antemão o montante reservado para a legenda, lideranças partidárias podem desenhar a estratégia de distribuição dos recursos antes mesmo da campanha começar, adquirindo uma posição de</w:t>
-      </w:r>
-      <w:r>
-        <w:t xml:space="preserve"> </w:t>
-      </w:r>
-      <w:r>
-        <w:rPr>
-          <w:i/>
-          <w:iCs/>
-        </w:rPr>
-        <w:t xml:space="preserve">gatekeeper</w:t>
-      </w:r>
-      <w:r>
-        <w:t xml:space="preserve">, conforme formalizado por</w:t>
-      </w:r>
-      <w:r>
-        <w:t xml:space="preserve"> </w:t>
-      </w:r>
-      <w:r>
-        <w:t xml:space="preserve">Fiva; Izzo; Tukiainen (2024)</w:t>
-      </w:r>
-      <w:r>
-        <w:t xml:space="preserve">. O recebimento antecipado de recursos de campanha dá aos candidatos contemplados maior margem para aplicação deste dinheiro, podendo garantir melhores profissionais, materiais e fornecedores. Além de contribuir para</w:t>
-      </w:r>
-      <w:r>
-        <w:t xml:space="preserve"> </w:t>
-      </w:r>
-      <w:r>
-        <w:t xml:space="preserve">“colocar a campanha na rua”</w:t>
-      </w:r>
-      <w:r>
-        <w:t xml:space="preserve"> </w:t>
-      </w:r>
-      <w:r>
-        <w:t xml:space="preserve">mais cedo e por mais tempo.</w:t>
       </w:r>
     </w:p>
     <w:tbl>
@@ -6390,7 +6861,7 @@
       <w:tr>
         <w:tc>
           <w:tcPr/>
-          <w:bookmarkStart w:id="80" w:name="fig-semana-campanha"/>
+          <w:bookmarkStart w:id="84" w:name="fig-semana-campanha"/>
           <w:p>
             <w:pPr>
               <w:jc w:val="center"/>
@@ -6414,124 +6885,12 @@
                 <wp:inline>
                   <wp:extent cx="5600700" cy="3030967"/>
                   <wp:effectExtent b="0" l="0" r="0" t="0"/>
-                  <wp:docPr descr="" title="" id="78" name="Picture"/>
-                  <a:graphic>
-                    <a:graphicData uri="http://schemas.openxmlformats.org/drawingml/2006/picture">
-                      <pic:pic>
-                        <pic:nvPicPr>
-                          <pic:cNvPr descr="../figs/cap4_fluxo_cumulativo_prop.png" id="79" name="Picture"/>
-                          <pic:cNvPicPr>
-                            <a:picLocks noChangeArrowheads="1" noChangeAspect="1"/>
-                          </pic:cNvPicPr>
-                        </pic:nvPicPr>
-                        <pic:blipFill>
-                          <a:blip r:embed="rId77"/>
-                          <a:stretch>
-                            <a:fillRect/>
-                          </a:stretch>
-                        </pic:blipFill>
-                        <pic:spPr bwMode="auto">
-                          <a:xfrm>
-                            <a:off x="0" y="0"/>
-                            <a:ext cx="5600700" cy="3030967"/>
-                          </a:xfrm>
-                          <a:prstGeom prst="rect">
-                            <a:avLst/>
-                          </a:prstGeom>
-                          <a:noFill/>
-                          <a:ln w="9525">
-                            <a:noFill/>
-                            <a:headEnd/>
-                            <a:tailEnd/>
-                          </a:ln>
-                        </pic:spPr>
-                      </pic:pic>
-                    </a:graphicData>
-                  </a:graphic>
-                </wp:inline>
-              </w:drawing>
-            </w:r>
-          </w:p>
-          <w:bookmarkEnd w:id="80"/>
-        </w:tc>
-      </w:tr>
-    </w:tbl>
-    <w:p>
-      <w:pPr>
-        <w:pStyle w:val="Corpodetexto"/>
-      </w:pPr>
-      <w:r>
-        <w:t xml:space="preserve">A</w:t>
-      </w:r>
-      <w:r>
-        <w:t xml:space="preserve"> </w:t>
-      </w:r>
-      <w:hyperlink w:anchor="fig-semana-campanha">
-        <w:r>
-          <w:rPr>
-            <w:rStyle w:val="Hyperlink"/>
-          </w:rPr>
-          <w:t xml:space="preserve">Figura 4.1</w:t>
-        </w:r>
-      </w:hyperlink>
-      <w:r>
-        <w:t xml:space="preserve"> </w:t>
-      </w:r>
-      <w:r>
-        <w:t xml:space="preserve">apresenta a proporção acumulada dos recursos recebidos por candidaturas a Deputado Federal, distinguindo candidatos competitivos de não-competitivos (ex-ante). Em 2018, há um salto relevante na proporção acumulada entre a primeira e a segunda semana do período eleitoral para os dois grupos, mas o salto é bem mais acentuado para candidaturas competitivas: a proporção acumulada passa de 11,8% para 59,6% (quase 48 p.p.) entre as semanas 1 e 2, ante 6,0% para 31,1% (25 p.p.) entre os concorrentes não-competitivos.</w:t>
-      </w:r>
-    </w:p>
-    <w:p>
-      <w:pPr>
-        <w:pStyle w:val="Corpodetexto"/>
-      </w:pPr>
-      <w:r>
-        <w:t xml:space="preserve">Em 2022, o padrão se repete, ainda que com uma vantagem inicial menor: candidatos competitivos já acumulam 22,1% dos recursos na primeira semana (ante 11,6% dos não-competitivos) e chegam a 57,0% na segunda (35 p.p. de salto), contra 39,9% dos não-competitivos (28 p.p. de salto) — uma diferença ainda favorável aos competitivos, mas menor que a de 2018.</w:t>
-      </w:r>
-    </w:p>
-    <w:tbl>
-      <w:tblPr>
-        <w:tblStyle w:val="Table"/>
-        <w:tblW w:type="pct" w:w="5000"/>
-        <w:tblLayout w:type="fixed"/>
-        <w:tblLook w:firstRow="0" w:lastRow="0" w:firstColumn="0" w:lastColumn="0" w:noHBand="0" w:noVBand="0" w:val="0000"/>
-      </w:tblPr>
-      <w:tblGrid>
-        <w:gridCol w:w="7920"/>
-      </w:tblGrid>
-      <w:tr>
-        <w:tc>
-          <w:tcPr/>
-          <w:bookmarkStart w:id="84" w:name="fig-semana-abs"/>
-          <w:p>
-            <w:pPr>
-              <w:jc w:val="center"/>
-            </w:pPr>
-            <w:pPr>
-              <w:jc w:val="start"/>
-              <w:spacing w:before="200"/>
-              <w:pStyle w:val="ImageCaption"/>
-            </w:pPr>
-            <w:r>
-              <w:t xml:space="preserve">Figura 4.2: Valores absolutos dos recursos recebidos por semana de campanha</w:t>
-            </w:r>
-          </w:p>
-          <w:p>
-            <w:pPr>
-              <w:pStyle w:val="Compact"/>
-              <w:jc w:val="center"/>
-            </w:pPr>
-            <w:r>
-              <w:drawing>
-                <wp:inline>
-                  <wp:extent cx="5600700" cy="3030967"/>
-                  <wp:effectExtent b="0" l="0" r="0" t="0"/>
                   <wp:docPr descr="" title="" id="82" name="Picture"/>
                   <a:graphic>
                     <a:graphicData uri="http://schemas.openxmlformats.org/drawingml/2006/picture">
                       <pic:pic>
                         <pic:nvPicPr>
-                          <pic:cNvPr descr="../figs/cap4_fluxo_cumulativo_abs.png" id="83" name="Picture"/>
+                          <pic:cNvPr descr="../figs/cap4_fluxo_cumulativo_prop.png" id="83" name="Picture"/>
                           <pic:cNvPicPr>
                             <a:picLocks noChangeArrowheads="1" noChangeAspect="1"/>
                           </pic:cNvPicPr>
@@ -6573,24 +6932,24 @@
         <w:pStyle w:val="Corpodetexto"/>
       </w:pPr>
       <w:r>
-        <w:t xml:space="preserve">Em termos absolutos, a</w:t>
-      </w:r>
-      <w:r>
-        <w:t xml:space="preserve"> </w:t>
-      </w:r>
-      <w:hyperlink w:anchor="fig-semana-abs">
+        <w:t xml:space="preserve">A</w:t>
+      </w:r>
+      <w:r>
+        <w:t xml:space="preserve"> </w:t>
+      </w:r>
+      <w:hyperlink w:anchor="fig-semana-campanha">
         <w:r>
           <w:rPr>
             <w:rStyle w:val="Hyperlink"/>
           </w:rPr>
-          <w:t xml:space="preserve">Figura 4.2</w:t>
+          <w:t xml:space="preserve">Figura 4.1</w:t>
         </w:r>
       </w:hyperlink>
       <w:r>
         <w:t xml:space="preserve"> </w:t>
       </w:r>
       <w:r>
-        <w:t xml:space="preserve">confirma o padrão. Em 2018, candidatos competitivos tiveram um salto de cerca de R$349 milhões entre a primeira e a segunda semana de campanha (de R$86 milhões para R$435 milhões), contra um salto de R$74 milhões entre os não-competitivos (de R$18 milhões para R$92 milhões) — quase cinco vezes menor.</w:t>
+        <w:t xml:space="preserve">apresenta a proporção acumulada dos recursos recebidos por candidaturas a Deputado Federal, distinguindo candidatos competitivos de não-competitivos (ex-ante). Em 2018, há um salto relevante na proporção acumulada entre a primeira e a segunda semana do período eleitoral para os dois grupos, mas o salto é bem mais acentuado para candidaturas competitivas: a proporção acumulada passa de 12,0% para 60,3% (48,3 p.p.) entre as semanas 1 e 2, ante 6,2% para 31,3% (25,2 p.p.) entre os concorrentes não-competitivos.</w:t>
       </w:r>
     </w:p>
     <w:p>
@@ -6598,143 +6957,7 @@
         <w:pStyle w:val="Corpodetexto"/>
       </w:pPr>
       <w:r>
-        <w:t xml:space="preserve">Em 2022, o salto absoluto para candidatos competitivos chega a R$525 milhões entre as duas primeiras semanas (de R$333 milhões para R$858 milhões), acima dos R$371 milhões acumulados pelos não-competitivos no mesmo intervalo (de R$152 milhões para R$522 milhões). O padrão de antecipação para candidaturas competitivas, portanto, se mantém nos dois ciclos eleitorais sob o FEFC.</w:t>
-      </w:r>
-    </w:p>
-    <w:p>
-      <w:pPr>
-        <w:pStyle w:val="Corpodetexto"/>
-      </w:pPr>
-      <w:r>
-        <w:t xml:space="preserve">Dessa forma, os resultados indicam que partidos políticos consideram a vantagem que distribuir dinheiro antecipadamente constitui e priorizam a distribuição de recursos para candidaturas com credenciais eleitorais prévias, com estas recebendo recursos antes que seus concorrentes.</w:t>
-      </w:r>
-    </w:p>
-    <w:p>
-      <w:pPr>
-        <w:pStyle w:val="Corpodetexto"/>
-      </w:pPr>
-      <w:r>
-        <w:t xml:space="preserve">Como vimos, o</w:t>
-      </w:r>
-      <w:r>
-        <w:t xml:space="preserve"> </w:t>
-      </w:r>
-      <w:r>
-        <w:t xml:space="preserve">“dilema do gatekeeper”</w:t>
-      </w:r>
-      <w:r>
-        <w:t xml:space="preserve"> </w:t>
-      </w:r>
-      <w:r>
-        <w:t xml:space="preserve">formulado por</w:t>
-      </w:r>
-      <w:r>
-        <w:t xml:space="preserve"> </w:t>
-      </w:r>
-      <w:r>
-        <w:t xml:space="preserve">Fiva; Izzo; Tukiainen (2024)</w:t>
-      </w:r>
-      <w:r>
-        <w:t xml:space="preserve"> </w:t>
-      </w:r>
-      <w:r>
-        <w:t xml:space="preserve">prevê que partidos, ao controlarem a distribuição do FEFC, têm incentivos para agir seletivamente diante da competição intrapartidária. Os resultados apresentados corroboram essa expectativa: candidaturas competitivas acumulam mais recursos que seus concorrentes, e em uma</w:t>
-      </w:r>
-      <w:r>
-        <w:t xml:space="preserve"> </w:t>
-      </w:r>
-      <w:r>
-        <w:rPr>
-          <w:i/>
-          <w:iCs/>
-        </w:rPr>
-        <w:t xml:space="preserve">velocidade</w:t>
-      </w:r>
-      <w:r>
-        <w:t xml:space="preserve"> </w:t>
-      </w:r>
-      <w:r>
-        <w:t xml:space="preserve">também maior, nas duas eleições analisadas.</w:t>
-      </w:r>
-    </w:p>
-    <w:bookmarkEnd w:id="85"/>
-    <w:bookmarkStart w:id="94" w:name="X3d5ad31b2af650b9e8818ac2447c9db64704d61"/>
-    <w:p>
-      <w:pPr>
-        <w:pStyle w:val="Ttulo2"/>
-      </w:pPr>
-      <w:r>
-        <w:t xml:space="preserve">4.2 Alocação partidária como um evento: análise de sobrevivência com Kaplan-Meier</w:t>
-      </w:r>
-    </w:p>
-    <w:p>
-      <w:pPr>
-        <w:pStyle w:val="FirstParagraph"/>
-      </w:pPr>
-      <w:r>
-        <w:t xml:space="preserve">A análise de sobrevivência operacionaliza o</w:t>
-      </w:r>
-      <w:r>
-        <w:t xml:space="preserve"> </w:t>
-      </w:r>
-      <w:r>
-        <w:t xml:space="preserve">“evento”</w:t>
-      </w:r>
-      <w:r>
-        <w:t xml:space="preserve"> </w:t>
-      </w:r>
-      <w:r>
-        <w:t xml:space="preserve">de duas maneiras considerando a diferença em dias entre o início da campanha eleitoral e: i) o primeiro repasse recebido pelo candidato, e ii) o maior repasse recebido ao longo da campanha.</w:t>
-      </w:r>
-    </w:p>
-    <w:p>
-      <w:pPr>
-        <w:pStyle w:val="Corpodetexto"/>
-      </w:pPr>
-      <w:r>
-        <w:t xml:space="preserve">O teste Kaplan-Meier é um método descritivo não-paramétrico usado para calcular a probabilidade de que um indivíduo não tenha experimentado determinado evento até determinada data. Aqui será utilizado para mostrar a probabilidade de que candidaturas competitivas e menos competitivas não tenham recebido o primeiro ou o maior repasse ao longo das semanas de campanha de 2018 e 2022.</w:t>
-      </w:r>
-    </w:p>
-    <w:p>
-      <w:pPr>
-        <w:pStyle w:val="Corpodetexto"/>
-      </w:pPr>
-      <w:r>
-        <w:t xml:space="preserve">A</w:t>
-      </w:r>
-      <w:r>
-        <w:t xml:space="preserve"> </w:t>
-      </w:r>
-      <w:hyperlink w:anchor="fig-km-cs">
-        <w:r>
-          <w:rPr>
-            <w:rStyle w:val="Hyperlink"/>
-          </w:rPr>
-          <w:t xml:space="preserve">Figura 4.3</w:t>
-        </w:r>
-      </w:hyperlink>
-      <w:r>
-        <w:t xml:space="preserve"> </w:t>
-      </w:r>
-      <w:r>
-        <w:t xml:space="preserve">mostra os resultados do teste considerando o primeiro repasse e a</w:t>
-      </w:r>
-      <w:r>
-        <w:t xml:space="preserve"> </w:t>
-      </w:r>
-      <w:hyperlink w:anchor="fig-km-maior-cs">
-        <w:r>
-          <w:rPr>
-            <w:rStyle w:val="Hyperlink"/>
-          </w:rPr>
-          <w:t xml:space="preserve">Figura 4.4</w:t>
-        </w:r>
-      </w:hyperlink>
-      <w:r>
-        <w:t xml:space="preserve"> </w:t>
-      </w:r>
-      <w:r>
-        <w:t xml:space="preserve">o maior repasse. A alocação antecipada de recursos para candidaturas competitivas é o padrão observado nos dois ciclos eleitorais: ao final da primeira semana de campanha, a probabilidade de um candidato competitivo ainda não ter recebido o primeiro repasse é de 71,8% em 2018 e 57,4% em 2022, contra 86,2% e 80,6% entre os não-competitivos, respectivamente; ao final da segunda semana a diferença se acentua (26,5% vs. 70,2% em 2018; 15,6% vs. 45,2% em 2022). A especificação do evento altera a magnitude, mas não a direção do padrão — ao considerar o maior repasse em vez do primeiro, as diferenças entre competitivos e não-competitivos se mantêm, confirmando que a antecipação não é apenas do contato inicial, mas do investimento principal do partido.</w:t>
+        <w:t xml:space="preserve">Em 2022, o padrão se repete, ainda que com uma diferença menor entre os grupos ao final da segunda semana: candidatos competitivos já acumulam 21,8% dos recursos na primeira semana (ante 11,6% dos não-competitivos) e chegam a 56,1% na segunda (34,3 p.p. de salto), contra 39,8% dos não-competitivos (28,2 p.p. de salto) — uma diferença ainda favorável aos competitivos, mas menor que a de 2018.</w:t>
       </w:r>
     </w:p>
     <w:tbl>
@@ -6750,7 +6973,7 @@
       <w:tr>
         <w:tc>
           <w:tcPr/>
-          <w:bookmarkStart w:id="89" w:name="fig-km-cs"/>
+          <w:bookmarkStart w:id="88" w:name="fig-semana-abs"/>
           <w:p>
             <w:pPr>
               <w:jc w:val="center"/>
@@ -6761,7 +6984,135 @@
               <w:pStyle w:val="ImageCaption"/>
             </w:pPr>
             <w:r>
-              <w:t xml:space="preserve">Figura 4.3: Curvas de sobrevivência Kaplan-Meier: dias até o primeiro repasse partidário por grupo de competitividade (ex-ante)</w:t>
+              <w:t xml:space="preserve">Figura 4.2: Valores absolutos dos recursos recebidos por semana de campanha</w:t>
+            </w:r>
+          </w:p>
+          <w:p>
+            <w:pPr>
+              <w:pStyle w:val="Compact"/>
+              <w:jc w:val="center"/>
+            </w:pPr>
+            <w:r>
+              <w:drawing>
+                <wp:inline>
+                  <wp:extent cx="5600700" cy="3030967"/>
+                  <wp:effectExtent b="0" l="0" r="0" t="0"/>
+                  <wp:docPr descr="" title="" id="86" name="Picture"/>
+                  <a:graphic>
+                    <a:graphicData uri="http://schemas.openxmlformats.org/drawingml/2006/picture">
+                      <pic:pic>
+                        <pic:nvPicPr>
+                          <pic:cNvPr descr="../figs/cap4_fluxo_cumulativo_abs.png" id="87" name="Picture"/>
+                          <pic:cNvPicPr>
+                            <a:picLocks noChangeArrowheads="1" noChangeAspect="1"/>
+                          </pic:cNvPicPr>
+                        </pic:nvPicPr>
+                        <pic:blipFill>
+                          <a:blip r:embed="rId85"/>
+                          <a:stretch>
+                            <a:fillRect/>
+                          </a:stretch>
+                        </pic:blipFill>
+                        <pic:spPr bwMode="auto">
+                          <a:xfrm>
+                            <a:off x="0" y="0"/>
+                            <a:ext cx="5600700" cy="3030967"/>
+                          </a:xfrm>
+                          <a:prstGeom prst="rect">
+                            <a:avLst/>
+                          </a:prstGeom>
+                          <a:noFill/>
+                          <a:ln w="9525">
+                            <a:noFill/>
+                            <a:headEnd/>
+                            <a:tailEnd/>
+                          </a:ln>
+                        </pic:spPr>
+                      </pic:pic>
+                    </a:graphicData>
+                  </a:graphic>
+                </wp:inline>
+              </w:drawing>
+            </w:r>
+          </w:p>
+          <w:bookmarkEnd w:id="88"/>
+        </w:tc>
+      </w:tr>
+    </w:tbl>
+    <w:p>
+      <w:pPr>
+        <w:pStyle w:val="Corpodetexto"/>
+      </w:pPr>
+      <w:r>
+        <w:t xml:space="preserve">Em termos absolutos, a</w:t>
+      </w:r>
+      <w:r>
+        <w:t xml:space="preserve"> </w:t>
+      </w:r>
+      <w:hyperlink w:anchor="fig-semana-abs">
+        <w:r>
+          <w:rPr>
+            <w:rStyle w:val="Hyperlink"/>
+          </w:rPr>
+          <w:t xml:space="preserve">Figura 4.2</w:t>
+        </w:r>
+      </w:hyperlink>
+      <w:r>
+        <w:t xml:space="preserve"> </w:t>
+      </w:r>
+      <w:r>
+        <w:t xml:space="preserve">confirma o padrão. Em 2018, candidatos competitivos tiveram um salto de R$349,6 milhões entre a primeira e a segunda semana de campanha (de R$86,7 milhões para R$436,3 milhões), contra um salto de R$72,8 milhões entre os não-competitivos (de R$17,8 milhões para R$90,6 milhões). O acréscimo entre os competitivos foi aproximadamente 4,8 vezes o observado entre os não-competitivos.</w:t>
+      </w:r>
+    </w:p>
+    <w:p>
+      <w:pPr>
+        <w:pStyle w:val="Corpodetexto"/>
+      </w:pPr>
+      <w:r>
+        <w:t xml:space="preserve">Em 2022, o salto absoluto para candidatos competitivos chega a R$525,2 milhões entre as duas primeiras semanas (de R$333,7 milhões para R$858,9 milhões), acima dos R$369,9 milhões acumulados pelos não-competitivos no mesmo intervalo (de R$152,0 milhões para R$521,9 milhões). O padrão de antecipação para candidaturas competitivas, portanto, se mantém nos dois ciclos eleitorais sob o FEFC.</w:t>
+      </w:r>
+    </w:p>
+    <w:tbl>
+      <w:tblPr>
+        <w:tblStyle w:val="Table"/>
+        <w:tblW w:type="pct" w:w="5000"/>
+        <w:tblLayout w:type="fixed"/>
+        <w:tblLook w:firstRow="0" w:lastRow="0" w:firstColumn="0" w:lastColumn="0" w:noHBand="0" w:noVBand="0" w:val="0000"/>
+      </w:tblPr>
+      <w:tblGrid>
+        <w:gridCol w:w="7920"/>
+      </w:tblGrid>
+      <w:tr>
+        <w:tc>
+          <w:tcPr/>
+          <w:bookmarkStart w:id="92" w:name="fig-lift-semanal"/>
+          <w:p>
+            <w:pPr>
+              <w:jc w:val="center"/>
+            </w:pPr>
+            <w:pPr>
+              <w:jc w:val="start"/>
+              <w:spacing w:before="200"/>
+              <w:pStyle w:val="ImageCaption"/>
+            </w:pPr>
+            <w:r>
+              <w:t xml:space="preserve">Figura 4.3:</w:t>
+            </w:r>
+            <w:r>
+              <w:t xml:space="preserve"> </w:t>
+            </w:r>
+            <w:r>
+              <w:rPr>
+                <w:i/>
+                <w:iCs/>
+              </w:rPr>
+              <w:t xml:space="preserve">Lift</w:t>
+            </w:r>
+            <w:r>
+              <w:t xml:space="preserve"> </w:t>
+            </w:r>
+            <w:r>
+              <w:t xml:space="preserve">do núcleo Top-NECr para candidaturas com credenciais eleitorais prévias, recalculado com os recursos acumulados até cada semana de campanha</w:t>
             </w:r>
           </w:p>
           <w:p>
@@ -6774,18 +7125,18 @@
                 <wp:inline>
                   <wp:extent cx="5600700" cy="2899185"/>
                   <wp:effectExtent b="0" l="0" r="0" t="0"/>
-                  <wp:docPr descr="" title="" id="87" name="Picture"/>
+                  <wp:docPr descr="" title="" id="90" name="Picture"/>
                   <a:graphic>
                     <a:graphicData uri="http://schemas.openxmlformats.org/drawingml/2006/picture">
                       <pic:pic>
                         <pic:nvPicPr>
-                          <pic:cNvPr descr="../figs/cap4_survival_km_primeiro.png" id="88" name="Picture"/>
+                          <pic:cNvPr descr="../figs/cap4_lift_semanal.png" id="91" name="Picture"/>
                           <pic:cNvPicPr>
                             <a:picLocks noChangeArrowheads="1" noChangeAspect="1"/>
                           </pic:cNvPicPr>
                         </pic:nvPicPr>
                         <pic:blipFill>
-                          <a:blip r:embed="rId86"/>
+                          <a:blip r:embed="rId89"/>
                           <a:stretch>
                             <a:fillRect/>
                           </a:stretch>
@@ -6812,16 +7163,97 @@
               </w:drawing>
             </w:r>
           </w:p>
-          <w:bookmarkEnd w:id="89"/>
+          <w:bookmarkEnd w:id="92"/>
         </w:tc>
       </w:tr>
     </w:tbl>
+    <w:bookmarkEnd w:id="93"/>
+    <w:bookmarkStart w:id="105" w:name="X2d05979fc74219feae109af810bd9015a2b6a6c"/>
+    <w:p>
+      <w:pPr>
+        <w:pStyle w:val="Ttulo2"/>
+      </w:pPr>
+      <w:r>
+        <w:t xml:space="preserve">4.2 A alocação partidária como um evento: análise de sobrevivência</w:t>
+      </w:r>
+    </w:p>
+    <w:bookmarkStart w:id="102" w:name="X030c0ea5c6d1d451ec6e09bb0a017061d34c491"/>
+    <w:p>
+      <w:pPr>
+        <w:pStyle w:val="Ttulo3"/>
+      </w:pPr>
+      <w:r>
+        <w:t xml:space="preserve">4.2.1 Kaplan-Meier: a chance de não recebimento por semana</w:t>
+      </w:r>
+    </w:p>
+    <w:p>
+      <w:pPr>
+        <w:pStyle w:val="FirstParagraph"/>
+      </w:pPr>
+      <w:r>
+        <w:t xml:space="preserve">A análise de sobrevivência operacionaliza o</w:t>
+      </w:r>
+      <w:r>
+        <w:t xml:space="preserve"> </w:t>
+      </w:r>
+      <w:r>
+        <w:t xml:space="preserve">“evento”</w:t>
+      </w:r>
+      <w:r>
+        <w:t xml:space="preserve"> </w:t>
+      </w:r>
+      <w:r>
+        <w:t xml:space="preserve">de duas maneiras considerando a diferença em dias entre o início da campanha eleitoral e: i) o primeiro repasse recebido pelo candidato, e ii) o maior repasse recebido ao longo da campanha.</w:t>
+      </w:r>
+    </w:p>
     <w:p>
       <w:pPr>
         <w:pStyle w:val="Corpodetexto"/>
       </w:pPr>
       <w:r>
-        <w:t xml:space="preserve"> </w:t>
+        <w:t xml:space="preserve">O teste Kaplan-Meier é um método descritivo não-paramétrico usado para calcular a probabilidade de que um indivíduo não tenha experimentado determinado evento até determinada data. Aqui será utilizado para mostrar a probabilidade de que candidaturas competitivas e menos competitivas não tenham recebido o primeiro ou o maior repasse ao longo das semanas de campanha de 2018 e 2022.</w:t>
+      </w:r>
+    </w:p>
+    <w:p>
+      <w:pPr>
+        <w:pStyle w:val="Corpodetexto"/>
+      </w:pPr>
+      <w:r>
+        <w:t xml:space="preserve">A</w:t>
+      </w:r>
+      <w:r>
+        <w:t xml:space="preserve"> </w:t>
+      </w:r>
+      <w:hyperlink w:anchor="fig-km-cs">
+        <w:r>
+          <w:rPr>
+            <w:rStyle w:val="Hyperlink"/>
+          </w:rPr>
+          <w:t xml:space="preserve">Figura 4.4</w:t>
+        </w:r>
+      </w:hyperlink>
+      <w:r>
+        <w:t xml:space="preserve"> </w:t>
+      </w:r>
+      <w:r>
+        <w:t xml:space="preserve">mostra os resultados do teste considerando o primeiro repasse e a</w:t>
+      </w:r>
+      <w:r>
+        <w:t xml:space="preserve"> </w:t>
+      </w:r>
+      <w:hyperlink w:anchor="fig-km-maior-cs">
+        <w:r>
+          <w:rPr>
+            <w:rStyle w:val="Hyperlink"/>
+          </w:rPr>
+          <w:t xml:space="preserve">Figura 4.5</w:t>
+        </w:r>
+      </w:hyperlink>
+      <w:r>
+        <w:t xml:space="preserve"> </w:t>
+      </w:r>
+      <w:r>
+        <w:t xml:space="preserve">o maior repasse. A alocação antecipada de recursos para candidaturas competitivas é o padrão observado nos dois ciclos eleitorais: ao final da primeira semana de campanha, a probabilidade de um candidato competitivo ainda não ter recebido o primeiro repasse é de 71,4% em 2018 e 57,4% em 2022, contra 85,8% e 80,6% entre os não-competitivos, respectivamente; ao final da segunda semana a diferença se acentua (25,4% vs. 69,0% em 2018; 15,6% vs. 45,2% em 2022). A especificação do evento altera a magnitude, mas não a direção do padrão — ao considerar o maior repasse em vez do primeiro, as diferenças entre competitivos e não-competitivos se mantêm, confirmando que a antecipação não é apenas do contato inicial, mas do investimento principal do partido.</w:t>
       </w:r>
     </w:p>
     <w:tbl>
@@ -6837,7 +7269,7 @@
       <w:tr>
         <w:tc>
           <w:tcPr/>
-          <w:bookmarkStart w:id="93" w:name="fig-km-maior-cs"/>
+          <w:bookmarkStart w:id="97" w:name="fig-km-cs"/>
           <w:p>
             <w:pPr>
               <w:jc w:val="center"/>
@@ -6848,7 +7280,7 @@
               <w:pStyle w:val="ImageCaption"/>
             </w:pPr>
             <w:r>
-              <w:t xml:space="preserve">Figura 4.4: Curvas de sobrevivência Kaplan-Meier: dias até o maior repasse partidário por grupo de competitividade (ex-ante)</w:t>
+              <w:t xml:space="preserve">Figura 4.4: Curvas de sobrevivência Kaplan-Meier: dias até o primeiro repasse partidário por grupo de competitividade (ex-ante)</w:t>
             </w:r>
           </w:p>
           <w:p>
@@ -6861,18 +7293,18 @@
                 <wp:inline>
                   <wp:extent cx="5600700" cy="2899185"/>
                   <wp:effectExtent b="0" l="0" r="0" t="0"/>
-                  <wp:docPr descr="" title="" id="91" name="Picture"/>
+                  <wp:docPr descr="" title="" id="95" name="Picture"/>
                   <a:graphic>
                     <a:graphicData uri="http://schemas.openxmlformats.org/drawingml/2006/picture">
                       <pic:pic>
                         <pic:nvPicPr>
-                          <pic:cNvPr descr="../figs/cap4_survival_km_maior.png" id="92" name="Picture"/>
+                          <pic:cNvPr descr="../figs/cap4_survival_km_primeiro.png" id="96" name="Picture"/>
                           <pic:cNvPicPr>
                             <a:picLocks noChangeArrowheads="1" noChangeAspect="1"/>
                           </pic:cNvPicPr>
                         </pic:nvPicPr>
                         <pic:blipFill>
-                          <a:blip r:embed="rId90"/>
+                          <a:blip r:embed="rId94"/>
                           <a:stretch>
                             <a:fillRect/>
                           </a:stretch>
@@ -6899,98 +7331,16 @@
               </w:drawing>
             </w:r>
           </w:p>
-          <w:bookmarkEnd w:id="93"/>
+          <w:bookmarkEnd w:id="97"/>
         </w:tc>
       </w:tr>
     </w:tbl>
-    <w:bookmarkEnd w:id="94"/>
-    <w:bookmarkStart w:id="96" w:name="X1bf88997fe28a27ec1f2d34d5218a77fef3b7eb"/>
-    <w:p>
-      <w:pPr>
-        <w:pStyle w:val="Ttulo2"/>
-      </w:pPr>
-      <w:r>
-        <w:t xml:space="preserve">4.3 Modelos de Cox: determinantes do recebimento antecipado</w:t>
-      </w:r>
-    </w:p>
-    <w:p>
-      <w:pPr>
-        <w:pStyle w:val="FirstParagraph"/>
-      </w:pPr>
-      <w:r>
-        <w:t xml:space="preserve">As curvas de Kaplan-Meier são evidências preliminares da antecipação da transferência de recursos controlados pelos partidos para candidaturas competitivas, porém os testes não dão conta de controlar por fatores que possam causar a diferença observada, como variáveis institucionais, por exemplo. Os modelos de riscos proporcionais de Cox</w:t>
-      </w:r>
-      <w:r>
-        <w:t xml:space="preserve"> </w:t>
-      </w:r>
-      <w:r>
-        <w:t xml:space="preserve">(1972)</w:t>
-      </w:r>
-      <w:r>
-        <w:t xml:space="preserve"> </w:t>
-      </w:r>
-      <w:r>
-        <w:t xml:space="preserve">permitem estimar o efeito de múltiplas variáveis como determinantes estruturais sobre a</w:t>
-      </w:r>
-      <w:r>
-        <w:t xml:space="preserve"> </w:t>
-      </w:r>
-      <w:r>
-        <w:t xml:space="preserve">“taxa instantânea”</w:t>
-      </w:r>
-      <w:r>
-        <w:t xml:space="preserve"> </w:t>
-      </w:r>
-      <w:r>
-        <w:t xml:space="preserve">da alocação dos recursos de campanha. É uma especificação semi-paramétrica, que estima a probabilidade condicional de um candidato receber a transferência do partido em um dado instante. Nestes modelos, calcula-se a</w:t>
-      </w:r>
-      <w:r>
-        <w:t xml:space="preserve"> </w:t>
-      </w:r>
-      <w:r>
-        <w:rPr>
-          <w:i/>
-          <w:iCs/>
-        </w:rPr>
-        <w:t xml:space="preserve">hazard ratio</w:t>
-      </w:r>
-      <w:r>
-        <w:t xml:space="preserve"> </w:t>
-      </w:r>
-      <w:r>
-        <w:t xml:space="preserve">(HR) que indica o quanto a</w:t>
-      </w:r>
-      <w:r>
-        <w:t xml:space="preserve"> </w:t>
-      </w:r>
-      <w:r>
-        <w:t xml:space="preserve">“taxa instantânea”</w:t>
-      </w:r>
-      <w:r>
-        <w:t xml:space="preserve"> </w:t>
-      </w:r>
-      <w:r>
-        <w:t xml:space="preserve">da ocorrência da alocação aumenta ou diminui para cada unidade adicional da variável. O HR superior a um indica recebimento antecipado.</w:t>
-      </w:r>
-    </w:p>
     <w:p>
       <w:pPr>
         <w:pStyle w:val="Corpodetexto"/>
       </w:pPr>
       <w:r>
-        <w:t xml:space="preserve">Aplicando os testes para os dois ciclos eleitorais em separado, nota-se que para cada eleição anteriormente vencida para deputado federal, candidatos têm aumento de 55% na</w:t>
-      </w:r>
-      <w:r>
-        <w:t xml:space="preserve"> </w:t>
-      </w:r>
-      <w:r>
-        <w:t xml:space="preserve">“taxa instantânea”</w:t>
-      </w:r>
-      <w:r>
-        <w:t xml:space="preserve"> </w:t>
-      </w:r>
-      <w:r>
-        <w:t xml:space="preserve">de recebimento em 2018, caindo para 36% em 2022. Entre as variáveis de desempenho eleitoral, o efeito mais robusto é o da proporção de votos nominais dentro do distrito disputado na eleição anterior, indicando que além do histórico eleitoral de vitórias, o desempenho eleitoral imediatamente anterior para recandidaturas à Câmara dos Deputados é um determinante para recebimento antecipado de recursos partidários na campanha eleitoral. Um resultado consistente entre os dois ciclos é que não há efeito da magnitude do distrito sobre o tempo das transferências de recursos entre partidos a seus candidatos.</w:t>
+        <w:t xml:space="preserve"> </w:t>
       </w:r>
     </w:p>
     <w:tbl>
@@ -7006,7 +7356,176 @@
       <w:tr>
         <w:tc>
           <w:tcPr/>
-          <w:bookmarkStart w:id="95" w:name="tbl-cox"/>
+          <w:bookmarkStart w:id="101" w:name="fig-km-maior-cs"/>
+          <w:p>
+            <w:pPr>
+              <w:jc w:val="center"/>
+            </w:pPr>
+            <w:pPr>
+              <w:jc w:val="start"/>
+              <w:spacing w:before="200"/>
+              <w:pStyle w:val="ImageCaption"/>
+            </w:pPr>
+            <w:r>
+              <w:t xml:space="preserve">Figura 4.5: Curvas de sobrevivência Kaplan-Meier: dias até o maior repasse partidário por grupo de competitividade (ex-ante)</w:t>
+            </w:r>
+          </w:p>
+          <w:p>
+            <w:pPr>
+              <w:pStyle w:val="Compact"/>
+              <w:jc w:val="center"/>
+            </w:pPr>
+            <w:r>
+              <w:drawing>
+                <wp:inline>
+                  <wp:extent cx="5600700" cy="2899185"/>
+                  <wp:effectExtent b="0" l="0" r="0" t="0"/>
+                  <wp:docPr descr="" title="" id="99" name="Picture"/>
+                  <a:graphic>
+                    <a:graphicData uri="http://schemas.openxmlformats.org/drawingml/2006/picture">
+                      <pic:pic>
+                        <pic:nvPicPr>
+                          <pic:cNvPr descr="../figs/cap4_survival_km_maior.png" id="100" name="Picture"/>
+                          <pic:cNvPicPr>
+                            <a:picLocks noChangeArrowheads="1" noChangeAspect="1"/>
+                          </pic:cNvPicPr>
+                        </pic:nvPicPr>
+                        <pic:blipFill>
+                          <a:blip r:embed="rId98"/>
+                          <a:stretch>
+                            <a:fillRect/>
+                          </a:stretch>
+                        </pic:blipFill>
+                        <pic:spPr bwMode="auto">
+                          <a:xfrm>
+                            <a:off x="0" y="0"/>
+                            <a:ext cx="5600700" cy="2899185"/>
+                          </a:xfrm>
+                          <a:prstGeom prst="rect">
+                            <a:avLst/>
+                          </a:prstGeom>
+                          <a:noFill/>
+                          <a:ln w="9525">
+                            <a:noFill/>
+                            <a:headEnd/>
+                            <a:tailEnd/>
+                          </a:ln>
+                        </pic:spPr>
+                      </pic:pic>
+                    </a:graphicData>
+                  </a:graphic>
+                </wp:inline>
+              </w:drawing>
+            </w:r>
+          </w:p>
+          <w:bookmarkEnd w:id="101"/>
+        </w:tc>
+      </w:tr>
+    </w:tbl>
+    <w:bookmarkEnd w:id="102"/>
+    <w:bookmarkStart w:id="104" w:name="Xa0c7abf41c2f7863cfa776cdd8ec0f1be64c73a"/>
+    <w:p>
+      <w:pPr>
+        <w:pStyle w:val="Ttulo3"/>
+      </w:pPr>
+      <w:r>
+        <w:t xml:space="preserve">4.2.2 Riscos proporcionais (Cox HR): determinantes do recebimento antecipado</w:t>
+      </w:r>
+    </w:p>
+    <w:p>
+      <w:pPr>
+        <w:pStyle w:val="FirstParagraph"/>
+      </w:pPr>
+      <w:r>
+        <w:t xml:space="preserve">As curvas de Kaplan-Meier são evidências preliminares da antecipação da transferência de recursos controlados pelos partidos para candidaturas competitivas, porém os testes não dão conta de controlar por fatores que possam causar a diferença observada, como variáveis institucionais, por exemplo. Os modelos de riscos proporcionais de Cox</w:t>
+      </w:r>
+      <w:r>
+        <w:t xml:space="preserve"> </w:t>
+      </w:r>
+      <w:r>
+        <w:t xml:space="preserve">(1972)</w:t>
+      </w:r>
+      <w:r>
+        <w:t xml:space="preserve"> </w:t>
+      </w:r>
+      <w:r>
+        <w:t xml:space="preserve">permitem estimar o efeito de múltiplas variáveis como determinantes estruturais sobre a</w:t>
+      </w:r>
+      <w:r>
+        <w:t xml:space="preserve"> </w:t>
+      </w:r>
+      <w:r>
+        <w:t xml:space="preserve">“taxa instantânea”</w:t>
+      </w:r>
+      <w:r>
+        <w:t xml:space="preserve"> </w:t>
+      </w:r>
+      <w:r>
+        <w:t xml:space="preserve">da alocação dos recursos de campanha. É uma especificação semi-paramétrica, que estima a probabilidade condicional de um candidato receber a transferência do partido em um dado instante. Nestes modelos, calcula-se a</w:t>
+      </w:r>
+      <w:r>
+        <w:t xml:space="preserve"> </w:t>
+      </w:r>
+      <w:r>
+        <w:rPr>
+          <w:i/>
+          <w:iCs/>
+        </w:rPr>
+        <w:t xml:space="preserve">hazard ratio</w:t>
+      </w:r>
+      <w:r>
+        <w:t xml:space="preserve"> </w:t>
+      </w:r>
+      <w:r>
+        <w:t xml:space="preserve">(HR) que indica o quanto a</w:t>
+      </w:r>
+      <w:r>
+        <w:t xml:space="preserve"> </w:t>
+      </w:r>
+      <w:r>
+        <w:t xml:space="preserve">“taxa instantânea”</w:t>
+      </w:r>
+      <w:r>
+        <w:t xml:space="preserve"> </w:t>
+      </w:r>
+      <w:r>
+        <w:t xml:space="preserve">da ocorrência da alocação aumenta ou diminui para cada unidade adicional da variável. O HR superior a um indica recebimento antecipado.</w:t>
+      </w:r>
+    </w:p>
+    <w:p>
+      <w:pPr>
+        <w:pStyle w:val="Corpodetexto"/>
+      </w:pPr>
+      <w:r>
+        <w:t xml:space="preserve">Aplicando os testes para os dois ciclos eleitorais em separado, nota-se que para cada eleição anteriormente vencida para deputado federal, candidatos têm aumento de 54% na</w:t>
+      </w:r>
+      <w:r>
+        <w:t xml:space="preserve"> </w:t>
+      </w:r>
+      <w:r>
+        <w:t xml:space="preserve">“taxa instantânea”</w:t>
+      </w:r>
+      <w:r>
+        <w:t xml:space="preserve"> </w:t>
+      </w:r>
+      <w:r>
+        <w:t xml:space="preserve">de recebimento em 2018, caindo para 36% em 2022. Entre as variáveis de desempenho eleitoral, o efeito mais robusto é o da proporção de votos nominais dentro do distrito disputado na eleição anterior, indicando que além do histórico eleitoral de vitórias, o desempenho eleitoral imediatamente anterior para recandidaturas à Câmara dos Deputados é um determinante para recebimento antecipado de recursos partidários na campanha eleitoral. Um resultado consistente entre os dois ciclos é que não há efeito da magnitude do distrito sobre o tempo das transferências de recursos entre partidos a seus candidatos.</w:t>
+      </w:r>
+    </w:p>
+    <w:tbl>
+      <w:tblPr>
+        <w:tblStyle w:val="Table"/>
+        <w:tblW w:type="pct" w:w="5000"/>
+        <w:tblLayout w:type="fixed"/>
+        <w:tblLook w:firstRow="0" w:lastRow="0" w:firstColumn="0" w:lastColumn="0" w:noHBand="0" w:noVBand="0" w:val="0000"/>
+      </w:tblPr>
+      <w:tblGrid>
+        <w:gridCol w:w="7920"/>
+      </w:tblGrid>
+      <w:tr>
+        <w:tc>
+          <w:tcPr/>
+          <w:bookmarkStart w:id="103" w:name="tbl-cox"/>
           <w:p>
             <w:pPr>
               <w:jc w:val="center"/>
@@ -7194,7 +7713,7 @@
                     <w:jc w:val="center"/>
                   </w:pPr>
                   <w:r>
-                    <w:t xml:space="preserve">1.550***</w:t>
+                    <w:t xml:space="preserve">1.544***</w:t>
                   </w:r>
                 </w:p>
               </w:tc>
@@ -7207,7 +7726,7 @@
                     <w:jc w:val="center"/>
                   </w:pPr>
                   <w:r>
-                    <w:t xml:space="preserve">[1.464; 1.641]</w:t>
+                    <w:t xml:space="preserve">[1.460; 1.634]</w:t>
                   </w:r>
                 </w:p>
               </w:tc>
@@ -7261,7 +7780,7 @@
                     <w:jc w:val="center"/>
                   </w:pPr>
                   <w:r>
-                    <w:t xml:space="preserve">1.364***</w:t>
+                    <w:t xml:space="preserve">1.366***</w:t>
                   </w:r>
                 </w:p>
               </w:tc>
@@ -7274,7 +7793,7 @@
                     <w:jc w:val="center"/>
                   </w:pPr>
                   <w:r>
-                    <w:t xml:space="preserve">[1.276; 1.457]</w:t>
+                    <w:t xml:space="preserve">[1.278; 1.461]</w:t>
                   </w:r>
                 </w:p>
               </w:tc>
@@ -7328,7 +7847,7 @@
                     <w:jc w:val="center"/>
                   </w:pPr>
                   <w:r>
-                    <w:t xml:space="preserve">1.141***</w:t>
+                    <w:t xml:space="preserve">1.140***</w:t>
                   </w:r>
                 </w:p>
               </w:tc>
@@ -7341,7 +7860,7 @@
                     <w:jc w:val="center"/>
                   </w:pPr>
                   <w:r>
-                    <w:t xml:space="preserve">[1.080; 1.205]</w:t>
+                    <w:t xml:space="preserve">[1.079; 1.204]</w:t>
                   </w:r>
                 </w:p>
               </w:tc>
@@ -7395,7 +7914,7 @@
                     <w:jc w:val="center"/>
                   </w:pPr>
                   <w:r>
-                    <w:t xml:space="preserve">1.363***</w:t>
+                    <w:t xml:space="preserve">1.342***</w:t>
                   </w:r>
                 </w:p>
               </w:tc>
@@ -7408,7 +7927,7 @@
                     <w:jc w:val="center"/>
                   </w:pPr>
                   <w:r>
-                    <w:t xml:space="preserve">[1.214; 1.530]</w:t>
+                    <w:t xml:space="preserve">[1.195; 1.508]</w:t>
                   </w:r>
                 </w:p>
               </w:tc>
@@ -7462,7 +7981,7 @@
                     <w:jc w:val="center"/>
                   </w:pPr>
                   <w:r>
-                    <w:t xml:space="preserve">1.801***</w:t>
+                    <w:t xml:space="preserve">1.793***</w:t>
                   </w:r>
                 </w:p>
               </w:tc>
@@ -7475,7 +7994,7 @@
                     <w:jc w:val="center"/>
                   </w:pPr>
                   <w:r>
-                    <w:t xml:space="preserve">[1.453; 2.233]</w:t>
+                    <w:t xml:space="preserve">[1.450; 2.216]</w:t>
                   </w:r>
                 </w:p>
               </w:tc>
@@ -7529,7 +8048,7 @@
                     <w:jc w:val="center"/>
                   </w:pPr>
                   <w:r>
-                    <w:t xml:space="preserve">2.137***</w:t>
+                    <w:t xml:space="preserve">2.101***</w:t>
                   </w:r>
                 </w:p>
               </w:tc>
@@ -7542,7 +8061,7 @@
                     <w:jc w:val="center"/>
                   </w:pPr>
                   <w:r>
-                    <w:t xml:space="preserve">[1.610; 2.835]</w:t>
+                    <w:t xml:space="preserve">[1.573; 2.806]</w:t>
                   </w:r>
                 </w:p>
               </w:tc>
@@ -7596,7 +8115,7 @@
                     <w:jc w:val="center"/>
                   </w:pPr>
                   <w:r>
-                    <w:t xml:space="preserve">1.999***</w:t>
+                    <w:t xml:space="preserve">1.954***</w:t>
                   </w:r>
                 </w:p>
               </w:tc>
@@ -7609,7 +8128,7 @@
                     <w:jc w:val="center"/>
                   </w:pPr>
                   <w:r>
-                    <w:t xml:space="preserve">[1.542; 2.591]</w:t>
+                    <w:t xml:space="preserve">[1.508; 2.533]</w:t>
                   </w:r>
                 </w:p>
               </w:tc>
@@ -7663,7 +8182,7 @@
                     <w:jc w:val="center"/>
                   </w:pPr>
                   <w:r>
-                    <w:t xml:space="preserve">0.924</w:t>
+                    <w:t xml:space="preserve">0.951</w:t>
                   </w:r>
                 </w:p>
               </w:tc>
@@ -7676,7 +8195,7 @@
                     <w:jc w:val="center"/>
                   </w:pPr>
                   <w:r>
-                    <w:t xml:space="preserve">[0.801; 1.066]</w:t>
+                    <w:t xml:space="preserve">[0.836; 1.083]</w:t>
                   </w:r>
                 </w:p>
               </w:tc>
@@ -7730,7 +8249,7 @@
                     <w:jc w:val="center"/>
                   </w:pPr>
                   <w:r>
-                    <w:t xml:space="preserve">1.451***</w:t>
+                    <w:t xml:space="preserve">1.459***</w:t>
                   </w:r>
                 </w:p>
               </w:tc>
@@ -7743,7 +8262,7 @@
                     <w:jc w:val="center"/>
                   </w:pPr>
                   <w:r>
-                    <w:t xml:space="preserve">[1.343; 1.567]</w:t>
+                    <w:t xml:space="preserve">[1.349; 1.578]</w:t>
                   </w:r>
                 </w:p>
               </w:tc>
@@ -7797,7 +8316,7 @@
                     <w:jc w:val="center"/>
                   </w:pPr>
                   <w:r>
-                    <w:t xml:space="preserve">0.908*</w:t>
+                    <w:t xml:space="preserve">0.923*</w:t>
                   </w:r>
                 </w:p>
               </w:tc>
@@ -7810,7 +8329,7 @@
                     <w:jc w:val="center"/>
                   </w:pPr>
                   <w:r>
-                    <w:t xml:space="preserve">[0.832; 0.990]</w:t>
+                    <w:t xml:space="preserve">[0.854; 0.998]</w:t>
                   </w:r>
                 </w:p>
               </w:tc>
@@ -7842,24 +8361,25 @@
               </w:tc>
             </w:tr>
           </w:tbl>
-          <w:bookmarkEnd w:id="95"/>
+          <w:bookmarkEnd w:id="103"/>
           <w:p/>
         </w:tc>
       </w:tr>
     </w:tbl>
-    <w:bookmarkEnd w:id="96"/>
-    <w:bookmarkStart w:id="97" w:name="discussão"/>
+    <w:bookmarkEnd w:id="104"/>
+    <w:bookmarkEnd w:id="105"/>
+    <w:bookmarkStart w:id="106" w:name="discussão"/>
     <w:p>
       <w:pPr>
         <w:pStyle w:val="Ttulo2"/>
       </w:pPr>
       <w:r>
-        <w:t xml:space="preserve">4.4 Discussão</w:t>
-      </w:r>
-    </w:p>
-    <w:bookmarkEnd w:id="97"/>
-    <w:bookmarkEnd w:id="98"/>
-    <w:bookmarkStart w:id="99" w:name="sec-finais"/>
+        <w:t xml:space="preserve">4.3 Discussão</w:t>
+      </w:r>
+    </w:p>
+    <w:bookmarkEnd w:id="106"/>
+    <w:bookmarkEnd w:id="107"/>
+    <w:bookmarkStart w:id="108" w:name="sec-finais"/>
     <w:p>
       <w:pPr>
         <w:pStyle w:val="Ttulo1"/>
@@ -7877,155 +8397,409 @@
           <w:b/>
           <w:bCs/>
         </w:rPr>
-        <w:t xml:space="preserve">Roteiro para a redação</w:t>
-      </w:r>
-    </w:p>
-    <w:p>
-      <w:pPr>
-        <w:pStyle w:val="Compact"/>
+        <w:t xml:space="preserve">Roteiro para a redação — atualizado em 19/09/2026</w:t>
+      </w:r>
+    </w:p>
+    <w:p>
+      <w:pPr>
+        <w:pStyle w:val="Corpodetexto"/>
+      </w:pPr>
+      <w:r>
+        <w:rPr>
+          <w:b/>
+          <w:bCs/>
+        </w:rPr>
+        <w:t xml:space="preserve">Premissa de escrita:</w:t>
+      </w:r>
+      <w:r>
+        <w:t xml:space="preserve"> </w:t>
+      </w:r>
+      <w:r>
+        <w:t xml:space="preserve">todos os resultados da tese estão fechados. Este capítulo deve integrar as evidências já produzidas, responder à pergunta e delimitar a contribuição. Não acrescentar testes, reformular resultados ou transformar sugestões de pesquisa futura em pendências da tese. O rascunho comentado abaixo é uma versão anterior; este roteiro orienta sua reescrita.</w:t>
+      </w:r>
+    </w:p>
+    <w:p>
+      <w:pPr>
         <w:numPr>
           <w:ilvl w:val="0"/>
           <w:numId w:val="1002"/>
         </w:numPr>
       </w:pPr>
       <w:r>
-        <w:t xml:space="preserve">Retomar a pergunta e oferecer a resposta central: sintetizar o que a pesquisa permite concluir sobre a prioridade financeira associada às credenciais eleitorais prévias.</w:t>
-      </w:r>
-    </w:p>
-    <w:p>
-      <w:pPr>
-        <w:pStyle w:val="Compact"/>
+        <w:rPr>
+          <w:b/>
+          <w:bCs/>
+        </w:rPr>
+        <w:t xml:space="preserve">Responder à pergunta já na abertura.</w:t>
+      </w:r>
+      <w:r>
+        <w:t xml:space="preserve"> </w:t>
+      </w:r>
+      <w:r>
+        <w:t xml:space="preserve">Nas eleições para deputado federal de 2018 e 2022, candidaturas com credenciais eleitorais prévias estão sobrerrepresentadas no núcleo financeiro, recebem parcelas esperadas maiores entre correligionários e apresentam acesso mais precoce aos repasses. O padrão é compatível com coordenação intrapartidária via recursos. Reconectar a resposta à convivência entre incentivos individuais e intervenção partidária depois da formação das nominatas, sem reabrir a revisão de literatura.</w:t>
+      </w:r>
+    </w:p>
+    <w:p>
+      <w:pPr>
         <w:numPr>
           <w:ilvl w:val="0"/>
           <w:numId w:val="1002"/>
         </w:numPr>
       </w:pPr>
       <w:r>
-        <w:t xml:space="preserve">Reconectar a resposta ao problema teórico: explicar como os resultados esclarecem a convivência entre incentivos individuais e intervenção partidária sob listas abertas.</w:t>
-      </w:r>
-    </w:p>
-    <w:p>
-      <w:pPr>
-        <w:pStyle w:val="Compact"/>
+        <w:rPr>
+          <w:b/>
+          <w:bCs/>
+        </w:rPr>
+        <w:t xml:space="preserve">Sintetizar a composição do núcleo e seu significado.</w:t>
+      </w:r>
+      <w:r>
+        <w:t xml:space="preserve"> </w:t>
+      </w:r>
+      <w:r>
+        <w:t xml:space="preserve">O Top-NECr cobre mais de 80% das candidaturas com credenciais, com</w:t>
+      </w:r>
+      <w:r>
+        <w:t xml:space="preserve"> </w:t>
+      </w:r>
+      <w:r>
+        <w:rPr>
+          <w:i/>
+          <w:iCs/>
+        </w:rPr>
+        <w:t xml:space="preserve">lift</w:t>
+      </w:r>
+      <w:r>
+        <w:t xml:space="preserve"> </w:t>
+      </w:r>
+      <w:r>
+        <w:t xml:space="preserve">de 1,89 em 2018 e 1,86 em 2022. Se usar a precisão, explicitar seu denominador: essas candidaturas ocupam 33,9% e 28,6% das posições do núcleo, respectivamente. Alta cobertura e sobrerrepresentação convivem, portanto, com a presença majoritária de candidaturas sem a credencial definida na tese. A referência aleatória preserva a estrutura de cada nominata; o indicador nacional é uma razão de somas, não a descrição da lista típica.</w:t>
+      </w:r>
+    </w:p>
+    <w:p>
+      <w:pPr>
         <w:numPr>
           <w:ilvl w:val="0"/>
           <w:numId w:val="1002"/>
         </w:numPr>
       </w:pPr>
       <w:r>
-        <w:t xml:space="preserve">Sintetizar a composição do núcleo priorizado: apresentar o resultado do Top-NECr, distinguindo cobertura, precisão e comparação com a referência aleatória; selecionar apenas os números necessários à interpretação.</w:t>
-      </w:r>
-    </w:p>
-    <w:p>
-      <w:pPr>
-        <w:pStyle w:val="Compact"/>
+        <w:rPr>
+          <w:b/>
+          <w:bCs/>
+        </w:rPr>
+        <w:t xml:space="preserve">Resumir a sensibilidade e a correspondência posterior.</w:t>
+      </w:r>
+      <w:r>
+        <w:t xml:space="preserve"> </w:t>
+      </w:r>
+      <w:r>
+        <w:t xml:space="preserve">O Top-X% mantém</w:t>
+      </w:r>
+      <w:r>
+        <w:t xml:space="preserve"> </w:t>
+      </w:r>
+      <w:r>
+        <w:rPr>
+          <w:i/>
+          <w:iCs/>
+        </w:rPr>
+        <w:t xml:space="preserve">lift</w:t>
+      </w:r>
+      <w:r>
+        <w:t xml:space="preserve"> </w:t>
+      </w:r>
+      <w:r>
+        <w:t xml:space="preserve">superior a um em todos os limiares, inclusive no Top-95%, e a sobrerrepresentação é maior nos recortes próximos ao topo. A cobertura dos eleitos, de 86,7% e 92,6%, mostra correspondência entre prioridade financeira e sucesso posterior. Usar esses exercícios como apoio à interpretação da medida, sem afirmar que os partidos previram os vencedores ou que o dinheiro causou a eleição. A evidência central sobre a orientação da alocação continua sendo o histórico anterior ao pleito.</w:t>
+      </w:r>
+    </w:p>
+    <w:p>
+      <w:pPr>
         <w:numPr>
           <w:ilvl w:val="0"/>
           <w:numId w:val="1002"/>
         </w:numPr>
       </w:pPr>
       <w:r>
-        <w:t xml:space="preserve">Resumir a robustez do achado: indicar o que os limiares alternativos confirmam e por que a correspondência com eleitos não demonstra previsão correta nem efeito causal do financiamento.</w:t>
-      </w:r>
-    </w:p>
-    <w:p>
-      <w:pPr>
-        <w:pStyle w:val="Compact"/>
+        <w:rPr>
+          <w:b/>
+          <w:bCs/>
+        </w:rPr>
+        <w:t xml:space="preserve">Explicar a vantagem nas parcelas intralista.</w:t>
+      </w:r>
+      <w:r>
+        <w:t xml:space="preserve"> </w:t>
+      </w:r>
+      <w:r>
+        <w:t xml:space="preserve">A razão associada ao indicador binário de credencial é 8,16 em 2018 e 4,58 em 2022, na comparação entre correligionários e sob os controles utilizados. Trata-se de razão de parcelas esperadas, não de pontos percentuais nem de efeito causal. Destacar que a associação também aparece para votação expressiva anterior sem vitória acima de vereador: o achado vai além do histórico de ocupação de cargos, embora não elimine barganha ou influência interna. A parcela conserva como denominador os recursos da lista completa. A convergência com o Top-NECr amplia a descrição da prioridade, sem constituir um teste independente com novos dados.</w:t>
+      </w:r>
+    </w:p>
+    <w:p>
+      <w:pPr>
         <w:numPr>
           <w:ilvl w:val="0"/>
           <w:numId w:val="1002"/>
         </w:numPr>
       </w:pPr>
       <w:r>
-        <w:t xml:space="preserve">Sintetizar a vantagem nas parcelas intralista: explicar o prêmio associado às credenciais e sua variação por magnitude, distinguindo presença no núcleo de intensidade do financiamento.</w:t>
-      </w:r>
-    </w:p>
-    <w:p>
-      <w:pPr>
-        <w:pStyle w:val="Compact"/>
+        <w:rPr>
+          <w:b/>
+          <w:bCs/>
+        </w:rPr>
+        <w:t xml:space="preserve">Incorporar a formação semanal da prioridade.</w:t>
+      </w:r>
+      <w:r>
+        <w:t xml:space="preserve"> </w:t>
+      </w:r>
+      <w:r>
+        <w:t xml:space="preserve">Os fluxos acumulados mostram antecipação do dinheiro para o grupo com credenciais; o</w:t>
+      </w:r>
+      <w:r>
+        <w:t xml:space="preserve"> </w:t>
+      </w:r>
+      <w:r>
+        <w:rPr>
+          <w:i/>
+          <w:iCs/>
+        </w:rPr>
+        <w:t xml:space="preserve">lift</w:t>
+      </w:r>
+      <w:r>
+        <w:t xml:space="preserve"> </w:t>
+      </w:r>
+      <w:r>
+        <w:t xml:space="preserve">semanal mostra sobrerrepresentação nos núcleos desde a primeira semana observada. Como ilustração, o</w:t>
+      </w:r>
+      <w:r>
+        <w:t xml:space="preserve"> </w:t>
+      </w:r>
+      <w:r>
+        <w:rPr>
+          <w:i/>
+          <w:iCs/>
+        </w:rPr>
+        <w:t xml:space="preserve">lift</w:t>
+      </w:r>
+      <w:r>
+        <w:t xml:space="preserve"> </w:t>
+      </w:r>
+      <w:r>
+        <w:t xml:space="preserve">passa de 1,73 para 1,98 entre as duas primeiras semanas de 2018 e de 1,97 para 1,94 em 2022, permanecendo acima de um ao longo das campanhas. O núcleo é recalculado a cada semana, e as listas com recursos também mudam: persistência da associação não significa permanência dos mesmos candidatos. As proporções dos fluxos têm como denominador o total recebido por cada grupo na janela, não o número de candidaturas.</w:t>
+      </w:r>
+    </w:p>
+    <w:p>
+      <w:pPr>
         <w:numPr>
           <w:ilvl w:val="0"/>
           <w:numId w:val="1002"/>
         </w:numPr>
       </w:pPr>
       <w:r>
-        <w:t xml:space="preserve">Integrar a dimensão temporal: mostrar como o recebimento antecipado complementa a análise do volume, diferenciando primeiro e maior repasse e interpretando corretamente as razões de risco.</w:t>
-      </w:r>
-    </w:p>
-    <w:p>
-      <w:pPr>
-        <w:pStyle w:val="Compact"/>
+        <w:rPr>
+          <w:b/>
+          <w:bCs/>
+        </w:rPr>
+        <w:t xml:space="preserve">Sintetizar o acesso temporal com precisão.</w:t>
+      </w:r>
+      <w:r>
+        <w:t xml:space="preserve"> </w:t>
+      </w:r>
+      <w:r>
+        <w:t xml:space="preserve">As curvas de Kaplan-Meier mostram o padrão de antecipação para o primeiro e o maior repasse. O maior repasse corresponde ao maior total diário de receitas partidárias, identificado retrospectivamente; não equivale necessariamente à maior parte do financiamento da candidatura. O Cox estima somente o primeiro recebimento: cada vitória anterior para deputado federal associa-se a uma taxa instantânea aproximadamente 54% maior em 2018 e 36% maior em 2022, entre candidaturas que ainda não receberam. Não converter esses valores em redução percentual dos dias de espera ou aumento equivalente da probabilidade. Candidaturas sem repasse até a eleição são censuradas ao fim da janela; a análise considera também quem termina a campanha sem receber, sem presumir recebimento futuro. Não apresentar o Cox como comparação intralista equivalente ao modelo do capítulo 3.</w:t>
+      </w:r>
+    </w:p>
+    <w:p>
+      <w:pPr>
         <w:numPr>
           <w:ilvl w:val="0"/>
           <w:numId w:val="1002"/>
         </w:numPr>
       </w:pPr>
       <w:r>
-        <w:t xml:space="preserve">Comparar os dois pleitos: separar padrões persistentes de mudanças de intensidade, sem atribuir as diferenças a uma reforma específica que o desenho não identifica.</w:t>
-      </w:r>
-    </w:p>
-    <w:p>
-      <w:pPr>
-        <w:pStyle w:val="Compact"/>
+        <w:rPr>
+          <w:b/>
+          <w:bCs/>
+        </w:rPr>
+        <w:t xml:space="preserve">Articular continuidade e mudança entre os pleitos.</w:t>
+      </w:r>
+      <w:r>
+        <w:t xml:space="preserve"> </w:t>
+      </w:r>
+      <w:r>
+        <w:t xml:space="preserve">O</w:t>
+      </w:r>
+      <w:r>
+        <w:t xml:space="preserve"> </w:t>
+      </w:r>
+      <w:r>
+        <w:rPr>
+          <w:i/>
+          <w:iCs/>
+        </w:rPr>
+        <w:t xml:space="preserve">lift</w:t>
+      </w:r>
+      <w:r>
+        <w:t xml:space="preserve"> </w:t>
+      </w:r>
+      <w:r>
+        <w:t xml:space="preserve">agregado permanece próximo, enquanto a razão de parcelas é menor em 2022. O NECr mediano cresce de 1,88 para 4,81, mas sua proporção mediana no tamanho da lista varia pouco, de 51,36% para 53,65%: há mais candidaturas efetivamente financiadas em nominatas também maiores. A associação temporal das vitórias anteriores para deputado federal também é menor em 2022, sem autorizar uma conclusão de queda uniforme de todas as vantagens. Tratar essas diferenças como comparação de estimativas, sem apresentar a proximidade do</w:t>
+      </w:r>
+      <w:r>
+        <w:t xml:space="preserve"> </w:t>
+      </w:r>
+      <w:r>
+        <w:rPr>
+          <w:i/>
+          <w:iCs/>
+        </w:rPr>
+        <w:t xml:space="preserve">lift</w:t>
+      </w:r>
+      <w:r>
+        <w:t xml:space="preserve"> </w:t>
+      </w:r>
+      <w:r>
+        <w:t xml:space="preserve">como equivalência estatística ou atribuir as mudanças a uma reforma institucional isolada.</w:t>
+      </w:r>
+    </w:p>
+    <w:p>
+      <w:pPr>
         <w:numPr>
           <w:ilvl w:val="0"/>
           <w:numId w:val="1002"/>
         </w:numPr>
       </w:pPr>
       <w:r>
-        <w:t xml:space="preserve">Desenvolver as contribuições: explicar o que os achados acrescentam ao estudo do controle partidário durante as campanhas e discutir sua relação com as oportunidades de participação política.</w:t>
-      </w:r>
-    </w:p>
-    <w:p>
-      <w:pPr>
-        <w:pStyle w:val="Compact"/>
+        <w:rPr>
+          <w:b/>
+          <w:bCs/>
+        </w:rPr>
+        <w:t xml:space="preserve">Qualificar a heterogeneidade por magnitude.</w:t>
+      </w:r>
+      <w:r>
+        <w:t xml:space="preserve"> </w:t>
+      </w:r>
+      <w:r>
+        <w:t xml:space="preserve">No capítulo 3, tanto o</w:t>
+      </w:r>
+      <w:r>
+        <w:t xml:space="preserve"> </w:t>
+      </w:r>
+      <w:r>
+        <w:rPr>
+          <w:i/>
+          <w:iCs/>
+        </w:rPr>
+        <w:t xml:space="preserve">lift</w:t>
+      </w:r>
+      <w:r>
+        <w:t xml:space="preserve"> </w:t>
+      </w:r>
+      <w:r>
+        <w:t xml:space="preserve">quanto a razão de parcelas aumentam dos distritos pequenos para os grandes. Apresentar esse resultado como variação exploratória, que qualifica a relação entre incentivos personalistas e intervenção partidária. No Cox do capítulo 4, não há evidência de associação da magnitude com o tempo até o primeiro repasse. Distinguir, portanto, a intensidade da diferenciação financeira de seu calendário; não concluir que distritos maiores produzam necessariamente prioridade mais precoce ou melhor reconhecimento da viabilidade eleitoral.</w:t>
+      </w:r>
+    </w:p>
+    <w:p>
+      <w:pPr>
         <w:numPr>
           <w:ilvl w:val="0"/>
           <w:numId w:val="1002"/>
         </w:numPr>
       </w:pPr>
       <w:r>
-        <w:t xml:space="preserve">Delimitar o alcance das conclusões: reunir as limitações sobre decisões internas, poder de barganha, mensuração das credenciais, prontidão administrativa e origem dos recursos, indicando como cada uma restringe a interpretação.</w:t>
-      </w:r>
-    </w:p>
-    <w:p>
-      <w:pPr>
-        <w:pStyle w:val="Compact"/>
+        <w:rPr>
+          <w:b/>
+          <w:bCs/>
+        </w:rPr>
+        <w:t xml:space="preserve">Desenvolver a contribuição e suas implicações.</w:t>
+      </w:r>
+      <w:r>
+        <w:t xml:space="preserve"> </w:t>
+      </w:r>
+      <w:r>
+        <w:t xml:space="preserve">A contribuição é articular quem compõe o núcleo de concentração, a vantagem relativa nas parcelas e quando a prioridade se manifesta durante a campanha. Os resultados documentam a atuação distributiva dos partidos sob listas abertas e dialogam com o controle de acesso a recursos depois da seleção de candidaturas. Na discussão de oportunidades políticas, incorporar com parcimônia os resultados condicionais sobre gênero e raça: parcelas maiores para mulheres e desvantagem de candidaturas negras menor em 2022, mas ainda presente. Não equiparar essas associações à igualdade de acesso, a efeitos identificados das cotas ou a uma avaliação normativa da alocação.</w:t>
+      </w:r>
+    </w:p>
+    <w:p>
+      <w:pPr>
         <w:numPr>
           <w:ilvl w:val="0"/>
           <w:numId w:val="1002"/>
         </w:numPr>
       </w:pPr>
       <w:r>
-        <w:t xml:space="preserve">Derivar a agenda de pesquisa dos limites: propor dados e comparações capazes de esclarecer as questões ainda abertas, evitando sugestões genéricas ou desconectadas dos resultados.</w:t>
-      </w:r>
-    </w:p>
-    <w:p>
-      <w:pPr>
-        <w:pStyle w:val="Compact"/>
+        <w:rPr>
+          <w:b/>
+          <w:bCs/>
+        </w:rPr>
+        <w:t xml:space="preserve">Delimitar o alcance da resposta conjunta.</w:t>
+      </w:r>
+      <w:r>
+        <w:t xml:space="preserve"> </w:t>
+      </w:r>
+      <w:r>
+        <w:t xml:space="preserve">Reunir os limites em torno de suas consequências: transferências revelam a distribuição, mas não a decisão interna; efeitos fixos de lista não eliminam diferenças individuais omitidas; credenciais não esgotam as informações sobre viabilidade; prontidão administrativa pode participar das diferenças de recebimento. A origem partidária dos recursos está harmonizada entre os capítulos, mas o capítulo 4 usa apenas a janela da campanha, enquanto o capítulo 3 usa o total registrado. Por isso, o</w:t>
+      </w:r>
+      <w:r>
+        <w:t xml:space="preserve"> </w:t>
+      </w:r>
+      <w:r>
+        <w:rPr>
+          <w:i/>
+          <w:iCs/>
+        </w:rPr>
+        <w:t xml:space="preserve">lift</w:t>
+      </w:r>
+      <w:r>
+        <w:t xml:space="preserve"> </w:t>
+      </w:r>
+      <w:r>
+        <w:t xml:space="preserve">da última semana é próximo, mas não idêntico ao agregado. A tese não identifica uma motivação única, o efeito do financiamento sobre votos, o efeito de sua antecipação sobre o uso dos recursos ou a maximização do resultado coletivo.</w:t>
+      </w:r>
+    </w:p>
+    <w:p>
+      <w:pPr>
         <w:numPr>
           <w:ilvl w:val="0"/>
           <w:numId w:val="1002"/>
         </w:numPr>
       </w:pPr>
       <w:r>
-        <w:t xml:space="preserve">Encerrar com a contribuição substantiva: formular uma conclusão breve sobre o papel dos partidos na distribuição das condições de competição, sem introduzir resultados ou hipóteses novos.</w:t>
-      </w:r>
-    </w:p>
-    <w:p>
-      <w:pPr>
-        <w:pStyle w:val="Compact"/>
+        <w:rPr>
+          <w:b/>
+          <w:bCs/>
+        </w:rPr>
+        <w:t xml:space="preserve">Derivar uma agenda futura delimitada.</w:t>
+      </w:r>
+      <w:r>
+        <w:t xml:space="preserve"> </w:t>
+      </w:r>
+      <w:r>
+        <w:t xml:space="preserve">Associar cada proposta a um limite: dados sobre instâncias e negociações internas para distinguir critérios organizacionais e barganha; datas de habilitação e despesas para investigar condições de recebimento e uso; outras eleições e desenhos comparativos para estudar mudanças institucionais; trajetórias de candidaturas sem credenciais para compreender outros caminhos de acesso ao núcleo. Apresentar essas possibilidades como continuidade da pesquisa, sem condicionar a conclusão da tese à sua realização.</w:t>
+      </w:r>
+    </w:p>
+    <w:p>
+      <w:pPr>
         <w:numPr>
           <w:ilvl w:val="0"/>
           <w:numId w:val="1002"/>
         </w:numPr>
       </w:pPr>
       <w:r>
-        <w:t xml:space="preserve">Revisar a precisão e a economia do texto: organizar os parágrafos em torno de conclusões, evitar repetir a exposição dos capítulos, manter distintos achado e interpretação e conferir a correspondência de cada número com sua medida e universo.</w:t>
-      </w:r>
-    </w:p>
-    <w:bookmarkEnd w:id="99"/>
-    <w:bookmarkStart w:id="113" w:name="sec-apendice-formal"/>
+        <w:rPr>
+          <w:b/>
+          <w:bCs/>
+        </w:rPr>
+        <w:t xml:space="preserve">Encerrar com a conclusão substantiva.</w:t>
+      </w:r>
+      <w:r>
+        <w:t xml:space="preserve"> </w:t>
+      </w:r>
+      <w:r>
+        <w:t xml:space="preserve">Retomar que a atuação partidária sob listas abertas se manifesta na distribuição das condições materiais e temporais da competição entre seus integrantes. Sustentar essa frase com a associação observada às credenciais anteriores, preservando a distinção entre achado e interpretação. Na revisão final, organizar parágrafos por conclusões, selecionar poucos números e conferir medida, denominador, evento e eleição de cada um. Não repetir as tabelas, introduzir hipóteses novas ou tratar os desenhos complementares como identificação causal independente.</w:t>
+      </w:r>
+    </w:p>
+    <w:bookmarkEnd w:id="108"/>
+    <w:bookmarkStart w:id="122" w:name="sec-apendice-formal"/>
     <w:p>
       <w:pPr>
         <w:pStyle w:val="Ttulo1"/>
@@ -8034,7 +8808,7 @@
         <w:t xml:space="preserve">Appendix A — Formalização das medidas do Capítulo 3</w:t>
       </w:r>
     </w:p>
-    <w:bookmarkStart w:id="100" w:name="notação"/>
+    <w:bookmarkStart w:id="109" w:name="notação"/>
     <w:p>
       <w:pPr>
         <w:pStyle w:val="Ttulo2"/>
@@ -8253,8 +9027,8 @@
         <w:t xml:space="preserve">corresponde ao total de candidaturas com essas credenciais na lista.</w:t>
       </w:r>
     </w:p>
-    <w:bookmarkEnd w:id="100"/>
-    <w:bookmarkStart w:id="102" w:name="X60f47672b8e3eaf3d178a903ba7f1c0d31bc651"/>
+    <w:bookmarkEnd w:id="109"/>
+    <w:bookmarkStart w:id="111" w:name="X60f47672b8e3eaf3d178a903ba7f1c0d31bc651"/>
     <w:p>
       <w:pPr>
         <w:pStyle w:val="Ttulo2"/>
@@ -8275,7 +9049,7 @@
       <w:pPr>
         <w:pStyle w:val="Corpodetexto"/>
       </w:pPr>
-      <w:bookmarkStart w:id="101" w:name="eq-ap-necr"/>
+      <w:bookmarkStart w:id="110" w:name="eq-ap-necr"/>
       <m:oMathPara>
         <m:oMathParaPr>
           <m:jc m:val="center"/>
@@ -8560,7 +9334,7 @@
           </m:d>
         </m:oMath>
       </m:oMathPara>
-      <w:bookmarkEnd w:id="101"/>
+      <w:bookmarkEnd w:id="110"/>
     </w:p>
     <w:p>
       <w:pPr>
@@ -8750,8 +9524,8 @@
         <w:t xml:space="preserve">.</w:t>
       </w:r>
     </w:p>
-    <w:bookmarkEnd w:id="102"/>
-    <w:bookmarkStart w:id="104" w:name="credenciais-eleitorais-prévias"/>
+    <w:bookmarkEnd w:id="111"/>
+    <w:bookmarkStart w:id="113" w:name="credenciais-eleitorais-prévias"/>
     <w:p>
       <w:pPr>
         <w:pStyle w:val="Ttulo2"/>
@@ -8764,7 +9538,7 @@
       <w:pPr>
         <w:pStyle w:val="FirstParagraph"/>
       </w:pPr>
-      <w:bookmarkStart w:id="103" w:name="eq-competitivo"/>
+      <w:bookmarkStart w:id="112" w:name="eq-competitivo"/>
       <m:oMathPara>
         <m:oMathParaPr>
           <m:jc m:val="center"/>
@@ -8900,10 +9674,10 @@
           </m:d>
         </m:oMath>
       </m:oMathPara>
-      <w:bookmarkEnd w:id="103"/>
-    </w:p>
-    <w:bookmarkEnd w:id="104"/>
-    <w:bookmarkStart w:id="107" w:name="Xf5af765b1518050a9716d57a81f4907fe92655b"/>
+      <w:bookmarkEnd w:id="112"/>
+    </w:p>
+    <w:bookmarkEnd w:id="113"/>
+    <w:bookmarkStart w:id="116" w:name="Xf5af765b1518050a9716d57a81f4907fe92655b"/>
     <w:p>
       <w:pPr>
         <w:pStyle w:val="Ttulo2"/>
@@ -9008,7 +9782,7 @@
       <w:pPr>
         <w:pStyle w:val="Corpodetexto"/>
       </w:pPr>
-      <w:bookmarkStart w:id="105" w:name="eq-acerto"/>
+      <w:bookmarkStart w:id="114" w:name="eq-acerto"/>
       <m:oMathPara>
         <m:oMathParaPr>
           <m:jc m:val="center"/>
@@ -9130,7 +9904,7 @@
           </m:d>
         </m:oMath>
       </m:oMathPara>
-      <w:bookmarkEnd w:id="105"/>
+      <w:bookmarkEnd w:id="114"/>
     </w:p>
     <w:p>
       <w:pPr>
@@ -9144,7 +9918,7 @@
       <w:pPr>
         <w:pStyle w:val="Corpodetexto"/>
       </w:pPr>
-      <w:bookmarkStart w:id="106" w:name="eq-indicadores"/>
+      <w:bookmarkStart w:id="115" w:name="eq-indicadores"/>
       <m:oMathPara>
         <m:oMathParaPr>
           <m:jc m:val="center"/>
@@ -9358,7 +10132,7 @@
           </m:d>
         </m:oMath>
       </m:oMathPara>
-      <w:bookmarkEnd w:id="106"/>
+      <w:bookmarkEnd w:id="115"/>
     </w:p>
     <w:p>
       <w:pPr>
@@ -9368,8 +10142,8 @@
         <w:t xml:space="preserve">A precisão descreve a composição do núcleo: quanto maior seu valor, maior a parcela de suas posições ocupada por candidaturas com credenciais eleitorais prévias. A cobertura descreve a abrangência da priorização entre essas candidaturas: quanto maior seu valor, maior a parcela delas incluída nos núcleos de suas respectivas listas. As duas medidas permitem distinguir um núcleo composto predominantemente por candidaturas com credenciais de um núcleo que alcança grande parte dessas candidaturas, mas também inclui muitas outras.</w:t>
       </w:r>
     </w:p>
-    <w:bookmarkEnd w:id="107"/>
-    <w:bookmarkStart w:id="110" w:name="referência-aleatória-e-lift"/>
+    <w:bookmarkEnd w:id="116"/>
+    <w:bookmarkStart w:id="119" w:name="referência-aleatória-e-lift"/>
     <w:p>
       <w:pPr>
         <w:pStyle w:val="Ttulo2"/>
@@ -9446,7 +10220,7 @@
       <w:pPr>
         <w:pStyle w:val="Corpodetexto"/>
       </w:pPr>
-      <w:bookmarkStart w:id="108" w:name="eq-referencia-aleatoria"/>
+      <w:bookmarkStart w:id="117" w:name="eq-referencia-aleatoria"/>
       <m:oMathPara>
         <m:oMathParaPr>
           <m:jc m:val="center"/>
@@ -9565,7 +10339,7 @@
           </m:d>
         </m:oMath>
       </m:oMathPara>
-      <w:bookmarkEnd w:id="108"/>
+      <w:bookmarkEnd w:id="117"/>
     </w:p>
     <w:p>
       <w:pPr>
@@ -9603,7 +10377,7 @@
       <w:pPr>
         <w:pStyle w:val="Corpodetexto"/>
       </w:pPr>
-      <w:bookmarkStart w:id="109" w:name="eq-lift"/>
+      <w:bookmarkStart w:id="118" w:name="eq-lift"/>
       <m:oMathPara>
         <m:oMathParaPr>
           <m:jc m:val="center"/>
@@ -9758,7 +10532,7 @@
           </m:d>
         </m:oMath>
       </m:oMathPara>
-      <w:bookmarkEnd w:id="109"/>
+      <w:bookmarkEnd w:id="118"/>
     </w:p>
     <w:p>
       <w:pPr>
@@ -9955,8 +10729,8 @@
         <w:t xml:space="preserve">da relevância eleitoral do núcleo priorizado. Essa correspondência, contudo, não permite distinguir a seleção de candidaturas previamente viáveis dos possíveis efeitos do financiamento sobre suas chances de eleição.</w:t>
       </w:r>
     </w:p>
-    <w:bookmarkEnd w:id="110"/>
-    <w:bookmarkStart w:id="112" w:name="limiar-top-x"/>
+    <w:bookmarkEnd w:id="119"/>
+    <w:bookmarkStart w:id="121" w:name="limiar-top-x"/>
     <w:p>
       <w:pPr>
         <w:pStyle w:val="Ttulo2"/>
@@ -9969,7 +10743,7 @@
       <w:pPr>
         <w:pStyle w:val="FirstParagraph"/>
       </w:pPr>
-      <w:bookmarkStart w:id="111" w:name="eq-ap-ktopx"/>
+      <w:bookmarkStart w:id="120" w:name="eq-ap-ktopx"/>
       <m:oMathPara>
         <m:oMathParaPr>
           <m:jc m:val="center"/>
@@ -10320,11 +11094,11 @@
           </m:d>
         </m:oMath>
       </m:oMathPara>
-      <w:bookmarkEnd w:id="111"/>
-    </w:p>
-    <w:bookmarkEnd w:id="112"/>
-    <w:bookmarkEnd w:id="113"/>
-    <w:bookmarkStart w:id="199" w:name="bibliography"/>
+      <w:bookmarkEnd w:id="120"/>
+    </w:p>
+    <w:bookmarkEnd w:id="121"/>
+    <w:bookmarkEnd w:id="122"/>
+    <w:bookmarkStart w:id="209" w:name="bibliography"/>
     <w:p>
       <w:pPr>
         <w:pStyle w:val="Ttulo1"/>
@@ -10333,8 +11107,8 @@
         <w:t xml:space="preserve">Referências</w:t>
       </w:r>
     </w:p>
-    <w:bookmarkStart w:id="198" w:name="refs"/>
-    <w:bookmarkStart w:id="114" w:name="ref-aldrich2011"/>
+    <w:bookmarkStart w:id="208" w:name="refs"/>
+    <w:bookmarkStart w:id="123" w:name="ref-aldrich2011"/>
     <w:p>
       <w:pPr>
         <w:pStyle w:val="Bibliografia"/>
@@ -10356,8 +11130,8 @@
         <w:t xml:space="preserve">. Chicago: University of Chicago Press, 2011.</w:t>
       </w:r>
     </w:p>
-    <w:bookmarkEnd w:id="114"/>
-    <w:bookmarkStart w:id="116" w:name="ref-ames1995"/>
+    <w:bookmarkEnd w:id="123"/>
+    <w:bookmarkStart w:id="125" w:name="ref-ames1995"/>
     <w:p>
       <w:pPr>
         <w:pStyle w:val="Bibliografia"/>
@@ -10368,7 +11142,7 @@
       <w:r>
         <w:t xml:space="preserve"> </w:t>
       </w:r>
-      <w:hyperlink r:id="rId115">
+      <w:hyperlink r:id="rId124">
         <w:r>
           <w:rPr>
             <w:rStyle w:val="Hyperlink"/>
@@ -10393,8 +11167,8 @@
         <w:t xml:space="preserve">, v. 39, n. 2, p. 406–433, 1995.</w:t>
       </w:r>
     </w:p>
-    <w:bookmarkEnd w:id="116"/>
-    <w:bookmarkStart w:id="117" w:name="ref-ames2001"/>
+    <w:bookmarkEnd w:id="125"/>
+    <w:bookmarkStart w:id="126" w:name="ref-ames2001"/>
     <w:p>
       <w:pPr>
         <w:pStyle w:val="Bibliografia"/>
@@ -10429,8 +11203,8 @@
         <w:t xml:space="preserve">: University of Michigan Press, 2001.</w:t>
       </w:r>
     </w:p>
-    <w:bookmarkEnd w:id="117"/>
-    <w:bookmarkStart w:id="119" w:name="ref-andreetal2015"/>
+    <w:bookmarkEnd w:id="126"/>
+    <w:bookmarkStart w:id="128" w:name="ref-andreetal2015"/>
     <w:p>
       <w:pPr>
         <w:pStyle w:val="Bibliografia"/>
@@ -10451,7 +11225,7 @@
       <w:r>
         <w:t xml:space="preserve"> </w:t>
       </w:r>
-      <w:hyperlink r:id="rId118">
+      <w:hyperlink r:id="rId127">
         <w:r>
           <w:rPr>
             <w:rStyle w:val="Hyperlink"/>
@@ -10473,8 +11247,8 @@
         <w:t xml:space="preserve">, v. 23, n. 5, p. 589–600, 2017.</w:t>
       </w:r>
     </w:p>
-    <w:bookmarkEnd w:id="119"/>
-    <w:bookmarkStart w:id="120" w:name="ref-avelino_barone2012"/>
+    <w:bookmarkEnd w:id="128"/>
+    <w:bookmarkStart w:id="129" w:name="ref-avelino_barone2012"/>
     <w:p>
       <w:pPr>
         <w:pStyle w:val="Bibliografia"/>
@@ -10511,8 +11285,8 @@
         <w:t xml:space="preserve">, v. 55, n. 4, p. 987–1013, 2012.</w:t>
       </w:r>
     </w:p>
-    <w:bookmarkEnd w:id="120"/>
-    <w:bookmarkStart w:id="122" w:name="ref-avelinobidermansilva2011"/>
+    <w:bookmarkEnd w:id="129"/>
+    <w:bookmarkStart w:id="131" w:name="ref-avelinobidermansilva2011"/>
     <w:p>
       <w:pPr>
         <w:pStyle w:val="Bibliografia"/>
@@ -10523,7 +11297,7 @@
       <w:r>
         <w:t xml:space="preserve"> </w:t>
       </w:r>
-      <w:hyperlink r:id="rId121">
+      <w:hyperlink r:id="rId130">
         <w:r>
           <w:rPr>
             <w:rStyle w:val="Hyperlink"/>
@@ -10548,19 +11322,55 @@
         <w:t xml:space="preserve">, v. 54, n. 2, 2011.</w:t>
       </w:r>
     </w:p>
-    <w:bookmarkEnd w:id="122"/>
-    <w:bookmarkStart w:id="124" w:name="ref-braga_amaral_2013_implicacoes"/>
+    <w:bookmarkEnd w:id="131"/>
+    <w:bookmarkStart w:id="132" w:name="ref-bolognesietal2020"/>
     <w:p>
       <w:pPr>
         <w:pStyle w:val="Bibliografia"/>
       </w:pPr>
       <w:r>
+        <w:t xml:space="preserve">BOLOGNESI, Bruno</w:t>
+      </w:r>
+      <w:r>
+        <w:t xml:space="preserve"> </w:t>
+      </w:r>
+      <w:r>
+        <w:rPr>
+          <w:i/>
+          <w:iCs/>
+        </w:rPr>
+        <w:t xml:space="preserve">et al.</w:t>
+      </w:r>
+      <w:r>
+        <w:t xml:space="preserve"> Como os partidos distribuem o dinheiro. Estrutura organizacional e recursos eleitorais em 2014 no Brasil.</w:t>
+      </w:r>
+      <w:r>
+        <w:t xml:space="preserve"> </w:t>
+      </w:r>
+      <w:r>
+        <w:rPr>
+          <w:b/>
+          <w:bCs/>
+        </w:rPr>
+        <w:t xml:space="preserve">Colombia International</w:t>
+      </w:r>
+      <w:r>
+        <w:t xml:space="preserve">, v. 104, 2020.</w:t>
+      </w:r>
+    </w:p>
+    <w:bookmarkEnd w:id="132"/>
+    <w:bookmarkStart w:id="134" w:name="ref-braga_amaral_2013_implicacoes"/>
+    <w:p>
+      <w:pPr>
+        <w:pStyle w:val="Bibliografia"/>
+      </w:pPr>
+      <w:r>
         <w:t xml:space="preserve">BRAGA, Maria do Socorro Sousa; AMARAL, Oswaldo E. do.</w:t>
       </w:r>
       <w:r>
         <w:t xml:space="preserve"> </w:t>
       </w:r>
-      <w:hyperlink r:id="rId123">
+      <w:hyperlink r:id="rId133">
         <w:r>
           <w:rPr>
             <w:rStyle w:val="Hyperlink"/>
@@ -10585,8 +11395,8 @@
         <w:t xml:space="preserve">, v. 21, n. 46, p. 33–43, 2013.</w:t>
       </w:r>
     </w:p>
-    <w:bookmarkEnd w:id="124"/>
-    <w:bookmarkStart w:id="126" w:name="ref-careyshugart1995"/>
+    <w:bookmarkEnd w:id="134"/>
+    <w:bookmarkStart w:id="136" w:name="ref-careyshugart1995"/>
     <w:p>
       <w:pPr>
         <w:pStyle w:val="Bibliografia"/>
@@ -10597,7 +11407,7 @@
       <w:r>
         <w:t xml:space="preserve"> </w:t>
       </w:r>
-      <w:hyperlink r:id="rId125">
+      <w:hyperlink r:id="rId135">
         <w:r>
           <w:rPr>
             <w:rStyle w:val="Hyperlink"/>
@@ -10622,8 +11432,8 @@
         <w:t xml:space="preserve">, v. 14, n. 4, p. 417–439, 1995.</w:t>
       </w:r>
     </w:p>
-    <w:bookmarkEnd w:id="126"/>
-    <w:bookmarkStart w:id="128" w:name="ref-chang2005"/>
+    <w:bookmarkEnd w:id="136"/>
+    <w:bookmarkStart w:id="138" w:name="ref-chang2005"/>
     <w:p>
       <w:pPr>
         <w:pStyle w:val="Bibliografia"/>
@@ -10634,7 +11444,7 @@
       <w:r>
         <w:t xml:space="preserve"> </w:t>
       </w:r>
-      <w:hyperlink r:id="rId127">
+      <w:hyperlink r:id="rId137">
         <w:r>
           <w:rPr>
             <w:rStyle w:val="Hyperlink"/>
@@ -10659,8 +11469,8 @@
         <w:t xml:space="preserve">, v. 67, n. 3, p. 716–730, 2005.</w:t>
       </w:r>
     </w:p>
-    <w:bookmarkEnd w:id="128"/>
-    <w:bookmarkStart w:id="129" w:name="ref-cheibub_junqueira_moreira_2024"/>
+    <w:bookmarkEnd w:id="138"/>
+    <w:bookmarkStart w:id="139" w:name="ref-cheibub_junqueira_moreira_2024"/>
     <w:p>
       <w:pPr>
         <w:pStyle w:val="Bibliografia"/>
@@ -10710,8 +11520,8 @@
         <w:t xml:space="preserve">. 2024.</w:t>
       </w:r>
     </w:p>
-    <w:bookmarkEnd w:id="129"/>
-    <w:bookmarkStart w:id="131" w:name="ref-cheibubsin2020"/>
+    <w:bookmarkEnd w:id="139"/>
+    <w:bookmarkStart w:id="141" w:name="ref-cheibubsin2020"/>
     <w:p>
       <w:pPr>
         <w:pStyle w:val="Bibliografia"/>
@@ -10722,7 +11532,7 @@
       <w:r>
         <w:t xml:space="preserve"> </w:t>
       </w:r>
-      <w:hyperlink r:id="rId130">
+      <w:hyperlink r:id="rId140">
         <w:r>
           <w:rPr>
             <w:rStyle w:val="Hyperlink"/>
@@ -10771,8 +11581,8 @@
         <w:t xml:space="preserve">, v. 32, n. 1, p. 70–95, 2020.</w:t>
       </w:r>
     </w:p>
-    <w:bookmarkEnd w:id="131"/>
-    <w:bookmarkStart w:id="132" w:name="ref-cox1972"/>
+    <w:bookmarkEnd w:id="141"/>
+    <w:bookmarkStart w:id="142" w:name="ref-cox1972"/>
     <w:p>
       <w:pPr>
         <w:pStyle w:val="Bibliografia"/>
@@ -10794,8 +11604,8 @@
         <w:t xml:space="preserve">, v. 34, n. 2, p. 187–220, 1972.</w:t>
       </w:r>
     </w:p>
-    <w:bookmarkEnd w:id="132"/>
-    <w:bookmarkStart w:id="133" w:name="ref-cox1997"/>
+    <w:bookmarkEnd w:id="142"/>
+    <w:bookmarkStart w:id="143" w:name="ref-cox1997"/>
     <w:p>
       <w:pPr>
         <w:pStyle w:val="Bibliografia"/>
@@ -10817,8 +11627,8 @@
         <w:t xml:space="preserve">. Cambridge: Cambridge University Press, 1997.</w:t>
       </w:r>
     </w:p>
-    <w:bookmarkEnd w:id="133"/>
-    <w:bookmarkStart w:id="135" w:name="ref-cox_mccubbins_2005_setting"/>
+    <w:bookmarkEnd w:id="143"/>
+    <w:bookmarkStart w:id="145" w:name="ref-cox_mccubbins_2005_setting"/>
     <w:p>
       <w:pPr>
         <w:pStyle w:val="Bibliografia"/>
@@ -10829,7 +11639,7 @@
       <w:r>
         <w:t xml:space="preserve"> </w:t>
       </w:r>
-      <w:hyperlink r:id="rId134">
+      <w:hyperlink r:id="rId144">
         <w:r>
           <w:rPr>
             <w:rStyle w:val="Hyperlink"/>
@@ -10843,8 +11653,8 @@
         <w:t xml:space="preserve">. Cambridge: Cambridge University Press, 2005. p. 352</w:t>
       </w:r>
     </w:p>
-    <w:bookmarkEnd w:id="135"/>
-    <w:bookmarkStart w:id="137" w:name="ref-cox_thies_1998_cost"/>
+    <w:bookmarkEnd w:id="145"/>
+    <w:bookmarkStart w:id="147" w:name="ref-cox_thies_1998_cost"/>
     <w:p>
       <w:pPr>
         <w:pStyle w:val="Bibliografia"/>
@@ -10855,7 +11665,7 @@
       <w:r>
         <w:t xml:space="preserve"> </w:t>
       </w:r>
-      <w:hyperlink r:id="rId136">
+      <w:hyperlink r:id="rId146">
         <w:r>
           <w:rPr>
             <w:rStyle w:val="Hyperlink"/>
@@ -10880,8 +11690,8 @@
         <w:t xml:space="preserve">, v. 31, n. 3, p. 267–291, 1998.</w:t>
       </w:r>
     </w:p>
-    <w:bookmarkEnd w:id="137"/>
-    <w:bookmarkStart w:id="139" w:name="ref-crispetal2013"/>
+    <w:bookmarkEnd w:id="147"/>
+    <w:bookmarkStart w:id="149" w:name="ref-crispetal2013"/>
     <w:p>
       <w:pPr>
         <w:pStyle w:val="Bibliografia"/>
@@ -10902,7 +11712,7 @@
       <w:r>
         <w:t xml:space="preserve"> </w:t>
       </w:r>
-      <w:hyperlink r:id="rId138">
+      <w:hyperlink r:id="rId148">
         <w:r>
           <w:rPr>
             <w:rStyle w:val="Hyperlink"/>
@@ -10927,8 +11737,8 @@
         <w:t xml:space="preserve">, v. 32, n. 4, p. 658–669, 2013.</w:t>
       </w:r>
     </w:p>
-    <w:bookmarkEnd w:id="139"/>
-    <w:bookmarkStart w:id="141" w:name="ref-desposato_2006_impact"/>
+    <w:bookmarkEnd w:id="149"/>
+    <w:bookmarkStart w:id="151" w:name="ref-desposato_2006_impact"/>
     <w:p>
       <w:pPr>
         <w:pStyle w:val="Bibliografia"/>
@@ -10939,7 +11749,7 @@
       <w:r>
         <w:t xml:space="preserve"> </w:t>
       </w:r>
-      <w:hyperlink r:id="rId140">
+      <w:hyperlink r:id="rId150">
         <w:r>
           <w:rPr>
             <w:rStyle w:val="Hyperlink"/>
@@ -10964,8 +11774,8 @@
         <w:t xml:space="preserve">, v. 68, n. 4, p. 1018–1030, 2006.</w:t>
       </w:r>
     </w:p>
-    <w:bookmarkEnd w:id="141"/>
-    <w:bookmarkStart w:id="143" w:name="ref-ferree2014"/>
+    <w:bookmarkEnd w:id="151"/>
+    <w:bookmarkStart w:id="153" w:name="ref-ferree2014"/>
     <w:p>
       <w:pPr>
         <w:pStyle w:val="Bibliografia"/>
@@ -10976,7 +11786,7 @@
       <w:r>
         <w:t xml:space="preserve"> </w:t>
       </w:r>
-      <w:hyperlink r:id="rId142">
+      <w:hyperlink r:id="rId152">
         <w:r>
           <w:rPr>
             <w:rStyle w:val="Hyperlink"/>
@@ -11001,8 +11811,8 @@
         <w:t xml:space="preserve">, v. 17, p. 421–439, 2014.</w:t>
       </w:r>
     </w:p>
-    <w:bookmarkEnd w:id="143"/>
-    <w:bookmarkStart w:id="145" w:name="ref-figueiredo_limongi_2002_incentivos"/>
+    <w:bookmarkEnd w:id="153"/>
+    <w:bookmarkStart w:id="155" w:name="ref-figueiredo_limongi_2002_incentivos"/>
     <w:p>
       <w:pPr>
         <w:pStyle w:val="Bibliografia"/>
@@ -11013,7 +11823,7 @@
       <w:r>
         <w:t xml:space="preserve"> </w:t>
       </w:r>
-      <w:hyperlink r:id="rId144">
+      <w:hyperlink r:id="rId154">
         <w:r>
           <w:rPr>
             <w:rStyle w:val="Hyperlink"/>
@@ -11038,8 +11848,8 @@
         <w:t xml:space="preserve">, v. 45, n. 2, p. 303–344, 2002.</w:t>
       </w:r>
     </w:p>
-    <w:bookmarkEnd w:id="145"/>
-    <w:bookmarkStart w:id="146" w:name="ref-figueiredolimongi1999"/>
+    <w:bookmarkEnd w:id="155"/>
+    <w:bookmarkStart w:id="156" w:name="ref-figueiredolimongi1999"/>
     <w:p>
       <w:pPr>
         <w:pStyle w:val="Bibliografia"/>
@@ -11074,8 +11884,8 @@
         <w:t xml:space="preserve">: Editora FGV, 1999.</w:t>
       </w:r>
     </w:p>
-    <w:bookmarkEnd w:id="146"/>
-    <w:bookmarkStart w:id="148" w:name="ref-fivaetal2024"/>
+    <w:bookmarkEnd w:id="156"/>
+    <w:bookmarkStart w:id="158" w:name="ref-fivaetal2024"/>
     <w:p>
       <w:pPr>
         <w:pStyle w:val="Bibliografia"/>
@@ -11086,7 +11896,7 @@
       <w:r>
         <w:t xml:space="preserve"> </w:t>
       </w:r>
-      <w:hyperlink r:id="rId147">
+      <w:hyperlink r:id="rId157">
         <w:r>
           <w:rPr>
             <w:rStyle w:val="Hyperlink"/>
@@ -11111,8 +11921,8 @@
         <w:t xml:space="preserve">, v. 234, p. 105133, 2024.</w:t>
       </w:r>
     </w:p>
-    <w:bookmarkEnd w:id="148"/>
-    <w:bookmarkStart w:id="149" w:name="ref-guarnieri2011"/>
+    <w:bookmarkEnd w:id="158"/>
+    <w:bookmarkStart w:id="159" w:name="ref-guarnieri2011"/>
     <w:p>
       <w:pPr>
         <w:pStyle w:val="Bibliografia"/>
@@ -11134,8 +11944,8 @@
         <w:t xml:space="preserve">. Tese de Doutorado em Ciência Política—São Paulo: Universidade de São Paulo, 2011.</w:t>
       </w:r>
     </w:p>
-    <w:bookmarkEnd w:id="149"/>
-    <w:bookmarkStart w:id="151" w:name="Xcccddcf4a05ee10039b153d7c2eb1c7db0de70e"/>
+    <w:bookmarkEnd w:id="159"/>
+    <w:bookmarkStart w:id="161" w:name="Xcccddcf4a05ee10039b153d7c2eb1c7db0de70e"/>
     <w:p>
       <w:pPr>
         <w:pStyle w:val="Bibliografia"/>
@@ -11146,7 +11956,7 @@
       <w:r>
         <w:t xml:space="preserve"> </w:t>
       </w:r>
-      <w:hyperlink r:id="rId150">
+      <w:hyperlink r:id="rId160">
         <w:r>
           <w:rPr>
             <w:rStyle w:val="Hyperlink"/>
@@ -11171,8 +11981,8 @@
         <w:t xml:space="preserve">, v. 42, n. 3, p. 360–391, 2009.</w:t>
       </w:r>
     </w:p>
-    <w:bookmarkEnd w:id="151"/>
-    <w:bookmarkStart w:id="152" w:name="ref-hazan_rahat_2010"/>
+    <w:bookmarkEnd w:id="161"/>
+    <w:bookmarkStart w:id="162" w:name="ref-hazan_rahat_2010"/>
     <w:p>
       <w:pPr>
         <w:pStyle w:val="Bibliografia"/>
@@ -11194,8 +12004,8 @@
         <w:t xml:space="preserve">. Oxford: Oxford University Press, 2010.</w:t>
       </w:r>
     </w:p>
-    <w:bookmarkEnd w:id="152"/>
-    <w:bookmarkStart w:id="154" w:name="ref-hottmenezes2023"/>
+    <w:bookmarkEnd w:id="162"/>
+    <w:bookmarkStart w:id="164" w:name="ref-hottmenezes2023"/>
     <w:p>
       <w:pPr>
         <w:pStyle w:val="Bibliografia"/>
@@ -11206,7 +12016,7 @@
       <w:r>
         <w:t xml:space="preserve"> </w:t>
       </w:r>
-      <w:hyperlink r:id="rId153">
+      <w:hyperlink r:id="rId163">
         <w:r>
           <w:rPr>
             <w:rStyle w:val="Hyperlink"/>
@@ -11231,8 +12041,8 @@
         <w:t xml:space="preserve">, 2023.</w:t>
       </w:r>
     </w:p>
-    <w:bookmarkEnd w:id="154"/>
-    <w:bookmarkStart w:id="156" w:name="ref-janusz_barreiro_cintron_2021"/>
+    <w:bookmarkEnd w:id="164"/>
+    <w:bookmarkStart w:id="166" w:name="ref-janusz_barreiro_cintron_2021"/>
     <w:p>
       <w:pPr>
         <w:pStyle w:val="Bibliografia"/>
@@ -11243,7 +12053,7 @@
       <w:r>
         <w:t xml:space="preserve"> </w:t>
       </w:r>
-      <w:hyperlink r:id="rId155">
+      <w:hyperlink r:id="rId165">
         <w:r>
           <w:rPr>
             <w:rStyle w:val="Hyperlink"/>
@@ -11268,8 +12078,8 @@
         <w:t xml:space="preserve">, 2021.</w:t>
       </w:r>
     </w:p>
-    <w:bookmarkEnd w:id="156"/>
-    <w:bookmarkStart w:id="157" w:name="ref-katz1986"/>
+    <w:bookmarkEnd w:id="166"/>
+    <w:bookmarkStart w:id="167" w:name="ref-katz1986"/>
     <w:p>
       <w:pPr>
         <w:pStyle w:val="Bibliografia"/>
@@ -11304,8 +12114,8 @@
         <w:t xml:space="preserve">. New York: Agathon Press, 1986. p. 85–103.</w:t>
       </w:r>
     </w:p>
-    <w:bookmarkEnd w:id="157"/>
-    <w:bookmarkStart w:id="158" w:name="ref-kselman2011"/>
+    <w:bookmarkEnd w:id="167"/>
+    <w:bookmarkStart w:id="168" w:name="ref-kselman2011"/>
     <w:p>
       <w:pPr>
         <w:pStyle w:val="Bibliografia"/>
@@ -11340,8 +12150,8 @@
         <w:t xml:space="preserve">. Berlin: Springer Science &amp; Business Media, 2011. p. 327–371.</w:t>
       </w:r>
     </w:p>
-    <w:bookmarkEnd w:id="158"/>
-    <w:bookmarkStart w:id="159" w:name="ref-laaksotaagepera1979"/>
+    <w:bookmarkEnd w:id="168"/>
+    <w:bookmarkStart w:id="169" w:name="ref-laaksotaagepera1979"/>
     <w:p>
       <w:pPr>
         <w:pStyle w:val="Bibliografia"/>
@@ -11375,8 +12185,8 @@
         <w:t xml:space="preserve">, v. 12, 1979.</w:t>
       </w:r>
     </w:p>
-    <w:bookmarkEnd w:id="159"/>
-    <w:bookmarkStart w:id="160" w:name="ref-lemosmarcelinopederiva2010"/>
+    <w:bookmarkEnd w:id="169"/>
+    <w:bookmarkStart w:id="170" w:name="ref-lemosmarcelinopederiva2010"/>
     <w:p>
       <w:pPr>
         <w:pStyle w:val="Bibliografia"/>
@@ -11398,8 +12208,8 @@
         <w:t xml:space="preserve">, v. 16, n. 2, p. 366–393, 2010.</w:t>
       </w:r>
     </w:p>
-    <w:bookmarkEnd w:id="160"/>
-    <w:bookmarkStart w:id="161" w:name="ref-mainwaring1999"/>
+    <w:bookmarkEnd w:id="170"/>
+    <w:bookmarkStart w:id="171" w:name="ref-mainwaring1999"/>
     <w:p>
       <w:pPr>
         <w:pStyle w:val="Bibliografia"/>
@@ -11434,8 +12244,8 @@
         <w:t xml:space="preserve">: Stanford University Press, 1999.</w:t>
       </w:r>
     </w:p>
-    <w:bookmarkEnd w:id="161"/>
-    <w:bookmarkStart w:id="162" w:name="ref-mancuso2012"/>
+    <w:bookmarkEnd w:id="171"/>
+    <w:bookmarkStart w:id="172" w:name="ref-mancuso2012"/>
     <w:p>
       <w:pPr>
         <w:pStyle w:val="Bibliografia"/>
@@ -11486,8 +12296,8 @@
         <w:t xml:space="preserve">. Curitiba: CRV, 2012.</w:t>
       </w:r>
     </w:p>
-    <w:bookmarkEnd w:id="162"/>
-    <w:bookmarkStart w:id="164" w:name="ref-mancuso_2015_investimento"/>
+    <w:bookmarkEnd w:id="172"/>
+    <w:bookmarkStart w:id="174" w:name="ref-mancuso_2015_investimento"/>
     <w:p>
       <w:pPr>
         <w:pStyle w:val="Bibliografia"/>
@@ -11498,7 +12308,7 @@
       <w:r>
         <w:t xml:space="preserve"> </w:t>
       </w:r>
-      <w:hyperlink r:id="rId163">
+      <w:hyperlink r:id="rId173">
         <w:r>
           <w:rPr>
             <w:rStyle w:val="Hyperlink"/>
@@ -11523,8 +12333,8 @@
         <w:t xml:space="preserve">, v. 23, n. 54, p. 155–183, 2015.</w:t>
       </w:r>
     </w:p>
-    <w:bookmarkEnd w:id="164"/>
-    <w:bookmarkStart w:id="165" w:name="ref-marcelino2010"/>
+    <w:bookmarkEnd w:id="174"/>
+    <w:bookmarkStart w:id="175" w:name="ref-marcelino2010"/>
     <w:p>
       <w:pPr>
         <w:pStyle w:val="Bibliografia"/>
@@ -11546,8 +12356,8 @@
         <w:t xml:space="preserve">. mathesis—Brasília: Universidade de Brasília, 2010.</w:t>
       </w:r>
     </w:p>
-    <w:bookmarkEnd w:id="165"/>
-    <w:bookmarkStart w:id="166" w:name="ref-marsh1985"/>
+    <w:bookmarkEnd w:id="175"/>
+    <w:bookmarkStart w:id="176" w:name="ref-marsh1985"/>
     <w:p>
       <w:pPr>
         <w:pStyle w:val="Bibliografia"/>
@@ -11569,8 +12379,8 @@
         <w:t xml:space="preserve">, v. 13, n. 4, p. 365–378, 1985.</w:t>
       </w:r>
     </w:p>
-    <w:bookmarkEnd w:id="166"/>
-    <w:bookmarkStart w:id="168" w:name="ref-mershon2020"/>
+    <w:bookmarkEnd w:id="176"/>
+    <w:bookmarkStart w:id="178" w:name="ref-mershon2020"/>
     <w:p>
       <w:pPr>
         <w:pStyle w:val="Bibliografia"/>
@@ -11581,7 +12391,7 @@
       <w:r>
         <w:t xml:space="preserve"> </w:t>
       </w:r>
-      <w:hyperlink r:id="rId167">
+      <w:hyperlink r:id="rId177">
         <w:r>
           <w:rPr>
             <w:rStyle w:val="Hyperlink"/>
@@ -11606,8 +12416,8 @@
         <w:t xml:space="preserve">, v. 32, n. 1, p. 168–182, 2020.</w:t>
       </w:r>
     </w:p>
-    <w:bookmarkEnd w:id="168"/>
-    <w:bookmarkStart w:id="169" w:name="ref-papke1996"/>
+    <w:bookmarkEnd w:id="178"/>
+    <w:bookmarkStart w:id="179" w:name="ref-papke1996"/>
     <w:p>
       <w:pPr>
         <w:pStyle w:val="Bibliografia"/>
@@ -11629,8 +12439,8 @@
         <w:t xml:space="preserve">, v. 11, n. 6, p. 619–632, 1996.</w:t>
       </w:r>
     </w:p>
-    <w:bookmarkEnd w:id="169"/>
-    <w:bookmarkStart w:id="170" w:name="ref-peixoto2010"/>
+    <w:bookmarkEnd w:id="179"/>
+    <w:bookmarkStart w:id="180" w:name="ref-peixoto2010"/>
     <w:p>
       <w:pPr>
         <w:pStyle w:val="Bibliografia"/>
@@ -11652,8 +12462,8 @@
         <w:t xml:space="preserve">. Tese de Doutorado em Ciência Política—Rio de Janeiro: Instituto Universitário de Pesquisas do Estado do Rio de Janeiro, 2010.</w:t>
       </w:r>
     </w:p>
-    <w:bookmarkEnd w:id="170"/>
-    <w:bookmarkStart w:id="171" w:name="ref-rae1971"/>
+    <w:bookmarkEnd w:id="180"/>
+    <w:bookmarkStart w:id="181" w:name="ref-rae1971"/>
     <w:p>
       <w:pPr>
         <w:pStyle w:val="Bibliografia"/>
@@ -11675,8 +12485,8 @@
         <w:t xml:space="preserve">. Rev. ed. New Haven, CT: Yale University Press, 1971.</w:t>
       </w:r>
     </w:p>
-    <w:bookmarkEnd w:id="171"/>
-    <w:bookmarkStart w:id="173" w:name="ref-ribeiro2013_organizacao"/>
+    <w:bookmarkEnd w:id="181"/>
+    <w:bookmarkStart w:id="183" w:name="ref-ribeiro2013_organizacao"/>
     <w:p>
       <w:pPr>
         <w:pStyle w:val="Bibliografia"/>
@@ -11687,7 +12497,7 @@
       <w:r>
         <w:t xml:space="preserve"> </w:t>
       </w:r>
-      <w:hyperlink r:id="rId172">
+      <w:hyperlink r:id="rId182">
         <w:r>
           <w:rPr>
             <w:rStyle w:val="Hyperlink"/>
@@ -11770,8 +12580,8 @@
         <w:t xml:space="preserve">, n. 10, p. 225–265, 2013.</w:t>
       </w:r>
     </w:p>
-    <w:bookmarkEnd w:id="173"/>
-    <w:bookmarkStart w:id="175" w:name="ref-ribeiroetal2022"/>
+    <w:bookmarkEnd w:id="183"/>
+    <w:bookmarkStart w:id="185" w:name="ref-ribeiroetal2022"/>
     <w:p>
       <w:pPr>
         <w:pStyle w:val="Bibliografia"/>
@@ -11782,7 +12592,7 @@
       <w:r>
         <w:t xml:space="preserve"> </w:t>
       </w:r>
-      <w:hyperlink r:id="rId174">
+      <w:hyperlink r:id="rId184">
         <w:r>
           <w:rPr>
             <w:rStyle w:val="Hyperlink"/>
@@ -11837,8 +12647,8 @@
         <w:t xml:space="preserve">, v. 65, n. 4, 2022.</w:t>
       </w:r>
     </w:p>
-    <w:bookmarkEnd w:id="175"/>
-    <w:bookmarkStart w:id="176" w:name="ref-sacchetspeck2011"/>
+    <w:bookmarkEnd w:id="185"/>
+    <w:bookmarkStart w:id="186" w:name="ref-sacchetspeck2011"/>
     <w:p>
       <w:pPr>
         <w:pStyle w:val="Bibliografia"/>
@@ -11886,8 +12696,8 @@
         <w:t xml:space="preserve">.</w:t>
       </w:r>
     </w:p>
-    <w:bookmarkEnd w:id="176"/>
-    <w:bookmarkStart w:id="178" w:name="ref-samuels_2001_every_penny"/>
+    <w:bookmarkEnd w:id="186"/>
+    <w:bookmarkStart w:id="188" w:name="ref-samuels_2001_every_penny"/>
     <w:p>
       <w:pPr>
         <w:pStyle w:val="Bibliografia"/>
@@ -11898,7 +12708,7 @@
       <w:r>
         <w:t xml:space="preserve"> </w:t>
       </w:r>
-      <w:hyperlink r:id="rId177">
+      <w:hyperlink r:id="rId187">
         <w:r>
           <w:rPr>
             <w:rStyle w:val="Hyperlink"/>
@@ -11923,8 +12733,8 @@
         <w:t xml:space="preserve">, v. 7, n. 1, p. 89–102, a2001.</w:t>
       </w:r>
     </w:p>
-    <w:bookmarkEnd w:id="178"/>
-    <w:bookmarkStart w:id="179" w:name="ref-samuels2001a"/>
+    <w:bookmarkEnd w:id="188"/>
+    <w:bookmarkStart w:id="189" w:name="ref-samuels2001a"/>
     <w:p>
       <w:pPr>
         <w:pStyle w:val="Bibliografia"/>
@@ -11946,8 +12756,8 @@
         <w:t xml:space="preserve">, v. 43, n. 2, p. 27–48, b2001.</w:t>
       </w:r>
     </w:p>
-    <w:bookmarkEnd w:id="179"/>
-    <w:bookmarkStart w:id="181" w:name="ref-samuels1999"/>
+    <w:bookmarkEnd w:id="189"/>
+    <w:bookmarkStart w:id="191" w:name="ref-samuels1999"/>
     <w:p>
       <w:pPr>
         <w:pStyle w:val="Bibliografia"/>
@@ -11958,7 +12768,7 @@
       <w:r>
         <w:t xml:space="preserve"> </w:t>
       </w:r>
-      <w:hyperlink r:id="rId180">
+      <w:hyperlink r:id="rId190">
         <w:r>
           <w:rPr>
             <w:rStyle w:val="Hyperlink"/>
@@ -11983,8 +12793,8 @@
         <w:t xml:space="preserve">, v. 32, n. 4, p. 487–518, 1999.</w:t>
       </w:r>
     </w:p>
-    <w:bookmarkEnd w:id="181"/>
-    <w:bookmarkStart w:id="183" w:name="ref-scarrowwebb2017"/>
+    <w:bookmarkEnd w:id="191"/>
+    <w:bookmarkStart w:id="193" w:name="ref-scarrowwebb2017"/>
     <w:p>
       <w:pPr>
         <w:pStyle w:val="Bibliografia"/>
@@ -11995,7 +12805,7 @@
       <w:r>
         <w:t xml:space="preserve"> </w:t>
       </w:r>
-      <w:hyperlink r:id="rId182">
+      <w:hyperlink r:id="rId192">
         <w:r>
           <w:rPr>
             <w:rStyle w:val="Hyperlink"/>
@@ -12033,8 +12843,8 @@
         <w:t xml:space="preserve">. Oxford: Oxford University Press, 2017. p. 1–28.</w:t>
       </w:r>
     </w:p>
-    <w:bookmarkEnd w:id="183"/>
-    <w:bookmarkStart w:id="185" w:name="X2e2e025430be4033cf536ec71d2c1da710b73ab"/>
+    <w:bookmarkEnd w:id="193"/>
+    <w:bookmarkStart w:id="195" w:name="X2e2e025430be4033cf536ec71d2c1da710b73ab"/>
     <w:p>
       <w:pPr>
         <w:pStyle w:val="Bibliografia"/>
@@ -12045,7 +12855,7 @@
       <w:r>
         <w:t xml:space="preserve"> </w:t>
       </w:r>
-      <w:hyperlink r:id="rId184">
+      <w:hyperlink r:id="rId194">
         <w:r>
           <w:rPr>
             <w:rStyle w:val="Hyperlink"/>
@@ -12070,8 +12880,8 @@
         <w:t xml:space="preserve">, v. 42, n. 2, p. 277–301, 1999.</w:t>
       </w:r>
     </w:p>
-    <w:bookmarkEnd w:id="185"/>
-    <w:bookmarkStart w:id="187" w:name="ref-silotto2019"/>
+    <w:bookmarkEnd w:id="195"/>
+    <w:bookmarkStart w:id="197" w:name="ref-silotto2019"/>
     <w:p>
       <w:pPr>
         <w:pStyle w:val="Bibliografia"/>
@@ -12082,7 +12892,7 @@
       <w:r>
         <w:t xml:space="preserve"> </w:t>
       </w:r>
-      <w:hyperlink r:id="rId186">
+      <w:hyperlink r:id="rId196">
         <w:r>
           <w:rPr>
             <w:rStyle w:val="Hyperlink"/>
@@ -12119,8 +12929,8 @@
         <w:t xml:space="preserve">, v. 27, n. 69, p. e003, 2019.</w:t>
       </w:r>
     </w:p>
-    <w:bookmarkEnd w:id="187"/>
-    <w:bookmarkStart w:id="189" w:name="ref-silvacervi2017"/>
+    <w:bookmarkEnd w:id="197"/>
+    <w:bookmarkStart w:id="199" w:name="ref-silvacervi2017"/>
     <w:p>
       <w:pPr>
         <w:pStyle w:val="Bibliografia"/>
@@ -12131,7 +12941,7 @@
       <w:r>
         <w:t xml:space="preserve"> </w:t>
       </w:r>
-      <w:hyperlink r:id="rId188">
+      <w:hyperlink r:id="rId198">
         <w:r>
           <w:rPr>
             <w:rStyle w:val="Hyperlink"/>
@@ -12156,8 +12966,8 @@
         <w:t xml:space="preserve">, n. 23, p. 75–110, 2017.</w:t>
       </w:r>
     </w:p>
-    <w:bookmarkEnd w:id="189"/>
-    <w:bookmarkStart w:id="190" w:name="ref-silvacodato2024"/>
+    <w:bookmarkEnd w:id="199"/>
+    <w:bookmarkStart w:id="200" w:name="ref-silvacodato2024"/>
     <w:p>
       <w:pPr>
         <w:pStyle w:val="Bibliografia"/>
@@ -12179,8 +12989,8 @@
         <w:t xml:space="preserve">, v. 39, 2024.</w:t>
       </w:r>
     </w:p>
-    <w:bookmarkEnd w:id="190"/>
-    <w:bookmarkStart w:id="191" w:name="ref-speck2011"/>
+    <w:bookmarkEnd w:id="200"/>
+    <w:bookmarkStart w:id="201" w:name="ref-speck2011"/>
     <w:p>
       <w:pPr>
         <w:pStyle w:val="Bibliografia"/>
@@ -12228,8 +13038,8 @@
         <w:t xml:space="preserve">.</w:t>
       </w:r>
     </w:p>
-    <w:bookmarkEnd w:id="191"/>
-    <w:bookmarkStart w:id="193" w:name="ref-tavits2012"/>
+    <w:bookmarkEnd w:id="201"/>
+    <w:bookmarkStart w:id="203" w:name="ref-tavits2012"/>
     <w:p>
       <w:pPr>
         <w:pStyle w:val="Bibliografia"/>
@@ -12240,7 +13050,7 @@
       <w:r>
         <w:t xml:space="preserve"> </w:t>
       </w:r>
-      <w:hyperlink r:id="rId192">
+      <w:hyperlink r:id="rId202">
         <w:r>
           <w:rPr>
             <w:rStyle w:val="Hyperlink"/>
@@ -12254,8 +13064,8 @@
         <w:t xml:space="preserve">. Cambridge: Cambridge University Press, 2013.</w:t>
       </w:r>
     </w:p>
-    <w:bookmarkEnd w:id="193"/>
-    <w:bookmarkStart w:id="195" w:name="ref-thomsen2023"/>
+    <w:bookmarkEnd w:id="203"/>
+    <w:bookmarkStart w:id="205" w:name="ref-thomsen2023"/>
     <w:p>
       <w:pPr>
         <w:pStyle w:val="Bibliografia"/>
@@ -12266,7 +13076,7 @@
       <w:r>
         <w:t xml:space="preserve"> </w:t>
       </w:r>
-      <w:hyperlink r:id="rId194">
+      <w:hyperlink r:id="rId204">
         <w:r>
           <w:rPr>
             <w:rStyle w:val="Hyperlink"/>
@@ -12291,8 +13101,8 @@
         <w:t xml:space="preserve">, v. 117, n. 2, p. 675–691, 2023.</w:t>
       </w:r>
     </w:p>
-    <w:bookmarkEnd w:id="195"/>
-    <w:bookmarkStart w:id="197" w:name="ref-webbkeith2017"/>
+    <w:bookmarkEnd w:id="205"/>
+    <w:bookmarkStart w:id="207" w:name="ref-webbkeith2017"/>
     <w:p>
       <w:pPr>
         <w:pStyle w:val="Bibliografia"/>
@@ -12303,7 +13113,7 @@
       <w:r>
         <w:t xml:space="preserve"> </w:t>
       </w:r>
-      <w:hyperlink r:id="rId196">
+      <w:hyperlink r:id="rId206">
         <w:r>
           <w:rPr>
             <w:rStyle w:val="Hyperlink"/>
@@ -12341,9 +13151,9 @@
         <w:t xml:space="preserve">. Oxford: Oxford University Press, 2017. p. 29–62.</w:t>
       </w:r>
     </w:p>
-    <w:bookmarkEnd w:id="197"/>
-    <w:bookmarkEnd w:id="198"/>
-    <w:bookmarkEnd w:id="199"/>
+    <w:bookmarkEnd w:id="207"/>
+    <w:bookmarkEnd w:id="208"/>
+    <w:bookmarkEnd w:id="209"/>
     <w:sectPr>
       <w:pgSz w:h="15840" w:w="12240"/>
       <w:pgMar w:bottom="1417" w:footer="720" w:gutter="0" w:header="720" w:left="1701" w:right="1701" w:top="1417"/>
